--- a/3_Projects_Presentations/Final Project.docx
+++ b/3_Projects_Presentations/Final Project.docx
@@ -218,7 +218,7 @@
           <w:noProof/>
         </w:rPr>
         <w:drawing>
-          <wp:anchor distT="0" distB="0" distL="114300" distR="114300" simplePos="0" relativeHeight="251659264" behindDoc="0" locked="0" layoutInCell="1" allowOverlap="0" wp14:anchorId="43F5BD04" wp14:editId="45610E35">
+          <wp:anchor distT="0" distB="0" distL="114300" distR="114300" simplePos="0" relativeHeight="251659264" behindDoc="0" locked="0" layoutInCell="1" allowOverlap="0" wp14:anchorId="43F5BD04" wp14:editId="3A4F0327">
             <wp:simplePos x="0" y="0"/>
             <wp:positionH relativeFrom="page">
               <wp:posOffset>0</wp:posOffset>
@@ -3060,6 +3060,84 @@
           <w:sz w:val="23"/>
         </w:rPr>
       </w:pPr>
+      <w:r>
+        <w:rPr>
+          <w:rFonts w:ascii="Times New Roman" w:eastAsia="Times New Roman" w:hAnsi="Times New Roman" w:cs="Times New Roman"/>
+          <w:sz w:val="23"/>
+        </w:rPr>
+        <w:t xml:space="preserve"># </w:t>
+      </w:r>
+      <w:proofErr w:type="gramStart"/>
+      <w:r>
+        <w:rPr>
+          <w:rFonts w:ascii="Times New Roman" w:eastAsia="Times New Roman" w:hAnsi="Times New Roman" w:cs="Times New Roman"/>
+          <w:sz w:val="23"/>
+        </w:rPr>
+        <w:t>display</w:t>
+      </w:r>
+      <w:proofErr w:type="gramEnd"/>
+      <w:r>
+        <w:rPr>
+          <w:rFonts w:ascii="Times New Roman" w:eastAsia="Times New Roman" w:hAnsi="Times New Roman" w:cs="Times New Roman"/>
+          <w:sz w:val="23"/>
+        </w:rPr>
+        <w:t xml:space="preserve"> all column names </w:t>
+      </w:r>
+    </w:p>
+    <w:p>
+      <w:pPr>
+        <w:spacing w:after="7" w:line="270" w:lineRule="auto"/>
+        <w:ind w:left="-5" w:right="515" w:hanging="10"/>
+        <w:rPr>
+          <w:rFonts w:ascii="Times New Roman" w:eastAsia="Times New Roman" w:hAnsi="Times New Roman" w:cs="Times New Roman"/>
+          <w:sz w:val="23"/>
+        </w:rPr>
+      </w:pPr>
+      <w:r>
+        <w:rPr>
+          <w:rFonts w:ascii="Times New Roman" w:eastAsia="Times New Roman" w:hAnsi="Times New Roman" w:cs="Times New Roman"/>
+          <w:sz w:val="23"/>
+        </w:rPr>
+        <w:t>print(</w:t>
+      </w:r>
+      <w:proofErr w:type="spellStart"/>
+      <w:proofErr w:type="gramStart"/>
+      <w:r>
+        <w:rPr>
+          <w:rFonts w:ascii="Times New Roman" w:eastAsia="Times New Roman" w:hAnsi="Times New Roman" w:cs="Times New Roman"/>
+          <w:sz w:val="23"/>
+        </w:rPr>
+        <w:t>dataframe.columns</w:t>
+      </w:r>
+      <w:proofErr w:type="spellEnd"/>
+      <w:proofErr w:type="gramEnd"/>
+      <w:r>
+        <w:rPr>
+          <w:rFonts w:ascii="Times New Roman" w:eastAsia="Times New Roman" w:hAnsi="Times New Roman" w:cs="Times New Roman"/>
+          <w:sz w:val="23"/>
+        </w:rPr>
+        <w:t>)</w:t>
+      </w:r>
+    </w:p>
+    <w:p>
+      <w:pPr>
+        <w:spacing w:after="7" w:line="270" w:lineRule="auto"/>
+        <w:ind w:left="-5" w:right="515" w:hanging="10"/>
+        <w:rPr>
+          <w:rFonts w:ascii="Times New Roman" w:eastAsia="Times New Roman" w:hAnsi="Times New Roman" w:cs="Times New Roman"/>
+          <w:sz w:val="23"/>
+        </w:rPr>
+      </w:pPr>
+    </w:p>
+    <w:p>
+      <w:pPr>
+        <w:spacing w:after="7" w:line="270" w:lineRule="auto"/>
+        <w:ind w:left="-5" w:right="515" w:hanging="10"/>
+        <w:rPr>
+          <w:rFonts w:ascii="Times New Roman" w:eastAsia="Times New Roman" w:hAnsi="Times New Roman" w:cs="Times New Roman"/>
+          <w:sz w:val="23"/>
+        </w:rPr>
+      </w:pPr>
       <w:proofErr w:type="spellStart"/>
       <w:r>
         <w:rPr>
@@ -3455,6 +3533,7 @@
     <w:p/>
     <w:p>
       <w:r>
+        <w:lastRenderedPageBreak/>
         <w:t>This helps identify:</w:t>
       </w:r>
     </w:p>
@@ -3477,7 +3556,6 @@
         </w:numPr>
       </w:pPr>
       <w:r>
-        <w:lastRenderedPageBreak/>
         <w:t>Data types</w:t>
       </w:r>
     </w:p>
@@ -4160,6 +4238,22 @@
           <w:b/>
           <w:bCs/>
         </w:rPr>
+        <w:br w:type="page"/>
+      </w:r>
+    </w:p>
+    <w:p>
+      <w:pPr>
+        <w:rPr>
+          <w:b/>
+          <w:bCs/>
+        </w:rPr>
+      </w:pPr>
+      <w:r>
+        <w:rPr>
+          <w:b/>
+          <w:bCs/>
+        </w:rPr>
+        <w:lastRenderedPageBreak/>
         <w:t>CHAPTER 7: HANDLING MISSING DATA AND OUTLIERS</w:t>
       </w:r>
     </w:p>
@@ -4488,7 +4582,6 @@
           <w:bCs/>
           <w:noProof/>
         </w:rPr>
-        <w:lastRenderedPageBreak/>
         <w:drawing>
           <wp:inline distT="0" distB="0" distL="0" distR="0" wp14:anchorId="05AE2781" wp14:editId="719D2CFB">
             <wp:extent cx="5731510" cy="2704465"/>
@@ -4581,6 +4674,7 @@
     </w:p>
     <w:p>
       <w:r>
+        <w:lastRenderedPageBreak/>
         <w:t>--OP—</w:t>
       </w:r>
     </w:p>
@@ -7212,6 +7306,16 @@
       <w:proofErr w:type="gramEnd"/>
       <w:r>
         <w:t>"R2 Score:", r2)</w:t>
+      </w:r>
+    </w:p>
+    <w:p>
+      <w:r>
+        <w:t>--OP of MAE, MSE, R2</w:t>
+      </w:r>
+    </w:p>
+    <w:p>
+      <w:r>
+        <w:t>-- Evaluation Result</w:t>
       </w:r>
     </w:p>
     <w:p/>
@@ -9664,7 +9768,6 @@
   <w:style w:type="character" w:default="1" w:styleId="DefaultParagraphFont">
     <w:name w:val="Default Paragraph Font"/>
     <w:uiPriority w:val="1"/>
-    <w:semiHidden/>
     <w:unhideWhenUsed/>
   </w:style>
   <w:style w:type="table" w:default="1" w:styleId="TableNormal">

--- a/3_Projects_Presentations/Final Project.docx
+++ b/3_Projects_Presentations/Final Project.docx
@@ -9,225 +9,22 @@
           <w:bCs/>
         </w:rPr>
       </w:pPr>
-    </w:p>
-    <w:p>
-      <w:pPr>
-        <w:rPr>
-          <w:b/>
-          <w:bCs/>
-        </w:rPr>
-      </w:pPr>
-    </w:p>
-    <w:p>
-      <w:pPr>
-        <w:rPr>
-          <w:b/>
-          <w:bCs/>
-        </w:rPr>
-      </w:pPr>
-    </w:p>
-    <w:p>
-      <w:pPr>
-        <w:spacing w:after="183"/>
-        <w:ind w:left="2803"/>
-      </w:pPr>
-      <w:r>
-        <w:rPr>
-          <w:rFonts w:ascii="Times New Roman" w:eastAsia="Times New Roman" w:hAnsi="Times New Roman" w:cs="Times New Roman"/>
-          <w:sz w:val="35"/>
-        </w:rPr>
-        <w:t>PROJECT REPORT</w:t>
-      </w:r>
-      <w:r>
-        <w:rPr>
-          <w:rFonts w:ascii="Times New Roman" w:eastAsia="Times New Roman" w:hAnsi="Times New Roman" w:cs="Times New Roman"/>
-          <w:sz w:val="35"/>
-          <w:vertAlign w:val="subscript"/>
-        </w:rPr>
-        <w:t xml:space="preserve"> </w:t>
-      </w:r>
-    </w:p>
-    <w:p>
-      <w:pPr>
-        <w:spacing w:after="109"/>
-        <w:ind w:right="1022"/>
-        <w:jc w:val="center"/>
-      </w:pPr>
-      <w:r>
-        <w:rPr>
-          <w:rFonts w:ascii="Times New Roman" w:eastAsia="Times New Roman" w:hAnsi="Times New Roman" w:cs="Times New Roman"/>
-          <w:sz w:val="35"/>
-        </w:rPr>
-        <w:t xml:space="preserve">ON </w:t>
-      </w:r>
-      <w:r>
-        <w:rPr>
-          <w:rFonts w:ascii="Times New Roman" w:eastAsia="Times New Roman" w:hAnsi="Times New Roman" w:cs="Times New Roman"/>
-          <w:sz w:val="35"/>
-          <w:vertAlign w:val="subscript"/>
-        </w:rPr>
-        <w:t xml:space="preserve"> </w:t>
-      </w:r>
-    </w:p>
-    <w:p>
-      <w:r>
-        <w:rPr>
-          <w:b/>
-          <w:bCs/>
-        </w:rPr>
-        <w:t xml:space="preserve">Understanding Customer Preferences and Restaurant Trends using Data Analytics </w:t>
-      </w:r>
-      <w:r>
-        <w:rPr>
-          <w:b/>
-          <w:bCs/>
-        </w:rPr>
-        <w:t>using</w:t>
-      </w:r>
-      <w:r>
-        <w:rPr>
-          <w:b/>
-          <w:bCs/>
-        </w:rPr>
-        <w:t xml:space="preserve"> Python</w:t>
-      </w:r>
-    </w:p>
-    <w:p>
-      <w:pPr>
-        <w:spacing w:after="80"/>
-        <w:ind w:left="10" w:right="1027" w:hanging="10"/>
-        <w:jc w:val="center"/>
-      </w:pPr>
-      <w:r>
-        <w:rPr>
-          <w:rFonts w:ascii="Times New Roman" w:eastAsia="Times New Roman" w:hAnsi="Times New Roman" w:cs="Times New Roman"/>
-          <w:sz w:val="27"/>
-        </w:rPr>
-        <w:t>AS</w:t>
-      </w:r>
-      <w:r>
-        <w:rPr>
-          <w:rFonts w:ascii="Times New Roman" w:eastAsia="Times New Roman" w:hAnsi="Times New Roman" w:cs="Times New Roman"/>
-          <w:sz w:val="19"/>
-        </w:rPr>
-        <w:t xml:space="preserve"> </w:t>
-      </w:r>
-    </w:p>
-    <w:p>
-      <w:pPr>
-        <w:spacing w:after="152"/>
-        <w:ind w:left="1781" w:hanging="10"/>
-      </w:pPr>
-      <w:r>
-        <w:rPr>
-          <w:rFonts w:ascii="Times New Roman" w:eastAsia="Times New Roman" w:hAnsi="Times New Roman" w:cs="Times New Roman"/>
-          <w:sz w:val="27"/>
-        </w:rPr>
-        <w:t>A PARTIAL REQUIREMENT FOR THE DEGREE</w:t>
-      </w:r>
-      <w:r>
-        <w:rPr>
-          <w:rFonts w:ascii="Times New Roman" w:eastAsia="Times New Roman" w:hAnsi="Times New Roman" w:cs="Times New Roman"/>
-          <w:sz w:val="27"/>
-          <w:vertAlign w:val="subscript"/>
-        </w:rPr>
-        <w:t xml:space="preserve"> </w:t>
-      </w:r>
-    </w:p>
-    <w:p>
-      <w:pPr>
-        <w:spacing w:after="145"/>
-        <w:ind w:left="10" w:right="1030" w:hanging="10"/>
-        <w:jc w:val="center"/>
-      </w:pPr>
-      <w:r>
-        <w:rPr>
-          <w:rFonts w:ascii="Times New Roman" w:eastAsia="Times New Roman" w:hAnsi="Times New Roman" w:cs="Times New Roman"/>
-          <w:sz w:val="27"/>
-        </w:rPr>
-        <w:t xml:space="preserve">OF </w:t>
-      </w:r>
-      <w:r>
-        <w:rPr>
-          <w:rFonts w:ascii="Times New Roman" w:eastAsia="Times New Roman" w:hAnsi="Times New Roman" w:cs="Times New Roman"/>
-          <w:sz w:val="19"/>
-        </w:rPr>
-        <w:t xml:space="preserve"> </w:t>
-      </w:r>
-    </w:p>
-    <w:p>
-      <w:pPr>
-        <w:spacing w:after="152"/>
-        <w:ind w:left="1620" w:hanging="10"/>
-      </w:pPr>
-      <w:r>
-        <w:rPr>
-          <w:rFonts w:ascii="Times New Roman" w:eastAsia="Times New Roman" w:hAnsi="Times New Roman" w:cs="Times New Roman"/>
-          <w:sz w:val="27"/>
-        </w:rPr>
-        <w:t>BACHELOR OF COMPUTER APPLICATION</w:t>
-      </w:r>
-      <w:r>
-        <w:rPr>
-          <w:rFonts w:ascii="Times New Roman" w:eastAsia="Times New Roman" w:hAnsi="Times New Roman" w:cs="Times New Roman"/>
-          <w:sz w:val="27"/>
-          <w:vertAlign w:val="subscript"/>
-        </w:rPr>
-        <w:t xml:space="preserve"> </w:t>
-      </w:r>
-      <w:r>
-        <w:rPr>
-          <w:rFonts w:ascii="Times New Roman" w:eastAsia="Times New Roman" w:hAnsi="Times New Roman" w:cs="Times New Roman"/>
-          <w:sz w:val="27"/>
-        </w:rPr>
-        <w:t>(BCA)</w:t>
-      </w:r>
-      <w:r>
-        <w:rPr>
-          <w:rFonts w:ascii="Times New Roman" w:eastAsia="Times New Roman" w:hAnsi="Times New Roman" w:cs="Times New Roman"/>
-          <w:sz w:val="27"/>
-          <w:vertAlign w:val="subscript"/>
-        </w:rPr>
-        <w:t xml:space="preserve"> </w:t>
-      </w:r>
-    </w:p>
-    <w:p>
-      <w:pPr>
-        <w:spacing w:after="0"/>
-      </w:pPr>
-      <w:r>
-        <w:rPr>
-          <w:rFonts w:ascii="Times New Roman" w:eastAsia="Times New Roman" w:hAnsi="Times New Roman" w:cs="Times New Roman"/>
-          <w:sz w:val="31"/>
-        </w:rPr>
-        <w:t xml:space="preserve"> </w:t>
-      </w:r>
-    </w:p>
-    <w:p>
-      <w:pPr>
-        <w:spacing w:after="174" w:line="265" w:lineRule="auto"/>
-        <w:ind w:left="10" w:right="446" w:hanging="10"/>
-        <w:jc w:val="center"/>
-        <w:rPr>
-          <w:bCs/>
-        </w:rPr>
-      </w:pPr>
       <w:r>
         <w:rPr>
           <w:bCs/>
           <w:noProof/>
         </w:rPr>
         <w:drawing>
-          <wp:anchor distT="0" distB="0" distL="114300" distR="114300" simplePos="0" relativeHeight="251659264" behindDoc="0" locked="0" layoutInCell="1" allowOverlap="0" wp14:anchorId="43F5BD04" wp14:editId="3A4F0327">
+          <wp:anchor distT="0" distB="0" distL="114300" distR="114300" simplePos="0" relativeHeight="251659264" behindDoc="0" locked="0" layoutInCell="1" allowOverlap="0" wp14:anchorId="43F5BD04" wp14:editId="08DD77D6">
             <wp:simplePos x="0" y="0"/>
             <wp:positionH relativeFrom="page">
-              <wp:posOffset>0</wp:posOffset>
+              <wp:align>left</wp:align>
             </wp:positionH>
             <wp:positionV relativeFrom="page">
-              <wp:posOffset>454152</wp:posOffset>
+              <wp:align>top</wp:align>
             </wp:positionV>
             <wp:extent cx="7543800" cy="2374392"/>
-            <wp:effectExtent l="0" t="0" r="0" b="0"/>
+            <wp:effectExtent l="0" t="0" r="0" b="6985"/>
             <wp:wrapTopAndBottom/>
             <wp:docPr id="14147" name="Picture 14147"/>
             <wp:cNvGraphicFramePr/>
@@ -259,6 +56,209 @@
           </wp:anchor>
         </w:drawing>
       </w:r>
+    </w:p>
+    <w:p>
+      <w:pPr>
+        <w:rPr>
+          <w:b/>
+          <w:bCs/>
+        </w:rPr>
+      </w:pPr>
+    </w:p>
+    <w:p>
+      <w:pPr>
+        <w:rPr>
+          <w:b/>
+          <w:bCs/>
+        </w:rPr>
+      </w:pPr>
+    </w:p>
+    <w:p>
+      <w:pPr>
+        <w:spacing w:after="183"/>
+        <w:ind w:left="2803"/>
+      </w:pPr>
+      <w:r>
+        <w:rPr>
+          <w:rFonts w:ascii="Times New Roman" w:eastAsia="Times New Roman" w:hAnsi="Times New Roman" w:cs="Times New Roman"/>
+          <w:sz w:val="35"/>
+        </w:rPr>
+        <w:t>PROJECT REPORT</w:t>
+      </w:r>
+      <w:r>
+        <w:rPr>
+          <w:rFonts w:ascii="Times New Roman" w:eastAsia="Times New Roman" w:hAnsi="Times New Roman" w:cs="Times New Roman"/>
+          <w:sz w:val="35"/>
+          <w:vertAlign w:val="subscript"/>
+        </w:rPr>
+        <w:t xml:space="preserve"> </w:t>
+      </w:r>
+    </w:p>
+    <w:p>
+      <w:pPr>
+        <w:spacing w:after="109"/>
+        <w:ind w:right="1022"/>
+        <w:jc w:val="center"/>
+      </w:pPr>
+      <w:r>
+        <w:rPr>
+          <w:rFonts w:ascii="Times New Roman" w:eastAsia="Times New Roman" w:hAnsi="Times New Roman" w:cs="Times New Roman"/>
+          <w:sz w:val="35"/>
+        </w:rPr>
+        <w:t xml:space="preserve">ON </w:t>
+      </w:r>
+      <w:r>
+        <w:rPr>
+          <w:rFonts w:ascii="Times New Roman" w:eastAsia="Times New Roman" w:hAnsi="Times New Roman" w:cs="Times New Roman"/>
+          <w:sz w:val="35"/>
+          <w:vertAlign w:val="subscript"/>
+        </w:rPr>
+        <w:t xml:space="preserve"> </w:t>
+      </w:r>
+    </w:p>
+    <w:p>
+      <w:r>
+        <w:rPr>
+          <w:b/>
+          <w:bCs/>
+        </w:rPr>
+        <w:t xml:space="preserve">Understanding Customer Preferences and Restaurant Trends using Data Analytics </w:t>
+      </w:r>
+      <w:r>
+        <w:rPr>
+          <w:b/>
+          <w:bCs/>
+        </w:rPr>
+        <w:t>in</w:t>
+      </w:r>
+      <w:r>
+        <w:rPr>
+          <w:b/>
+          <w:bCs/>
+        </w:rPr>
+        <w:t xml:space="preserve"> Python</w:t>
+      </w:r>
+    </w:p>
+    <w:p>
+      <w:pPr>
+        <w:spacing w:after="80"/>
+        <w:ind w:left="10" w:right="1027" w:hanging="10"/>
+        <w:jc w:val="center"/>
+      </w:pPr>
+      <w:r>
+        <w:rPr>
+          <w:rFonts w:ascii="Times New Roman" w:eastAsia="Times New Roman" w:hAnsi="Times New Roman" w:cs="Times New Roman"/>
+          <w:sz w:val="27"/>
+        </w:rPr>
+        <w:t>AS</w:t>
+      </w:r>
+      <w:r>
+        <w:rPr>
+          <w:rFonts w:ascii="Times New Roman" w:eastAsia="Times New Roman" w:hAnsi="Times New Roman" w:cs="Times New Roman"/>
+          <w:sz w:val="19"/>
+        </w:rPr>
+        <w:t xml:space="preserve"> </w:t>
+      </w:r>
+    </w:p>
+    <w:p>
+      <w:pPr>
+        <w:spacing w:after="152"/>
+        <w:ind w:left="1781" w:hanging="10"/>
+      </w:pPr>
+      <w:r>
+        <w:rPr>
+          <w:rFonts w:ascii="Times New Roman" w:eastAsia="Times New Roman" w:hAnsi="Times New Roman" w:cs="Times New Roman"/>
+          <w:sz w:val="27"/>
+        </w:rPr>
+        <w:t>A PARTIAL REQUIREMENT FOR THE DEGREE</w:t>
+      </w:r>
+      <w:r>
+        <w:rPr>
+          <w:rFonts w:ascii="Times New Roman" w:eastAsia="Times New Roman" w:hAnsi="Times New Roman" w:cs="Times New Roman"/>
+          <w:sz w:val="27"/>
+          <w:vertAlign w:val="subscript"/>
+        </w:rPr>
+        <w:t xml:space="preserve"> </w:t>
+      </w:r>
+    </w:p>
+    <w:p>
+      <w:pPr>
+        <w:spacing w:after="145"/>
+        <w:ind w:left="10" w:right="1030" w:hanging="10"/>
+        <w:jc w:val="center"/>
+      </w:pPr>
+      <w:r>
+        <w:rPr>
+          <w:rFonts w:ascii="Times New Roman" w:eastAsia="Times New Roman" w:hAnsi="Times New Roman" w:cs="Times New Roman"/>
+          <w:sz w:val="27"/>
+        </w:rPr>
+        <w:t xml:space="preserve">OF </w:t>
+      </w:r>
+      <w:r>
+        <w:rPr>
+          <w:rFonts w:ascii="Times New Roman" w:eastAsia="Times New Roman" w:hAnsi="Times New Roman" w:cs="Times New Roman"/>
+          <w:sz w:val="19"/>
+        </w:rPr>
+        <w:t xml:space="preserve"> </w:t>
+      </w:r>
+    </w:p>
+    <w:p>
+      <w:pPr>
+        <w:spacing w:after="152"/>
+        <w:ind w:left="1620" w:hanging="10"/>
+      </w:pPr>
+      <w:r>
+        <w:rPr>
+          <w:rFonts w:ascii="Times New Roman" w:eastAsia="Times New Roman" w:hAnsi="Times New Roman" w:cs="Times New Roman"/>
+          <w:sz w:val="27"/>
+        </w:rPr>
+        <w:t>BACHELOR OF COMPUTER APPLICATION</w:t>
+      </w:r>
+      <w:r>
+        <w:rPr>
+          <w:rFonts w:ascii="Times New Roman" w:eastAsia="Times New Roman" w:hAnsi="Times New Roman" w:cs="Times New Roman"/>
+          <w:sz w:val="27"/>
+          <w:vertAlign w:val="subscript"/>
+        </w:rPr>
+        <w:t xml:space="preserve"> </w:t>
+      </w:r>
+      <w:r>
+        <w:rPr>
+          <w:rFonts w:ascii="Times New Roman" w:eastAsia="Times New Roman" w:hAnsi="Times New Roman" w:cs="Times New Roman"/>
+          <w:sz w:val="27"/>
+        </w:rPr>
+        <w:t>(BCA)</w:t>
+      </w:r>
+      <w:r>
+        <w:rPr>
+          <w:rFonts w:ascii="Times New Roman" w:eastAsia="Times New Roman" w:hAnsi="Times New Roman" w:cs="Times New Roman"/>
+          <w:sz w:val="27"/>
+          <w:vertAlign w:val="subscript"/>
+        </w:rPr>
+        <w:t xml:space="preserve"> </w:t>
+      </w:r>
+    </w:p>
+    <w:p>
+      <w:pPr>
+        <w:spacing w:after="0"/>
+      </w:pPr>
+      <w:r>
+        <w:rPr>
+          <w:rFonts w:ascii="Times New Roman" w:eastAsia="Times New Roman" w:hAnsi="Times New Roman" w:cs="Times New Roman"/>
+          <w:sz w:val="31"/>
+        </w:rPr>
+        <w:t xml:space="preserve"> </w:t>
+      </w:r>
+    </w:p>
+    <w:p>
+      <w:pPr>
+        <w:spacing w:after="174" w:line="265" w:lineRule="auto"/>
+        <w:ind w:left="10" w:right="446" w:hanging="10"/>
+        <w:jc w:val="center"/>
+        <w:rPr>
+          <w:bCs/>
+        </w:rPr>
+      </w:pPr>
       <w:r>
         <w:rPr>
           <w:rFonts w:ascii="Times New Roman" w:eastAsia="Times New Roman" w:hAnsi="Times New Roman" w:cs="Times New Roman"/>
@@ -438,31 +438,13 @@
         <w:ind w:right="374"/>
         <w:jc w:val="right"/>
       </w:pPr>
-      <w:proofErr w:type="spellStart"/>
       <w:r>
         <w:rPr>
           <w:rFonts w:ascii="Calibri" w:eastAsia="Calibri" w:hAnsi="Calibri" w:cs="Calibri"/>
           <w:sz w:val="18"/>
         </w:rPr>
-        <w:t>Sutex</w:t>
-      </w:r>
-      <w:proofErr w:type="spellEnd"/>
-      <w:r>
-        <w:rPr>
-          <w:rFonts w:ascii="Calibri" w:eastAsia="Calibri" w:hAnsi="Calibri" w:cs="Calibri"/>
-          <w:sz w:val="18"/>
-        </w:rPr>
-        <w:t xml:space="preserve"> Bank College of Computer Applications and Science, </w:t>
-      </w:r>
-      <w:proofErr w:type="spellStart"/>
-      <w:r>
-        <w:rPr>
-          <w:rFonts w:ascii="Calibri" w:eastAsia="Calibri" w:hAnsi="Calibri" w:cs="Calibri"/>
-          <w:sz w:val="18"/>
-        </w:rPr>
-        <w:t>Amroli</w:t>
-      </w:r>
-      <w:proofErr w:type="spellEnd"/>
+        <w:t>Sutex Bank College of Computer Applications and Science, Amroli</w:t>
+      </w:r>
     </w:p>
     <w:p>
       <w:pPr>
@@ -1872,7 +1854,11 @@
         <w:t>In this project, we perform data analytics on a real-world Zomato restaurant dataset using Python. The project focuses on Exploratory Data Analysis (EDA), data cleaning, data visualization, and basic supervised learning techniques such as regression and classification.</w:t>
       </w:r>
     </w:p>
-    <w:p/>
+    <w:p>
+      <w:pPr>
+        <w:jc w:val="both"/>
+      </w:pPr>
+    </w:p>
     <w:p>
       <w:pPr>
         <w:rPr>
@@ -2176,9 +2162,14 @@
       <w:r>
         <w:t xml:space="preserve"> (</w:t>
       </w:r>
-      <w:r>
-        <w:t>https://media.geeksforgeeks.org/wp-content/uploads/20250117023324808265/Zomato-data-.csv</w:t>
-      </w:r>
+      <w:hyperlink r:id="rId6" w:history="1">
+        <w:r>
+          <w:rPr>
+            <w:rStyle w:val="Hyperlink"/>
+          </w:rPr>
+          <w:t>https://media.geeksforgeeks.org/wp-content/uploads/20250117023324808265/Zomato-data-.csv</w:t>
+        </w:r>
+      </w:hyperlink>
       <w:r>
         <w:t>)</w:t>
       </w:r>
@@ -2313,11 +2304,9 @@
             <w:hideMark/>
           </w:tcPr>
           <w:p>
-            <w:proofErr w:type="spellStart"/>
             <w:r>
               <w:t>online_order</w:t>
             </w:r>
-            <w:proofErr w:type="spellEnd"/>
           </w:p>
         </w:tc>
         <w:tc>
@@ -2344,11 +2333,9 @@
             <w:hideMark/>
           </w:tcPr>
           <w:p>
-            <w:proofErr w:type="spellStart"/>
             <w:r>
               <w:t>book_table</w:t>
             </w:r>
-            <w:proofErr w:type="spellEnd"/>
           </w:p>
         </w:tc>
         <w:tc>
@@ -2439,21 +2426,8 @@
             <w:hideMark/>
           </w:tcPr>
           <w:p>
-            <w:proofErr w:type="spellStart"/>
             <w:r>
-              <w:t>approx_</w:t>
-            </w:r>
-            <w:proofErr w:type="gramStart"/>
-            <w:r>
-              <w:t>cost</w:t>
-            </w:r>
-            <w:proofErr w:type="spellEnd"/>
-            <w:r>
-              <w:t>(</w:t>
-            </w:r>
-            <w:proofErr w:type="gramEnd"/>
-            <w:r>
-              <w:t>for two people)</w:t>
+              <w:t>approx_cost(for two people)</w:t>
             </w:r>
           </w:p>
         </w:tc>
@@ -2481,13 +2455,8 @@
             <w:hideMark/>
           </w:tcPr>
           <w:p>
-            <w:proofErr w:type="spellStart"/>
             <w:r>
-              <w:t>listed_in</w:t>
-            </w:r>
-            <w:proofErr w:type="spellEnd"/>
-            <w:r>
-              <w:t>(type)</w:t>
+              <w:t>listed_in(type)</w:t>
             </w:r>
           </w:p>
         </w:tc>
@@ -2596,39 +2565,7 @@
           <w:rFonts w:ascii="Times New Roman" w:eastAsia="Times New Roman" w:hAnsi="Times New Roman" w:cs="Times New Roman"/>
           <w:sz w:val="23"/>
         </w:rPr>
-        <w:t xml:space="preserve">Pandas is a fundamental, open-source Python library for data manipulation and analysis, providing fast, flexible, and expressive data structures like </w:t>
-      </w:r>
-      <w:proofErr w:type="spellStart"/>
-      <w:r>
-        <w:rPr>
-          <w:rFonts w:ascii="Times New Roman" w:eastAsia="Times New Roman" w:hAnsi="Times New Roman" w:cs="Times New Roman"/>
-          <w:sz w:val="23"/>
-        </w:rPr>
-        <w:t>DataFrames</w:t>
-      </w:r>
-      <w:proofErr w:type="spellEnd"/>
-      <w:r>
-        <w:rPr>
-          <w:rFonts w:ascii="Times New Roman" w:eastAsia="Times New Roman" w:hAnsi="Times New Roman" w:cs="Times New Roman"/>
-          <w:sz w:val="23"/>
-        </w:rPr>
-        <w:t xml:space="preserve"> (2D tables) and Series (1D arrays) to handle tabular data efficiently, making it ideal for cleaning, transforming, exploring, and </w:t>
-      </w:r>
-      <w:proofErr w:type="spellStart"/>
-      <w:r>
-        <w:rPr>
-          <w:rFonts w:ascii="Times New Roman" w:eastAsia="Times New Roman" w:hAnsi="Times New Roman" w:cs="Times New Roman"/>
-          <w:sz w:val="23"/>
-        </w:rPr>
-        <w:t>analyzing</w:t>
-      </w:r>
-      <w:proofErr w:type="spellEnd"/>
-      <w:r>
-        <w:rPr>
-          <w:rFonts w:ascii="Times New Roman" w:eastAsia="Times New Roman" w:hAnsi="Times New Roman" w:cs="Times New Roman"/>
-          <w:sz w:val="23"/>
-        </w:rPr>
-        <w:t xml:space="preserve"> large datasets in data science, machine learning, and analytics. It simplifies tasks like reading/writing files (CSV, Excel), handling missing data, filtering, grouping, merging, and performing statistical analysis, integrating seamlessly with other tools like NumPy and Matplotlib.</w:t>
+        <w:t>Pandas is a fundamental, open-source Python library for data manipulation and analysis, providing fast, flexible, and expressive data structures like DataFrames (2D tables) and Series (1D arrays) to handle tabular data efficiently, making it ideal for cleaning, transforming, exploring, and analyzing large datasets in data science, machine learning, and analytics. It simplifies tasks like reading/writing files (CSV, Excel), handling missing data, filtering, grouping, merging, and performing statistical analysis, integrating seamlessly with other tools like NumPy and Matplotlib.</w:t>
       </w:r>
     </w:p>
     <w:p>
@@ -2659,23 +2596,7 @@
           <w:rFonts w:ascii="Times New Roman" w:eastAsia="Times New Roman" w:hAnsi="Times New Roman" w:cs="Times New Roman"/>
           <w:sz w:val="23"/>
         </w:rPr>
-        <w:t xml:space="preserve">NumPy (Numerical Python) is a foundational Python library for data science, primarily used for its efficient multi-dimensional array object (the </w:t>
-      </w:r>
-      <w:proofErr w:type="spellStart"/>
-      <w:r>
-        <w:rPr>
-          <w:rFonts w:ascii="Times New Roman" w:eastAsia="Times New Roman" w:hAnsi="Times New Roman" w:cs="Times New Roman"/>
-          <w:sz w:val="23"/>
-        </w:rPr>
-        <w:t>ndarray</w:t>
-      </w:r>
-      <w:proofErr w:type="spellEnd"/>
-      <w:r>
-        <w:rPr>
-          <w:rFonts w:ascii="Times New Roman" w:eastAsia="Times New Roman" w:hAnsi="Times New Roman" w:cs="Times New Roman"/>
-          <w:sz w:val="23"/>
-        </w:rPr>
-        <w:t>) and high-performance mathematical functions. It is a core component of the Python data science ecosystem, serving as the backbone for other major libraries like Pandas, Matplotlib, and scikit-learn.</w:t>
+        <w:t>NumPy (Numerical Python) is a foundational Python library for data science, primarily used for its efficient multi-dimensional array object (the ndarray) and high-performance mathematical functions. It is a core component of the Python data science ecosystem, serving as the backbone for other major libraries like Pandas, Matplotlib, and scikit-learn.</w:t>
       </w:r>
     </w:p>
     <w:p>
@@ -2739,39 +2660,7 @@
           <w:rFonts w:ascii="Times New Roman" w:eastAsia="Times New Roman" w:hAnsi="Times New Roman" w:cs="Times New Roman"/>
           <w:sz w:val="23"/>
         </w:rPr>
-        <w:t xml:space="preserve">Seaborn is a powerful Python library for statistical data visualization, built on Matplotlib, that creates attractive, informative plots with minimal code, seamlessly integrating with pandas </w:t>
-      </w:r>
-      <w:proofErr w:type="spellStart"/>
-      <w:r>
-        <w:rPr>
-          <w:rFonts w:ascii="Times New Roman" w:eastAsia="Times New Roman" w:hAnsi="Times New Roman" w:cs="Times New Roman"/>
-          <w:sz w:val="23"/>
-        </w:rPr>
-        <w:t>DataFrames</w:t>
-      </w:r>
-      <w:proofErr w:type="spellEnd"/>
-      <w:r>
-        <w:rPr>
-          <w:rFonts w:ascii="Times New Roman" w:eastAsia="Times New Roman" w:hAnsi="Times New Roman" w:cs="Times New Roman"/>
-          <w:sz w:val="23"/>
-        </w:rPr>
-        <w:t xml:space="preserve"> to reveal trends, relationships, and patterns in data, making it essential for Exploratory Data Analysis (EDA). It offers high-level functions for complex plots (like distributions, regressions, heatmaps, violin plots) with beautiful default styles, </w:t>
-      </w:r>
-      <w:proofErr w:type="spellStart"/>
-      <w:r>
-        <w:rPr>
-          <w:rFonts w:ascii="Times New Roman" w:eastAsia="Times New Roman" w:hAnsi="Times New Roman" w:cs="Times New Roman"/>
-          <w:sz w:val="23"/>
-        </w:rPr>
-        <w:t>color</w:t>
-      </w:r>
-      <w:proofErr w:type="spellEnd"/>
-      <w:r>
-        <w:rPr>
-          <w:rFonts w:ascii="Times New Roman" w:eastAsia="Times New Roman" w:hAnsi="Times New Roman" w:cs="Times New Roman"/>
-          <w:sz w:val="23"/>
-        </w:rPr>
-        <w:t xml:space="preserve"> palettes, and themes, simplifying the process of understanding data structures and distributions.</w:t>
+        <w:t>Seaborn is a powerful Python library for statistical data visualization, built on Matplotlib, that creates attractive, informative plots with minimal code, seamlessly integrating with pandas DataFrames to reveal trends, relationships, and patterns in data, making it essential for Exploratory Data Analysis (EDA). It offers high-level functions for complex plots (like distributions, regressions, heatmaps, violin plots) with beautiful default styles, color palettes, and themes, simplifying the process of understanding data structures and distributions.</w:t>
       </w:r>
     </w:p>
     <w:p>
@@ -2802,23 +2691,7 @@
           <w:rFonts w:ascii="Times New Roman" w:eastAsia="Times New Roman" w:hAnsi="Times New Roman" w:cs="Times New Roman"/>
           <w:sz w:val="23"/>
         </w:rPr>
-        <w:t>Scikit-learn (</w:t>
-      </w:r>
-      <w:proofErr w:type="spellStart"/>
-      <w:r>
-        <w:rPr>
-          <w:rFonts w:ascii="Times New Roman" w:eastAsia="Times New Roman" w:hAnsi="Times New Roman" w:cs="Times New Roman"/>
-          <w:sz w:val="23"/>
-        </w:rPr>
-        <w:t>sklearn</w:t>
-      </w:r>
-      <w:proofErr w:type="spellEnd"/>
-      <w:r>
-        <w:rPr>
-          <w:rFonts w:ascii="Times New Roman" w:eastAsia="Times New Roman" w:hAnsi="Times New Roman" w:cs="Times New Roman"/>
-          <w:sz w:val="23"/>
-        </w:rPr>
-        <w:t>) is the most popular, open-source Python library for classical machine learning, providing simple and efficient tools for predictive data analysis. It is built on top of the scientific Python stack (NumPy, SciPy, Matplotlib) and is an essential tool for data scientists.</w:t>
+        <w:t>Scikit-learn (sklearn) is the most popular, open-source Python library for classical machine learning, providing simple and efficient tools for predictive data analysis. It is built on top of the scientific Python stack (NumPy, SciPy, Matplotlib) and is an essential tool for data scientists.</w:t>
       </w:r>
     </w:p>
     <w:p/>
@@ -2921,23 +2794,7 @@
           <w:rFonts w:ascii="Times New Roman" w:eastAsia="Times New Roman" w:hAnsi="Times New Roman" w:cs="Times New Roman"/>
           <w:sz w:val="23"/>
         </w:rPr>
-        <w:t xml:space="preserve">import </w:t>
-      </w:r>
-      <w:proofErr w:type="spellStart"/>
-      <w:r>
-        <w:rPr>
-          <w:rFonts w:ascii="Times New Roman" w:eastAsia="Times New Roman" w:hAnsi="Times New Roman" w:cs="Times New Roman"/>
-          <w:sz w:val="23"/>
-        </w:rPr>
-        <w:t>numpy</w:t>
-      </w:r>
-      <w:proofErr w:type="spellEnd"/>
-      <w:r>
-        <w:rPr>
-          <w:rFonts w:ascii="Times New Roman" w:eastAsia="Times New Roman" w:hAnsi="Times New Roman" w:cs="Times New Roman"/>
-          <w:sz w:val="23"/>
-        </w:rPr>
-        <w:t xml:space="preserve"> as np</w:t>
+        <w:t>import numpy as np</w:t>
       </w:r>
     </w:p>
     <w:p>
@@ -2954,35 +2811,8 @@
           <w:rFonts w:ascii="Times New Roman" w:eastAsia="Times New Roman" w:hAnsi="Times New Roman" w:cs="Times New Roman"/>
           <w:sz w:val="23"/>
         </w:rPr>
-        <w:t xml:space="preserve">import </w:t>
-      </w:r>
-      <w:proofErr w:type="spellStart"/>
-      <w:proofErr w:type="gramStart"/>
-      <w:r>
-        <w:rPr>
-          <w:rFonts w:ascii="Times New Roman" w:eastAsia="Times New Roman" w:hAnsi="Times New Roman" w:cs="Times New Roman"/>
-          <w:sz w:val="23"/>
-        </w:rPr>
-        <w:t>matplotlib.pyplot</w:t>
-      </w:r>
-      <w:proofErr w:type="spellEnd"/>
-      <w:proofErr w:type="gramEnd"/>
-      <w:r>
-        <w:rPr>
-          <w:rFonts w:ascii="Times New Roman" w:eastAsia="Times New Roman" w:hAnsi="Times New Roman" w:cs="Times New Roman"/>
-          <w:sz w:val="23"/>
-        </w:rPr>
-        <w:t xml:space="preserve"> as </w:t>
-      </w:r>
-      <w:proofErr w:type="spellStart"/>
-      <w:r>
-        <w:rPr>
-          <w:rFonts w:ascii="Times New Roman" w:eastAsia="Times New Roman" w:hAnsi="Times New Roman" w:cs="Times New Roman"/>
-          <w:sz w:val="23"/>
-        </w:rPr>
-        <w:t>plt</w:t>
-      </w:r>
-      <w:proofErr w:type="spellEnd"/>
+        <w:t>import matplotlib.pyplot as plt</w:t>
+      </w:r>
     </w:p>
     <w:p>
       <w:pPr>
@@ -2998,17 +2828,8 @@
           <w:rFonts w:ascii="Times New Roman" w:eastAsia="Times New Roman" w:hAnsi="Times New Roman" w:cs="Times New Roman"/>
           <w:sz w:val="23"/>
         </w:rPr>
-        <w:t xml:space="preserve">import seaborn as </w:t>
-      </w:r>
-      <w:proofErr w:type="spellStart"/>
-      <w:r>
-        <w:rPr>
-          <w:rFonts w:ascii="Times New Roman" w:eastAsia="Times New Roman" w:hAnsi="Times New Roman" w:cs="Times New Roman"/>
-          <w:sz w:val="23"/>
-        </w:rPr>
-        <w:t>sns</w:t>
-      </w:r>
-      <w:proofErr w:type="spellEnd"/>
+        <w:t>import seaborn as sns</w:t>
+      </w:r>
     </w:p>
     <w:p>
       <w:pPr>
@@ -3019,6 +2840,13 @@
           <w:sz w:val="23"/>
         </w:rPr>
       </w:pPr>
+      <w:r>
+        <w:rPr>
+          <w:rFonts w:ascii="Times New Roman" w:eastAsia="Times New Roman" w:hAnsi="Times New Roman" w:cs="Times New Roman"/>
+          <w:sz w:val="23"/>
+        </w:rPr>
+        <w:t>print("Libraries imported successfully.")</w:t>
+      </w:r>
     </w:p>
     <w:p>
       <w:pPr>
@@ -3026,20 +2854,9 @@
         <w:ind w:left="-5" w:right="515" w:hanging="10"/>
         <w:rPr>
           <w:rFonts w:ascii="Times New Roman" w:eastAsia="Times New Roman" w:hAnsi="Times New Roman" w:cs="Times New Roman"/>
-          <w:b/>
-          <w:bCs/>
-          <w:sz w:val="23"/>
-        </w:rPr>
-      </w:pPr>
-      <w:r>
-        <w:rPr>
-          <w:rFonts w:ascii="Times New Roman" w:eastAsia="Times New Roman" w:hAnsi="Times New Roman" w:cs="Times New Roman"/>
-          <w:b/>
-          <w:bCs/>
-          <w:sz w:val="23"/>
-        </w:rPr>
-        <w:t># Step 2: Loading Dataset and Creating the data frame.</w:t>
-      </w:r>
+          <w:sz w:val="23"/>
+        </w:rPr>
+      </w:pPr>
     </w:p>
     <w:p>
       <w:pPr>
@@ -3047,9 +2864,20 @@
         <w:ind w:left="-5" w:right="515" w:hanging="10"/>
         <w:rPr>
           <w:rFonts w:ascii="Times New Roman" w:eastAsia="Times New Roman" w:hAnsi="Times New Roman" w:cs="Times New Roman"/>
-          <w:sz w:val="23"/>
-        </w:rPr>
-      </w:pPr>
+          <w:b/>
+          <w:bCs/>
+          <w:sz w:val="23"/>
+        </w:rPr>
+      </w:pPr>
+      <w:r>
+        <w:rPr>
+          <w:rFonts w:ascii="Times New Roman" w:eastAsia="Times New Roman" w:hAnsi="Times New Roman" w:cs="Times New Roman"/>
+          <w:b/>
+          <w:bCs/>
+          <w:sz w:val="23"/>
+        </w:rPr>
+        <w:t># Step 2: Loading Dataset and Creating the data frame.</w:t>
+      </w:r>
     </w:p>
     <w:p>
       <w:pPr>
@@ -3060,29 +2888,6 @@
           <w:sz w:val="23"/>
         </w:rPr>
       </w:pPr>
-      <w:r>
-        <w:rPr>
-          <w:rFonts w:ascii="Times New Roman" w:eastAsia="Times New Roman" w:hAnsi="Times New Roman" w:cs="Times New Roman"/>
-          <w:sz w:val="23"/>
-        </w:rPr>
-        <w:t xml:space="preserve"># </w:t>
-      </w:r>
-      <w:proofErr w:type="gramStart"/>
-      <w:r>
-        <w:rPr>
-          <w:rFonts w:ascii="Times New Roman" w:eastAsia="Times New Roman" w:hAnsi="Times New Roman" w:cs="Times New Roman"/>
-          <w:sz w:val="23"/>
-        </w:rPr>
-        <w:t>display</w:t>
-      </w:r>
-      <w:proofErr w:type="gramEnd"/>
-      <w:r>
-        <w:rPr>
-          <w:rFonts w:ascii="Times New Roman" w:eastAsia="Times New Roman" w:hAnsi="Times New Roman" w:cs="Times New Roman"/>
-          <w:sz w:val="23"/>
-        </w:rPr>
-        <w:t xml:space="preserve"> all column names </w:t>
-      </w:r>
     </w:p>
     <w:p>
       <w:pPr>
@@ -3098,25 +2903,23 @@
           <w:rFonts w:ascii="Times New Roman" w:eastAsia="Times New Roman" w:hAnsi="Times New Roman" w:cs="Times New Roman"/>
           <w:sz w:val="23"/>
         </w:rPr>
-        <w:t>print(</w:t>
-      </w:r>
-      <w:proofErr w:type="spellStart"/>
-      <w:proofErr w:type="gramStart"/>
-      <w:r>
-        <w:rPr>
-          <w:rFonts w:ascii="Times New Roman" w:eastAsia="Times New Roman" w:hAnsi="Times New Roman" w:cs="Times New Roman"/>
-          <w:sz w:val="23"/>
-        </w:rPr>
-        <w:t>dataframe.columns</w:t>
-      </w:r>
-      <w:proofErr w:type="spellEnd"/>
-      <w:proofErr w:type="gramEnd"/>
-      <w:r>
-        <w:rPr>
-          <w:rFonts w:ascii="Times New Roman" w:eastAsia="Times New Roman" w:hAnsi="Times New Roman" w:cs="Times New Roman"/>
-          <w:sz w:val="23"/>
-        </w:rPr>
-        <w:t>)</w:t>
+        <w:t>df = pd.read_csv(</w:t>
+      </w:r>
+      <w:r>
+        <w:rPr>
+          <w:rFonts w:ascii="Times New Roman" w:eastAsia="Times New Roman" w:hAnsi="Times New Roman" w:cs="Times New Roman"/>
+          <w:b/>
+          <w:bCs/>
+          <w:sz w:val="23"/>
+        </w:rPr>
+        <w:t>r</w:t>
+      </w:r>
+      <w:r>
+        <w:rPr>
+          <w:rFonts w:ascii="Times New Roman" w:eastAsia="Times New Roman" w:hAnsi="Times New Roman" w:cs="Times New Roman"/>
+          <w:sz w:val="23"/>
+        </w:rPr>
+        <w:t>'dataset\zomato-data.csv')</w:t>
       </w:r>
     </w:p>
     <w:p>
@@ -3128,6 +2931,13 @@
           <w:sz w:val="23"/>
         </w:rPr>
       </w:pPr>
+      <w:r>
+        <w:rPr>
+          <w:rFonts w:ascii="Times New Roman" w:eastAsia="Times New Roman" w:hAnsi="Times New Roman" w:cs="Times New Roman"/>
+          <w:sz w:val="23"/>
+        </w:rPr>
+        <w:t>print("Dataset loaded successfully.")</w:t>
+      </w:r>
     </w:p>
     <w:p>
       <w:pPr>
@@ -3138,62 +2948,12 @@
           <w:sz w:val="23"/>
         </w:rPr>
       </w:pPr>
-      <w:proofErr w:type="spellStart"/>
-      <w:r>
-        <w:rPr>
-          <w:rFonts w:ascii="Times New Roman" w:eastAsia="Times New Roman" w:hAnsi="Times New Roman" w:cs="Times New Roman"/>
-          <w:sz w:val="23"/>
-        </w:rPr>
-        <w:t>df</w:t>
-      </w:r>
-      <w:proofErr w:type="spellEnd"/>
-      <w:r>
-        <w:rPr>
-          <w:rFonts w:ascii="Times New Roman" w:eastAsia="Times New Roman" w:hAnsi="Times New Roman" w:cs="Times New Roman"/>
-          <w:sz w:val="23"/>
-        </w:rPr>
-        <w:t xml:space="preserve"> = </w:t>
-      </w:r>
-      <w:proofErr w:type="spellStart"/>
-      <w:proofErr w:type="gramStart"/>
-      <w:r>
-        <w:rPr>
-          <w:rFonts w:ascii="Times New Roman" w:eastAsia="Times New Roman" w:hAnsi="Times New Roman" w:cs="Times New Roman"/>
-          <w:sz w:val="23"/>
-        </w:rPr>
-        <w:t>pd.read</w:t>
-      </w:r>
-      <w:proofErr w:type="gramEnd"/>
-      <w:r>
-        <w:rPr>
-          <w:rFonts w:ascii="Times New Roman" w:eastAsia="Times New Roman" w:hAnsi="Times New Roman" w:cs="Times New Roman"/>
-          <w:sz w:val="23"/>
-        </w:rPr>
-        <w:t>_csv</w:t>
-      </w:r>
-      <w:proofErr w:type="spellEnd"/>
-      <w:r>
-        <w:rPr>
-          <w:rFonts w:ascii="Times New Roman" w:eastAsia="Times New Roman" w:hAnsi="Times New Roman" w:cs="Times New Roman"/>
-          <w:sz w:val="23"/>
-        </w:rPr>
-        <w:t>(</w:t>
-      </w:r>
-      <w:proofErr w:type="spellStart"/>
-      <w:r>
-        <w:rPr>
-          <w:rFonts w:ascii="Times New Roman" w:eastAsia="Times New Roman" w:hAnsi="Times New Roman" w:cs="Times New Roman"/>
-          <w:sz w:val="23"/>
-        </w:rPr>
-        <w:t>r'dataset</w:t>
-      </w:r>
-      <w:proofErr w:type="spellEnd"/>
-      <w:r>
-        <w:rPr>
-          <w:rFonts w:ascii="Times New Roman" w:eastAsia="Times New Roman" w:hAnsi="Times New Roman" w:cs="Times New Roman"/>
-          <w:sz w:val="23"/>
-        </w:rPr>
-        <w:t>\zomato-data.csv')</w:t>
+      <w:r>
+        <w:rPr>
+          <w:rFonts w:ascii="Times New Roman" w:eastAsia="Times New Roman" w:hAnsi="Times New Roman" w:cs="Times New Roman"/>
+          <w:sz w:val="23"/>
+        </w:rPr>
+        <w:t>print("Dataset Columns:")</w:t>
       </w:r>
     </w:p>
     <w:p>
@@ -3205,53 +2965,12 @@
           <w:sz w:val="23"/>
         </w:rPr>
       </w:pPr>
-      <w:proofErr w:type="spellStart"/>
-      <w:r>
-        <w:rPr>
-          <w:rFonts w:ascii="Times New Roman" w:eastAsia="Times New Roman" w:hAnsi="Times New Roman" w:cs="Times New Roman"/>
-          <w:sz w:val="23"/>
-        </w:rPr>
-        <w:t>pd.set_</w:t>
-      </w:r>
-      <w:proofErr w:type="gramStart"/>
-      <w:r>
-        <w:rPr>
-          <w:rFonts w:ascii="Times New Roman" w:eastAsia="Times New Roman" w:hAnsi="Times New Roman" w:cs="Times New Roman"/>
-          <w:sz w:val="23"/>
-        </w:rPr>
-        <w:t>option</w:t>
-      </w:r>
-      <w:proofErr w:type="spellEnd"/>
-      <w:r>
-        <w:rPr>
-          <w:rFonts w:ascii="Times New Roman" w:eastAsia="Times New Roman" w:hAnsi="Times New Roman" w:cs="Times New Roman"/>
-          <w:sz w:val="23"/>
-        </w:rPr>
-        <w:t>(</w:t>
-      </w:r>
-      <w:proofErr w:type="gramEnd"/>
-      <w:r>
-        <w:rPr>
-          <w:rFonts w:ascii="Times New Roman" w:eastAsia="Times New Roman" w:hAnsi="Times New Roman" w:cs="Times New Roman"/>
-          <w:sz w:val="23"/>
-        </w:rPr>
-        <w:t>'</w:t>
-      </w:r>
-      <w:proofErr w:type="spellStart"/>
-      <w:r>
-        <w:rPr>
-          <w:rFonts w:ascii="Times New Roman" w:eastAsia="Times New Roman" w:hAnsi="Times New Roman" w:cs="Times New Roman"/>
-          <w:sz w:val="23"/>
-        </w:rPr>
-        <w:t>display.max_columns</w:t>
-      </w:r>
-      <w:proofErr w:type="spellEnd"/>
-      <w:r>
-        <w:rPr>
-          <w:rFonts w:ascii="Times New Roman" w:eastAsia="Times New Roman" w:hAnsi="Times New Roman" w:cs="Times New Roman"/>
-          <w:sz w:val="23"/>
-        </w:rPr>
-        <w:t>', None)</w:t>
+      <w:r>
+        <w:rPr>
+          <w:rFonts w:ascii="Times New Roman" w:eastAsia="Times New Roman" w:hAnsi="Times New Roman" w:cs="Times New Roman"/>
+          <w:sz w:val="23"/>
+        </w:rPr>
+        <w:t>print(df.columns)</w:t>
       </w:r>
     </w:p>
     <w:p>
@@ -3268,46 +2987,7 @@
           <w:rFonts w:ascii="Times New Roman" w:eastAsia="Times New Roman" w:hAnsi="Times New Roman" w:cs="Times New Roman"/>
           <w:sz w:val="23"/>
         </w:rPr>
-        <w:t>print(</w:t>
-      </w:r>
-      <w:proofErr w:type="spellStart"/>
-      <w:r>
-        <w:rPr>
-          <w:rFonts w:ascii="Times New Roman" w:eastAsia="Times New Roman" w:hAnsi="Times New Roman" w:cs="Times New Roman"/>
-          <w:sz w:val="23"/>
-        </w:rPr>
-        <w:t>df.</w:t>
-      </w:r>
-      <w:proofErr w:type="gramStart"/>
-      <w:r>
-        <w:rPr>
-          <w:rFonts w:ascii="Times New Roman" w:eastAsia="Times New Roman" w:hAnsi="Times New Roman" w:cs="Times New Roman"/>
-          <w:sz w:val="23"/>
-        </w:rPr>
-        <w:t>sample</w:t>
-      </w:r>
-      <w:proofErr w:type="spellEnd"/>
-      <w:r>
-        <w:rPr>
-          <w:rFonts w:ascii="Times New Roman" w:eastAsia="Times New Roman" w:hAnsi="Times New Roman" w:cs="Times New Roman"/>
-          <w:sz w:val="23"/>
-        </w:rPr>
-        <w:t>(</w:t>
-      </w:r>
-      <w:proofErr w:type="gramEnd"/>
-      <w:r>
-        <w:rPr>
-          <w:rFonts w:ascii="Times New Roman" w:eastAsia="Times New Roman" w:hAnsi="Times New Roman" w:cs="Times New Roman"/>
-          <w:sz w:val="23"/>
-        </w:rPr>
-        <w:t>5</w:t>
-      </w:r>
-      <w:r>
-        <w:rPr>
-          <w:rFonts w:ascii="Times New Roman" w:eastAsia="Times New Roman" w:hAnsi="Times New Roman" w:cs="Times New Roman"/>
-          <w:sz w:val="23"/>
-        </w:rPr>
-        <w:t>))</w:t>
+        <w:t>pd.set_option('display.max_columns', None)</w:t>
       </w:r>
     </w:p>
     <w:p>
@@ -3319,6 +2999,13 @@
           <w:sz w:val="23"/>
         </w:rPr>
       </w:pPr>
+      <w:r>
+        <w:rPr>
+          <w:rFonts w:ascii="Times New Roman" w:eastAsia="Times New Roman" w:hAnsi="Times New Roman" w:cs="Times New Roman"/>
+          <w:sz w:val="23"/>
+        </w:rPr>
+        <w:t>print("Sample Data:")</w:t>
+      </w:r>
     </w:p>
     <w:p>
       <w:pPr>
@@ -3329,15 +3016,13 @@
           <w:sz w:val="23"/>
         </w:rPr>
       </w:pPr>
-      <w:proofErr w:type="gramStart"/>
-      <w:r>
-        <w:rPr>
-          <w:rFonts w:ascii="Times New Roman" w:eastAsia="Times New Roman" w:hAnsi="Times New Roman" w:cs="Times New Roman"/>
-          <w:sz w:val="23"/>
-        </w:rPr>
-        <w:t>OUTPUT:-</w:t>
-      </w:r>
-      <w:proofErr w:type="gramEnd"/>
+      <w:r>
+        <w:rPr>
+          <w:rFonts w:ascii="Times New Roman" w:eastAsia="Times New Roman" w:hAnsi="Times New Roman" w:cs="Times New Roman"/>
+          <w:sz w:val="23"/>
+        </w:rPr>
+        <w:t>print(df.sample(5))</w:t>
+      </w:r>
     </w:p>
     <w:p>
       <w:pPr>
@@ -3355,6 +3040,36 @@
         <w:ind w:left="-5" w:right="515" w:hanging="10"/>
         <w:rPr>
           <w:rFonts w:ascii="Times New Roman" w:eastAsia="Times New Roman" w:hAnsi="Times New Roman" w:cs="Times New Roman"/>
+          <w:b/>
+          <w:bCs/>
+          <w:sz w:val="23"/>
+        </w:rPr>
+      </w:pPr>
+      <w:r>
+        <w:rPr>
+          <w:rFonts w:ascii="Times New Roman" w:eastAsia="Times New Roman" w:hAnsi="Times New Roman" w:cs="Times New Roman"/>
+          <w:b/>
+          <w:bCs/>
+          <w:sz w:val="23"/>
+        </w:rPr>
+        <w:t>Output :</w:t>
+      </w:r>
+      <w:r>
+        <w:rPr>
+          <w:rFonts w:ascii="Times New Roman" w:eastAsia="Times New Roman" w:hAnsi="Times New Roman" w:cs="Times New Roman"/>
+          <w:b/>
+          <w:bCs/>
+          <w:sz w:val="23"/>
+        </w:rPr>
+        <w:t>-</w:t>
+      </w:r>
+    </w:p>
+    <w:p>
+      <w:pPr>
+        <w:spacing w:after="7" w:line="270" w:lineRule="auto"/>
+        <w:ind w:left="-5" w:right="515" w:hanging="10"/>
+        <w:rPr>
+          <w:rFonts w:ascii="Times New Roman" w:eastAsia="Times New Roman" w:hAnsi="Times New Roman" w:cs="Times New Roman"/>
           <w:sz w:val="23"/>
         </w:rPr>
       </w:pPr>
@@ -3363,10 +3078,10 @@
           <w:noProof/>
         </w:rPr>
         <w:drawing>
-          <wp:inline distT="0" distB="0" distL="0" distR="0" wp14:anchorId="08DC62CD" wp14:editId="2472E3A7">
-            <wp:extent cx="5731510" cy="2170430"/>
-            <wp:effectExtent l="0" t="0" r="2540" b="1270"/>
-            <wp:docPr id="972334921" name="Picture 1"/>
+          <wp:inline distT="0" distB="0" distL="0" distR="0" wp14:anchorId="4D9645CE" wp14:editId="77397F9D">
+            <wp:extent cx="5731510" cy="3023235"/>
+            <wp:effectExtent l="0" t="0" r="2540" b="5715"/>
+            <wp:docPr id="1334163737" name="Picture 1"/>
             <wp:cNvGraphicFramePr>
               <a:graphicFrameLocks xmlns:a="http://schemas.openxmlformats.org/drawingml/2006/main" noChangeAspect="1"/>
             </wp:cNvGraphicFramePr>
@@ -3374,372 +3089,7 @@
               <a:graphicData uri="http://schemas.openxmlformats.org/drawingml/2006/picture">
                 <pic:pic xmlns:pic="http://schemas.openxmlformats.org/drawingml/2006/picture">
                   <pic:nvPicPr>
-                    <pic:cNvPr id="972334921" name=""/>
-                    <pic:cNvPicPr/>
-                  </pic:nvPicPr>
-                  <pic:blipFill>
-                    <a:blip r:embed="rId6"/>
-                    <a:stretch>
-                      <a:fillRect/>
-                    </a:stretch>
-                  </pic:blipFill>
-                  <pic:spPr>
-                    <a:xfrm>
-                      <a:off x="0" y="0"/>
-                      <a:ext cx="5731510" cy="2170430"/>
-                    </a:xfrm>
-                    <a:prstGeom prst="rect">
-                      <a:avLst/>
-                    </a:prstGeom>
-                  </pic:spPr>
-                </pic:pic>
-              </a:graphicData>
-            </a:graphic>
-          </wp:inline>
-        </w:drawing>
-      </w:r>
-    </w:p>
-    <w:p>
-      <w:pPr>
-        <w:spacing w:after="7" w:line="270" w:lineRule="auto"/>
-        <w:ind w:left="-5" w:right="515" w:hanging="10"/>
-        <w:rPr>
-          <w:rFonts w:ascii="Times New Roman" w:eastAsia="Times New Roman" w:hAnsi="Times New Roman" w:cs="Times New Roman"/>
-          <w:sz w:val="23"/>
-        </w:rPr>
-      </w:pPr>
-    </w:p>
-    <w:p/>
-    <w:p>
-      <w:pPr>
-        <w:rPr>
-          <w:b/>
-          <w:bCs/>
-        </w:rPr>
-      </w:pPr>
-      <w:r>
-        <w:rPr>
-          <w:b/>
-          <w:bCs/>
-        </w:rPr>
-        <w:t>4.2 Dataset Structure</w:t>
-      </w:r>
-    </w:p>
-    <w:p>
-      <w:pPr>
-        <w:spacing w:after="37" w:line="255" w:lineRule="auto"/>
-        <w:ind w:left="-5" w:right="4825" w:hanging="10"/>
-        <w:jc w:val="both"/>
-      </w:pPr>
-      <w:r>
-        <w:rPr>
-          <w:rFonts w:ascii="Times New Roman" w:eastAsia="Times New Roman" w:hAnsi="Times New Roman" w:cs="Times New Roman"/>
-          <w:sz w:val="23"/>
-        </w:rPr>
-        <w:t># display shape of data print(</w:t>
-      </w:r>
-      <w:proofErr w:type="spellStart"/>
-      <w:proofErr w:type="gramStart"/>
-      <w:r>
-        <w:rPr>
-          <w:rFonts w:ascii="Times New Roman" w:eastAsia="Times New Roman" w:hAnsi="Times New Roman" w:cs="Times New Roman"/>
-          <w:sz w:val="23"/>
-        </w:rPr>
-        <w:t>dataframe.shape</w:t>
-      </w:r>
-      <w:proofErr w:type="spellEnd"/>
-      <w:proofErr w:type="gramEnd"/>
-      <w:r>
-        <w:rPr>
-          <w:rFonts w:ascii="Times New Roman" w:eastAsia="Times New Roman" w:hAnsi="Times New Roman" w:cs="Times New Roman"/>
-          <w:sz w:val="23"/>
-        </w:rPr>
-        <w:t xml:space="preserve">) </w:t>
-      </w:r>
-    </w:p>
-    <w:p>
-      <w:proofErr w:type="spellStart"/>
-      <w:proofErr w:type="gramStart"/>
-      <w:r>
-        <w:t>df.shape</w:t>
-      </w:r>
-      <w:proofErr w:type="spellEnd"/>
-      <w:proofErr w:type="gramEnd"/>
-    </w:p>
-    <w:p>
-      <w:r>
-        <w:t>--OP--</w:t>
-      </w:r>
-    </w:p>
-    <w:p>
-      <w:pPr>
-        <w:spacing w:after="235"/>
-      </w:pPr>
-      <w:r>
-        <w:rPr>
-          <w:rFonts w:ascii="Times New Roman" w:eastAsia="Times New Roman" w:hAnsi="Times New Roman" w:cs="Times New Roman"/>
-          <w:sz w:val="21"/>
-        </w:rPr>
-        <w:t xml:space="preserve"># Getting summary of the </w:t>
-      </w:r>
-      <w:proofErr w:type="spellStart"/>
-      <w:r>
-        <w:rPr>
-          <w:rFonts w:ascii="Times New Roman" w:eastAsia="Times New Roman" w:hAnsi="Times New Roman" w:cs="Times New Roman"/>
-          <w:sz w:val="21"/>
-        </w:rPr>
-        <w:t>dataframe</w:t>
-      </w:r>
-      <w:proofErr w:type="spellEnd"/>
-      <w:r>
-        <w:rPr>
-          <w:rFonts w:ascii="Times New Roman" w:eastAsia="Times New Roman" w:hAnsi="Times New Roman" w:cs="Times New Roman"/>
-          <w:sz w:val="21"/>
-        </w:rPr>
-        <w:t xml:space="preserve"> using </w:t>
-      </w:r>
-      <w:proofErr w:type="gramStart"/>
-      <w:r>
-        <w:rPr>
-          <w:rFonts w:ascii="Times New Roman" w:eastAsia="Times New Roman" w:hAnsi="Times New Roman" w:cs="Times New Roman"/>
-          <w:sz w:val="21"/>
-        </w:rPr>
-        <w:t>df.info(</w:t>
-      </w:r>
-      <w:proofErr w:type="gramEnd"/>
-      <w:r>
-        <w:rPr>
-          <w:rFonts w:ascii="Times New Roman" w:eastAsia="Times New Roman" w:hAnsi="Times New Roman" w:cs="Times New Roman"/>
-          <w:sz w:val="21"/>
-        </w:rPr>
-        <w:t xml:space="preserve">) </w:t>
-      </w:r>
-    </w:p>
-    <w:p>
-      <w:proofErr w:type="gramStart"/>
-      <w:r>
-        <w:t>df.info(</w:t>
-      </w:r>
-      <w:proofErr w:type="gramEnd"/>
-      <w:r>
-        <w:t>)</w:t>
-      </w:r>
-    </w:p>
-    <w:p>
-      <w:r>
-        <w:t>--OP--</w:t>
-      </w:r>
-    </w:p>
-    <w:p/>
-    <w:p>
-      <w:r>
-        <w:lastRenderedPageBreak/>
-        <w:t>This helps identify:</w:t>
-      </w:r>
-    </w:p>
-    <w:p>
-      <w:pPr>
-        <w:numPr>
-          <w:ilvl w:val="0"/>
-          <w:numId w:val="5"/>
-        </w:numPr>
-      </w:pPr>
-      <w:r>
-        <w:t>Number of rows and columns</w:t>
-      </w:r>
-    </w:p>
-    <w:p>
-      <w:pPr>
-        <w:numPr>
-          <w:ilvl w:val="0"/>
-          <w:numId w:val="5"/>
-        </w:numPr>
-      </w:pPr>
-      <w:r>
-        <w:t>Data types</w:t>
-      </w:r>
-    </w:p>
-    <w:p>
-      <w:pPr>
-        <w:numPr>
-          <w:ilvl w:val="0"/>
-          <w:numId w:val="5"/>
-        </w:numPr>
-      </w:pPr>
-      <w:r>
-        <w:t>Missing values</w:t>
-      </w:r>
-    </w:p>
-    <w:p/>
-    <w:p>
-      <w:pPr>
-        <w:rPr>
-          <w:b/>
-          <w:bCs/>
-        </w:rPr>
-      </w:pPr>
-      <w:r>
-        <w:rPr>
-          <w:b/>
-          <w:bCs/>
-        </w:rPr>
-        <w:br w:type="page"/>
-      </w:r>
-    </w:p>
-    <w:p>
-      <w:pPr>
-        <w:rPr>
-          <w:b/>
-          <w:bCs/>
-        </w:rPr>
-      </w:pPr>
-      <w:r>
-        <w:rPr>
-          <w:b/>
-          <w:bCs/>
-        </w:rPr>
-        <w:lastRenderedPageBreak/>
-        <w:t>CHAPTER 5: UNDERSTANDING SPREAD OF DATA</w:t>
-      </w:r>
-    </w:p>
-    <w:p>
-      <w:pPr>
-        <w:spacing w:after="218" w:line="255" w:lineRule="auto"/>
-        <w:ind w:left="-5" w:right="145" w:hanging="10"/>
-        <w:jc w:val="both"/>
-      </w:pPr>
-      <w:r>
-        <w:rPr>
-          <w:rFonts w:ascii="Times New Roman" w:eastAsia="Times New Roman" w:hAnsi="Times New Roman" w:cs="Times New Roman"/>
-          <w:sz w:val="23"/>
-        </w:rPr>
-        <w:t>With our dataset we have used histogram with “</w:t>
-      </w:r>
-      <w:proofErr w:type="spellStart"/>
-      <w:r>
-        <w:rPr>
-          <w:rFonts w:ascii="Times New Roman" w:eastAsia="Times New Roman" w:hAnsi="Times New Roman" w:cs="Times New Roman"/>
-          <w:sz w:val="23"/>
-        </w:rPr>
-        <w:t>kde</w:t>
-      </w:r>
-      <w:proofErr w:type="spellEnd"/>
-      <w:r>
-        <w:rPr>
-          <w:rFonts w:ascii="Times New Roman" w:eastAsia="Times New Roman" w:hAnsi="Times New Roman" w:cs="Times New Roman"/>
-          <w:sz w:val="23"/>
-        </w:rPr>
-        <w:t xml:space="preserve">=True” to understand the distribution and spread of data in column “rate” (user ratings).  </w:t>
-      </w:r>
-    </w:p>
-    <w:p>
-      <w:pPr>
-        <w:rPr>
-          <w:b/>
-          <w:bCs/>
-        </w:rPr>
-      </w:pPr>
-      <w:r>
-        <w:rPr>
-          <w:b/>
-          <w:bCs/>
-        </w:rPr>
-        <w:t>5.1 Distribution of Ratings</w:t>
-      </w:r>
-    </w:p>
-    <w:p>
-      <w:proofErr w:type="spellStart"/>
-      <w:proofErr w:type="gramStart"/>
-      <w:r>
-        <w:t>plt.figure</w:t>
-      </w:r>
-      <w:proofErr w:type="spellEnd"/>
-      <w:proofErr w:type="gramEnd"/>
-      <w:r>
-        <w:t>(</w:t>
-      </w:r>
-      <w:proofErr w:type="spellStart"/>
-      <w:r>
-        <w:t>figsize</w:t>
-      </w:r>
-      <w:proofErr w:type="spellEnd"/>
-      <w:proofErr w:type="gramStart"/>
-      <w:r>
-        <w:t>=(</w:t>
-      </w:r>
-      <w:proofErr w:type="gramEnd"/>
-      <w:r>
-        <w:t>8,5))</w:t>
-      </w:r>
-    </w:p>
-    <w:p>
-      <w:proofErr w:type="spellStart"/>
-      <w:proofErr w:type="gramStart"/>
-      <w:r>
-        <w:t>sns.histplot</w:t>
-      </w:r>
-      <w:proofErr w:type="spellEnd"/>
-      <w:proofErr w:type="gramEnd"/>
-      <w:r>
-        <w:t>(</w:t>
-      </w:r>
-      <w:proofErr w:type="spellStart"/>
-      <w:r>
-        <w:t>df</w:t>
-      </w:r>
-      <w:proofErr w:type="spellEnd"/>
-      <w:r>
-        <w:t xml:space="preserve">['rate'], bins=10, </w:t>
-      </w:r>
-      <w:proofErr w:type="spellStart"/>
-      <w:r>
-        <w:t>kde</w:t>
-      </w:r>
-      <w:proofErr w:type="spellEnd"/>
-      <w:r>
-        <w:t>=True)</w:t>
-      </w:r>
-    </w:p>
-    <w:p>
-      <w:proofErr w:type="spellStart"/>
-      <w:proofErr w:type="gramStart"/>
-      <w:r>
-        <w:t>plt.title</w:t>
-      </w:r>
-      <w:proofErr w:type="spellEnd"/>
-      <w:proofErr w:type="gramEnd"/>
-      <w:r>
-        <w:t>("Distribution of Restaurant Ratings")</w:t>
-      </w:r>
-    </w:p>
-    <w:p>
-      <w:proofErr w:type="spellStart"/>
-      <w:proofErr w:type="gramStart"/>
-      <w:r>
-        <w:t>plt.show</w:t>
-      </w:r>
-      <w:proofErr w:type="spellEnd"/>
-      <w:proofErr w:type="gramEnd"/>
-      <w:r>
-        <w:t>()</w:t>
-      </w:r>
-    </w:p>
-    <w:p>
-      <w:r>
-        <w:rPr>
-          <w:noProof/>
-        </w:rPr>
-        <w:drawing>
-          <wp:inline distT="0" distB="0" distL="0" distR="0" wp14:anchorId="5793754F" wp14:editId="351BDCF4">
-            <wp:extent cx="4867656" cy="3270504"/>
-            <wp:effectExtent l="0" t="0" r="0" b="0"/>
-            <wp:docPr id="451" name="Picture 451" descr="A bar graph with blue lines&#10;&#10;AI-generated content may be incorrect."/>
-            <wp:cNvGraphicFramePr/>
-            <a:graphic xmlns:a="http://schemas.openxmlformats.org/drawingml/2006/main">
-              <a:graphicData uri="http://schemas.openxmlformats.org/drawingml/2006/picture">
-                <pic:pic xmlns:pic="http://schemas.openxmlformats.org/drawingml/2006/picture">
-                  <pic:nvPicPr>
-                    <pic:cNvPr id="451" name="Picture 451" descr="A bar graph with blue lines&#10;&#10;AI-generated content may be incorrect."/>
+                    <pic:cNvPr id="1334163737" name=""/>
                     <pic:cNvPicPr/>
                   </pic:nvPicPr>
                   <pic:blipFill>
@@ -3751,7 +3101,7 @@
                   <pic:spPr>
                     <a:xfrm>
                       <a:off x="0" y="0"/>
-                      <a:ext cx="4867656" cy="3270504"/>
+                      <a:ext cx="5731510" cy="3023235"/>
                     </a:xfrm>
                     <a:prstGeom prst="rect">
                       <a:avLst/>
@@ -3764,147 +3114,275 @@
         </w:drawing>
       </w:r>
     </w:p>
-    <w:p/>
-    <w:p>
-      <w:pPr>
-        <w:rPr>
-          <w:b/>
-          <w:bCs/>
-        </w:rPr>
-      </w:pPr>
-      <w:r>
-        <w:rPr>
-          <w:b/>
-          <w:bCs/>
-        </w:rPr>
-        <w:t>5.2 Cost Distribution by Online Order</w:t>
-      </w:r>
-    </w:p>
-    <w:p>
-      <w:pPr>
-        <w:rPr>
-          <w:b/>
-          <w:bCs/>
-        </w:rPr>
-      </w:pPr>
-      <w:r>
-        <w:rPr>
-          <w:rFonts w:ascii="Times New Roman" w:eastAsia="Times New Roman" w:hAnsi="Times New Roman" w:cs="Times New Roman"/>
-          <w:sz w:val="23"/>
-        </w:rPr>
-        <w:t xml:space="preserve">boxplot to understand the data spread of “approximate cost for two people” by online order availability.  </w:t>
-      </w:r>
-    </w:p>
-    <w:p>
-      <w:proofErr w:type="spellStart"/>
-      <w:proofErr w:type="gramStart"/>
-      <w:r>
-        <w:t>plt.figure</w:t>
-      </w:r>
-      <w:proofErr w:type="spellEnd"/>
-      <w:proofErr w:type="gramEnd"/>
-      <w:r>
-        <w:t>(</w:t>
-      </w:r>
-      <w:proofErr w:type="spellStart"/>
-      <w:r>
-        <w:t>figsize</w:t>
-      </w:r>
-      <w:proofErr w:type="spellEnd"/>
-      <w:proofErr w:type="gramStart"/>
-      <w:r>
-        <w:t>=(</w:t>
-      </w:r>
-      <w:proofErr w:type="gramEnd"/>
-      <w:r>
-        <w:t>8,5))</w:t>
-      </w:r>
-    </w:p>
-    <w:p>
-      <w:proofErr w:type="spellStart"/>
-      <w:proofErr w:type="gramStart"/>
-      <w:r>
-        <w:t>sns.boxplot</w:t>
-      </w:r>
-      <w:proofErr w:type="spellEnd"/>
-      <w:proofErr w:type="gramEnd"/>
-      <w:r>
-        <w:t>(x='</w:t>
-      </w:r>
-      <w:proofErr w:type="spellStart"/>
-      <w:r>
-        <w:t>online_order</w:t>
-      </w:r>
-      <w:proofErr w:type="spellEnd"/>
-      <w:r>
-        <w:t>', y='</w:t>
-      </w:r>
-      <w:proofErr w:type="spellStart"/>
-      <w:r>
-        <w:t>approx_</w:t>
-      </w:r>
-      <w:proofErr w:type="gramStart"/>
-      <w:r>
-        <w:t>cost</w:t>
-      </w:r>
-      <w:proofErr w:type="spellEnd"/>
-      <w:r>
-        <w:t>(</w:t>
-      </w:r>
-      <w:proofErr w:type="gramEnd"/>
-      <w:r>
-        <w:t>for two people)', data=</w:t>
-      </w:r>
-      <w:proofErr w:type="spellStart"/>
-      <w:r>
-        <w:t>df</w:t>
-      </w:r>
-      <w:proofErr w:type="spellEnd"/>
-      <w:r>
-        <w:t>)</w:t>
-      </w:r>
-    </w:p>
-    <w:p>
-      <w:proofErr w:type="spellStart"/>
-      <w:proofErr w:type="gramStart"/>
-      <w:r>
-        <w:t>plt.title</w:t>
-      </w:r>
-      <w:proofErr w:type="spellEnd"/>
-      <w:proofErr w:type="gramEnd"/>
-      <w:r>
-        <w:t>("Cost Spread by Online Order")</w:t>
-      </w:r>
-    </w:p>
-    <w:p>
-      <w:proofErr w:type="spellStart"/>
-      <w:proofErr w:type="gramStart"/>
-      <w:r>
-        <w:t>plt.show</w:t>
-      </w:r>
-      <w:proofErr w:type="spellEnd"/>
-      <w:proofErr w:type="gramEnd"/>
-      <w:r>
-        <w:t>()</w:t>
-      </w:r>
+    <w:p>
+      <w:pPr>
+        <w:spacing w:after="7" w:line="270" w:lineRule="auto"/>
+        <w:ind w:left="-5" w:right="515" w:hanging="10"/>
+        <w:rPr>
+          <w:rFonts w:ascii="Times New Roman" w:eastAsia="Times New Roman" w:hAnsi="Times New Roman" w:cs="Times New Roman"/>
+          <w:sz w:val="23"/>
+        </w:rPr>
+      </w:pPr>
+    </w:p>
+    <w:p>
+      <w:pPr>
+        <w:spacing w:after="7" w:line="270" w:lineRule="auto"/>
+        <w:ind w:left="-5" w:right="515" w:hanging="10"/>
+        <w:rPr>
+          <w:rFonts w:ascii="Times New Roman" w:eastAsia="Times New Roman" w:hAnsi="Times New Roman" w:cs="Times New Roman"/>
+          <w:sz w:val="23"/>
+        </w:rPr>
+      </w:pPr>
+    </w:p>
+    <w:p>
+      <w:pPr>
+        <w:rPr>
+          <w:b/>
+          <w:bCs/>
+        </w:rPr>
+      </w:pPr>
+      <w:r>
+        <w:rPr>
+          <w:b/>
+          <w:bCs/>
+        </w:rPr>
+        <w:t>4.2 Dataset Structure</w:t>
+      </w:r>
+    </w:p>
+    <w:p>
+      <w:pPr>
+        <w:spacing w:after="37" w:line="255" w:lineRule="auto"/>
+        <w:ind w:left="-5" w:right="1088" w:hanging="10"/>
+        <w:jc w:val="both"/>
+        <w:rPr>
+          <w:rFonts w:ascii="Times New Roman" w:eastAsia="Times New Roman" w:hAnsi="Times New Roman" w:cs="Times New Roman"/>
+          <w:sz w:val="23"/>
+        </w:rPr>
+      </w:pPr>
+      <w:r>
+        <w:rPr>
+          <w:rFonts w:ascii="Times New Roman" w:eastAsia="Times New Roman" w:hAnsi="Times New Roman" w:cs="Times New Roman"/>
+          <w:b/>
+          <w:bCs/>
+          <w:sz w:val="23"/>
+        </w:rPr>
+        <w:t># Step 3: Getting summary of the</w:t>
+      </w:r>
+      <w:r>
+        <w:rPr>
+          <w:rFonts w:ascii="Times New Roman" w:eastAsia="Times New Roman" w:hAnsi="Times New Roman" w:cs="Times New Roman"/>
+          <w:b/>
+          <w:bCs/>
+          <w:sz w:val="23"/>
+        </w:rPr>
+        <w:t xml:space="preserve"> dat</w:t>
+      </w:r>
+      <w:r>
+        <w:rPr>
+          <w:rFonts w:ascii="Times New Roman" w:eastAsia="Times New Roman" w:hAnsi="Times New Roman" w:cs="Times New Roman"/>
+          <w:b/>
+          <w:bCs/>
+          <w:sz w:val="23"/>
+        </w:rPr>
+        <w:t xml:space="preserve">aframe </w:t>
+      </w:r>
+    </w:p>
+    <w:p>
+      <w:pPr>
+        <w:spacing w:after="37" w:line="255" w:lineRule="auto"/>
+        <w:ind w:left="-5" w:right="4825" w:hanging="10"/>
+        <w:jc w:val="both"/>
+        <w:rPr>
+          <w:rFonts w:ascii="Times New Roman" w:eastAsia="Times New Roman" w:hAnsi="Times New Roman" w:cs="Times New Roman"/>
+          <w:sz w:val="23"/>
+        </w:rPr>
+      </w:pPr>
+      <w:r>
+        <w:rPr>
+          <w:rFonts w:ascii="Times New Roman" w:eastAsia="Times New Roman" w:hAnsi="Times New Roman" w:cs="Times New Roman"/>
+          <w:sz w:val="23"/>
+        </w:rPr>
+        <w:t>*   Getting shape of data using df.shape()</w:t>
+      </w:r>
+    </w:p>
+    <w:p>
+      <w:pPr>
+        <w:spacing w:after="37" w:line="255" w:lineRule="auto"/>
+        <w:ind w:left="-5" w:right="3072" w:hanging="10"/>
+        <w:jc w:val="both"/>
+        <w:rPr>
+          <w:rFonts w:ascii="Times New Roman" w:eastAsia="Times New Roman" w:hAnsi="Times New Roman" w:cs="Times New Roman"/>
+          <w:sz w:val="23"/>
+        </w:rPr>
+      </w:pPr>
+      <w:r>
+        <w:rPr>
+          <w:rFonts w:ascii="Times New Roman" w:eastAsia="Times New Roman" w:hAnsi="Times New Roman" w:cs="Times New Roman"/>
+          <w:sz w:val="23"/>
+        </w:rPr>
+        <w:t>*   Getting summary of the dataframe using</w:t>
+      </w:r>
+      <w:r>
+        <w:rPr>
+          <w:rFonts w:ascii="Times New Roman" w:eastAsia="Times New Roman" w:hAnsi="Times New Roman" w:cs="Times New Roman"/>
+          <w:sz w:val="23"/>
+        </w:rPr>
+        <w:t xml:space="preserve"> d</w:t>
+      </w:r>
+      <w:r>
+        <w:rPr>
+          <w:rFonts w:ascii="Times New Roman" w:eastAsia="Times New Roman" w:hAnsi="Times New Roman" w:cs="Times New Roman"/>
+          <w:sz w:val="23"/>
+        </w:rPr>
+        <w:t xml:space="preserve">f.info() </w:t>
+      </w:r>
+    </w:p>
+    <w:p>
+      <w:pPr>
+        <w:spacing w:after="37" w:line="255" w:lineRule="auto"/>
+        <w:ind w:left="-5" w:right="4825" w:hanging="10"/>
+        <w:jc w:val="both"/>
+        <w:rPr>
+          <w:rFonts w:ascii="Times New Roman" w:eastAsia="Times New Roman" w:hAnsi="Times New Roman" w:cs="Times New Roman"/>
+          <w:sz w:val="23"/>
+        </w:rPr>
+      </w:pPr>
+    </w:p>
+    <w:p>
+      <w:pPr>
+        <w:spacing w:after="37" w:line="255" w:lineRule="auto"/>
+        <w:ind w:left="-5" w:right="4825" w:hanging="10"/>
+        <w:jc w:val="both"/>
+        <w:rPr>
+          <w:rFonts w:ascii="Times New Roman" w:eastAsia="Times New Roman" w:hAnsi="Times New Roman" w:cs="Times New Roman"/>
+          <w:sz w:val="23"/>
+        </w:rPr>
+      </w:pPr>
+    </w:p>
+    <w:p>
+      <w:pPr>
+        <w:spacing w:after="7" w:line="270" w:lineRule="auto"/>
+        <w:ind w:left="-5" w:right="515" w:hanging="10"/>
+        <w:rPr>
+          <w:rFonts w:ascii="Times New Roman" w:eastAsia="Times New Roman" w:hAnsi="Times New Roman" w:cs="Times New Roman"/>
+          <w:sz w:val="23"/>
+        </w:rPr>
+      </w:pPr>
+      <w:r>
+        <w:rPr>
+          <w:rFonts w:ascii="Times New Roman" w:eastAsia="Times New Roman" w:hAnsi="Times New Roman" w:cs="Times New Roman"/>
+          <w:sz w:val="23"/>
+        </w:rPr>
+        <w:lastRenderedPageBreak/>
+        <w:t>print("Shape of dataset:",df.shape)</w:t>
+      </w:r>
+    </w:p>
+    <w:p>
+      <w:pPr>
+        <w:spacing w:after="7" w:line="270" w:lineRule="auto"/>
+        <w:ind w:left="-5" w:right="515" w:hanging="10"/>
+        <w:rPr>
+          <w:rFonts w:ascii="Times New Roman" w:eastAsia="Times New Roman" w:hAnsi="Times New Roman" w:cs="Times New Roman"/>
+          <w:sz w:val="23"/>
+        </w:rPr>
+      </w:pPr>
+      <w:r>
+        <w:rPr>
+          <w:rFonts w:ascii="Times New Roman" w:eastAsia="Times New Roman" w:hAnsi="Times New Roman" w:cs="Times New Roman"/>
+          <w:sz w:val="23"/>
+        </w:rPr>
+        <w:t>print("----------Dataset summary------------------")</w:t>
+      </w:r>
+    </w:p>
+    <w:p>
+      <w:pPr>
+        <w:spacing w:after="7" w:line="270" w:lineRule="auto"/>
+        <w:ind w:left="-5" w:right="515" w:hanging="10"/>
+        <w:rPr>
+          <w:rFonts w:ascii="Times New Roman" w:eastAsia="Times New Roman" w:hAnsi="Times New Roman" w:cs="Times New Roman"/>
+          <w:sz w:val="23"/>
+        </w:rPr>
+      </w:pPr>
+      <w:r>
+        <w:rPr>
+          <w:rFonts w:ascii="Times New Roman" w:eastAsia="Times New Roman" w:hAnsi="Times New Roman" w:cs="Times New Roman"/>
+          <w:sz w:val="23"/>
+        </w:rPr>
+        <w:t>df.info()</w:t>
+      </w:r>
+    </w:p>
+    <w:p>
+      <w:pPr>
+        <w:spacing w:after="7" w:line="270" w:lineRule="auto"/>
+        <w:ind w:left="-5" w:right="515" w:hanging="10"/>
+        <w:rPr>
+          <w:rFonts w:ascii="Times New Roman" w:eastAsia="Times New Roman" w:hAnsi="Times New Roman" w:cs="Times New Roman"/>
+          <w:b/>
+          <w:bCs/>
+          <w:sz w:val="23"/>
+        </w:rPr>
+      </w:pPr>
+    </w:p>
+    <w:p>
+      <w:pPr>
+        <w:spacing w:after="7" w:line="270" w:lineRule="auto"/>
+        <w:ind w:left="-5" w:right="515" w:hanging="10"/>
+        <w:rPr>
+          <w:rFonts w:ascii="Times New Roman" w:eastAsia="Times New Roman" w:hAnsi="Times New Roman" w:cs="Times New Roman"/>
+          <w:b/>
+          <w:bCs/>
+          <w:sz w:val="23"/>
+        </w:rPr>
+      </w:pPr>
+      <w:r>
+        <w:rPr>
+          <w:rFonts w:ascii="Times New Roman" w:eastAsia="Times New Roman" w:hAnsi="Times New Roman" w:cs="Times New Roman"/>
+          <w:b/>
+          <w:bCs/>
+          <w:sz w:val="23"/>
+        </w:rPr>
+        <w:t>Output :</w:t>
+      </w:r>
+      <w:r>
+        <w:rPr>
+          <w:rFonts w:ascii="Times New Roman" w:eastAsia="Times New Roman" w:hAnsi="Times New Roman" w:cs="Times New Roman"/>
+          <w:b/>
+          <w:bCs/>
+          <w:sz w:val="23"/>
+        </w:rPr>
+        <w:t>-</w:t>
+      </w:r>
+    </w:p>
+    <w:p>
+      <w:pPr>
+        <w:spacing w:after="7" w:line="270" w:lineRule="auto"/>
+        <w:ind w:left="-5" w:right="515" w:hanging="10"/>
+        <w:rPr>
+          <w:rFonts w:ascii="Times New Roman" w:eastAsia="Times New Roman" w:hAnsi="Times New Roman" w:cs="Times New Roman"/>
+          <w:b/>
+          <w:bCs/>
+          <w:sz w:val="23"/>
+        </w:rPr>
+      </w:pPr>
     </w:p>
     <w:p>
       <w:r>
         <w:rPr>
           <w:noProof/>
         </w:rPr>
-        <w:lastRenderedPageBreak/>
         <w:drawing>
-          <wp:inline distT="0" distB="0" distL="0" distR="0" wp14:anchorId="1DC7B4B7" wp14:editId="72087DC0">
-            <wp:extent cx="5545836" cy="3662172"/>
-            <wp:effectExtent l="0" t="0" r="0" b="0"/>
-            <wp:docPr id="456" name="Picture 456" descr="A diagram of a cost spread&#10;&#10;AI-generated content may be incorrect."/>
-            <wp:cNvGraphicFramePr/>
+          <wp:inline distT="0" distB="0" distL="0" distR="0" wp14:anchorId="4AABA7C0" wp14:editId="64D98D67">
+            <wp:extent cx="5731510" cy="3058795"/>
+            <wp:effectExtent l="0" t="0" r="2540" b="8255"/>
+            <wp:docPr id="836227620" name="Picture 1"/>
+            <wp:cNvGraphicFramePr>
+              <a:graphicFrameLocks xmlns:a="http://schemas.openxmlformats.org/drawingml/2006/main" noChangeAspect="1"/>
+            </wp:cNvGraphicFramePr>
             <a:graphic xmlns:a="http://schemas.openxmlformats.org/drawingml/2006/main">
               <a:graphicData uri="http://schemas.openxmlformats.org/drawingml/2006/picture">
                 <pic:pic xmlns:pic="http://schemas.openxmlformats.org/drawingml/2006/picture">
                   <pic:nvPicPr>
-                    <pic:cNvPr id="456" name="Picture 456" descr="A diagram of a cost spread&#10;&#10;AI-generated content may be incorrect."/>
+                    <pic:cNvPr id="836227620" name=""/>
                     <pic:cNvPicPr/>
                   </pic:nvPicPr>
                   <pic:blipFill>
@@ -3916,7 +3394,7 @@
                   <pic:spPr>
                     <a:xfrm>
                       <a:off x="0" y="0"/>
-                      <a:ext cx="5545836" cy="3662172"/>
+                      <a:ext cx="5731510" cy="3058795"/>
                     </a:xfrm>
                     <a:prstGeom prst="rect">
                       <a:avLst/>
@@ -3930,21 +3408,44 @@
       </w:r>
     </w:p>
     <w:p>
-      <w:pPr>
-        <w:rPr>
-          <w:b/>
-          <w:bCs/>
-        </w:rPr>
-      </w:pPr>
-    </w:p>
-    <w:p>
-      <w:pPr>
-        <w:rPr>
-          <w:b/>
-          <w:bCs/>
-        </w:rPr>
-      </w:pPr>
-    </w:p>
+      <w:r>
+        <w:t>This helps identify:</w:t>
+      </w:r>
+    </w:p>
+    <w:p>
+      <w:pPr>
+        <w:numPr>
+          <w:ilvl w:val="0"/>
+          <w:numId w:val="5"/>
+        </w:numPr>
+      </w:pPr>
+      <w:r>
+        <w:t>Number of rows and columns</w:t>
+      </w:r>
+    </w:p>
+    <w:p>
+      <w:pPr>
+        <w:numPr>
+          <w:ilvl w:val="0"/>
+          <w:numId w:val="5"/>
+        </w:numPr>
+      </w:pPr>
+      <w:r>
+        <w:t>Data types</w:t>
+      </w:r>
+    </w:p>
+    <w:p>
+      <w:pPr>
+        <w:numPr>
+          <w:ilvl w:val="0"/>
+          <w:numId w:val="5"/>
+        </w:numPr>
+      </w:pPr>
+      <w:r>
+        <w:t>Missing values</w:t>
+      </w:r>
+    </w:p>
+    <w:p/>
     <w:p>
       <w:pPr>
         <w:rPr>
@@ -3973,12 +3474,12 @@
           <w:bCs/>
         </w:rPr>
         <w:lastRenderedPageBreak/>
-        <w:t>CHAPTER 6: AUTOMATING EDA USING PYTHON</w:t>
-      </w:r>
-    </w:p>
-    <w:p>
-      <w:pPr>
-        <w:spacing w:after="230" w:line="255" w:lineRule="auto"/>
+        <w:t>CHAPTER 5: UNDERSTANDING SPREAD OF DATA</w:t>
+      </w:r>
+    </w:p>
+    <w:p>
+      <w:pPr>
+        <w:spacing w:after="218" w:line="255" w:lineRule="auto"/>
         <w:ind w:left="-5" w:right="145" w:hanging="10"/>
         <w:jc w:val="both"/>
       </w:pPr>
@@ -3987,168 +3488,111 @@
           <w:rFonts w:ascii="Times New Roman" w:eastAsia="Times New Roman" w:hAnsi="Times New Roman" w:cs="Times New Roman"/>
           <w:sz w:val="23"/>
         </w:rPr>
-        <w:t xml:space="preserve">Automating Exploratory Data Analysis (EDA) in Python is achieved using specialized libraries that generate comprehensive, interactive reports with just a few lines of code.  </w:t>
-      </w:r>
-    </w:p>
-    <w:p>
-      <w:r>
-        <w:t># Create Function to Automate EDA</w:t>
-      </w:r>
-    </w:p>
-    <w:p>
-      <w:r>
-        <w:t xml:space="preserve">def </w:t>
-      </w:r>
-      <w:proofErr w:type="spellStart"/>
-      <w:r>
-        <w:t>auto_eda</w:t>
-      </w:r>
-      <w:proofErr w:type="spellEnd"/>
-      <w:r>
-        <w:t>(data):</w:t>
-      </w:r>
-    </w:p>
-    <w:p>
-      <w:r>
-        <w:t xml:space="preserve">    </w:t>
-      </w:r>
-      <w:proofErr w:type="gramStart"/>
-      <w:r>
-        <w:t>print(</w:t>
-      </w:r>
-      <w:proofErr w:type="gramEnd"/>
-      <w:r>
-        <w:t>"Dataset Info:")</w:t>
-      </w:r>
-    </w:p>
-    <w:p>
-      <w:r>
-        <w:t xml:space="preserve">    print(</w:t>
-      </w:r>
-      <w:proofErr w:type="gramStart"/>
-      <w:r>
-        <w:t>data.info(</w:t>
-      </w:r>
-      <w:proofErr w:type="gramEnd"/>
-      <w:r>
-        <w:t>))</w:t>
-      </w:r>
-    </w:p>
-    <w:p>
-      <w:r>
-        <w:t xml:space="preserve">    </w:t>
-      </w:r>
-      <w:proofErr w:type="gramStart"/>
-      <w:r>
-        <w:t>print(</w:t>
-      </w:r>
-      <w:proofErr w:type="gramEnd"/>
-      <w:r>
-        <w:t>"\</w:t>
-      </w:r>
-      <w:proofErr w:type="spellStart"/>
-      <w:r>
-        <w:t>nDataset</w:t>
-      </w:r>
-      <w:proofErr w:type="spellEnd"/>
-      <w:r>
-        <w:t xml:space="preserve"> Description:")</w:t>
-      </w:r>
-    </w:p>
-    <w:p>
-      <w:r>
-        <w:t xml:space="preserve">    print(</w:t>
-      </w:r>
-      <w:proofErr w:type="spellStart"/>
-      <w:proofErr w:type="gramStart"/>
-      <w:r>
-        <w:t>data.describe</w:t>
-      </w:r>
-      <w:proofErr w:type="spellEnd"/>
-      <w:proofErr w:type="gramEnd"/>
-      <w:r>
-        <w:t>())</w:t>
-      </w:r>
-    </w:p>
-    <w:p>
-      <w:r>
-        <w:t xml:space="preserve">    </w:t>
-      </w:r>
-      <w:proofErr w:type="gramStart"/>
-      <w:r>
-        <w:t>print(</w:t>
-      </w:r>
-      <w:proofErr w:type="gramEnd"/>
-      <w:r>
-        <w:t>"\</w:t>
-      </w:r>
-      <w:proofErr w:type="spellStart"/>
-      <w:r>
-        <w:t>nMissing</w:t>
-      </w:r>
-      <w:proofErr w:type="spellEnd"/>
-      <w:r>
-        <w:t xml:space="preserve"> Values:")</w:t>
-      </w:r>
-    </w:p>
-    <w:p>
-      <w:r>
-        <w:t xml:space="preserve">    print(</w:t>
-      </w:r>
-      <w:proofErr w:type="spellStart"/>
-      <w:proofErr w:type="gramStart"/>
-      <w:r>
-        <w:t>data.isnull</w:t>
-      </w:r>
-      <w:proofErr w:type="spellEnd"/>
-      <w:proofErr w:type="gramEnd"/>
-      <w:r>
-        <w:t>(</w:t>
-      </w:r>
-      <w:proofErr w:type="gramStart"/>
-      <w:r>
-        <w:t>).sum</w:t>
-      </w:r>
-      <w:proofErr w:type="gramEnd"/>
-      <w:r>
-        <w:t>())</w:t>
-      </w:r>
-    </w:p>
-    <w:p/>
-    <w:p>
-      <w:proofErr w:type="spellStart"/>
-      <w:r>
-        <w:t>auto_eda</w:t>
-      </w:r>
-      <w:proofErr w:type="spellEnd"/>
-      <w:r>
-        <w:t>(</w:t>
-      </w:r>
-      <w:proofErr w:type="spellStart"/>
-      <w:r>
-        <w:t>df</w:t>
-      </w:r>
-      <w:proofErr w:type="spellEnd"/>
-      <w:r>
-        <w:t>)</w:t>
-      </w:r>
-    </w:p>
-    <w:p>
-      <w:r>
-        <w:rPr>
-          <w:noProof/>
-        </w:rPr>
+        <w:t xml:space="preserve">With our dataset we have used histogram with “kde=True” to understand the distribution and spread of data in column “rate” (user ratings).  </w:t>
+      </w:r>
+    </w:p>
+    <w:p>
+      <w:pPr>
+        <w:rPr>
+          <w:b/>
+          <w:bCs/>
+        </w:rPr>
+      </w:pPr>
+      <w:r>
+        <w:rPr>
+          <w:b/>
+          <w:bCs/>
+        </w:rPr>
+        <w:t>5.1 Distribution of Ratings</w:t>
+      </w:r>
+    </w:p>
+    <w:p>
+      <w:pPr>
+        <w:spacing w:after="7" w:line="270" w:lineRule="auto"/>
+        <w:ind w:left="-5" w:right="515" w:hanging="10"/>
+      </w:pPr>
+      <w:r>
+        <w:t>plt.figure(figsize=(12, 5))</w:t>
+      </w:r>
+    </w:p>
+    <w:p>
+      <w:pPr>
+        <w:spacing w:after="7" w:line="270" w:lineRule="auto"/>
+        <w:ind w:left="-5" w:right="515" w:hanging="10"/>
+      </w:pPr>
+      <w:r>
+        <w:t>sns.histplot(df['rate'], bins=10, kde=True)</w:t>
+      </w:r>
+    </w:p>
+    <w:p>
+      <w:pPr>
+        <w:spacing w:after="7" w:line="270" w:lineRule="auto"/>
+        <w:ind w:left="-5" w:right="515" w:hanging="10"/>
+      </w:pPr>
+      <w:r>
+        <w:t>plt.title("Distribution and Spread of Restaurant Ratings")</w:t>
+      </w:r>
+    </w:p>
+    <w:p>
+      <w:pPr>
+        <w:spacing w:after="7" w:line="270" w:lineRule="auto"/>
+        <w:ind w:left="-5" w:right="515" w:hanging="10"/>
+      </w:pPr>
+      <w:r>
+        <w:t>plt.show()</w:t>
+      </w:r>
+    </w:p>
+    <w:p>
+      <w:pPr>
+        <w:spacing w:after="7" w:line="270" w:lineRule="auto"/>
+        <w:ind w:left="-5" w:right="515" w:hanging="10"/>
+      </w:pPr>
+    </w:p>
+    <w:p>
+      <w:pPr>
+        <w:spacing w:after="7" w:line="270" w:lineRule="auto"/>
+        <w:ind w:left="-5" w:right="515" w:hanging="10"/>
+        <w:rPr>
+          <w:rFonts w:ascii="Times New Roman" w:eastAsia="Times New Roman" w:hAnsi="Times New Roman" w:cs="Times New Roman"/>
+          <w:b/>
+          <w:bCs/>
+          <w:sz w:val="23"/>
+        </w:rPr>
+      </w:pPr>
+      <w:r>
+        <w:rPr>
+          <w:rFonts w:ascii="Times New Roman" w:eastAsia="Times New Roman" w:hAnsi="Times New Roman" w:cs="Times New Roman"/>
+          <w:b/>
+          <w:bCs/>
+          <w:sz w:val="23"/>
+        </w:rPr>
+        <w:t>Output :</w:t>
+      </w:r>
+      <w:r>
+        <w:rPr>
+          <w:rFonts w:ascii="Times New Roman" w:eastAsia="Times New Roman" w:hAnsi="Times New Roman" w:cs="Times New Roman"/>
+          <w:b/>
+          <w:bCs/>
+          <w:sz w:val="23"/>
+        </w:rPr>
+        <w:t>-</w:t>
+      </w:r>
+    </w:p>
+    <w:p>
+      <w:r>
         <w:drawing>
-          <wp:inline distT="0" distB="0" distL="0" distR="0" wp14:anchorId="283F1293" wp14:editId="2A67F6EF">
-            <wp:extent cx="4800600" cy="2214372"/>
-            <wp:effectExtent l="0" t="0" r="0" b="0"/>
-            <wp:docPr id="541" name="Picture 541" descr="A computer code with numbers and text&#10;&#10;AI-generated content may be incorrect."/>
-            <wp:cNvGraphicFramePr/>
+          <wp:inline distT="0" distB="0" distL="0" distR="0" wp14:anchorId="354100A6" wp14:editId="7A1E7475">
+            <wp:extent cx="5731510" cy="2667000"/>
+            <wp:effectExtent l="0" t="0" r="2540" b="0"/>
+            <wp:docPr id="678009770" name="Picture 1"/>
+            <wp:cNvGraphicFramePr>
+              <a:graphicFrameLocks xmlns:a="http://schemas.openxmlformats.org/drawingml/2006/main" noChangeAspect="1"/>
+            </wp:cNvGraphicFramePr>
             <a:graphic xmlns:a="http://schemas.openxmlformats.org/drawingml/2006/main">
               <a:graphicData uri="http://schemas.openxmlformats.org/drawingml/2006/picture">
                 <pic:pic xmlns:pic="http://schemas.openxmlformats.org/drawingml/2006/picture">
                   <pic:nvPicPr>
-                    <pic:cNvPr id="541" name="Picture 541" descr="A computer code with numbers and text&#10;&#10;AI-generated content may be incorrect."/>
+                    <pic:cNvPr id="678009770" name=""/>
                     <pic:cNvPicPr/>
                   </pic:nvPicPr>
                   <pic:blipFill>
@@ -4160,7 +3604,7 @@
                   <pic:spPr>
                     <a:xfrm>
                       <a:off x="0" y="0"/>
-                      <a:ext cx="4800600" cy="2214372"/>
+                      <a:ext cx="5731510" cy="2667000"/>
                     </a:xfrm>
                     <a:prstGeom prst="rect">
                       <a:avLst/>
@@ -4173,27 +3617,185 @@
         </w:drawing>
       </w:r>
     </w:p>
-    <w:p/>
-    <w:p>
-      <w:r>
-        <w:br w:type="page"/>
-      </w:r>
+    <w:p>
+      <w:r>
+        <w:rPr>
+          <w:b/>
+          <w:bCs/>
+        </w:rPr>
+        <w:t># Convert the rate column to a float by removing denominator characters.</w:t>
+      </w:r>
+    </w:p>
+    <w:p>
+      <w:r>
+        <w:t>Data Cleaning and Preparation</w:t>
+      </w:r>
+    </w:p>
+    <w:p>
+      <w:r>
+        <w:t>df['rate']=df['rate'].apply(handleRate):</w:t>
+      </w:r>
+    </w:p>
+    <w:p>
+      <w:r>
+        <w:t>Applies the handleRate function to clean and convert each rating value in the</w:t>
+      </w:r>
+      <w:r>
+        <w:t xml:space="preserve"> </w:t>
+      </w:r>
+      <w:r>
+        <w:t>'rate' column.</w:t>
+      </w:r>
+    </w:p>
+    <w:p>
+      <w:r>
+        <w:rPr>
+          <w:b/>
+          <w:bCs/>
+        </w:rPr>
+        <w:t>def</w:t>
+      </w:r>
+      <w:r>
+        <w:t xml:space="preserve"> handleRate(value):</w:t>
+      </w:r>
+    </w:p>
+    <w:p>
+      <w:r>
+        <w:t>    value=str(value).split('/')</w:t>
+      </w:r>
+    </w:p>
+    <w:p>
+      <w:r>
+        <w:t>    value=value[0];</w:t>
+      </w:r>
+    </w:p>
+    <w:p>
+      <w:r>
+        <w:t>    return float(value)</w:t>
+      </w:r>
+    </w:p>
+    <w:p>
+      <w:r>
+        <w:t>df['rate']=df['rate'].apply(handleRate)</w:t>
+      </w:r>
+    </w:p>
+    <w:p>
+      <w:r>
+        <w:t>print("----------After cleaning rate column, printing top few records")</w:t>
+      </w:r>
+    </w:p>
+    <w:p>
+      <w:r>
+        <w:t>print(df[['name','rate']].head())</w:t>
+      </w:r>
+    </w:p>
+    <w:p>
+      <w:pPr>
+        <w:spacing w:after="7" w:line="270" w:lineRule="auto"/>
+        <w:ind w:left="-5" w:right="515" w:hanging="10"/>
+        <w:rPr>
+          <w:rFonts w:ascii="Times New Roman" w:eastAsia="Times New Roman" w:hAnsi="Times New Roman" w:cs="Times New Roman"/>
+          <w:b/>
+          <w:bCs/>
+          <w:sz w:val="23"/>
+        </w:rPr>
+      </w:pPr>
+    </w:p>
+    <w:p>
+      <w:pPr>
+        <w:spacing w:after="7" w:line="270" w:lineRule="auto"/>
+        <w:ind w:left="-5" w:right="515" w:hanging="10"/>
+        <w:rPr>
+          <w:rFonts w:ascii="Times New Roman" w:eastAsia="Times New Roman" w:hAnsi="Times New Roman" w:cs="Times New Roman"/>
+          <w:b/>
+          <w:bCs/>
+          <w:sz w:val="23"/>
+        </w:rPr>
+      </w:pPr>
+    </w:p>
+    <w:p>
+      <w:pPr>
+        <w:spacing w:after="7" w:line="270" w:lineRule="auto"/>
+        <w:ind w:left="-5" w:right="515" w:hanging="10"/>
+        <w:rPr>
+          <w:rFonts w:ascii="Times New Roman" w:eastAsia="Times New Roman" w:hAnsi="Times New Roman" w:cs="Times New Roman"/>
+          <w:b/>
+          <w:bCs/>
+          <w:sz w:val="23"/>
+        </w:rPr>
+      </w:pPr>
+    </w:p>
+    <w:p>
+      <w:pPr>
+        <w:spacing w:after="7" w:line="270" w:lineRule="auto"/>
+        <w:ind w:left="-5" w:right="515" w:hanging="10"/>
+        <w:rPr>
+          <w:rFonts w:ascii="Times New Roman" w:eastAsia="Times New Roman" w:hAnsi="Times New Roman" w:cs="Times New Roman"/>
+          <w:b/>
+          <w:bCs/>
+          <w:sz w:val="23"/>
+        </w:rPr>
+      </w:pPr>
+      <w:r>
+        <w:rPr>
+          <w:rFonts w:ascii="Times New Roman" w:eastAsia="Times New Roman" w:hAnsi="Times New Roman" w:cs="Times New Roman"/>
+          <w:b/>
+          <w:bCs/>
+          <w:sz w:val="23"/>
+        </w:rPr>
+        <w:lastRenderedPageBreak/>
+        <w:t>Output :</w:t>
+      </w:r>
+      <w:r>
+        <w:rPr>
+          <w:rFonts w:ascii="Times New Roman" w:eastAsia="Times New Roman" w:hAnsi="Times New Roman" w:cs="Times New Roman"/>
+          <w:b/>
+          <w:bCs/>
+          <w:sz w:val="23"/>
+        </w:rPr>
+        <w:t>-</w:t>
+      </w:r>
+    </w:p>
+    <w:p>
+      <w:pPr>
+        <w:spacing w:after="7" w:line="270" w:lineRule="auto"/>
+        <w:ind w:left="-5" w:right="515" w:hanging="10"/>
+        <w:rPr>
+          <w:rFonts w:ascii="Times New Roman" w:eastAsia="Times New Roman" w:hAnsi="Times New Roman" w:cs="Times New Roman"/>
+          <w:b/>
+          <w:bCs/>
+          <w:sz w:val="23"/>
+        </w:rPr>
+      </w:pPr>
+    </w:p>
+    <w:p>
+      <w:pPr>
+        <w:spacing w:after="7" w:line="270" w:lineRule="auto"/>
+        <w:ind w:left="-5" w:right="515" w:hanging="10"/>
+        <w:rPr>
+          <w:rFonts w:ascii="Times New Roman" w:eastAsia="Times New Roman" w:hAnsi="Times New Roman" w:cs="Times New Roman"/>
+          <w:b/>
+          <w:bCs/>
+          <w:sz w:val="23"/>
+        </w:rPr>
+      </w:pPr>
       <w:r>
         <w:rPr>
           <w:noProof/>
         </w:rPr>
-        <w:lastRenderedPageBreak/>
         <w:drawing>
-          <wp:inline distT="0" distB="0" distL="0" distR="0" wp14:anchorId="6889A855" wp14:editId="2CAD378F">
-            <wp:extent cx="4997196" cy="1524000"/>
-            <wp:effectExtent l="0" t="0" r="0" b="0"/>
-            <wp:docPr id="543" name="Picture 543" descr="A blue and white text on a white background&#10;&#10;AI-generated content may be incorrect."/>
-            <wp:cNvGraphicFramePr/>
+          <wp:inline distT="0" distB="0" distL="0" distR="0" wp14:anchorId="34950984" wp14:editId="1606243F">
+            <wp:extent cx="5731510" cy="1246505"/>
+            <wp:effectExtent l="0" t="0" r="2540" b="0"/>
+            <wp:docPr id="1878110036" name="Picture 1"/>
+            <wp:cNvGraphicFramePr>
+              <a:graphicFrameLocks xmlns:a="http://schemas.openxmlformats.org/drawingml/2006/main" noChangeAspect="1"/>
+            </wp:cNvGraphicFramePr>
             <a:graphic xmlns:a="http://schemas.openxmlformats.org/drawingml/2006/main">
               <a:graphicData uri="http://schemas.openxmlformats.org/drawingml/2006/picture">
                 <pic:pic xmlns:pic="http://schemas.openxmlformats.org/drawingml/2006/picture">
                   <pic:nvPicPr>
-                    <pic:cNvPr id="543" name="Picture 543" descr="A blue and white text on a white background&#10;&#10;AI-generated content may be incorrect."/>
+                    <pic:cNvPr id="1878110036" name=""/>
                     <pic:cNvPicPr/>
                   </pic:nvPicPr>
                   <pic:blipFill>
@@ -4205,7 +3807,7 @@
                   <pic:spPr>
                     <a:xfrm>
                       <a:off x="0" y="0"/>
-                      <a:ext cx="4997196" cy="1524000"/>
+                      <a:ext cx="5731510" cy="1246505"/>
                     </a:xfrm>
                     <a:prstGeom prst="rect">
                       <a:avLst/>
@@ -4218,325 +3820,73 @@
         </w:drawing>
       </w:r>
     </w:p>
-    <w:p>
-      <w:pPr>
-        <w:rPr>
-          <w:b/>
-          <w:bCs/>
-        </w:rPr>
-      </w:pPr>
-    </w:p>
-    <w:p>
-      <w:pPr>
-        <w:rPr>
-          <w:b/>
-          <w:bCs/>
-        </w:rPr>
-      </w:pPr>
-      <w:r>
-        <w:rPr>
-          <w:b/>
-          <w:bCs/>
-        </w:rPr>
-        <w:br w:type="page"/>
-      </w:r>
-    </w:p>
-    <w:p>
-      <w:pPr>
-        <w:rPr>
-          <w:b/>
-          <w:bCs/>
-        </w:rPr>
-      </w:pPr>
-      <w:r>
-        <w:rPr>
-          <w:b/>
-          <w:bCs/>
-        </w:rPr>
-        <w:lastRenderedPageBreak/>
-        <w:t>CHAPTER 7: HANDLING MISSING DATA AND OUTLIERS</w:t>
-      </w:r>
-    </w:p>
-    <w:p>
-      <w:pPr>
-        <w:rPr>
-          <w:b/>
-          <w:bCs/>
-        </w:rPr>
-      </w:pPr>
-      <w:r>
-        <w:rPr>
-          <w:b/>
-          <w:bCs/>
-        </w:rPr>
-        <w:t>7.1 Cleaning Rating Column</w:t>
-      </w:r>
-    </w:p>
-    <w:p>
-      <w:pPr>
-        <w:pStyle w:val="Heading2"/>
-        <w:ind w:left="-5"/>
-        <w:rPr>
-          <w:sz w:val="24"/>
-          <w:szCs w:val="24"/>
-        </w:rPr>
-      </w:pPr>
-      <w:r>
-        <w:rPr>
-          <w:sz w:val="24"/>
-          <w:szCs w:val="24"/>
-        </w:rPr>
-        <w:t xml:space="preserve">Data Cleaning </w:t>
-      </w:r>
-    </w:p>
-    <w:p>
-      <w:pPr>
-        <w:spacing w:after="230" w:line="255" w:lineRule="auto"/>
-        <w:ind w:left="-5" w:right="145" w:hanging="10"/>
-        <w:jc w:val="both"/>
-      </w:pPr>
-      <w:r>
-        <w:rPr>
-          <w:rFonts w:ascii="Times New Roman" w:eastAsia="Times New Roman" w:hAnsi="Times New Roman" w:cs="Times New Roman"/>
-          <w:sz w:val="23"/>
-        </w:rPr>
-        <w:t xml:space="preserve">Before moving </w:t>
-      </w:r>
-      <w:proofErr w:type="gramStart"/>
-      <w:r>
-        <w:rPr>
-          <w:rFonts w:ascii="Times New Roman" w:eastAsia="Times New Roman" w:hAnsi="Times New Roman" w:cs="Times New Roman"/>
-          <w:sz w:val="23"/>
-        </w:rPr>
-        <w:t>further</w:t>
-      </w:r>
-      <w:proofErr w:type="gramEnd"/>
-      <w:r>
-        <w:rPr>
-          <w:rFonts w:ascii="Times New Roman" w:eastAsia="Times New Roman" w:hAnsi="Times New Roman" w:cs="Times New Roman"/>
-          <w:sz w:val="23"/>
-        </w:rPr>
-        <w:t xml:space="preserve"> we need to clean and process the data. In this dataset the “rate” column contains data in string format having values like “&lt;rating&gt; / 5“. Here </w:t>
-      </w:r>
-      <w:proofErr w:type="gramStart"/>
-      <w:r>
-        <w:rPr>
-          <w:rFonts w:ascii="Times New Roman" w:eastAsia="Times New Roman" w:hAnsi="Times New Roman" w:cs="Times New Roman"/>
-          <w:sz w:val="23"/>
-        </w:rPr>
-        <w:t>“ /</w:t>
-      </w:r>
-      <w:proofErr w:type="gramEnd"/>
-      <w:r>
-        <w:rPr>
-          <w:rFonts w:ascii="Times New Roman" w:eastAsia="Times New Roman" w:hAnsi="Times New Roman" w:cs="Times New Roman"/>
-          <w:sz w:val="23"/>
-        </w:rPr>
-        <w:t xml:space="preserve">5” is unwanted string (noise in data), which needs to be removed. And then the rating </w:t>
-      </w:r>
-      <w:proofErr w:type="gramStart"/>
-      <w:r>
-        <w:rPr>
-          <w:rFonts w:ascii="Times New Roman" w:eastAsia="Times New Roman" w:hAnsi="Times New Roman" w:cs="Times New Roman"/>
-          <w:sz w:val="23"/>
-        </w:rPr>
-        <w:t>has to</w:t>
-      </w:r>
-      <w:proofErr w:type="gramEnd"/>
-      <w:r>
-        <w:rPr>
-          <w:rFonts w:ascii="Times New Roman" w:eastAsia="Times New Roman" w:hAnsi="Times New Roman" w:cs="Times New Roman"/>
-          <w:sz w:val="23"/>
-        </w:rPr>
-        <w:t xml:space="preserve"> be transformed into float data type so that the rating data can be used for analysis. Convert the rate column to a float by removing denominator characters.</w:t>
-      </w:r>
-    </w:p>
-    <w:p>
-      <w:r>
-        <w:t xml:space="preserve">def </w:t>
-      </w:r>
-      <w:proofErr w:type="spellStart"/>
-      <w:r>
-        <w:t>handle_rate</w:t>
-      </w:r>
-      <w:proofErr w:type="spellEnd"/>
-      <w:r>
-        <w:t>(value):</w:t>
-      </w:r>
-    </w:p>
-    <w:p>
-      <w:r>
-        <w:t xml:space="preserve">    value = str(value</w:t>
-      </w:r>
-      <w:proofErr w:type="gramStart"/>
-      <w:r>
-        <w:t>).split</w:t>
-      </w:r>
-      <w:proofErr w:type="gramEnd"/>
-      <w:r>
-        <w:t>('/')</w:t>
-      </w:r>
-    </w:p>
-    <w:p>
-      <w:r>
-        <w:t xml:space="preserve">    return float(</w:t>
-      </w:r>
-      <w:proofErr w:type="gramStart"/>
-      <w:r>
-        <w:t>value[</w:t>
-      </w:r>
-      <w:proofErr w:type="gramEnd"/>
-      <w:r>
-        <w:t>0])</w:t>
-      </w:r>
-    </w:p>
     <w:p/>
     <w:p>
-      <w:proofErr w:type="spellStart"/>
-      <w:r>
-        <w:t>df</w:t>
-      </w:r>
-      <w:proofErr w:type="spellEnd"/>
-      <w:r>
-        <w:t xml:space="preserve">['rate'] = </w:t>
-      </w:r>
-      <w:proofErr w:type="spellStart"/>
-      <w:r>
-        <w:t>df</w:t>
-      </w:r>
-      <w:proofErr w:type="spellEnd"/>
-      <w:r>
-        <w:t>['rate'</w:t>
-      </w:r>
-      <w:proofErr w:type="gramStart"/>
-      <w:r>
-        <w:t>].apply</w:t>
-      </w:r>
-      <w:proofErr w:type="gramEnd"/>
-      <w:r>
-        <w:t>(</w:t>
-      </w:r>
-      <w:proofErr w:type="spellStart"/>
-      <w:r>
-        <w:t>handle_rate</w:t>
-      </w:r>
-      <w:proofErr w:type="spellEnd"/>
-      <w:r>
-        <w:t>)</w:t>
-      </w:r>
-    </w:p>
-    <w:p>
-      <w:pPr>
-        <w:rPr>
-          <w:rFonts w:ascii="Times New Roman" w:eastAsia="Times New Roman" w:hAnsi="Times New Roman" w:cs="Times New Roman"/>
-          <w:sz w:val="23"/>
-        </w:rPr>
-      </w:pPr>
-      <w:proofErr w:type="gramStart"/>
-      <w:r>
-        <w:rPr>
-          <w:rFonts w:ascii="Times New Roman" w:eastAsia="Times New Roman" w:hAnsi="Times New Roman" w:cs="Times New Roman"/>
-          <w:sz w:val="23"/>
-        </w:rPr>
-        <w:t>print(</w:t>
-      </w:r>
-      <w:proofErr w:type="gramEnd"/>
-      <w:r>
-        <w:rPr>
-          <w:rFonts w:ascii="Times New Roman" w:eastAsia="Times New Roman" w:hAnsi="Times New Roman" w:cs="Times New Roman"/>
-          <w:sz w:val="23"/>
-        </w:rPr>
-        <w:t>"----------After cleaning rate column, printing top records")</w:t>
-      </w:r>
-    </w:p>
-    <w:p>
-      <w:pPr>
-        <w:rPr>
-          <w:rFonts w:ascii="Times New Roman" w:eastAsia="Times New Roman" w:hAnsi="Times New Roman" w:cs="Times New Roman"/>
-          <w:sz w:val="23"/>
-        </w:rPr>
-      </w:pPr>
-      <w:r>
-        <w:rPr>
-          <w:rFonts w:ascii="Times New Roman" w:eastAsia="Times New Roman" w:hAnsi="Times New Roman" w:cs="Times New Roman"/>
-          <w:sz w:val="23"/>
-        </w:rPr>
-        <w:t>print(</w:t>
-      </w:r>
-      <w:proofErr w:type="spellStart"/>
-      <w:r>
-        <w:rPr>
-          <w:rFonts w:ascii="Times New Roman" w:eastAsia="Times New Roman" w:hAnsi="Times New Roman" w:cs="Times New Roman"/>
-          <w:sz w:val="23"/>
-        </w:rPr>
-        <w:t>dataframe</w:t>
-      </w:r>
-      <w:proofErr w:type="spellEnd"/>
-      <w:r>
-        <w:rPr>
-          <w:rFonts w:ascii="Times New Roman" w:eastAsia="Times New Roman" w:hAnsi="Times New Roman" w:cs="Times New Roman"/>
-          <w:sz w:val="23"/>
-        </w:rPr>
-        <w:t>[['</w:t>
-      </w:r>
-      <w:proofErr w:type="spellStart"/>
-      <w:r>
-        <w:rPr>
-          <w:rFonts w:ascii="Times New Roman" w:eastAsia="Times New Roman" w:hAnsi="Times New Roman" w:cs="Times New Roman"/>
-          <w:sz w:val="23"/>
-        </w:rPr>
-        <w:t>name','rate</w:t>
-      </w:r>
-      <w:proofErr w:type="spellEnd"/>
-      <w:r>
-        <w:rPr>
-          <w:rFonts w:ascii="Times New Roman" w:eastAsia="Times New Roman" w:hAnsi="Times New Roman" w:cs="Times New Roman"/>
-          <w:sz w:val="23"/>
-        </w:rPr>
-        <w:t>']</w:t>
-      </w:r>
-      <w:proofErr w:type="gramStart"/>
-      <w:r>
-        <w:rPr>
-          <w:rFonts w:ascii="Times New Roman" w:eastAsia="Times New Roman" w:hAnsi="Times New Roman" w:cs="Times New Roman"/>
-          <w:sz w:val="23"/>
-        </w:rPr>
-        <w:t>].head</w:t>
-      </w:r>
-      <w:proofErr w:type="gramEnd"/>
-      <w:r>
-        <w:rPr>
-          <w:rFonts w:ascii="Times New Roman" w:eastAsia="Times New Roman" w:hAnsi="Times New Roman" w:cs="Times New Roman"/>
-          <w:sz w:val="23"/>
-        </w:rPr>
-        <w:t>(</w:t>
-      </w:r>
-      <w:proofErr w:type="gramStart"/>
-      <w:r>
-        <w:rPr>
-          <w:rFonts w:ascii="Times New Roman" w:eastAsia="Times New Roman" w:hAnsi="Times New Roman" w:cs="Times New Roman"/>
-          <w:sz w:val="23"/>
-        </w:rPr>
-        <w:t>))  .</w:t>
-      </w:r>
-      <w:proofErr w:type="gramEnd"/>
-    </w:p>
-    <w:p>
-      <w:r>
-        <w:rPr>
-          <w:noProof/>
-        </w:rPr>
+      <w:r>
+        <w:t>plt.figure(figsize=(8, 5))</w:t>
+      </w:r>
+    </w:p>
+    <w:p>
+      <w:r>
+        <w:t>sns.histplot(df['rate'], bins=11, kde=True)</w:t>
+      </w:r>
+    </w:p>
+    <w:p>
+      <w:r>
+        <w:t>plt.title("Distribution and Spread of Restaurant Ratings")</w:t>
+      </w:r>
+    </w:p>
+    <w:p>
+      <w:r>
+        <w:t>plt.show()</w:t>
+      </w:r>
+    </w:p>
+    <w:p>
+      <w:pPr>
+        <w:spacing w:after="7" w:line="270" w:lineRule="auto"/>
+        <w:ind w:left="-5" w:right="515" w:hanging="10"/>
+        <w:rPr>
+          <w:rFonts w:ascii="Times New Roman" w:eastAsia="Times New Roman" w:hAnsi="Times New Roman" w:cs="Times New Roman"/>
+          <w:b/>
+          <w:bCs/>
+          <w:sz w:val="23"/>
+        </w:rPr>
+      </w:pPr>
+      <w:r>
+        <w:rPr>
+          <w:rFonts w:ascii="Times New Roman" w:eastAsia="Times New Roman" w:hAnsi="Times New Roman" w:cs="Times New Roman"/>
+          <w:b/>
+          <w:bCs/>
+          <w:sz w:val="23"/>
+        </w:rPr>
+        <w:t>Output :</w:t>
+      </w:r>
+      <w:r>
+        <w:rPr>
+          <w:rFonts w:ascii="Times New Roman" w:eastAsia="Times New Roman" w:hAnsi="Times New Roman" w:cs="Times New Roman"/>
+          <w:b/>
+          <w:bCs/>
+          <w:sz w:val="23"/>
+        </w:rPr>
+        <w:t>-</w:t>
+      </w:r>
+    </w:p>
+    <w:p/>
+    <w:p>
+      <w:r>
         <w:drawing>
-          <wp:inline distT="0" distB="0" distL="0" distR="0" wp14:anchorId="778C6B41" wp14:editId="5ADEB264">
-            <wp:extent cx="5731510" cy="1155110"/>
-            <wp:effectExtent l="0" t="0" r="2540" b="6985"/>
-            <wp:docPr id="575" name="Picture 575" descr="A close-up of a number&#10;&#10;AI-generated content may be incorrect."/>
-            <wp:cNvGraphicFramePr/>
+          <wp:inline distT="0" distB="0" distL="0" distR="0" wp14:anchorId="221DEF43" wp14:editId="0D4DD48D">
+            <wp:extent cx="5731510" cy="3926840"/>
+            <wp:effectExtent l="0" t="0" r="2540" b="0"/>
+            <wp:docPr id="737767749" name="Picture 1"/>
+            <wp:cNvGraphicFramePr>
+              <a:graphicFrameLocks xmlns:a="http://schemas.openxmlformats.org/drawingml/2006/main" noChangeAspect="1"/>
+            </wp:cNvGraphicFramePr>
             <a:graphic xmlns:a="http://schemas.openxmlformats.org/drawingml/2006/main">
               <a:graphicData uri="http://schemas.openxmlformats.org/drawingml/2006/picture">
                 <pic:pic xmlns:pic="http://schemas.openxmlformats.org/drawingml/2006/picture">
                   <pic:nvPicPr>
-                    <pic:cNvPr id="575" name="Picture 575" descr="A close-up of a number&#10;&#10;AI-generated content may be incorrect."/>
+                    <pic:cNvPr id="737767749" name=""/>
                     <pic:cNvPicPr/>
                   </pic:nvPicPr>
                   <pic:blipFill>
@@ -4548,7 +3898,7 @@
                   <pic:spPr>
                     <a:xfrm>
                       <a:off x="0" y="0"/>
-                      <a:ext cx="5731510" cy="1155110"/>
+                      <a:ext cx="5731510" cy="3926840"/>
                     </a:xfrm>
                     <a:prstGeom prst="rect">
                       <a:avLst/>
@@ -4568,25 +3918,113 @@
           <w:bCs/>
         </w:rPr>
       </w:pPr>
-    </w:p>
-    <w:p>
-      <w:pPr>
-        <w:rPr>
-          <w:b/>
-          <w:bCs/>
-        </w:rPr>
-      </w:pPr>
-      <w:r>
-        <w:rPr>
-          <w:b/>
-          <w:bCs/>
-          <w:noProof/>
-        </w:rPr>
+      <w:r>
+        <w:rPr>
+          <w:b/>
+          <w:bCs/>
+        </w:rPr>
+        <w:t>5.2 Cost Distribution by Online Order</w:t>
+      </w:r>
+    </w:p>
+    <w:p>
+      <w:pPr>
+        <w:rPr>
+          <w:b/>
+          <w:bCs/>
+        </w:rPr>
+      </w:pPr>
+      <w:r>
+        <w:rPr>
+          <w:rFonts w:ascii="Times New Roman" w:eastAsia="Times New Roman" w:hAnsi="Times New Roman" w:cs="Times New Roman"/>
+          <w:sz w:val="23"/>
+        </w:rPr>
+        <w:t xml:space="preserve">boxplot to understand the data spread of “approximate cost for two people” by online order availability.  </w:t>
+      </w:r>
+    </w:p>
+    <w:p>
+      <w:pPr>
+        <w:spacing w:after="7" w:line="270" w:lineRule="auto"/>
+        <w:ind w:left="-5" w:right="515" w:hanging="10"/>
+      </w:pPr>
+      <w:r>
+        <w:t>plt.figure(figsize=(8, 5))</w:t>
+      </w:r>
+    </w:p>
+    <w:p>
+      <w:pPr>
+        <w:spacing w:after="7" w:line="270" w:lineRule="auto"/>
+        <w:ind w:left="-5" w:right="515" w:hanging="10"/>
+      </w:pPr>
+      <w:r>
+        <w:t>sns.boxplot(x='online_order', y='approx_cost(for two people)',data=df)</w:t>
+      </w:r>
+    </w:p>
+    <w:p>
+      <w:pPr>
+        <w:spacing w:after="7" w:line="270" w:lineRule="auto"/>
+        <w:ind w:left="-5" w:right="515" w:hanging="10"/>
+      </w:pPr>
+      <w:r>
+        <w:lastRenderedPageBreak/>
+        <w:t>plt.title("Cost Spread by Online Order Availability")</w:t>
+      </w:r>
+    </w:p>
+    <w:p>
+      <w:pPr>
+        <w:spacing w:after="7" w:line="270" w:lineRule="auto"/>
+        <w:ind w:left="-5" w:right="515" w:hanging="10"/>
+      </w:pPr>
+      <w:r>
+        <w:t xml:space="preserve">plt.show() </w:t>
+      </w:r>
+    </w:p>
+    <w:p>
+      <w:pPr>
+        <w:spacing w:after="7" w:line="270" w:lineRule="auto"/>
+        <w:ind w:left="-5" w:right="515" w:hanging="10"/>
+      </w:pPr>
+      <w:r>
+        <w:t xml:space="preserve"> </w:t>
+      </w:r>
+    </w:p>
+    <w:p>
+      <w:pPr>
+        <w:spacing w:after="7" w:line="270" w:lineRule="auto"/>
+        <w:ind w:left="-5" w:right="515" w:hanging="10"/>
+        <w:rPr>
+          <w:rFonts w:ascii="Times New Roman" w:eastAsia="Times New Roman" w:hAnsi="Times New Roman" w:cs="Times New Roman"/>
+          <w:b/>
+          <w:bCs/>
+          <w:sz w:val="23"/>
+        </w:rPr>
+      </w:pPr>
+      <w:r>
+        <w:rPr>
+          <w:rFonts w:ascii="Times New Roman" w:eastAsia="Times New Roman" w:hAnsi="Times New Roman" w:cs="Times New Roman"/>
+          <w:b/>
+          <w:bCs/>
+          <w:sz w:val="23"/>
+        </w:rPr>
+        <w:t>Output :</w:t>
+      </w:r>
+      <w:r>
+        <w:rPr>
+          <w:rFonts w:ascii="Times New Roman" w:eastAsia="Times New Roman" w:hAnsi="Times New Roman" w:cs="Times New Roman"/>
+          <w:b/>
+          <w:bCs/>
+          <w:sz w:val="23"/>
+        </w:rPr>
+        <w:t>-</w:t>
+      </w:r>
+    </w:p>
+    <w:p/>
+    <w:p>
+      <w:r>
         <w:drawing>
-          <wp:inline distT="0" distB="0" distL="0" distR="0" wp14:anchorId="05AE2781" wp14:editId="719D2CFB">
-            <wp:extent cx="5731510" cy="2704465"/>
-            <wp:effectExtent l="0" t="0" r="2540" b="635"/>
-            <wp:docPr id="2057289777" name="Picture 1"/>
+          <wp:inline distT="0" distB="0" distL="0" distR="0" wp14:anchorId="49A1312E" wp14:editId="4A73D88B">
+            <wp:extent cx="5731510" cy="3876040"/>
+            <wp:effectExtent l="0" t="0" r="2540" b="0"/>
+            <wp:docPr id="1215916533" name="Picture 1"/>
             <wp:cNvGraphicFramePr>
               <a:graphicFrameLocks xmlns:a="http://schemas.openxmlformats.org/drawingml/2006/main" noChangeAspect="1"/>
             </wp:cNvGraphicFramePr>
@@ -4594,7 +4032,7 @@
               <a:graphicData uri="http://schemas.openxmlformats.org/drawingml/2006/picture">
                 <pic:pic xmlns:pic="http://schemas.openxmlformats.org/drawingml/2006/picture">
                   <pic:nvPicPr>
-                    <pic:cNvPr id="2057289777" name=""/>
+                    <pic:cNvPr id="1215916533" name=""/>
                     <pic:cNvPicPr/>
                   </pic:nvPicPr>
                   <pic:blipFill>
@@ -4606,7 +4044,7 @@
                   <pic:spPr>
                     <a:xfrm>
                       <a:off x="0" y="0"/>
-                      <a:ext cx="5731510" cy="2704465"/>
+                      <a:ext cx="5731510" cy="3876040"/>
                     </a:xfrm>
                     <a:prstGeom prst="rect">
                       <a:avLst/>
@@ -4626,6 +4064,737 @@
           <w:bCs/>
         </w:rPr>
       </w:pPr>
+    </w:p>
+    <w:p>
+      <w:pPr>
+        <w:rPr>
+          <w:b/>
+          <w:bCs/>
+        </w:rPr>
+      </w:pPr>
+    </w:p>
+    <w:p>
+      <w:pPr>
+        <w:rPr>
+          <w:b/>
+          <w:bCs/>
+        </w:rPr>
+      </w:pPr>
+      <w:r>
+        <w:rPr>
+          <w:b/>
+          <w:bCs/>
+        </w:rPr>
+        <w:br w:type="page"/>
+      </w:r>
+    </w:p>
+    <w:p>
+      <w:pPr>
+        <w:rPr>
+          <w:b/>
+          <w:bCs/>
+        </w:rPr>
+      </w:pPr>
+      <w:r>
+        <w:rPr>
+          <w:b/>
+          <w:bCs/>
+        </w:rPr>
+        <w:lastRenderedPageBreak/>
+        <w:t>CHAPTER 6: AUTOMATING EDA USING PYTHON</w:t>
+      </w:r>
+    </w:p>
+    <w:p>
+      <w:pPr>
+        <w:spacing w:after="230" w:line="255" w:lineRule="auto"/>
+        <w:ind w:left="-5" w:right="145" w:hanging="10"/>
+        <w:jc w:val="both"/>
+        <w:rPr>
+          <w:rFonts w:ascii="Times New Roman" w:eastAsia="Times New Roman" w:hAnsi="Times New Roman" w:cs="Times New Roman"/>
+          <w:sz w:val="23"/>
+        </w:rPr>
+      </w:pPr>
+      <w:r>
+        <w:rPr>
+          <w:rFonts w:ascii="Times New Roman" w:eastAsia="Times New Roman" w:hAnsi="Times New Roman" w:cs="Times New Roman"/>
+          <w:sz w:val="23"/>
+        </w:rPr>
+        <w:t xml:space="preserve">Automating Exploratory Data Analysis (EDA) in Python is achieved using specialized libraries that generate comprehensive, interactive reports with just a few lines of code.  </w:t>
+      </w:r>
+    </w:p>
+    <w:p>
+      <w:pPr>
+        <w:spacing w:after="37" w:line="255" w:lineRule="auto"/>
+        <w:ind w:left="-5" w:right="145" w:hanging="10"/>
+        <w:jc w:val="both"/>
+      </w:pPr>
+      <w:r>
+        <w:rPr>
+          <w:rFonts w:ascii="Times New Roman" w:eastAsia="Times New Roman" w:hAnsi="Times New Roman" w:cs="Times New Roman"/>
+          <w:sz w:val="23"/>
+        </w:rPr>
+        <w:t xml:space="preserve">df.info(): Provides a concise structural summary of the DataFrame. It provides following information about dataset:  </w:t>
+      </w:r>
+    </w:p>
+    <w:p>
+      <w:pPr>
+        <w:numPr>
+          <w:ilvl w:val="0"/>
+          <w:numId w:val="10"/>
+        </w:numPr>
+        <w:spacing w:after="49"/>
+        <w:ind w:left="700" w:right="145" w:hanging="350"/>
+        <w:jc w:val="both"/>
+      </w:pPr>
+      <w:r>
+        <w:rPr>
+          <w:rFonts w:ascii="Times New Roman" w:eastAsia="Times New Roman" w:hAnsi="Times New Roman" w:cs="Times New Roman"/>
+          <w:color w:val="0A0A0A"/>
+          <w:sz w:val="23"/>
+        </w:rPr>
+        <w:t xml:space="preserve">Data Types (Dtypes),  </w:t>
+      </w:r>
+    </w:p>
+    <w:p>
+      <w:pPr>
+        <w:numPr>
+          <w:ilvl w:val="0"/>
+          <w:numId w:val="10"/>
+        </w:numPr>
+        <w:spacing w:after="49"/>
+        <w:ind w:left="700" w:right="145" w:hanging="350"/>
+        <w:jc w:val="both"/>
+      </w:pPr>
+      <w:r>
+        <w:rPr>
+          <w:rFonts w:ascii="Times New Roman" w:eastAsia="Times New Roman" w:hAnsi="Times New Roman" w:cs="Times New Roman"/>
+          <w:color w:val="0A0A0A"/>
+          <w:sz w:val="23"/>
+        </w:rPr>
+        <w:t xml:space="preserve">Non-Null Counts,  </w:t>
+      </w:r>
+    </w:p>
+    <w:p>
+      <w:pPr>
+        <w:numPr>
+          <w:ilvl w:val="0"/>
+          <w:numId w:val="10"/>
+        </w:numPr>
+        <w:spacing w:after="49"/>
+        <w:ind w:left="700" w:right="145" w:hanging="350"/>
+        <w:jc w:val="both"/>
+      </w:pPr>
+      <w:r>
+        <w:rPr>
+          <w:rFonts w:ascii="Times New Roman" w:eastAsia="Times New Roman" w:hAnsi="Times New Roman" w:cs="Times New Roman"/>
+          <w:color w:val="0A0A0A"/>
+          <w:sz w:val="23"/>
+        </w:rPr>
+        <w:t xml:space="preserve">Column Names,  </w:t>
+      </w:r>
+      <w:r>
+        <w:rPr>
+          <w:rFonts w:ascii="Times New Roman" w:eastAsia="Times New Roman" w:hAnsi="Times New Roman" w:cs="Times New Roman"/>
+          <w:color w:val="0A0A0A"/>
+          <w:sz w:val="23"/>
+        </w:rPr>
+        <w:t xml:space="preserve"> Memory Usage,  </w:t>
+      </w:r>
+    </w:p>
+    <w:p>
+      <w:pPr>
+        <w:numPr>
+          <w:ilvl w:val="0"/>
+          <w:numId w:val="10"/>
+        </w:numPr>
+        <w:spacing w:after="14" w:line="463" w:lineRule="auto"/>
+        <w:ind w:left="700" w:right="145" w:hanging="350"/>
+        <w:jc w:val="both"/>
+        <w:rPr>
+          <w:rFonts w:ascii="Calibri" w:eastAsia="Calibri" w:hAnsi="Calibri" w:cs="Calibri"/>
+        </w:rPr>
+      </w:pPr>
+      <w:r>
+        <w:rPr>
+          <w:rFonts w:ascii="Times New Roman" w:eastAsia="Times New Roman" w:hAnsi="Times New Roman" w:cs="Times New Roman"/>
+          <w:color w:val="0A0A0A"/>
+          <w:sz w:val="23"/>
+        </w:rPr>
+        <w:t>Total Entries/Rows</w:t>
+      </w:r>
+      <w:r>
+        <w:rPr>
+          <w:rFonts w:ascii="Times New Roman" w:eastAsia="Times New Roman" w:hAnsi="Times New Roman" w:cs="Times New Roman"/>
+          <w:sz w:val="23"/>
+        </w:rPr>
+        <w:t xml:space="preserve"> </w:t>
+      </w:r>
+    </w:p>
+    <w:p>
+      <w:pPr>
+        <w:spacing w:after="14" w:line="463" w:lineRule="auto"/>
+        <w:ind w:right="145"/>
+        <w:jc w:val="both"/>
+      </w:pPr>
+      <w:r>
+        <w:rPr>
+          <w:rFonts w:ascii="Times New Roman" w:eastAsia="Times New Roman" w:hAnsi="Times New Roman" w:cs="Times New Roman"/>
+          <w:sz w:val="23"/>
+        </w:rPr>
+        <w:t xml:space="preserve">df.describe(): Offers a statistical summary of the numerical data.  </w:t>
+      </w:r>
+    </w:p>
+    <w:p>
+      <w:pPr>
+        <w:numPr>
+          <w:ilvl w:val="0"/>
+          <w:numId w:val="10"/>
+        </w:numPr>
+        <w:spacing w:after="37" w:line="255" w:lineRule="auto"/>
+        <w:ind w:left="700" w:right="145" w:hanging="350"/>
+        <w:jc w:val="both"/>
+      </w:pPr>
+      <w:r>
+        <w:rPr>
+          <w:rFonts w:ascii="Times New Roman" w:eastAsia="Times New Roman" w:hAnsi="Times New Roman" w:cs="Times New Roman"/>
+          <w:sz w:val="23"/>
+        </w:rPr>
+        <w:t xml:space="preserve">Count: The number of non-null observations in each column. </w:t>
+      </w:r>
+    </w:p>
+    <w:p>
+      <w:pPr>
+        <w:numPr>
+          <w:ilvl w:val="0"/>
+          <w:numId w:val="10"/>
+        </w:numPr>
+        <w:spacing w:after="37" w:line="255" w:lineRule="auto"/>
+        <w:ind w:left="700" w:right="145" w:hanging="350"/>
+        <w:jc w:val="both"/>
+      </w:pPr>
+      <w:r>
+        <w:rPr>
+          <w:rFonts w:ascii="Times New Roman" w:eastAsia="Times New Roman" w:hAnsi="Times New Roman" w:cs="Times New Roman"/>
+          <w:sz w:val="23"/>
+        </w:rPr>
+        <w:t xml:space="preserve">Mean: The average value. </w:t>
+      </w:r>
+    </w:p>
+    <w:p>
+      <w:pPr>
+        <w:numPr>
+          <w:ilvl w:val="0"/>
+          <w:numId w:val="10"/>
+        </w:numPr>
+        <w:spacing w:after="37" w:line="255" w:lineRule="auto"/>
+        <w:ind w:left="700" w:right="145" w:hanging="350"/>
+        <w:jc w:val="both"/>
+      </w:pPr>
+      <w:r>
+        <w:rPr>
+          <w:rFonts w:ascii="Times New Roman" w:eastAsia="Times New Roman" w:hAnsi="Times New Roman" w:cs="Times New Roman"/>
+          <w:sz w:val="23"/>
+        </w:rPr>
+        <w:t xml:space="preserve">Std: The standard deviation (spread of data). </w:t>
+      </w:r>
+    </w:p>
+    <w:p>
+      <w:pPr>
+        <w:numPr>
+          <w:ilvl w:val="0"/>
+          <w:numId w:val="10"/>
+        </w:numPr>
+        <w:spacing w:after="37" w:line="255" w:lineRule="auto"/>
+        <w:ind w:left="700" w:right="145" w:hanging="350"/>
+        <w:jc w:val="both"/>
+      </w:pPr>
+      <w:r>
+        <w:rPr>
+          <w:rFonts w:ascii="Times New Roman" w:eastAsia="Times New Roman" w:hAnsi="Times New Roman" w:cs="Times New Roman"/>
+          <w:sz w:val="23"/>
+        </w:rPr>
+        <w:t xml:space="preserve">Min: The minimum value. </w:t>
+      </w:r>
+    </w:p>
+    <w:p>
+      <w:pPr>
+        <w:numPr>
+          <w:ilvl w:val="0"/>
+          <w:numId w:val="10"/>
+        </w:numPr>
+        <w:spacing w:after="37" w:line="255" w:lineRule="auto"/>
+        <w:ind w:left="700" w:right="145" w:hanging="350"/>
+        <w:jc w:val="both"/>
+      </w:pPr>
+      <w:r>
+        <w:rPr>
+          <w:rFonts w:ascii="Times New Roman" w:eastAsia="Times New Roman" w:hAnsi="Times New Roman" w:cs="Times New Roman"/>
+          <w:sz w:val="23"/>
+        </w:rPr>
+        <w:t xml:space="preserve">25%, 50%, 75%: The first quartile, median (50th percentile), and third quartile. </w:t>
+      </w:r>
+    </w:p>
+    <w:p>
+      <w:pPr>
+        <w:spacing w:after="230" w:line="255" w:lineRule="auto"/>
+        <w:ind w:left="-5" w:right="145" w:hanging="10"/>
+        <w:jc w:val="both"/>
+      </w:pPr>
+      <w:r>
+        <w:rPr>
+          <w:rFonts w:ascii="Times New Roman" w:eastAsia="Times New Roman" w:hAnsi="Times New Roman" w:cs="Times New Roman"/>
+          <w:sz w:val="23"/>
+        </w:rPr>
+        <w:t>Max: The maximum value.</w:t>
+      </w:r>
+    </w:p>
+    <w:p>
+      <w:r>
+        <w:t># Create Function to Automate EDA</w:t>
+      </w:r>
+    </w:p>
+    <w:p>
+      <w:pPr>
+        <w:spacing w:after="7" w:line="270" w:lineRule="auto"/>
+        <w:ind w:left="-5" w:right="515" w:hanging="10"/>
+      </w:pPr>
+      <w:r>
+        <w:t>def amroli_auto(data):</w:t>
+      </w:r>
+    </w:p>
+    <w:p>
+      <w:pPr>
+        <w:spacing w:after="7" w:line="270" w:lineRule="auto"/>
+        <w:ind w:left="-5" w:right="515" w:hanging="10"/>
+      </w:pPr>
+      <w:r>
+        <w:t xml:space="preserve">    print("Dataset Info:")</w:t>
+      </w:r>
+    </w:p>
+    <w:p>
+      <w:pPr>
+        <w:spacing w:after="7" w:line="270" w:lineRule="auto"/>
+        <w:ind w:left="-5" w:right="515" w:hanging="10"/>
+      </w:pPr>
+      <w:r>
+        <w:t xml:space="preserve">    print(data.info())</w:t>
+      </w:r>
+    </w:p>
+    <w:p>
+      <w:pPr>
+        <w:spacing w:after="7" w:line="270" w:lineRule="auto"/>
+        <w:ind w:left="-5" w:right="515" w:hanging="10"/>
+      </w:pPr>
+      <w:r>
+        <w:t xml:space="preserve">    print("\nDataset Description:")</w:t>
+      </w:r>
+    </w:p>
+    <w:p>
+      <w:pPr>
+        <w:spacing w:after="7" w:line="270" w:lineRule="auto"/>
+        <w:ind w:left="-5" w:right="515" w:hanging="10"/>
+      </w:pPr>
+      <w:r>
+        <w:t xml:space="preserve">    print(data.describe())</w:t>
+      </w:r>
+    </w:p>
+    <w:p>
+      <w:pPr>
+        <w:spacing w:after="7" w:line="270" w:lineRule="auto"/>
+        <w:ind w:left="-5" w:right="515" w:hanging="10"/>
+      </w:pPr>
+      <w:r>
+        <w:t xml:space="preserve">    print("\nMissing Values:")</w:t>
+      </w:r>
+    </w:p>
+    <w:p>
+      <w:pPr>
+        <w:spacing w:after="7" w:line="270" w:lineRule="auto"/>
+        <w:ind w:left="-5" w:right="515" w:hanging="10"/>
+      </w:pPr>
+      <w:r>
+        <w:t xml:space="preserve">    print(data.isnull().sum())</w:t>
+      </w:r>
+    </w:p>
+    <w:p>
+      <w:pPr>
+        <w:spacing w:after="7" w:line="270" w:lineRule="auto"/>
+        <w:ind w:left="-5" w:right="515" w:hanging="10"/>
+      </w:pPr>
+    </w:p>
+    <w:p>
+      <w:pPr>
+        <w:spacing w:after="7" w:line="270" w:lineRule="auto"/>
+        <w:ind w:left="-5" w:right="515" w:hanging="10"/>
+      </w:pPr>
+      <w:r>
+        <w:t>amroli_auto(df)</w:t>
+      </w:r>
+    </w:p>
+    <w:p>
+      <w:pPr>
+        <w:spacing w:after="7" w:line="270" w:lineRule="auto"/>
+        <w:ind w:left="-5" w:right="515" w:hanging="10"/>
+        <w:rPr>
+          <w:rFonts w:ascii="Times New Roman" w:eastAsia="Times New Roman" w:hAnsi="Times New Roman" w:cs="Times New Roman"/>
+          <w:b/>
+          <w:bCs/>
+          <w:sz w:val="23"/>
+        </w:rPr>
+      </w:pPr>
+      <w:r>
+        <w:rPr>
+          <w:rFonts w:ascii="Times New Roman" w:eastAsia="Times New Roman" w:hAnsi="Times New Roman" w:cs="Times New Roman"/>
+          <w:b/>
+          <w:bCs/>
+          <w:sz w:val="23"/>
+        </w:rPr>
+        <w:t>Output :</w:t>
+      </w:r>
+      <w:r>
+        <w:rPr>
+          <w:rFonts w:ascii="Times New Roman" w:eastAsia="Times New Roman" w:hAnsi="Times New Roman" w:cs="Times New Roman"/>
+          <w:b/>
+          <w:bCs/>
+          <w:sz w:val="23"/>
+        </w:rPr>
+        <w:t>-</w:t>
+      </w:r>
+    </w:p>
+    <w:p>
+      <w:pPr>
+        <w:spacing w:after="7" w:line="270" w:lineRule="auto"/>
+        <w:ind w:left="-5" w:right="515" w:hanging="10"/>
+        <w:rPr>
+          <w:rFonts w:ascii="Times New Roman" w:eastAsia="Times New Roman" w:hAnsi="Times New Roman" w:cs="Times New Roman"/>
+          <w:b/>
+          <w:bCs/>
+          <w:sz w:val="23"/>
+        </w:rPr>
+      </w:pPr>
+      <w:r>
+        <w:rPr>
+          <w:noProof/>
+        </w:rPr>
+        <w:drawing>
+          <wp:inline distT="0" distB="0" distL="0" distR="0" wp14:anchorId="26492087" wp14:editId="673EDD0A">
+            <wp:extent cx="5731510" cy="2558415"/>
+            <wp:effectExtent l="0" t="0" r="2540" b="0"/>
+            <wp:docPr id="1347044295" name="Picture 1"/>
+            <wp:cNvGraphicFramePr>
+              <a:graphicFrameLocks xmlns:a="http://schemas.openxmlformats.org/drawingml/2006/main" noChangeAspect="1"/>
+            </wp:cNvGraphicFramePr>
+            <a:graphic xmlns:a="http://schemas.openxmlformats.org/drawingml/2006/main">
+              <a:graphicData uri="http://schemas.openxmlformats.org/drawingml/2006/picture">
+                <pic:pic xmlns:pic="http://schemas.openxmlformats.org/drawingml/2006/picture">
+                  <pic:nvPicPr>
+                    <pic:cNvPr id="1347044295" name=""/>
+                    <pic:cNvPicPr/>
+                  </pic:nvPicPr>
+                  <pic:blipFill>
+                    <a:blip r:embed="rId13"/>
+                    <a:stretch>
+                      <a:fillRect/>
+                    </a:stretch>
+                  </pic:blipFill>
+                  <pic:spPr>
+                    <a:xfrm>
+                      <a:off x="0" y="0"/>
+                      <a:ext cx="5731510" cy="2558415"/>
+                    </a:xfrm>
+                    <a:prstGeom prst="rect">
+                      <a:avLst/>
+                    </a:prstGeom>
+                  </pic:spPr>
+                </pic:pic>
+              </a:graphicData>
+            </a:graphic>
+          </wp:inline>
+        </w:drawing>
+      </w:r>
+    </w:p>
+    <w:p>
+      <w:pPr>
+        <w:spacing w:after="7" w:line="270" w:lineRule="auto"/>
+        <w:ind w:left="-5" w:right="515" w:hanging="10"/>
+        <w:rPr>
+          <w:rFonts w:ascii="Times New Roman" w:eastAsia="Times New Roman" w:hAnsi="Times New Roman" w:cs="Times New Roman"/>
+          <w:b/>
+          <w:bCs/>
+          <w:sz w:val="23"/>
+        </w:rPr>
+      </w:pPr>
+      <w:r>
+        <w:rPr>
+          <w:noProof/>
+        </w:rPr>
+        <w:lastRenderedPageBreak/>
+        <w:drawing>
+          <wp:inline distT="0" distB="0" distL="0" distR="0" wp14:anchorId="502912F3" wp14:editId="46553876">
+            <wp:extent cx="5731510" cy="3256280"/>
+            <wp:effectExtent l="0" t="0" r="2540" b="1270"/>
+            <wp:docPr id="1125895780" name="Picture 1"/>
+            <wp:cNvGraphicFramePr>
+              <a:graphicFrameLocks xmlns:a="http://schemas.openxmlformats.org/drawingml/2006/main" noChangeAspect="1"/>
+            </wp:cNvGraphicFramePr>
+            <a:graphic xmlns:a="http://schemas.openxmlformats.org/drawingml/2006/main">
+              <a:graphicData uri="http://schemas.openxmlformats.org/drawingml/2006/picture">
+                <pic:pic xmlns:pic="http://schemas.openxmlformats.org/drawingml/2006/picture">
+                  <pic:nvPicPr>
+                    <pic:cNvPr id="1125895780" name=""/>
+                    <pic:cNvPicPr/>
+                  </pic:nvPicPr>
+                  <pic:blipFill>
+                    <a:blip r:embed="rId14"/>
+                    <a:stretch>
+                      <a:fillRect/>
+                    </a:stretch>
+                  </pic:blipFill>
+                  <pic:spPr>
+                    <a:xfrm>
+                      <a:off x="0" y="0"/>
+                      <a:ext cx="5731510" cy="3256280"/>
+                    </a:xfrm>
+                    <a:prstGeom prst="rect">
+                      <a:avLst/>
+                    </a:prstGeom>
+                  </pic:spPr>
+                </pic:pic>
+              </a:graphicData>
+            </a:graphic>
+          </wp:inline>
+        </w:drawing>
+      </w:r>
+    </w:p>
+    <w:p>
+      <w:pPr>
+        <w:rPr>
+          <w:rFonts w:ascii="Times New Roman" w:eastAsia="Times New Roman" w:hAnsi="Times New Roman" w:cs="Times New Roman"/>
+          <w:b/>
+          <w:bCs/>
+          <w:sz w:val="23"/>
+        </w:rPr>
+      </w:pPr>
+      <w:r>
+        <w:rPr>
+          <w:rFonts w:ascii="Times New Roman" w:eastAsia="Times New Roman" w:hAnsi="Times New Roman" w:cs="Times New Roman"/>
+          <w:b/>
+          <w:bCs/>
+          <w:sz w:val="23"/>
+        </w:rPr>
+        <w:br w:type="page"/>
+      </w:r>
+    </w:p>
+    <w:p>
+      <w:pPr>
+        <w:rPr>
+          <w:b/>
+          <w:bCs/>
+        </w:rPr>
+      </w:pPr>
+      <w:r>
+        <w:rPr>
+          <w:b/>
+          <w:bCs/>
+        </w:rPr>
+        <w:lastRenderedPageBreak/>
+        <w:t>CHAPTER 7: HANDLING MISSING DATA AND OUTLIERS</w:t>
+      </w:r>
+    </w:p>
+    <w:p>
+      <w:pPr>
+        <w:rPr>
+          <w:b/>
+          <w:bCs/>
+        </w:rPr>
+      </w:pPr>
+      <w:r>
+        <w:rPr>
+          <w:b/>
+          <w:bCs/>
+        </w:rPr>
+        <w:t>7.1 Cleaning Rating Column</w:t>
+      </w:r>
+    </w:p>
+    <w:p>
+      <w:pPr>
+        <w:pStyle w:val="Heading2"/>
+        <w:ind w:left="-5"/>
+        <w:rPr>
+          <w:sz w:val="24"/>
+          <w:szCs w:val="24"/>
+        </w:rPr>
+      </w:pPr>
+      <w:r>
+        <w:rPr>
+          <w:sz w:val="24"/>
+          <w:szCs w:val="24"/>
+        </w:rPr>
+        <w:t xml:space="preserve">Data Cleaning </w:t>
+      </w:r>
+    </w:p>
+    <w:p>
+      <w:pPr>
+        <w:spacing w:after="230" w:line="255" w:lineRule="auto"/>
+        <w:ind w:left="-5" w:right="145" w:hanging="10"/>
+        <w:jc w:val="both"/>
+      </w:pPr>
+      <w:r>
+        <w:rPr>
+          <w:rFonts w:ascii="Times New Roman" w:eastAsia="Times New Roman" w:hAnsi="Times New Roman" w:cs="Times New Roman"/>
+          <w:sz w:val="23"/>
+        </w:rPr>
+        <w:t>Before moving further we need to clean and process the data. In this dataset the “rate” column contains data in string format having values like “&lt;rating&gt; / 5“. Here “ /5” is unwanted string (noise in data), which needs to be removed. And then the rating has to be transformed into float data type so that the rating data can be used for analysis. Convert the rate column to a float by removing denominator characters.</w:t>
+      </w:r>
+    </w:p>
+    <w:p>
+      <w:r>
+        <w:rPr>
+          <w:b/>
+          <w:bCs/>
+        </w:rPr>
+        <w:t># Step 4: Data Cleaning and Preparation</w:t>
+      </w:r>
+    </w:p>
+    <w:p>
+      <w:r>
+        <w:rPr>
+          <w:b/>
+          <w:bCs/>
+        </w:rPr>
+        <w:t>def</w:t>
+      </w:r>
+      <w:r>
+        <w:t xml:space="preserve"> handleRate(value):</w:t>
+      </w:r>
+    </w:p>
+    <w:p>
+      <w:r>
+        <w:t>    value=str(value).split('/')</w:t>
+      </w:r>
+    </w:p>
+    <w:p>
+      <w:r>
+        <w:t>    value=value[0];</w:t>
+      </w:r>
+    </w:p>
+    <w:p>
+      <w:r>
+        <w:t>    return float(value)</w:t>
+      </w:r>
+    </w:p>
+    <w:p>
+      <w:r>
+        <w:t>df['rate']=df['rate'].apply(handleRate)</w:t>
+      </w:r>
+    </w:p>
+    <w:p>
+      <w:r>
+        <w:t>print("----------After cleaning rate column, printing top records")</w:t>
+      </w:r>
+    </w:p>
+    <w:p>
+      <w:r>
+        <w:t xml:space="preserve">print(df[['name','rate']].head()) </w:t>
+      </w:r>
+    </w:p>
+    <w:p>
+      <w:pPr>
+        <w:spacing w:after="7" w:line="270" w:lineRule="auto"/>
+        <w:ind w:left="-5" w:right="515" w:hanging="10"/>
+        <w:rPr>
+          <w:rFonts w:ascii="Times New Roman" w:eastAsia="Times New Roman" w:hAnsi="Times New Roman" w:cs="Times New Roman"/>
+          <w:b/>
+          <w:bCs/>
+          <w:sz w:val="23"/>
+        </w:rPr>
+      </w:pPr>
+      <w:r>
+        <w:rPr>
+          <w:rFonts w:ascii="Times New Roman" w:eastAsia="Times New Roman" w:hAnsi="Times New Roman" w:cs="Times New Roman"/>
+          <w:b/>
+          <w:bCs/>
+          <w:sz w:val="23"/>
+        </w:rPr>
+        <w:t>Output :</w:t>
+      </w:r>
+      <w:r>
+        <w:rPr>
+          <w:rFonts w:ascii="Times New Roman" w:eastAsia="Times New Roman" w:hAnsi="Times New Roman" w:cs="Times New Roman"/>
+          <w:b/>
+          <w:bCs/>
+          <w:sz w:val="23"/>
+        </w:rPr>
+        <w:t>-</w:t>
+      </w:r>
+    </w:p>
+    <w:p>
+      <w:pPr>
+        <w:spacing w:after="7" w:line="270" w:lineRule="auto"/>
+        <w:ind w:left="-5" w:right="515" w:hanging="10"/>
+        <w:rPr>
+          <w:rFonts w:ascii="Times New Roman" w:eastAsia="Times New Roman" w:hAnsi="Times New Roman" w:cs="Times New Roman"/>
+          <w:b/>
+          <w:bCs/>
+          <w:sz w:val="23"/>
+        </w:rPr>
+      </w:pPr>
+      <w:r>
+        <w:rPr>
+          <w:noProof/>
+        </w:rPr>
+        <w:drawing>
+          <wp:inline distT="0" distB="0" distL="0" distR="0" wp14:anchorId="1202FA40" wp14:editId="52051D8F">
+            <wp:extent cx="5731510" cy="1344930"/>
+            <wp:effectExtent l="0" t="0" r="2540" b="7620"/>
+            <wp:docPr id="52901525" name="Picture 1"/>
+            <wp:cNvGraphicFramePr>
+              <a:graphicFrameLocks xmlns:a="http://schemas.openxmlformats.org/drawingml/2006/main" noChangeAspect="1"/>
+            </wp:cNvGraphicFramePr>
+            <a:graphic xmlns:a="http://schemas.openxmlformats.org/drawingml/2006/main">
+              <a:graphicData uri="http://schemas.openxmlformats.org/drawingml/2006/picture">
+                <pic:pic xmlns:pic="http://schemas.openxmlformats.org/drawingml/2006/picture">
+                  <pic:nvPicPr>
+                    <pic:cNvPr id="52901525" name=""/>
+                    <pic:cNvPicPr/>
+                  </pic:nvPicPr>
+                  <pic:blipFill>
+                    <a:blip r:embed="rId15"/>
+                    <a:stretch>
+                      <a:fillRect/>
+                    </a:stretch>
+                  </pic:blipFill>
+                  <pic:spPr>
+                    <a:xfrm>
+                      <a:off x="0" y="0"/>
+                      <a:ext cx="5731510" cy="1344930"/>
+                    </a:xfrm>
+                    <a:prstGeom prst="rect">
+                      <a:avLst/>
+                    </a:prstGeom>
+                  </pic:spPr>
+                </pic:pic>
+              </a:graphicData>
+            </a:graphic>
+          </wp:inline>
+        </w:drawing>
+      </w:r>
+    </w:p>
+    <w:p>
+      <w:pPr>
+        <w:rPr>
+          <w:rFonts w:ascii="Times New Roman" w:eastAsia="Times New Roman" w:hAnsi="Times New Roman" w:cs="Times New Roman"/>
+          <w:sz w:val="23"/>
+        </w:rPr>
+      </w:pPr>
+    </w:p>
+    <w:p>
+      <w:pPr>
+        <w:rPr>
+          <w:b/>
+          <w:bCs/>
+        </w:rPr>
+      </w:pPr>
       <w:r>
         <w:rPr>
           <w:b/>
@@ -4635,47 +4804,258 @@
       </w:r>
     </w:p>
     <w:p>
-      <w:proofErr w:type="spellStart"/>
-      <w:proofErr w:type="gramStart"/>
-      <w:r>
-        <w:t>df.fillna</w:t>
-      </w:r>
-      <w:proofErr w:type="spellEnd"/>
-      <w:proofErr w:type="gramEnd"/>
-      <w:r>
-        <w:t>(</w:t>
-      </w:r>
-      <w:proofErr w:type="spellStart"/>
-      <w:proofErr w:type="gramStart"/>
-      <w:r>
-        <w:t>df.mean</w:t>
-      </w:r>
-      <w:proofErr w:type="spellEnd"/>
-      <w:proofErr w:type="gramEnd"/>
-      <w:r>
-        <w:t>(</w:t>
-      </w:r>
-      <w:proofErr w:type="spellStart"/>
-      <w:r>
-        <w:t>numeric_only</w:t>
-      </w:r>
-      <w:proofErr w:type="spellEnd"/>
-      <w:r>
-        <w:t xml:space="preserve">=True), </w:t>
-      </w:r>
-      <w:proofErr w:type="spellStart"/>
-      <w:r>
-        <w:t>inplace</w:t>
-      </w:r>
-      <w:proofErr w:type="spellEnd"/>
-      <w:r>
-        <w:t>=True)</w:t>
-      </w:r>
-    </w:p>
-    <w:p>
-      <w:r>
-        <w:lastRenderedPageBreak/>
-        <w:t>--OP—</w:t>
+      <w:pPr>
+        <w:rPr>
+          <w:rFonts w:ascii="Times New Roman" w:eastAsia="Times New Roman" w:hAnsi="Times New Roman" w:cs="Times New Roman"/>
+          <w:sz w:val="23"/>
+        </w:rPr>
+      </w:pPr>
+      <w:r>
+        <w:rPr>
+          <w:rFonts w:ascii="Times New Roman" w:eastAsia="Times New Roman" w:hAnsi="Times New Roman" w:cs="Times New Roman"/>
+          <w:i/>
+          <w:iCs/>
+          <w:sz w:val="23"/>
+        </w:rPr>
+        <w:t># Step 5: Checking for missing or null values to identify any data gaps (EDA)</w:t>
+      </w:r>
+    </w:p>
+    <w:p>
+      <w:pPr>
+        <w:rPr>
+          <w:rFonts w:ascii="Times New Roman" w:eastAsia="Times New Roman" w:hAnsi="Times New Roman" w:cs="Times New Roman"/>
+          <w:sz w:val="23"/>
+        </w:rPr>
+      </w:pPr>
+      <w:r>
+        <w:rPr>
+          <w:rFonts w:ascii="Times New Roman" w:eastAsia="Times New Roman" w:hAnsi="Times New Roman" w:cs="Times New Roman"/>
+          <w:sz w:val="23"/>
+        </w:rPr>
+        <w:t>print("---------Checking for missing or null values")</w:t>
+      </w:r>
+    </w:p>
+    <w:p>
+      <w:pPr>
+        <w:rPr>
+          <w:rFonts w:ascii="Times New Roman" w:eastAsia="Times New Roman" w:hAnsi="Times New Roman" w:cs="Times New Roman"/>
+          <w:sz w:val="23"/>
+        </w:rPr>
+      </w:pPr>
+      <w:r>
+        <w:rPr>
+          <w:rFonts w:ascii="Times New Roman" w:eastAsia="Times New Roman" w:hAnsi="Times New Roman" w:cs="Times New Roman"/>
+          <w:sz w:val="23"/>
+        </w:rPr>
+        <w:t>print(df.isnull().sum())</w:t>
+      </w:r>
+    </w:p>
+    <w:p>
+      <w:pPr>
+        <w:spacing w:after="7" w:line="270" w:lineRule="auto"/>
+        <w:ind w:left="-5" w:right="515" w:hanging="10"/>
+        <w:rPr>
+          <w:rFonts w:ascii="Times New Roman" w:eastAsia="Times New Roman" w:hAnsi="Times New Roman" w:cs="Times New Roman"/>
+          <w:sz w:val="23"/>
+        </w:rPr>
+      </w:pPr>
+      <w:r>
+        <w:rPr>
+          <w:rFonts w:ascii="Times New Roman" w:eastAsia="Times New Roman" w:hAnsi="Times New Roman" w:cs="Times New Roman"/>
+          <w:b/>
+          <w:bCs/>
+          <w:sz w:val="23"/>
+        </w:rPr>
+        <w:t>Output :</w:t>
+      </w:r>
+      <w:r>
+        <w:rPr>
+          <w:rFonts w:ascii="Times New Roman" w:eastAsia="Times New Roman" w:hAnsi="Times New Roman" w:cs="Times New Roman"/>
+          <w:b/>
+          <w:bCs/>
+          <w:sz w:val="23"/>
+        </w:rPr>
+        <w:t>-</w:t>
+      </w:r>
+    </w:p>
+    <w:p>
+      <w:pPr>
+        <w:rPr>
+          <w:rFonts w:ascii="Times New Roman" w:eastAsia="Times New Roman" w:hAnsi="Times New Roman" w:cs="Times New Roman"/>
+          <w:sz w:val="23"/>
+        </w:rPr>
+      </w:pPr>
+      <w:r>
+        <w:rPr>
+          <w:noProof/>
+        </w:rPr>
+        <w:drawing>
+          <wp:inline distT="0" distB="0" distL="0" distR="0" wp14:anchorId="514F95E8" wp14:editId="2D047F36">
+            <wp:extent cx="5731510" cy="1529715"/>
+            <wp:effectExtent l="0" t="0" r="2540" b="0"/>
+            <wp:docPr id="1445804668" name="Picture 1"/>
+            <wp:cNvGraphicFramePr>
+              <a:graphicFrameLocks xmlns:a="http://schemas.openxmlformats.org/drawingml/2006/main" noChangeAspect="1"/>
+            </wp:cNvGraphicFramePr>
+            <a:graphic xmlns:a="http://schemas.openxmlformats.org/drawingml/2006/main">
+              <a:graphicData uri="http://schemas.openxmlformats.org/drawingml/2006/picture">
+                <pic:pic xmlns:pic="http://schemas.openxmlformats.org/drawingml/2006/picture">
+                  <pic:nvPicPr>
+                    <pic:cNvPr id="1445804668" name=""/>
+                    <pic:cNvPicPr/>
+                  </pic:nvPicPr>
+                  <pic:blipFill>
+                    <a:blip r:embed="rId16"/>
+                    <a:stretch>
+                      <a:fillRect/>
+                    </a:stretch>
+                  </pic:blipFill>
+                  <pic:spPr>
+                    <a:xfrm>
+                      <a:off x="0" y="0"/>
+                      <a:ext cx="5731510" cy="1529715"/>
+                    </a:xfrm>
+                    <a:prstGeom prst="rect">
+                      <a:avLst/>
+                    </a:prstGeom>
+                  </pic:spPr>
+                </pic:pic>
+              </a:graphicData>
+            </a:graphic>
+          </wp:inline>
+        </w:drawing>
+      </w:r>
+    </w:p>
+    <w:p>
+      <w:pPr>
+        <w:rPr>
+          <w:rFonts w:ascii="Times New Roman" w:eastAsia="Times New Roman" w:hAnsi="Times New Roman" w:cs="Times New Roman"/>
+          <w:sz w:val="23"/>
+        </w:rPr>
+      </w:pPr>
+    </w:p>
+    <w:p>
+      <w:pPr>
+        <w:rPr>
+          <w:rFonts w:ascii="Times New Roman" w:eastAsia="Times New Roman" w:hAnsi="Times New Roman" w:cs="Times New Roman"/>
+          <w:sz w:val="23"/>
+        </w:rPr>
+      </w:pPr>
+      <w:r>
+        <w:rPr>
+          <w:rFonts w:ascii="Times New Roman" w:eastAsia="Times New Roman" w:hAnsi="Times New Roman" w:cs="Times New Roman"/>
+          <w:sz w:val="23"/>
+        </w:rPr>
+        <w:t>There are a few missing values found in “votes” (number of votes for restaurant) and “approx_cost (for two people)” columns. We have filled up missing values using mean values.</w:t>
+      </w:r>
+    </w:p>
+    <w:p>
+      <w:r>
+        <w:t>df.fillna(df.mean(numeric_only=True), inplace=True)</w:t>
+      </w:r>
+    </w:p>
+    <w:p>
+      <w:r>
+        <w:t>print("displaying null value count after handling missing data with mean value")</w:t>
+      </w:r>
+    </w:p>
+    <w:p>
+      <w:r>
+        <w:t>print(df.isnull().sum())</w:t>
+      </w:r>
+    </w:p>
+    <w:p>
+      <w:pPr>
+        <w:spacing w:after="7" w:line="270" w:lineRule="auto"/>
+        <w:ind w:left="-5" w:right="515" w:hanging="10"/>
+        <w:rPr>
+          <w:rFonts w:ascii="Times New Roman" w:eastAsia="Times New Roman" w:hAnsi="Times New Roman" w:cs="Times New Roman"/>
+          <w:b/>
+          <w:bCs/>
+          <w:sz w:val="23"/>
+        </w:rPr>
+      </w:pPr>
+      <w:r>
+        <w:rPr>
+          <w:rFonts w:ascii="Times New Roman" w:eastAsia="Times New Roman" w:hAnsi="Times New Roman" w:cs="Times New Roman"/>
+          <w:b/>
+          <w:bCs/>
+          <w:sz w:val="23"/>
+        </w:rPr>
+        <w:t>Output :</w:t>
+      </w:r>
+      <w:r>
+        <w:rPr>
+          <w:rFonts w:ascii="Times New Roman" w:eastAsia="Times New Roman" w:hAnsi="Times New Roman" w:cs="Times New Roman"/>
+          <w:b/>
+          <w:bCs/>
+          <w:sz w:val="23"/>
+        </w:rPr>
+        <w:t>-</w:t>
+      </w:r>
+    </w:p>
+    <w:p>
+      <w:pPr>
+        <w:spacing w:after="7" w:line="270" w:lineRule="auto"/>
+        <w:ind w:left="-5" w:right="515" w:hanging="10"/>
+        <w:rPr>
+          <w:rFonts w:ascii="Times New Roman" w:eastAsia="Times New Roman" w:hAnsi="Times New Roman" w:cs="Times New Roman"/>
+          <w:b/>
+          <w:bCs/>
+          <w:sz w:val="23"/>
+        </w:rPr>
+      </w:pPr>
+    </w:p>
+    <w:p>
+      <w:pPr>
+        <w:spacing w:after="7" w:line="270" w:lineRule="auto"/>
+        <w:ind w:left="-5" w:right="515" w:hanging="10"/>
+        <w:rPr>
+          <w:rFonts w:ascii="Times New Roman" w:eastAsia="Times New Roman" w:hAnsi="Times New Roman" w:cs="Times New Roman"/>
+          <w:b/>
+          <w:bCs/>
+          <w:sz w:val="23"/>
+        </w:rPr>
+      </w:pPr>
+      <w:r>
+        <w:rPr>
+          <w:noProof/>
+        </w:rPr>
+        <w:drawing>
+          <wp:inline distT="0" distB="0" distL="0" distR="0" wp14:anchorId="30A253BA" wp14:editId="5D0744B1">
+            <wp:extent cx="5731510" cy="1565275"/>
+            <wp:effectExtent l="0" t="0" r="2540" b="0"/>
+            <wp:docPr id="1164120259" name="Picture 1"/>
+            <wp:cNvGraphicFramePr>
+              <a:graphicFrameLocks xmlns:a="http://schemas.openxmlformats.org/drawingml/2006/main" noChangeAspect="1"/>
+            </wp:cNvGraphicFramePr>
+            <a:graphic xmlns:a="http://schemas.openxmlformats.org/drawingml/2006/main">
+              <a:graphicData uri="http://schemas.openxmlformats.org/drawingml/2006/picture">
+                <pic:pic xmlns:pic="http://schemas.openxmlformats.org/drawingml/2006/picture">
+                  <pic:nvPicPr>
+                    <pic:cNvPr id="1164120259" name=""/>
+                    <pic:cNvPicPr/>
+                  </pic:nvPicPr>
+                  <pic:blipFill>
+                    <a:blip r:embed="rId17"/>
+                    <a:stretch>
+                      <a:fillRect/>
+                    </a:stretch>
+                  </pic:blipFill>
+                  <pic:spPr>
+                    <a:xfrm>
+                      <a:off x="0" y="0"/>
+                      <a:ext cx="5731510" cy="1565275"/>
+                    </a:xfrm>
+                    <a:prstGeom prst="rect">
+                      <a:avLst/>
+                    </a:prstGeom>
+                  </pic:spPr>
+                </pic:pic>
+              </a:graphicData>
+            </a:graphic>
+          </wp:inline>
+        </w:drawing>
       </w:r>
     </w:p>
     <w:p/>
@@ -4714,6 +5094,7 @@
         <w:t>Outliers in this dataset are meaningful and hence not removed.</w:t>
       </w:r>
     </w:p>
+    <w:p/>
     <w:p/>
     <w:p>
       <w:pPr>
@@ -4751,323 +5132,59 @@
         <w:spacing w:after="153" w:line="255" w:lineRule="auto"/>
         <w:ind w:left="-5" w:right="145" w:hanging="10"/>
         <w:jc w:val="both"/>
-      </w:pPr>
-      <w:r>
-        <w:rPr>
-          <w:rFonts w:ascii="Times New Roman" w:eastAsia="Times New Roman" w:hAnsi="Times New Roman" w:cs="Times New Roman"/>
-          <w:sz w:val="23"/>
-        </w:rPr>
-        <w:t xml:space="preserve">Here we are exploring restaurant types as a part of univariate analysis under Exploratory Data Analysis. This will answer our question 1: Identify popular restaurant categories.  </w:t>
-      </w:r>
-    </w:p>
-    <w:p>
-      <w:pPr>
-        <w:rPr>
-          <w:rFonts w:ascii="Times New Roman" w:eastAsia="Times New Roman" w:hAnsi="Times New Roman" w:cs="Times New Roman"/>
-          <w:sz w:val="23"/>
-        </w:rPr>
-      </w:pPr>
-      <w:r>
-        <w:rPr>
-          <w:rFonts w:ascii="Times New Roman" w:eastAsia="Times New Roman" w:hAnsi="Times New Roman" w:cs="Times New Roman"/>
-          <w:sz w:val="23"/>
-        </w:rPr>
-        <w:t xml:space="preserve">We are using </w:t>
-      </w:r>
-      <w:proofErr w:type="spellStart"/>
-      <w:proofErr w:type="gramStart"/>
-      <w:r>
-        <w:rPr>
-          <w:rFonts w:ascii="Times New Roman" w:eastAsia="Times New Roman" w:hAnsi="Times New Roman" w:cs="Times New Roman"/>
-          <w:sz w:val="23"/>
-        </w:rPr>
-        <w:t>countplot</w:t>
-      </w:r>
-      <w:proofErr w:type="spellEnd"/>
-      <w:r>
-        <w:rPr>
-          <w:rFonts w:ascii="Times New Roman" w:eastAsia="Times New Roman" w:hAnsi="Times New Roman" w:cs="Times New Roman"/>
-          <w:sz w:val="23"/>
-        </w:rPr>
-        <w:t>(</w:t>
-      </w:r>
-      <w:proofErr w:type="gramEnd"/>
-      <w:r>
-        <w:rPr>
-          <w:rFonts w:ascii="Times New Roman" w:eastAsia="Times New Roman" w:hAnsi="Times New Roman" w:cs="Times New Roman"/>
-          <w:sz w:val="23"/>
-        </w:rPr>
-        <w:t>) for this purpose. '''</w:t>
-      </w:r>
-      <w:proofErr w:type="spellStart"/>
-      <w:proofErr w:type="gramStart"/>
-      <w:r>
-        <w:rPr>
-          <w:rFonts w:ascii="Times New Roman" w:eastAsia="Times New Roman" w:hAnsi="Times New Roman" w:cs="Times New Roman"/>
-          <w:sz w:val="23"/>
-        </w:rPr>
-        <w:t>countplot</w:t>
-      </w:r>
-      <w:proofErr w:type="spellEnd"/>
-      <w:r>
-        <w:rPr>
-          <w:rFonts w:ascii="Times New Roman" w:eastAsia="Times New Roman" w:hAnsi="Times New Roman" w:cs="Times New Roman"/>
-          <w:sz w:val="23"/>
-        </w:rPr>
-        <w:t>(</w:t>
-      </w:r>
-      <w:proofErr w:type="gramEnd"/>
-      <w:r>
-        <w:rPr>
-          <w:rFonts w:ascii="Times New Roman" w:eastAsia="Times New Roman" w:hAnsi="Times New Roman" w:cs="Times New Roman"/>
-          <w:sz w:val="23"/>
-        </w:rPr>
-        <w:t xml:space="preserve">) using Seaborn is commonly used in EDA to visualize categorical data. A </w:t>
-      </w:r>
-      <w:proofErr w:type="spellStart"/>
-      <w:r>
-        <w:rPr>
-          <w:rFonts w:ascii="Times New Roman" w:eastAsia="Times New Roman" w:hAnsi="Times New Roman" w:cs="Times New Roman"/>
-          <w:sz w:val="23"/>
-        </w:rPr>
-        <w:t>countplot</w:t>
-      </w:r>
-      <w:proofErr w:type="spellEnd"/>
-      <w:r>
-        <w:rPr>
-          <w:rFonts w:ascii="Times New Roman" w:eastAsia="Times New Roman" w:hAnsi="Times New Roman" w:cs="Times New Roman"/>
-          <w:sz w:val="23"/>
-        </w:rPr>
-        <w:t xml:space="preserve"> shows the count (frequency) of each unique category in a categorical variable using bars.</w:t>
-      </w:r>
-    </w:p>
-    <w:p>
-      <w:r>
-        <w:rPr>
-          <w:rFonts w:ascii="Times New Roman" w:eastAsia="Times New Roman" w:hAnsi="Times New Roman" w:cs="Times New Roman"/>
-          <w:sz w:val="23"/>
-        </w:rPr>
-        <w:t>Exploring Restaurant Types (EDA - Univariate Analysis)</w:t>
-      </w:r>
-    </w:p>
-    <w:p>
-      <w:proofErr w:type="spellStart"/>
-      <w:proofErr w:type="gramStart"/>
-      <w:r>
-        <w:t>sns.countplot</w:t>
-      </w:r>
-      <w:proofErr w:type="spellEnd"/>
-      <w:proofErr w:type="gramEnd"/>
-      <w:r>
-        <w:t>(x='</w:t>
-      </w:r>
-      <w:proofErr w:type="spellStart"/>
-      <w:r>
-        <w:t>listed_in</w:t>
-      </w:r>
-      <w:proofErr w:type="spellEnd"/>
-      <w:r>
-        <w:t>(type)', data=</w:t>
-      </w:r>
-      <w:proofErr w:type="spellStart"/>
-      <w:r>
-        <w:t>df</w:t>
-      </w:r>
-      <w:proofErr w:type="spellEnd"/>
-      <w:r>
-        <w:t>)</w:t>
-      </w:r>
-    </w:p>
-    <w:p>
-      <w:proofErr w:type="spellStart"/>
-      <w:proofErr w:type="gramStart"/>
-      <w:r>
-        <w:t>plt.title</w:t>
-      </w:r>
-      <w:proofErr w:type="spellEnd"/>
-      <w:proofErr w:type="gramEnd"/>
-      <w:r>
-        <w:t>("Restaurant Types")</w:t>
-      </w:r>
-    </w:p>
-    <w:p>
-      <w:proofErr w:type="spellStart"/>
-      <w:proofErr w:type="gramStart"/>
-      <w:r>
-        <w:t>plt.show</w:t>
-      </w:r>
-      <w:proofErr w:type="spellEnd"/>
-      <w:proofErr w:type="gramEnd"/>
-      <w:r>
-        <w:t>()</w:t>
-      </w:r>
-    </w:p>
-    <w:p>
-      <w:r>
-        <w:t>--OP---</w:t>
-      </w:r>
-    </w:p>
-    <w:p>
-      <w:r>
-        <w:rPr>
-          <w:b/>
-          <w:bCs/>
-        </w:rPr>
-        <w:t>Conclusion</w:t>
-      </w:r>
-      <w:r>
-        <w:t>: Majority of restaurants belong to the dining category.</w:t>
-      </w:r>
-    </w:p>
-    <w:p/>
-    <w:p>
-      <w:pPr>
-        <w:rPr>
-          <w:rFonts w:ascii="Times New Roman" w:eastAsia="Times New Roman" w:hAnsi="Times New Roman" w:cs="Times New Roman"/>
-          <w:sz w:val="23"/>
-        </w:rPr>
-      </w:pPr>
-      <w:r>
-        <w:rPr>
-          <w:rFonts w:ascii="Times New Roman" w:eastAsia="Times New Roman" w:hAnsi="Times New Roman" w:cs="Times New Roman"/>
-          <w:sz w:val="23"/>
-        </w:rPr>
-        <w:t>Identify the Most Voted Restaurant</w:t>
-      </w:r>
-    </w:p>
-    <w:p>
-      <w:pPr>
-        <w:spacing w:after="7" w:line="270" w:lineRule="auto"/>
-        <w:ind w:left="-5" w:right="1174" w:hanging="10"/>
-        <w:rPr>
-          <w:rFonts w:ascii="Times New Roman" w:eastAsia="Times New Roman" w:hAnsi="Times New Roman" w:cs="Times New Roman"/>
-          <w:sz w:val="23"/>
-        </w:rPr>
-      </w:pPr>
-      <w:proofErr w:type="spellStart"/>
-      <w:r>
-        <w:rPr>
-          <w:rFonts w:ascii="Times New Roman" w:eastAsia="Times New Roman" w:hAnsi="Times New Roman" w:cs="Times New Roman"/>
-          <w:sz w:val="23"/>
-        </w:rPr>
-        <w:t>max_votes</w:t>
-      </w:r>
-      <w:proofErr w:type="spellEnd"/>
-      <w:r>
-        <w:rPr>
-          <w:rFonts w:ascii="Times New Roman" w:eastAsia="Times New Roman" w:hAnsi="Times New Roman" w:cs="Times New Roman"/>
-          <w:sz w:val="23"/>
-        </w:rPr>
-        <w:t xml:space="preserve"> = </w:t>
-      </w:r>
-      <w:proofErr w:type="spellStart"/>
-      <w:r>
-        <w:rPr>
-          <w:rFonts w:ascii="Times New Roman" w:eastAsia="Times New Roman" w:hAnsi="Times New Roman" w:cs="Times New Roman"/>
-          <w:sz w:val="23"/>
-        </w:rPr>
-        <w:t>dataframe</w:t>
-      </w:r>
-      <w:proofErr w:type="spellEnd"/>
-      <w:r>
-        <w:rPr>
-          <w:rFonts w:ascii="Times New Roman" w:eastAsia="Times New Roman" w:hAnsi="Times New Roman" w:cs="Times New Roman"/>
-          <w:sz w:val="23"/>
-        </w:rPr>
-        <w:t>['votes'].</w:t>
-      </w:r>
-      <w:proofErr w:type="gramStart"/>
-      <w:r>
-        <w:rPr>
-          <w:rFonts w:ascii="Times New Roman" w:eastAsia="Times New Roman" w:hAnsi="Times New Roman" w:cs="Times New Roman"/>
-          <w:sz w:val="23"/>
-        </w:rPr>
-        <w:t>max(</w:t>
-      </w:r>
-      <w:proofErr w:type="gramEnd"/>
-      <w:r>
-        <w:rPr>
-          <w:rFonts w:ascii="Times New Roman" w:eastAsia="Times New Roman" w:hAnsi="Times New Roman" w:cs="Times New Roman"/>
-          <w:sz w:val="23"/>
-        </w:rPr>
-        <w:t xml:space="preserve">) </w:t>
-      </w:r>
-    </w:p>
-    <w:p>
-      <w:pPr>
-        <w:spacing w:after="7" w:line="270" w:lineRule="auto"/>
-        <w:ind w:left="-5" w:right="1174" w:hanging="10"/>
-      </w:pPr>
-      <w:proofErr w:type="spellStart"/>
-      <w:r>
-        <w:rPr>
-          <w:rFonts w:ascii="Times New Roman" w:eastAsia="Times New Roman" w:hAnsi="Times New Roman" w:cs="Times New Roman"/>
-          <w:sz w:val="23"/>
-        </w:rPr>
-        <w:t>restaurant_with_max_votes</w:t>
-      </w:r>
-      <w:proofErr w:type="spellEnd"/>
-      <w:r>
-        <w:rPr>
-          <w:rFonts w:ascii="Times New Roman" w:eastAsia="Times New Roman" w:hAnsi="Times New Roman" w:cs="Times New Roman"/>
-          <w:sz w:val="23"/>
-        </w:rPr>
-        <w:t xml:space="preserve"> = </w:t>
-      </w:r>
-      <w:proofErr w:type="spellStart"/>
-      <w:r>
-        <w:rPr>
-          <w:rFonts w:ascii="Times New Roman" w:eastAsia="Times New Roman" w:hAnsi="Times New Roman" w:cs="Times New Roman"/>
-          <w:sz w:val="23"/>
-        </w:rPr>
-        <w:t>dataframe.loc</w:t>
-      </w:r>
-      <w:proofErr w:type="spellEnd"/>
-      <w:r>
-        <w:rPr>
-          <w:rFonts w:ascii="Times New Roman" w:eastAsia="Times New Roman" w:hAnsi="Times New Roman" w:cs="Times New Roman"/>
-          <w:sz w:val="23"/>
-        </w:rPr>
-        <w:t>[</w:t>
-      </w:r>
-      <w:proofErr w:type="spellStart"/>
-      <w:r>
-        <w:rPr>
-          <w:rFonts w:ascii="Times New Roman" w:eastAsia="Times New Roman" w:hAnsi="Times New Roman" w:cs="Times New Roman"/>
-          <w:sz w:val="23"/>
-        </w:rPr>
-        <w:t>dataframe</w:t>
-      </w:r>
-      <w:proofErr w:type="spellEnd"/>
-      <w:r>
-        <w:rPr>
-          <w:rFonts w:ascii="Times New Roman" w:eastAsia="Times New Roman" w:hAnsi="Times New Roman" w:cs="Times New Roman"/>
-          <w:sz w:val="23"/>
-        </w:rPr>
-        <w:t xml:space="preserve">['votes'] == </w:t>
-      </w:r>
-      <w:proofErr w:type="spellStart"/>
-      <w:r>
-        <w:rPr>
-          <w:rFonts w:ascii="Times New Roman" w:eastAsia="Times New Roman" w:hAnsi="Times New Roman" w:cs="Times New Roman"/>
-          <w:sz w:val="23"/>
-        </w:rPr>
-        <w:t>max_votes</w:t>
-      </w:r>
-      <w:proofErr w:type="spellEnd"/>
-      <w:r>
-        <w:rPr>
-          <w:rFonts w:ascii="Times New Roman" w:eastAsia="Times New Roman" w:hAnsi="Times New Roman" w:cs="Times New Roman"/>
-          <w:sz w:val="23"/>
-        </w:rPr>
-        <w:t xml:space="preserve">, 'name'] </w:t>
-      </w:r>
-      <w:r>
-        <w:rPr>
-          <w:rFonts w:ascii="Times New Roman" w:eastAsia="Times New Roman" w:hAnsi="Times New Roman" w:cs="Times New Roman"/>
-          <w:sz w:val="23"/>
-        </w:rPr>
-        <w:tab/>
+        <w:rPr>
+          <w:rFonts w:ascii="Times New Roman" w:eastAsia="Times New Roman" w:hAnsi="Times New Roman" w:cs="Times New Roman"/>
+          <w:sz w:val="23"/>
+        </w:rPr>
+      </w:pPr>
+      <w:r>
+        <w:rPr>
+          <w:rFonts w:ascii="Times New Roman" w:eastAsia="Times New Roman" w:hAnsi="Times New Roman" w:cs="Times New Roman"/>
+          <w:sz w:val="23"/>
+        </w:rPr>
+        <w:t>Here we are exploring restaurant types as a part of univariate analysis under Exploratory Data Analysis. This will answer our question</w:t>
+      </w:r>
+      <w:r>
+        <w:rPr>
+          <w:rFonts w:ascii="Times New Roman" w:eastAsia="Times New Roman" w:hAnsi="Times New Roman" w:cs="Times New Roman"/>
+          <w:sz w:val="23"/>
+        </w:rPr>
+        <w:t>s.</w:t>
+      </w:r>
+    </w:p>
+    <w:p>
+      <w:pPr>
+        <w:pStyle w:val="ListParagraph"/>
+        <w:numPr>
+          <w:ilvl w:val="0"/>
+          <w:numId w:val="12"/>
+        </w:numPr>
+        <w:spacing w:after="153" w:line="255" w:lineRule="auto"/>
+        <w:ind w:right="145"/>
+        <w:jc w:val="both"/>
+      </w:pPr>
+      <w:r>
+        <w:rPr>
+          <w:rFonts w:ascii="Times New Roman" w:eastAsia="Times New Roman" w:hAnsi="Times New Roman" w:cs="Times New Roman"/>
+          <w:sz w:val="23"/>
+        </w:rPr>
+        <w:t xml:space="preserve">Identify popular restaurant categories.  </w:t>
+      </w:r>
+    </w:p>
+    <w:p>
+      <w:pPr>
+        <w:jc w:val="both"/>
+        <w:rPr>
+          <w:rFonts w:ascii="Times New Roman" w:eastAsia="Times New Roman" w:hAnsi="Times New Roman" w:cs="Times New Roman"/>
+          <w:sz w:val="23"/>
+        </w:rPr>
+      </w:pPr>
+      <w:r>
+        <w:rPr>
+          <w:rFonts w:ascii="Times New Roman" w:eastAsia="Times New Roman" w:hAnsi="Times New Roman" w:cs="Times New Roman"/>
+          <w:sz w:val="23"/>
+        </w:rPr>
+        <w:t>We are using countplot() for this purpose. countplot() using Seaborn is commonly used in EDA to visualize categorical data. A countplot shows the count (frequency) of each unique category in a categorical variable using bars.</w:t>
       </w:r>
     </w:p>
     <w:p>
@@ -5082,51 +5199,385 @@
       <w:r>
         <w:rPr>
           <w:rFonts w:ascii="Times New Roman" w:eastAsia="Times New Roman" w:hAnsi="Times New Roman" w:cs="Times New Roman"/>
-          <w:sz w:val="23"/>
-        </w:rPr>
-        <w:t xml:space="preserve">print('Restaurant(s) with the maximum votes:') </w:t>
+          <w:i/>
+          <w:iCs/>
+          <w:sz w:val="23"/>
+        </w:rPr>
+        <w:t># Exploring Restaurant Types (EDA - Univariate Analysis)</w:t>
       </w:r>
     </w:p>
     <w:p>
       <w:pPr>
         <w:spacing w:after="7" w:line="270" w:lineRule="auto"/>
         <w:ind w:left="-5" w:right="515" w:hanging="10"/>
-      </w:pPr>
-      <w:r>
-        <w:rPr>
-          <w:rFonts w:ascii="Times New Roman" w:eastAsia="Times New Roman" w:hAnsi="Times New Roman" w:cs="Times New Roman"/>
-          <w:sz w:val="23"/>
-        </w:rPr>
-        <w:t>print(</w:t>
-      </w:r>
-      <w:proofErr w:type="spellStart"/>
-      <w:r>
-        <w:rPr>
-          <w:rFonts w:ascii="Times New Roman" w:eastAsia="Times New Roman" w:hAnsi="Times New Roman" w:cs="Times New Roman"/>
-          <w:sz w:val="23"/>
-        </w:rPr>
-        <w:t>restaurant_with_max_votes</w:t>
-      </w:r>
-      <w:proofErr w:type="spellEnd"/>
-      <w:r>
-        <w:rPr>
-          <w:rFonts w:ascii="Times New Roman" w:eastAsia="Times New Roman" w:hAnsi="Times New Roman" w:cs="Times New Roman"/>
-          <w:sz w:val="23"/>
-        </w:rPr>
-        <w:t xml:space="preserve">) </w:t>
+        <w:rPr>
+          <w:rFonts w:ascii="Times New Roman" w:eastAsia="Times New Roman" w:hAnsi="Times New Roman" w:cs="Times New Roman"/>
+          <w:sz w:val="23"/>
+        </w:rPr>
+      </w:pPr>
+      <w:r>
+        <w:rPr>
+          <w:rFonts w:ascii="Times New Roman" w:eastAsia="Times New Roman" w:hAnsi="Times New Roman" w:cs="Times New Roman"/>
+          <w:sz w:val="23"/>
+        </w:rPr>
+        <w:t>sns.countplot(x=dataframe['listed_in(type)'])</w:t>
+      </w:r>
+    </w:p>
+    <w:p>
+      <w:pPr>
+        <w:spacing w:after="7" w:line="270" w:lineRule="auto"/>
+        <w:ind w:left="-5" w:right="515" w:hanging="10"/>
+        <w:rPr>
+          <w:rFonts w:ascii="Times New Roman" w:eastAsia="Times New Roman" w:hAnsi="Times New Roman" w:cs="Times New Roman"/>
+          <w:sz w:val="23"/>
+        </w:rPr>
+      </w:pPr>
+      <w:r>
+        <w:rPr>
+          <w:rFonts w:ascii="Times New Roman" w:eastAsia="Times New Roman" w:hAnsi="Times New Roman" w:cs="Times New Roman"/>
+          <w:sz w:val="23"/>
+        </w:rPr>
+        <w:t>plt.title("Count of Restaurants")</w:t>
+      </w:r>
+    </w:p>
+    <w:p>
+      <w:pPr>
+        <w:spacing w:after="7" w:line="270" w:lineRule="auto"/>
+        <w:ind w:left="-5" w:right="515" w:hanging="10"/>
+        <w:rPr>
+          <w:rFonts w:ascii="Times New Roman" w:eastAsia="Times New Roman" w:hAnsi="Times New Roman" w:cs="Times New Roman"/>
+          <w:sz w:val="23"/>
+        </w:rPr>
+      </w:pPr>
+      <w:r>
+        <w:rPr>
+          <w:rFonts w:ascii="Times New Roman" w:eastAsia="Times New Roman" w:hAnsi="Times New Roman" w:cs="Times New Roman"/>
+          <w:sz w:val="23"/>
+        </w:rPr>
+        <w:t>plt.xlabel("Type of restaurant")</w:t>
+      </w:r>
+    </w:p>
+    <w:p>
+      <w:pPr>
+        <w:spacing w:after="7" w:line="270" w:lineRule="auto"/>
+        <w:ind w:left="-5" w:right="515" w:hanging="10"/>
+        <w:rPr>
+          <w:rFonts w:ascii="Times New Roman" w:eastAsia="Times New Roman" w:hAnsi="Times New Roman" w:cs="Times New Roman"/>
+          <w:sz w:val="23"/>
+        </w:rPr>
+      </w:pPr>
+      <w:r>
+        <w:rPr>
+          <w:rFonts w:ascii="Times New Roman" w:eastAsia="Times New Roman" w:hAnsi="Times New Roman" w:cs="Times New Roman"/>
+          <w:sz w:val="23"/>
+        </w:rPr>
+        <w:t>plt.show()</w:t>
+      </w:r>
+    </w:p>
+    <w:p>
+      <w:pPr>
+        <w:spacing w:after="7" w:line="270" w:lineRule="auto"/>
+        <w:ind w:left="-5" w:right="515" w:hanging="10"/>
+        <w:rPr>
+          <w:rFonts w:ascii="Times New Roman" w:eastAsia="Times New Roman" w:hAnsi="Times New Roman" w:cs="Times New Roman"/>
+          <w:b/>
+          <w:bCs/>
+          <w:sz w:val="23"/>
+        </w:rPr>
+      </w:pPr>
+      <w:r>
+        <w:rPr>
+          <w:rFonts w:ascii="Times New Roman" w:eastAsia="Times New Roman" w:hAnsi="Times New Roman" w:cs="Times New Roman"/>
+          <w:b/>
+          <w:bCs/>
+          <w:sz w:val="23"/>
+        </w:rPr>
+        <w:t>Output :</w:t>
+      </w:r>
+      <w:r>
+        <w:rPr>
+          <w:rFonts w:ascii="Times New Roman" w:eastAsia="Times New Roman" w:hAnsi="Times New Roman" w:cs="Times New Roman"/>
+          <w:b/>
+          <w:bCs/>
+          <w:sz w:val="23"/>
+        </w:rPr>
+        <w:t>-</w:t>
+      </w:r>
+    </w:p>
+    <w:p>
+      <w:pPr>
+        <w:spacing w:after="7" w:line="270" w:lineRule="auto"/>
+        <w:ind w:left="-5" w:right="515" w:hanging="10"/>
+        <w:rPr>
+          <w:rFonts w:ascii="Times New Roman" w:eastAsia="Times New Roman" w:hAnsi="Times New Roman" w:cs="Times New Roman"/>
+          <w:b/>
+          <w:bCs/>
+          <w:sz w:val="23"/>
+        </w:rPr>
+      </w:pPr>
+      <w:r>
+        <w:rPr>
+          <w:rFonts w:ascii="Times New Roman" w:eastAsia="Times New Roman" w:hAnsi="Times New Roman" w:cs="Times New Roman"/>
+          <w:b/>
+          <w:bCs/>
+          <w:sz w:val="23"/>
+        </w:rPr>
+        <w:drawing>
+          <wp:inline distT="0" distB="0" distL="0" distR="0" wp14:anchorId="09858E3D" wp14:editId="63AE610C">
+            <wp:extent cx="5372100" cy="4276725"/>
+            <wp:effectExtent l="0" t="0" r="0" b="9525"/>
+            <wp:docPr id="1573920004" name="Picture 1"/>
+            <wp:cNvGraphicFramePr>
+              <a:graphicFrameLocks xmlns:a="http://schemas.openxmlformats.org/drawingml/2006/main" noChangeAspect="1"/>
+            </wp:cNvGraphicFramePr>
+            <a:graphic xmlns:a="http://schemas.openxmlformats.org/drawingml/2006/main">
+              <a:graphicData uri="http://schemas.openxmlformats.org/drawingml/2006/picture">
+                <pic:pic xmlns:pic="http://schemas.openxmlformats.org/drawingml/2006/picture">
+                  <pic:nvPicPr>
+                    <pic:cNvPr id="1573920004" name=""/>
+                    <pic:cNvPicPr/>
+                  </pic:nvPicPr>
+                  <pic:blipFill>
+                    <a:blip r:embed="rId18"/>
+                    <a:stretch>
+                      <a:fillRect/>
+                    </a:stretch>
+                  </pic:blipFill>
+                  <pic:spPr>
+                    <a:xfrm>
+                      <a:off x="0" y="0"/>
+                      <a:ext cx="5372100" cy="4276725"/>
+                    </a:xfrm>
+                    <a:prstGeom prst="rect">
+                      <a:avLst/>
+                    </a:prstGeom>
+                  </pic:spPr>
+                </pic:pic>
+              </a:graphicData>
+            </a:graphic>
+          </wp:inline>
+        </w:drawing>
+      </w:r>
+    </w:p>
+    <w:p>
+      <w:pPr>
+        <w:rPr>
+          <w:b/>
+          <w:bCs/>
+        </w:rPr>
+      </w:pPr>
+    </w:p>
+    <w:p>
+      <w:r>
+        <w:rPr>
+          <w:b/>
+          <w:bCs/>
+        </w:rPr>
+        <w:t>Conclusion</w:t>
+      </w:r>
+      <w:r>
+        <w:t>: Majority of restaurants belong to the dining category.</w:t>
+      </w:r>
+    </w:p>
+    <w:p/>
+    <w:p>
+      <w:pPr>
+        <w:pStyle w:val="ListParagraph"/>
+        <w:numPr>
+          <w:ilvl w:val="0"/>
+          <w:numId w:val="12"/>
+        </w:numPr>
+        <w:rPr>
+          <w:rFonts w:ascii="Times New Roman" w:eastAsia="Times New Roman" w:hAnsi="Times New Roman" w:cs="Times New Roman"/>
+          <w:sz w:val="23"/>
+        </w:rPr>
+      </w:pPr>
+      <w:r>
+        <w:rPr>
+          <w:rFonts w:ascii="Times New Roman" w:eastAsia="Times New Roman" w:hAnsi="Times New Roman" w:cs="Times New Roman"/>
+          <w:sz w:val="23"/>
+        </w:rPr>
+        <w:t>Identify the Most Voted Restaurant</w:t>
       </w:r>
     </w:p>
     <w:p>
       <w:pPr>
         <w:spacing w:after="32"/>
-      </w:pPr>
-      <w:r>
-        <w:rPr>
-          <w:rFonts w:ascii="Times New Roman" w:eastAsia="Times New Roman" w:hAnsi="Times New Roman" w:cs="Times New Roman"/>
-          <w:sz w:val="23"/>
-        </w:rPr>
-        <w:t xml:space="preserve"> </w:t>
-      </w:r>
+        <w:rPr>
+          <w:rFonts w:ascii="Times New Roman" w:eastAsia="Times New Roman" w:hAnsi="Times New Roman" w:cs="Times New Roman"/>
+          <w:sz w:val="23"/>
+        </w:rPr>
+      </w:pPr>
+      <w:r>
+        <w:rPr>
+          <w:rFonts w:ascii="Times New Roman" w:eastAsia="Times New Roman" w:hAnsi="Times New Roman" w:cs="Times New Roman"/>
+          <w:i/>
+          <w:iCs/>
+          <w:sz w:val="23"/>
+        </w:rPr>
+        <w:t># Identify the Most Voted Restaurant</w:t>
+      </w:r>
+    </w:p>
+    <w:p>
+      <w:pPr>
+        <w:spacing w:after="32"/>
+        <w:rPr>
+          <w:rFonts w:ascii="Times New Roman" w:eastAsia="Times New Roman" w:hAnsi="Times New Roman" w:cs="Times New Roman"/>
+          <w:sz w:val="23"/>
+        </w:rPr>
+      </w:pPr>
+      <w:r>
+        <w:rPr>
+          <w:rFonts w:ascii="Times New Roman" w:eastAsia="Times New Roman" w:hAnsi="Times New Roman" w:cs="Times New Roman"/>
+          <w:sz w:val="23"/>
+        </w:rPr>
+        <w:t>max_votes = df['votes'].max()</w:t>
+      </w:r>
+    </w:p>
+    <w:p>
+      <w:pPr>
+        <w:spacing w:after="32"/>
+        <w:rPr>
+          <w:rFonts w:ascii="Times New Roman" w:eastAsia="Times New Roman" w:hAnsi="Times New Roman" w:cs="Times New Roman"/>
+          <w:sz w:val="23"/>
+        </w:rPr>
+      </w:pPr>
+      <w:r>
+        <w:rPr>
+          <w:rFonts w:ascii="Times New Roman" w:eastAsia="Times New Roman" w:hAnsi="Times New Roman" w:cs="Times New Roman"/>
+          <w:sz w:val="23"/>
+        </w:rPr>
+        <w:t>restaurant_with_max_votes = df.loc[df['votes'] ==max_votes, 'name']</w:t>
+      </w:r>
+    </w:p>
+    <w:p>
+      <w:pPr>
+        <w:spacing w:after="32"/>
+        <w:rPr>
+          <w:rFonts w:ascii="Times New Roman" w:eastAsia="Times New Roman" w:hAnsi="Times New Roman" w:cs="Times New Roman"/>
+          <w:sz w:val="23"/>
+        </w:rPr>
+      </w:pPr>
+      <w:r>
+        <w:rPr>
+          <w:rFonts w:ascii="Times New Roman" w:eastAsia="Times New Roman" w:hAnsi="Times New Roman" w:cs="Times New Roman"/>
+          <w:sz w:val="23"/>
+        </w:rPr>
+        <w:lastRenderedPageBreak/>
+        <w:t>print('Restaurant(s) with the maximum votes:')</w:t>
+      </w:r>
+    </w:p>
+    <w:p>
+      <w:pPr>
+        <w:spacing w:after="32"/>
+        <w:rPr>
+          <w:rFonts w:ascii="Times New Roman" w:eastAsia="Times New Roman" w:hAnsi="Times New Roman" w:cs="Times New Roman"/>
+          <w:sz w:val="23"/>
+        </w:rPr>
+      </w:pPr>
+      <w:r>
+        <w:rPr>
+          <w:rFonts w:ascii="Times New Roman" w:eastAsia="Times New Roman" w:hAnsi="Times New Roman" w:cs="Times New Roman"/>
+          <w:sz w:val="23"/>
+        </w:rPr>
+        <w:t>print(restaurant_with_max_votes)</w:t>
+      </w:r>
+    </w:p>
+    <w:p>
+      <w:pPr>
+        <w:spacing w:after="32"/>
+        <w:rPr>
+          <w:rFonts w:ascii="Times New Roman" w:eastAsia="Times New Roman" w:hAnsi="Times New Roman" w:cs="Times New Roman"/>
+          <w:sz w:val="23"/>
+        </w:rPr>
+      </w:pPr>
+    </w:p>
+    <w:p>
+      <w:pPr>
+        <w:spacing w:after="7" w:line="270" w:lineRule="auto"/>
+        <w:ind w:left="-5" w:right="515" w:hanging="10"/>
+        <w:rPr>
+          <w:rFonts w:ascii="Times New Roman" w:eastAsia="Times New Roman" w:hAnsi="Times New Roman" w:cs="Times New Roman"/>
+          <w:b/>
+          <w:bCs/>
+          <w:sz w:val="23"/>
+        </w:rPr>
+      </w:pPr>
+      <w:r>
+        <w:rPr>
+          <w:rFonts w:ascii="Times New Roman" w:eastAsia="Times New Roman" w:hAnsi="Times New Roman" w:cs="Times New Roman"/>
+          <w:b/>
+          <w:bCs/>
+          <w:sz w:val="23"/>
+        </w:rPr>
+        <w:t>Output :</w:t>
+      </w:r>
+      <w:r>
+        <w:rPr>
+          <w:rFonts w:ascii="Times New Roman" w:eastAsia="Times New Roman" w:hAnsi="Times New Roman" w:cs="Times New Roman"/>
+          <w:b/>
+          <w:bCs/>
+          <w:sz w:val="23"/>
+        </w:rPr>
+        <w:t>-</w:t>
+      </w:r>
+    </w:p>
+    <w:p>
+      <w:pPr>
+        <w:spacing w:after="7" w:line="270" w:lineRule="auto"/>
+        <w:ind w:left="-5" w:right="515" w:hanging="10"/>
+        <w:rPr>
+          <w:rFonts w:ascii="Times New Roman" w:eastAsia="Times New Roman" w:hAnsi="Times New Roman" w:cs="Times New Roman"/>
+          <w:b/>
+          <w:bCs/>
+          <w:sz w:val="23"/>
+        </w:rPr>
+      </w:pPr>
+      <w:r>
+        <w:rPr>
+          <w:noProof/>
+        </w:rPr>
+        <w:drawing>
+          <wp:inline distT="0" distB="0" distL="0" distR="0" wp14:anchorId="4C190E6C" wp14:editId="00B331F7">
+            <wp:extent cx="5731510" cy="738505"/>
+            <wp:effectExtent l="0" t="0" r="2540" b="4445"/>
+            <wp:docPr id="1699563100" name="Picture 1"/>
+            <wp:cNvGraphicFramePr>
+              <a:graphicFrameLocks xmlns:a="http://schemas.openxmlformats.org/drawingml/2006/main" noChangeAspect="1"/>
+            </wp:cNvGraphicFramePr>
+            <a:graphic xmlns:a="http://schemas.openxmlformats.org/drawingml/2006/main">
+              <a:graphicData uri="http://schemas.openxmlformats.org/drawingml/2006/picture">
+                <pic:pic xmlns:pic="http://schemas.openxmlformats.org/drawingml/2006/picture">
+                  <pic:nvPicPr>
+                    <pic:cNvPr id="1699563100" name=""/>
+                    <pic:cNvPicPr/>
+                  </pic:nvPicPr>
+                  <pic:blipFill>
+                    <a:blip r:embed="rId19"/>
+                    <a:stretch>
+                      <a:fillRect/>
+                    </a:stretch>
+                  </pic:blipFill>
+                  <pic:spPr>
+                    <a:xfrm>
+                      <a:off x="0" y="0"/>
+                      <a:ext cx="5731510" cy="738505"/>
+                    </a:xfrm>
+                    <a:prstGeom prst="rect">
+                      <a:avLst/>
+                    </a:prstGeom>
+                  </pic:spPr>
+                </pic:pic>
+              </a:graphicData>
+            </a:graphic>
+          </wp:inline>
+        </w:drawing>
+      </w:r>
+    </w:p>
+    <w:p>
+      <w:pPr>
+        <w:spacing w:after="32"/>
+      </w:pPr>
     </w:p>
     <w:p>
       <w:pPr>
@@ -5143,6 +5594,11 @@
     </w:p>
     <w:p>
       <w:pPr>
+        <w:pStyle w:val="ListParagraph"/>
+        <w:numPr>
+          <w:ilvl w:val="0"/>
+          <w:numId w:val="12"/>
+        </w:numPr>
         <w:rPr>
           <w:rFonts w:ascii="Times New Roman" w:eastAsia="Times New Roman" w:hAnsi="Times New Roman" w:cs="Times New Roman"/>
           <w:sz w:val="23"/>
@@ -5157,83 +5613,107 @@
       </w:r>
     </w:p>
     <w:p>
+      <w:r>
+        <w:rPr>
+          <w:i/>
+          <w:iCs/>
+        </w:rPr>
+        <w:t># Online Order Availability</w:t>
+      </w:r>
+    </w:p>
+    <w:p>
+      <w:r>
+        <w:t>sns.countplot(x=df['online_order'])</w:t>
+      </w:r>
+    </w:p>
+    <w:p>
+      <w:r>
+        <w:t>plt.show()</w:t>
+      </w:r>
+    </w:p>
+    <w:p>
       <w:pPr>
         <w:spacing w:after="7" w:line="270" w:lineRule="auto"/>
-        <w:ind w:left="-5" w:right="2460" w:hanging="10"/>
-      </w:pPr>
-      <w:proofErr w:type="spellStart"/>
-      <w:proofErr w:type="gramStart"/>
-      <w:r>
-        <w:rPr>
-          <w:rFonts w:ascii="Times New Roman" w:eastAsia="Times New Roman" w:hAnsi="Times New Roman" w:cs="Times New Roman"/>
-          <w:sz w:val="23"/>
-        </w:rPr>
-        <w:t>sns.countplot</w:t>
-      </w:r>
-      <w:proofErr w:type="spellEnd"/>
-      <w:proofErr w:type="gramEnd"/>
-      <w:r>
-        <w:rPr>
-          <w:rFonts w:ascii="Times New Roman" w:eastAsia="Times New Roman" w:hAnsi="Times New Roman" w:cs="Times New Roman"/>
-          <w:sz w:val="23"/>
-        </w:rPr>
-        <w:t>(x=</w:t>
-      </w:r>
-      <w:proofErr w:type="spellStart"/>
-      <w:r>
-        <w:rPr>
-          <w:rFonts w:ascii="Times New Roman" w:eastAsia="Times New Roman" w:hAnsi="Times New Roman" w:cs="Times New Roman"/>
-          <w:sz w:val="23"/>
-        </w:rPr>
-        <w:t>dataframe</w:t>
-      </w:r>
-      <w:proofErr w:type="spellEnd"/>
-      <w:r>
-        <w:rPr>
-          <w:rFonts w:ascii="Times New Roman" w:eastAsia="Times New Roman" w:hAnsi="Times New Roman" w:cs="Times New Roman"/>
-          <w:sz w:val="23"/>
-        </w:rPr>
-        <w:t>['</w:t>
-      </w:r>
-      <w:proofErr w:type="spellStart"/>
-      <w:r>
-        <w:rPr>
-          <w:rFonts w:ascii="Times New Roman" w:eastAsia="Times New Roman" w:hAnsi="Times New Roman" w:cs="Times New Roman"/>
-          <w:sz w:val="23"/>
-        </w:rPr>
-        <w:t>online_order</w:t>
-      </w:r>
-      <w:proofErr w:type="spellEnd"/>
-      <w:r>
-        <w:rPr>
-          <w:rFonts w:ascii="Times New Roman" w:eastAsia="Times New Roman" w:hAnsi="Times New Roman" w:cs="Times New Roman"/>
-          <w:sz w:val="23"/>
-        </w:rPr>
-        <w:t xml:space="preserve">']) </w:t>
-      </w:r>
-      <w:proofErr w:type="spellStart"/>
-      <w:proofErr w:type="gramStart"/>
-      <w:r>
-        <w:rPr>
-          <w:rFonts w:ascii="Times New Roman" w:eastAsia="Times New Roman" w:hAnsi="Times New Roman" w:cs="Times New Roman"/>
-          <w:sz w:val="23"/>
-        </w:rPr>
-        <w:t>plt.show</w:t>
-      </w:r>
-      <w:proofErr w:type="spellEnd"/>
-      <w:proofErr w:type="gramEnd"/>
-      <w:r>
-        <w:rPr>
-          <w:rFonts w:ascii="Times New Roman" w:eastAsia="Times New Roman" w:hAnsi="Times New Roman" w:cs="Times New Roman"/>
-          <w:sz w:val="23"/>
-        </w:rPr>
-        <w:t xml:space="preserve">() </w:t>
-      </w:r>
-    </w:p>
-    <w:p/>
-    <w:p>
-      <w:r>
-        <w:t>--OP—</w:t>
+        <w:ind w:left="-5" w:right="515" w:hanging="10"/>
+        <w:rPr>
+          <w:rFonts w:ascii="Times New Roman" w:eastAsia="Times New Roman" w:hAnsi="Times New Roman" w:cs="Times New Roman"/>
+          <w:b/>
+          <w:bCs/>
+          <w:sz w:val="23"/>
+        </w:rPr>
+      </w:pPr>
+      <w:r>
+        <w:rPr>
+          <w:rFonts w:ascii="Times New Roman" w:eastAsia="Times New Roman" w:hAnsi="Times New Roman" w:cs="Times New Roman"/>
+          <w:b/>
+          <w:bCs/>
+          <w:sz w:val="23"/>
+        </w:rPr>
+        <w:t>Output :</w:t>
+      </w:r>
+      <w:r>
+        <w:rPr>
+          <w:rFonts w:ascii="Times New Roman" w:eastAsia="Times New Roman" w:hAnsi="Times New Roman" w:cs="Times New Roman"/>
+          <w:b/>
+          <w:bCs/>
+          <w:sz w:val="23"/>
+        </w:rPr>
+        <w:t>-</w:t>
+      </w:r>
+    </w:p>
+    <w:p>
+      <w:pPr>
+        <w:spacing w:after="7" w:line="270" w:lineRule="auto"/>
+        <w:ind w:left="-5" w:right="515" w:hanging="10"/>
+        <w:rPr>
+          <w:rFonts w:ascii="Times New Roman" w:eastAsia="Times New Roman" w:hAnsi="Times New Roman" w:cs="Times New Roman"/>
+          <w:b/>
+          <w:bCs/>
+          <w:sz w:val="23"/>
+        </w:rPr>
+      </w:pPr>
+      <w:r>
+        <w:rPr>
+          <w:rFonts w:ascii="Times New Roman" w:eastAsia="Times New Roman" w:hAnsi="Times New Roman" w:cs="Times New Roman"/>
+          <w:b/>
+          <w:bCs/>
+          <w:sz w:val="23"/>
+        </w:rPr>
+        <w:drawing>
+          <wp:inline distT="0" distB="0" distL="0" distR="0" wp14:anchorId="48FEECF0" wp14:editId="76D4980A">
+            <wp:extent cx="5314950" cy="4076700"/>
+            <wp:effectExtent l="0" t="0" r="0" b="0"/>
+            <wp:docPr id="1296178218" name="Picture 1"/>
+            <wp:cNvGraphicFramePr>
+              <a:graphicFrameLocks xmlns:a="http://schemas.openxmlformats.org/drawingml/2006/main" noChangeAspect="1"/>
+            </wp:cNvGraphicFramePr>
+            <a:graphic xmlns:a="http://schemas.openxmlformats.org/drawingml/2006/main">
+              <a:graphicData uri="http://schemas.openxmlformats.org/drawingml/2006/picture">
+                <pic:pic xmlns:pic="http://schemas.openxmlformats.org/drawingml/2006/picture">
+                  <pic:nvPicPr>
+                    <pic:cNvPr id="1296178218" name=""/>
+                    <pic:cNvPicPr/>
+                  </pic:nvPicPr>
+                  <pic:blipFill>
+                    <a:blip r:embed="rId20"/>
+                    <a:stretch>
+                      <a:fillRect/>
+                    </a:stretch>
+                  </pic:blipFill>
+                  <pic:spPr>
+                    <a:xfrm>
+                      <a:off x="0" y="0"/>
+                      <a:ext cx="5314950" cy="4076700"/>
+                    </a:xfrm>
+                    <a:prstGeom prst="rect">
+                      <a:avLst/>
+                    </a:prstGeom>
+                  </pic:spPr>
+                </pic:pic>
+              </a:graphicData>
+            </a:graphic>
+          </wp:inline>
+        </w:drawing>
       </w:r>
     </w:p>
     <w:p>
@@ -5249,126 +5729,46 @@
         <w:t xml:space="preserve">Conclusion: majority of the restaurants do not accept online orders. </w:t>
       </w:r>
     </w:p>
-    <w:p/>
-    <w:p>
-      <w:pPr>
-        <w:rPr>
-          <w:rFonts w:ascii="Times New Roman" w:eastAsia="Times New Roman" w:hAnsi="Times New Roman" w:cs="Times New Roman"/>
-          <w:sz w:val="23"/>
-        </w:rPr>
-      </w:pPr>
-      <w:proofErr w:type="spellStart"/>
-      <w:r>
-        <w:rPr>
-          <w:rFonts w:ascii="Times New Roman" w:eastAsia="Times New Roman" w:hAnsi="Times New Roman" w:cs="Times New Roman"/>
-          <w:sz w:val="23"/>
-        </w:rPr>
-        <w:t>Analyze</w:t>
-      </w:r>
-      <w:proofErr w:type="spellEnd"/>
-      <w:r>
-        <w:rPr>
-          <w:rFonts w:ascii="Times New Roman" w:eastAsia="Times New Roman" w:hAnsi="Times New Roman" w:cs="Times New Roman"/>
-          <w:sz w:val="23"/>
-        </w:rPr>
-        <w:t xml:space="preserve"> customer ratings </w:t>
-      </w:r>
-      <w:proofErr w:type="spellStart"/>
-      <w:r>
-        <w:rPr>
-          <w:rFonts w:ascii="Times New Roman" w:eastAsia="Times New Roman" w:hAnsi="Times New Roman" w:cs="Times New Roman"/>
-          <w:sz w:val="23"/>
-        </w:rPr>
-        <w:t>Ratings</w:t>
-      </w:r>
-      <w:proofErr w:type="spellEnd"/>
+    <w:p>
+      <w:pPr>
+        <w:pStyle w:val="ListParagraph"/>
+        <w:numPr>
+          <w:ilvl w:val="0"/>
+          <w:numId w:val="12"/>
+        </w:numPr>
+        <w:rPr>
+          <w:rFonts w:ascii="Times New Roman" w:eastAsia="Times New Roman" w:hAnsi="Times New Roman" w:cs="Times New Roman"/>
+          <w:sz w:val="23"/>
+        </w:rPr>
+      </w:pPr>
+      <w:r>
+        <w:rPr>
+          <w:rFonts w:ascii="Times New Roman" w:eastAsia="Times New Roman" w:hAnsi="Times New Roman" w:cs="Times New Roman"/>
+          <w:sz w:val="23"/>
+        </w:rPr>
+        <w:t>Analyze customer ratings Ratings</w:t>
+      </w:r>
     </w:p>
     <w:p>
       <w:pPr>
         <w:spacing w:after="7" w:line="270" w:lineRule="auto"/>
         <w:ind w:left="-5" w:right="3614" w:hanging="10"/>
-        <w:rPr>
-          <w:rFonts w:ascii="Times New Roman" w:eastAsia="Times New Roman" w:hAnsi="Times New Roman" w:cs="Times New Roman"/>
-          <w:sz w:val="23"/>
-        </w:rPr>
-      </w:pPr>
-      <w:proofErr w:type="spellStart"/>
-      <w:proofErr w:type="gramStart"/>
-      <w:r>
-        <w:rPr>
-          <w:rFonts w:ascii="Times New Roman" w:eastAsia="Times New Roman" w:hAnsi="Times New Roman" w:cs="Times New Roman"/>
-          <w:sz w:val="23"/>
-        </w:rPr>
-        <w:t>plt.hist</w:t>
-      </w:r>
-      <w:proofErr w:type="spellEnd"/>
-      <w:proofErr w:type="gramEnd"/>
-      <w:r>
-        <w:rPr>
-          <w:rFonts w:ascii="Times New Roman" w:eastAsia="Times New Roman" w:hAnsi="Times New Roman" w:cs="Times New Roman"/>
-          <w:sz w:val="23"/>
-        </w:rPr>
-        <w:t>(</w:t>
-      </w:r>
-      <w:proofErr w:type="spellStart"/>
-      <w:r>
-        <w:rPr>
-          <w:rFonts w:ascii="Times New Roman" w:eastAsia="Times New Roman" w:hAnsi="Times New Roman" w:cs="Times New Roman"/>
-          <w:sz w:val="23"/>
-        </w:rPr>
-        <w:t>dataframe</w:t>
-      </w:r>
-      <w:proofErr w:type="spellEnd"/>
-      <w:r>
-        <w:rPr>
-          <w:rFonts w:ascii="Times New Roman" w:eastAsia="Times New Roman" w:hAnsi="Times New Roman" w:cs="Times New Roman"/>
-          <w:sz w:val="23"/>
-        </w:rPr>
-        <w:t>['rate'</w:t>
-      </w:r>
-      <w:proofErr w:type="gramStart"/>
-      <w:r>
-        <w:rPr>
-          <w:rFonts w:ascii="Times New Roman" w:eastAsia="Times New Roman" w:hAnsi="Times New Roman" w:cs="Times New Roman"/>
-          <w:sz w:val="23"/>
-        </w:rPr>
-        <w:t>],bins</w:t>
-      </w:r>
-      <w:proofErr w:type="gramEnd"/>
-      <w:r>
-        <w:rPr>
-          <w:rFonts w:ascii="Times New Roman" w:eastAsia="Times New Roman" w:hAnsi="Times New Roman" w:cs="Times New Roman"/>
-          <w:sz w:val="23"/>
-        </w:rPr>
-        <w:t xml:space="preserve">=5) </w:t>
+      </w:pPr>
+      <w:r>
+        <w:rPr>
+          <w:i/>
+          <w:iCs/>
+        </w:rPr>
+        <w:t># Analyze customer ratings Ratings</w:t>
       </w:r>
     </w:p>
     <w:p>
       <w:pPr>
         <w:spacing w:after="7" w:line="270" w:lineRule="auto"/>
         <w:ind w:left="-5" w:right="3614" w:hanging="10"/>
-        <w:rPr>
-          <w:rFonts w:ascii="Times New Roman" w:eastAsia="Times New Roman" w:hAnsi="Times New Roman" w:cs="Times New Roman"/>
-          <w:sz w:val="23"/>
-        </w:rPr>
-      </w:pPr>
-      <w:proofErr w:type="spellStart"/>
-      <w:proofErr w:type="gramStart"/>
-      <w:r>
-        <w:rPr>
-          <w:rFonts w:ascii="Times New Roman" w:eastAsia="Times New Roman" w:hAnsi="Times New Roman" w:cs="Times New Roman"/>
-          <w:sz w:val="23"/>
-        </w:rPr>
-        <w:t>plt.title</w:t>
-      </w:r>
-      <w:proofErr w:type="spellEnd"/>
-      <w:proofErr w:type="gramEnd"/>
-      <w:r>
-        <w:rPr>
-          <w:rFonts w:ascii="Times New Roman" w:eastAsia="Times New Roman" w:hAnsi="Times New Roman" w:cs="Times New Roman"/>
-          <w:sz w:val="23"/>
-        </w:rPr>
-        <w:t xml:space="preserve">('Ratings Distribution') </w:t>
+      </w:pPr>
+      <w:r>
+        <w:t>plt.hist(df['rate'],bins=5)</w:t>
       </w:r>
     </w:p>
     <w:p>
@@ -5376,85 +5776,18 @@
         <w:spacing w:after="7" w:line="270" w:lineRule="auto"/>
         <w:ind w:left="-5" w:right="3614" w:hanging="10"/>
       </w:pPr>
-      <w:proofErr w:type="spellStart"/>
-      <w:proofErr w:type="gramStart"/>
-      <w:r>
-        <w:rPr>
-          <w:rFonts w:ascii="Times New Roman" w:eastAsia="Times New Roman" w:hAnsi="Times New Roman" w:cs="Times New Roman"/>
-          <w:sz w:val="23"/>
-        </w:rPr>
-        <w:t>plt.show</w:t>
-      </w:r>
-      <w:proofErr w:type="spellEnd"/>
-      <w:proofErr w:type="gramEnd"/>
-      <w:r>
-        <w:rPr>
-          <w:rFonts w:ascii="Times New Roman" w:eastAsia="Times New Roman" w:hAnsi="Times New Roman" w:cs="Times New Roman"/>
-          <w:sz w:val="23"/>
-        </w:rPr>
-        <w:t xml:space="preserve">() </w:t>
-      </w:r>
-    </w:p>
-    <w:p/>
-    <w:p>
-      <w:r>
-        <w:t>--OP--</w:t>
-      </w:r>
-    </w:p>
-    <w:p>
-      <w:r>
-        <w:rPr>
-          <w:rFonts w:ascii="Times New Roman" w:eastAsia="Times New Roman" w:hAnsi="Times New Roman" w:cs="Times New Roman"/>
-          <w:sz w:val="23"/>
-        </w:rPr>
-        <w:t xml:space="preserve">Conclusion: </w:t>
-      </w:r>
-      <w:proofErr w:type="gramStart"/>
-      <w:r>
-        <w:rPr>
-          <w:rFonts w:ascii="Times New Roman" w:eastAsia="Times New Roman" w:hAnsi="Times New Roman" w:cs="Times New Roman"/>
-          <w:sz w:val="23"/>
-        </w:rPr>
-        <w:t>The majority of</w:t>
-      </w:r>
-      <w:proofErr w:type="gramEnd"/>
-      <w:r>
-        <w:rPr>
-          <w:rFonts w:ascii="Times New Roman" w:eastAsia="Times New Roman" w:hAnsi="Times New Roman" w:cs="Times New Roman"/>
-          <w:sz w:val="23"/>
-        </w:rPr>
-        <w:t xml:space="preserve"> restaurants received ratings ranging from 3.5 to 4.</w:t>
-      </w:r>
-    </w:p>
-    <w:p>
-      <w:pPr>
-        <w:rPr>
-          <w:b/>
-          <w:bCs/>
-        </w:rPr>
-      </w:pPr>
-    </w:p>
-    <w:p>
-      <w:pPr>
-        <w:rPr>
-          <w:b/>
-          <w:bCs/>
-        </w:rPr>
-      </w:pPr>
-      <w:r>
-        <w:rPr>
-          <w:rFonts w:ascii="Times New Roman" w:eastAsia="Times New Roman" w:hAnsi="Times New Roman" w:cs="Times New Roman"/>
-          <w:sz w:val="23"/>
-        </w:rPr>
+      <w:r>
+        <w:t>plt.title('Ratings Distribution')</w:t>
+      </w:r>
+    </w:p>
+    <w:p>
+      <w:pPr>
+        <w:spacing w:after="7" w:line="270" w:lineRule="auto"/>
+        <w:ind w:left="-5" w:right="3614" w:hanging="10"/>
+      </w:pPr>
+      <w:r>
         <w:lastRenderedPageBreak/>
-        <w:t>Approximate Cost of dining for Couples</w:t>
-      </w:r>
-      <w:r>
-        <w:rPr>
-          <w:b/>
-          <w:bCs/>
-        </w:rPr>
-        <w:t xml:space="preserve"> </w:t>
+        <w:t>plt.show()</w:t>
       </w:r>
     </w:p>
     <w:p>
@@ -5463,120 +5796,28 @@
         <w:ind w:left="-5" w:right="515" w:hanging="10"/>
         <w:rPr>
           <w:rFonts w:ascii="Times New Roman" w:eastAsia="Times New Roman" w:hAnsi="Times New Roman" w:cs="Times New Roman"/>
-          <w:sz w:val="23"/>
-        </w:rPr>
-      </w:pPr>
-      <w:r>
-        <w:rPr>
-          <w:rFonts w:ascii="Times New Roman" w:eastAsia="Times New Roman" w:hAnsi="Times New Roman" w:cs="Times New Roman"/>
-          <w:sz w:val="23"/>
-        </w:rPr>
-        <w:t xml:space="preserve"># Analysing </w:t>
-      </w:r>
-      <w:proofErr w:type="spellStart"/>
-      <w:r>
-        <w:rPr>
-          <w:rFonts w:ascii="Times New Roman" w:eastAsia="Times New Roman" w:hAnsi="Times New Roman" w:cs="Times New Roman"/>
-          <w:sz w:val="23"/>
-        </w:rPr>
-        <w:t>approx_</w:t>
-      </w:r>
-      <w:proofErr w:type="gramStart"/>
-      <w:r>
-        <w:rPr>
-          <w:rFonts w:ascii="Times New Roman" w:eastAsia="Times New Roman" w:hAnsi="Times New Roman" w:cs="Times New Roman"/>
-          <w:sz w:val="23"/>
-        </w:rPr>
-        <w:t>cost</w:t>
-      </w:r>
-      <w:proofErr w:type="spellEnd"/>
-      <w:r>
-        <w:rPr>
-          <w:rFonts w:ascii="Times New Roman" w:eastAsia="Times New Roman" w:hAnsi="Times New Roman" w:cs="Times New Roman"/>
-          <w:sz w:val="23"/>
-        </w:rPr>
-        <w:t>(</w:t>
-      </w:r>
-      <w:proofErr w:type="gramEnd"/>
-      <w:r>
-        <w:rPr>
-          <w:rFonts w:ascii="Times New Roman" w:eastAsia="Times New Roman" w:hAnsi="Times New Roman" w:cs="Times New Roman"/>
-          <w:sz w:val="23"/>
-        </w:rPr>
-        <w:t xml:space="preserve">for two people) column to find the preferred price range </w:t>
-      </w:r>
-      <w:proofErr w:type="spellStart"/>
-      <w:r>
-        <w:rPr>
-          <w:rFonts w:ascii="Times New Roman" w:eastAsia="Times New Roman" w:hAnsi="Times New Roman" w:cs="Times New Roman"/>
-          <w:sz w:val="23"/>
-        </w:rPr>
-        <w:t>couple_data</w:t>
-      </w:r>
-      <w:proofErr w:type="spellEnd"/>
-      <w:r>
-        <w:rPr>
-          <w:rFonts w:ascii="Times New Roman" w:eastAsia="Times New Roman" w:hAnsi="Times New Roman" w:cs="Times New Roman"/>
-          <w:sz w:val="23"/>
-        </w:rPr>
-        <w:t>=</w:t>
-      </w:r>
-      <w:proofErr w:type="spellStart"/>
-      <w:proofErr w:type="gramStart"/>
-      <w:r>
-        <w:rPr>
-          <w:rFonts w:ascii="Times New Roman" w:eastAsia="Times New Roman" w:hAnsi="Times New Roman" w:cs="Times New Roman"/>
-          <w:sz w:val="23"/>
-        </w:rPr>
-        <w:t>dataframe</w:t>
-      </w:r>
-      <w:proofErr w:type="spellEnd"/>
-      <w:r>
-        <w:rPr>
-          <w:rFonts w:ascii="Times New Roman" w:eastAsia="Times New Roman" w:hAnsi="Times New Roman" w:cs="Times New Roman"/>
-          <w:sz w:val="23"/>
-        </w:rPr>
-        <w:t>[</w:t>
-      </w:r>
-      <w:proofErr w:type="gramEnd"/>
-      <w:r>
-        <w:rPr>
-          <w:rFonts w:ascii="Times New Roman" w:eastAsia="Times New Roman" w:hAnsi="Times New Roman" w:cs="Times New Roman"/>
-          <w:sz w:val="23"/>
-        </w:rPr>
-        <w:t>'</w:t>
-      </w:r>
-      <w:proofErr w:type="spellStart"/>
-      <w:r>
-        <w:rPr>
-          <w:rFonts w:ascii="Times New Roman" w:eastAsia="Times New Roman" w:hAnsi="Times New Roman" w:cs="Times New Roman"/>
-          <w:sz w:val="23"/>
-        </w:rPr>
-        <w:t>approx_</w:t>
-      </w:r>
-      <w:proofErr w:type="gramStart"/>
-      <w:r>
-        <w:rPr>
-          <w:rFonts w:ascii="Times New Roman" w:eastAsia="Times New Roman" w:hAnsi="Times New Roman" w:cs="Times New Roman"/>
-          <w:sz w:val="23"/>
-        </w:rPr>
-        <w:t>cost</w:t>
-      </w:r>
-      <w:proofErr w:type="spellEnd"/>
-      <w:r>
-        <w:rPr>
-          <w:rFonts w:ascii="Times New Roman" w:eastAsia="Times New Roman" w:hAnsi="Times New Roman" w:cs="Times New Roman"/>
-          <w:sz w:val="23"/>
-        </w:rPr>
-        <w:t>(</w:t>
-      </w:r>
-      <w:proofErr w:type="gramEnd"/>
-      <w:r>
-        <w:rPr>
-          <w:rFonts w:ascii="Times New Roman" w:eastAsia="Times New Roman" w:hAnsi="Times New Roman" w:cs="Times New Roman"/>
-          <w:sz w:val="23"/>
-        </w:rPr>
-        <w:t xml:space="preserve">for two people)'] </w:t>
+          <w:b/>
+          <w:bCs/>
+          <w:sz w:val="23"/>
+        </w:rPr>
+      </w:pPr>
+      <w:r>
+        <w:rPr>
+          <w:rFonts w:ascii="Times New Roman" w:eastAsia="Times New Roman" w:hAnsi="Times New Roman" w:cs="Times New Roman"/>
+          <w:b/>
+          <w:bCs/>
+          <w:sz w:val="23"/>
+        </w:rPr>
+        <w:t>Output :</w:t>
+      </w:r>
+      <w:r>
+        <w:rPr>
+          <w:rFonts w:ascii="Times New Roman" w:eastAsia="Times New Roman" w:hAnsi="Times New Roman" w:cs="Times New Roman"/>
+          <w:b/>
+          <w:bCs/>
+          <w:sz w:val="23"/>
+        </w:rPr>
+        <w:t>-</w:t>
       </w:r>
     </w:p>
     <w:p>
@@ -5585,122 +5826,272 @@
         <w:ind w:left="-5" w:right="515" w:hanging="10"/>
         <w:rPr>
           <w:rFonts w:ascii="Times New Roman" w:eastAsia="Times New Roman" w:hAnsi="Times New Roman" w:cs="Times New Roman"/>
-          <w:sz w:val="23"/>
-        </w:rPr>
-      </w:pPr>
-      <w:proofErr w:type="spellStart"/>
-      <w:proofErr w:type="gramStart"/>
-      <w:r>
-        <w:rPr>
-          <w:rFonts w:ascii="Times New Roman" w:eastAsia="Times New Roman" w:hAnsi="Times New Roman" w:cs="Times New Roman"/>
-          <w:sz w:val="23"/>
-        </w:rPr>
-        <w:t>sns.countplot</w:t>
-      </w:r>
-      <w:proofErr w:type="spellEnd"/>
-      <w:proofErr w:type="gramEnd"/>
-      <w:r>
-        <w:rPr>
-          <w:rFonts w:ascii="Times New Roman" w:eastAsia="Times New Roman" w:hAnsi="Times New Roman" w:cs="Times New Roman"/>
-          <w:sz w:val="23"/>
-        </w:rPr>
-        <w:t>(x=</w:t>
-      </w:r>
-      <w:proofErr w:type="spellStart"/>
-      <w:r>
-        <w:rPr>
-          <w:rFonts w:ascii="Times New Roman" w:eastAsia="Times New Roman" w:hAnsi="Times New Roman" w:cs="Times New Roman"/>
-          <w:sz w:val="23"/>
-        </w:rPr>
-        <w:t>couple_data</w:t>
-      </w:r>
-      <w:proofErr w:type="spellEnd"/>
-      <w:r>
-        <w:rPr>
-          <w:rFonts w:ascii="Times New Roman" w:eastAsia="Times New Roman" w:hAnsi="Times New Roman" w:cs="Times New Roman"/>
-          <w:sz w:val="23"/>
-        </w:rPr>
-        <w:t xml:space="preserve">) </w:t>
-      </w:r>
-    </w:p>
-    <w:p>
-      <w:pPr>
-        <w:rPr>
-          <w:rFonts w:ascii="Times New Roman" w:eastAsia="Times New Roman" w:hAnsi="Times New Roman" w:cs="Times New Roman"/>
-          <w:sz w:val="23"/>
-        </w:rPr>
-      </w:pPr>
-      <w:proofErr w:type="spellStart"/>
-      <w:proofErr w:type="gramStart"/>
-      <w:r>
-        <w:rPr>
-          <w:rFonts w:ascii="Times New Roman" w:eastAsia="Times New Roman" w:hAnsi="Times New Roman" w:cs="Times New Roman"/>
-          <w:sz w:val="23"/>
-        </w:rPr>
-        <w:t>plt.show</w:t>
-      </w:r>
-      <w:proofErr w:type="spellEnd"/>
-      <w:proofErr w:type="gramEnd"/>
-      <w:r>
-        <w:rPr>
-          <w:rFonts w:ascii="Times New Roman" w:eastAsia="Times New Roman" w:hAnsi="Times New Roman" w:cs="Times New Roman"/>
-          <w:sz w:val="23"/>
-        </w:rPr>
-        <w:t>()</w:t>
-      </w:r>
-    </w:p>
-    <w:p>
-      <w:pPr>
-        <w:rPr>
-          <w:rFonts w:ascii="Times New Roman" w:eastAsia="Times New Roman" w:hAnsi="Times New Roman" w:cs="Times New Roman"/>
-          <w:sz w:val="23"/>
-        </w:rPr>
-      </w:pPr>
-    </w:p>
-    <w:p>
-      <w:pPr>
-        <w:rPr>
-          <w:rFonts w:ascii="Times New Roman" w:eastAsia="Times New Roman" w:hAnsi="Times New Roman" w:cs="Times New Roman"/>
-          <w:sz w:val="23"/>
-        </w:rPr>
-      </w:pPr>
-      <w:r>
-        <w:rPr>
-          <w:rFonts w:ascii="Times New Roman" w:eastAsia="Times New Roman" w:hAnsi="Times New Roman" w:cs="Times New Roman"/>
-          <w:sz w:val="23"/>
-        </w:rPr>
-        <w:t>--OP—</w:t>
-      </w:r>
-    </w:p>
-    <w:p>
-      <w:pPr>
-        <w:rPr>
-          <w:b/>
-          <w:bCs/>
-        </w:rPr>
-      </w:pPr>
-      <w:r>
-        <w:rPr>
-          <w:rFonts w:ascii="Times New Roman" w:eastAsia="Times New Roman" w:hAnsi="Times New Roman" w:cs="Times New Roman"/>
-          <w:sz w:val="23"/>
-        </w:rPr>
-        <w:t xml:space="preserve">Conclusion: </w:t>
-      </w:r>
-      <w:proofErr w:type="gramStart"/>
-      <w:r>
-        <w:rPr>
-          <w:rFonts w:ascii="Times New Roman" w:eastAsia="Times New Roman" w:hAnsi="Times New Roman" w:cs="Times New Roman"/>
-          <w:sz w:val="23"/>
-        </w:rPr>
-        <w:t>The majority of</w:t>
-      </w:r>
-      <w:proofErr w:type="gramEnd"/>
-      <w:r>
-        <w:rPr>
-          <w:rFonts w:ascii="Times New Roman" w:eastAsia="Times New Roman" w:hAnsi="Times New Roman" w:cs="Times New Roman"/>
-          <w:sz w:val="23"/>
-        </w:rPr>
-        <w:t xml:space="preserve"> couples prefer restaurants with an approximate cost of 300 rupees.</w:t>
+          <w:b/>
+          <w:bCs/>
+          <w:sz w:val="23"/>
+        </w:rPr>
+      </w:pPr>
+      <w:r>
+        <w:rPr>
+          <w:rFonts w:ascii="Times New Roman" w:eastAsia="Times New Roman" w:hAnsi="Times New Roman" w:cs="Times New Roman"/>
+          <w:b/>
+          <w:bCs/>
+          <w:sz w:val="23"/>
+        </w:rPr>
+        <w:drawing>
+          <wp:inline distT="0" distB="0" distL="0" distR="0" wp14:anchorId="7EB8EEEC" wp14:editId="17B2CA46">
+            <wp:extent cx="5124450" cy="4086225"/>
+            <wp:effectExtent l="0" t="0" r="0" b="9525"/>
+            <wp:docPr id="69924880" name="Picture 1"/>
+            <wp:cNvGraphicFramePr>
+              <a:graphicFrameLocks xmlns:a="http://schemas.openxmlformats.org/drawingml/2006/main" noChangeAspect="1"/>
+            </wp:cNvGraphicFramePr>
+            <a:graphic xmlns:a="http://schemas.openxmlformats.org/drawingml/2006/main">
+              <a:graphicData uri="http://schemas.openxmlformats.org/drawingml/2006/picture">
+                <pic:pic xmlns:pic="http://schemas.openxmlformats.org/drawingml/2006/picture">
+                  <pic:nvPicPr>
+                    <pic:cNvPr id="69924880" name=""/>
+                    <pic:cNvPicPr/>
+                  </pic:nvPicPr>
+                  <pic:blipFill>
+                    <a:blip r:embed="rId21"/>
+                    <a:stretch>
+                      <a:fillRect/>
+                    </a:stretch>
+                  </pic:blipFill>
+                  <pic:spPr>
+                    <a:xfrm>
+                      <a:off x="0" y="0"/>
+                      <a:ext cx="5124450" cy="4086225"/>
+                    </a:xfrm>
+                    <a:prstGeom prst="rect">
+                      <a:avLst/>
+                    </a:prstGeom>
+                  </pic:spPr>
+                </pic:pic>
+              </a:graphicData>
+            </a:graphic>
+          </wp:inline>
+        </w:drawing>
+      </w:r>
+    </w:p>
+    <w:p>
+      <w:pPr>
+        <w:rPr>
+          <w:rFonts w:ascii="Times New Roman" w:eastAsia="Times New Roman" w:hAnsi="Times New Roman" w:cs="Times New Roman"/>
+          <w:sz w:val="23"/>
+        </w:rPr>
+      </w:pPr>
+    </w:p>
+    <w:p>
+      <w:r>
+        <w:rPr>
+          <w:rFonts w:ascii="Times New Roman" w:eastAsia="Times New Roman" w:hAnsi="Times New Roman" w:cs="Times New Roman"/>
+          <w:sz w:val="23"/>
+        </w:rPr>
+        <w:t>Conclusion: The majority of restaurants received ratings ranging from 3.5 to 4.</w:t>
+      </w:r>
+    </w:p>
+    <w:p>
+      <w:pPr>
+        <w:rPr>
+          <w:b/>
+          <w:bCs/>
+        </w:rPr>
+      </w:pPr>
+    </w:p>
+    <w:p>
+      <w:pPr>
+        <w:pStyle w:val="ListParagraph"/>
+        <w:numPr>
+          <w:ilvl w:val="0"/>
+          <w:numId w:val="12"/>
+        </w:numPr>
+        <w:rPr>
+          <w:b/>
+          <w:bCs/>
+        </w:rPr>
+      </w:pPr>
+      <w:r>
+        <w:rPr>
+          <w:rFonts w:ascii="Times New Roman" w:eastAsia="Times New Roman" w:hAnsi="Times New Roman" w:cs="Times New Roman"/>
+          <w:sz w:val="23"/>
+        </w:rPr>
+        <w:t>Approximate Cost of dining for Couples</w:t>
+      </w:r>
+      <w:r>
+        <w:rPr>
+          <w:b/>
+          <w:bCs/>
+        </w:rPr>
+        <w:t xml:space="preserve"> </w:t>
+      </w:r>
+    </w:p>
+    <w:p>
+      <w:pPr>
+        <w:rPr>
+          <w:rFonts w:ascii="Times New Roman" w:eastAsia="Times New Roman" w:hAnsi="Times New Roman" w:cs="Times New Roman"/>
+          <w:sz w:val="23"/>
+        </w:rPr>
+      </w:pPr>
+      <w:r>
+        <w:rPr>
+          <w:rFonts w:ascii="Times New Roman" w:eastAsia="Times New Roman" w:hAnsi="Times New Roman" w:cs="Times New Roman"/>
+          <w:i/>
+          <w:iCs/>
+          <w:sz w:val="23"/>
+        </w:rPr>
+        <w:t># Analysing approx_cost(for two people) column to find the preferred price range</w:t>
+      </w:r>
+    </w:p>
+    <w:p>
+      <w:pPr>
+        <w:rPr>
+          <w:rFonts w:ascii="Times New Roman" w:eastAsia="Times New Roman" w:hAnsi="Times New Roman" w:cs="Times New Roman"/>
+          <w:sz w:val="23"/>
+        </w:rPr>
+      </w:pPr>
+      <w:r>
+        <w:rPr>
+          <w:rFonts w:ascii="Times New Roman" w:eastAsia="Times New Roman" w:hAnsi="Times New Roman" w:cs="Times New Roman"/>
+          <w:sz w:val="23"/>
+        </w:rPr>
+        <w:t>couple_data=df['approx_cost(for two people)']</w:t>
+      </w:r>
+    </w:p>
+    <w:p>
+      <w:pPr>
+        <w:rPr>
+          <w:rFonts w:ascii="Times New Roman" w:eastAsia="Times New Roman" w:hAnsi="Times New Roman" w:cs="Times New Roman"/>
+          <w:sz w:val="23"/>
+        </w:rPr>
+      </w:pPr>
+      <w:r>
+        <w:rPr>
+          <w:rFonts w:ascii="Times New Roman" w:eastAsia="Times New Roman" w:hAnsi="Times New Roman" w:cs="Times New Roman"/>
+          <w:sz w:val="23"/>
+        </w:rPr>
+        <w:t>sns.countplot(x=couple_data)</w:t>
+      </w:r>
+    </w:p>
+    <w:p>
+      <w:pPr>
+        <w:rPr>
+          <w:rFonts w:ascii="Times New Roman" w:eastAsia="Times New Roman" w:hAnsi="Times New Roman" w:cs="Times New Roman"/>
+          <w:sz w:val="23"/>
+        </w:rPr>
+      </w:pPr>
+      <w:r>
+        <w:rPr>
+          <w:rFonts w:ascii="Times New Roman" w:eastAsia="Times New Roman" w:hAnsi="Times New Roman" w:cs="Times New Roman"/>
+          <w:sz w:val="23"/>
+        </w:rPr>
+        <w:t>plt.show()</w:t>
+      </w:r>
+    </w:p>
+    <w:p>
+      <w:pPr>
+        <w:rPr>
+          <w:rFonts w:ascii="Times New Roman" w:eastAsia="Times New Roman" w:hAnsi="Times New Roman" w:cs="Times New Roman"/>
+          <w:sz w:val="23"/>
+        </w:rPr>
+      </w:pPr>
+    </w:p>
+    <w:p>
+      <w:pPr>
+        <w:spacing w:after="7" w:line="270" w:lineRule="auto"/>
+        <w:ind w:left="-5" w:right="515" w:hanging="10"/>
+        <w:rPr>
+          <w:rFonts w:ascii="Times New Roman" w:eastAsia="Times New Roman" w:hAnsi="Times New Roman" w:cs="Times New Roman"/>
+          <w:b/>
+          <w:bCs/>
+          <w:sz w:val="23"/>
+        </w:rPr>
+      </w:pPr>
+      <w:r>
+        <w:rPr>
+          <w:rFonts w:ascii="Times New Roman" w:eastAsia="Times New Roman" w:hAnsi="Times New Roman" w:cs="Times New Roman"/>
+          <w:b/>
+          <w:bCs/>
+          <w:sz w:val="23"/>
+        </w:rPr>
+        <w:lastRenderedPageBreak/>
+        <w:t>Output :</w:t>
+      </w:r>
+      <w:r>
+        <w:rPr>
+          <w:rFonts w:ascii="Times New Roman" w:eastAsia="Times New Roman" w:hAnsi="Times New Roman" w:cs="Times New Roman"/>
+          <w:b/>
+          <w:bCs/>
+          <w:sz w:val="23"/>
+        </w:rPr>
+        <w:t>-</w:t>
+      </w:r>
+      <w:r>
+        <w:rPr>
+          <w:rFonts w:ascii="Times New Roman" w:eastAsia="Times New Roman" w:hAnsi="Times New Roman" w:cs="Times New Roman"/>
+          <w:b/>
+          <w:bCs/>
+          <w:sz w:val="23"/>
+        </w:rPr>
+        <w:drawing>
+          <wp:inline distT="0" distB="0" distL="0" distR="0" wp14:anchorId="3392A5A5" wp14:editId="1BE969CF">
+            <wp:extent cx="5324475" cy="4095750"/>
+            <wp:effectExtent l="0" t="0" r="9525" b="0"/>
+            <wp:docPr id="1062429348" name="Picture 1"/>
+            <wp:cNvGraphicFramePr>
+              <a:graphicFrameLocks xmlns:a="http://schemas.openxmlformats.org/drawingml/2006/main" noChangeAspect="1"/>
+            </wp:cNvGraphicFramePr>
+            <a:graphic xmlns:a="http://schemas.openxmlformats.org/drawingml/2006/main">
+              <a:graphicData uri="http://schemas.openxmlformats.org/drawingml/2006/picture">
+                <pic:pic xmlns:pic="http://schemas.openxmlformats.org/drawingml/2006/picture">
+                  <pic:nvPicPr>
+                    <pic:cNvPr id="1062429348" name=""/>
+                    <pic:cNvPicPr/>
+                  </pic:nvPicPr>
+                  <pic:blipFill>
+                    <a:blip r:embed="rId22"/>
+                    <a:stretch>
+                      <a:fillRect/>
+                    </a:stretch>
+                  </pic:blipFill>
+                  <pic:spPr>
+                    <a:xfrm>
+                      <a:off x="0" y="0"/>
+                      <a:ext cx="5324475" cy="4095750"/>
+                    </a:xfrm>
+                    <a:prstGeom prst="rect">
+                      <a:avLst/>
+                    </a:prstGeom>
+                  </pic:spPr>
+                </pic:pic>
+              </a:graphicData>
+            </a:graphic>
+          </wp:inline>
+        </w:drawing>
+      </w:r>
+    </w:p>
+    <w:p>
+      <w:pPr>
+        <w:rPr>
+          <w:rFonts w:ascii="Times New Roman" w:eastAsia="Times New Roman" w:hAnsi="Times New Roman" w:cs="Times New Roman"/>
+          <w:sz w:val="23"/>
+        </w:rPr>
+      </w:pPr>
+    </w:p>
+    <w:p>
+      <w:pPr>
+        <w:rPr>
+          <w:b/>
+          <w:bCs/>
+        </w:rPr>
+      </w:pPr>
+      <w:r>
+        <w:rPr>
+          <w:rFonts w:ascii="Times New Roman" w:eastAsia="Times New Roman" w:hAnsi="Times New Roman" w:cs="Times New Roman"/>
+          <w:sz w:val="23"/>
+        </w:rPr>
+        <w:t>Conclusion: The majority of couples prefer restaurants with an approximate cost of 300 rupees.</w:t>
       </w:r>
       <w:r>
         <w:rPr>
@@ -5747,46 +6138,12 @@
         <w:ind w:left="-5" w:right="145" w:hanging="10"/>
         <w:jc w:val="both"/>
       </w:pPr>
-      <w:proofErr w:type="gramStart"/>
-      <w:r>
-        <w:rPr>
-          <w:rFonts w:ascii="Times New Roman" w:eastAsia="Times New Roman" w:hAnsi="Times New Roman" w:cs="Times New Roman"/>
-          <w:sz w:val="23"/>
-        </w:rPr>
-        <w:t>First</w:t>
-      </w:r>
-      <w:proofErr w:type="gramEnd"/>
-      <w:r>
-        <w:rPr>
-          <w:rFonts w:ascii="Times New Roman" w:eastAsia="Times New Roman" w:hAnsi="Times New Roman" w:cs="Times New Roman"/>
-          <w:sz w:val="23"/>
-        </w:rPr>
-        <w:t xml:space="preserve"> we are using </w:t>
-      </w:r>
-      <w:proofErr w:type="spellStart"/>
-      <w:proofErr w:type="gramStart"/>
-      <w:r>
-        <w:rPr>
-          <w:rFonts w:ascii="Times New Roman" w:eastAsia="Times New Roman" w:hAnsi="Times New Roman" w:cs="Times New Roman"/>
-          <w:sz w:val="23"/>
-        </w:rPr>
-        <w:t>grouby</w:t>
-      </w:r>
-      <w:proofErr w:type="spellEnd"/>
-      <w:r>
-        <w:rPr>
-          <w:rFonts w:ascii="Times New Roman" w:eastAsia="Times New Roman" w:hAnsi="Times New Roman" w:cs="Times New Roman"/>
-          <w:sz w:val="23"/>
-        </w:rPr>
-        <w:t>(</w:t>
-      </w:r>
-      <w:proofErr w:type="gramEnd"/>
-      <w:r>
-        <w:rPr>
-          <w:rFonts w:ascii="Times New Roman" w:eastAsia="Times New Roman" w:hAnsi="Times New Roman" w:cs="Times New Roman"/>
-          <w:sz w:val="23"/>
-        </w:rPr>
-        <w:t xml:space="preserve">) function to find restaurant category wise total user votes data. And then we are using line chart to represent this data visually.   </w:t>
+      <w:r>
+        <w:rPr>
+          <w:rFonts w:ascii="Times New Roman" w:eastAsia="Times New Roman" w:hAnsi="Times New Roman" w:cs="Times New Roman"/>
+          <w:sz w:val="23"/>
+        </w:rPr>
+        <w:t xml:space="preserve">First we are using grouby() function to find restaurant category wise total user votes data. And then we are using line chart to represent this data visually.   </w:t>
       </w:r>
     </w:p>
     <w:p>
@@ -5799,68 +6156,27 @@
       </w:r>
     </w:p>
     <w:p>
-      <w:proofErr w:type="spellStart"/>
+      <w:r>
+        <w:t>votes_by_type = df.groupby('listed_in(type)')['votes'].sum()</w:t>
+      </w:r>
+    </w:p>
+    <w:p>
+      <w:pPr>
+        <w:rPr>
+          <w:rFonts w:ascii="Times New Roman" w:eastAsia="Times New Roman" w:hAnsi="Times New Roman" w:cs="Times New Roman"/>
+          <w:sz w:val="23"/>
+        </w:rPr>
+      </w:pPr>
+      <w:r>
+        <w:rPr>
+          <w:rFonts w:ascii="Times New Roman" w:eastAsia="Times New Roman" w:hAnsi="Times New Roman" w:cs="Times New Roman"/>
+          <w:sz w:val="23"/>
+        </w:rPr>
+        <w:t>print(</w:t>
+      </w:r>
       <w:r>
         <w:t>votes_by_type</w:t>
       </w:r>
-      <w:proofErr w:type="spellEnd"/>
-      <w:r>
-        <w:t xml:space="preserve"> = </w:t>
-      </w:r>
-      <w:proofErr w:type="spellStart"/>
-      <w:proofErr w:type="gramStart"/>
-      <w:r>
-        <w:t>df.groupby</w:t>
-      </w:r>
-      <w:proofErr w:type="spellEnd"/>
-      <w:proofErr w:type="gramEnd"/>
-      <w:r>
-        <w:t>('</w:t>
-      </w:r>
-      <w:proofErr w:type="spellStart"/>
-      <w:r>
-        <w:t>listed_in</w:t>
-      </w:r>
-      <w:proofErr w:type="spellEnd"/>
-      <w:r>
-        <w:t>(type)</w:t>
-      </w:r>
-      <w:proofErr w:type="gramStart"/>
-      <w:r>
-        <w:t>')[</w:t>
-      </w:r>
-      <w:proofErr w:type="gramEnd"/>
-      <w:r>
-        <w:t>'votes'</w:t>
-      </w:r>
-      <w:proofErr w:type="gramStart"/>
-      <w:r>
-        <w:t>].sum</w:t>
-      </w:r>
-      <w:proofErr w:type="gramEnd"/>
-      <w:r>
-        <w:t>()</w:t>
-      </w:r>
-    </w:p>
-    <w:p>
-      <w:pPr>
-        <w:rPr>
-          <w:rFonts w:ascii="Times New Roman" w:eastAsia="Times New Roman" w:hAnsi="Times New Roman" w:cs="Times New Roman"/>
-          <w:sz w:val="23"/>
-        </w:rPr>
-      </w:pPr>
-      <w:r>
-        <w:rPr>
-          <w:rFonts w:ascii="Times New Roman" w:eastAsia="Times New Roman" w:hAnsi="Times New Roman" w:cs="Times New Roman"/>
-          <w:sz w:val="23"/>
-        </w:rPr>
-        <w:t>print(</w:t>
-      </w:r>
-      <w:proofErr w:type="spellStart"/>
-      <w:r>
-        <w:t>votes_by_type</w:t>
-      </w:r>
-      <w:proofErr w:type="spellEnd"/>
       <w:r>
         <w:rPr>
           <w:rFonts w:ascii="Times New Roman" w:eastAsia="Times New Roman" w:hAnsi="Times New Roman" w:cs="Times New Roman"/>
@@ -5883,41 +6199,7 @@
           <w:rFonts w:ascii="Times New Roman" w:eastAsia="Times New Roman" w:hAnsi="Times New Roman" w:cs="Times New Roman"/>
           <w:sz w:val="23"/>
         </w:rPr>
-        <w:t xml:space="preserve">result = </w:t>
-      </w:r>
-      <w:proofErr w:type="spellStart"/>
-      <w:proofErr w:type="gramStart"/>
-      <w:r>
-        <w:rPr>
-          <w:rFonts w:ascii="Times New Roman" w:eastAsia="Times New Roman" w:hAnsi="Times New Roman" w:cs="Times New Roman"/>
-          <w:sz w:val="23"/>
-        </w:rPr>
-        <w:t>pd.DataFrame</w:t>
-      </w:r>
-      <w:proofErr w:type="spellEnd"/>
-      <w:proofErr w:type="gramEnd"/>
-      <w:r>
-        <w:rPr>
-          <w:rFonts w:ascii="Times New Roman" w:eastAsia="Times New Roman" w:hAnsi="Times New Roman" w:cs="Times New Roman"/>
-          <w:sz w:val="23"/>
-        </w:rPr>
-        <w:t xml:space="preserve">({'votes': </w:t>
-      </w:r>
-      <w:proofErr w:type="spellStart"/>
-      <w:r>
-        <w:rPr>
-          <w:rFonts w:ascii="Times New Roman" w:eastAsia="Times New Roman" w:hAnsi="Times New Roman" w:cs="Times New Roman"/>
-          <w:sz w:val="23"/>
-        </w:rPr>
-        <w:t>grouped_data</w:t>
-      </w:r>
-      <w:proofErr w:type="spellEnd"/>
-      <w:r>
-        <w:rPr>
-          <w:rFonts w:ascii="Times New Roman" w:eastAsia="Times New Roman" w:hAnsi="Times New Roman" w:cs="Times New Roman"/>
-          <w:sz w:val="23"/>
-        </w:rPr>
-        <w:t xml:space="preserve">}) </w:t>
+        <w:t xml:space="preserve">result = pd.DataFrame({'votes': grouped_data}) </w:t>
       </w:r>
     </w:p>
     <w:p>
@@ -5935,58 +6217,95 @@
     </w:p>
     <w:p/>
     <w:p>
-      <w:r>
-        <w:t>--OP--</w:t>
-      </w:r>
-    </w:p>
-    <w:p>
-      <w:proofErr w:type="spellStart"/>
-      <w:r>
-        <w:t>votes_by_</w:t>
-      </w:r>
-      <w:proofErr w:type="gramStart"/>
-      <w:r>
-        <w:t>type.plot</w:t>
-      </w:r>
-      <w:proofErr w:type="spellEnd"/>
-      <w:proofErr w:type="gramEnd"/>
-      <w:r>
-        <w:t>(kind='line', marker='o')</w:t>
-      </w:r>
-    </w:p>
-    <w:p>
-      <w:proofErr w:type="spellStart"/>
-      <w:proofErr w:type="gramStart"/>
-      <w:r>
-        <w:t>plt.title</w:t>
-      </w:r>
-      <w:proofErr w:type="spellEnd"/>
-      <w:proofErr w:type="gramEnd"/>
-      <w:r>
-        <w:t>("Votes by Restaurant Type")</w:t>
-      </w:r>
-    </w:p>
-    <w:p>
-      <w:proofErr w:type="spellStart"/>
-      <w:proofErr w:type="gramStart"/>
-      <w:r>
-        <w:t>plt.show</w:t>
-      </w:r>
-      <w:proofErr w:type="spellEnd"/>
-      <w:proofErr w:type="gramEnd"/>
-      <w:r>
-        <w:t>()</w:t>
-      </w:r>
-    </w:p>
-    <w:p>
-      <w:r>
-        <w:t>--OP--</w:t>
+      <w:pPr>
+        <w:spacing w:after="7" w:line="270" w:lineRule="auto"/>
+        <w:ind w:left="-5" w:right="515" w:hanging="10"/>
+        <w:rPr>
+          <w:rFonts w:ascii="Times New Roman" w:eastAsia="Times New Roman" w:hAnsi="Times New Roman" w:cs="Times New Roman"/>
+          <w:b/>
+          <w:bCs/>
+          <w:sz w:val="23"/>
+        </w:rPr>
+      </w:pPr>
+      <w:r>
+        <w:rPr>
+          <w:rFonts w:ascii="Times New Roman" w:eastAsia="Times New Roman" w:hAnsi="Times New Roman" w:cs="Times New Roman"/>
+          <w:b/>
+          <w:bCs/>
+          <w:sz w:val="23"/>
+        </w:rPr>
+        <w:t>Output :</w:t>
+      </w:r>
+      <w:r>
+        <w:rPr>
+          <w:rFonts w:ascii="Times New Roman" w:eastAsia="Times New Roman" w:hAnsi="Times New Roman" w:cs="Times New Roman"/>
+          <w:b/>
+          <w:bCs/>
+          <w:sz w:val="23"/>
+        </w:rPr>
+        <w:t>-</w:t>
+      </w:r>
+    </w:p>
+    <w:p/>
+    <w:p>
+      <w:r>
+        <w:t>votes_by_type.plot(kind='line', marker='o')</w:t>
+      </w:r>
+    </w:p>
+    <w:p>
+      <w:r>
+        <w:t>plt.title("Votes by Restaurant Type")</w:t>
+      </w:r>
+    </w:p>
+    <w:p>
+      <w:r>
+        <w:t>plt.show()</w:t>
+      </w:r>
+    </w:p>
+    <w:p>
+      <w:pPr>
+        <w:spacing w:after="7" w:line="270" w:lineRule="auto"/>
+        <w:ind w:left="-5" w:right="515" w:hanging="10"/>
+        <w:rPr>
+          <w:rFonts w:ascii="Times New Roman" w:eastAsia="Times New Roman" w:hAnsi="Times New Roman" w:cs="Times New Roman"/>
+          <w:b/>
+          <w:bCs/>
+          <w:sz w:val="23"/>
+        </w:rPr>
+      </w:pPr>
+      <w:r>
+        <w:rPr>
+          <w:rFonts w:ascii="Times New Roman" w:eastAsia="Times New Roman" w:hAnsi="Times New Roman" w:cs="Times New Roman"/>
+          <w:b/>
+          <w:bCs/>
+          <w:sz w:val="23"/>
+        </w:rPr>
+        <w:t>Output :</w:t>
+      </w:r>
+      <w:r>
+        <w:rPr>
+          <w:rFonts w:ascii="Times New Roman" w:eastAsia="Times New Roman" w:hAnsi="Times New Roman" w:cs="Times New Roman"/>
+          <w:b/>
+          <w:bCs/>
+          <w:sz w:val="23"/>
+        </w:rPr>
+        <w:t>-</w:t>
       </w:r>
     </w:p>
     <w:p>
       <w:pPr>
         <w:spacing w:after="215"/>
         <w:ind w:left="-5" w:right="29" w:hanging="10"/>
+        <w:rPr>
+          <w:rFonts w:ascii="Times New Roman" w:eastAsia="Times New Roman" w:hAnsi="Times New Roman" w:cs="Times New Roman"/>
+          <w:sz w:val="23"/>
+        </w:rPr>
+      </w:pPr>
+    </w:p>
+    <w:p>
+      <w:pPr>
+        <w:spacing w:after="215"/>
+        <w:ind w:left="-5" w:right="29" w:hanging="10"/>
       </w:pPr>
       <w:r>
         <w:rPr>
@@ -6035,39 +6354,12 @@
           <w:sz w:val="23"/>
         </w:rPr>
       </w:pPr>
-      <w:proofErr w:type="spellStart"/>
-      <w:proofErr w:type="gramStart"/>
-      <w:r>
-        <w:rPr>
-          <w:rFonts w:ascii="Times New Roman" w:eastAsia="Times New Roman" w:hAnsi="Times New Roman" w:cs="Times New Roman"/>
-          <w:sz w:val="23"/>
-        </w:rPr>
-        <w:t>plt.figure</w:t>
-      </w:r>
-      <w:proofErr w:type="spellEnd"/>
-      <w:proofErr w:type="gramEnd"/>
-      <w:r>
-        <w:rPr>
-          <w:rFonts w:ascii="Times New Roman" w:eastAsia="Times New Roman" w:hAnsi="Times New Roman" w:cs="Times New Roman"/>
-          <w:sz w:val="23"/>
-        </w:rPr>
-        <w:t>(</w:t>
-      </w:r>
-      <w:proofErr w:type="spellStart"/>
-      <w:r>
-        <w:rPr>
-          <w:rFonts w:ascii="Times New Roman" w:eastAsia="Times New Roman" w:hAnsi="Times New Roman" w:cs="Times New Roman"/>
-          <w:sz w:val="23"/>
-        </w:rPr>
-        <w:t>figsize</w:t>
-      </w:r>
-      <w:proofErr w:type="spellEnd"/>
-      <w:r>
-        <w:rPr>
-          <w:rFonts w:ascii="Times New Roman" w:eastAsia="Times New Roman" w:hAnsi="Times New Roman" w:cs="Times New Roman"/>
-          <w:sz w:val="23"/>
-        </w:rPr>
-        <w:t xml:space="preserve"> = (6,6)) </w:t>
+      <w:r>
+        <w:rPr>
+          <w:rFonts w:ascii="Times New Roman" w:eastAsia="Times New Roman" w:hAnsi="Times New Roman" w:cs="Times New Roman"/>
+          <w:sz w:val="23"/>
+        </w:rPr>
+        <w:t xml:space="preserve">plt.figure(figsize = (6,6)) </w:t>
       </w:r>
     </w:p>
     <w:p>
@@ -6079,55 +6371,12 @@
           <w:sz w:val="23"/>
         </w:rPr>
       </w:pPr>
-      <w:proofErr w:type="spellStart"/>
-      <w:proofErr w:type="gramStart"/>
-      <w:r>
-        <w:rPr>
-          <w:rFonts w:ascii="Times New Roman" w:eastAsia="Times New Roman" w:hAnsi="Times New Roman" w:cs="Times New Roman"/>
-          <w:sz w:val="23"/>
-        </w:rPr>
-        <w:t>sns.boxplot</w:t>
-      </w:r>
-      <w:proofErr w:type="spellEnd"/>
-      <w:proofErr w:type="gramEnd"/>
-      <w:r>
-        <w:rPr>
-          <w:rFonts w:ascii="Times New Roman" w:eastAsia="Times New Roman" w:hAnsi="Times New Roman" w:cs="Times New Roman"/>
-          <w:sz w:val="23"/>
-        </w:rPr>
-        <w:t>(x = '</w:t>
-      </w:r>
-      <w:proofErr w:type="spellStart"/>
-      <w:r>
-        <w:rPr>
-          <w:rFonts w:ascii="Times New Roman" w:eastAsia="Times New Roman" w:hAnsi="Times New Roman" w:cs="Times New Roman"/>
-          <w:sz w:val="23"/>
-        </w:rPr>
-        <w:t>online_order</w:t>
-      </w:r>
-      <w:proofErr w:type="spellEnd"/>
-      <w:r>
-        <w:rPr>
-          <w:rFonts w:ascii="Times New Roman" w:eastAsia="Times New Roman" w:hAnsi="Times New Roman" w:cs="Times New Roman"/>
-          <w:sz w:val="23"/>
-        </w:rPr>
-        <w:t xml:space="preserve">', y = 'rate', data = </w:t>
-      </w:r>
-      <w:proofErr w:type="spellStart"/>
-      <w:r>
-        <w:rPr>
-          <w:rFonts w:ascii="Times New Roman" w:eastAsia="Times New Roman" w:hAnsi="Times New Roman" w:cs="Times New Roman"/>
-          <w:sz w:val="23"/>
-        </w:rPr>
-        <w:t>dataframe</w:t>
-      </w:r>
-      <w:proofErr w:type="spellEnd"/>
-      <w:r>
-        <w:rPr>
-          <w:rFonts w:ascii="Times New Roman" w:eastAsia="Times New Roman" w:hAnsi="Times New Roman" w:cs="Times New Roman"/>
-          <w:sz w:val="23"/>
-        </w:rPr>
-        <w:t xml:space="preserve">) </w:t>
+      <w:r>
+        <w:rPr>
+          <w:rFonts w:ascii="Times New Roman" w:eastAsia="Times New Roman" w:hAnsi="Times New Roman" w:cs="Times New Roman"/>
+          <w:sz w:val="23"/>
+        </w:rPr>
+        <w:t xml:space="preserve">sns.boxplot(x = 'online_order', y = 'rate', data = dataframe) </w:t>
       </w:r>
     </w:p>
     <w:p>
@@ -6135,46 +6384,50 @@
         <w:spacing w:after="7" w:line="270" w:lineRule="auto"/>
         <w:ind w:left="-5" w:right="1431" w:hanging="10"/>
       </w:pPr>
-      <w:proofErr w:type="spellStart"/>
-      <w:proofErr w:type="gramStart"/>
-      <w:r>
-        <w:rPr>
-          <w:rFonts w:ascii="Times New Roman" w:eastAsia="Times New Roman" w:hAnsi="Times New Roman" w:cs="Times New Roman"/>
-          <w:sz w:val="23"/>
-        </w:rPr>
-        <w:t>plt.show</w:t>
-      </w:r>
-      <w:proofErr w:type="spellEnd"/>
-      <w:proofErr w:type="gramEnd"/>
-      <w:r>
-        <w:rPr>
-          <w:rFonts w:ascii="Times New Roman" w:eastAsia="Times New Roman" w:hAnsi="Times New Roman" w:cs="Times New Roman"/>
-          <w:sz w:val="23"/>
-        </w:rPr>
-        <w:t xml:space="preserve">() </w:t>
-      </w:r>
-    </w:p>
-    <w:p>
-      <w:pPr>
-        <w:rPr>
-          <w:b/>
-          <w:bCs/>
-        </w:rPr>
-      </w:pPr>
-    </w:p>
-    <w:p>
-      <w:pPr>
-        <w:rPr>
-          <w:b/>
-          <w:bCs/>
-        </w:rPr>
-      </w:pPr>
-      <w:r>
-        <w:rPr>
-          <w:b/>
-          <w:bCs/>
-        </w:rPr>
-        <w:t>--OP—</w:t>
+      <w:r>
+        <w:rPr>
+          <w:rFonts w:ascii="Times New Roman" w:eastAsia="Times New Roman" w:hAnsi="Times New Roman" w:cs="Times New Roman"/>
+          <w:sz w:val="23"/>
+        </w:rPr>
+        <w:t xml:space="preserve">plt.show() </w:t>
+      </w:r>
+    </w:p>
+    <w:p>
+      <w:pPr>
+        <w:rPr>
+          <w:b/>
+          <w:bCs/>
+        </w:rPr>
+      </w:pPr>
+    </w:p>
+    <w:p>
+      <w:pPr>
+        <w:spacing w:after="7" w:line="270" w:lineRule="auto"/>
+        <w:ind w:left="-5" w:right="515" w:hanging="10"/>
+        <w:rPr>
+          <w:rFonts w:ascii="Times New Roman" w:eastAsia="Times New Roman" w:hAnsi="Times New Roman" w:cs="Times New Roman"/>
+          <w:b/>
+          <w:bCs/>
+          <w:sz w:val="23"/>
+        </w:rPr>
+      </w:pPr>
+      <w:r>
+        <w:rPr>
+          <w:rFonts w:ascii="Times New Roman" w:eastAsia="Times New Roman" w:hAnsi="Times New Roman" w:cs="Times New Roman"/>
+          <w:b/>
+          <w:bCs/>
+          <w:sz w:val="23"/>
+        </w:rPr>
+        <w:t>Output :</w:t>
+      </w:r>
+      <w:r>
+        <w:rPr>
+          <w:rFonts w:ascii="Times New Roman" w:eastAsia="Times New Roman" w:hAnsi="Times New Roman" w:cs="Times New Roman"/>
+          <w:b/>
+          <w:bCs/>
+          <w:sz w:val="23"/>
+        </w:rPr>
+        <w:t>-</w:t>
       </w:r>
     </w:p>
     <w:p>
@@ -6274,369 +6527,98 @@
           <w:sz w:val="23"/>
         </w:rPr>
       </w:pPr>
-      <w:proofErr w:type="spellStart"/>
-      <w:r>
-        <w:rPr>
-          <w:rFonts w:ascii="Times New Roman" w:eastAsia="Times New Roman" w:hAnsi="Times New Roman" w:cs="Times New Roman"/>
-          <w:sz w:val="23"/>
-        </w:rPr>
-        <w:t>pivot_table</w:t>
-      </w:r>
-      <w:proofErr w:type="spellEnd"/>
-      <w:r>
-        <w:rPr>
-          <w:rFonts w:ascii="Times New Roman" w:eastAsia="Times New Roman" w:hAnsi="Times New Roman" w:cs="Times New Roman"/>
-          <w:sz w:val="23"/>
-        </w:rPr>
-        <w:t xml:space="preserve"> = </w:t>
-      </w:r>
-      <w:proofErr w:type="spellStart"/>
-      <w:r>
-        <w:rPr>
-          <w:rFonts w:ascii="Times New Roman" w:eastAsia="Times New Roman" w:hAnsi="Times New Roman" w:cs="Times New Roman"/>
-          <w:sz w:val="23"/>
-        </w:rPr>
-        <w:t>dataframe.pivot_table</w:t>
-      </w:r>
-      <w:proofErr w:type="spellEnd"/>
-      <w:r>
-        <w:rPr>
-          <w:rFonts w:ascii="Times New Roman" w:eastAsia="Times New Roman" w:hAnsi="Times New Roman" w:cs="Times New Roman"/>
-          <w:sz w:val="23"/>
-        </w:rPr>
-        <w:t>(index='</w:t>
-      </w:r>
-      <w:proofErr w:type="spellStart"/>
-      <w:r>
-        <w:rPr>
-          <w:rFonts w:ascii="Times New Roman" w:eastAsia="Times New Roman" w:hAnsi="Times New Roman" w:cs="Times New Roman"/>
-          <w:sz w:val="23"/>
-        </w:rPr>
-        <w:t>listed_in</w:t>
-      </w:r>
-      <w:proofErr w:type="spellEnd"/>
-      <w:r>
-        <w:rPr>
-          <w:rFonts w:ascii="Times New Roman" w:eastAsia="Times New Roman" w:hAnsi="Times New Roman" w:cs="Times New Roman"/>
-          <w:sz w:val="23"/>
-        </w:rPr>
-        <w:t>(type)', columns='</w:t>
-      </w:r>
-      <w:proofErr w:type="spellStart"/>
-      <w:r>
-        <w:rPr>
-          <w:rFonts w:ascii="Times New Roman" w:eastAsia="Times New Roman" w:hAnsi="Times New Roman" w:cs="Times New Roman"/>
-          <w:sz w:val="23"/>
-        </w:rPr>
-        <w:t>online_order</w:t>
-      </w:r>
-      <w:proofErr w:type="spellEnd"/>
-      <w:r>
-        <w:rPr>
-          <w:rFonts w:ascii="Times New Roman" w:eastAsia="Times New Roman" w:hAnsi="Times New Roman" w:cs="Times New Roman"/>
-          <w:sz w:val="23"/>
-        </w:rPr>
-        <w:t xml:space="preserve">', </w:t>
-      </w:r>
-      <w:proofErr w:type="spellStart"/>
-      <w:r>
-        <w:rPr>
-          <w:rFonts w:ascii="Times New Roman" w:eastAsia="Times New Roman" w:hAnsi="Times New Roman" w:cs="Times New Roman"/>
-          <w:sz w:val="23"/>
-        </w:rPr>
-        <w:t>aggfunc</w:t>
-      </w:r>
-      <w:proofErr w:type="spellEnd"/>
-      <w:r>
-        <w:rPr>
-          <w:rFonts w:ascii="Times New Roman" w:eastAsia="Times New Roman" w:hAnsi="Times New Roman" w:cs="Times New Roman"/>
-          <w:sz w:val="23"/>
-        </w:rPr>
-        <w:t xml:space="preserve">='size', </w:t>
-      </w:r>
-      <w:proofErr w:type="spellStart"/>
-      <w:r>
-        <w:rPr>
-          <w:rFonts w:ascii="Times New Roman" w:eastAsia="Times New Roman" w:hAnsi="Times New Roman" w:cs="Times New Roman"/>
-          <w:sz w:val="23"/>
-        </w:rPr>
-        <w:t>fill_value</w:t>
-      </w:r>
-      <w:proofErr w:type="spellEnd"/>
-      <w:r>
-        <w:rPr>
-          <w:rFonts w:ascii="Times New Roman" w:eastAsia="Times New Roman" w:hAnsi="Times New Roman" w:cs="Times New Roman"/>
-          <w:sz w:val="23"/>
-        </w:rPr>
-        <w:t xml:space="preserve">=0) </w:t>
-      </w:r>
-      <w:proofErr w:type="spellStart"/>
-      <w:r>
-        <w:rPr>
-          <w:rFonts w:ascii="Times New Roman" w:eastAsia="Times New Roman" w:hAnsi="Times New Roman" w:cs="Times New Roman"/>
-          <w:sz w:val="23"/>
-        </w:rPr>
-        <w:t>sns.heatmap</w:t>
-      </w:r>
-      <w:proofErr w:type="spellEnd"/>
-      <w:r>
-        <w:rPr>
-          <w:rFonts w:ascii="Times New Roman" w:eastAsia="Times New Roman" w:hAnsi="Times New Roman" w:cs="Times New Roman"/>
-          <w:sz w:val="23"/>
-        </w:rPr>
-        <w:t>(</w:t>
-      </w:r>
-      <w:proofErr w:type="spellStart"/>
-      <w:r>
-        <w:rPr>
-          <w:rFonts w:ascii="Times New Roman" w:eastAsia="Times New Roman" w:hAnsi="Times New Roman" w:cs="Times New Roman"/>
-          <w:sz w:val="23"/>
-        </w:rPr>
-        <w:t>pivot_table</w:t>
-      </w:r>
-      <w:proofErr w:type="spellEnd"/>
-      <w:r>
-        <w:rPr>
-          <w:rFonts w:ascii="Times New Roman" w:eastAsia="Times New Roman" w:hAnsi="Times New Roman" w:cs="Times New Roman"/>
-          <w:sz w:val="23"/>
-        </w:rPr>
-        <w:t xml:space="preserve">, </w:t>
-      </w:r>
-      <w:proofErr w:type="spellStart"/>
-      <w:r>
-        <w:rPr>
-          <w:rFonts w:ascii="Times New Roman" w:eastAsia="Times New Roman" w:hAnsi="Times New Roman" w:cs="Times New Roman"/>
-          <w:sz w:val="23"/>
-        </w:rPr>
-        <w:t>annot</w:t>
-      </w:r>
-      <w:proofErr w:type="spellEnd"/>
-      <w:r>
-        <w:rPr>
-          <w:rFonts w:ascii="Times New Roman" w:eastAsia="Times New Roman" w:hAnsi="Times New Roman" w:cs="Times New Roman"/>
-          <w:sz w:val="23"/>
-        </w:rPr>
-        <w:t xml:space="preserve">=True, </w:t>
-      </w:r>
-      <w:proofErr w:type="spellStart"/>
-      <w:r>
-        <w:rPr>
-          <w:rFonts w:ascii="Times New Roman" w:eastAsia="Times New Roman" w:hAnsi="Times New Roman" w:cs="Times New Roman"/>
-          <w:sz w:val="23"/>
-        </w:rPr>
-        <w:t>cmap</w:t>
-      </w:r>
-      <w:proofErr w:type="spellEnd"/>
-      <w:r>
-        <w:rPr>
-          <w:rFonts w:ascii="Times New Roman" w:eastAsia="Times New Roman" w:hAnsi="Times New Roman" w:cs="Times New Roman"/>
-          <w:sz w:val="23"/>
-        </w:rPr>
-        <w:t>='</w:t>
-      </w:r>
-      <w:proofErr w:type="spellStart"/>
-      <w:r>
-        <w:rPr>
-          <w:rFonts w:ascii="Times New Roman" w:eastAsia="Times New Roman" w:hAnsi="Times New Roman" w:cs="Times New Roman"/>
-          <w:sz w:val="23"/>
-        </w:rPr>
-        <w:t>YlGnBu</w:t>
-      </w:r>
-      <w:proofErr w:type="spellEnd"/>
-      <w:r>
-        <w:rPr>
-          <w:rFonts w:ascii="Times New Roman" w:eastAsia="Times New Roman" w:hAnsi="Times New Roman" w:cs="Times New Roman"/>
-          <w:sz w:val="23"/>
-        </w:rPr>
-        <w:t xml:space="preserve">', </w:t>
-      </w:r>
-      <w:proofErr w:type="spellStart"/>
-      <w:r>
-        <w:rPr>
-          <w:rFonts w:ascii="Times New Roman" w:eastAsia="Times New Roman" w:hAnsi="Times New Roman" w:cs="Times New Roman"/>
-          <w:sz w:val="23"/>
-        </w:rPr>
-        <w:t>fmt</w:t>
-      </w:r>
-      <w:proofErr w:type="spellEnd"/>
-      <w:r>
-        <w:rPr>
-          <w:rFonts w:ascii="Times New Roman" w:eastAsia="Times New Roman" w:hAnsi="Times New Roman" w:cs="Times New Roman"/>
-          <w:sz w:val="23"/>
-        </w:rPr>
-        <w:t xml:space="preserve">='d') </w:t>
-      </w:r>
-      <w:proofErr w:type="spellStart"/>
-      <w:r>
-        <w:rPr>
-          <w:rFonts w:ascii="Times New Roman" w:eastAsia="Times New Roman" w:hAnsi="Times New Roman" w:cs="Times New Roman"/>
-          <w:sz w:val="23"/>
-        </w:rPr>
-        <w:t>plt.title</w:t>
-      </w:r>
-      <w:proofErr w:type="spellEnd"/>
-      <w:r>
-        <w:rPr>
-          <w:rFonts w:ascii="Times New Roman" w:eastAsia="Times New Roman" w:hAnsi="Times New Roman" w:cs="Times New Roman"/>
-          <w:sz w:val="23"/>
-        </w:rPr>
-        <w:t xml:space="preserve">('Heatmap') </w:t>
-      </w:r>
-      <w:proofErr w:type="spellStart"/>
-      <w:r>
-        <w:rPr>
-          <w:rFonts w:ascii="Times New Roman" w:eastAsia="Times New Roman" w:hAnsi="Times New Roman" w:cs="Times New Roman"/>
-          <w:sz w:val="23"/>
-        </w:rPr>
-        <w:t>plt.xlabel</w:t>
-      </w:r>
-      <w:proofErr w:type="spellEnd"/>
-      <w:r>
-        <w:rPr>
-          <w:rFonts w:ascii="Times New Roman" w:eastAsia="Times New Roman" w:hAnsi="Times New Roman" w:cs="Times New Roman"/>
-          <w:sz w:val="23"/>
-        </w:rPr>
-        <w:t xml:space="preserve">('Online Order') </w:t>
-      </w:r>
-      <w:proofErr w:type="spellStart"/>
-      <w:r>
-        <w:rPr>
-          <w:rFonts w:ascii="Times New Roman" w:eastAsia="Times New Roman" w:hAnsi="Times New Roman" w:cs="Times New Roman"/>
-          <w:sz w:val="23"/>
-        </w:rPr>
-        <w:t>plt.ylabel</w:t>
-      </w:r>
-      <w:proofErr w:type="spellEnd"/>
-      <w:r>
-        <w:rPr>
-          <w:rFonts w:ascii="Times New Roman" w:eastAsia="Times New Roman" w:hAnsi="Times New Roman" w:cs="Times New Roman"/>
-          <w:sz w:val="23"/>
-        </w:rPr>
-        <w:t xml:space="preserve">('Listed In (Type)') </w:t>
-      </w:r>
-      <w:proofErr w:type="spellStart"/>
-      <w:r>
-        <w:rPr>
-          <w:rFonts w:ascii="Times New Roman" w:eastAsia="Times New Roman" w:hAnsi="Times New Roman" w:cs="Times New Roman"/>
-          <w:sz w:val="23"/>
-        </w:rPr>
-        <w:t>plt.show</w:t>
-      </w:r>
-      <w:proofErr w:type="spellEnd"/>
-      <w:r>
-        <w:rPr>
-          <w:rFonts w:ascii="Times New Roman" w:eastAsia="Times New Roman" w:hAnsi="Times New Roman" w:cs="Times New Roman"/>
-          <w:sz w:val="23"/>
-        </w:rPr>
-        <w:t>()</w:t>
-      </w:r>
-    </w:p>
-    <w:p>
-      <w:pPr>
-        <w:rPr>
-          <w:b/>
-          <w:bCs/>
-        </w:rPr>
-      </w:pPr>
-    </w:p>
-    <w:p>
-      <w:r>
-        <w:t xml:space="preserve">pivot = </w:t>
-      </w:r>
-      <w:proofErr w:type="spellStart"/>
-      <w:proofErr w:type="gramStart"/>
-      <w:r>
-        <w:t>df.pivot</w:t>
-      </w:r>
-      <w:proofErr w:type="gramEnd"/>
-      <w:r>
-        <w:t>_table</w:t>
-      </w:r>
-      <w:proofErr w:type="spellEnd"/>
-      <w:r>
-        <w:t>(index='</w:t>
-      </w:r>
-      <w:proofErr w:type="spellStart"/>
-      <w:r>
-        <w:t>listed_in</w:t>
-      </w:r>
-      <w:proofErr w:type="spellEnd"/>
-      <w:r>
-        <w:t>(type)', columns='</w:t>
-      </w:r>
-      <w:proofErr w:type="spellStart"/>
-      <w:r>
-        <w:t>online_order</w:t>
-      </w:r>
-      <w:proofErr w:type="spellEnd"/>
-      <w:r>
-        <w:t xml:space="preserve">', </w:t>
-      </w:r>
-      <w:proofErr w:type="spellStart"/>
-      <w:r>
-        <w:t>aggfunc</w:t>
-      </w:r>
-      <w:proofErr w:type="spellEnd"/>
-      <w:r>
-        <w:t xml:space="preserve">='size', </w:t>
-      </w:r>
-      <w:proofErr w:type="spellStart"/>
-      <w:r>
-        <w:t>fill_value</w:t>
-      </w:r>
-      <w:proofErr w:type="spellEnd"/>
-      <w:r>
-        <w:t>=0)</w:t>
-      </w:r>
-    </w:p>
-    <w:p>
-      <w:proofErr w:type="spellStart"/>
-      <w:proofErr w:type="gramStart"/>
-      <w:r>
-        <w:t>sns.heatmap</w:t>
-      </w:r>
-      <w:proofErr w:type="spellEnd"/>
-      <w:proofErr w:type="gramEnd"/>
-      <w:r>
-        <w:t xml:space="preserve">(pivot, </w:t>
-      </w:r>
-      <w:proofErr w:type="spellStart"/>
-      <w:r>
-        <w:t>annot</w:t>
-      </w:r>
-      <w:proofErr w:type="spellEnd"/>
-      <w:r>
-        <w:t xml:space="preserve">=True, </w:t>
-      </w:r>
-      <w:proofErr w:type="spellStart"/>
-      <w:r>
-        <w:t>cmap</w:t>
-      </w:r>
-      <w:proofErr w:type="spellEnd"/>
-      <w:r>
-        <w:t>='</w:t>
-      </w:r>
-      <w:proofErr w:type="spellStart"/>
-      <w:r>
-        <w:t>YlGnBu</w:t>
-      </w:r>
-      <w:proofErr w:type="spellEnd"/>
-      <w:r>
-        <w:t>')</w:t>
-      </w:r>
-    </w:p>
-    <w:p>
-      <w:proofErr w:type="spellStart"/>
-      <w:proofErr w:type="gramStart"/>
-      <w:r>
-        <w:t>plt.show</w:t>
-      </w:r>
-      <w:proofErr w:type="spellEnd"/>
-      <w:proofErr w:type="gramEnd"/>
-      <w:r>
-        <w:t>()</w:t>
-      </w:r>
-    </w:p>
+      <w:r>
+        <w:rPr>
+          <w:rFonts w:ascii="Times New Roman" w:eastAsia="Times New Roman" w:hAnsi="Times New Roman" w:cs="Times New Roman"/>
+          <w:sz w:val="23"/>
+        </w:rPr>
+        <w:t>pivot_table = dataframe.pivot_table(index='listed_in(type)', columns='online_order', aggfunc='size', fill_value=0) sns.heatmap(pivot_table, annot=True, cmap='YlGnBu', fmt='d') plt.title('Heatmap') plt.xlabel('Online Order') plt.ylabel('Listed In (Type)') plt.show()</w:t>
+      </w:r>
+    </w:p>
+    <w:p>
+      <w:pPr>
+        <w:spacing w:after="7" w:line="270" w:lineRule="auto"/>
+        <w:ind w:left="-5" w:right="515" w:hanging="10"/>
+        <w:rPr>
+          <w:rFonts w:ascii="Times New Roman" w:eastAsia="Times New Roman" w:hAnsi="Times New Roman" w:cs="Times New Roman"/>
+          <w:b/>
+          <w:bCs/>
+          <w:sz w:val="23"/>
+        </w:rPr>
+      </w:pPr>
+      <w:r>
+        <w:rPr>
+          <w:rFonts w:ascii="Times New Roman" w:eastAsia="Times New Roman" w:hAnsi="Times New Roman" w:cs="Times New Roman"/>
+          <w:b/>
+          <w:bCs/>
+          <w:sz w:val="23"/>
+        </w:rPr>
+        <w:t>Output :</w:t>
+      </w:r>
+      <w:r>
+        <w:rPr>
+          <w:rFonts w:ascii="Times New Roman" w:eastAsia="Times New Roman" w:hAnsi="Times New Roman" w:cs="Times New Roman"/>
+          <w:b/>
+          <w:bCs/>
+          <w:sz w:val="23"/>
+        </w:rPr>
+        <w:t>-</w:t>
+      </w:r>
+    </w:p>
+    <w:p>
+      <w:pPr>
+        <w:rPr>
+          <w:b/>
+          <w:bCs/>
+        </w:rPr>
+      </w:pPr>
+    </w:p>
+    <w:p>
+      <w:r>
+        <w:t>pivot = df.pivot_table(index='listed_in(type)', columns='online_order', aggfunc='size', fill_value=0)</w:t>
+      </w:r>
+    </w:p>
+    <w:p>
+      <w:r>
+        <w:t>sns.heatmap(pivot, annot=True, cmap='YlGnBu')</w:t>
+      </w:r>
+    </w:p>
+    <w:p>
+      <w:r>
+        <w:t>plt.show()</w:t>
+      </w:r>
+    </w:p>
+    <w:p>
+      <w:pPr>
+        <w:spacing w:after="7" w:line="270" w:lineRule="auto"/>
+        <w:ind w:left="-5" w:right="515" w:hanging="10"/>
+        <w:rPr>
+          <w:rFonts w:ascii="Times New Roman" w:eastAsia="Times New Roman" w:hAnsi="Times New Roman" w:cs="Times New Roman"/>
+          <w:b/>
+          <w:bCs/>
+          <w:sz w:val="23"/>
+        </w:rPr>
+      </w:pPr>
+      <w:r>
+        <w:rPr>
+          <w:rFonts w:ascii="Times New Roman" w:eastAsia="Times New Roman" w:hAnsi="Times New Roman" w:cs="Times New Roman"/>
+          <w:b/>
+          <w:bCs/>
+          <w:sz w:val="23"/>
+        </w:rPr>
+        <w:t>Output :</w:t>
+      </w:r>
+      <w:r>
+        <w:rPr>
+          <w:rFonts w:ascii="Times New Roman" w:eastAsia="Times New Roman" w:hAnsi="Times New Roman" w:cs="Times New Roman"/>
+          <w:b/>
+          <w:bCs/>
+          <w:sz w:val="23"/>
+        </w:rPr>
+        <w:t>-</w:t>
+      </w:r>
+    </w:p>
+    <w:p/>
     <w:p/>
     <w:p>
       <w:pPr>
@@ -6745,21 +6727,8 @@
           <w:numId w:val="6"/>
         </w:numPr>
       </w:pPr>
-      <w:proofErr w:type="spellStart"/>
-      <w:r>
-        <w:t>approx_</w:t>
-      </w:r>
-      <w:proofErr w:type="gramStart"/>
-      <w:r>
-        <w:t>cost</w:t>
-      </w:r>
-      <w:proofErr w:type="spellEnd"/>
-      <w:r>
-        <w:t>(</w:t>
-      </w:r>
-      <w:proofErr w:type="gramEnd"/>
-      <w:r>
-        <w:t>for two people)</w:t>
+      <w:r>
+        <w:t>approx_cost(for two people)</w:t>
       </w:r>
     </w:p>
     <w:p>
@@ -6769,113 +6738,61 @@
           <w:numId w:val="6"/>
         </w:numPr>
       </w:pPr>
-      <w:proofErr w:type="spellStart"/>
       <w:r>
         <w:t>online_order</w:t>
       </w:r>
-      <w:proofErr w:type="spellEnd"/>
-    </w:p>
-    <w:p>
-      <w:proofErr w:type="spellStart"/>
-      <w:r>
-        <w:t>df</w:t>
-      </w:r>
-      <w:proofErr w:type="spellEnd"/>
-      <w:r>
-        <w:t>['</w:t>
-      </w:r>
-      <w:proofErr w:type="spellStart"/>
-      <w:r>
-        <w:t>online_order</w:t>
-      </w:r>
-      <w:proofErr w:type="spellEnd"/>
-      <w:r>
-        <w:t xml:space="preserve">'] = </w:t>
-      </w:r>
-      <w:proofErr w:type="spellStart"/>
-      <w:r>
-        <w:t>df</w:t>
-      </w:r>
-      <w:proofErr w:type="spellEnd"/>
-      <w:r>
-        <w:t>['</w:t>
-      </w:r>
-      <w:proofErr w:type="spellStart"/>
-      <w:r>
-        <w:t>online_order</w:t>
-      </w:r>
-      <w:proofErr w:type="spellEnd"/>
-      <w:r>
-        <w:t>'</w:t>
-      </w:r>
-      <w:proofErr w:type="gramStart"/>
-      <w:r>
-        <w:t>].map</w:t>
-      </w:r>
-      <w:proofErr w:type="gramEnd"/>
-      <w:r>
-        <w:t>({'Yes':1, 'No':0})</w:t>
+    </w:p>
+    <w:p>
+      <w:r>
+        <w:t>df['online_order'] = df['online_order'].map({'Yes':1, 'No':0})</w:t>
       </w:r>
     </w:p>
     <w:p/>
     <w:p>
       <w:r>
-        <w:t xml:space="preserve">X = </w:t>
-      </w:r>
-      <w:proofErr w:type="spellStart"/>
-      <w:proofErr w:type="gramStart"/>
-      <w:r>
-        <w:t>df</w:t>
-      </w:r>
-      <w:proofErr w:type="spellEnd"/>
-      <w:r>
-        <w:t>[</w:t>
-      </w:r>
-      <w:proofErr w:type="gramEnd"/>
-      <w:r>
-        <w:t>['votes', '</w:t>
-      </w:r>
-      <w:proofErr w:type="spellStart"/>
-      <w:r>
-        <w:t>approx_</w:t>
-      </w:r>
-      <w:proofErr w:type="gramStart"/>
-      <w:r>
-        <w:t>cost</w:t>
-      </w:r>
-      <w:proofErr w:type="spellEnd"/>
-      <w:r>
-        <w:t>(</w:t>
-      </w:r>
-      <w:proofErr w:type="gramEnd"/>
-      <w:r>
-        <w:t>for two people)', '</w:t>
-      </w:r>
-      <w:proofErr w:type="spellStart"/>
-      <w:r>
-        <w:t>online_order</w:t>
-      </w:r>
-      <w:proofErr w:type="spellEnd"/>
-      <w:r>
-        <w:t>']]</w:t>
-      </w:r>
-    </w:p>
-    <w:p>
-      <w:r>
-        <w:t xml:space="preserve">y = </w:t>
-      </w:r>
-      <w:proofErr w:type="spellStart"/>
-      <w:r>
-        <w:t>df</w:t>
-      </w:r>
-      <w:proofErr w:type="spellEnd"/>
-      <w:r>
-        <w:t>['rate']</w:t>
+        <w:t>X = df[['votes', 'approx_cost(for two people)', 'online_order']]</w:t>
+      </w:r>
+    </w:p>
+    <w:p>
+      <w:r>
+        <w:t>y = df['rate']</w:t>
       </w:r>
     </w:p>
     <w:p/>
     <w:p>
       <w:pPr>
+        <w:spacing w:after="7" w:line="270" w:lineRule="auto"/>
+        <w:ind w:left="-5" w:right="515" w:hanging="10"/>
+        <w:rPr>
+          <w:rFonts w:ascii="Times New Roman" w:eastAsia="Times New Roman" w:hAnsi="Times New Roman" w:cs="Times New Roman"/>
+          <w:b/>
+          <w:bCs/>
+          <w:sz w:val="23"/>
+        </w:rPr>
+      </w:pPr>
+      <w:r>
+        <w:rPr>
+          <w:rFonts w:ascii="Times New Roman" w:eastAsia="Times New Roman" w:hAnsi="Times New Roman" w:cs="Times New Roman"/>
+          <w:b/>
+          <w:bCs/>
+          <w:sz w:val="23"/>
+        </w:rPr>
+        <w:t>Output :</w:t>
+      </w:r>
+      <w:r>
+        <w:rPr>
+          <w:rFonts w:ascii="Times New Roman" w:eastAsia="Times New Roman" w:hAnsi="Times New Roman" w:cs="Times New Roman"/>
+          <w:b/>
+          <w:bCs/>
+          <w:sz w:val="23"/>
+        </w:rPr>
+        <w:t>-</w:t>
+      </w:r>
+    </w:p>
+    <w:p/>
+    <w:p/>
+    <w:p>
+      <w:pPr>
         <w:rPr>
           <w:b/>
           <w:bCs/>
@@ -6891,97 +6808,49 @@
     </w:p>
     <w:p>
       <w:r>
-        <w:t xml:space="preserve">from </w:t>
-      </w:r>
-      <w:proofErr w:type="spellStart"/>
-      <w:proofErr w:type="gramStart"/>
-      <w:r>
-        <w:t>sklearn.model</w:t>
-      </w:r>
-      <w:proofErr w:type="gramEnd"/>
-      <w:r>
-        <w:t>_selection</w:t>
-      </w:r>
-      <w:proofErr w:type="spellEnd"/>
-      <w:r>
-        <w:t xml:space="preserve"> import </w:t>
-      </w:r>
-      <w:proofErr w:type="spellStart"/>
-      <w:r>
-        <w:t>train_test_split</w:t>
-      </w:r>
-      <w:proofErr w:type="spellEnd"/>
+        <w:t>from sklearn.model_selection import train_test_split</w:t>
+      </w:r>
     </w:p>
     <w:p/>
     <w:p>
-      <w:proofErr w:type="spellStart"/>
-      <w:r>
-        <w:t>X_train</w:t>
-      </w:r>
-      <w:proofErr w:type="spellEnd"/>
-      <w:r>
-        <w:t xml:space="preserve">, </w:t>
-      </w:r>
-      <w:proofErr w:type="spellStart"/>
-      <w:r>
-        <w:t>X_test</w:t>
-      </w:r>
-      <w:proofErr w:type="spellEnd"/>
-      <w:r>
-        <w:t xml:space="preserve">, </w:t>
-      </w:r>
-      <w:proofErr w:type="spellStart"/>
-      <w:r>
-        <w:t>y_train</w:t>
-      </w:r>
-      <w:proofErr w:type="spellEnd"/>
-      <w:r>
-        <w:t xml:space="preserve">, </w:t>
-      </w:r>
-      <w:proofErr w:type="spellStart"/>
-      <w:r>
-        <w:t>y_test</w:t>
-      </w:r>
-      <w:proofErr w:type="spellEnd"/>
-      <w:r>
-        <w:t xml:space="preserve"> = </w:t>
-      </w:r>
-      <w:proofErr w:type="spellStart"/>
-      <w:r>
-        <w:t>train_test_</w:t>
-      </w:r>
-      <w:proofErr w:type="gramStart"/>
-      <w:r>
-        <w:t>split</w:t>
-      </w:r>
-      <w:proofErr w:type="spellEnd"/>
-      <w:r>
-        <w:t>(</w:t>
-      </w:r>
-      <w:proofErr w:type="gramEnd"/>
-      <w:r>
-        <w:t xml:space="preserve">X, y, </w:t>
-      </w:r>
-      <w:proofErr w:type="spellStart"/>
-      <w:r>
-        <w:t>test_size</w:t>
-      </w:r>
-      <w:proofErr w:type="spellEnd"/>
-      <w:r>
-        <w:t xml:space="preserve">=0.3, </w:t>
-      </w:r>
-      <w:proofErr w:type="spellStart"/>
-      <w:r>
-        <w:t>random_state</w:t>
-      </w:r>
-      <w:proofErr w:type="spellEnd"/>
-      <w:r>
-        <w:t>=42)</w:t>
+      <w:r>
+        <w:t>X_train, X_test, y_train, y_test = train_test_split(X, y, test_size=0.3, random_state=42)</w:t>
       </w:r>
     </w:p>
     <w:p/>
     <w:p>
       <w:pPr>
+        <w:spacing w:after="7" w:line="270" w:lineRule="auto"/>
+        <w:ind w:left="-5" w:right="515" w:hanging="10"/>
+        <w:rPr>
+          <w:rFonts w:ascii="Times New Roman" w:eastAsia="Times New Roman" w:hAnsi="Times New Roman" w:cs="Times New Roman"/>
+          <w:b/>
+          <w:bCs/>
+          <w:sz w:val="23"/>
+        </w:rPr>
+      </w:pPr>
+      <w:r>
+        <w:rPr>
+          <w:rFonts w:ascii="Times New Roman" w:eastAsia="Times New Roman" w:hAnsi="Times New Roman" w:cs="Times New Roman"/>
+          <w:b/>
+          <w:bCs/>
+          <w:sz w:val="23"/>
+        </w:rPr>
+        <w:t>Output :</w:t>
+      </w:r>
+      <w:r>
+        <w:rPr>
+          <w:rFonts w:ascii="Times New Roman" w:eastAsia="Times New Roman" w:hAnsi="Times New Roman" w:cs="Times New Roman"/>
+          <w:b/>
+          <w:bCs/>
+          <w:sz w:val="23"/>
+        </w:rPr>
+        <w:t>-</w:t>
+      </w:r>
+    </w:p>
+    <w:p/>
+    <w:p>
+      <w:pPr>
         <w:rPr>
           <w:b/>
           <w:bCs/>
@@ -6997,100 +6866,54 @@
     </w:p>
     <w:p>
       <w:r>
-        <w:t xml:space="preserve">from </w:t>
-      </w:r>
-      <w:proofErr w:type="spellStart"/>
-      <w:proofErr w:type="gramStart"/>
-      <w:r>
-        <w:t>sklearn.linear</w:t>
-      </w:r>
-      <w:proofErr w:type="gramEnd"/>
-      <w:r>
-        <w:t>_model</w:t>
-      </w:r>
-      <w:proofErr w:type="spellEnd"/>
-      <w:r>
-        <w:t xml:space="preserve"> import </w:t>
-      </w:r>
-      <w:proofErr w:type="spellStart"/>
-      <w:r>
-        <w:t>LinearRegression</w:t>
-      </w:r>
-      <w:proofErr w:type="spellEnd"/>
+        <w:t>from sklearn.linear_model import LinearRegression</w:t>
+      </w:r>
     </w:p>
     <w:p/>
     <w:p>
       <w:r>
-        <w:t xml:space="preserve">model = </w:t>
-      </w:r>
-      <w:proofErr w:type="spellStart"/>
-      <w:proofErr w:type="gramStart"/>
-      <w:r>
-        <w:t>LinearRegression</w:t>
-      </w:r>
-      <w:proofErr w:type="spellEnd"/>
-      <w:r>
-        <w:t>(</w:t>
-      </w:r>
-      <w:proofErr w:type="gramEnd"/>
-      <w:r>
-        <w:t>)</w:t>
-      </w:r>
-    </w:p>
-    <w:p>
-      <w:proofErr w:type="spellStart"/>
-      <w:proofErr w:type="gramStart"/>
-      <w:r>
-        <w:t>model.fit</w:t>
-      </w:r>
-      <w:proofErr w:type="spellEnd"/>
-      <w:r>
-        <w:t>(</w:t>
-      </w:r>
-      <w:proofErr w:type="spellStart"/>
-      <w:proofErr w:type="gramEnd"/>
-      <w:r>
-        <w:t>X_train</w:t>
-      </w:r>
-      <w:proofErr w:type="spellEnd"/>
-      <w:r>
-        <w:t xml:space="preserve">, </w:t>
-      </w:r>
-      <w:proofErr w:type="spellStart"/>
-      <w:r>
-        <w:t>y_train</w:t>
-      </w:r>
-      <w:proofErr w:type="spellEnd"/>
-      <w:r>
-        <w:t>)</w:t>
-      </w:r>
-    </w:p>
-    <w:p>
-      <w:proofErr w:type="spellStart"/>
-      <w:r>
-        <w:t>y_pred</w:t>
-      </w:r>
-      <w:proofErr w:type="spellEnd"/>
-      <w:r>
-        <w:t xml:space="preserve"> = </w:t>
-      </w:r>
-      <w:proofErr w:type="spellStart"/>
-      <w:proofErr w:type="gramStart"/>
-      <w:r>
-        <w:t>model.predict</w:t>
-      </w:r>
-      <w:proofErr w:type="spellEnd"/>
-      <w:proofErr w:type="gramEnd"/>
-      <w:r>
-        <w:t>(</w:t>
-      </w:r>
-      <w:proofErr w:type="spellStart"/>
-      <w:r>
-        <w:t>X_test</w:t>
-      </w:r>
-      <w:proofErr w:type="spellEnd"/>
-      <w:r>
-        <w:t>)</w:t>
+        <w:t>model = LinearRegression()</w:t>
+      </w:r>
+    </w:p>
+    <w:p>
+      <w:r>
+        <w:t>model.fit(X_train, y_train)</w:t>
+      </w:r>
+    </w:p>
+    <w:p>
+      <w:r>
+        <w:t>y_pred = model.predict(X_test)</w:t>
+      </w:r>
+    </w:p>
+    <w:p/>
+    <w:p>
+      <w:pPr>
+        <w:spacing w:after="7" w:line="270" w:lineRule="auto"/>
+        <w:ind w:left="-5" w:right="515" w:hanging="10"/>
+        <w:rPr>
+          <w:rFonts w:ascii="Times New Roman" w:eastAsia="Times New Roman" w:hAnsi="Times New Roman" w:cs="Times New Roman"/>
+          <w:b/>
+          <w:bCs/>
+          <w:sz w:val="23"/>
+        </w:rPr>
+      </w:pPr>
+      <w:r>
+        <w:rPr>
+          <w:rFonts w:ascii="Times New Roman" w:eastAsia="Times New Roman" w:hAnsi="Times New Roman" w:cs="Times New Roman"/>
+          <w:b/>
+          <w:bCs/>
+          <w:sz w:val="23"/>
+        </w:rPr>
+        <w:t>Output :</w:t>
+      </w:r>
+      <w:r>
+        <w:rPr>
+          <w:rFonts w:ascii="Times New Roman" w:eastAsia="Times New Roman" w:hAnsi="Times New Roman" w:cs="Times New Roman"/>
+          <w:b/>
+          <w:bCs/>
+          <w:sz w:val="23"/>
+        </w:rPr>
+        <w:t>-</w:t>
       </w:r>
     </w:p>
     <w:p/>
@@ -7127,192 +6950,73 @@
     </w:p>
     <w:p>
       <w:r>
-        <w:t xml:space="preserve">from </w:t>
-      </w:r>
-      <w:proofErr w:type="spellStart"/>
-      <w:proofErr w:type="gramStart"/>
-      <w:r>
-        <w:t>sklearn.metrics</w:t>
-      </w:r>
-      <w:proofErr w:type="spellEnd"/>
-      <w:proofErr w:type="gramEnd"/>
-      <w:r>
-        <w:t xml:space="preserve"> import </w:t>
-      </w:r>
-      <w:proofErr w:type="spellStart"/>
-      <w:r>
-        <w:t>mean_squared_error</w:t>
-      </w:r>
-      <w:proofErr w:type="spellEnd"/>
-      <w:r>
-        <w:t xml:space="preserve">, </w:t>
-      </w:r>
-      <w:proofErr w:type="spellStart"/>
-      <w:r>
-        <w:t>mean_absolute_error</w:t>
-      </w:r>
-      <w:proofErr w:type="spellEnd"/>
-      <w:r>
-        <w:t>, r2_score</w:t>
+        <w:t>from sklearn.metrics import mean_squared_error, mean_absolute_error, r2_score</w:t>
       </w:r>
     </w:p>
     <w:p/>
     <w:p>
-      <w:proofErr w:type="spellStart"/>
-      <w:r>
-        <w:t>mse</w:t>
-      </w:r>
-      <w:proofErr w:type="spellEnd"/>
-      <w:r>
-        <w:t xml:space="preserve"> = </w:t>
-      </w:r>
-      <w:proofErr w:type="spellStart"/>
-      <w:r>
-        <w:t>mean_squared_</w:t>
-      </w:r>
-      <w:proofErr w:type="gramStart"/>
-      <w:r>
-        <w:t>error</w:t>
-      </w:r>
-      <w:proofErr w:type="spellEnd"/>
-      <w:r>
-        <w:t>(</w:t>
-      </w:r>
-      <w:proofErr w:type="spellStart"/>
-      <w:proofErr w:type="gramEnd"/>
-      <w:r>
-        <w:t>y_test</w:t>
-      </w:r>
-      <w:proofErr w:type="spellEnd"/>
-      <w:r>
-        <w:t xml:space="preserve">, </w:t>
-      </w:r>
-      <w:proofErr w:type="spellStart"/>
-      <w:r>
-        <w:t>y_pred</w:t>
-      </w:r>
-      <w:proofErr w:type="spellEnd"/>
-      <w:r>
-        <w:t>)</w:t>
-      </w:r>
-    </w:p>
-    <w:p>
-      <w:proofErr w:type="spellStart"/>
-      <w:r>
-        <w:t>mae</w:t>
-      </w:r>
-      <w:proofErr w:type="spellEnd"/>
-      <w:r>
-        <w:t xml:space="preserve"> = </w:t>
-      </w:r>
-      <w:proofErr w:type="spellStart"/>
-      <w:r>
-        <w:t>mean_absolute_</w:t>
-      </w:r>
-      <w:proofErr w:type="gramStart"/>
-      <w:r>
-        <w:t>error</w:t>
-      </w:r>
-      <w:proofErr w:type="spellEnd"/>
-      <w:r>
-        <w:t>(</w:t>
-      </w:r>
-      <w:proofErr w:type="spellStart"/>
-      <w:proofErr w:type="gramEnd"/>
-      <w:r>
-        <w:t>y_test</w:t>
-      </w:r>
-      <w:proofErr w:type="spellEnd"/>
-      <w:r>
-        <w:t xml:space="preserve">, </w:t>
-      </w:r>
-      <w:proofErr w:type="spellStart"/>
-      <w:r>
-        <w:t>y_pred</w:t>
-      </w:r>
-      <w:proofErr w:type="spellEnd"/>
-      <w:r>
-        <w:t>)</w:t>
-      </w:r>
-    </w:p>
-    <w:p>
-      <w:r>
-        <w:t>r2 = r2_</w:t>
-      </w:r>
-      <w:proofErr w:type="gramStart"/>
-      <w:r>
-        <w:t>score(</w:t>
-      </w:r>
-      <w:proofErr w:type="spellStart"/>
-      <w:proofErr w:type="gramEnd"/>
-      <w:r>
-        <w:t>y_test</w:t>
-      </w:r>
-      <w:proofErr w:type="spellEnd"/>
-      <w:r>
-        <w:t xml:space="preserve">, </w:t>
-      </w:r>
-      <w:proofErr w:type="spellStart"/>
-      <w:r>
-        <w:t>y_pred</w:t>
-      </w:r>
-      <w:proofErr w:type="spellEnd"/>
-      <w:r>
-        <w:t>)</w:t>
+      <w:r>
+        <w:t>mse = mean_squared_error(y_test, y_pred)</w:t>
+      </w:r>
+    </w:p>
+    <w:p>
+      <w:r>
+        <w:t>mae = mean_absolute_error(y_test, y_pred)</w:t>
+      </w:r>
+    </w:p>
+    <w:p>
+      <w:r>
+        <w:t>r2 = r2_score(y_test, y_pred)</w:t>
       </w:r>
     </w:p>
     <w:p/>
     <w:p>
-      <w:proofErr w:type="gramStart"/>
-      <w:r>
-        <w:t>print(</w:t>
-      </w:r>
-      <w:proofErr w:type="gramEnd"/>
-      <w:r>
-        <w:t xml:space="preserve">"MSE:", </w:t>
-      </w:r>
-      <w:proofErr w:type="spellStart"/>
-      <w:r>
-        <w:t>mse</w:t>
-      </w:r>
-      <w:proofErr w:type="spellEnd"/>
-      <w:r>
-        <w:t>)</w:t>
-      </w:r>
-    </w:p>
-    <w:p>
-      <w:proofErr w:type="gramStart"/>
-      <w:r>
-        <w:t>print(</w:t>
-      </w:r>
-      <w:proofErr w:type="gramEnd"/>
-      <w:r>
-        <w:t xml:space="preserve">"MAE:", </w:t>
-      </w:r>
-      <w:proofErr w:type="spellStart"/>
-      <w:r>
-        <w:t>mae</w:t>
-      </w:r>
-      <w:proofErr w:type="spellEnd"/>
-      <w:r>
-        <w:t>)</w:t>
-      </w:r>
-    </w:p>
-    <w:p>
-      <w:proofErr w:type="gramStart"/>
-      <w:r>
-        <w:t>print(</w:t>
-      </w:r>
-      <w:proofErr w:type="gramEnd"/>
-      <w:r>
-        <w:t>"R2 Score:", r2)</w:t>
-      </w:r>
-    </w:p>
-    <w:p>
-      <w:r>
-        <w:t>--OP of MAE, MSE, R2</w:t>
-      </w:r>
-    </w:p>
+      <w:r>
+        <w:t>print("MSE:", mse)</w:t>
+      </w:r>
+    </w:p>
+    <w:p>
+      <w:r>
+        <w:t>print("MAE:", mae)</w:t>
+      </w:r>
+    </w:p>
+    <w:p>
+      <w:r>
+        <w:t>print("R2 Score:", r2)</w:t>
+      </w:r>
+    </w:p>
+    <w:p/>
+    <w:p>
+      <w:pPr>
+        <w:spacing w:after="7" w:line="270" w:lineRule="auto"/>
+        <w:ind w:left="-5" w:right="515" w:hanging="10"/>
+        <w:rPr>
+          <w:rFonts w:ascii="Times New Roman" w:eastAsia="Times New Roman" w:hAnsi="Times New Roman" w:cs="Times New Roman"/>
+          <w:b/>
+          <w:bCs/>
+          <w:sz w:val="23"/>
+        </w:rPr>
+      </w:pPr>
+      <w:r>
+        <w:rPr>
+          <w:rFonts w:ascii="Times New Roman" w:eastAsia="Times New Roman" w:hAnsi="Times New Roman" w:cs="Times New Roman"/>
+          <w:b/>
+          <w:bCs/>
+          <w:sz w:val="23"/>
+        </w:rPr>
+        <w:t>Output :</w:t>
+      </w:r>
+      <w:r>
+        <w:rPr>
+          <w:rFonts w:ascii="Times New Roman" w:eastAsia="Times New Roman" w:hAnsi="Times New Roman" w:cs="Times New Roman"/>
+          <w:b/>
+          <w:bCs/>
+          <w:sz w:val="23"/>
+        </w:rPr>
+        <w:t>-</w:t>
+      </w:r>
+    </w:p>
+    <w:p/>
     <w:p>
       <w:r>
         <w:t>-- Evaluation Result</w:t>
@@ -7366,37 +7070,8 @@
       </w:r>
     </w:p>
     <w:p>
-      <w:proofErr w:type="spellStart"/>
-      <w:r>
-        <w:t>df</w:t>
-      </w:r>
-      <w:proofErr w:type="spellEnd"/>
-      <w:r>
-        <w:t>['</w:t>
-      </w:r>
-      <w:proofErr w:type="spellStart"/>
-      <w:r>
-        <w:t>rating_class</w:t>
-      </w:r>
-      <w:proofErr w:type="spellEnd"/>
-      <w:r>
-        <w:t xml:space="preserve">'] = </w:t>
-      </w:r>
-      <w:proofErr w:type="spellStart"/>
-      <w:r>
-        <w:t>df</w:t>
-      </w:r>
-      <w:proofErr w:type="spellEnd"/>
-      <w:r>
-        <w:t>['rate'</w:t>
-      </w:r>
-      <w:proofErr w:type="gramStart"/>
-      <w:r>
-        <w:t>].apply</w:t>
-      </w:r>
-      <w:proofErr w:type="gramEnd"/>
-      <w:r>
-        <w:t>(lambda x: 1 if x &gt;= 4.0 else 0)</w:t>
+      <w:r>
+        <w:t>df['rating_class'] = df['rate'].apply(lambda x: 1 if x &gt;= 4.0 else 0)</w:t>
       </w:r>
     </w:p>
     <w:p/>
@@ -7417,344 +7092,119 @@
     </w:p>
     <w:p>
       <w:r>
-        <w:t xml:space="preserve">from </w:t>
-      </w:r>
-      <w:proofErr w:type="spellStart"/>
-      <w:proofErr w:type="gramStart"/>
-      <w:r>
-        <w:t>sklearn.linear</w:t>
-      </w:r>
-      <w:proofErr w:type="gramEnd"/>
-      <w:r>
-        <w:t>_model</w:t>
-      </w:r>
-      <w:proofErr w:type="spellEnd"/>
-      <w:r>
-        <w:t xml:space="preserve"> import </w:t>
-      </w:r>
-      <w:proofErr w:type="spellStart"/>
-      <w:r>
-        <w:t>LogisticRegression</w:t>
-      </w:r>
-      <w:proofErr w:type="spellEnd"/>
-    </w:p>
-    <w:p>
-      <w:r>
-        <w:t xml:space="preserve">from </w:t>
-      </w:r>
-      <w:proofErr w:type="spellStart"/>
-      <w:proofErr w:type="gramStart"/>
-      <w:r>
-        <w:t>sklearn.metrics</w:t>
-      </w:r>
-      <w:proofErr w:type="spellEnd"/>
-      <w:proofErr w:type="gramEnd"/>
-      <w:r>
-        <w:t xml:space="preserve"> import </w:t>
-      </w:r>
-      <w:proofErr w:type="spellStart"/>
-      <w:r>
-        <w:t>accuracy_score</w:t>
-      </w:r>
-      <w:proofErr w:type="spellEnd"/>
-      <w:r>
-        <w:t xml:space="preserve">, </w:t>
-      </w:r>
-      <w:proofErr w:type="spellStart"/>
-      <w:r>
-        <w:t>confusion_matrix</w:t>
-      </w:r>
-      <w:proofErr w:type="spellEnd"/>
+        <w:t>from sklearn.linear_model import LogisticRegression</w:t>
+      </w:r>
+    </w:p>
+    <w:p>
+      <w:r>
+        <w:t>from sklearn.metrics import accuracy_score, confusion_matrix</w:t>
+      </w:r>
     </w:p>
     <w:p/>
     <w:p>
       <w:r>
-        <w:t xml:space="preserve">X = </w:t>
-      </w:r>
-      <w:proofErr w:type="spellStart"/>
-      <w:proofErr w:type="gramStart"/>
-      <w:r>
-        <w:t>df</w:t>
-      </w:r>
-      <w:proofErr w:type="spellEnd"/>
-      <w:r>
-        <w:t>[</w:t>
-      </w:r>
-      <w:proofErr w:type="gramEnd"/>
-      <w:r>
-        <w:t>['votes', '</w:t>
-      </w:r>
-      <w:proofErr w:type="spellStart"/>
-      <w:r>
-        <w:t>approx_</w:t>
-      </w:r>
-      <w:proofErr w:type="gramStart"/>
-      <w:r>
-        <w:t>cost</w:t>
-      </w:r>
-      <w:proofErr w:type="spellEnd"/>
-      <w:r>
-        <w:t>(</w:t>
-      </w:r>
-      <w:proofErr w:type="gramEnd"/>
-      <w:r>
-        <w:t>for two people)', '</w:t>
-      </w:r>
-      <w:proofErr w:type="spellStart"/>
-      <w:r>
-        <w:t>online_order</w:t>
-      </w:r>
-      <w:proofErr w:type="spellEnd"/>
-      <w:r>
-        <w:t>']]</w:t>
-      </w:r>
-    </w:p>
-    <w:p>
-      <w:r>
-        <w:t xml:space="preserve">y = </w:t>
-      </w:r>
-      <w:proofErr w:type="spellStart"/>
-      <w:r>
-        <w:t>df</w:t>
-      </w:r>
-      <w:proofErr w:type="spellEnd"/>
-      <w:r>
-        <w:t>['</w:t>
-      </w:r>
-      <w:proofErr w:type="spellStart"/>
-      <w:r>
-        <w:t>rating_class</w:t>
-      </w:r>
-      <w:proofErr w:type="spellEnd"/>
-      <w:r>
-        <w:t>']</w:t>
+        <w:t>X = df[['votes', 'approx_cost(for two people)', 'online_order']]</w:t>
+      </w:r>
+    </w:p>
+    <w:p>
+      <w:r>
+        <w:t>y = df['rating_class']</w:t>
       </w:r>
     </w:p>
     <w:p/>
     <w:p>
-      <w:proofErr w:type="spellStart"/>
-      <w:r>
-        <w:t>X_train</w:t>
-      </w:r>
-      <w:proofErr w:type="spellEnd"/>
-      <w:r>
-        <w:t xml:space="preserve">, </w:t>
-      </w:r>
-      <w:proofErr w:type="spellStart"/>
-      <w:r>
-        <w:t>X_test</w:t>
-      </w:r>
-      <w:proofErr w:type="spellEnd"/>
-      <w:r>
-        <w:t xml:space="preserve">, </w:t>
-      </w:r>
-      <w:proofErr w:type="spellStart"/>
-      <w:r>
-        <w:t>y_train</w:t>
-      </w:r>
-      <w:proofErr w:type="spellEnd"/>
-      <w:r>
-        <w:t xml:space="preserve">, </w:t>
-      </w:r>
-      <w:proofErr w:type="spellStart"/>
-      <w:r>
-        <w:t>y_test</w:t>
-      </w:r>
-      <w:proofErr w:type="spellEnd"/>
-      <w:r>
-        <w:t xml:space="preserve"> = </w:t>
-      </w:r>
-      <w:proofErr w:type="spellStart"/>
-      <w:r>
-        <w:t>train_test_</w:t>
-      </w:r>
-      <w:proofErr w:type="gramStart"/>
-      <w:r>
-        <w:t>split</w:t>
-      </w:r>
-      <w:proofErr w:type="spellEnd"/>
-      <w:r>
-        <w:t>(</w:t>
-      </w:r>
-      <w:proofErr w:type="gramEnd"/>
-      <w:r>
-        <w:t xml:space="preserve">X, y, </w:t>
-      </w:r>
-      <w:proofErr w:type="spellStart"/>
-      <w:r>
-        <w:t>test_size</w:t>
-      </w:r>
-      <w:proofErr w:type="spellEnd"/>
-      <w:r>
-        <w:t xml:space="preserve">=0.3, </w:t>
-      </w:r>
-      <w:proofErr w:type="spellStart"/>
-      <w:r>
-        <w:t>random_state</w:t>
-      </w:r>
-      <w:proofErr w:type="spellEnd"/>
-      <w:r>
-        <w:t>=42)</w:t>
+      <w:r>
+        <w:t>X_train, X_test, y_train, y_test = train_test_split(X, y, test_size=0.3, random_state=42)</w:t>
       </w:r>
     </w:p>
     <w:p/>
     <w:p>
-      <w:proofErr w:type="spellStart"/>
-      <w:r>
-        <w:t>clf</w:t>
-      </w:r>
-      <w:proofErr w:type="spellEnd"/>
-      <w:r>
-        <w:t xml:space="preserve"> = </w:t>
-      </w:r>
-      <w:proofErr w:type="spellStart"/>
-      <w:proofErr w:type="gramStart"/>
-      <w:r>
-        <w:t>LogisticRegression</w:t>
-      </w:r>
-      <w:proofErr w:type="spellEnd"/>
-      <w:r>
-        <w:t>(</w:t>
-      </w:r>
-      <w:proofErr w:type="gramEnd"/>
-      <w:r>
-        <w:t>)</w:t>
-      </w:r>
-    </w:p>
-    <w:p>
-      <w:proofErr w:type="spellStart"/>
-      <w:proofErr w:type="gramStart"/>
-      <w:r>
-        <w:t>clf.fit</w:t>
-      </w:r>
-      <w:proofErr w:type="spellEnd"/>
-      <w:r>
-        <w:t>(</w:t>
-      </w:r>
-      <w:proofErr w:type="spellStart"/>
-      <w:proofErr w:type="gramEnd"/>
-      <w:r>
-        <w:t>X_train</w:t>
-      </w:r>
-      <w:proofErr w:type="spellEnd"/>
-      <w:r>
-        <w:t xml:space="preserve">, </w:t>
-      </w:r>
-      <w:proofErr w:type="spellStart"/>
-      <w:r>
-        <w:t>y_train</w:t>
-      </w:r>
-      <w:proofErr w:type="spellEnd"/>
-      <w:r>
-        <w:t>)</w:t>
+      <w:r>
+        <w:t>clf = LogisticRegression()</w:t>
+      </w:r>
+    </w:p>
+    <w:p>
+      <w:r>
+        <w:t>clf.fit(X_train, y_train)</w:t>
       </w:r>
     </w:p>
     <w:p/>
     <w:p>
-      <w:proofErr w:type="spellStart"/>
-      <w:r>
-        <w:t>y_pred</w:t>
-      </w:r>
-      <w:proofErr w:type="spellEnd"/>
-      <w:r>
-        <w:t xml:space="preserve"> = </w:t>
-      </w:r>
-      <w:proofErr w:type="spellStart"/>
-      <w:proofErr w:type="gramStart"/>
-      <w:r>
-        <w:t>clf.predict</w:t>
-      </w:r>
-      <w:proofErr w:type="spellEnd"/>
-      <w:proofErr w:type="gramEnd"/>
-      <w:r>
-        <w:t>(</w:t>
-      </w:r>
-      <w:proofErr w:type="spellStart"/>
-      <w:r>
-        <w:t>X_test</w:t>
-      </w:r>
-      <w:proofErr w:type="spellEnd"/>
-      <w:r>
-        <w:t>)</w:t>
+      <w:r>
+        <w:t>y_pred = clf.predict(X_test)</w:t>
       </w:r>
     </w:p>
     <w:p/>
     <w:p>
-      <w:proofErr w:type="gramStart"/>
-      <w:r>
-        <w:t>print(</w:t>
-      </w:r>
-      <w:proofErr w:type="gramEnd"/>
-      <w:r>
-        <w:t xml:space="preserve">"Accuracy:", </w:t>
-      </w:r>
-      <w:proofErr w:type="spellStart"/>
-      <w:r>
-        <w:t>accuracy_</w:t>
-      </w:r>
-      <w:proofErr w:type="gramStart"/>
-      <w:r>
-        <w:t>score</w:t>
-      </w:r>
-      <w:proofErr w:type="spellEnd"/>
-      <w:r>
-        <w:t>(</w:t>
-      </w:r>
-      <w:proofErr w:type="spellStart"/>
-      <w:proofErr w:type="gramEnd"/>
-      <w:r>
-        <w:t>y_test</w:t>
-      </w:r>
-      <w:proofErr w:type="spellEnd"/>
-      <w:r>
-        <w:t xml:space="preserve">, </w:t>
-      </w:r>
-      <w:proofErr w:type="spellStart"/>
-      <w:r>
-        <w:t>y_pred</w:t>
-      </w:r>
-      <w:proofErr w:type="spellEnd"/>
-      <w:r>
-        <w:t>))</w:t>
-      </w:r>
-    </w:p>
-    <w:p>
-      <w:proofErr w:type="gramStart"/>
-      <w:r>
-        <w:t>print(</w:t>
-      </w:r>
-      <w:proofErr w:type="gramEnd"/>
-      <w:r>
-        <w:t xml:space="preserve">"Confusion Matrix:\n", </w:t>
-      </w:r>
-      <w:proofErr w:type="spellStart"/>
-      <w:r>
-        <w:t>confusion_</w:t>
-      </w:r>
-      <w:proofErr w:type="gramStart"/>
-      <w:r>
-        <w:t>matrix</w:t>
-      </w:r>
-      <w:proofErr w:type="spellEnd"/>
-      <w:r>
-        <w:t>(</w:t>
-      </w:r>
-      <w:proofErr w:type="spellStart"/>
-      <w:proofErr w:type="gramEnd"/>
-      <w:r>
-        <w:t>y_test</w:t>
-      </w:r>
-      <w:proofErr w:type="spellEnd"/>
-      <w:r>
-        <w:t xml:space="preserve">, </w:t>
-      </w:r>
-      <w:proofErr w:type="spellStart"/>
-      <w:r>
-        <w:t>y_pred</w:t>
-      </w:r>
-      <w:proofErr w:type="spellEnd"/>
-      <w:r>
-        <w:t>))</w:t>
+      <w:pPr>
+        <w:spacing w:after="7" w:line="270" w:lineRule="auto"/>
+        <w:ind w:left="-5" w:right="515" w:hanging="10"/>
+        <w:rPr>
+          <w:rFonts w:ascii="Times New Roman" w:eastAsia="Times New Roman" w:hAnsi="Times New Roman" w:cs="Times New Roman"/>
+          <w:b/>
+          <w:bCs/>
+          <w:sz w:val="23"/>
+        </w:rPr>
+      </w:pPr>
+      <w:r>
+        <w:rPr>
+          <w:rFonts w:ascii="Times New Roman" w:eastAsia="Times New Roman" w:hAnsi="Times New Roman" w:cs="Times New Roman"/>
+          <w:b/>
+          <w:bCs/>
+          <w:sz w:val="23"/>
+        </w:rPr>
+        <w:t>Output :</w:t>
+      </w:r>
+      <w:r>
+        <w:rPr>
+          <w:rFonts w:ascii="Times New Roman" w:eastAsia="Times New Roman" w:hAnsi="Times New Roman" w:cs="Times New Roman"/>
+          <w:b/>
+          <w:bCs/>
+          <w:sz w:val="23"/>
+        </w:rPr>
+        <w:t>-</w:t>
+      </w:r>
+    </w:p>
+    <w:p/>
+    <w:p>
+      <w:r>
+        <w:t>print("Accuracy:", accuracy_score(y_test, y_pred))</w:t>
+      </w:r>
+    </w:p>
+    <w:p>
+      <w:r>
+        <w:t>print("Confusion Matrix:\n", confusion_matrix(y_test, y_pred))</w:t>
+      </w:r>
+    </w:p>
+    <w:p/>
+    <w:p>
+      <w:pPr>
+        <w:spacing w:after="7" w:line="270" w:lineRule="auto"/>
+        <w:ind w:left="-5" w:right="515" w:hanging="10"/>
+        <w:rPr>
+          <w:rFonts w:ascii="Times New Roman" w:eastAsia="Times New Roman" w:hAnsi="Times New Roman" w:cs="Times New Roman"/>
+          <w:b/>
+          <w:bCs/>
+          <w:sz w:val="23"/>
+        </w:rPr>
+      </w:pPr>
+      <w:r>
+        <w:rPr>
+          <w:rFonts w:ascii="Times New Roman" w:eastAsia="Times New Roman" w:hAnsi="Times New Roman" w:cs="Times New Roman"/>
+          <w:b/>
+          <w:bCs/>
+          <w:sz w:val="23"/>
+        </w:rPr>
+        <w:t>Output :</w:t>
+      </w:r>
+      <w:r>
+        <w:rPr>
+          <w:rFonts w:ascii="Times New Roman" w:eastAsia="Times New Roman" w:hAnsi="Times New Roman" w:cs="Times New Roman"/>
+          <w:b/>
+          <w:bCs/>
+          <w:sz w:val="23"/>
+        </w:rPr>
+        <w:t>-</w:t>
       </w:r>
     </w:p>
     <w:p/>
@@ -7849,6 +7299,10 @@
       </w:r>
     </w:p>
     <w:p>
+      <w:pPr>
+        <w:ind w:firstLine="720"/>
+        <w:jc w:val="both"/>
+      </w:pPr>
       <w:r>
         <w:t xml:space="preserve">This project successfully demonstrates how data analytics and machine learning techniques can be applied to restaurant business data. Through EDA, regression, and classification, meaningful insights were extracted, and predictive models were built to understand customer </w:t>
       </w:r>
@@ -7859,6 +7313,167 @@
         <w:t>.</w:t>
       </w:r>
     </w:p>
+    <w:p>
+      <w:pPr>
+        <w:numPr>
+          <w:ilvl w:val="0"/>
+          <w:numId w:val="11"/>
+        </w:numPr>
+        <w:spacing w:after="37" w:line="255" w:lineRule="auto"/>
+        <w:ind w:left="700" w:right="145" w:hanging="350"/>
+        <w:jc w:val="both"/>
+      </w:pPr>
+      <w:r>
+        <w:rPr>
+          <w:rFonts w:eastAsia="Times New Roman" w:cs="Times New Roman"/>
+          <w:sz w:val="23"/>
+        </w:rPr>
+        <w:t xml:space="preserve">The majority of the restaurants fall into the dining category. </w:t>
+      </w:r>
+    </w:p>
+    <w:p>
+      <w:pPr>
+        <w:numPr>
+          <w:ilvl w:val="0"/>
+          <w:numId w:val="11"/>
+        </w:numPr>
+        <w:spacing w:after="37" w:line="255" w:lineRule="auto"/>
+        <w:ind w:left="700" w:right="145" w:hanging="350"/>
+        <w:jc w:val="both"/>
+      </w:pPr>
+      <w:r>
+        <w:rPr>
+          <w:rFonts w:eastAsia="Times New Roman" w:cs="Times New Roman"/>
+          <w:sz w:val="23"/>
+        </w:rPr>
+        <w:t xml:space="preserve">Dining restaurants are preferred by a larger number of individuals. </w:t>
+      </w:r>
+    </w:p>
+    <w:p>
+      <w:pPr>
+        <w:numPr>
+          <w:ilvl w:val="0"/>
+          <w:numId w:val="11"/>
+        </w:numPr>
+        <w:spacing w:after="37" w:line="255" w:lineRule="auto"/>
+        <w:ind w:left="700" w:right="145" w:hanging="350"/>
+        <w:jc w:val="both"/>
+      </w:pPr>
+      <w:r>
+        <w:rPr>
+          <w:rFonts w:eastAsia="Times New Roman" w:cs="Times New Roman"/>
+          <w:sz w:val="23"/>
+        </w:rPr>
+        <w:t xml:space="preserve">Empire State restaurant is most voted restaurant. </w:t>
+      </w:r>
+    </w:p>
+    <w:p>
+      <w:pPr>
+        <w:numPr>
+          <w:ilvl w:val="0"/>
+          <w:numId w:val="11"/>
+        </w:numPr>
+        <w:spacing w:after="37" w:line="255" w:lineRule="auto"/>
+        <w:ind w:left="700" w:right="145" w:hanging="350"/>
+        <w:jc w:val="both"/>
+      </w:pPr>
+      <w:r>
+        <w:rPr>
+          <w:rFonts w:eastAsia="Times New Roman" w:cs="Times New Roman"/>
+          <w:sz w:val="23"/>
+        </w:rPr>
+        <w:t xml:space="preserve">Majority of the restaurants do not accept online orders. </w:t>
+      </w:r>
+    </w:p>
+    <w:p>
+      <w:pPr>
+        <w:numPr>
+          <w:ilvl w:val="0"/>
+          <w:numId w:val="11"/>
+        </w:numPr>
+        <w:spacing w:after="37" w:line="255" w:lineRule="auto"/>
+        <w:ind w:left="700" w:right="145" w:hanging="350"/>
+        <w:jc w:val="both"/>
+      </w:pPr>
+      <w:r>
+        <w:rPr>
+          <w:rFonts w:eastAsia="Times New Roman" w:cs="Times New Roman"/>
+          <w:sz w:val="23"/>
+        </w:rPr>
+        <w:t xml:space="preserve">The majority of restaurants received ratings ranging from 3.5 to 4. </w:t>
+      </w:r>
+    </w:p>
+    <w:p>
+      <w:pPr>
+        <w:numPr>
+          <w:ilvl w:val="0"/>
+          <w:numId w:val="11"/>
+        </w:numPr>
+        <w:spacing w:after="37" w:line="255" w:lineRule="auto"/>
+        <w:ind w:left="700" w:right="145" w:hanging="350"/>
+        <w:jc w:val="both"/>
+      </w:pPr>
+      <w:r>
+        <w:rPr>
+          <w:rFonts w:eastAsia="Times New Roman" w:cs="Times New Roman"/>
+          <w:sz w:val="23"/>
+        </w:rPr>
+        <w:t xml:space="preserve">The majority of couples prefer restaurants with an approximate cost of 300 rupees. </w:t>
+      </w:r>
+    </w:p>
+    <w:p>
+      <w:pPr>
+        <w:numPr>
+          <w:ilvl w:val="0"/>
+          <w:numId w:val="11"/>
+        </w:numPr>
+        <w:spacing w:after="37" w:line="255" w:lineRule="auto"/>
+        <w:ind w:left="700" w:right="145" w:hanging="350"/>
+        <w:jc w:val="both"/>
+      </w:pPr>
+      <w:r>
+        <w:rPr>
+          <w:rFonts w:eastAsia="Times New Roman" w:cs="Times New Roman"/>
+          <w:sz w:val="23"/>
+        </w:rPr>
+        <w:t xml:space="preserve">Offline orders received lower ratings in comparison to online orders which obtained excellent ratings. </w:t>
+      </w:r>
+    </w:p>
+    <w:p>
+      <w:pPr>
+        <w:numPr>
+          <w:ilvl w:val="0"/>
+          <w:numId w:val="11"/>
+        </w:numPr>
+        <w:spacing w:after="245" w:line="255" w:lineRule="auto"/>
+        <w:ind w:left="700" w:right="145" w:hanging="350"/>
+        <w:jc w:val="both"/>
+      </w:pPr>
+      <w:r>
+        <w:rPr>
+          <w:rFonts w:eastAsia="Times New Roman" w:cs="Times New Roman"/>
+          <w:sz w:val="23"/>
+        </w:rPr>
+        <w:t xml:space="preserve">With this we can say that dining restaurants primarily receive offline orders whereas cafes primarily receive online orders. This suggests that clients prefer to place orders in person at restaurants but prefer online ordering at cafes. </w:t>
+      </w:r>
+    </w:p>
+    <w:p>
+      <w:r>
+        <w:rPr>
+          <w:rFonts w:eastAsia="Times New Roman" w:cs="Times New Roman"/>
+          <w:sz w:val="23"/>
+        </w:rPr>
+        <w:t xml:space="preserve"> </w:t>
+      </w:r>
+      <w:r>
+        <w:rPr>
+          <w:rFonts w:eastAsia="Times New Roman" w:cs="Times New Roman"/>
+          <w:sz w:val="23"/>
+        </w:rPr>
+        <w:tab/>
+      </w:r>
+    </w:p>
+    <w:p/>
     <w:p/>
     <w:p>
       <w:pPr>
@@ -7897,11 +7512,12 @@
           <w:ilvl w:val="0"/>
           <w:numId w:val="8"/>
         </w:numPr>
+        <w:spacing w:line="276" w:lineRule="auto"/>
       </w:pPr>
       <w:r>
         <w:t xml:space="preserve">Python Documentation – </w:t>
       </w:r>
-      <w:hyperlink r:id="rId13" w:tgtFrame="_new" w:history="1">
+      <w:hyperlink r:id="rId23" w:tgtFrame="_new" w:history="1">
         <w:r>
           <w:rPr>
             <w:rStyle w:val="Hyperlink"/>
@@ -7916,11 +7532,12 @@
           <w:ilvl w:val="0"/>
           <w:numId w:val="8"/>
         </w:numPr>
+        <w:spacing w:line="276" w:lineRule="auto"/>
       </w:pPr>
       <w:r>
         <w:t xml:space="preserve">Pandas Documentation – </w:t>
       </w:r>
-      <w:hyperlink r:id="rId14" w:tgtFrame="_new" w:history="1">
+      <w:hyperlink r:id="rId24" w:tgtFrame="_new" w:history="1">
         <w:r>
           <w:rPr>
             <w:rStyle w:val="Hyperlink"/>
@@ -7935,11 +7552,104 @@
           <w:ilvl w:val="0"/>
           <w:numId w:val="8"/>
         </w:numPr>
+        <w:spacing w:line="276" w:lineRule="auto"/>
+      </w:pPr>
+      <w:r>
+        <w:t xml:space="preserve">Numpy </w:t>
+      </w:r>
+      <w:r>
+        <w:t>D</w:t>
+      </w:r>
+      <w:r>
+        <w:t xml:space="preserve">ocumentation </w:t>
+      </w:r>
+      <w:r>
+        <w:t>–</w:t>
+      </w:r>
+      <w:r>
+        <w:t xml:space="preserve"> </w:t>
+      </w:r>
+      <w:hyperlink r:id="rId25" w:history="1">
+        <w:r>
+          <w:rPr>
+            <w:rStyle w:val="Hyperlink"/>
+            <w:rFonts w:eastAsia="Times New Roman" w:cs="Times New Roman"/>
+            <w:sz w:val="23"/>
+          </w:rPr>
+          <w:t>https://numpy.org/doc/</w:t>
+        </w:r>
+      </w:hyperlink>
+    </w:p>
+    <w:p>
+      <w:pPr>
+        <w:numPr>
+          <w:ilvl w:val="0"/>
+          <w:numId w:val="8"/>
+        </w:numPr>
+        <w:spacing w:before="240" w:after="7" w:line="276" w:lineRule="auto"/>
+        <w:ind w:right="515"/>
+      </w:pPr>
+      <w:r>
+        <w:rPr>
+          <w:rFonts w:eastAsia="Times New Roman" w:cs="Times New Roman"/>
+          <w:sz w:val="23"/>
+        </w:rPr>
+        <w:t xml:space="preserve">Matplotlib </w:t>
+      </w:r>
+      <w:r>
+        <w:rPr>
+          <w:rFonts w:eastAsia="Times New Roman" w:cs="Times New Roman"/>
+          <w:sz w:val="23"/>
+        </w:rPr>
+        <w:t>D</w:t>
+      </w:r>
+      <w:r>
+        <w:rPr>
+          <w:rFonts w:eastAsia="Times New Roman" w:cs="Times New Roman"/>
+          <w:sz w:val="23"/>
+        </w:rPr>
+        <w:t>ocumentation</w:t>
+      </w:r>
+      <w:r>
+        <w:rPr>
+          <w:rFonts w:eastAsia="Times New Roman" w:cs="Times New Roman"/>
+          <w:sz w:val="23"/>
+        </w:rPr>
+        <w:t xml:space="preserve"> </w:t>
+      </w:r>
+      <w:r>
+        <w:t>–</w:t>
+      </w:r>
+      <w:r>
+        <w:rPr>
+          <w:rFonts w:eastAsia="Times New Roman" w:cs="Times New Roman"/>
+          <w:sz w:val="23"/>
+        </w:rPr>
+        <w:t xml:space="preserve"> </w:t>
+      </w:r>
+      <w:hyperlink r:id="rId26" w:history="1">
+        <w:r>
+          <w:rPr>
+            <w:rStyle w:val="Hyperlink"/>
+            <w:rFonts w:eastAsia="Times New Roman" w:cs="Times New Roman"/>
+            <w:sz w:val="23"/>
+          </w:rPr>
+          <w:t>https://matplotlib.org/stable/index.html</w:t>
+        </w:r>
+      </w:hyperlink>
+    </w:p>
+    <w:p>
+      <w:pPr>
+        <w:numPr>
+          <w:ilvl w:val="0"/>
+          <w:numId w:val="8"/>
+        </w:numPr>
+        <w:spacing w:before="240" w:line="276" w:lineRule="auto"/>
       </w:pPr>
       <w:r>
         <w:t xml:space="preserve">Scikit-learn Documentation – </w:t>
       </w:r>
-      <w:hyperlink r:id="rId15" w:tgtFrame="_new" w:history="1">
+      <w:hyperlink r:id="rId27" w:tgtFrame="_new" w:history="1">
         <w:r>
           <w:rPr>
             <w:rStyle w:val="Hyperlink"/>
@@ -7954,11 +7664,12 @@
           <w:ilvl w:val="0"/>
           <w:numId w:val="8"/>
         </w:numPr>
+        <w:spacing w:before="240" w:line="276" w:lineRule="auto"/>
       </w:pPr>
       <w:r>
         <w:t xml:space="preserve">Seaborn Documentation – </w:t>
       </w:r>
-      <w:hyperlink r:id="rId16" w:tgtFrame="_new" w:history="1">
+      <w:hyperlink r:id="rId28" w:tgtFrame="_new" w:history="1">
         <w:r>
           <w:rPr>
             <w:rStyle w:val="Hyperlink"/>
@@ -7967,7 +7678,63 @@
         </w:r>
       </w:hyperlink>
     </w:p>
-    <w:p/>
+    <w:p>
+      <w:pPr>
+        <w:numPr>
+          <w:ilvl w:val="0"/>
+          <w:numId w:val="8"/>
+        </w:numPr>
+        <w:spacing w:after="7" w:line="276" w:lineRule="auto"/>
+        <w:ind w:right="515"/>
+        <w:rPr>
+          <w:rStyle w:val="Hyperlink"/>
+        </w:rPr>
+      </w:pPr>
+      <w:r>
+        <w:rPr>
+          <w:rFonts w:eastAsia="Times New Roman" w:cs="Times New Roman"/>
+          <w:sz w:val="23"/>
+        </w:rPr>
+        <w:t xml:space="preserve">Kaggle AI/ML </w:t>
+      </w:r>
+      <w:r>
+        <w:rPr>
+          <w:rFonts w:eastAsia="Times New Roman" w:cs="Times New Roman"/>
+          <w:sz w:val="23"/>
+        </w:rPr>
+        <w:t>C</w:t>
+      </w:r>
+      <w:r>
+        <w:rPr>
+          <w:rFonts w:eastAsia="Times New Roman" w:cs="Times New Roman"/>
+          <w:sz w:val="23"/>
+        </w:rPr>
+        <w:t>ommunity</w:t>
+      </w:r>
+      <w:r>
+        <w:rPr>
+          <w:rFonts w:eastAsia="Times New Roman" w:cs="Times New Roman"/>
+          <w:sz w:val="23"/>
+        </w:rPr>
+        <w:t xml:space="preserve"> </w:t>
+      </w:r>
+      <w:r>
+        <w:t>–</w:t>
+      </w:r>
+      <w:r>
+        <w:rPr>
+          <w:rFonts w:eastAsia="Times New Roman" w:cs="Times New Roman"/>
+          <w:sz w:val="23"/>
+        </w:rPr>
+        <w:t xml:space="preserve"> </w:t>
+      </w:r>
+      <w:r>
+        <w:rPr>
+          <w:rStyle w:val="Hyperlink"/>
+        </w:rPr>
+        <w:t xml:space="preserve">https://www.kaggle.com/ </w:t>
+      </w:r>
+    </w:p>
     <w:p/>
     <w:p/>
     <w:p/>
@@ -7984,6 +7751,96 @@
 <file path=word/numbering.xml><?xml version="1.0" encoding="utf-8"?>
 <w:numbering xmlns:wpc="http://schemas.microsoft.com/office/word/2010/wordprocessingCanvas" xmlns:cx="http://schemas.microsoft.com/office/drawing/2014/chartex" xmlns:cx1="http://schemas.microsoft.com/office/drawing/2015/9/8/chartex" xmlns:cx2="http://schemas.microsoft.com/office/drawing/2015/10/21/chartex" xmlns:cx3="http://schemas.microsoft.com/office/drawing/2016/5/9/chartex" xmlns:cx4="http://schemas.microsoft.com/office/drawing/2016/5/10/chartex" xmlns:cx5="http://schemas.microsoft.com/office/drawing/2016/5/11/chartex" xmlns:cx6="http://schemas.microsoft.com/office/drawing/2016/5/12/chartex" xmlns:cx7="http://schemas.microsoft.com/office/drawing/2016/5/13/chartex" xmlns:cx8="http://schemas.microsoft.com/office/drawing/2016/5/14/chartex" xmlns:mc="http://schemas.openxmlformats.org/markup-compatibility/2006" xmlns:aink="http://schemas.microsoft.com/office/drawing/2016/ink" xmlns:am3d="http://schemas.microsoft.com/office/drawing/2017/model3d" xmlns:o="urn:schemas-microsoft-com:office:office" xmlns:oel="http://schemas.microsoft.com/office/2019/extlst" xmlns:r="http://schemas.openxmlformats.org/officeDocument/2006/relationships" xmlns:m="http://schemas.openxmlformats.org/officeDocument/2006/math" xmlns:v="urn:schemas-microsoft-com:vml" xmlns:wp14="http://schemas.microsoft.com/office/word/2010/wordprocessingDrawing" xmlns:wp="http://schemas.openxmlformats.org/drawingml/2006/wordprocessingDrawing" xmlns:w10="urn:schemas-microsoft-com:office:word" xmlns:w="http://schemas.openxmlformats.org/wordprocessingml/2006/main" xmlns:w14="http://schemas.microsoft.com/office/word/2010/wordml" xmlns:w15="http://schemas.microsoft.com/office/word/2012/wordml" xmlns:w16cex="http://schemas.microsoft.com/office/word/2018/wordml/cex" xmlns:w16cid="http://schemas.microsoft.com/office/word/2016/wordml/cid" xmlns:w16="http://schemas.microsoft.com/office/word/2018/wordml" xmlns:w16du="http://schemas.microsoft.com/office/word/2023/wordml/word16du" xmlns:w16sdtdh="http://schemas.microsoft.com/office/word/2020/wordml/sdtdatahash" xmlns:w16sdtfl="http://schemas.microsoft.com/office/word/2024/wordml/sdtformatlock" xmlns:w16se="http://schemas.microsoft.com/office/word/2015/wordml/symex" xmlns:wpg="http://schemas.microsoft.com/office/word/2010/wordprocessingGroup" xmlns:wpi="http://schemas.microsoft.com/office/word/2010/wordprocessingInk" xmlns:wne="http://schemas.microsoft.com/office/word/2006/wordml" xmlns:wps="http://schemas.microsoft.com/office/word/2010/wordprocessingShape" mc:Ignorable="w14 w15 w16se w16cid w16 w16cex w16sdtdh w16sdtfl w16du wp14">
   <w:abstractNum w:abstractNumId="0" w15:restartNumberingAfterBreak="0">
+    <w:nsid w:val="07AF7540"/>
+    <w:multiLevelType w:val="hybridMultilevel"/>
+    <w:tmpl w:val="2A08EDCE"/>
+    <w:lvl w:ilvl="0" w:tplc="E6A26402">
+      <w:start w:val="1"/>
+      <w:numFmt w:val="decimal"/>
+      <w:lvlText w:val="%1."/>
+      <w:lvlJc w:val="left"/>
+      <w:pPr>
+        <w:ind w:left="345" w:hanging="360"/>
+      </w:pPr>
+      <w:rPr>
+        <w:rFonts w:ascii="Times New Roman" w:eastAsia="Times New Roman" w:hAnsi="Times New Roman" w:cs="Times New Roman" w:hint="default"/>
+        <w:sz w:val="23"/>
+      </w:rPr>
+    </w:lvl>
+    <w:lvl w:ilvl="1" w:tplc="40090019" w:tentative="1">
+      <w:start w:val="1"/>
+      <w:numFmt w:val="lowerLetter"/>
+      <w:lvlText w:val="%2."/>
+      <w:lvlJc w:val="left"/>
+      <w:pPr>
+        <w:ind w:left="1065" w:hanging="360"/>
+      </w:pPr>
+    </w:lvl>
+    <w:lvl w:ilvl="2" w:tplc="4009001B" w:tentative="1">
+      <w:start w:val="1"/>
+      <w:numFmt w:val="lowerRoman"/>
+      <w:lvlText w:val="%3."/>
+      <w:lvlJc w:val="right"/>
+      <w:pPr>
+        <w:ind w:left="1785" w:hanging="180"/>
+      </w:pPr>
+    </w:lvl>
+    <w:lvl w:ilvl="3" w:tplc="4009000F" w:tentative="1">
+      <w:start w:val="1"/>
+      <w:numFmt w:val="decimal"/>
+      <w:lvlText w:val="%4."/>
+      <w:lvlJc w:val="left"/>
+      <w:pPr>
+        <w:ind w:left="2505" w:hanging="360"/>
+      </w:pPr>
+    </w:lvl>
+    <w:lvl w:ilvl="4" w:tplc="40090019" w:tentative="1">
+      <w:start w:val="1"/>
+      <w:numFmt w:val="lowerLetter"/>
+      <w:lvlText w:val="%5."/>
+      <w:lvlJc w:val="left"/>
+      <w:pPr>
+        <w:ind w:left="3225" w:hanging="360"/>
+      </w:pPr>
+    </w:lvl>
+    <w:lvl w:ilvl="5" w:tplc="4009001B" w:tentative="1">
+      <w:start w:val="1"/>
+      <w:numFmt w:val="lowerRoman"/>
+      <w:lvlText w:val="%6."/>
+      <w:lvlJc w:val="right"/>
+      <w:pPr>
+        <w:ind w:left="3945" w:hanging="180"/>
+      </w:pPr>
+    </w:lvl>
+    <w:lvl w:ilvl="6" w:tplc="4009000F" w:tentative="1">
+      <w:start w:val="1"/>
+      <w:numFmt w:val="decimal"/>
+      <w:lvlText w:val="%7."/>
+      <w:lvlJc w:val="left"/>
+      <w:pPr>
+        <w:ind w:left="4665" w:hanging="360"/>
+      </w:pPr>
+    </w:lvl>
+    <w:lvl w:ilvl="7" w:tplc="40090019" w:tentative="1">
+      <w:start w:val="1"/>
+      <w:numFmt w:val="lowerLetter"/>
+      <w:lvlText w:val="%8."/>
+      <w:lvlJc w:val="left"/>
+      <w:pPr>
+        <w:ind w:left="5385" w:hanging="360"/>
+      </w:pPr>
+    </w:lvl>
+    <w:lvl w:ilvl="8" w:tplc="4009001B" w:tentative="1">
+      <w:start w:val="1"/>
+      <w:numFmt w:val="lowerRoman"/>
+      <w:lvlText w:val="%9."/>
+      <w:lvlJc w:val="right"/>
+      <w:pPr>
+        <w:ind w:left="6105" w:hanging="180"/>
+      </w:pPr>
+    </w:lvl>
+  </w:abstractNum>
+  <w:abstractNum w:abstractNumId="1" w15:restartNumberingAfterBreak="0">
     <w:nsid w:val="1FFA7A8E"/>
     <w:multiLevelType w:val="multilevel"/>
     <w:tmpl w:val="F34ADD56"/>
@@ -8132,10 +7989,222 @@
       </w:rPr>
     </w:lvl>
   </w:abstractNum>
-  <w:abstractNum w:abstractNumId="1" w15:restartNumberingAfterBreak="0">
+  <w:abstractNum w:abstractNumId="2" w15:restartNumberingAfterBreak="0">
+    <w:nsid w:val="27510A68"/>
+    <w:multiLevelType w:val="hybridMultilevel"/>
+    <w:tmpl w:val="F6E6637C"/>
+    <w:lvl w:ilvl="0" w:tplc="0456C5B6">
+      <w:start w:val="1"/>
+      <w:numFmt w:val="decimal"/>
+      <w:lvlText w:val="%1."/>
+      <w:lvlJc w:val="left"/>
+      <w:pPr>
+        <w:ind w:left="701"/>
+      </w:pPr>
+      <w:rPr>
+        <w:rFonts w:ascii="Times New Roman" w:eastAsia="Times New Roman" w:hAnsi="Times New Roman" w:cs="Times New Roman"/>
+        <w:b w:val="0"/>
+        <w:i w:val="0"/>
+        <w:strike w:val="0"/>
+        <w:dstrike w:val="0"/>
+        <w:color w:val="000000"/>
+        <w:sz w:val="23"/>
+        <w:szCs w:val="23"/>
+        <w:u w:val="none" w:color="000000"/>
+        <w:bdr w:val="none" w:sz="0" w:space="0" w:color="auto"/>
+        <w:shd w:val="clear" w:color="auto" w:fill="auto"/>
+        <w:vertAlign w:val="baseline"/>
+      </w:rPr>
+    </w:lvl>
+    <w:lvl w:ilvl="1" w:tplc="7D68A0E2">
+      <w:start w:val="1"/>
+      <w:numFmt w:val="lowerLetter"/>
+      <w:lvlText w:val="%2"/>
+      <w:lvlJc w:val="left"/>
+      <w:pPr>
+        <w:ind w:left="1430"/>
+      </w:pPr>
+      <w:rPr>
+        <w:rFonts w:ascii="Times New Roman" w:eastAsia="Times New Roman" w:hAnsi="Times New Roman" w:cs="Times New Roman"/>
+        <w:b w:val="0"/>
+        <w:i w:val="0"/>
+        <w:strike w:val="0"/>
+        <w:dstrike w:val="0"/>
+        <w:color w:val="000000"/>
+        <w:sz w:val="23"/>
+        <w:szCs w:val="23"/>
+        <w:u w:val="none" w:color="000000"/>
+        <w:bdr w:val="none" w:sz="0" w:space="0" w:color="auto"/>
+        <w:shd w:val="clear" w:color="auto" w:fill="auto"/>
+        <w:vertAlign w:val="baseline"/>
+      </w:rPr>
+    </w:lvl>
+    <w:lvl w:ilvl="2" w:tplc="A5C604CE">
+      <w:start w:val="1"/>
+      <w:numFmt w:val="lowerRoman"/>
+      <w:lvlText w:val="%3"/>
+      <w:lvlJc w:val="left"/>
+      <w:pPr>
+        <w:ind w:left="2150"/>
+      </w:pPr>
+      <w:rPr>
+        <w:rFonts w:ascii="Times New Roman" w:eastAsia="Times New Roman" w:hAnsi="Times New Roman" w:cs="Times New Roman"/>
+        <w:b w:val="0"/>
+        <w:i w:val="0"/>
+        <w:strike w:val="0"/>
+        <w:dstrike w:val="0"/>
+        <w:color w:val="000000"/>
+        <w:sz w:val="23"/>
+        <w:szCs w:val="23"/>
+        <w:u w:val="none" w:color="000000"/>
+        <w:bdr w:val="none" w:sz="0" w:space="0" w:color="auto"/>
+        <w:shd w:val="clear" w:color="auto" w:fill="auto"/>
+        <w:vertAlign w:val="baseline"/>
+      </w:rPr>
+    </w:lvl>
+    <w:lvl w:ilvl="3" w:tplc="8EA2463E">
+      <w:start w:val="1"/>
+      <w:numFmt w:val="decimal"/>
+      <w:lvlText w:val="%4"/>
+      <w:lvlJc w:val="left"/>
+      <w:pPr>
+        <w:ind w:left="2870"/>
+      </w:pPr>
+      <w:rPr>
+        <w:rFonts w:ascii="Times New Roman" w:eastAsia="Times New Roman" w:hAnsi="Times New Roman" w:cs="Times New Roman"/>
+        <w:b w:val="0"/>
+        <w:i w:val="0"/>
+        <w:strike w:val="0"/>
+        <w:dstrike w:val="0"/>
+        <w:color w:val="000000"/>
+        <w:sz w:val="23"/>
+        <w:szCs w:val="23"/>
+        <w:u w:val="none" w:color="000000"/>
+        <w:bdr w:val="none" w:sz="0" w:space="0" w:color="auto"/>
+        <w:shd w:val="clear" w:color="auto" w:fill="auto"/>
+        <w:vertAlign w:val="baseline"/>
+      </w:rPr>
+    </w:lvl>
+    <w:lvl w:ilvl="4" w:tplc="0836466E">
+      <w:start w:val="1"/>
+      <w:numFmt w:val="lowerLetter"/>
+      <w:lvlText w:val="%5"/>
+      <w:lvlJc w:val="left"/>
+      <w:pPr>
+        <w:ind w:left="3590"/>
+      </w:pPr>
+      <w:rPr>
+        <w:rFonts w:ascii="Times New Roman" w:eastAsia="Times New Roman" w:hAnsi="Times New Roman" w:cs="Times New Roman"/>
+        <w:b w:val="0"/>
+        <w:i w:val="0"/>
+        <w:strike w:val="0"/>
+        <w:dstrike w:val="0"/>
+        <w:color w:val="000000"/>
+        <w:sz w:val="23"/>
+        <w:szCs w:val="23"/>
+        <w:u w:val="none" w:color="000000"/>
+        <w:bdr w:val="none" w:sz="0" w:space="0" w:color="auto"/>
+        <w:shd w:val="clear" w:color="auto" w:fill="auto"/>
+        <w:vertAlign w:val="baseline"/>
+      </w:rPr>
+    </w:lvl>
+    <w:lvl w:ilvl="5" w:tplc="749E4EFA">
+      <w:start w:val="1"/>
+      <w:numFmt w:val="lowerRoman"/>
+      <w:lvlText w:val="%6"/>
+      <w:lvlJc w:val="left"/>
+      <w:pPr>
+        <w:ind w:left="4310"/>
+      </w:pPr>
+      <w:rPr>
+        <w:rFonts w:ascii="Times New Roman" w:eastAsia="Times New Roman" w:hAnsi="Times New Roman" w:cs="Times New Roman"/>
+        <w:b w:val="0"/>
+        <w:i w:val="0"/>
+        <w:strike w:val="0"/>
+        <w:dstrike w:val="0"/>
+        <w:color w:val="000000"/>
+        <w:sz w:val="23"/>
+        <w:szCs w:val="23"/>
+        <w:u w:val="none" w:color="000000"/>
+        <w:bdr w:val="none" w:sz="0" w:space="0" w:color="auto"/>
+        <w:shd w:val="clear" w:color="auto" w:fill="auto"/>
+        <w:vertAlign w:val="baseline"/>
+      </w:rPr>
+    </w:lvl>
+    <w:lvl w:ilvl="6" w:tplc="40E0515A">
+      <w:start w:val="1"/>
+      <w:numFmt w:val="decimal"/>
+      <w:lvlText w:val="%7"/>
+      <w:lvlJc w:val="left"/>
+      <w:pPr>
+        <w:ind w:left="5030"/>
+      </w:pPr>
+      <w:rPr>
+        <w:rFonts w:ascii="Times New Roman" w:eastAsia="Times New Roman" w:hAnsi="Times New Roman" w:cs="Times New Roman"/>
+        <w:b w:val="0"/>
+        <w:i w:val="0"/>
+        <w:strike w:val="0"/>
+        <w:dstrike w:val="0"/>
+        <w:color w:val="000000"/>
+        <w:sz w:val="23"/>
+        <w:szCs w:val="23"/>
+        <w:u w:val="none" w:color="000000"/>
+        <w:bdr w:val="none" w:sz="0" w:space="0" w:color="auto"/>
+        <w:shd w:val="clear" w:color="auto" w:fill="auto"/>
+        <w:vertAlign w:val="baseline"/>
+      </w:rPr>
+    </w:lvl>
+    <w:lvl w:ilvl="7" w:tplc="5DCA8446">
+      <w:start w:val="1"/>
+      <w:numFmt w:val="lowerLetter"/>
+      <w:lvlText w:val="%8"/>
+      <w:lvlJc w:val="left"/>
+      <w:pPr>
+        <w:ind w:left="5750"/>
+      </w:pPr>
+      <w:rPr>
+        <w:rFonts w:ascii="Times New Roman" w:eastAsia="Times New Roman" w:hAnsi="Times New Roman" w:cs="Times New Roman"/>
+        <w:b w:val="0"/>
+        <w:i w:val="0"/>
+        <w:strike w:val="0"/>
+        <w:dstrike w:val="0"/>
+        <w:color w:val="000000"/>
+        <w:sz w:val="23"/>
+        <w:szCs w:val="23"/>
+        <w:u w:val="none" w:color="000000"/>
+        <w:bdr w:val="none" w:sz="0" w:space="0" w:color="auto"/>
+        <w:shd w:val="clear" w:color="auto" w:fill="auto"/>
+        <w:vertAlign w:val="baseline"/>
+      </w:rPr>
+    </w:lvl>
+    <w:lvl w:ilvl="8" w:tplc="0024ADCC">
+      <w:start w:val="1"/>
+      <w:numFmt w:val="lowerRoman"/>
+      <w:lvlText w:val="%9"/>
+      <w:lvlJc w:val="left"/>
+      <w:pPr>
+        <w:ind w:left="6470"/>
+      </w:pPr>
+      <w:rPr>
+        <w:rFonts w:ascii="Times New Roman" w:eastAsia="Times New Roman" w:hAnsi="Times New Roman" w:cs="Times New Roman"/>
+        <w:b w:val="0"/>
+        <w:i w:val="0"/>
+        <w:strike w:val="0"/>
+        <w:dstrike w:val="0"/>
+        <w:color w:val="000000"/>
+        <w:sz w:val="23"/>
+        <w:szCs w:val="23"/>
+        <w:u w:val="none" w:color="000000"/>
+        <w:bdr w:val="none" w:sz="0" w:space="0" w:color="auto"/>
+        <w:shd w:val="clear" w:color="auto" w:fill="auto"/>
+        <w:vertAlign w:val="baseline"/>
+      </w:rPr>
+    </w:lvl>
+  </w:abstractNum>
+  <w:abstractNum w:abstractNumId="3" w15:restartNumberingAfterBreak="0">
     <w:nsid w:val="292C4002"/>
     <w:multiLevelType w:val="multilevel"/>
-    <w:tmpl w:val="B6683B82"/>
+    <w:tmpl w:val="909C16B6"/>
     <w:lvl w:ilvl="0">
       <w:start w:val="1"/>
       <w:numFmt w:val="decimal"/>
@@ -8147,8 +8216,11 @@
         </w:tabs>
         <w:ind w:left="720" w:hanging="360"/>
       </w:pPr>
+      <w:rPr>
+        <w:color w:val="auto"/>
+      </w:rPr>
     </w:lvl>
-    <w:lvl w:ilvl="1" w:tentative="1">
+    <w:lvl w:ilvl="1">
       <w:start w:val="1"/>
       <w:numFmt w:val="decimal"/>
       <w:lvlText w:val="%2."/>
@@ -8245,7 +8317,7 @@
       </w:pPr>
     </w:lvl>
   </w:abstractNum>
-  <w:abstractNum w:abstractNumId="2" w15:restartNumberingAfterBreak="0">
+  <w:abstractNum w:abstractNumId="4" w15:restartNumberingAfterBreak="0">
     <w:nsid w:val="2E133BC2"/>
     <w:multiLevelType w:val="multilevel"/>
     <w:tmpl w:val="818662EC"/>
@@ -8394,7 +8466,7 @@
       </w:rPr>
     </w:lvl>
   </w:abstractNum>
-  <w:abstractNum w:abstractNumId="3" w15:restartNumberingAfterBreak="0">
+  <w:abstractNum w:abstractNumId="5" w15:restartNumberingAfterBreak="0">
     <w:nsid w:val="399F4B91"/>
     <w:multiLevelType w:val="multilevel"/>
     <w:tmpl w:val="778CCDE6"/>
@@ -8543,7 +8615,219 @@
       </w:rPr>
     </w:lvl>
   </w:abstractNum>
-  <w:abstractNum w:abstractNumId="4" w15:restartNumberingAfterBreak="0">
+  <w:abstractNum w:abstractNumId="6" w15:restartNumberingAfterBreak="0">
+    <w:nsid w:val="3C7D3B29"/>
+    <w:multiLevelType w:val="hybridMultilevel"/>
+    <w:tmpl w:val="AC5CE554"/>
+    <w:lvl w:ilvl="0" w:tplc="4752751A">
+      <w:start w:val="1"/>
+      <w:numFmt w:val="bullet"/>
+      <w:lvlText w:val="•"/>
+      <w:lvlJc w:val="left"/>
+      <w:pPr>
+        <w:ind w:left="701"/>
+      </w:pPr>
+      <w:rPr>
+        <w:rFonts w:ascii="Arial" w:eastAsia="Arial" w:hAnsi="Arial" w:cs="Arial"/>
+        <w:b w:val="0"/>
+        <w:i w:val="0"/>
+        <w:strike w:val="0"/>
+        <w:dstrike w:val="0"/>
+        <w:color w:val="0A0A0A"/>
+        <w:sz w:val="23"/>
+        <w:szCs w:val="23"/>
+        <w:u w:val="none" w:color="000000"/>
+        <w:bdr w:val="none" w:sz="0" w:space="0" w:color="auto"/>
+        <w:shd w:val="clear" w:color="auto" w:fill="auto"/>
+        <w:vertAlign w:val="baseline"/>
+      </w:rPr>
+    </w:lvl>
+    <w:lvl w:ilvl="1" w:tplc="E9228066">
+      <w:start w:val="1"/>
+      <w:numFmt w:val="bullet"/>
+      <w:lvlText w:val="o"/>
+      <w:lvlJc w:val="left"/>
+      <w:pPr>
+        <w:ind w:left="1430"/>
+      </w:pPr>
+      <w:rPr>
+        <w:rFonts w:ascii="Times New Roman" w:eastAsia="Times New Roman" w:hAnsi="Times New Roman" w:cs="Times New Roman"/>
+        <w:b w:val="0"/>
+        <w:i w:val="0"/>
+        <w:strike w:val="0"/>
+        <w:dstrike w:val="0"/>
+        <w:color w:val="0A0A0A"/>
+        <w:sz w:val="23"/>
+        <w:szCs w:val="23"/>
+        <w:u w:val="none" w:color="000000"/>
+        <w:bdr w:val="none" w:sz="0" w:space="0" w:color="auto"/>
+        <w:shd w:val="clear" w:color="auto" w:fill="auto"/>
+        <w:vertAlign w:val="baseline"/>
+      </w:rPr>
+    </w:lvl>
+    <w:lvl w:ilvl="2" w:tplc="2FE02DC4">
+      <w:start w:val="1"/>
+      <w:numFmt w:val="bullet"/>
+      <w:lvlText w:val="▪"/>
+      <w:lvlJc w:val="left"/>
+      <w:pPr>
+        <w:ind w:left="2150"/>
+      </w:pPr>
+      <w:rPr>
+        <w:rFonts w:ascii="Times New Roman" w:eastAsia="Times New Roman" w:hAnsi="Times New Roman" w:cs="Times New Roman"/>
+        <w:b w:val="0"/>
+        <w:i w:val="0"/>
+        <w:strike w:val="0"/>
+        <w:dstrike w:val="0"/>
+        <w:color w:val="0A0A0A"/>
+        <w:sz w:val="23"/>
+        <w:szCs w:val="23"/>
+        <w:u w:val="none" w:color="000000"/>
+        <w:bdr w:val="none" w:sz="0" w:space="0" w:color="auto"/>
+        <w:shd w:val="clear" w:color="auto" w:fill="auto"/>
+        <w:vertAlign w:val="baseline"/>
+      </w:rPr>
+    </w:lvl>
+    <w:lvl w:ilvl="3" w:tplc="FC4A65EC">
+      <w:start w:val="1"/>
+      <w:numFmt w:val="bullet"/>
+      <w:lvlText w:val="•"/>
+      <w:lvlJc w:val="left"/>
+      <w:pPr>
+        <w:ind w:left="2870"/>
+      </w:pPr>
+      <w:rPr>
+        <w:rFonts w:ascii="Times New Roman" w:eastAsia="Times New Roman" w:hAnsi="Times New Roman" w:cs="Times New Roman"/>
+        <w:b w:val="0"/>
+        <w:i w:val="0"/>
+        <w:strike w:val="0"/>
+        <w:dstrike w:val="0"/>
+        <w:color w:val="0A0A0A"/>
+        <w:sz w:val="23"/>
+        <w:szCs w:val="23"/>
+        <w:u w:val="none" w:color="000000"/>
+        <w:bdr w:val="none" w:sz="0" w:space="0" w:color="auto"/>
+        <w:shd w:val="clear" w:color="auto" w:fill="auto"/>
+        <w:vertAlign w:val="baseline"/>
+      </w:rPr>
+    </w:lvl>
+    <w:lvl w:ilvl="4" w:tplc="64580C78">
+      <w:start w:val="1"/>
+      <w:numFmt w:val="bullet"/>
+      <w:lvlText w:val="o"/>
+      <w:lvlJc w:val="left"/>
+      <w:pPr>
+        <w:ind w:left="3590"/>
+      </w:pPr>
+      <w:rPr>
+        <w:rFonts w:ascii="Times New Roman" w:eastAsia="Times New Roman" w:hAnsi="Times New Roman" w:cs="Times New Roman"/>
+        <w:b w:val="0"/>
+        <w:i w:val="0"/>
+        <w:strike w:val="0"/>
+        <w:dstrike w:val="0"/>
+        <w:color w:val="0A0A0A"/>
+        <w:sz w:val="23"/>
+        <w:szCs w:val="23"/>
+        <w:u w:val="none" w:color="000000"/>
+        <w:bdr w:val="none" w:sz="0" w:space="0" w:color="auto"/>
+        <w:shd w:val="clear" w:color="auto" w:fill="auto"/>
+        <w:vertAlign w:val="baseline"/>
+      </w:rPr>
+    </w:lvl>
+    <w:lvl w:ilvl="5" w:tplc="CC9AEC4C">
+      <w:start w:val="1"/>
+      <w:numFmt w:val="bullet"/>
+      <w:lvlText w:val="▪"/>
+      <w:lvlJc w:val="left"/>
+      <w:pPr>
+        <w:ind w:left="4310"/>
+      </w:pPr>
+      <w:rPr>
+        <w:rFonts w:ascii="Times New Roman" w:eastAsia="Times New Roman" w:hAnsi="Times New Roman" w:cs="Times New Roman"/>
+        <w:b w:val="0"/>
+        <w:i w:val="0"/>
+        <w:strike w:val="0"/>
+        <w:dstrike w:val="0"/>
+        <w:color w:val="0A0A0A"/>
+        <w:sz w:val="23"/>
+        <w:szCs w:val="23"/>
+        <w:u w:val="none" w:color="000000"/>
+        <w:bdr w:val="none" w:sz="0" w:space="0" w:color="auto"/>
+        <w:shd w:val="clear" w:color="auto" w:fill="auto"/>
+        <w:vertAlign w:val="baseline"/>
+      </w:rPr>
+    </w:lvl>
+    <w:lvl w:ilvl="6" w:tplc="D2A24762">
+      <w:start w:val="1"/>
+      <w:numFmt w:val="bullet"/>
+      <w:lvlText w:val="•"/>
+      <w:lvlJc w:val="left"/>
+      <w:pPr>
+        <w:ind w:left="5030"/>
+      </w:pPr>
+      <w:rPr>
+        <w:rFonts w:ascii="Times New Roman" w:eastAsia="Times New Roman" w:hAnsi="Times New Roman" w:cs="Times New Roman"/>
+        <w:b w:val="0"/>
+        <w:i w:val="0"/>
+        <w:strike w:val="0"/>
+        <w:dstrike w:val="0"/>
+        <w:color w:val="0A0A0A"/>
+        <w:sz w:val="23"/>
+        <w:szCs w:val="23"/>
+        <w:u w:val="none" w:color="000000"/>
+        <w:bdr w:val="none" w:sz="0" w:space="0" w:color="auto"/>
+        <w:shd w:val="clear" w:color="auto" w:fill="auto"/>
+        <w:vertAlign w:val="baseline"/>
+      </w:rPr>
+    </w:lvl>
+    <w:lvl w:ilvl="7" w:tplc="DB944072">
+      <w:start w:val="1"/>
+      <w:numFmt w:val="bullet"/>
+      <w:lvlText w:val="o"/>
+      <w:lvlJc w:val="left"/>
+      <w:pPr>
+        <w:ind w:left="5750"/>
+      </w:pPr>
+      <w:rPr>
+        <w:rFonts w:ascii="Times New Roman" w:eastAsia="Times New Roman" w:hAnsi="Times New Roman" w:cs="Times New Roman"/>
+        <w:b w:val="0"/>
+        <w:i w:val="0"/>
+        <w:strike w:val="0"/>
+        <w:dstrike w:val="0"/>
+        <w:color w:val="0A0A0A"/>
+        <w:sz w:val="23"/>
+        <w:szCs w:val="23"/>
+        <w:u w:val="none" w:color="000000"/>
+        <w:bdr w:val="none" w:sz="0" w:space="0" w:color="auto"/>
+        <w:shd w:val="clear" w:color="auto" w:fill="auto"/>
+        <w:vertAlign w:val="baseline"/>
+      </w:rPr>
+    </w:lvl>
+    <w:lvl w:ilvl="8" w:tplc="E9E6A788">
+      <w:start w:val="1"/>
+      <w:numFmt w:val="bullet"/>
+      <w:lvlText w:val="▪"/>
+      <w:lvlJc w:val="left"/>
+      <w:pPr>
+        <w:ind w:left="6470"/>
+      </w:pPr>
+      <w:rPr>
+        <w:rFonts w:ascii="Times New Roman" w:eastAsia="Times New Roman" w:hAnsi="Times New Roman" w:cs="Times New Roman"/>
+        <w:b w:val="0"/>
+        <w:i w:val="0"/>
+        <w:strike w:val="0"/>
+        <w:dstrike w:val="0"/>
+        <w:color w:val="0A0A0A"/>
+        <w:sz w:val="23"/>
+        <w:szCs w:val="23"/>
+        <w:u w:val="none" w:color="000000"/>
+        <w:bdr w:val="none" w:sz="0" w:space="0" w:color="auto"/>
+        <w:shd w:val="clear" w:color="auto" w:fill="auto"/>
+        <w:vertAlign w:val="baseline"/>
+      </w:rPr>
+    </w:lvl>
+  </w:abstractNum>
+  <w:abstractNum w:abstractNumId="7" w15:restartNumberingAfterBreak="0">
     <w:nsid w:val="3C9A1D44"/>
     <w:multiLevelType w:val="multilevel"/>
     <w:tmpl w:val="DCC4C87A"/>
@@ -8692,7 +8976,7 @@
       </w:rPr>
     </w:lvl>
   </w:abstractNum>
-  <w:abstractNum w:abstractNumId="5" w15:restartNumberingAfterBreak="0">
+  <w:abstractNum w:abstractNumId="8" w15:restartNumberingAfterBreak="0">
     <w:nsid w:val="49E35090"/>
     <w:multiLevelType w:val="multilevel"/>
     <w:tmpl w:val="CBF89FD8"/>
@@ -8841,7 +9125,219 @@
       </w:rPr>
     </w:lvl>
   </w:abstractNum>
-  <w:abstractNum w:abstractNumId="6" w15:restartNumberingAfterBreak="0">
+  <w:abstractNum w:abstractNumId="9" w15:restartNumberingAfterBreak="0">
+    <w:nsid w:val="6DEF3137"/>
+    <w:multiLevelType w:val="hybridMultilevel"/>
+    <w:tmpl w:val="92AAF38C"/>
+    <w:lvl w:ilvl="0" w:tplc="EAAC90F2">
+      <w:start w:val="5"/>
+      <w:numFmt w:val="decimal"/>
+      <w:lvlText w:val="%1."/>
+      <w:lvlJc w:val="left"/>
+      <w:pPr>
+        <w:ind w:left="701"/>
+      </w:pPr>
+      <w:rPr>
+        <w:rFonts w:ascii="Times New Roman" w:eastAsia="Times New Roman" w:hAnsi="Times New Roman" w:cs="Times New Roman"/>
+        <w:b w:val="0"/>
+        <w:i w:val="0"/>
+        <w:strike w:val="0"/>
+        <w:dstrike w:val="0"/>
+        <w:color w:val="000000"/>
+        <w:sz w:val="23"/>
+        <w:szCs w:val="23"/>
+        <w:u w:val="none" w:color="000000"/>
+        <w:bdr w:val="none" w:sz="0" w:space="0" w:color="auto"/>
+        <w:shd w:val="clear" w:color="auto" w:fill="auto"/>
+        <w:vertAlign w:val="baseline"/>
+      </w:rPr>
+    </w:lvl>
+    <w:lvl w:ilvl="1" w:tplc="2C52BD82">
+      <w:start w:val="1"/>
+      <w:numFmt w:val="lowerLetter"/>
+      <w:lvlText w:val="%2"/>
+      <w:lvlJc w:val="left"/>
+      <w:pPr>
+        <w:ind w:left="1430"/>
+      </w:pPr>
+      <w:rPr>
+        <w:rFonts w:ascii="Times New Roman" w:eastAsia="Times New Roman" w:hAnsi="Times New Roman" w:cs="Times New Roman"/>
+        <w:b w:val="0"/>
+        <w:i w:val="0"/>
+        <w:strike w:val="0"/>
+        <w:dstrike w:val="0"/>
+        <w:color w:val="000000"/>
+        <w:sz w:val="23"/>
+        <w:szCs w:val="23"/>
+        <w:u w:val="none" w:color="000000"/>
+        <w:bdr w:val="none" w:sz="0" w:space="0" w:color="auto"/>
+        <w:shd w:val="clear" w:color="auto" w:fill="auto"/>
+        <w:vertAlign w:val="baseline"/>
+      </w:rPr>
+    </w:lvl>
+    <w:lvl w:ilvl="2" w:tplc="DBCA7904">
+      <w:start w:val="1"/>
+      <w:numFmt w:val="lowerRoman"/>
+      <w:lvlText w:val="%3"/>
+      <w:lvlJc w:val="left"/>
+      <w:pPr>
+        <w:ind w:left="2150"/>
+      </w:pPr>
+      <w:rPr>
+        <w:rFonts w:ascii="Times New Roman" w:eastAsia="Times New Roman" w:hAnsi="Times New Roman" w:cs="Times New Roman"/>
+        <w:b w:val="0"/>
+        <w:i w:val="0"/>
+        <w:strike w:val="0"/>
+        <w:dstrike w:val="0"/>
+        <w:color w:val="000000"/>
+        <w:sz w:val="23"/>
+        <w:szCs w:val="23"/>
+        <w:u w:val="none" w:color="000000"/>
+        <w:bdr w:val="none" w:sz="0" w:space="0" w:color="auto"/>
+        <w:shd w:val="clear" w:color="auto" w:fill="auto"/>
+        <w:vertAlign w:val="baseline"/>
+      </w:rPr>
+    </w:lvl>
+    <w:lvl w:ilvl="3" w:tplc="1D64D6E8">
+      <w:start w:val="1"/>
+      <w:numFmt w:val="decimal"/>
+      <w:lvlText w:val="%4"/>
+      <w:lvlJc w:val="left"/>
+      <w:pPr>
+        <w:ind w:left="2870"/>
+      </w:pPr>
+      <w:rPr>
+        <w:rFonts w:ascii="Times New Roman" w:eastAsia="Times New Roman" w:hAnsi="Times New Roman" w:cs="Times New Roman"/>
+        <w:b w:val="0"/>
+        <w:i w:val="0"/>
+        <w:strike w:val="0"/>
+        <w:dstrike w:val="0"/>
+        <w:color w:val="000000"/>
+        <w:sz w:val="23"/>
+        <w:szCs w:val="23"/>
+        <w:u w:val="none" w:color="000000"/>
+        <w:bdr w:val="none" w:sz="0" w:space="0" w:color="auto"/>
+        <w:shd w:val="clear" w:color="auto" w:fill="auto"/>
+        <w:vertAlign w:val="baseline"/>
+      </w:rPr>
+    </w:lvl>
+    <w:lvl w:ilvl="4" w:tplc="3AF2D6D4">
+      <w:start w:val="1"/>
+      <w:numFmt w:val="lowerLetter"/>
+      <w:lvlText w:val="%5"/>
+      <w:lvlJc w:val="left"/>
+      <w:pPr>
+        <w:ind w:left="3590"/>
+      </w:pPr>
+      <w:rPr>
+        <w:rFonts w:ascii="Times New Roman" w:eastAsia="Times New Roman" w:hAnsi="Times New Roman" w:cs="Times New Roman"/>
+        <w:b w:val="0"/>
+        <w:i w:val="0"/>
+        <w:strike w:val="0"/>
+        <w:dstrike w:val="0"/>
+        <w:color w:val="000000"/>
+        <w:sz w:val="23"/>
+        <w:szCs w:val="23"/>
+        <w:u w:val="none" w:color="000000"/>
+        <w:bdr w:val="none" w:sz="0" w:space="0" w:color="auto"/>
+        <w:shd w:val="clear" w:color="auto" w:fill="auto"/>
+        <w:vertAlign w:val="baseline"/>
+      </w:rPr>
+    </w:lvl>
+    <w:lvl w:ilvl="5" w:tplc="FA0C35F8">
+      <w:start w:val="1"/>
+      <w:numFmt w:val="lowerRoman"/>
+      <w:lvlText w:val="%6"/>
+      <w:lvlJc w:val="left"/>
+      <w:pPr>
+        <w:ind w:left="4310"/>
+      </w:pPr>
+      <w:rPr>
+        <w:rFonts w:ascii="Times New Roman" w:eastAsia="Times New Roman" w:hAnsi="Times New Roman" w:cs="Times New Roman"/>
+        <w:b w:val="0"/>
+        <w:i w:val="0"/>
+        <w:strike w:val="0"/>
+        <w:dstrike w:val="0"/>
+        <w:color w:val="000000"/>
+        <w:sz w:val="23"/>
+        <w:szCs w:val="23"/>
+        <w:u w:val="none" w:color="000000"/>
+        <w:bdr w:val="none" w:sz="0" w:space="0" w:color="auto"/>
+        <w:shd w:val="clear" w:color="auto" w:fill="auto"/>
+        <w:vertAlign w:val="baseline"/>
+      </w:rPr>
+    </w:lvl>
+    <w:lvl w:ilvl="6" w:tplc="CB2C01CA">
+      <w:start w:val="1"/>
+      <w:numFmt w:val="decimal"/>
+      <w:lvlText w:val="%7"/>
+      <w:lvlJc w:val="left"/>
+      <w:pPr>
+        <w:ind w:left="5030"/>
+      </w:pPr>
+      <w:rPr>
+        <w:rFonts w:ascii="Times New Roman" w:eastAsia="Times New Roman" w:hAnsi="Times New Roman" w:cs="Times New Roman"/>
+        <w:b w:val="0"/>
+        <w:i w:val="0"/>
+        <w:strike w:val="0"/>
+        <w:dstrike w:val="0"/>
+        <w:color w:val="000000"/>
+        <w:sz w:val="23"/>
+        <w:szCs w:val="23"/>
+        <w:u w:val="none" w:color="000000"/>
+        <w:bdr w:val="none" w:sz="0" w:space="0" w:color="auto"/>
+        <w:shd w:val="clear" w:color="auto" w:fill="auto"/>
+        <w:vertAlign w:val="baseline"/>
+      </w:rPr>
+    </w:lvl>
+    <w:lvl w:ilvl="7" w:tplc="0F50D324">
+      <w:start w:val="1"/>
+      <w:numFmt w:val="lowerLetter"/>
+      <w:lvlText w:val="%8"/>
+      <w:lvlJc w:val="left"/>
+      <w:pPr>
+        <w:ind w:left="5750"/>
+      </w:pPr>
+      <w:rPr>
+        <w:rFonts w:ascii="Times New Roman" w:eastAsia="Times New Roman" w:hAnsi="Times New Roman" w:cs="Times New Roman"/>
+        <w:b w:val="0"/>
+        <w:i w:val="0"/>
+        <w:strike w:val="0"/>
+        <w:dstrike w:val="0"/>
+        <w:color w:val="000000"/>
+        <w:sz w:val="23"/>
+        <w:szCs w:val="23"/>
+        <w:u w:val="none" w:color="000000"/>
+        <w:bdr w:val="none" w:sz="0" w:space="0" w:color="auto"/>
+        <w:shd w:val="clear" w:color="auto" w:fill="auto"/>
+        <w:vertAlign w:val="baseline"/>
+      </w:rPr>
+    </w:lvl>
+    <w:lvl w:ilvl="8" w:tplc="CD7C84E4">
+      <w:start w:val="1"/>
+      <w:numFmt w:val="lowerRoman"/>
+      <w:lvlText w:val="%9"/>
+      <w:lvlJc w:val="left"/>
+      <w:pPr>
+        <w:ind w:left="6470"/>
+      </w:pPr>
+      <w:rPr>
+        <w:rFonts w:ascii="Times New Roman" w:eastAsia="Times New Roman" w:hAnsi="Times New Roman" w:cs="Times New Roman"/>
+        <w:b w:val="0"/>
+        <w:i w:val="0"/>
+        <w:strike w:val="0"/>
+        <w:dstrike w:val="0"/>
+        <w:color w:val="000000"/>
+        <w:sz w:val="23"/>
+        <w:szCs w:val="23"/>
+        <w:u w:val="none" w:color="000000"/>
+        <w:bdr w:val="none" w:sz="0" w:space="0" w:color="auto"/>
+        <w:shd w:val="clear" w:color="auto" w:fill="auto"/>
+        <w:vertAlign w:val="baseline"/>
+      </w:rPr>
+    </w:lvl>
+  </w:abstractNum>
+  <w:abstractNum w:abstractNumId="10" w15:restartNumberingAfterBreak="0">
     <w:nsid w:val="72323A30"/>
     <w:multiLevelType w:val="multilevel"/>
     <w:tmpl w:val="E996CCAA"/>
@@ -8990,7 +9486,7 @@
       </w:rPr>
     </w:lvl>
   </w:abstractNum>
-  <w:abstractNum w:abstractNumId="7" w15:restartNumberingAfterBreak="0">
+  <w:abstractNum w:abstractNumId="11" w15:restartNumberingAfterBreak="0">
     <w:nsid w:val="73816A91"/>
     <w:multiLevelType w:val="multilevel"/>
     <w:tmpl w:val="F10030A2"/>
@@ -9140,28 +9636,40 @@
     </w:lvl>
   </w:abstractNum>
   <w:num w:numId="1" w16cid:durableId="1970276376">
-    <w:abstractNumId w:val="0"/>
+    <w:abstractNumId w:val="1"/>
   </w:num>
   <w:num w:numId="2" w16cid:durableId="1199777489">
+    <w:abstractNumId w:val="5"/>
+  </w:num>
+  <w:num w:numId="3" w16cid:durableId="1412308691">
+    <w:abstractNumId w:val="8"/>
+  </w:num>
+  <w:num w:numId="4" w16cid:durableId="1291715476">
+    <w:abstractNumId w:val="7"/>
+  </w:num>
+  <w:num w:numId="5" w16cid:durableId="528568272">
+    <w:abstractNumId w:val="10"/>
+  </w:num>
+  <w:num w:numId="6" w16cid:durableId="995763705">
+    <w:abstractNumId w:val="4"/>
+  </w:num>
+  <w:num w:numId="7" w16cid:durableId="514734508">
+    <w:abstractNumId w:val="11"/>
+  </w:num>
+  <w:num w:numId="8" w16cid:durableId="945774267">
     <w:abstractNumId w:val="3"/>
   </w:num>
-  <w:num w:numId="3" w16cid:durableId="1412308691">
-    <w:abstractNumId w:val="5"/>
+  <w:num w:numId="9" w16cid:durableId="224804533">
+    <w:abstractNumId w:val="9"/>
   </w:num>
-  <w:num w:numId="4" w16cid:durableId="1291715476">
-    <w:abstractNumId w:val="4"/>
-  </w:num>
-  <w:num w:numId="5" w16cid:durableId="528568272">
+  <w:num w:numId="10" w16cid:durableId="1468280012">
     <w:abstractNumId w:val="6"/>
   </w:num>
-  <w:num w:numId="6" w16cid:durableId="995763705">
+  <w:num w:numId="11" w16cid:durableId="71126108">
     <w:abstractNumId w:val="2"/>
   </w:num>
-  <w:num w:numId="7" w16cid:durableId="514734508">
-    <w:abstractNumId w:val="7"/>
-  </w:num>
-  <w:num w:numId="8" w16cid:durableId="945774267">
-    <w:abstractNumId w:val="1"/>
+  <w:num w:numId="12" w16cid:durableId="304091352">
+    <w:abstractNumId w:val="0"/>
   </w:num>
 </w:numbering>
 </file>
@@ -9566,6 +10074,7 @@
   <w:style w:type="paragraph" w:default="1" w:styleId="Normal">
     <w:name w:val="Normal"/>
     <w:qFormat/>
+    <w:rsid w:val="00E559A4"/>
   </w:style>
   <w:style w:type="paragraph" w:styleId="Heading1">
     <w:name w:val="heading 1"/>

--- a/3_Projects_Presentations/Final Project.docx
+++ b/3_Projects_Presentations/Final Project.docx
@@ -438,13 +438,31 @@
         <w:ind w:right="374"/>
         <w:jc w:val="right"/>
       </w:pPr>
+      <w:proofErr w:type="spellStart"/>
       <w:r>
         <w:rPr>
           <w:rFonts w:ascii="Calibri" w:eastAsia="Calibri" w:hAnsi="Calibri" w:cs="Calibri"/>
           <w:sz w:val="18"/>
         </w:rPr>
-        <w:t>Sutex Bank College of Computer Applications and Science, Amroli</w:t>
-      </w:r>
+        <w:t>Sutex</w:t>
+      </w:r>
+      <w:proofErr w:type="spellEnd"/>
+      <w:r>
+        <w:rPr>
+          <w:rFonts w:ascii="Calibri" w:eastAsia="Calibri" w:hAnsi="Calibri" w:cs="Calibri"/>
+          <w:sz w:val="18"/>
+        </w:rPr>
+        <w:t xml:space="preserve"> Bank College of Computer Applications and Science, </w:t>
+      </w:r>
+      <w:proofErr w:type="spellStart"/>
+      <w:r>
+        <w:rPr>
+          <w:rFonts w:ascii="Calibri" w:eastAsia="Calibri" w:hAnsi="Calibri" w:cs="Calibri"/>
+          <w:sz w:val="18"/>
+        </w:rPr>
+        <w:t>Amroli</w:t>
+      </w:r>
+      <w:proofErr w:type="spellEnd"/>
     </w:p>
     <w:p>
       <w:pPr>
@@ -2304,9 +2322,11 @@
             <w:hideMark/>
           </w:tcPr>
           <w:p>
+            <w:proofErr w:type="spellStart"/>
             <w:r>
               <w:t>online_order</w:t>
             </w:r>
+            <w:proofErr w:type="spellEnd"/>
           </w:p>
         </w:tc>
         <w:tc>
@@ -2333,9 +2353,11 @@
             <w:hideMark/>
           </w:tcPr>
           <w:p>
+            <w:proofErr w:type="spellStart"/>
             <w:r>
               <w:t>book_table</w:t>
             </w:r>
+            <w:proofErr w:type="spellEnd"/>
           </w:p>
         </w:tc>
         <w:tc>
@@ -2426,8 +2448,21 @@
             <w:hideMark/>
           </w:tcPr>
           <w:p>
+            <w:proofErr w:type="spellStart"/>
             <w:r>
-              <w:t>approx_cost(for two people)</w:t>
+              <w:t>approx_</w:t>
+            </w:r>
+            <w:proofErr w:type="gramStart"/>
+            <w:r>
+              <w:t>cost</w:t>
+            </w:r>
+            <w:proofErr w:type="spellEnd"/>
+            <w:r>
+              <w:t>(</w:t>
+            </w:r>
+            <w:proofErr w:type="gramEnd"/>
+            <w:r>
+              <w:t>for two people)</w:t>
             </w:r>
           </w:p>
         </w:tc>
@@ -2455,8 +2490,13 @@
             <w:hideMark/>
           </w:tcPr>
           <w:p>
+            <w:proofErr w:type="spellStart"/>
             <w:r>
-              <w:t>listed_in(type)</w:t>
+              <w:t>listed_in</w:t>
+            </w:r>
+            <w:proofErr w:type="spellEnd"/>
+            <w:r>
+              <w:t>(type)</w:t>
             </w:r>
           </w:p>
         </w:tc>
@@ -2565,7 +2605,39 @@
           <w:rFonts w:ascii="Times New Roman" w:eastAsia="Times New Roman" w:hAnsi="Times New Roman" w:cs="Times New Roman"/>
           <w:sz w:val="23"/>
         </w:rPr>
-        <w:t>Pandas is a fundamental, open-source Python library for data manipulation and analysis, providing fast, flexible, and expressive data structures like DataFrames (2D tables) and Series (1D arrays) to handle tabular data efficiently, making it ideal for cleaning, transforming, exploring, and analyzing large datasets in data science, machine learning, and analytics. It simplifies tasks like reading/writing files (CSV, Excel), handling missing data, filtering, grouping, merging, and performing statistical analysis, integrating seamlessly with other tools like NumPy and Matplotlib.</w:t>
+        <w:t xml:space="preserve">Pandas is a fundamental, open-source Python library for data manipulation and analysis, providing fast, flexible, and expressive data structures like </w:t>
+      </w:r>
+      <w:proofErr w:type="spellStart"/>
+      <w:r>
+        <w:rPr>
+          <w:rFonts w:ascii="Times New Roman" w:eastAsia="Times New Roman" w:hAnsi="Times New Roman" w:cs="Times New Roman"/>
+          <w:sz w:val="23"/>
+        </w:rPr>
+        <w:t>DataFrames</w:t>
+      </w:r>
+      <w:proofErr w:type="spellEnd"/>
+      <w:r>
+        <w:rPr>
+          <w:rFonts w:ascii="Times New Roman" w:eastAsia="Times New Roman" w:hAnsi="Times New Roman" w:cs="Times New Roman"/>
+          <w:sz w:val="23"/>
+        </w:rPr>
+        <w:t xml:space="preserve"> (2D tables) and Series (1D arrays) to handle tabular data efficiently, making it ideal for cleaning, transforming, exploring, and </w:t>
+      </w:r>
+      <w:proofErr w:type="spellStart"/>
+      <w:r>
+        <w:rPr>
+          <w:rFonts w:ascii="Times New Roman" w:eastAsia="Times New Roman" w:hAnsi="Times New Roman" w:cs="Times New Roman"/>
+          <w:sz w:val="23"/>
+        </w:rPr>
+        <w:t>analyzing</w:t>
+      </w:r>
+      <w:proofErr w:type="spellEnd"/>
+      <w:r>
+        <w:rPr>
+          <w:rFonts w:ascii="Times New Roman" w:eastAsia="Times New Roman" w:hAnsi="Times New Roman" w:cs="Times New Roman"/>
+          <w:sz w:val="23"/>
+        </w:rPr>
+        <w:t xml:space="preserve"> large datasets in data science, machine learning, and analytics. It simplifies tasks like reading/writing files (CSV, Excel), handling missing data, filtering, grouping, merging, and performing statistical analysis, integrating seamlessly with other tools like NumPy and Matplotlib.</w:t>
       </w:r>
     </w:p>
     <w:p>
@@ -2596,7 +2668,23 @@
           <w:rFonts w:ascii="Times New Roman" w:eastAsia="Times New Roman" w:hAnsi="Times New Roman" w:cs="Times New Roman"/>
           <w:sz w:val="23"/>
         </w:rPr>
-        <w:t>NumPy (Numerical Python) is a foundational Python library for data science, primarily used for its efficient multi-dimensional array object (the ndarray) and high-performance mathematical functions. It is a core component of the Python data science ecosystem, serving as the backbone for other major libraries like Pandas, Matplotlib, and scikit-learn.</w:t>
+        <w:t xml:space="preserve">NumPy (Numerical Python) is a foundational Python library for data science, primarily used for its efficient multi-dimensional array object (the </w:t>
+      </w:r>
+      <w:proofErr w:type="spellStart"/>
+      <w:r>
+        <w:rPr>
+          <w:rFonts w:ascii="Times New Roman" w:eastAsia="Times New Roman" w:hAnsi="Times New Roman" w:cs="Times New Roman"/>
+          <w:sz w:val="23"/>
+        </w:rPr>
+        <w:t>ndarray</w:t>
+      </w:r>
+      <w:proofErr w:type="spellEnd"/>
+      <w:r>
+        <w:rPr>
+          <w:rFonts w:ascii="Times New Roman" w:eastAsia="Times New Roman" w:hAnsi="Times New Roman" w:cs="Times New Roman"/>
+          <w:sz w:val="23"/>
+        </w:rPr>
+        <w:t>) and high-performance mathematical functions. It is a core component of the Python data science ecosystem, serving as the backbone for other major libraries like Pandas, Matplotlib, and scikit-learn.</w:t>
       </w:r>
     </w:p>
     <w:p>
@@ -2660,7 +2748,39 @@
           <w:rFonts w:ascii="Times New Roman" w:eastAsia="Times New Roman" w:hAnsi="Times New Roman" w:cs="Times New Roman"/>
           <w:sz w:val="23"/>
         </w:rPr>
-        <w:t>Seaborn is a powerful Python library for statistical data visualization, built on Matplotlib, that creates attractive, informative plots with minimal code, seamlessly integrating with pandas DataFrames to reveal trends, relationships, and patterns in data, making it essential for Exploratory Data Analysis (EDA). It offers high-level functions for complex plots (like distributions, regressions, heatmaps, violin plots) with beautiful default styles, color palettes, and themes, simplifying the process of understanding data structures and distributions.</w:t>
+        <w:t xml:space="preserve">Seaborn is a powerful Python library for statistical data visualization, built on Matplotlib, that creates attractive, informative plots with minimal code, seamlessly integrating with pandas </w:t>
+      </w:r>
+      <w:proofErr w:type="spellStart"/>
+      <w:r>
+        <w:rPr>
+          <w:rFonts w:ascii="Times New Roman" w:eastAsia="Times New Roman" w:hAnsi="Times New Roman" w:cs="Times New Roman"/>
+          <w:sz w:val="23"/>
+        </w:rPr>
+        <w:t>DataFrames</w:t>
+      </w:r>
+      <w:proofErr w:type="spellEnd"/>
+      <w:r>
+        <w:rPr>
+          <w:rFonts w:ascii="Times New Roman" w:eastAsia="Times New Roman" w:hAnsi="Times New Roman" w:cs="Times New Roman"/>
+          <w:sz w:val="23"/>
+        </w:rPr>
+        <w:t xml:space="preserve"> to reveal trends, relationships, and patterns in data, making it essential for Exploratory Data Analysis (EDA). It offers high-level functions for complex plots (like distributions, regressions, heatmaps, violin plots) with beautiful default styles, </w:t>
+      </w:r>
+      <w:proofErr w:type="spellStart"/>
+      <w:r>
+        <w:rPr>
+          <w:rFonts w:ascii="Times New Roman" w:eastAsia="Times New Roman" w:hAnsi="Times New Roman" w:cs="Times New Roman"/>
+          <w:sz w:val="23"/>
+        </w:rPr>
+        <w:t>color</w:t>
+      </w:r>
+      <w:proofErr w:type="spellEnd"/>
+      <w:r>
+        <w:rPr>
+          <w:rFonts w:ascii="Times New Roman" w:eastAsia="Times New Roman" w:hAnsi="Times New Roman" w:cs="Times New Roman"/>
+          <w:sz w:val="23"/>
+        </w:rPr>
+        <w:t xml:space="preserve"> palettes, and themes, simplifying the process of understanding data structures and distributions.</w:t>
       </w:r>
     </w:p>
     <w:p>
@@ -2691,7 +2811,23 @@
           <w:rFonts w:ascii="Times New Roman" w:eastAsia="Times New Roman" w:hAnsi="Times New Roman" w:cs="Times New Roman"/>
           <w:sz w:val="23"/>
         </w:rPr>
-        <w:t>Scikit-learn (sklearn) is the most popular, open-source Python library for classical machine learning, providing simple and efficient tools for predictive data analysis. It is built on top of the scientific Python stack (NumPy, SciPy, Matplotlib) and is an essential tool for data scientists.</w:t>
+        <w:t>Scikit-learn (</w:t>
+      </w:r>
+      <w:proofErr w:type="spellStart"/>
+      <w:r>
+        <w:rPr>
+          <w:rFonts w:ascii="Times New Roman" w:eastAsia="Times New Roman" w:hAnsi="Times New Roman" w:cs="Times New Roman"/>
+          <w:sz w:val="23"/>
+        </w:rPr>
+        <w:t>sklearn</w:t>
+      </w:r>
+      <w:proofErr w:type="spellEnd"/>
+      <w:r>
+        <w:rPr>
+          <w:rFonts w:ascii="Times New Roman" w:eastAsia="Times New Roman" w:hAnsi="Times New Roman" w:cs="Times New Roman"/>
+          <w:sz w:val="23"/>
+        </w:rPr>
+        <w:t>) is the most popular, open-source Python library for classical machine learning, providing simple and efficient tools for predictive data analysis. It is built on top of the scientific Python stack (NumPy, SciPy, Matplotlib) and is an essential tool for data scientists.</w:t>
       </w:r>
     </w:p>
     <w:p/>
@@ -2794,7 +2930,23 @@
           <w:rFonts w:ascii="Times New Roman" w:eastAsia="Times New Roman" w:hAnsi="Times New Roman" w:cs="Times New Roman"/>
           <w:sz w:val="23"/>
         </w:rPr>
-        <w:t>import numpy as np</w:t>
+        <w:t xml:space="preserve">import </w:t>
+      </w:r>
+      <w:proofErr w:type="spellStart"/>
+      <w:r>
+        <w:rPr>
+          <w:rFonts w:ascii="Times New Roman" w:eastAsia="Times New Roman" w:hAnsi="Times New Roman" w:cs="Times New Roman"/>
+          <w:sz w:val="23"/>
+        </w:rPr>
+        <w:t>numpy</w:t>
+      </w:r>
+      <w:proofErr w:type="spellEnd"/>
+      <w:r>
+        <w:rPr>
+          <w:rFonts w:ascii="Times New Roman" w:eastAsia="Times New Roman" w:hAnsi="Times New Roman" w:cs="Times New Roman"/>
+          <w:sz w:val="23"/>
+        </w:rPr>
+        <w:t xml:space="preserve"> as np</w:t>
       </w:r>
     </w:p>
     <w:p>
@@ -2811,8 +2963,35 @@
           <w:rFonts w:ascii="Times New Roman" w:eastAsia="Times New Roman" w:hAnsi="Times New Roman" w:cs="Times New Roman"/>
           <w:sz w:val="23"/>
         </w:rPr>
-        <w:t>import matplotlib.pyplot as plt</w:t>
-      </w:r>
+        <w:t xml:space="preserve">import </w:t>
+      </w:r>
+      <w:proofErr w:type="spellStart"/>
+      <w:proofErr w:type="gramStart"/>
+      <w:r>
+        <w:rPr>
+          <w:rFonts w:ascii="Times New Roman" w:eastAsia="Times New Roman" w:hAnsi="Times New Roman" w:cs="Times New Roman"/>
+          <w:sz w:val="23"/>
+        </w:rPr>
+        <w:t>matplotlib.pyplot</w:t>
+      </w:r>
+      <w:proofErr w:type="spellEnd"/>
+      <w:proofErr w:type="gramEnd"/>
+      <w:r>
+        <w:rPr>
+          <w:rFonts w:ascii="Times New Roman" w:eastAsia="Times New Roman" w:hAnsi="Times New Roman" w:cs="Times New Roman"/>
+          <w:sz w:val="23"/>
+        </w:rPr>
+        <w:t xml:space="preserve"> as </w:t>
+      </w:r>
+      <w:proofErr w:type="spellStart"/>
+      <w:r>
+        <w:rPr>
+          <w:rFonts w:ascii="Times New Roman" w:eastAsia="Times New Roman" w:hAnsi="Times New Roman" w:cs="Times New Roman"/>
+          <w:sz w:val="23"/>
+        </w:rPr>
+        <w:t>plt</w:t>
+      </w:r>
+      <w:proofErr w:type="spellEnd"/>
     </w:p>
     <w:p>
       <w:pPr>
@@ -2828,8 +3007,17 @@
           <w:rFonts w:ascii="Times New Roman" w:eastAsia="Times New Roman" w:hAnsi="Times New Roman" w:cs="Times New Roman"/>
           <w:sz w:val="23"/>
         </w:rPr>
-        <w:t>import seaborn as sns</w:t>
-      </w:r>
+        <w:t xml:space="preserve">import seaborn as </w:t>
+      </w:r>
+      <w:proofErr w:type="spellStart"/>
+      <w:r>
+        <w:rPr>
+          <w:rFonts w:ascii="Times New Roman" w:eastAsia="Times New Roman" w:hAnsi="Times New Roman" w:cs="Times New Roman"/>
+          <w:sz w:val="23"/>
+        </w:rPr>
+        <w:t>sns</w:t>
+      </w:r>
+      <w:proofErr w:type="spellEnd"/>
     </w:p>
     <w:p>
       <w:pPr>
@@ -2840,12 +3028,21 @@
           <w:sz w:val="23"/>
         </w:rPr>
       </w:pPr>
-      <w:r>
-        <w:rPr>
-          <w:rFonts w:ascii="Times New Roman" w:eastAsia="Times New Roman" w:hAnsi="Times New Roman" w:cs="Times New Roman"/>
-          <w:sz w:val="23"/>
-        </w:rPr>
-        <w:t>print("Libraries imported successfully.")</w:t>
+      <w:proofErr w:type="gramStart"/>
+      <w:r>
+        <w:rPr>
+          <w:rFonts w:ascii="Times New Roman" w:eastAsia="Times New Roman" w:hAnsi="Times New Roman" w:cs="Times New Roman"/>
+          <w:sz w:val="23"/>
+        </w:rPr>
+        <w:t>print(</w:t>
+      </w:r>
+      <w:proofErr w:type="gramEnd"/>
+      <w:r>
+        <w:rPr>
+          <w:rFonts w:ascii="Times New Roman" w:eastAsia="Times New Roman" w:hAnsi="Times New Roman" w:cs="Times New Roman"/>
+          <w:sz w:val="23"/>
+        </w:rPr>
+        <w:t>"Libraries imported successfully.")</w:t>
       </w:r>
     </w:p>
     <w:p>
@@ -2898,13 +3095,48 @@
           <w:sz w:val="23"/>
         </w:rPr>
       </w:pPr>
-      <w:r>
-        <w:rPr>
-          <w:rFonts w:ascii="Times New Roman" w:eastAsia="Times New Roman" w:hAnsi="Times New Roman" w:cs="Times New Roman"/>
-          <w:sz w:val="23"/>
-        </w:rPr>
-        <w:t>df = pd.read_csv(</w:t>
-      </w:r>
+      <w:proofErr w:type="spellStart"/>
+      <w:r>
+        <w:rPr>
+          <w:rFonts w:ascii="Times New Roman" w:eastAsia="Times New Roman" w:hAnsi="Times New Roman" w:cs="Times New Roman"/>
+          <w:sz w:val="23"/>
+        </w:rPr>
+        <w:t>df</w:t>
+      </w:r>
+      <w:proofErr w:type="spellEnd"/>
+      <w:r>
+        <w:rPr>
+          <w:rFonts w:ascii="Times New Roman" w:eastAsia="Times New Roman" w:hAnsi="Times New Roman" w:cs="Times New Roman"/>
+          <w:sz w:val="23"/>
+        </w:rPr>
+        <w:t xml:space="preserve"> = </w:t>
+      </w:r>
+      <w:proofErr w:type="spellStart"/>
+      <w:proofErr w:type="gramStart"/>
+      <w:r>
+        <w:rPr>
+          <w:rFonts w:ascii="Times New Roman" w:eastAsia="Times New Roman" w:hAnsi="Times New Roman" w:cs="Times New Roman"/>
+          <w:sz w:val="23"/>
+        </w:rPr>
+        <w:t>pd.read</w:t>
+      </w:r>
+      <w:proofErr w:type="gramEnd"/>
+      <w:r>
+        <w:rPr>
+          <w:rFonts w:ascii="Times New Roman" w:eastAsia="Times New Roman" w:hAnsi="Times New Roman" w:cs="Times New Roman"/>
+          <w:sz w:val="23"/>
+        </w:rPr>
+        <w:t>_csv</w:t>
+      </w:r>
+      <w:proofErr w:type="spellEnd"/>
+      <w:r>
+        <w:rPr>
+          <w:rFonts w:ascii="Times New Roman" w:eastAsia="Times New Roman" w:hAnsi="Times New Roman" w:cs="Times New Roman"/>
+          <w:sz w:val="23"/>
+        </w:rPr>
+        <w:t>(</w:t>
+      </w:r>
+      <w:proofErr w:type="spellStart"/>
       <w:r>
         <w:rPr>
           <w:rFonts w:ascii="Times New Roman" w:eastAsia="Times New Roman" w:hAnsi="Times New Roman" w:cs="Times New Roman"/>
@@ -2919,7 +3151,15 @@
           <w:rFonts w:ascii="Times New Roman" w:eastAsia="Times New Roman" w:hAnsi="Times New Roman" w:cs="Times New Roman"/>
           <w:sz w:val="23"/>
         </w:rPr>
-        <w:t>'dataset\zomato-data.csv')</w:t>
+        <w:t>'dataset</w:t>
+      </w:r>
+      <w:proofErr w:type="spellEnd"/>
+      <w:r>
+        <w:rPr>
+          <w:rFonts w:ascii="Times New Roman" w:eastAsia="Times New Roman" w:hAnsi="Times New Roman" w:cs="Times New Roman"/>
+          <w:sz w:val="23"/>
+        </w:rPr>
+        <w:t>\zomato-data.csv')</w:t>
       </w:r>
     </w:p>
     <w:p>
@@ -2931,12 +3171,21 @@
           <w:sz w:val="23"/>
         </w:rPr>
       </w:pPr>
-      <w:r>
-        <w:rPr>
-          <w:rFonts w:ascii="Times New Roman" w:eastAsia="Times New Roman" w:hAnsi="Times New Roman" w:cs="Times New Roman"/>
-          <w:sz w:val="23"/>
-        </w:rPr>
-        <w:t>print("Dataset loaded successfully.")</w:t>
+      <w:proofErr w:type="gramStart"/>
+      <w:r>
+        <w:rPr>
+          <w:rFonts w:ascii="Times New Roman" w:eastAsia="Times New Roman" w:hAnsi="Times New Roman" w:cs="Times New Roman"/>
+          <w:sz w:val="23"/>
+        </w:rPr>
+        <w:t>print(</w:t>
+      </w:r>
+      <w:proofErr w:type="gramEnd"/>
+      <w:r>
+        <w:rPr>
+          <w:rFonts w:ascii="Times New Roman" w:eastAsia="Times New Roman" w:hAnsi="Times New Roman" w:cs="Times New Roman"/>
+          <w:sz w:val="23"/>
+        </w:rPr>
+        <w:t>"Dataset loaded successfully.")</w:t>
       </w:r>
     </w:p>
     <w:p>
@@ -2948,12 +3197,21 @@
           <w:sz w:val="23"/>
         </w:rPr>
       </w:pPr>
-      <w:r>
-        <w:rPr>
-          <w:rFonts w:ascii="Times New Roman" w:eastAsia="Times New Roman" w:hAnsi="Times New Roman" w:cs="Times New Roman"/>
-          <w:sz w:val="23"/>
-        </w:rPr>
-        <w:t>print("Dataset Columns:")</w:t>
+      <w:proofErr w:type="gramStart"/>
+      <w:r>
+        <w:rPr>
+          <w:rFonts w:ascii="Times New Roman" w:eastAsia="Times New Roman" w:hAnsi="Times New Roman" w:cs="Times New Roman"/>
+          <w:sz w:val="23"/>
+        </w:rPr>
+        <w:t>print(</w:t>
+      </w:r>
+      <w:proofErr w:type="gramEnd"/>
+      <w:r>
+        <w:rPr>
+          <w:rFonts w:ascii="Times New Roman" w:eastAsia="Times New Roman" w:hAnsi="Times New Roman" w:cs="Times New Roman"/>
+          <w:sz w:val="23"/>
+        </w:rPr>
+        <w:t>"Dataset Columns:")</w:t>
       </w:r>
     </w:p>
     <w:p>
@@ -2970,7 +3228,25 @@
           <w:rFonts w:ascii="Times New Roman" w:eastAsia="Times New Roman" w:hAnsi="Times New Roman" w:cs="Times New Roman"/>
           <w:sz w:val="23"/>
         </w:rPr>
-        <w:t>print(df.columns)</w:t>
+        <w:t>print(</w:t>
+      </w:r>
+      <w:proofErr w:type="spellStart"/>
+      <w:proofErr w:type="gramStart"/>
+      <w:r>
+        <w:rPr>
+          <w:rFonts w:ascii="Times New Roman" w:eastAsia="Times New Roman" w:hAnsi="Times New Roman" w:cs="Times New Roman"/>
+          <w:sz w:val="23"/>
+        </w:rPr>
+        <w:t>df.columns</w:t>
+      </w:r>
+      <w:proofErr w:type="spellEnd"/>
+      <w:proofErr w:type="gramEnd"/>
+      <w:r>
+        <w:rPr>
+          <w:rFonts w:ascii="Times New Roman" w:eastAsia="Times New Roman" w:hAnsi="Times New Roman" w:cs="Times New Roman"/>
+          <w:sz w:val="23"/>
+        </w:rPr>
+        <w:t>)</w:t>
       </w:r>
     </w:p>
     <w:p>
@@ -2982,12 +3258,53 @@
           <w:sz w:val="23"/>
         </w:rPr>
       </w:pPr>
-      <w:r>
-        <w:rPr>
-          <w:rFonts w:ascii="Times New Roman" w:eastAsia="Times New Roman" w:hAnsi="Times New Roman" w:cs="Times New Roman"/>
-          <w:sz w:val="23"/>
-        </w:rPr>
-        <w:t>pd.set_option('display.max_columns', None)</w:t>
+      <w:proofErr w:type="spellStart"/>
+      <w:r>
+        <w:rPr>
+          <w:rFonts w:ascii="Times New Roman" w:eastAsia="Times New Roman" w:hAnsi="Times New Roman" w:cs="Times New Roman"/>
+          <w:sz w:val="23"/>
+        </w:rPr>
+        <w:t>pd.set_</w:t>
+      </w:r>
+      <w:proofErr w:type="gramStart"/>
+      <w:r>
+        <w:rPr>
+          <w:rFonts w:ascii="Times New Roman" w:eastAsia="Times New Roman" w:hAnsi="Times New Roman" w:cs="Times New Roman"/>
+          <w:sz w:val="23"/>
+        </w:rPr>
+        <w:t>option</w:t>
+      </w:r>
+      <w:proofErr w:type="spellEnd"/>
+      <w:r>
+        <w:rPr>
+          <w:rFonts w:ascii="Times New Roman" w:eastAsia="Times New Roman" w:hAnsi="Times New Roman" w:cs="Times New Roman"/>
+          <w:sz w:val="23"/>
+        </w:rPr>
+        <w:t>(</w:t>
+      </w:r>
+      <w:proofErr w:type="gramEnd"/>
+      <w:r>
+        <w:rPr>
+          <w:rFonts w:ascii="Times New Roman" w:eastAsia="Times New Roman" w:hAnsi="Times New Roman" w:cs="Times New Roman"/>
+          <w:sz w:val="23"/>
+        </w:rPr>
+        <w:t>'</w:t>
+      </w:r>
+      <w:proofErr w:type="spellStart"/>
+      <w:r>
+        <w:rPr>
+          <w:rFonts w:ascii="Times New Roman" w:eastAsia="Times New Roman" w:hAnsi="Times New Roman" w:cs="Times New Roman"/>
+          <w:sz w:val="23"/>
+        </w:rPr>
+        <w:t>display.max_columns</w:t>
+      </w:r>
+      <w:proofErr w:type="spellEnd"/>
+      <w:r>
+        <w:rPr>
+          <w:rFonts w:ascii="Times New Roman" w:eastAsia="Times New Roman" w:hAnsi="Times New Roman" w:cs="Times New Roman"/>
+          <w:sz w:val="23"/>
+        </w:rPr>
+        <w:t>', None)</w:t>
       </w:r>
     </w:p>
     <w:p>
@@ -2999,12 +3316,21 @@
           <w:sz w:val="23"/>
         </w:rPr>
       </w:pPr>
-      <w:r>
-        <w:rPr>
-          <w:rFonts w:ascii="Times New Roman" w:eastAsia="Times New Roman" w:hAnsi="Times New Roman" w:cs="Times New Roman"/>
-          <w:sz w:val="23"/>
-        </w:rPr>
-        <w:t>print("Sample Data:")</w:t>
+      <w:proofErr w:type="gramStart"/>
+      <w:r>
+        <w:rPr>
+          <w:rFonts w:ascii="Times New Roman" w:eastAsia="Times New Roman" w:hAnsi="Times New Roman" w:cs="Times New Roman"/>
+          <w:sz w:val="23"/>
+        </w:rPr>
+        <w:t>print(</w:t>
+      </w:r>
+      <w:proofErr w:type="gramEnd"/>
+      <w:r>
+        <w:rPr>
+          <w:rFonts w:ascii="Times New Roman" w:eastAsia="Times New Roman" w:hAnsi="Times New Roman" w:cs="Times New Roman"/>
+          <w:sz w:val="23"/>
+        </w:rPr>
+        <w:t>"Sample Data:")</w:t>
       </w:r>
     </w:p>
     <w:p>
@@ -3021,7 +3347,39 @@
           <w:rFonts w:ascii="Times New Roman" w:eastAsia="Times New Roman" w:hAnsi="Times New Roman" w:cs="Times New Roman"/>
           <w:sz w:val="23"/>
         </w:rPr>
-        <w:t>print(df.sample(5))</w:t>
+        <w:t>print(</w:t>
+      </w:r>
+      <w:proofErr w:type="spellStart"/>
+      <w:r>
+        <w:rPr>
+          <w:rFonts w:ascii="Times New Roman" w:eastAsia="Times New Roman" w:hAnsi="Times New Roman" w:cs="Times New Roman"/>
+          <w:sz w:val="23"/>
+        </w:rPr>
+        <w:t>df.</w:t>
+      </w:r>
+      <w:proofErr w:type="gramStart"/>
+      <w:r>
+        <w:rPr>
+          <w:rFonts w:ascii="Times New Roman" w:eastAsia="Times New Roman" w:hAnsi="Times New Roman" w:cs="Times New Roman"/>
+          <w:sz w:val="23"/>
+        </w:rPr>
+        <w:t>sample</w:t>
+      </w:r>
+      <w:proofErr w:type="spellEnd"/>
+      <w:r>
+        <w:rPr>
+          <w:rFonts w:ascii="Times New Roman" w:eastAsia="Times New Roman" w:hAnsi="Times New Roman" w:cs="Times New Roman"/>
+          <w:sz w:val="23"/>
+        </w:rPr>
+        <w:t>(</w:t>
+      </w:r>
+      <w:proofErr w:type="gramEnd"/>
+      <w:r>
+        <w:rPr>
+          <w:rFonts w:ascii="Times New Roman" w:eastAsia="Times New Roman" w:hAnsi="Times New Roman" w:cs="Times New Roman"/>
+          <w:sz w:val="23"/>
+        </w:rPr>
+        <w:t>5))</w:t>
       </w:r>
     </w:p>
     <w:p>
@@ -3045,6 +3403,7 @@
           <w:sz w:val="23"/>
         </w:rPr>
       </w:pPr>
+      <w:proofErr w:type="gramStart"/>
       <w:r>
         <w:rPr>
           <w:rFonts w:ascii="Times New Roman" w:eastAsia="Times New Roman" w:hAnsi="Times New Roman" w:cs="Times New Roman"/>
@@ -3054,6 +3413,7 @@
         </w:rPr>
         <w:t>Output :</w:t>
       </w:r>
+      <w:proofErr w:type="gramEnd"/>
       <w:r>
         <w:rPr>
           <w:rFonts w:ascii="Times New Roman" w:eastAsia="Times New Roman" w:hAnsi="Times New Roman" w:cs="Times New Roman"/>
@@ -3175,16 +3535,36 @@
           <w:bCs/>
           <w:sz w:val="23"/>
         </w:rPr>
-        <w:t xml:space="preserve"> dat</w:t>
-      </w:r>
-      <w:r>
-        <w:rPr>
-          <w:rFonts w:ascii="Times New Roman" w:eastAsia="Times New Roman" w:hAnsi="Times New Roman" w:cs="Times New Roman"/>
-          <w:b/>
-          <w:bCs/>
-          <w:sz w:val="23"/>
-        </w:rPr>
-        <w:t xml:space="preserve">aframe </w:t>
+        <w:t xml:space="preserve"> </w:t>
+      </w:r>
+      <w:proofErr w:type="spellStart"/>
+      <w:r>
+        <w:rPr>
+          <w:rFonts w:ascii="Times New Roman" w:eastAsia="Times New Roman" w:hAnsi="Times New Roman" w:cs="Times New Roman"/>
+          <w:b/>
+          <w:bCs/>
+          <w:sz w:val="23"/>
+        </w:rPr>
+        <w:t>dat</w:t>
+      </w:r>
+      <w:r>
+        <w:rPr>
+          <w:rFonts w:ascii="Times New Roman" w:eastAsia="Times New Roman" w:hAnsi="Times New Roman" w:cs="Times New Roman"/>
+          <w:b/>
+          <w:bCs/>
+          <w:sz w:val="23"/>
+        </w:rPr>
+        <w:t>aframe</w:t>
+      </w:r>
+      <w:proofErr w:type="spellEnd"/>
+      <w:r>
+        <w:rPr>
+          <w:rFonts w:ascii="Times New Roman" w:eastAsia="Times New Roman" w:hAnsi="Times New Roman" w:cs="Times New Roman"/>
+          <w:b/>
+          <w:bCs/>
+          <w:sz w:val="23"/>
+        </w:rPr>
+        <w:t xml:space="preserve"> </w:t>
       </w:r>
     </w:p>
     <w:p>
@@ -3202,7 +3582,25 @@
           <w:rFonts w:ascii="Times New Roman" w:eastAsia="Times New Roman" w:hAnsi="Times New Roman" w:cs="Times New Roman"/>
           <w:sz w:val="23"/>
         </w:rPr>
-        <w:t>*   Getting shape of data using df.shape()</w:t>
+        <w:t xml:space="preserve">*   Getting shape of data using </w:t>
+      </w:r>
+      <w:proofErr w:type="spellStart"/>
+      <w:proofErr w:type="gramStart"/>
+      <w:r>
+        <w:rPr>
+          <w:rFonts w:ascii="Times New Roman" w:eastAsia="Times New Roman" w:hAnsi="Times New Roman" w:cs="Times New Roman"/>
+          <w:sz w:val="23"/>
+        </w:rPr>
+        <w:t>df.shape</w:t>
+      </w:r>
+      <w:proofErr w:type="spellEnd"/>
+      <w:proofErr w:type="gramEnd"/>
+      <w:r>
+        <w:rPr>
+          <w:rFonts w:ascii="Times New Roman" w:eastAsia="Times New Roman" w:hAnsi="Times New Roman" w:cs="Times New Roman"/>
+          <w:sz w:val="23"/>
+        </w:rPr>
+        <w:t>()</w:t>
       </w:r>
     </w:p>
     <w:p>
@@ -3220,21 +3618,53 @@
           <w:rFonts w:ascii="Times New Roman" w:eastAsia="Times New Roman" w:hAnsi="Times New Roman" w:cs="Times New Roman"/>
           <w:sz w:val="23"/>
         </w:rPr>
-        <w:t>*   Getting summary of the dataframe using</w:t>
-      </w:r>
-      <w:r>
-        <w:rPr>
-          <w:rFonts w:ascii="Times New Roman" w:eastAsia="Times New Roman" w:hAnsi="Times New Roman" w:cs="Times New Roman"/>
-          <w:sz w:val="23"/>
-        </w:rPr>
-        <w:t xml:space="preserve"> d</w:t>
-      </w:r>
-      <w:r>
-        <w:rPr>
-          <w:rFonts w:ascii="Times New Roman" w:eastAsia="Times New Roman" w:hAnsi="Times New Roman" w:cs="Times New Roman"/>
-          <w:sz w:val="23"/>
-        </w:rPr>
-        <w:t xml:space="preserve">f.info() </w:t>
+        <w:t xml:space="preserve">*   Getting summary of the </w:t>
+      </w:r>
+      <w:proofErr w:type="spellStart"/>
+      <w:r>
+        <w:rPr>
+          <w:rFonts w:ascii="Times New Roman" w:eastAsia="Times New Roman" w:hAnsi="Times New Roman" w:cs="Times New Roman"/>
+          <w:sz w:val="23"/>
+        </w:rPr>
+        <w:t>dataframe</w:t>
+      </w:r>
+      <w:proofErr w:type="spellEnd"/>
+      <w:r>
+        <w:rPr>
+          <w:rFonts w:ascii="Times New Roman" w:eastAsia="Times New Roman" w:hAnsi="Times New Roman" w:cs="Times New Roman"/>
+          <w:sz w:val="23"/>
+        </w:rPr>
+        <w:t xml:space="preserve"> using</w:t>
+      </w:r>
+      <w:r>
+        <w:rPr>
+          <w:rFonts w:ascii="Times New Roman" w:eastAsia="Times New Roman" w:hAnsi="Times New Roman" w:cs="Times New Roman"/>
+          <w:sz w:val="23"/>
+        </w:rPr>
+        <w:t xml:space="preserve"> </w:t>
+      </w:r>
+      <w:proofErr w:type="gramStart"/>
+      <w:r>
+        <w:rPr>
+          <w:rFonts w:ascii="Times New Roman" w:eastAsia="Times New Roman" w:hAnsi="Times New Roman" w:cs="Times New Roman"/>
+          <w:sz w:val="23"/>
+        </w:rPr>
+        <w:t>d</w:t>
+      </w:r>
+      <w:r>
+        <w:rPr>
+          <w:rFonts w:ascii="Times New Roman" w:eastAsia="Times New Roman" w:hAnsi="Times New Roman" w:cs="Times New Roman"/>
+          <w:sz w:val="23"/>
+        </w:rPr>
+        <w:t>f.info(</w:t>
+      </w:r>
+      <w:proofErr w:type="gramEnd"/>
+      <w:r>
+        <w:rPr>
+          <w:rFonts w:ascii="Times New Roman" w:eastAsia="Times New Roman" w:hAnsi="Times New Roman" w:cs="Times New Roman"/>
+          <w:sz w:val="23"/>
+        </w:rPr>
+        <w:t xml:space="preserve">) </w:t>
       </w:r>
     </w:p>
     <w:p>
@@ -3268,13 +3698,54 @@
           <w:sz w:val="23"/>
         </w:rPr>
       </w:pPr>
+      <w:proofErr w:type="gramStart"/>
       <w:r>
         <w:rPr>
           <w:rFonts w:ascii="Times New Roman" w:eastAsia="Times New Roman" w:hAnsi="Times New Roman" w:cs="Times New Roman"/>
           <w:sz w:val="23"/>
         </w:rPr>
         <w:lastRenderedPageBreak/>
-        <w:t>print("Shape of dataset:",df.shape)</w:t>
+        <w:t>print(</w:t>
+      </w:r>
+      <w:proofErr w:type="gramEnd"/>
+      <w:r>
+        <w:rPr>
+          <w:rFonts w:ascii="Times New Roman" w:eastAsia="Times New Roman" w:hAnsi="Times New Roman" w:cs="Times New Roman"/>
+          <w:sz w:val="23"/>
+        </w:rPr>
+        <w:t>"Shape of dataset:</w:t>
+      </w:r>
+      <w:proofErr w:type="gramStart"/>
+      <w:r>
+        <w:rPr>
+          <w:rFonts w:ascii="Times New Roman" w:eastAsia="Times New Roman" w:hAnsi="Times New Roman" w:cs="Times New Roman"/>
+          <w:sz w:val="23"/>
+        </w:rPr>
+        <w:t>",</w:t>
+      </w:r>
+      <w:proofErr w:type="spellStart"/>
+      <w:r>
+        <w:rPr>
+          <w:rFonts w:ascii="Times New Roman" w:eastAsia="Times New Roman" w:hAnsi="Times New Roman" w:cs="Times New Roman"/>
+          <w:sz w:val="23"/>
+        </w:rPr>
+        <w:t>df</w:t>
+      </w:r>
+      <w:proofErr w:type="gramEnd"/>
+      <w:r>
+        <w:rPr>
+          <w:rFonts w:ascii="Times New Roman" w:eastAsia="Times New Roman" w:hAnsi="Times New Roman" w:cs="Times New Roman"/>
+          <w:sz w:val="23"/>
+        </w:rPr>
+        <w:t>.shape</w:t>
+      </w:r>
+      <w:proofErr w:type="spellEnd"/>
+      <w:r>
+        <w:rPr>
+          <w:rFonts w:ascii="Times New Roman" w:eastAsia="Times New Roman" w:hAnsi="Times New Roman" w:cs="Times New Roman"/>
+          <w:sz w:val="23"/>
+        </w:rPr>
+        <w:t>)</w:t>
       </w:r>
     </w:p>
     <w:p>
@@ -3286,12 +3757,21 @@
           <w:sz w:val="23"/>
         </w:rPr>
       </w:pPr>
-      <w:r>
-        <w:rPr>
-          <w:rFonts w:ascii="Times New Roman" w:eastAsia="Times New Roman" w:hAnsi="Times New Roman" w:cs="Times New Roman"/>
-          <w:sz w:val="23"/>
-        </w:rPr>
-        <w:t>print("----------Dataset summary------------------")</w:t>
+      <w:proofErr w:type="gramStart"/>
+      <w:r>
+        <w:rPr>
+          <w:rFonts w:ascii="Times New Roman" w:eastAsia="Times New Roman" w:hAnsi="Times New Roman" w:cs="Times New Roman"/>
+          <w:sz w:val="23"/>
+        </w:rPr>
+        <w:t>print(</w:t>
+      </w:r>
+      <w:proofErr w:type="gramEnd"/>
+      <w:r>
+        <w:rPr>
+          <w:rFonts w:ascii="Times New Roman" w:eastAsia="Times New Roman" w:hAnsi="Times New Roman" w:cs="Times New Roman"/>
+          <w:sz w:val="23"/>
+        </w:rPr>
+        <w:t>"----------Dataset summary------------------")</w:t>
       </w:r>
     </w:p>
     <w:p>
@@ -3303,12 +3783,21 @@
           <w:sz w:val="23"/>
         </w:rPr>
       </w:pPr>
-      <w:r>
-        <w:rPr>
-          <w:rFonts w:ascii="Times New Roman" w:eastAsia="Times New Roman" w:hAnsi="Times New Roman" w:cs="Times New Roman"/>
-          <w:sz w:val="23"/>
-        </w:rPr>
-        <w:t>df.info()</w:t>
+      <w:proofErr w:type="gramStart"/>
+      <w:r>
+        <w:rPr>
+          <w:rFonts w:ascii="Times New Roman" w:eastAsia="Times New Roman" w:hAnsi="Times New Roman" w:cs="Times New Roman"/>
+          <w:sz w:val="23"/>
+        </w:rPr>
+        <w:t>df.info(</w:t>
+      </w:r>
+      <w:proofErr w:type="gramEnd"/>
+      <w:r>
+        <w:rPr>
+          <w:rFonts w:ascii="Times New Roman" w:eastAsia="Times New Roman" w:hAnsi="Times New Roman" w:cs="Times New Roman"/>
+          <w:sz w:val="23"/>
+        </w:rPr>
+        <w:t>)</w:t>
       </w:r>
     </w:p>
     <w:p>
@@ -3334,6 +3823,7 @@
           <w:sz w:val="23"/>
         </w:rPr>
       </w:pPr>
+      <w:proofErr w:type="gramStart"/>
       <w:r>
         <w:rPr>
           <w:rFonts w:ascii="Times New Roman" w:eastAsia="Times New Roman" w:hAnsi="Times New Roman" w:cs="Times New Roman"/>
@@ -3343,6 +3833,7 @@
         </w:rPr>
         <w:t>Output :</w:t>
       </w:r>
+      <w:proofErr w:type="gramEnd"/>
       <w:r>
         <w:rPr>
           <w:rFonts w:ascii="Times New Roman" w:eastAsia="Times New Roman" w:hAnsi="Times New Roman" w:cs="Times New Roman"/>
@@ -3488,7 +3979,23 @@
           <w:rFonts w:ascii="Times New Roman" w:eastAsia="Times New Roman" w:hAnsi="Times New Roman" w:cs="Times New Roman"/>
           <w:sz w:val="23"/>
         </w:rPr>
-        <w:t xml:space="preserve">With our dataset we have used histogram with “kde=True” to understand the distribution and spread of data in column “rate” (user ratings).  </w:t>
+        <w:t>With our dataset we have used histogram with “</w:t>
+      </w:r>
+      <w:proofErr w:type="spellStart"/>
+      <w:r>
+        <w:rPr>
+          <w:rFonts w:ascii="Times New Roman" w:eastAsia="Times New Roman" w:hAnsi="Times New Roman" w:cs="Times New Roman"/>
+          <w:sz w:val="23"/>
+        </w:rPr>
+        <w:t>kde</w:t>
+      </w:r>
+      <w:proofErr w:type="spellEnd"/>
+      <w:r>
+        <w:rPr>
+          <w:rFonts w:ascii="Times New Roman" w:eastAsia="Times New Roman" w:hAnsi="Times New Roman" w:cs="Times New Roman"/>
+          <w:sz w:val="23"/>
+        </w:rPr>
+        <w:t xml:space="preserve">=True” to understand the distribution and spread of data in column “rate” (user ratings).  </w:t>
       </w:r>
     </w:p>
     <w:p>
@@ -3511,8 +4018,28 @@
         <w:spacing w:after="7" w:line="270" w:lineRule="auto"/>
         <w:ind w:left="-5" w:right="515" w:hanging="10"/>
       </w:pPr>
-      <w:r>
-        <w:t>plt.figure(figsize=(12, 5))</w:t>
+      <w:proofErr w:type="spellStart"/>
+      <w:proofErr w:type="gramStart"/>
+      <w:r>
+        <w:t>plt.figure</w:t>
+      </w:r>
+      <w:proofErr w:type="spellEnd"/>
+      <w:proofErr w:type="gramEnd"/>
+      <w:r>
+        <w:t>(</w:t>
+      </w:r>
+      <w:proofErr w:type="spellStart"/>
+      <w:r>
+        <w:t>figsize</w:t>
+      </w:r>
+      <w:proofErr w:type="spellEnd"/>
+      <w:proofErr w:type="gramStart"/>
+      <w:r>
+        <w:t>=(</w:t>
+      </w:r>
+      <w:proofErr w:type="gramEnd"/>
+      <w:r>
+        <w:t>12, 5))</w:t>
       </w:r>
     </w:p>
     <w:p>
@@ -3520,8 +4047,31 @@
         <w:spacing w:after="7" w:line="270" w:lineRule="auto"/>
         <w:ind w:left="-5" w:right="515" w:hanging="10"/>
       </w:pPr>
-      <w:r>
-        <w:t>sns.histplot(df['rate'], bins=10, kde=True)</w:t>
+      <w:proofErr w:type="spellStart"/>
+      <w:proofErr w:type="gramStart"/>
+      <w:r>
+        <w:t>sns.histplot</w:t>
+      </w:r>
+      <w:proofErr w:type="spellEnd"/>
+      <w:proofErr w:type="gramEnd"/>
+      <w:r>
+        <w:t>(</w:t>
+      </w:r>
+      <w:proofErr w:type="spellStart"/>
+      <w:r>
+        <w:t>df</w:t>
+      </w:r>
+      <w:proofErr w:type="spellEnd"/>
+      <w:r>
+        <w:t xml:space="preserve">['rate'], bins=10, </w:t>
+      </w:r>
+      <w:proofErr w:type="spellStart"/>
+      <w:r>
+        <w:t>kde</w:t>
+      </w:r>
+      <w:proofErr w:type="spellEnd"/>
+      <w:r>
+        <w:t>=True)</w:t>
       </w:r>
     </w:p>
     <w:p>
@@ -3529,8 +4079,15 @@
         <w:spacing w:after="7" w:line="270" w:lineRule="auto"/>
         <w:ind w:left="-5" w:right="515" w:hanging="10"/>
       </w:pPr>
-      <w:r>
-        <w:t>plt.title("Distribution and Spread of Restaurant Ratings")</w:t>
+      <w:proofErr w:type="spellStart"/>
+      <w:proofErr w:type="gramStart"/>
+      <w:r>
+        <w:t>plt.title</w:t>
+      </w:r>
+      <w:proofErr w:type="spellEnd"/>
+      <w:proofErr w:type="gramEnd"/>
+      <w:r>
+        <w:t>("Distribution and Spread of Restaurant Ratings")</w:t>
       </w:r>
     </w:p>
     <w:p>
@@ -3538,8 +4095,15 @@
         <w:spacing w:after="7" w:line="270" w:lineRule="auto"/>
         <w:ind w:left="-5" w:right="515" w:hanging="10"/>
       </w:pPr>
-      <w:r>
-        <w:t>plt.show()</w:t>
+      <w:proofErr w:type="spellStart"/>
+      <w:proofErr w:type="gramStart"/>
+      <w:r>
+        <w:t>plt.show</w:t>
+      </w:r>
+      <w:proofErr w:type="spellEnd"/>
+      <w:proofErr w:type="gramEnd"/>
+      <w:r>
+        <w:t>()</w:t>
       </w:r>
     </w:p>
     <w:p>
@@ -3559,6 +4123,7 @@
           <w:sz w:val="23"/>
         </w:rPr>
       </w:pPr>
+      <w:proofErr w:type="gramStart"/>
       <w:r>
         <w:rPr>
           <w:rFonts w:ascii="Times New Roman" w:eastAsia="Times New Roman" w:hAnsi="Times New Roman" w:cs="Times New Roman"/>
@@ -3568,6 +4133,7 @@
         </w:rPr>
         <w:t>Output :</w:t>
       </w:r>
+      <w:proofErr w:type="gramEnd"/>
       <w:r>
         <w:rPr>
           <w:rFonts w:ascii="Times New Roman" w:eastAsia="Times New Roman" w:hAnsi="Times New Roman" w:cs="Times New Roman"/>
@@ -3580,6 +4146,9 @@
     </w:p>
     <w:p>
       <w:r>
+        <w:rPr>
+          <w:noProof/>
+        </w:rPr>
         <w:drawing>
           <wp:inline distT="0" distB="0" distL="0" distR="0" wp14:anchorId="354100A6" wp14:editId="7A1E7475">
             <wp:extent cx="5731510" cy="2667000"/>
@@ -3632,13 +4201,55 @@
       </w:r>
     </w:p>
     <w:p>
-      <w:r>
-        <w:t>df['rate']=df['rate'].apply(handleRate):</w:t>
-      </w:r>
-    </w:p>
-    <w:p>
-      <w:r>
-        <w:t>Applies the handleRate function to clean and convert each rating value in the</w:t>
+      <w:proofErr w:type="spellStart"/>
+      <w:r>
+        <w:t>df</w:t>
+      </w:r>
+      <w:proofErr w:type="spellEnd"/>
+      <w:r>
+        <w:t>['rate</w:t>
+      </w:r>
+      <w:proofErr w:type="gramStart"/>
+      <w:r>
+        <w:t>']=</w:t>
+      </w:r>
+      <w:proofErr w:type="spellStart"/>
+      <w:proofErr w:type="gramEnd"/>
+      <w:r>
+        <w:t>df</w:t>
+      </w:r>
+      <w:proofErr w:type="spellEnd"/>
+      <w:r>
+        <w:t>['rate'</w:t>
+      </w:r>
+      <w:proofErr w:type="gramStart"/>
+      <w:r>
+        <w:t>].apply</w:t>
+      </w:r>
+      <w:proofErr w:type="gramEnd"/>
+      <w:r>
+        <w:t>(</w:t>
+      </w:r>
+      <w:proofErr w:type="spellStart"/>
+      <w:r>
+        <w:t>handleRate</w:t>
+      </w:r>
+      <w:proofErr w:type="spellEnd"/>
+      <w:r>
+        <w:t>):</w:t>
+      </w:r>
+    </w:p>
+    <w:p>
+      <w:r>
+        <w:t xml:space="preserve">Applies the </w:t>
+      </w:r>
+      <w:proofErr w:type="spellStart"/>
+      <w:r>
+        <w:t>handleRate</w:t>
+      </w:r>
+      <w:proofErr w:type="spellEnd"/>
+      <w:r>
+        <w:t xml:space="preserve"> function to clean and convert each rating value in the</w:t>
       </w:r>
       <w:r>
         <w:t xml:space="preserve"> </w:t>
@@ -3656,18 +4267,47 @@
         <w:t>def</w:t>
       </w:r>
       <w:r>
-        <w:t xml:space="preserve"> handleRate(value):</w:t>
-      </w:r>
-    </w:p>
-    <w:p>
-      <w:r>
-        <w:t>    value=str(value).split('/')</w:t>
-      </w:r>
-    </w:p>
-    <w:p>
-      <w:r>
-        <w:t>    value=value[0];</w:t>
-      </w:r>
+        <w:t xml:space="preserve"> </w:t>
+      </w:r>
+      <w:proofErr w:type="spellStart"/>
+      <w:r>
+        <w:t>handleRate</w:t>
+      </w:r>
+      <w:proofErr w:type="spellEnd"/>
+      <w:r>
+        <w:t>(value):</w:t>
+      </w:r>
+    </w:p>
+    <w:p>
+      <w:r>
+        <w:t>    value=str(value</w:t>
+      </w:r>
+      <w:proofErr w:type="gramStart"/>
+      <w:r>
+        <w:t>).split</w:t>
+      </w:r>
+      <w:proofErr w:type="gramEnd"/>
+      <w:r>
+        <w:t>('/')</w:t>
+      </w:r>
+    </w:p>
+    <w:p>
+      <w:r>
+        <w:t>    value=</w:t>
+      </w:r>
+      <w:proofErr w:type="gramStart"/>
+      <w:r>
+        <w:t>value[</w:t>
+      </w:r>
+      <w:proofErr w:type="gramEnd"/>
+      <w:r>
+        <w:t>0</w:t>
+      </w:r>
+      <w:proofErr w:type="gramStart"/>
+      <w:r>
+        <w:t>];</w:t>
+      </w:r>
+      <w:proofErr w:type="gramEnd"/>
     </w:p>
     <w:p>
       <w:r>
@@ -3675,18 +4315,81 @@
       </w:r>
     </w:p>
     <w:p>
-      <w:r>
-        <w:t>df['rate']=df['rate'].apply(handleRate)</w:t>
-      </w:r>
-    </w:p>
-    <w:p>
-      <w:r>
-        <w:t>print("----------After cleaning rate column, printing top few records")</w:t>
-      </w:r>
-    </w:p>
-    <w:p>
-      <w:r>
-        <w:t>print(df[['name','rate']].head())</w:t>
+      <w:proofErr w:type="spellStart"/>
+      <w:r>
+        <w:t>df</w:t>
+      </w:r>
+      <w:proofErr w:type="spellEnd"/>
+      <w:r>
+        <w:t>['rate</w:t>
+      </w:r>
+      <w:proofErr w:type="gramStart"/>
+      <w:r>
+        <w:t>']=</w:t>
+      </w:r>
+      <w:proofErr w:type="spellStart"/>
+      <w:proofErr w:type="gramEnd"/>
+      <w:r>
+        <w:t>df</w:t>
+      </w:r>
+      <w:proofErr w:type="spellEnd"/>
+      <w:r>
+        <w:t>['rate'</w:t>
+      </w:r>
+      <w:proofErr w:type="gramStart"/>
+      <w:r>
+        <w:t>].apply</w:t>
+      </w:r>
+      <w:proofErr w:type="gramEnd"/>
+      <w:r>
+        <w:t>(</w:t>
+      </w:r>
+      <w:proofErr w:type="spellStart"/>
+      <w:r>
+        <w:t>handleRate</w:t>
+      </w:r>
+      <w:proofErr w:type="spellEnd"/>
+      <w:r>
+        <w:t>)</w:t>
+      </w:r>
+    </w:p>
+    <w:p>
+      <w:proofErr w:type="gramStart"/>
+      <w:r>
+        <w:t>print(</w:t>
+      </w:r>
+      <w:proofErr w:type="gramEnd"/>
+      <w:r>
+        <w:t>"----------After cleaning rate column, printing top few records")</w:t>
+      </w:r>
+    </w:p>
+    <w:p>
+      <w:r>
+        <w:t>print(</w:t>
+      </w:r>
+      <w:proofErr w:type="spellStart"/>
+      <w:r>
+        <w:t>df</w:t>
+      </w:r>
+      <w:proofErr w:type="spellEnd"/>
+      <w:r>
+        <w:t>[['</w:t>
+      </w:r>
+      <w:proofErr w:type="spellStart"/>
+      <w:r>
+        <w:t>name','rate</w:t>
+      </w:r>
+      <w:proofErr w:type="spellEnd"/>
+      <w:r>
+        <w:t>']</w:t>
+      </w:r>
+      <w:proofErr w:type="gramStart"/>
+      <w:r>
+        <w:t>].head</w:t>
+      </w:r>
+      <w:proofErr w:type="gramEnd"/>
+      <w:r>
+        <w:t>())</w:t>
       </w:r>
     </w:p>
     <w:p>
@@ -3736,6 +4439,7 @@
           <w:sz w:val="23"/>
         </w:rPr>
       </w:pPr>
+      <w:proofErr w:type="gramStart"/>
       <w:r>
         <w:rPr>
           <w:rFonts w:ascii="Times New Roman" w:eastAsia="Times New Roman" w:hAnsi="Times New Roman" w:cs="Times New Roman"/>
@@ -3746,6 +4450,7 @@
         <w:lastRenderedPageBreak/>
         <w:t>Output :</w:t>
       </w:r>
+      <w:proofErr w:type="gramEnd"/>
       <w:r>
         <w:rPr>
           <w:rFonts w:ascii="Times New Roman" w:eastAsia="Times New Roman" w:hAnsi="Times New Roman" w:cs="Times New Roman"/>
@@ -3822,23 +4527,80 @@
     </w:p>
     <w:p/>
     <w:p>
-      <w:r>
-        <w:t>plt.figure(figsize=(8, 5))</w:t>
-      </w:r>
-    </w:p>
-    <w:p>
-      <w:r>
-        <w:t>sns.histplot(df['rate'], bins=11, kde=True)</w:t>
-      </w:r>
-    </w:p>
-    <w:p>
-      <w:r>
-        <w:t>plt.title("Distribution and Spread of Restaurant Ratings")</w:t>
-      </w:r>
-    </w:p>
-    <w:p>
-      <w:r>
-        <w:t>plt.show()</w:t>
+      <w:proofErr w:type="spellStart"/>
+      <w:proofErr w:type="gramStart"/>
+      <w:r>
+        <w:t>plt.figure</w:t>
+      </w:r>
+      <w:proofErr w:type="spellEnd"/>
+      <w:proofErr w:type="gramEnd"/>
+      <w:r>
+        <w:t>(</w:t>
+      </w:r>
+      <w:proofErr w:type="spellStart"/>
+      <w:r>
+        <w:t>figsize</w:t>
+      </w:r>
+      <w:proofErr w:type="spellEnd"/>
+      <w:proofErr w:type="gramStart"/>
+      <w:r>
+        <w:t>=(</w:t>
+      </w:r>
+      <w:proofErr w:type="gramEnd"/>
+      <w:r>
+        <w:t>8, 5))</w:t>
+      </w:r>
+    </w:p>
+    <w:p>
+      <w:proofErr w:type="spellStart"/>
+      <w:proofErr w:type="gramStart"/>
+      <w:r>
+        <w:t>sns.histplot</w:t>
+      </w:r>
+      <w:proofErr w:type="spellEnd"/>
+      <w:proofErr w:type="gramEnd"/>
+      <w:r>
+        <w:t>(</w:t>
+      </w:r>
+      <w:proofErr w:type="spellStart"/>
+      <w:r>
+        <w:t>df</w:t>
+      </w:r>
+      <w:proofErr w:type="spellEnd"/>
+      <w:r>
+        <w:t xml:space="preserve">['rate'], bins=11, </w:t>
+      </w:r>
+      <w:proofErr w:type="spellStart"/>
+      <w:r>
+        <w:t>kde</w:t>
+      </w:r>
+      <w:proofErr w:type="spellEnd"/>
+      <w:r>
+        <w:t>=True)</w:t>
+      </w:r>
+    </w:p>
+    <w:p>
+      <w:proofErr w:type="spellStart"/>
+      <w:proofErr w:type="gramStart"/>
+      <w:r>
+        <w:t>plt.title</w:t>
+      </w:r>
+      <w:proofErr w:type="spellEnd"/>
+      <w:proofErr w:type="gramEnd"/>
+      <w:r>
+        <w:t>("Distribution and Spread of Restaurant Ratings")</w:t>
+      </w:r>
+    </w:p>
+    <w:p>
+      <w:proofErr w:type="spellStart"/>
+      <w:proofErr w:type="gramStart"/>
+      <w:r>
+        <w:t>plt.show</w:t>
+      </w:r>
+      <w:proofErr w:type="spellEnd"/>
+      <w:proofErr w:type="gramEnd"/>
+      <w:r>
+        <w:t>()</w:t>
       </w:r>
     </w:p>
     <w:p>
@@ -3852,6 +4614,7 @@
           <w:sz w:val="23"/>
         </w:rPr>
       </w:pPr>
+      <w:proofErr w:type="gramStart"/>
       <w:r>
         <w:rPr>
           <w:rFonts w:ascii="Times New Roman" w:eastAsia="Times New Roman" w:hAnsi="Times New Roman" w:cs="Times New Roman"/>
@@ -3861,6 +4624,7 @@
         </w:rPr>
         <w:t>Output :</w:t>
       </w:r>
+      <w:proofErr w:type="gramEnd"/>
       <w:r>
         <w:rPr>
           <w:rFonts w:ascii="Times New Roman" w:eastAsia="Times New Roman" w:hAnsi="Times New Roman" w:cs="Times New Roman"/>
@@ -3874,6 +4638,9 @@
     <w:p/>
     <w:p>
       <w:r>
+        <w:rPr>
+          <w:noProof/>
+        </w:rPr>
         <w:drawing>
           <wp:inline distT="0" distB="0" distL="0" distR="0" wp14:anchorId="221DEF43" wp14:editId="0D4DD48D">
             <wp:extent cx="5731510" cy="3926840"/>
@@ -3946,8 +4713,28 @@
         <w:spacing w:after="7" w:line="270" w:lineRule="auto"/>
         <w:ind w:left="-5" w:right="515" w:hanging="10"/>
       </w:pPr>
-      <w:r>
-        <w:t>plt.figure(figsize=(8, 5))</w:t>
+      <w:proofErr w:type="spellStart"/>
+      <w:proofErr w:type="gramStart"/>
+      <w:r>
+        <w:t>plt.figure</w:t>
+      </w:r>
+      <w:proofErr w:type="spellEnd"/>
+      <w:proofErr w:type="gramEnd"/>
+      <w:r>
+        <w:t>(</w:t>
+      </w:r>
+      <w:proofErr w:type="spellStart"/>
+      <w:r>
+        <w:t>figsize</w:t>
+      </w:r>
+      <w:proofErr w:type="spellEnd"/>
+      <w:proofErr w:type="gramStart"/>
+      <w:r>
+        <w:t>=(</w:t>
+      </w:r>
+      <w:proofErr w:type="gramEnd"/>
+      <w:r>
+        <w:t>8, 5))</w:t>
       </w:r>
     </w:p>
     <w:p>
@@ -3955,8 +4742,55 @@
         <w:spacing w:after="7" w:line="270" w:lineRule="auto"/>
         <w:ind w:left="-5" w:right="515" w:hanging="10"/>
       </w:pPr>
-      <w:r>
-        <w:t>sns.boxplot(x='online_order', y='approx_cost(for two people)',data=df)</w:t>
+      <w:proofErr w:type="spellStart"/>
+      <w:proofErr w:type="gramStart"/>
+      <w:r>
+        <w:t>sns.boxplot</w:t>
+      </w:r>
+      <w:proofErr w:type="spellEnd"/>
+      <w:proofErr w:type="gramEnd"/>
+      <w:r>
+        <w:t>(x='</w:t>
+      </w:r>
+      <w:proofErr w:type="spellStart"/>
+      <w:r>
+        <w:t>online_order</w:t>
+      </w:r>
+      <w:proofErr w:type="spellEnd"/>
+      <w:r>
+        <w:t>', y='</w:t>
+      </w:r>
+      <w:proofErr w:type="spellStart"/>
+      <w:r>
+        <w:t>approx_</w:t>
+      </w:r>
+      <w:proofErr w:type="gramStart"/>
+      <w:r>
+        <w:t>cost</w:t>
+      </w:r>
+      <w:proofErr w:type="spellEnd"/>
+      <w:r>
+        <w:t>(</w:t>
+      </w:r>
+      <w:proofErr w:type="gramEnd"/>
+      <w:r>
+        <w:t>for two people)</w:t>
+      </w:r>
+      <w:proofErr w:type="gramStart"/>
+      <w:r>
+        <w:t>',data</w:t>
+      </w:r>
+      <w:proofErr w:type="gramEnd"/>
+      <w:r>
+        <w:t>=</w:t>
+      </w:r>
+      <w:proofErr w:type="spellStart"/>
+      <w:r>
+        <w:t>df</w:t>
+      </w:r>
+      <w:proofErr w:type="spellEnd"/>
+      <w:r>
+        <w:t>)</w:t>
       </w:r>
     </w:p>
     <w:p>
@@ -3964,9 +4798,16 @@
         <w:spacing w:after="7" w:line="270" w:lineRule="auto"/>
         <w:ind w:left="-5" w:right="515" w:hanging="10"/>
       </w:pPr>
+      <w:proofErr w:type="spellStart"/>
+      <w:proofErr w:type="gramStart"/>
       <w:r>
         <w:lastRenderedPageBreak/>
-        <w:t>plt.title("Cost Spread by Online Order Availability")</w:t>
+        <w:t>plt.title</w:t>
+      </w:r>
+      <w:proofErr w:type="spellEnd"/>
+      <w:proofErr w:type="gramEnd"/>
+      <w:r>
+        <w:t>("Cost Spread by Online Order Availability")</w:t>
       </w:r>
     </w:p>
     <w:p>
@@ -3974,8 +4815,15 @@
         <w:spacing w:after="7" w:line="270" w:lineRule="auto"/>
         <w:ind w:left="-5" w:right="515" w:hanging="10"/>
       </w:pPr>
-      <w:r>
-        <w:t xml:space="preserve">plt.show() </w:t>
+      <w:proofErr w:type="spellStart"/>
+      <w:proofErr w:type="gramStart"/>
+      <w:r>
+        <w:t>plt.show</w:t>
+      </w:r>
+      <w:proofErr w:type="spellEnd"/>
+      <w:proofErr w:type="gramEnd"/>
+      <w:r>
+        <w:t xml:space="preserve">() </w:t>
       </w:r>
     </w:p>
     <w:p>
@@ -3998,6 +4846,7 @@
           <w:sz w:val="23"/>
         </w:rPr>
       </w:pPr>
+      <w:proofErr w:type="gramStart"/>
       <w:r>
         <w:rPr>
           <w:rFonts w:ascii="Times New Roman" w:eastAsia="Times New Roman" w:hAnsi="Times New Roman" w:cs="Times New Roman"/>
@@ -4007,6 +4856,7 @@
         </w:rPr>
         <w:t>Output :</w:t>
       </w:r>
+      <w:proofErr w:type="gramEnd"/>
       <w:r>
         <w:rPr>
           <w:rFonts w:ascii="Times New Roman" w:eastAsia="Times New Roman" w:hAnsi="Times New Roman" w:cs="Times New Roman"/>
@@ -4020,6 +4870,9 @@
     <w:p/>
     <w:p>
       <w:r>
+        <w:rPr>
+          <w:noProof/>
+        </w:rPr>
         <w:drawing>
           <wp:inline distT="0" distB="0" distL="0" distR="0" wp14:anchorId="49A1312E" wp14:editId="4A73D88B">
             <wp:extent cx="5731510" cy="3876040"/>
@@ -4128,12 +4981,37 @@
         <w:ind w:left="-5" w:right="145" w:hanging="10"/>
         <w:jc w:val="both"/>
       </w:pPr>
-      <w:r>
-        <w:rPr>
-          <w:rFonts w:ascii="Times New Roman" w:eastAsia="Times New Roman" w:hAnsi="Times New Roman" w:cs="Times New Roman"/>
-          <w:sz w:val="23"/>
-        </w:rPr>
-        <w:t xml:space="preserve">df.info(): Provides a concise structural summary of the DataFrame. It provides following information about dataset:  </w:t>
+      <w:proofErr w:type="gramStart"/>
+      <w:r>
+        <w:rPr>
+          <w:rFonts w:ascii="Times New Roman" w:eastAsia="Times New Roman" w:hAnsi="Times New Roman" w:cs="Times New Roman"/>
+          <w:sz w:val="23"/>
+        </w:rPr>
+        <w:t>df.info(</w:t>
+      </w:r>
+      <w:proofErr w:type="gramEnd"/>
+      <w:r>
+        <w:rPr>
+          <w:rFonts w:ascii="Times New Roman" w:eastAsia="Times New Roman" w:hAnsi="Times New Roman" w:cs="Times New Roman"/>
+          <w:sz w:val="23"/>
+        </w:rPr>
+        <w:t xml:space="preserve">): Provides a concise structural summary of the </w:t>
+      </w:r>
+      <w:proofErr w:type="spellStart"/>
+      <w:r>
+        <w:rPr>
+          <w:rFonts w:ascii="Times New Roman" w:eastAsia="Times New Roman" w:hAnsi="Times New Roman" w:cs="Times New Roman"/>
+          <w:sz w:val="23"/>
+        </w:rPr>
+        <w:t>DataFrame</w:t>
+      </w:r>
+      <w:proofErr w:type="spellEnd"/>
+      <w:r>
+        <w:rPr>
+          <w:rFonts w:ascii="Times New Roman" w:eastAsia="Times New Roman" w:hAnsi="Times New Roman" w:cs="Times New Roman"/>
+          <w:sz w:val="23"/>
+        </w:rPr>
+        <w:t xml:space="preserve">. It provides following information about dataset:  </w:t>
       </w:r>
     </w:p>
     <w:p>
@@ -4152,7 +5030,25 @@
           <w:color w:val="0A0A0A"/>
           <w:sz w:val="23"/>
         </w:rPr>
-        <w:t xml:space="preserve">Data Types (Dtypes),  </w:t>
+        <w:t>Data Types (</w:t>
+      </w:r>
+      <w:proofErr w:type="spellStart"/>
+      <w:r>
+        <w:rPr>
+          <w:rFonts w:ascii="Times New Roman" w:eastAsia="Times New Roman" w:hAnsi="Times New Roman" w:cs="Times New Roman"/>
+          <w:color w:val="0A0A0A"/>
+          <w:sz w:val="23"/>
+        </w:rPr>
+        <w:t>Dtypes</w:t>
+      </w:r>
+      <w:proofErr w:type="spellEnd"/>
+      <w:r>
+        <w:rPr>
+          <w:rFonts w:ascii="Times New Roman" w:eastAsia="Times New Roman" w:hAnsi="Times New Roman" w:cs="Times New Roman"/>
+          <w:color w:val="0A0A0A"/>
+          <w:sz w:val="23"/>
+        </w:rPr>
+        <w:t xml:space="preserve">),  </w:t>
       </w:r>
     </w:p>
     <w:p>
@@ -4190,15 +5086,33 @@
           <w:color w:val="0A0A0A"/>
           <w:sz w:val="23"/>
         </w:rPr>
-        <w:t xml:space="preserve">Column Names,  </w:t>
-      </w:r>
+        <w:t xml:space="preserve">Column </w:t>
+      </w:r>
+      <w:proofErr w:type="gramStart"/>
       <w:r>
         <w:rPr>
           <w:rFonts w:ascii="Times New Roman" w:eastAsia="Times New Roman" w:hAnsi="Times New Roman" w:cs="Times New Roman"/>
           <w:color w:val="0A0A0A"/>
           <w:sz w:val="23"/>
         </w:rPr>
-        <w:t xml:space="preserve"> Memory Usage,  </w:t>
+        <w:t xml:space="preserve">Names,  </w:t>
+      </w:r>
+      <w:r>
+        <w:rPr>
+          <w:rFonts w:ascii="Times New Roman" w:eastAsia="Times New Roman" w:hAnsi="Times New Roman" w:cs="Times New Roman"/>
+          <w:color w:val="0A0A0A"/>
+          <w:sz w:val="23"/>
+        </w:rPr>
+        <w:t></w:t>
+      </w:r>
+      <w:proofErr w:type="gramEnd"/>
+      <w:r>
+        <w:rPr>
+          <w:rFonts w:ascii="Times New Roman" w:eastAsia="Times New Roman" w:hAnsi="Times New Roman" w:cs="Times New Roman"/>
+          <w:color w:val="0A0A0A"/>
+          <w:sz w:val="23"/>
+        </w:rPr>
+        <w:t xml:space="preserve"> Memory Usage,  </w:t>
       </w:r>
     </w:p>
     <w:p>
@@ -4236,12 +5150,23 @@
         <w:ind w:right="145"/>
         <w:jc w:val="both"/>
       </w:pPr>
-      <w:r>
-        <w:rPr>
-          <w:rFonts w:ascii="Times New Roman" w:eastAsia="Times New Roman" w:hAnsi="Times New Roman" w:cs="Times New Roman"/>
-          <w:sz w:val="23"/>
-        </w:rPr>
-        <w:t xml:space="preserve">df.describe(): Offers a statistical summary of the numerical data.  </w:t>
+      <w:proofErr w:type="spellStart"/>
+      <w:proofErr w:type="gramStart"/>
+      <w:r>
+        <w:rPr>
+          <w:rFonts w:ascii="Times New Roman" w:eastAsia="Times New Roman" w:hAnsi="Times New Roman" w:cs="Times New Roman"/>
+          <w:sz w:val="23"/>
+        </w:rPr>
+        <w:t>df.describe</w:t>
+      </w:r>
+      <w:proofErr w:type="spellEnd"/>
+      <w:proofErr w:type="gramEnd"/>
+      <w:r>
+        <w:rPr>
+          <w:rFonts w:ascii="Times New Roman" w:eastAsia="Times New Roman" w:hAnsi="Times New Roman" w:cs="Times New Roman"/>
+          <w:sz w:val="23"/>
+        </w:rPr>
+        <w:t xml:space="preserve">(): Offers a statistical summary of the numerical data.  </w:t>
       </w:r>
     </w:p>
     <w:p>
@@ -4359,7 +5284,15 @@
         <w:ind w:left="-5" w:right="515" w:hanging="10"/>
       </w:pPr>
       <w:r>
-        <w:t>def amroli_auto(data):</w:t>
+        <w:t xml:space="preserve">def </w:t>
+      </w:r>
+      <w:proofErr w:type="spellStart"/>
+      <w:r>
+        <w:t>amroli_auto</w:t>
+      </w:r>
+      <w:proofErr w:type="spellEnd"/>
+      <w:r>
+        <w:t>(data):</w:t>
       </w:r>
     </w:p>
     <w:p>
@@ -4368,7 +5301,15 @@
         <w:ind w:left="-5" w:right="515" w:hanging="10"/>
       </w:pPr>
       <w:r>
-        <w:t xml:space="preserve">    print("Dataset Info:")</w:t>
+        <w:t xml:space="preserve">    </w:t>
+      </w:r>
+      <w:proofErr w:type="gramStart"/>
+      <w:r>
+        <w:t>print(</w:t>
+      </w:r>
+      <w:proofErr w:type="gramEnd"/>
+      <w:r>
+        <w:t>"Dataset Info:")</w:t>
       </w:r>
     </w:p>
     <w:p>
@@ -4377,7 +5318,15 @@
         <w:ind w:left="-5" w:right="515" w:hanging="10"/>
       </w:pPr>
       <w:r>
-        <w:t xml:space="preserve">    print(data.info())</w:t>
+        <w:t xml:space="preserve">    print(</w:t>
+      </w:r>
+      <w:proofErr w:type="gramStart"/>
+      <w:r>
+        <w:t>data.info(</w:t>
+      </w:r>
+      <w:proofErr w:type="gramEnd"/>
+      <w:r>
+        <w:t>))</w:t>
       </w:r>
     </w:p>
     <w:p>
@@ -4386,7 +5335,23 @@
         <w:ind w:left="-5" w:right="515" w:hanging="10"/>
       </w:pPr>
       <w:r>
-        <w:t xml:space="preserve">    print("\nDataset Description:")</w:t>
+        <w:t xml:space="preserve">    </w:t>
+      </w:r>
+      <w:proofErr w:type="gramStart"/>
+      <w:r>
+        <w:t>print(</w:t>
+      </w:r>
+      <w:proofErr w:type="gramEnd"/>
+      <w:r>
+        <w:t>"\</w:t>
+      </w:r>
+      <w:proofErr w:type="spellStart"/>
+      <w:r>
+        <w:t>nDataset</w:t>
+      </w:r>
+      <w:proofErr w:type="spellEnd"/>
+      <w:r>
+        <w:t xml:space="preserve"> Description:")</w:t>
       </w:r>
     </w:p>
     <w:p>
@@ -4395,7 +5360,17 @@
         <w:ind w:left="-5" w:right="515" w:hanging="10"/>
       </w:pPr>
       <w:r>
-        <w:t xml:space="preserve">    print(data.describe())</w:t>
+        <w:t xml:space="preserve">    print(</w:t>
+      </w:r>
+      <w:proofErr w:type="spellStart"/>
+      <w:proofErr w:type="gramStart"/>
+      <w:r>
+        <w:t>data.describe</w:t>
+      </w:r>
+      <w:proofErr w:type="spellEnd"/>
+      <w:proofErr w:type="gramEnd"/>
+      <w:r>
+        <w:t>())</w:t>
       </w:r>
     </w:p>
     <w:p>
@@ -4404,7 +5379,23 @@
         <w:ind w:left="-5" w:right="515" w:hanging="10"/>
       </w:pPr>
       <w:r>
-        <w:t xml:space="preserve">    print("\nMissing Values:")</w:t>
+        <w:t xml:space="preserve">    </w:t>
+      </w:r>
+      <w:proofErr w:type="gramStart"/>
+      <w:r>
+        <w:t>print(</w:t>
+      </w:r>
+      <w:proofErr w:type="gramEnd"/>
+      <w:r>
+        <w:t>"\</w:t>
+      </w:r>
+      <w:proofErr w:type="spellStart"/>
+      <w:r>
+        <w:t>nMissing</w:t>
+      </w:r>
+      <w:proofErr w:type="spellEnd"/>
+      <w:r>
+        <w:t xml:space="preserve"> Values:")</w:t>
       </w:r>
     </w:p>
     <w:p>
@@ -4413,7 +5404,25 @@
         <w:ind w:left="-5" w:right="515" w:hanging="10"/>
       </w:pPr>
       <w:r>
-        <w:t xml:space="preserve">    print(data.isnull().sum())</w:t>
+        <w:t xml:space="preserve">    print(</w:t>
+      </w:r>
+      <w:proofErr w:type="spellStart"/>
+      <w:proofErr w:type="gramStart"/>
+      <w:r>
+        <w:t>data.isnull</w:t>
+      </w:r>
+      <w:proofErr w:type="spellEnd"/>
+      <w:proofErr w:type="gramEnd"/>
+      <w:r>
+        <w:t>(</w:t>
+      </w:r>
+      <w:proofErr w:type="gramStart"/>
+      <w:r>
+        <w:t>).sum</w:t>
+      </w:r>
+      <w:proofErr w:type="gramEnd"/>
+      <w:r>
+        <w:t>())</w:t>
       </w:r>
     </w:p>
     <w:p>
@@ -4427,8 +5436,21 @@
         <w:spacing w:after="7" w:line="270" w:lineRule="auto"/>
         <w:ind w:left="-5" w:right="515" w:hanging="10"/>
       </w:pPr>
-      <w:r>
-        <w:t>amroli_auto(df)</w:t>
+      <w:proofErr w:type="spellStart"/>
+      <w:r>
+        <w:t>amroli_auto</w:t>
+      </w:r>
+      <w:proofErr w:type="spellEnd"/>
+      <w:r>
+        <w:t>(</w:t>
+      </w:r>
+      <w:proofErr w:type="spellStart"/>
+      <w:r>
+        <w:t>df</w:t>
+      </w:r>
+      <w:proofErr w:type="spellEnd"/>
+      <w:r>
+        <w:t>)</w:t>
       </w:r>
     </w:p>
     <w:p>
@@ -4442,6 +5464,7 @@
           <w:sz w:val="23"/>
         </w:rPr>
       </w:pPr>
+      <w:proofErr w:type="gramStart"/>
       <w:r>
         <w:rPr>
           <w:rFonts w:ascii="Times New Roman" w:eastAsia="Times New Roman" w:hAnsi="Times New Roman" w:cs="Times New Roman"/>
@@ -4451,6 +5474,7 @@
         </w:rPr>
         <w:t>Output :</w:t>
       </w:r>
+      <w:proofErr w:type="gramEnd"/>
       <w:r>
         <w:rPr>
           <w:rFonts w:ascii="Times New Roman" w:eastAsia="Times New Roman" w:hAnsi="Times New Roman" w:cs="Times New Roman"/>
@@ -4644,7 +5668,55 @@
           <w:rFonts w:ascii="Times New Roman" w:eastAsia="Times New Roman" w:hAnsi="Times New Roman" w:cs="Times New Roman"/>
           <w:sz w:val="23"/>
         </w:rPr>
-        <w:t>Before moving further we need to clean and process the data. In this dataset the “rate” column contains data in string format having values like “&lt;rating&gt; / 5“. Here “ /5” is unwanted string (noise in data), which needs to be removed. And then the rating has to be transformed into float data type so that the rating data can be used for analysis. Convert the rate column to a float by removing denominator characters.</w:t>
+        <w:t xml:space="preserve">Before moving </w:t>
+      </w:r>
+      <w:proofErr w:type="gramStart"/>
+      <w:r>
+        <w:rPr>
+          <w:rFonts w:ascii="Times New Roman" w:eastAsia="Times New Roman" w:hAnsi="Times New Roman" w:cs="Times New Roman"/>
+          <w:sz w:val="23"/>
+        </w:rPr>
+        <w:t>further</w:t>
+      </w:r>
+      <w:proofErr w:type="gramEnd"/>
+      <w:r>
+        <w:rPr>
+          <w:rFonts w:ascii="Times New Roman" w:eastAsia="Times New Roman" w:hAnsi="Times New Roman" w:cs="Times New Roman"/>
+          <w:sz w:val="23"/>
+        </w:rPr>
+        <w:t xml:space="preserve"> we need to clean and process the data. In this dataset the “rate” column contains data in string format having values like “&lt;rating&gt; / 5“. Here </w:t>
+      </w:r>
+      <w:proofErr w:type="gramStart"/>
+      <w:r>
+        <w:rPr>
+          <w:rFonts w:ascii="Times New Roman" w:eastAsia="Times New Roman" w:hAnsi="Times New Roman" w:cs="Times New Roman"/>
+          <w:sz w:val="23"/>
+        </w:rPr>
+        <w:t>“ /</w:t>
+      </w:r>
+      <w:proofErr w:type="gramEnd"/>
+      <w:r>
+        <w:rPr>
+          <w:rFonts w:ascii="Times New Roman" w:eastAsia="Times New Roman" w:hAnsi="Times New Roman" w:cs="Times New Roman"/>
+          <w:sz w:val="23"/>
+        </w:rPr>
+        <w:t xml:space="preserve">5” is unwanted string (noise in data), which needs to be removed. And then the rating </w:t>
+      </w:r>
+      <w:proofErr w:type="gramStart"/>
+      <w:r>
+        <w:rPr>
+          <w:rFonts w:ascii="Times New Roman" w:eastAsia="Times New Roman" w:hAnsi="Times New Roman" w:cs="Times New Roman"/>
+          <w:sz w:val="23"/>
+        </w:rPr>
+        <w:t>has to</w:t>
+      </w:r>
+      <w:proofErr w:type="gramEnd"/>
+      <w:r>
+        <w:rPr>
+          <w:rFonts w:ascii="Times New Roman" w:eastAsia="Times New Roman" w:hAnsi="Times New Roman" w:cs="Times New Roman"/>
+          <w:sz w:val="23"/>
+        </w:rPr>
+        <w:t xml:space="preserve"> be transformed into float data type so that the rating data can be used for analysis. Convert the rate column to a float by removing denominator characters.</w:t>
       </w:r>
     </w:p>
     <w:p>
@@ -4665,18 +5737,47 @@
         <w:t>def</w:t>
       </w:r>
       <w:r>
-        <w:t xml:space="preserve"> handleRate(value):</w:t>
-      </w:r>
-    </w:p>
-    <w:p>
-      <w:r>
-        <w:t>    value=str(value).split('/')</w:t>
-      </w:r>
-    </w:p>
-    <w:p>
-      <w:r>
-        <w:t>    value=value[0];</w:t>
-      </w:r>
+        <w:t xml:space="preserve"> </w:t>
+      </w:r>
+      <w:proofErr w:type="spellStart"/>
+      <w:r>
+        <w:t>handleRate</w:t>
+      </w:r>
+      <w:proofErr w:type="spellEnd"/>
+      <w:r>
+        <w:t>(value):</w:t>
+      </w:r>
+    </w:p>
+    <w:p>
+      <w:r>
+        <w:t>    value=str(value</w:t>
+      </w:r>
+      <w:proofErr w:type="gramStart"/>
+      <w:r>
+        <w:t>).split</w:t>
+      </w:r>
+      <w:proofErr w:type="gramEnd"/>
+      <w:r>
+        <w:t>('/')</w:t>
+      </w:r>
+    </w:p>
+    <w:p>
+      <w:r>
+        <w:t>    value=</w:t>
+      </w:r>
+      <w:proofErr w:type="gramStart"/>
+      <w:r>
+        <w:t>value[</w:t>
+      </w:r>
+      <w:proofErr w:type="gramEnd"/>
+      <w:r>
+        <w:t>0</w:t>
+      </w:r>
+      <w:proofErr w:type="gramStart"/>
+      <w:r>
+        <w:t>];</w:t>
+      </w:r>
+      <w:proofErr w:type="gramEnd"/>
     </w:p>
     <w:p>
       <w:r>
@@ -4684,18 +5785,81 @@
       </w:r>
     </w:p>
     <w:p>
-      <w:r>
-        <w:t>df['rate']=df['rate'].apply(handleRate)</w:t>
-      </w:r>
-    </w:p>
-    <w:p>
-      <w:r>
-        <w:t>print("----------After cleaning rate column, printing top records")</w:t>
-      </w:r>
-    </w:p>
-    <w:p>
-      <w:r>
-        <w:t xml:space="preserve">print(df[['name','rate']].head()) </w:t>
+      <w:proofErr w:type="spellStart"/>
+      <w:r>
+        <w:t>df</w:t>
+      </w:r>
+      <w:proofErr w:type="spellEnd"/>
+      <w:r>
+        <w:t>['rate</w:t>
+      </w:r>
+      <w:proofErr w:type="gramStart"/>
+      <w:r>
+        <w:t>']=</w:t>
+      </w:r>
+      <w:proofErr w:type="spellStart"/>
+      <w:proofErr w:type="gramEnd"/>
+      <w:r>
+        <w:t>df</w:t>
+      </w:r>
+      <w:proofErr w:type="spellEnd"/>
+      <w:r>
+        <w:t>['rate'</w:t>
+      </w:r>
+      <w:proofErr w:type="gramStart"/>
+      <w:r>
+        <w:t>].apply</w:t>
+      </w:r>
+      <w:proofErr w:type="gramEnd"/>
+      <w:r>
+        <w:t>(</w:t>
+      </w:r>
+      <w:proofErr w:type="spellStart"/>
+      <w:r>
+        <w:t>handleRate</w:t>
+      </w:r>
+      <w:proofErr w:type="spellEnd"/>
+      <w:r>
+        <w:t>)</w:t>
+      </w:r>
+    </w:p>
+    <w:p>
+      <w:proofErr w:type="gramStart"/>
+      <w:r>
+        <w:t>print(</w:t>
+      </w:r>
+      <w:proofErr w:type="gramEnd"/>
+      <w:r>
+        <w:t>"----------After cleaning rate column, printing top records")</w:t>
+      </w:r>
+    </w:p>
+    <w:p>
+      <w:r>
+        <w:t>print(</w:t>
+      </w:r>
+      <w:proofErr w:type="spellStart"/>
+      <w:r>
+        <w:t>df</w:t>
+      </w:r>
+      <w:proofErr w:type="spellEnd"/>
+      <w:r>
+        <w:t>[['</w:t>
+      </w:r>
+      <w:proofErr w:type="spellStart"/>
+      <w:r>
+        <w:t>name','rate</w:t>
+      </w:r>
+      <w:proofErr w:type="spellEnd"/>
+      <w:r>
+        <w:t>']</w:t>
+      </w:r>
+      <w:proofErr w:type="gramStart"/>
+      <w:r>
+        <w:t>].head</w:t>
+      </w:r>
+      <w:proofErr w:type="gramEnd"/>
+      <w:r>
+        <w:t xml:space="preserve">()) </w:t>
       </w:r>
     </w:p>
     <w:p>
@@ -4709,6 +5873,7 @@
           <w:sz w:val="23"/>
         </w:rPr>
       </w:pPr>
+      <w:proofErr w:type="gramStart"/>
       <w:r>
         <w:rPr>
           <w:rFonts w:ascii="Times New Roman" w:eastAsia="Times New Roman" w:hAnsi="Times New Roman" w:cs="Times New Roman"/>
@@ -4718,6 +5883,7 @@
         </w:rPr>
         <w:t>Output :</w:t>
       </w:r>
+      <w:proofErr w:type="gramEnd"/>
       <w:r>
         <w:rPr>
           <w:rFonts w:ascii="Times New Roman" w:eastAsia="Times New Roman" w:hAnsi="Times New Roman" w:cs="Times New Roman"/>
@@ -4827,27 +5993,70 @@
           <w:sz w:val="23"/>
         </w:rPr>
       </w:pPr>
-      <w:r>
-        <w:rPr>
-          <w:rFonts w:ascii="Times New Roman" w:eastAsia="Times New Roman" w:hAnsi="Times New Roman" w:cs="Times New Roman"/>
-          <w:sz w:val="23"/>
-        </w:rPr>
-        <w:t>print("---------Checking for missing or null values")</w:t>
-      </w:r>
-    </w:p>
-    <w:p>
-      <w:pPr>
-        <w:rPr>
-          <w:rFonts w:ascii="Times New Roman" w:eastAsia="Times New Roman" w:hAnsi="Times New Roman" w:cs="Times New Roman"/>
-          <w:sz w:val="23"/>
-        </w:rPr>
-      </w:pPr>
-      <w:r>
-        <w:rPr>
-          <w:rFonts w:ascii="Times New Roman" w:eastAsia="Times New Roman" w:hAnsi="Times New Roman" w:cs="Times New Roman"/>
-          <w:sz w:val="23"/>
-        </w:rPr>
-        <w:t>print(df.isnull().sum())</w:t>
+      <w:proofErr w:type="gramStart"/>
+      <w:r>
+        <w:rPr>
+          <w:rFonts w:ascii="Times New Roman" w:eastAsia="Times New Roman" w:hAnsi="Times New Roman" w:cs="Times New Roman"/>
+          <w:sz w:val="23"/>
+        </w:rPr>
+        <w:t>print(</w:t>
+      </w:r>
+      <w:proofErr w:type="gramEnd"/>
+      <w:r>
+        <w:rPr>
+          <w:rFonts w:ascii="Times New Roman" w:eastAsia="Times New Roman" w:hAnsi="Times New Roman" w:cs="Times New Roman"/>
+          <w:sz w:val="23"/>
+        </w:rPr>
+        <w:t>"---------Checking for missing or null values")</w:t>
+      </w:r>
+    </w:p>
+    <w:p>
+      <w:pPr>
+        <w:rPr>
+          <w:rFonts w:ascii="Times New Roman" w:eastAsia="Times New Roman" w:hAnsi="Times New Roman" w:cs="Times New Roman"/>
+          <w:sz w:val="23"/>
+        </w:rPr>
+      </w:pPr>
+      <w:r>
+        <w:rPr>
+          <w:rFonts w:ascii="Times New Roman" w:eastAsia="Times New Roman" w:hAnsi="Times New Roman" w:cs="Times New Roman"/>
+          <w:sz w:val="23"/>
+        </w:rPr>
+        <w:t>print(</w:t>
+      </w:r>
+      <w:proofErr w:type="spellStart"/>
+      <w:proofErr w:type="gramStart"/>
+      <w:r>
+        <w:rPr>
+          <w:rFonts w:ascii="Times New Roman" w:eastAsia="Times New Roman" w:hAnsi="Times New Roman" w:cs="Times New Roman"/>
+          <w:sz w:val="23"/>
+        </w:rPr>
+        <w:t>df.isnull</w:t>
+      </w:r>
+      <w:proofErr w:type="spellEnd"/>
+      <w:proofErr w:type="gramEnd"/>
+      <w:r>
+        <w:rPr>
+          <w:rFonts w:ascii="Times New Roman" w:eastAsia="Times New Roman" w:hAnsi="Times New Roman" w:cs="Times New Roman"/>
+          <w:sz w:val="23"/>
+        </w:rPr>
+        <w:t>(</w:t>
+      </w:r>
+      <w:proofErr w:type="gramStart"/>
+      <w:r>
+        <w:rPr>
+          <w:rFonts w:ascii="Times New Roman" w:eastAsia="Times New Roman" w:hAnsi="Times New Roman" w:cs="Times New Roman"/>
+          <w:sz w:val="23"/>
+        </w:rPr>
+        <w:t>).sum</w:t>
+      </w:r>
+      <w:proofErr w:type="gramEnd"/>
+      <w:r>
+        <w:rPr>
+          <w:rFonts w:ascii="Times New Roman" w:eastAsia="Times New Roman" w:hAnsi="Times New Roman" w:cs="Times New Roman"/>
+          <w:sz w:val="23"/>
+        </w:rPr>
+        <w:t>())</w:t>
       </w:r>
     </w:p>
     <w:p>
@@ -4859,6 +6068,7 @@
           <w:sz w:val="23"/>
         </w:rPr>
       </w:pPr>
+      <w:proofErr w:type="gramStart"/>
       <w:r>
         <w:rPr>
           <w:rFonts w:ascii="Times New Roman" w:eastAsia="Times New Roman" w:hAnsi="Times New Roman" w:cs="Times New Roman"/>
@@ -4868,6 +6078,7 @@
         </w:rPr>
         <w:t>Output :</w:t>
       </w:r>
+      <w:proofErr w:type="gramEnd"/>
       <w:r>
         <w:rPr>
           <w:rFonts w:ascii="Times New Roman" w:eastAsia="Times New Roman" w:hAnsi="Times New Roman" w:cs="Times New Roman"/>
@@ -4946,22 +6157,94 @@
           <w:rFonts w:ascii="Times New Roman" w:eastAsia="Times New Roman" w:hAnsi="Times New Roman" w:cs="Times New Roman"/>
           <w:sz w:val="23"/>
         </w:rPr>
-        <w:t>There are a few missing values found in “votes” (number of votes for restaurant) and “approx_cost (for two people)” columns. We have filled up missing values using mean values.</w:t>
-      </w:r>
-    </w:p>
-    <w:p>
-      <w:r>
-        <w:t>df.fillna(df.mean(numeric_only=True), inplace=True)</w:t>
-      </w:r>
-    </w:p>
-    <w:p>
-      <w:r>
-        <w:t>print("displaying null value count after handling missing data with mean value")</w:t>
-      </w:r>
-    </w:p>
-    <w:p>
-      <w:r>
-        <w:t>print(df.isnull().sum())</w:t>
+        <w:t>There are a few missing values found in “votes” (number of votes for restaurant) and “</w:t>
+      </w:r>
+      <w:proofErr w:type="spellStart"/>
+      <w:r>
+        <w:rPr>
+          <w:rFonts w:ascii="Times New Roman" w:eastAsia="Times New Roman" w:hAnsi="Times New Roman" w:cs="Times New Roman"/>
+          <w:sz w:val="23"/>
+        </w:rPr>
+        <w:t>approx_cost</w:t>
+      </w:r>
+      <w:proofErr w:type="spellEnd"/>
+      <w:r>
+        <w:rPr>
+          <w:rFonts w:ascii="Times New Roman" w:eastAsia="Times New Roman" w:hAnsi="Times New Roman" w:cs="Times New Roman"/>
+          <w:sz w:val="23"/>
+        </w:rPr>
+        <w:t xml:space="preserve"> (for two people)” columns. We have filled up missing values using mean values.</w:t>
+      </w:r>
+    </w:p>
+    <w:p>
+      <w:proofErr w:type="spellStart"/>
+      <w:proofErr w:type="gramStart"/>
+      <w:r>
+        <w:t>df.fillna</w:t>
+      </w:r>
+      <w:proofErr w:type="spellEnd"/>
+      <w:proofErr w:type="gramEnd"/>
+      <w:r>
+        <w:t>(</w:t>
+      </w:r>
+      <w:proofErr w:type="spellStart"/>
+      <w:proofErr w:type="gramStart"/>
+      <w:r>
+        <w:t>df.mean</w:t>
+      </w:r>
+      <w:proofErr w:type="spellEnd"/>
+      <w:proofErr w:type="gramEnd"/>
+      <w:r>
+        <w:t>(</w:t>
+      </w:r>
+      <w:proofErr w:type="spellStart"/>
+      <w:r>
+        <w:t>numeric_only</w:t>
+      </w:r>
+      <w:proofErr w:type="spellEnd"/>
+      <w:r>
+        <w:t xml:space="preserve">=True), </w:t>
+      </w:r>
+      <w:proofErr w:type="spellStart"/>
+      <w:r>
+        <w:t>inplace</w:t>
+      </w:r>
+      <w:proofErr w:type="spellEnd"/>
+      <w:r>
+        <w:t>=True)</w:t>
+      </w:r>
+    </w:p>
+    <w:p>
+      <w:proofErr w:type="gramStart"/>
+      <w:r>
+        <w:t>print(</w:t>
+      </w:r>
+      <w:proofErr w:type="gramEnd"/>
+      <w:r>
+        <w:t>"displaying null value count after handling missing data with mean value")</w:t>
+      </w:r>
+    </w:p>
+    <w:p>
+      <w:r>
+        <w:t>print(</w:t>
+      </w:r>
+      <w:proofErr w:type="spellStart"/>
+      <w:proofErr w:type="gramStart"/>
+      <w:r>
+        <w:t>df.isnull</w:t>
+      </w:r>
+      <w:proofErr w:type="spellEnd"/>
+      <w:proofErr w:type="gramEnd"/>
+      <w:r>
+        <w:t>(</w:t>
+      </w:r>
+      <w:proofErr w:type="gramStart"/>
+      <w:r>
+        <w:t>).sum</w:t>
+      </w:r>
+      <w:proofErr w:type="gramEnd"/>
+      <w:r>
+        <w:t>())</w:t>
       </w:r>
     </w:p>
     <w:p>
@@ -4975,6 +6258,7 @@
           <w:sz w:val="23"/>
         </w:rPr>
       </w:pPr>
+      <w:proofErr w:type="gramStart"/>
       <w:r>
         <w:rPr>
           <w:rFonts w:ascii="Times New Roman" w:eastAsia="Times New Roman" w:hAnsi="Times New Roman" w:cs="Times New Roman"/>
@@ -4984,6 +6268,7 @@
         </w:rPr>
         <w:t>Output :</w:t>
       </w:r>
+      <w:proofErr w:type="gramEnd"/>
       <w:r>
         <w:rPr>
           <w:rFonts w:ascii="Times New Roman" w:eastAsia="Times New Roman" w:hAnsi="Times New Roman" w:cs="Times New Roman"/>
@@ -5184,7 +6469,73 @@
           <w:rFonts w:ascii="Times New Roman" w:eastAsia="Times New Roman" w:hAnsi="Times New Roman" w:cs="Times New Roman"/>
           <w:sz w:val="23"/>
         </w:rPr>
-        <w:t>We are using countplot() for this purpose. countplot() using Seaborn is commonly used in EDA to visualize categorical data. A countplot shows the count (frequency) of each unique category in a categorical variable using bars.</w:t>
+        <w:t xml:space="preserve">We are using </w:t>
+      </w:r>
+      <w:proofErr w:type="spellStart"/>
+      <w:proofErr w:type="gramStart"/>
+      <w:r>
+        <w:rPr>
+          <w:rFonts w:ascii="Times New Roman" w:eastAsia="Times New Roman" w:hAnsi="Times New Roman" w:cs="Times New Roman"/>
+          <w:sz w:val="23"/>
+        </w:rPr>
+        <w:t>countplot</w:t>
+      </w:r>
+      <w:proofErr w:type="spellEnd"/>
+      <w:r>
+        <w:rPr>
+          <w:rFonts w:ascii="Times New Roman" w:eastAsia="Times New Roman" w:hAnsi="Times New Roman" w:cs="Times New Roman"/>
+          <w:sz w:val="23"/>
+        </w:rPr>
+        <w:t>(</w:t>
+      </w:r>
+      <w:proofErr w:type="gramEnd"/>
+      <w:r>
+        <w:rPr>
+          <w:rFonts w:ascii="Times New Roman" w:eastAsia="Times New Roman" w:hAnsi="Times New Roman" w:cs="Times New Roman"/>
+          <w:sz w:val="23"/>
+        </w:rPr>
+        <w:t xml:space="preserve">) for this purpose. </w:t>
+      </w:r>
+      <w:proofErr w:type="spellStart"/>
+      <w:proofErr w:type="gramStart"/>
+      <w:r>
+        <w:rPr>
+          <w:rFonts w:ascii="Times New Roman" w:eastAsia="Times New Roman" w:hAnsi="Times New Roman" w:cs="Times New Roman"/>
+          <w:sz w:val="23"/>
+        </w:rPr>
+        <w:t>countplot</w:t>
+      </w:r>
+      <w:proofErr w:type="spellEnd"/>
+      <w:r>
+        <w:rPr>
+          <w:rFonts w:ascii="Times New Roman" w:eastAsia="Times New Roman" w:hAnsi="Times New Roman" w:cs="Times New Roman"/>
+          <w:sz w:val="23"/>
+        </w:rPr>
+        <w:t>(</w:t>
+      </w:r>
+      <w:proofErr w:type="gramEnd"/>
+      <w:r>
+        <w:rPr>
+          <w:rFonts w:ascii="Times New Roman" w:eastAsia="Times New Roman" w:hAnsi="Times New Roman" w:cs="Times New Roman"/>
+          <w:sz w:val="23"/>
+        </w:rPr>
+        <w:t xml:space="preserve">) using Seaborn is commonly used in EDA to visualize categorical data. A </w:t>
+      </w:r>
+      <w:proofErr w:type="spellStart"/>
+      <w:r>
+        <w:rPr>
+          <w:rFonts w:ascii="Times New Roman" w:eastAsia="Times New Roman" w:hAnsi="Times New Roman" w:cs="Times New Roman"/>
+          <w:sz w:val="23"/>
+        </w:rPr>
+        <w:t>countplot</w:t>
+      </w:r>
+      <w:proofErr w:type="spellEnd"/>
+      <w:r>
+        <w:rPr>
+          <w:rFonts w:ascii="Times New Roman" w:eastAsia="Times New Roman" w:hAnsi="Times New Roman" w:cs="Times New Roman"/>
+          <w:sz w:val="23"/>
+        </w:rPr>
+        <w:t xml:space="preserve"> shows the count (frequency) of each unique category in a categorical variable using bars.</w:t>
       </w:r>
     </w:p>
     <w:p>
@@ -5215,12 +6566,55 @@
           <w:sz w:val="23"/>
         </w:rPr>
       </w:pPr>
-      <w:r>
-        <w:rPr>
-          <w:rFonts w:ascii="Times New Roman" w:eastAsia="Times New Roman" w:hAnsi="Times New Roman" w:cs="Times New Roman"/>
-          <w:sz w:val="23"/>
-        </w:rPr>
-        <w:t>sns.countplot(x=dataframe['listed_in(type)'])</w:t>
+      <w:proofErr w:type="spellStart"/>
+      <w:proofErr w:type="gramStart"/>
+      <w:r>
+        <w:rPr>
+          <w:rFonts w:ascii="Times New Roman" w:eastAsia="Times New Roman" w:hAnsi="Times New Roman" w:cs="Times New Roman"/>
+          <w:sz w:val="23"/>
+        </w:rPr>
+        <w:t>sns.countplot</w:t>
+      </w:r>
+      <w:proofErr w:type="spellEnd"/>
+      <w:proofErr w:type="gramEnd"/>
+      <w:r>
+        <w:rPr>
+          <w:rFonts w:ascii="Times New Roman" w:eastAsia="Times New Roman" w:hAnsi="Times New Roman" w:cs="Times New Roman"/>
+          <w:sz w:val="23"/>
+        </w:rPr>
+        <w:t>(x=</w:t>
+      </w:r>
+      <w:proofErr w:type="spellStart"/>
+      <w:r>
+        <w:rPr>
+          <w:rFonts w:ascii="Times New Roman" w:eastAsia="Times New Roman" w:hAnsi="Times New Roman" w:cs="Times New Roman"/>
+          <w:sz w:val="23"/>
+        </w:rPr>
+        <w:t>dataframe</w:t>
+      </w:r>
+      <w:proofErr w:type="spellEnd"/>
+      <w:r>
+        <w:rPr>
+          <w:rFonts w:ascii="Times New Roman" w:eastAsia="Times New Roman" w:hAnsi="Times New Roman" w:cs="Times New Roman"/>
+          <w:sz w:val="23"/>
+        </w:rPr>
+        <w:t>['</w:t>
+      </w:r>
+      <w:proofErr w:type="spellStart"/>
+      <w:r>
+        <w:rPr>
+          <w:rFonts w:ascii="Times New Roman" w:eastAsia="Times New Roman" w:hAnsi="Times New Roman" w:cs="Times New Roman"/>
+          <w:sz w:val="23"/>
+        </w:rPr>
+        <w:t>listed_in</w:t>
+      </w:r>
+      <w:proofErr w:type="spellEnd"/>
+      <w:r>
+        <w:rPr>
+          <w:rFonts w:ascii="Times New Roman" w:eastAsia="Times New Roman" w:hAnsi="Times New Roman" w:cs="Times New Roman"/>
+          <w:sz w:val="23"/>
+        </w:rPr>
+        <w:t>(type)'])</w:t>
       </w:r>
     </w:p>
     <w:p>
@@ -5232,12 +6626,23 @@
           <w:sz w:val="23"/>
         </w:rPr>
       </w:pPr>
-      <w:r>
-        <w:rPr>
-          <w:rFonts w:ascii="Times New Roman" w:eastAsia="Times New Roman" w:hAnsi="Times New Roman" w:cs="Times New Roman"/>
-          <w:sz w:val="23"/>
-        </w:rPr>
-        <w:t>plt.title("Count of Restaurants")</w:t>
+      <w:proofErr w:type="spellStart"/>
+      <w:proofErr w:type="gramStart"/>
+      <w:r>
+        <w:rPr>
+          <w:rFonts w:ascii="Times New Roman" w:eastAsia="Times New Roman" w:hAnsi="Times New Roman" w:cs="Times New Roman"/>
+          <w:sz w:val="23"/>
+        </w:rPr>
+        <w:t>plt.title</w:t>
+      </w:r>
+      <w:proofErr w:type="spellEnd"/>
+      <w:proofErr w:type="gramEnd"/>
+      <w:r>
+        <w:rPr>
+          <w:rFonts w:ascii="Times New Roman" w:eastAsia="Times New Roman" w:hAnsi="Times New Roman" w:cs="Times New Roman"/>
+          <w:sz w:val="23"/>
+        </w:rPr>
+        <w:t>("Count of Restaurants")</w:t>
       </w:r>
     </w:p>
     <w:p>
@@ -5249,12 +6654,23 @@
           <w:sz w:val="23"/>
         </w:rPr>
       </w:pPr>
-      <w:r>
-        <w:rPr>
-          <w:rFonts w:ascii="Times New Roman" w:eastAsia="Times New Roman" w:hAnsi="Times New Roman" w:cs="Times New Roman"/>
-          <w:sz w:val="23"/>
-        </w:rPr>
-        <w:t>plt.xlabel("Type of restaurant")</w:t>
+      <w:proofErr w:type="spellStart"/>
+      <w:proofErr w:type="gramStart"/>
+      <w:r>
+        <w:rPr>
+          <w:rFonts w:ascii="Times New Roman" w:eastAsia="Times New Roman" w:hAnsi="Times New Roman" w:cs="Times New Roman"/>
+          <w:sz w:val="23"/>
+        </w:rPr>
+        <w:t>plt.xlabel</w:t>
+      </w:r>
+      <w:proofErr w:type="spellEnd"/>
+      <w:proofErr w:type="gramEnd"/>
+      <w:r>
+        <w:rPr>
+          <w:rFonts w:ascii="Times New Roman" w:eastAsia="Times New Roman" w:hAnsi="Times New Roman" w:cs="Times New Roman"/>
+          <w:sz w:val="23"/>
+        </w:rPr>
+        <w:t>("Type of restaurant")</w:t>
       </w:r>
     </w:p>
     <w:p>
@@ -5266,12 +6682,23 @@
           <w:sz w:val="23"/>
         </w:rPr>
       </w:pPr>
-      <w:r>
-        <w:rPr>
-          <w:rFonts w:ascii="Times New Roman" w:eastAsia="Times New Roman" w:hAnsi="Times New Roman" w:cs="Times New Roman"/>
-          <w:sz w:val="23"/>
-        </w:rPr>
-        <w:t>plt.show()</w:t>
+      <w:proofErr w:type="spellStart"/>
+      <w:proofErr w:type="gramStart"/>
+      <w:r>
+        <w:rPr>
+          <w:rFonts w:ascii="Times New Roman" w:eastAsia="Times New Roman" w:hAnsi="Times New Roman" w:cs="Times New Roman"/>
+          <w:sz w:val="23"/>
+        </w:rPr>
+        <w:t>plt.show</w:t>
+      </w:r>
+      <w:proofErr w:type="spellEnd"/>
+      <w:proofErr w:type="gramEnd"/>
+      <w:r>
+        <w:rPr>
+          <w:rFonts w:ascii="Times New Roman" w:eastAsia="Times New Roman" w:hAnsi="Times New Roman" w:cs="Times New Roman"/>
+          <w:sz w:val="23"/>
+        </w:rPr>
+        <w:t>()</w:t>
       </w:r>
     </w:p>
     <w:p>
@@ -5285,6 +6712,7 @@
           <w:sz w:val="23"/>
         </w:rPr>
       </w:pPr>
+      <w:proofErr w:type="gramStart"/>
       <w:r>
         <w:rPr>
           <w:rFonts w:ascii="Times New Roman" w:eastAsia="Times New Roman" w:hAnsi="Times New Roman" w:cs="Times New Roman"/>
@@ -5294,6 +6722,7 @@
         </w:rPr>
         <w:t>Output :</w:t>
       </w:r>
+      <w:proofErr w:type="gramEnd"/>
       <w:r>
         <w:rPr>
           <w:rFonts w:ascii="Times New Roman" w:eastAsia="Times New Roman" w:hAnsi="Times New Roman" w:cs="Times New Roman"/>
@@ -5320,6 +6749,7 @@
           <w:rFonts w:ascii="Times New Roman" w:eastAsia="Times New Roman" w:hAnsi="Times New Roman" w:cs="Times New Roman"/>
           <w:b/>
           <w:bCs/>
+          <w:noProof/>
           <w:sz w:val="23"/>
         </w:rPr>
         <w:drawing>
@@ -5426,12 +6856,53 @@
           <w:sz w:val="23"/>
         </w:rPr>
       </w:pPr>
-      <w:r>
-        <w:rPr>
-          <w:rFonts w:ascii="Times New Roman" w:eastAsia="Times New Roman" w:hAnsi="Times New Roman" w:cs="Times New Roman"/>
-          <w:sz w:val="23"/>
-        </w:rPr>
-        <w:t>max_votes = df['votes'].max()</w:t>
+      <w:proofErr w:type="spellStart"/>
+      <w:r>
+        <w:rPr>
+          <w:rFonts w:ascii="Times New Roman" w:eastAsia="Times New Roman" w:hAnsi="Times New Roman" w:cs="Times New Roman"/>
+          <w:sz w:val="23"/>
+        </w:rPr>
+        <w:t>max_votes</w:t>
+      </w:r>
+      <w:proofErr w:type="spellEnd"/>
+      <w:r>
+        <w:rPr>
+          <w:rFonts w:ascii="Times New Roman" w:eastAsia="Times New Roman" w:hAnsi="Times New Roman" w:cs="Times New Roman"/>
+          <w:sz w:val="23"/>
+        </w:rPr>
+        <w:t xml:space="preserve"> = </w:t>
+      </w:r>
+      <w:proofErr w:type="spellStart"/>
+      <w:r>
+        <w:rPr>
+          <w:rFonts w:ascii="Times New Roman" w:eastAsia="Times New Roman" w:hAnsi="Times New Roman" w:cs="Times New Roman"/>
+          <w:sz w:val="23"/>
+        </w:rPr>
+        <w:t>df</w:t>
+      </w:r>
+      <w:proofErr w:type="spellEnd"/>
+      <w:r>
+        <w:rPr>
+          <w:rFonts w:ascii="Times New Roman" w:eastAsia="Times New Roman" w:hAnsi="Times New Roman" w:cs="Times New Roman"/>
+          <w:sz w:val="23"/>
+        </w:rPr>
+        <w:t>['votes'].</w:t>
+      </w:r>
+      <w:proofErr w:type="gramStart"/>
+      <w:r>
+        <w:rPr>
+          <w:rFonts w:ascii="Times New Roman" w:eastAsia="Times New Roman" w:hAnsi="Times New Roman" w:cs="Times New Roman"/>
+          <w:sz w:val="23"/>
+        </w:rPr>
+        <w:t>max(</w:t>
+      </w:r>
+      <w:proofErr w:type="gramEnd"/>
+      <w:r>
+        <w:rPr>
+          <w:rFonts w:ascii="Times New Roman" w:eastAsia="Times New Roman" w:hAnsi="Times New Roman" w:cs="Times New Roman"/>
+          <w:sz w:val="23"/>
+        </w:rPr>
+        <w:t>)</w:t>
       </w:r>
     </w:p>
     <w:p>
@@ -5442,12 +6913,69 @@
           <w:sz w:val="23"/>
         </w:rPr>
       </w:pPr>
-      <w:r>
-        <w:rPr>
-          <w:rFonts w:ascii="Times New Roman" w:eastAsia="Times New Roman" w:hAnsi="Times New Roman" w:cs="Times New Roman"/>
-          <w:sz w:val="23"/>
-        </w:rPr>
-        <w:t>restaurant_with_max_votes = df.loc[df['votes'] ==max_votes, 'name']</w:t>
+      <w:proofErr w:type="spellStart"/>
+      <w:r>
+        <w:rPr>
+          <w:rFonts w:ascii="Times New Roman" w:eastAsia="Times New Roman" w:hAnsi="Times New Roman" w:cs="Times New Roman"/>
+          <w:sz w:val="23"/>
+        </w:rPr>
+        <w:t>restaurant_with_max_votes</w:t>
+      </w:r>
+      <w:proofErr w:type="spellEnd"/>
+      <w:r>
+        <w:rPr>
+          <w:rFonts w:ascii="Times New Roman" w:eastAsia="Times New Roman" w:hAnsi="Times New Roman" w:cs="Times New Roman"/>
+          <w:sz w:val="23"/>
+        </w:rPr>
+        <w:t xml:space="preserve"> = </w:t>
+      </w:r>
+      <w:proofErr w:type="spellStart"/>
+      <w:r>
+        <w:rPr>
+          <w:rFonts w:ascii="Times New Roman" w:eastAsia="Times New Roman" w:hAnsi="Times New Roman" w:cs="Times New Roman"/>
+          <w:sz w:val="23"/>
+        </w:rPr>
+        <w:t>df.loc</w:t>
+      </w:r>
+      <w:proofErr w:type="spellEnd"/>
+      <w:r>
+        <w:rPr>
+          <w:rFonts w:ascii="Times New Roman" w:eastAsia="Times New Roman" w:hAnsi="Times New Roman" w:cs="Times New Roman"/>
+          <w:sz w:val="23"/>
+        </w:rPr>
+        <w:t>[</w:t>
+      </w:r>
+      <w:proofErr w:type="spellStart"/>
+      <w:r>
+        <w:rPr>
+          <w:rFonts w:ascii="Times New Roman" w:eastAsia="Times New Roman" w:hAnsi="Times New Roman" w:cs="Times New Roman"/>
+          <w:sz w:val="23"/>
+        </w:rPr>
+        <w:t>df</w:t>
+      </w:r>
+      <w:proofErr w:type="spellEnd"/>
+      <w:r>
+        <w:rPr>
+          <w:rFonts w:ascii="Times New Roman" w:eastAsia="Times New Roman" w:hAnsi="Times New Roman" w:cs="Times New Roman"/>
+          <w:sz w:val="23"/>
+        </w:rPr>
+        <w:t>['votes'] ==</w:t>
+      </w:r>
+      <w:proofErr w:type="spellStart"/>
+      <w:r>
+        <w:rPr>
+          <w:rFonts w:ascii="Times New Roman" w:eastAsia="Times New Roman" w:hAnsi="Times New Roman" w:cs="Times New Roman"/>
+          <w:sz w:val="23"/>
+        </w:rPr>
+        <w:t>max_votes</w:t>
+      </w:r>
+      <w:proofErr w:type="spellEnd"/>
+      <w:r>
+        <w:rPr>
+          <w:rFonts w:ascii="Times New Roman" w:eastAsia="Times New Roman" w:hAnsi="Times New Roman" w:cs="Times New Roman"/>
+          <w:sz w:val="23"/>
+        </w:rPr>
+        <w:t>, 'name']</w:t>
       </w:r>
     </w:p>
     <w:p>
@@ -5480,7 +7008,23 @@
           <w:rFonts w:ascii="Times New Roman" w:eastAsia="Times New Roman" w:hAnsi="Times New Roman" w:cs="Times New Roman"/>
           <w:sz w:val="23"/>
         </w:rPr>
-        <w:t>print(restaurant_with_max_votes)</w:t>
+        <w:t>print(</w:t>
+      </w:r>
+      <w:proofErr w:type="spellStart"/>
+      <w:r>
+        <w:rPr>
+          <w:rFonts w:ascii="Times New Roman" w:eastAsia="Times New Roman" w:hAnsi="Times New Roman" w:cs="Times New Roman"/>
+          <w:sz w:val="23"/>
+        </w:rPr>
+        <w:t>restaurant_with_max_votes</w:t>
+      </w:r>
+      <w:proofErr w:type="spellEnd"/>
+      <w:r>
+        <w:rPr>
+          <w:rFonts w:ascii="Times New Roman" w:eastAsia="Times New Roman" w:hAnsi="Times New Roman" w:cs="Times New Roman"/>
+          <w:sz w:val="23"/>
+        </w:rPr>
+        <w:t>)</w:t>
       </w:r>
     </w:p>
     <w:p>
@@ -5503,6 +7047,7 @@
           <w:sz w:val="23"/>
         </w:rPr>
       </w:pPr>
+      <w:proofErr w:type="gramStart"/>
       <w:r>
         <w:rPr>
           <w:rFonts w:ascii="Times New Roman" w:eastAsia="Times New Roman" w:hAnsi="Times New Roman" w:cs="Times New Roman"/>
@@ -5512,6 +7057,7 @@
         </w:rPr>
         <w:t>Output :</w:t>
       </w:r>
+      <w:proofErr w:type="gramEnd"/>
       <w:r>
         <w:rPr>
           <w:rFonts w:ascii="Times New Roman" w:eastAsia="Times New Roman" w:hAnsi="Times New Roman" w:cs="Times New Roman"/>
@@ -5622,13 +7168,43 @@
       </w:r>
     </w:p>
     <w:p>
-      <w:r>
-        <w:t>sns.countplot(x=df['online_order'])</w:t>
-      </w:r>
-    </w:p>
-    <w:p>
-      <w:r>
-        <w:t>plt.show()</w:t>
+      <w:proofErr w:type="spellStart"/>
+      <w:proofErr w:type="gramStart"/>
+      <w:r>
+        <w:t>sns.countplot</w:t>
+      </w:r>
+      <w:proofErr w:type="spellEnd"/>
+      <w:proofErr w:type="gramEnd"/>
+      <w:r>
+        <w:t>(x=</w:t>
+      </w:r>
+      <w:proofErr w:type="spellStart"/>
+      <w:r>
+        <w:t>df</w:t>
+      </w:r>
+      <w:proofErr w:type="spellEnd"/>
+      <w:r>
+        <w:t>['</w:t>
+      </w:r>
+      <w:proofErr w:type="spellStart"/>
+      <w:r>
+        <w:t>online_order</w:t>
+      </w:r>
+      <w:proofErr w:type="spellEnd"/>
+      <w:r>
+        <w:t>'])</w:t>
+      </w:r>
+    </w:p>
+    <w:p>
+      <w:proofErr w:type="spellStart"/>
+      <w:proofErr w:type="gramStart"/>
+      <w:r>
+        <w:t>plt.show</w:t>
+      </w:r>
+      <w:proofErr w:type="spellEnd"/>
+      <w:proofErr w:type="gramEnd"/>
+      <w:r>
+        <w:t>()</w:t>
       </w:r>
     </w:p>
     <w:p>
@@ -5642,6 +7218,7 @@
           <w:sz w:val="23"/>
         </w:rPr>
       </w:pPr>
+      <w:proofErr w:type="gramStart"/>
       <w:r>
         <w:rPr>
           <w:rFonts w:ascii="Times New Roman" w:eastAsia="Times New Roman" w:hAnsi="Times New Roman" w:cs="Times New Roman"/>
@@ -5651,6 +7228,7 @@
         </w:rPr>
         <w:t>Output :</w:t>
       </w:r>
+      <w:proofErr w:type="gramEnd"/>
       <w:r>
         <w:rPr>
           <w:rFonts w:ascii="Times New Roman" w:eastAsia="Times New Roman" w:hAnsi="Times New Roman" w:cs="Times New Roman"/>
@@ -5677,6 +7255,7 @@
           <w:rFonts w:ascii="Times New Roman" w:eastAsia="Times New Roman" w:hAnsi="Times New Roman" w:cs="Times New Roman"/>
           <w:b/>
           <w:bCs/>
+          <w:noProof/>
           <w:sz w:val="23"/>
         </w:rPr>
         <w:drawing>
@@ -5741,13 +7320,31 @@
           <w:sz w:val="23"/>
         </w:rPr>
       </w:pPr>
-      <w:r>
-        <w:rPr>
-          <w:rFonts w:ascii="Times New Roman" w:eastAsia="Times New Roman" w:hAnsi="Times New Roman" w:cs="Times New Roman"/>
-          <w:sz w:val="23"/>
-        </w:rPr>
-        <w:t>Analyze customer ratings Ratings</w:t>
-      </w:r>
+      <w:proofErr w:type="spellStart"/>
+      <w:r>
+        <w:rPr>
+          <w:rFonts w:ascii="Times New Roman" w:eastAsia="Times New Roman" w:hAnsi="Times New Roman" w:cs="Times New Roman"/>
+          <w:sz w:val="23"/>
+        </w:rPr>
+        <w:t>Analyze</w:t>
+      </w:r>
+      <w:proofErr w:type="spellEnd"/>
+      <w:r>
+        <w:rPr>
+          <w:rFonts w:ascii="Times New Roman" w:eastAsia="Times New Roman" w:hAnsi="Times New Roman" w:cs="Times New Roman"/>
+          <w:sz w:val="23"/>
+        </w:rPr>
+        <w:t xml:space="preserve"> customer ratings </w:t>
+      </w:r>
+      <w:proofErr w:type="spellStart"/>
+      <w:r>
+        <w:rPr>
+          <w:rFonts w:ascii="Times New Roman" w:eastAsia="Times New Roman" w:hAnsi="Times New Roman" w:cs="Times New Roman"/>
+          <w:sz w:val="23"/>
+        </w:rPr>
+        <w:t>Ratings</w:t>
+      </w:r>
+      <w:proofErr w:type="spellEnd"/>
     </w:p>
     <w:p>
       <w:pPr>
@@ -5759,16 +7356,64 @@
           <w:i/>
           <w:iCs/>
         </w:rPr>
-        <w:t># Analyze customer ratings Ratings</w:t>
-      </w:r>
+        <w:t xml:space="preserve"># </w:t>
+      </w:r>
+      <w:proofErr w:type="spellStart"/>
+      <w:r>
+        <w:rPr>
+          <w:i/>
+          <w:iCs/>
+        </w:rPr>
+        <w:t>Analyze</w:t>
+      </w:r>
+      <w:proofErr w:type="spellEnd"/>
+      <w:r>
+        <w:rPr>
+          <w:i/>
+          <w:iCs/>
+        </w:rPr>
+        <w:t xml:space="preserve"> customer ratings </w:t>
+      </w:r>
+      <w:proofErr w:type="spellStart"/>
+      <w:r>
+        <w:rPr>
+          <w:i/>
+          <w:iCs/>
+        </w:rPr>
+        <w:t>Ratings</w:t>
+      </w:r>
+      <w:proofErr w:type="spellEnd"/>
     </w:p>
     <w:p>
       <w:pPr>
         <w:spacing w:after="7" w:line="270" w:lineRule="auto"/>
         <w:ind w:left="-5" w:right="3614" w:hanging="10"/>
       </w:pPr>
-      <w:r>
-        <w:t>plt.hist(df['rate'],bins=5)</w:t>
+      <w:proofErr w:type="spellStart"/>
+      <w:proofErr w:type="gramStart"/>
+      <w:r>
+        <w:t>plt.hist</w:t>
+      </w:r>
+      <w:proofErr w:type="spellEnd"/>
+      <w:proofErr w:type="gramEnd"/>
+      <w:r>
+        <w:t>(</w:t>
+      </w:r>
+      <w:proofErr w:type="spellStart"/>
+      <w:r>
+        <w:t>df</w:t>
+      </w:r>
+      <w:proofErr w:type="spellEnd"/>
+      <w:r>
+        <w:t>['rate'</w:t>
+      </w:r>
+      <w:proofErr w:type="gramStart"/>
+      <w:r>
+        <w:t>],bins</w:t>
+      </w:r>
+      <w:proofErr w:type="gramEnd"/>
+      <w:r>
+        <w:t>=5)</w:t>
       </w:r>
     </w:p>
     <w:p>
@@ -5776,8 +7421,15 @@
         <w:spacing w:after="7" w:line="270" w:lineRule="auto"/>
         <w:ind w:left="-5" w:right="3614" w:hanging="10"/>
       </w:pPr>
-      <w:r>
-        <w:t>plt.title('Ratings Distribution')</w:t>
+      <w:proofErr w:type="spellStart"/>
+      <w:proofErr w:type="gramStart"/>
+      <w:r>
+        <w:t>plt.title</w:t>
+      </w:r>
+      <w:proofErr w:type="spellEnd"/>
+      <w:proofErr w:type="gramEnd"/>
+      <w:r>
+        <w:t>('Ratings Distribution')</w:t>
       </w:r>
     </w:p>
     <w:p>
@@ -5785,9 +7437,16 @@
         <w:spacing w:after="7" w:line="270" w:lineRule="auto"/>
         <w:ind w:left="-5" w:right="3614" w:hanging="10"/>
       </w:pPr>
+      <w:proofErr w:type="spellStart"/>
+      <w:proofErr w:type="gramStart"/>
       <w:r>
         <w:lastRenderedPageBreak/>
-        <w:t>plt.show()</w:t>
+        <w:t>plt.show</w:t>
+      </w:r>
+      <w:proofErr w:type="spellEnd"/>
+      <w:proofErr w:type="gramEnd"/>
+      <w:r>
+        <w:t>()</w:t>
       </w:r>
     </w:p>
     <w:p>
@@ -5801,6 +7460,7 @@
           <w:sz w:val="23"/>
         </w:rPr>
       </w:pPr>
+      <w:proofErr w:type="gramStart"/>
       <w:r>
         <w:rPr>
           <w:rFonts w:ascii="Times New Roman" w:eastAsia="Times New Roman" w:hAnsi="Times New Roman" w:cs="Times New Roman"/>
@@ -5810,6 +7470,7 @@
         </w:rPr>
         <w:t>Output :</w:t>
       </w:r>
+      <w:proofErr w:type="gramEnd"/>
       <w:r>
         <w:rPr>
           <w:rFonts w:ascii="Times New Roman" w:eastAsia="Times New Roman" w:hAnsi="Times New Roman" w:cs="Times New Roman"/>
@@ -5836,6 +7497,7 @@
           <w:rFonts w:ascii="Times New Roman" w:eastAsia="Times New Roman" w:hAnsi="Times New Roman" w:cs="Times New Roman"/>
           <w:b/>
           <w:bCs/>
+          <w:noProof/>
           <w:sz w:val="23"/>
         </w:rPr>
         <w:drawing>
@@ -5889,7 +7551,23 @@
           <w:rFonts w:ascii="Times New Roman" w:eastAsia="Times New Roman" w:hAnsi="Times New Roman" w:cs="Times New Roman"/>
           <w:sz w:val="23"/>
         </w:rPr>
-        <w:t>Conclusion: The majority of restaurants received ratings ranging from 3.5 to 4.</w:t>
+        <w:t xml:space="preserve">Conclusion: </w:t>
+      </w:r>
+      <w:proofErr w:type="gramStart"/>
+      <w:r>
+        <w:rPr>
+          <w:rFonts w:ascii="Times New Roman" w:eastAsia="Times New Roman" w:hAnsi="Times New Roman" w:cs="Times New Roman"/>
+          <w:sz w:val="23"/>
+        </w:rPr>
+        <w:t>The majority of</w:t>
+      </w:r>
+      <w:proofErr w:type="gramEnd"/>
+      <w:r>
+        <w:rPr>
+          <w:rFonts w:ascii="Times New Roman" w:eastAsia="Times New Roman" w:hAnsi="Times New Roman" w:cs="Times New Roman"/>
+          <w:sz w:val="23"/>
+        </w:rPr>
+        <w:t xml:space="preserve"> restaurants received ratings ranging from 3.5 to 4.</w:t>
       </w:r>
     </w:p>
     <w:p>
@@ -5941,52 +7619,196 @@
           <w:iCs/>
           <w:sz w:val="23"/>
         </w:rPr>
-        <w:t># Analysing approx_cost(for two people) column to find the preferred price range</w:t>
-      </w:r>
-    </w:p>
-    <w:p>
-      <w:pPr>
-        <w:rPr>
-          <w:rFonts w:ascii="Times New Roman" w:eastAsia="Times New Roman" w:hAnsi="Times New Roman" w:cs="Times New Roman"/>
-          <w:sz w:val="23"/>
-        </w:rPr>
-      </w:pPr>
-      <w:r>
-        <w:rPr>
-          <w:rFonts w:ascii="Times New Roman" w:eastAsia="Times New Roman" w:hAnsi="Times New Roman" w:cs="Times New Roman"/>
-          <w:sz w:val="23"/>
-        </w:rPr>
-        <w:t>couple_data=df['approx_cost(for two people)']</w:t>
-      </w:r>
-    </w:p>
-    <w:p>
-      <w:pPr>
-        <w:rPr>
-          <w:rFonts w:ascii="Times New Roman" w:eastAsia="Times New Roman" w:hAnsi="Times New Roman" w:cs="Times New Roman"/>
-          <w:sz w:val="23"/>
-        </w:rPr>
-      </w:pPr>
-      <w:r>
-        <w:rPr>
-          <w:rFonts w:ascii="Times New Roman" w:eastAsia="Times New Roman" w:hAnsi="Times New Roman" w:cs="Times New Roman"/>
-          <w:sz w:val="23"/>
-        </w:rPr>
-        <w:t>sns.countplot(x=couple_data)</w:t>
-      </w:r>
-    </w:p>
-    <w:p>
-      <w:pPr>
-        <w:rPr>
-          <w:rFonts w:ascii="Times New Roman" w:eastAsia="Times New Roman" w:hAnsi="Times New Roman" w:cs="Times New Roman"/>
-          <w:sz w:val="23"/>
-        </w:rPr>
-      </w:pPr>
-      <w:r>
-        <w:rPr>
-          <w:rFonts w:ascii="Times New Roman" w:eastAsia="Times New Roman" w:hAnsi="Times New Roman" w:cs="Times New Roman"/>
-          <w:sz w:val="23"/>
-        </w:rPr>
-        <w:t>plt.show()</w:t>
+        <w:t xml:space="preserve"># Analysing </w:t>
+      </w:r>
+      <w:proofErr w:type="spellStart"/>
+      <w:r>
+        <w:rPr>
+          <w:rFonts w:ascii="Times New Roman" w:eastAsia="Times New Roman" w:hAnsi="Times New Roman" w:cs="Times New Roman"/>
+          <w:i/>
+          <w:iCs/>
+          <w:sz w:val="23"/>
+        </w:rPr>
+        <w:t>approx_</w:t>
+      </w:r>
+      <w:proofErr w:type="gramStart"/>
+      <w:r>
+        <w:rPr>
+          <w:rFonts w:ascii="Times New Roman" w:eastAsia="Times New Roman" w:hAnsi="Times New Roman" w:cs="Times New Roman"/>
+          <w:i/>
+          <w:iCs/>
+          <w:sz w:val="23"/>
+        </w:rPr>
+        <w:t>cost</w:t>
+      </w:r>
+      <w:proofErr w:type="spellEnd"/>
+      <w:r>
+        <w:rPr>
+          <w:rFonts w:ascii="Times New Roman" w:eastAsia="Times New Roman" w:hAnsi="Times New Roman" w:cs="Times New Roman"/>
+          <w:i/>
+          <w:iCs/>
+          <w:sz w:val="23"/>
+        </w:rPr>
+        <w:t>(</w:t>
+      </w:r>
+      <w:proofErr w:type="gramEnd"/>
+      <w:r>
+        <w:rPr>
+          <w:rFonts w:ascii="Times New Roman" w:eastAsia="Times New Roman" w:hAnsi="Times New Roman" w:cs="Times New Roman"/>
+          <w:i/>
+          <w:iCs/>
+          <w:sz w:val="23"/>
+        </w:rPr>
+        <w:t>for two people) column to find the preferred price range</w:t>
+      </w:r>
+    </w:p>
+    <w:p>
+      <w:pPr>
+        <w:rPr>
+          <w:rFonts w:ascii="Times New Roman" w:eastAsia="Times New Roman" w:hAnsi="Times New Roman" w:cs="Times New Roman"/>
+          <w:sz w:val="23"/>
+        </w:rPr>
+      </w:pPr>
+      <w:proofErr w:type="spellStart"/>
+      <w:r>
+        <w:rPr>
+          <w:rFonts w:ascii="Times New Roman" w:eastAsia="Times New Roman" w:hAnsi="Times New Roman" w:cs="Times New Roman"/>
+          <w:sz w:val="23"/>
+        </w:rPr>
+        <w:t>couple_data</w:t>
+      </w:r>
+      <w:proofErr w:type="spellEnd"/>
+      <w:r>
+        <w:rPr>
+          <w:rFonts w:ascii="Times New Roman" w:eastAsia="Times New Roman" w:hAnsi="Times New Roman" w:cs="Times New Roman"/>
+          <w:sz w:val="23"/>
+        </w:rPr>
+        <w:t>=</w:t>
+      </w:r>
+      <w:proofErr w:type="spellStart"/>
+      <w:proofErr w:type="gramStart"/>
+      <w:r>
+        <w:rPr>
+          <w:rFonts w:ascii="Times New Roman" w:eastAsia="Times New Roman" w:hAnsi="Times New Roman" w:cs="Times New Roman"/>
+          <w:sz w:val="23"/>
+        </w:rPr>
+        <w:t>df</w:t>
+      </w:r>
+      <w:proofErr w:type="spellEnd"/>
+      <w:r>
+        <w:rPr>
+          <w:rFonts w:ascii="Times New Roman" w:eastAsia="Times New Roman" w:hAnsi="Times New Roman" w:cs="Times New Roman"/>
+          <w:sz w:val="23"/>
+        </w:rPr>
+        <w:t>[</w:t>
+      </w:r>
+      <w:proofErr w:type="gramEnd"/>
+      <w:r>
+        <w:rPr>
+          <w:rFonts w:ascii="Times New Roman" w:eastAsia="Times New Roman" w:hAnsi="Times New Roman" w:cs="Times New Roman"/>
+          <w:sz w:val="23"/>
+        </w:rPr>
+        <w:t>'</w:t>
+      </w:r>
+      <w:proofErr w:type="spellStart"/>
+      <w:r>
+        <w:rPr>
+          <w:rFonts w:ascii="Times New Roman" w:eastAsia="Times New Roman" w:hAnsi="Times New Roman" w:cs="Times New Roman"/>
+          <w:sz w:val="23"/>
+        </w:rPr>
+        <w:t>approx_</w:t>
+      </w:r>
+      <w:proofErr w:type="gramStart"/>
+      <w:r>
+        <w:rPr>
+          <w:rFonts w:ascii="Times New Roman" w:eastAsia="Times New Roman" w:hAnsi="Times New Roman" w:cs="Times New Roman"/>
+          <w:sz w:val="23"/>
+        </w:rPr>
+        <w:t>cost</w:t>
+      </w:r>
+      <w:proofErr w:type="spellEnd"/>
+      <w:r>
+        <w:rPr>
+          <w:rFonts w:ascii="Times New Roman" w:eastAsia="Times New Roman" w:hAnsi="Times New Roman" w:cs="Times New Roman"/>
+          <w:sz w:val="23"/>
+        </w:rPr>
+        <w:t>(</w:t>
+      </w:r>
+      <w:proofErr w:type="gramEnd"/>
+      <w:r>
+        <w:rPr>
+          <w:rFonts w:ascii="Times New Roman" w:eastAsia="Times New Roman" w:hAnsi="Times New Roman" w:cs="Times New Roman"/>
+          <w:sz w:val="23"/>
+        </w:rPr>
+        <w:t>for two people)']</w:t>
+      </w:r>
+    </w:p>
+    <w:p>
+      <w:pPr>
+        <w:rPr>
+          <w:rFonts w:ascii="Times New Roman" w:eastAsia="Times New Roman" w:hAnsi="Times New Roman" w:cs="Times New Roman"/>
+          <w:sz w:val="23"/>
+        </w:rPr>
+      </w:pPr>
+      <w:proofErr w:type="spellStart"/>
+      <w:proofErr w:type="gramStart"/>
+      <w:r>
+        <w:rPr>
+          <w:rFonts w:ascii="Times New Roman" w:eastAsia="Times New Roman" w:hAnsi="Times New Roman" w:cs="Times New Roman"/>
+          <w:sz w:val="23"/>
+        </w:rPr>
+        <w:t>sns.countplot</w:t>
+      </w:r>
+      <w:proofErr w:type="spellEnd"/>
+      <w:proofErr w:type="gramEnd"/>
+      <w:r>
+        <w:rPr>
+          <w:rFonts w:ascii="Times New Roman" w:eastAsia="Times New Roman" w:hAnsi="Times New Roman" w:cs="Times New Roman"/>
+          <w:sz w:val="23"/>
+        </w:rPr>
+        <w:t>(x=</w:t>
+      </w:r>
+      <w:proofErr w:type="spellStart"/>
+      <w:r>
+        <w:rPr>
+          <w:rFonts w:ascii="Times New Roman" w:eastAsia="Times New Roman" w:hAnsi="Times New Roman" w:cs="Times New Roman"/>
+          <w:sz w:val="23"/>
+        </w:rPr>
+        <w:t>couple_data</w:t>
+      </w:r>
+      <w:proofErr w:type="spellEnd"/>
+      <w:r>
+        <w:rPr>
+          <w:rFonts w:ascii="Times New Roman" w:eastAsia="Times New Roman" w:hAnsi="Times New Roman" w:cs="Times New Roman"/>
+          <w:sz w:val="23"/>
+        </w:rPr>
+        <w:t>)</w:t>
+      </w:r>
+    </w:p>
+    <w:p>
+      <w:pPr>
+        <w:rPr>
+          <w:rFonts w:ascii="Times New Roman" w:eastAsia="Times New Roman" w:hAnsi="Times New Roman" w:cs="Times New Roman"/>
+          <w:sz w:val="23"/>
+        </w:rPr>
+      </w:pPr>
+      <w:proofErr w:type="spellStart"/>
+      <w:proofErr w:type="gramStart"/>
+      <w:r>
+        <w:rPr>
+          <w:rFonts w:ascii="Times New Roman" w:eastAsia="Times New Roman" w:hAnsi="Times New Roman" w:cs="Times New Roman"/>
+          <w:sz w:val="23"/>
+        </w:rPr>
+        <w:t>plt.show</w:t>
+      </w:r>
+      <w:proofErr w:type="spellEnd"/>
+      <w:proofErr w:type="gramEnd"/>
+      <w:r>
+        <w:rPr>
+          <w:rFonts w:ascii="Times New Roman" w:eastAsia="Times New Roman" w:hAnsi="Times New Roman" w:cs="Times New Roman"/>
+          <w:sz w:val="23"/>
+        </w:rPr>
+        <w:t>()</w:t>
       </w:r>
     </w:p>
     <w:p>
@@ -6008,6 +7830,7 @@
           <w:sz w:val="23"/>
         </w:rPr>
       </w:pPr>
+      <w:proofErr w:type="gramStart"/>
       <w:r>
         <w:rPr>
           <w:rFonts w:ascii="Times New Roman" w:eastAsia="Times New Roman" w:hAnsi="Times New Roman" w:cs="Times New Roman"/>
@@ -6018,6 +7841,7 @@
         <w:lastRenderedPageBreak/>
         <w:t>Output :</w:t>
       </w:r>
+      <w:proofErr w:type="gramEnd"/>
       <w:r>
         <w:rPr>
           <w:rFonts w:ascii="Times New Roman" w:eastAsia="Times New Roman" w:hAnsi="Times New Roman" w:cs="Times New Roman"/>
@@ -6032,6 +7856,7 @@
           <w:rFonts w:ascii="Times New Roman" w:eastAsia="Times New Roman" w:hAnsi="Times New Roman" w:cs="Times New Roman"/>
           <w:b/>
           <w:bCs/>
+          <w:noProof/>
           <w:sz w:val="23"/>
         </w:rPr>
         <w:drawing>
@@ -6091,7 +7916,23 @@
           <w:rFonts w:ascii="Times New Roman" w:eastAsia="Times New Roman" w:hAnsi="Times New Roman" w:cs="Times New Roman"/>
           <w:sz w:val="23"/>
         </w:rPr>
-        <w:t>Conclusion: The majority of couples prefer restaurants with an approximate cost of 300 rupees.</w:t>
+        <w:t xml:space="preserve">Conclusion: </w:t>
+      </w:r>
+      <w:proofErr w:type="gramStart"/>
+      <w:r>
+        <w:rPr>
+          <w:rFonts w:ascii="Times New Roman" w:eastAsia="Times New Roman" w:hAnsi="Times New Roman" w:cs="Times New Roman"/>
+          <w:sz w:val="23"/>
+        </w:rPr>
+        <w:t>The majority of</w:t>
+      </w:r>
+      <w:proofErr w:type="gramEnd"/>
+      <w:r>
+        <w:rPr>
+          <w:rFonts w:ascii="Times New Roman" w:eastAsia="Times New Roman" w:hAnsi="Times New Roman" w:cs="Times New Roman"/>
+          <w:sz w:val="23"/>
+        </w:rPr>
+        <w:t xml:space="preserve"> couples prefer restaurants with an approximate cost of 300 rupees.</w:t>
       </w:r>
       <w:r>
         <w:rPr>
@@ -6138,12 +7979,46 @@
         <w:ind w:left="-5" w:right="145" w:hanging="10"/>
         <w:jc w:val="both"/>
       </w:pPr>
-      <w:r>
-        <w:rPr>
-          <w:rFonts w:ascii="Times New Roman" w:eastAsia="Times New Roman" w:hAnsi="Times New Roman" w:cs="Times New Roman"/>
-          <w:sz w:val="23"/>
-        </w:rPr>
-        <w:t xml:space="preserve">First we are using grouby() function to find restaurant category wise total user votes data. And then we are using line chart to represent this data visually.   </w:t>
+      <w:proofErr w:type="gramStart"/>
+      <w:r>
+        <w:rPr>
+          <w:rFonts w:ascii="Times New Roman" w:eastAsia="Times New Roman" w:hAnsi="Times New Roman" w:cs="Times New Roman"/>
+          <w:sz w:val="23"/>
+        </w:rPr>
+        <w:t>First</w:t>
+      </w:r>
+      <w:proofErr w:type="gramEnd"/>
+      <w:r>
+        <w:rPr>
+          <w:rFonts w:ascii="Times New Roman" w:eastAsia="Times New Roman" w:hAnsi="Times New Roman" w:cs="Times New Roman"/>
+          <w:sz w:val="23"/>
+        </w:rPr>
+        <w:t xml:space="preserve"> we are using </w:t>
+      </w:r>
+      <w:proofErr w:type="spellStart"/>
+      <w:proofErr w:type="gramStart"/>
+      <w:r>
+        <w:rPr>
+          <w:rFonts w:ascii="Times New Roman" w:eastAsia="Times New Roman" w:hAnsi="Times New Roman" w:cs="Times New Roman"/>
+          <w:sz w:val="23"/>
+        </w:rPr>
+        <w:t>grouby</w:t>
+      </w:r>
+      <w:proofErr w:type="spellEnd"/>
+      <w:r>
+        <w:rPr>
+          <w:rFonts w:ascii="Times New Roman" w:eastAsia="Times New Roman" w:hAnsi="Times New Roman" w:cs="Times New Roman"/>
+          <w:sz w:val="23"/>
+        </w:rPr>
+        <w:t>(</w:t>
+      </w:r>
+      <w:proofErr w:type="gramEnd"/>
+      <w:r>
+        <w:rPr>
+          <w:rFonts w:ascii="Times New Roman" w:eastAsia="Times New Roman" w:hAnsi="Times New Roman" w:cs="Times New Roman"/>
+          <w:sz w:val="23"/>
+        </w:rPr>
+        <w:t xml:space="preserve">) function to find restaurant category wise total user votes data. And then we are using line chart to represent this data visually.   </w:t>
       </w:r>
     </w:p>
     <w:p>
@@ -6156,8 +8031,47 @@
       </w:r>
     </w:p>
     <w:p>
-      <w:r>
-        <w:t>votes_by_type = df.groupby('listed_in(type)')['votes'].sum()</w:t>
+      <w:proofErr w:type="spellStart"/>
+      <w:r>
+        <w:t>votes_by_type</w:t>
+      </w:r>
+      <w:proofErr w:type="spellEnd"/>
+      <w:r>
+        <w:t xml:space="preserve"> = </w:t>
+      </w:r>
+      <w:proofErr w:type="spellStart"/>
+      <w:proofErr w:type="gramStart"/>
+      <w:r>
+        <w:t>df.groupby</w:t>
+      </w:r>
+      <w:proofErr w:type="spellEnd"/>
+      <w:proofErr w:type="gramEnd"/>
+      <w:r>
+        <w:t>('</w:t>
+      </w:r>
+      <w:proofErr w:type="spellStart"/>
+      <w:r>
+        <w:t>listed_in</w:t>
+      </w:r>
+      <w:proofErr w:type="spellEnd"/>
+      <w:r>
+        <w:t>(type)</w:t>
+      </w:r>
+      <w:proofErr w:type="gramStart"/>
+      <w:r>
+        <w:t>')[</w:t>
+      </w:r>
+      <w:proofErr w:type="gramEnd"/>
+      <w:r>
+        <w:t>'votes'</w:t>
+      </w:r>
+      <w:proofErr w:type="gramStart"/>
+      <w:r>
+        <w:t>].sum</w:t>
+      </w:r>
+      <w:proofErr w:type="gramEnd"/>
+      <w:r>
+        <w:t>()</w:t>
       </w:r>
     </w:p>
     <w:p>
@@ -6174,9 +8088,11 @@
         </w:rPr>
         <w:t>print(</w:t>
       </w:r>
+      <w:proofErr w:type="spellStart"/>
       <w:r>
         <w:t>votes_by_type</w:t>
       </w:r>
+      <w:proofErr w:type="spellEnd"/>
       <w:r>
         <w:rPr>
           <w:rFonts w:ascii="Times New Roman" w:eastAsia="Times New Roman" w:hAnsi="Times New Roman" w:cs="Times New Roman"/>
@@ -6199,7 +8115,41 @@
           <w:rFonts w:ascii="Times New Roman" w:eastAsia="Times New Roman" w:hAnsi="Times New Roman" w:cs="Times New Roman"/>
           <w:sz w:val="23"/>
         </w:rPr>
-        <w:t xml:space="preserve">result = pd.DataFrame({'votes': grouped_data}) </w:t>
+        <w:t xml:space="preserve">result = </w:t>
+      </w:r>
+      <w:proofErr w:type="spellStart"/>
+      <w:proofErr w:type="gramStart"/>
+      <w:r>
+        <w:rPr>
+          <w:rFonts w:ascii="Times New Roman" w:eastAsia="Times New Roman" w:hAnsi="Times New Roman" w:cs="Times New Roman"/>
+          <w:sz w:val="23"/>
+        </w:rPr>
+        <w:t>pd.DataFrame</w:t>
+      </w:r>
+      <w:proofErr w:type="spellEnd"/>
+      <w:proofErr w:type="gramEnd"/>
+      <w:r>
+        <w:rPr>
+          <w:rFonts w:ascii="Times New Roman" w:eastAsia="Times New Roman" w:hAnsi="Times New Roman" w:cs="Times New Roman"/>
+          <w:sz w:val="23"/>
+        </w:rPr>
+        <w:t xml:space="preserve">({'votes': </w:t>
+      </w:r>
+      <w:proofErr w:type="spellStart"/>
+      <w:r>
+        <w:rPr>
+          <w:rFonts w:ascii="Times New Roman" w:eastAsia="Times New Roman" w:hAnsi="Times New Roman" w:cs="Times New Roman"/>
+          <w:sz w:val="23"/>
+        </w:rPr>
+        <w:t>grouped_data</w:t>
+      </w:r>
+      <w:proofErr w:type="spellEnd"/>
+      <w:r>
+        <w:rPr>
+          <w:rFonts w:ascii="Times New Roman" w:eastAsia="Times New Roman" w:hAnsi="Times New Roman" w:cs="Times New Roman"/>
+          <w:sz w:val="23"/>
+        </w:rPr>
+        <w:t xml:space="preserve">}) </w:t>
       </w:r>
     </w:p>
     <w:p>
@@ -6227,6 +8177,7 @@
           <w:sz w:val="23"/>
         </w:rPr>
       </w:pPr>
+      <w:proofErr w:type="gramStart"/>
       <w:r>
         <w:rPr>
           <w:rFonts w:ascii="Times New Roman" w:eastAsia="Times New Roman" w:hAnsi="Times New Roman" w:cs="Times New Roman"/>
@@ -6236,6 +8187,7 @@
         </w:rPr>
         <w:t>Output :</w:t>
       </w:r>
+      <w:proofErr w:type="gramEnd"/>
       <w:r>
         <w:rPr>
           <w:rFonts w:ascii="Times New Roman" w:eastAsia="Times New Roman" w:hAnsi="Times New Roman" w:cs="Times New Roman"/>
@@ -6248,18 +8200,42 @@
     </w:p>
     <w:p/>
     <w:p>
-      <w:r>
-        <w:t>votes_by_type.plot(kind='line', marker='o')</w:t>
-      </w:r>
-    </w:p>
-    <w:p>
-      <w:r>
-        <w:t>plt.title("Votes by Restaurant Type")</w:t>
-      </w:r>
-    </w:p>
-    <w:p>
-      <w:r>
-        <w:t>plt.show()</w:t>
+      <w:proofErr w:type="spellStart"/>
+      <w:r>
+        <w:t>votes_by_</w:t>
+      </w:r>
+      <w:proofErr w:type="gramStart"/>
+      <w:r>
+        <w:t>type.plot</w:t>
+      </w:r>
+      <w:proofErr w:type="spellEnd"/>
+      <w:proofErr w:type="gramEnd"/>
+      <w:r>
+        <w:t>(kind='line', marker='o')</w:t>
+      </w:r>
+    </w:p>
+    <w:p>
+      <w:proofErr w:type="spellStart"/>
+      <w:proofErr w:type="gramStart"/>
+      <w:r>
+        <w:t>plt.title</w:t>
+      </w:r>
+      <w:proofErr w:type="spellEnd"/>
+      <w:proofErr w:type="gramEnd"/>
+      <w:r>
+        <w:t>("Votes by Restaurant Type")</w:t>
+      </w:r>
+    </w:p>
+    <w:p>
+      <w:proofErr w:type="spellStart"/>
+      <w:proofErr w:type="gramStart"/>
+      <w:r>
+        <w:t>plt.show</w:t>
+      </w:r>
+      <w:proofErr w:type="spellEnd"/>
+      <w:proofErr w:type="gramEnd"/>
+      <w:r>
+        <w:t>()</w:t>
       </w:r>
     </w:p>
     <w:p>
@@ -6273,6 +8249,7 @@
           <w:sz w:val="23"/>
         </w:rPr>
       </w:pPr>
+      <w:proofErr w:type="gramStart"/>
       <w:r>
         <w:rPr>
           <w:rFonts w:ascii="Times New Roman" w:eastAsia="Times New Roman" w:hAnsi="Times New Roman" w:cs="Times New Roman"/>
@@ -6282,6 +8259,7 @@
         </w:rPr>
         <w:t>Output :</w:t>
       </w:r>
+      <w:proofErr w:type="gramEnd"/>
       <w:r>
         <w:rPr>
           <w:rFonts w:ascii="Times New Roman" w:eastAsia="Times New Roman" w:hAnsi="Times New Roman" w:cs="Times New Roman"/>
@@ -6354,12 +8332,39 @@
           <w:sz w:val="23"/>
         </w:rPr>
       </w:pPr>
-      <w:r>
-        <w:rPr>
-          <w:rFonts w:ascii="Times New Roman" w:eastAsia="Times New Roman" w:hAnsi="Times New Roman" w:cs="Times New Roman"/>
-          <w:sz w:val="23"/>
-        </w:rPr>
-        <w:t xml:space="preserve">plt.figure(figsize = (6,6)) </w:t>
+      <w:proofErr w:type="spellStart"/>
+      <w:proofErr w:type="gramStart"/>
+      <w:r>
+        <w:rPr>
+          <w:rFonts w:ascii="Times New Roman" w:eastAsia="Times New Roman" w:hAnsi="Times New Roman" w:cs="Times New Roman"/>
+          <w:sz w:val="23"/>
+        </w:rPr>
+        <w:t>plt.figure</w:t>
+      </w:r>
+      <w:proofErr w:type="spellEnd"/>
+      <w:proofErr w:type="gramEnd"/>
+      <w:r>
+        <w:rPr>
+          <w:rFonts w:ascii="Times New Roman" w:eastAsia="Times New Roman" w:hAnsi="Times New Roman" w:cs="Times New Roman"/>
+          <w:sz w:val="23"/>
+        </w:rPr>
+        <w:t>(</w:t>
+      </w:r>
+      <w:proofErr w:type="spellStart"/>
+      <w:r>
+        <w:rPr>
+          <w:rFonts w:ascii="Times New Roman" w:eastAsia="Times New Roman" w:hAnsi="Times New Roman" w:cs="Times New Roman"/>
+          <w:sz w:val="23"/>
+        </w:rPr>
+        <w:t>figsize</w:t>
+      </w:r>
+      <w:proofErr w:type="spellEnd"/>
+      <w:r>
+        <w:rPr>
+          <w:rFonts w:ascii="Times New Roman" w:eastAsia="Times New Roman" w:hAnsi="Times New Roman" w:cs="Times New Roman"/>
+          <w:sz w:val="23"/>
+        </w:rPr>
+        <w:t xml:space="preserve"> = (6,6)) </w:t>
       </w:r>
     </w:p>
     <w:p>
@@ -6371,12 +8376,55 @@
           <w:sz w:val="23"/>
         </w:rPr>
       </w:pPr>
-      <w:r>
-        <w:rPr>
-          <w:rFonts w:ascii="Times New Roman" w:eastAsia="Times New Roman" w:hAnsi="Times New Roman" w:cs="Times New Roman"/>
-          <w:sz w:val="23"/>
-        </w:rPr>
-        <w:t xml:space="preserve">sns.boxplot(x = 'online_order', y = 'rate', data = dataframe) </w:t>
+      <w:proofErr w:type="spellStart"/>
+      <w:proofErr w:type="gramStart"/>
+      <w:r>
+        <w:rPr>
+          <w:rFonts w:ascii="Times New Roman" w:eastAsia="Times New Roman" w:hAnsi="Times New Roman" w:cs="Times New Roman"/>
+          <w:sz w:val="23"/>
+        </w:rPr>
+        <w:t>sns.boxplot</w:t>
+      </w:r>
+      <w:proofErr w:type="spellEnd"/>
+      <w:proofErr w:type="gramEnd"/>
+      <w:r>
+        <w:rPr>
+          <w:rFonts w:ascii="Times New Roman" w:eastAsia="Times New Roman" w:hAnsi="Times New Roman" w:cs="Times New Roman"/>
+          <w:sz w:val="23"/>
+        </w:rPr>
+        <w:t>(x = '</w:t>
+      </w:r>
+      <w:proofErr w:type="spellStart"/>
+      <w:r>
+        <w:rPr>
+          <w:rFonts w:ascii="Times New Roman" w:eastAsia="Times New Roman" w:hAnsi="Times New Roman" w:cs="Times New Roman"/>
+          <w:sz w:val="23"/>
+        </w:rPr>
+        <w:t>online_order</w:t>
+      </w:r>
+      <w:proofErr w:type="spellEnd"/>
+      <w:r>
+        <w:rPr>
+          <w:rFonts w:ascii="Times New Roman" w:eastAsia="Times New Roman" w:hAnsi="Times New Roman" w:cs="Times New Roman"/>
+          <w:sz w:val="23"/>
+        </w:rPr>
+        <w:t xml:space="preserve">', y = 'rate', data = </w:t>
+      </w:r>
+      <w:proofErr w:type="spellStart"/>
+      <w:r>
+        <w:rPr>
+          <w:rFonts w:ascii="Times New Roman" w:eastAsia="Times New Roman" w:hAnsi="Times New Roman" w:cs="Times New Roman"/>
+          <w:sz w:val="23"/>
+        </w:rPr>
+        <w:t>dataframe</w:t>
+      </w:r>
+      <w:proofErr w:type="spellEnd"/>
+      <w:r>
+        <w:rPr>
+          <w:rFonts w:ascii="Times New Roman" w:eastAsia="Times New Roman" w:hAnsi="Times New Roman" w:cs="Times New Roman"/>
+          <w:sz w:val="23"/>
+        </w:rPr>
+        <w:t xml:space="preserve">) </w:t>
       </w:r>
     </w:p>
     <w:p>
@@ -6384,12 +8432,23 @@
         <w:spacing w:after="7" w:line="270" w:lineRule="auto"/>
         <w:ind w:left="-5" w:right="1431" w:hanging="10"/>
       </w:pPr>
-      <w:r>
-        <w:rPr>
-          <w:rFonts w:ascii="Times New Roman" w:eastAsia="Times New Roman" w:hAnsi="Times New Roman" w:cs="Times New Roman"/>
-          <w:sz w:val="23"/>
-        </w:rPr>
-        <w:t xml:space="preserve">plt.show() </w:t>
+      <w:proofErr w:type="spellStart"/>
+      <w:proofErr w:type="gramStart"/>
+      <w:r>
+        <w:rPr>
+          <w:rFonts w:ascii="Times New Roman" w:eastAsia="Times New Roman" w:hAnsi="Times New Roman" w:cs="Times New Roman"/>
+          <w:sz w:val="23"/>
+        </w:rPr>
+        <w:t>plt.show</w:t>
+      </w:r>
+      <w:proofErr w:type="spellEnd"/>
+      <w:proofErr w:type="gramEnd"/>
+      <w:r>
+        <w:rPr>
+          <w:rFonts w:ascii="Times New Roman" w:eastAsia="Times New Roman" w:hAnsi="Times New Roman" w:cs="Times New Roman"/>
+          <w:sz w:val="23"/>
+        </w:rPr>
+        <w:t xml:space="preserve">() </w:t>
       </w:r>
     </w:p>
     <w:p>
@@ -6411,6 +8470,7 @@
           <w:sz w:val="23"/>
         </w:rPr>
       </w:pPr>
+      <w:proofErr w:type="gramStart"/>
       <w:r>
         <w:rPr>
           <w:rFonts w:ascii="Times New Roman" w:eastAsia="Times New Roman" w:hAnsi="Times New Roman" w:cs="Times New Roman"/>
@@ -6420,6 +8480,7 @@
         </w:rPr>
         <w:t>Output :</w:t>
       </w:r>
+      <w:proofErr w:type="gramEnd"/>
       <w:r>
         <w:rPr>
           <w:rFonts w:ascii="Times New Roman" w:eastAsia="Times New Roman" w:hAnsi="Times New Roman" w:cs="Times New Roman"/>
@@ -6527,12 +8588,261 @@
           <w:sz w:val="23"/>
         </w:rPr>
       </w:pPr>
-      <w:r>
-        <w:rPr>
-          <w:rFonts w:ascii="Times New Roman" w:eastAsia="Times New Roman" w:hAnsi="Times New Roman" w:cs="Times New Roman"/>
-          <w:sz w:val="23"/>
-        </w:rPr>
-        <w:t>pivot_table = dataframe.pivot_table(index='listed_in(type)', columns='online_order', aggfunc='size', fill_value=0) sns.heatmap(pivot_table, annot=True, cmap='YlGnBu', fmt='d') plt.title('Heatmap') plt.xlabel('Online Order') plt.ylabel('Listed In (Type)') plt.show()</w:t>
+      <w:proofErr w:type="spellStart"/>
+      <w:r>
+        <w:rPr>
+          <w:rFonts w:ascii="Times New Roman" w:eastAsia="Times New Roman" w:hAnsi="Times New Roman" w:cs="Times New Roman"/>
+          <w:sz w:val="23"/>
+        </w:rPr>
+        <w:t>pivot_table</w:t>
+      </w:r>
+      <w:proofErr w:type="spellEnd"/>
+      <w:r>
+        <w:rPr>
+          <w:rFonts w:ascii="Times New Roman" w:eastAsia="Times New Roman" w:hAnsi="Times New Roman" w:cs="Times New Roman"/>
+          <w:sz w:val="23"/>
+        </w:rPr>
+        <w:t xml:space="preserve"> = </w:t>
+      </w:r>
+      <w:proofErr w:type="spellStart"/>
+      <w:r>
+        <w:rPr>
+          <w:rFonts w:ascii="Times New Roman" w:eastAsia="Times New Roman" w:hAnsi="Times New Roman" w:cs="Times New Roman"/>
+          <w:sz w:val="23"/>
+        </w:rPr>
+        <w:t>dataframe.pivot_table</w:t>
+      </w:r>
+      <w:proofErr w:type="spellEnd"/>
+      <w:r>
+        <w:rPr>
+          <w:rFonts w:ascii="Times New Roman" w:eastAsia="Times New Roman" w:hAnsi="Times New Roman" w:cs="Times New Roman"/>
+          <w:sz w:val="23"/>
+        </w:rPr>
+        <w:t>(index='</w:t>
+      </w:r>
+      <w:proofErr w:type="spellStart"/>
+      <w:r>
+        <w:rPr>
+          <w:rFonts w:ascii="Times New Roman" w:eastAsia="Times New Roman" w:hAnsi="Times New Roman" w:cs="Times New Roman"/>
+          <w:sz w:val="23"/>
+        </w:rPr>
+        <w:t>listed_in</w:t>
+      </w:r>
+      <w:proofErr w:type="spellEnd"/>
+      <w:r>
+        <w:rPr>
+          <w:rFonts w:ascii="Times New Roman" w:eastAsia="Times New Roman" w:hAnsi="Times New Roman" w:cs="Times New Roman"/>
+          <w:sz w:val="23"/>
+        </w:rPr>
+        <w:t>(type)', columns='</w:t>
+      </w:r>
+      <w:proofErr w:type="spellStart"/>
+      <w:r>
+        <w:rPr>
+          <w:rFonts w:ascii="Times New Roman" w:eastAsia="Times New Roman" w:hAnsi="Times New Roman" w:cs="Times New Roman"/>
+          <w:sz w:val="23"/>
+        </w:rPr>
+        <w:t>online_order</w:t>
+      </w:r>
+      <w:proofErr w:type="spellEnd"/>
+      <w:r>
+        <w:rPr>
+          <w:rFonts w:ascii="Times New Roman" w:eastAsia="Times New Roman" w:hAnsi="Times New Roman" w:cs="Times New Roman"/>
+          <w:sz w:val="23"/>
+        </w:rPr>
+        <w:t xml:space="preserve">', </w:t>
+      </w:r>
+      <w:proofErr w:type="spellStart"/>
+      <w:r>
+        <w:rPr>
+          <w:rFonts w:ascii="Times New Roman" w:eastAsia="Times New Roman" w:hAnsi="Times New Roman" w:cs="Times New Roman"/>
+          <w:sz w:val="23"/>
+        </w:rPr>
+        <w:t>aggfunc</w:t>
+      </w:r>
+      <w:proofErr w:type="spellEnd"/>
+      <w:r>
+        <w:rPr>
+          <w:rFonts w:ascii="Times New Roman" w:eastAsia="Times New Roman" w:hAnsi="Times New Roman" w:cs="Times New Roman"/>
+          <w:sz w:val="23"/>
+        </w:rPr>
+        <w:t xml:space="preserve">='size', </w:t>
+      </w:r>
+      <w:proofErr w:type="spellStart"/>
+      <w:r>
+        <w:rPr>
+          <w:rFonts w:ascii="Times New Roman" w:eastAsia="Times New Roman" w:hAnsi="Times New Roman" w:cs="Times New Roman"/>
+          <w:sz w:val="23"/>
+        </w:rPr>
+        <w:t>fill_value</w:t>
+      </w:r>
+      <w:proofErr w:type="spellEnd"/>
+      <w:r>
+        <w:rPr>
+          <w:rFonts w:ascii="Times New Roman" w:eastAsia="Times New Roman" w:hAnsi="Times New Roman" w:cs="Times New Roman"/>
+          <w:sz w:val="23"/>
+        </w:rPr>
+        <w:t xml:space="preserve">=0) </w:t>
+      </w:r>
+      <w:proofErr w:type="spellStart"/>
+      <w:r>
+        <w:rPr>
+          <w:rFonts w:ascii="Times New Roman" w:eastAsia="Times New Roman" w:hAnsi="Times New Roman" w:cs="Times New Roman"/>
+          <w:sz w:val="23"/>
+        </w:rPr>
+        <w:t>sns.heatmap</w:t>
+      </w:r>
+      <w:proofErr w:type="spellEnd"/>
+      <w:r>
+        <w:rPr>
+          <w:rFonts w:ascii="Times New Roman" w:eastAsia="Times New Roman" w:hAnsi="Times New Roman" w:cs="Times New Roman"/>
+          <w:sz w:val="23"/>
+        </w:rPr>
+        <w:t>(</w:t>
+      </w:r>
+      <w:proofErr w:type="spellStart"/>
+      <w:r>
+        <w:rPr>
+          <w:rFonts w:ascii="Times New Roman" w:eastAsia="Times New Roman" w:hAnsi="Times New Roman" w:cs="Times New Roman"/>
+          <w:sz w:val="23"/>
+        </w:rPr>
+        <w:t>pivot_table</w:t>
+      </w:r>
+      <w:proofErr w:type="spellEnd"/>
+      <w:r>
+        <w:rPr>
+          <w:rFonts w:ascii="Times New Roman" w:eastAsia="Times New Roman" w:hAnsi="Times New Roman" w:cs="Times New Roman"/>
+          <w:sz w:val="23"/>
+        </w:rPr>
+        <w:t xml:space="preserve">, </w:t>
+      </w:r>
+      <w:proofErr w:type="spellStart"/>
+      <w:r>
+        <w:rPr>
+          <w:rFonts w:ascii="Times New Roman" w:eastAsia="Times New Roman" w:hAnsi="Times New Roman" w:cs="Times New Roman"/>
+          <w:sz w:val="23"/>
+        </w:rPr>
+        <w:t>annot</w:t>
+      </w:r>
+      <w:proofErr w:type="spellEnd"/>
+      <w:r>
+        <w:rPr>
+          <w:rFonts w:ascii="Times New Roman" w:eastAsia="Times New Roman" w:hAnsi="Times New Roman" w:cs="Times New Roman"/>
+          <w:sz w:val="23"/>
+        </w:rPr>
+        <w:t xml:space="preserve">=True, </w:t>
+      </w:r>
+      <w:proofErr w:type="spellStart"/>
+      <w:r>
+        <w:rPr>
+          <w:rFonts w:ascii="Times New Roman" w:eastAsia="Times New Roman" w:hAnsi="Times New Roman" w:cs="Times New Roman"/>
+          <w:sz w:val="23"/>
+        </w:rPr>
+        <w:t>cmap</w:t>
+      </w:r>
+      <w:proofErr w:type="spellEnd"/>
+      <w:r>
+        <w:rPr>
+          <w:rFonts w:ascii="Times New Roman" w:eastAsia="Times New Roman" w:hAnsi="Times New Roman" w:cs="Times New Roman"/>
+          <w:sz w:val="23"/>
+        </w:rPr>
+        <w:t>='</w:t>
+      </w:r>
+      <w:proofErr w:type="spellStart"/>
+      <w:r>
+        <w:rPr>
+          <w:rFonts w:ascii="Times New Roman" w:eastAsia="Times New Roman" w:hAnsi="Times New Roman" w:cs="Times New Roman"/>
+          <w:sz w:val="23"/>
+        </w:rPr>
+        <w:t>YlGnBu</w:t>
+      </w:r>
+      <w:proofErr w:type="spellEnd"/>
+      <w:r>
+        <w:rPr>
+          <w:rFonts w:ascii="Times New Roman" w:eastAsia="Times New Roman" w:hAnsi="Times New Roman" w:cs="Times New Roman"/>
+          <w:sz w:val="23"/>
+        </w:rPr>
+        <w:t xml:space="preserve">', </w:t>
+      </w:r>
+      <w:proofErr w:type="spellStart"/>
+      <w:r>
+        <w:rPr>
+          <w:rFonts w:ascii="Times New Roman" w:eastAsia="Times New Roman" w:hAnsi="Times New Roman" w:cs="Times New Roman"/>
+          <w:sz w:val="23"/>
+        </w:rPr>
+        <w:t>fmt</w:t>
+      </w:r>
+      <w:proofErr w:type="spellEnd"/>
+      <w:r>
+        <w:rPr>
+          <w:rFonts w:ascii="Times New Roman" w:eastAsia="Times New Roman" w:hAnsi="Times New Roman" w:cs="Times New Roman"/>
+          <w:sz w:val="23"/>
+        </w:rPr>
+        <w:t xml:space="preserve">='d') </w:t>
+      </w:r>
+      <w:proofErr w:type="spellStart"/>
+      <w:r>
+        <w:rPr>
+          <w:rFonts w:ascii="Times New Roman" w:eastAsia="Times New Roman" w:hAnsi="Times New Roman" w:cs="Times New Roman"/>
+          <w:sz w:val="23"/>
+        </w:rPr>
+        <w:t>plt.title</w:t>
+      </w:r>
+      <w:proofErr w:type="spellEnd"/>
+      <w:r>
+        <w:rPr>
+          <w:rFonts w:ascii="Times New Roman" w:eastAsia="Times New Roman" w:hAnsi="Times New Roman" w:cs="Times New Roman"/>
+          <w:sz w:val="23"/>
+        </w:rPr>
+        <w:t xml:space="preserve">('Heatmap') </w:t>
+      </w:r>
+      <w:proofErr w:type="spellStart"/>
+      <w:r>
+        <w:rPr>
+          <w:rFonts w:ascii="Times New Roman" w:eastAsia="Times New Roman" w:hAnsi="Times New Roman" w:cs="Times New Roman"/>
+          <w:sz w:val="23"/>
+        </w:rPr>
+        <w:t>plt.xlabel</w:t>
+      </w:r>
+      <w:proofErr w:type="spellEnd"/>
+      <w:r>
+        <w:rPr>
+          <w:rFonts w:ascii="Times New Roman" w:eastAsia="Times New Roman" w:hAnsi="Times New Roman" w:cs="Times New Roman"/>
+          <w:sz w:val="23"/>
+        </w:rPr>
+        <w:t xml:space="preserve">('Online Order') </w:t>
+      </w:r>
+      <w:proofErr w:type="spellStart"/>
+      <w:r>
+        <w:rPr>
+          <w:rFonts w:ascii="Times New Roman" w:eastAsia="Times New Roman" w:hAnsi="Times New Roman" w:cs="Times New Roman"/>
+          <w:sz w:val="23"/>
+        </w:rPr>
+        <w:t>plt.ylabel</w:t>
+      </w:r>
+      <w:proofErr w:type="spellEnd"/>
+      <w:r>
+        <w:rPr>
+          <w:rFonts w:ascii="Times New Roman" w:eastAsia="Times New Roman" w:hAnsi="Times New Roman" w:cs="Times New Roman"/>
+          <w:sz w:val="23"/>
+        </w:rPr>
+        <w:t xml:space="preserve">('Listed In (Type)') </w:t>
+      </w:r>
+      <w:proofErr w:type="spellStart"/>
+      <w:r>
+        <w:rPr>
+          <w:rFonts w:ascii="Times New Roman" w:eastAsia="Times New Roman" w:hAnsi="Times New Roman" w:cs="Times New Roman"/>
+          <w:sz w:val="23"/>
+        </w:rPr>
+        <w:t>plt.show</w:t>
+      </w:r>
+      <w:proofErr w:type="spellEnd"/>
+      <w:r>
+        <w:rPr>
+          <w:rFonts w:ascii="Times New Roman" w:eastAsia="Times New Roman" w:hAnsi="Times New Roman" w:cs="Times New Roman"/>
+          <w:sz w:val="23"/>
+        </w:rPr>
+        <w:t>()</w:t>
       </w:r>
     </w:p>
     <w:p>
@@ -6546,6 +8856,7 @@
           <w:sz w:val="23"/>
         </w:rPr>
       </w:pPr>
+      <w:proofErr w:type="gramStart"/>
       <w:r>
         <w:rPr>
           <w:rFonts w:ascii="Times New Roman" w:eastAsia="Times New Roman" w:hAnsi="Times New Roman" w:cs="Times New Roman"/>
@@ -6555,6 +8866,7 @@
         </w:rPr>
         <w:t>Output :</w:t>
       </w:r>
+      <w:proofErr w:type="gramEnd"/>
       <w:r>
         <w:rPr>
           <w:rFonts w:ascii="Times New Roman" w:eastAsia="Times New Roman" w:hAnsi="Times New Roman" w:cs="Times New Roman"/>
@@ -6575,17 +8887,100 @@
     </w:p>
     <w:p>
       <w:r>
-        <w:t>pivot = df.pivot_table(index='listed_in(type)', columns='online_order', aggfunc='size', fill_value=0)</w:t>
-      </w:r>
-    </w:p>
-    <w:p>
-      <w:r>
-        <w:t>sns.heatmap(pivot, annot=True, cmap='YlGnBu')</w:t>
-      </w:r>
-    </w:p>
-    <w:p>
-      <w:r>
-        <w:t>plt.show()</w:t>
+        <w:t xml:space="preserve">pivot = </w:t>
+      </w:r>
+      <w:proofErr w:type="spellStart"/>
+      <w:proofErr w:type="gramStart"/>
+      <w:r>
+        <w:t>df.pivot</w:t>
+      </w:r>
+      <w:proofErr w:type="gramEnd"/>
+      <w:r>
+        <w:t>_table</w:t>
+      </w:r>
+      <w:proofErr w:type="spellEnd"/>
+      <w:r>
+        <w:t>(index='</w:t>
+      </w:r>
+      <w:proofErr w:type="spellStart"/>
+      <w:r>
+        <w:t>listed_in</w:t>
+      </w:r>
+      <w:proofErr w:type="spellEnd"/>
+      <w:r>
+        <w:t>(type)', columns='</w:t>
+      </w:r>
+      <w:proofErr w:type="spellStart"/>
+      <w:r>
+        <w:t>online_order</w:t>
+      </w:r>
+      <w:proofErr w:type="spellEnd"/>
+      <w:r>
+        <w:t xml:space="preserve">', </w:t>
+      </w:r>
+      <w:proofErr w:type="spellStart"/>
+      <w:r>
+        <w:t>aggfunc</w:t>
+      </w:r>
+      <w:proofErr w:type="spellEnd"/>
+      <w:r>
+        <w:t xml:space="preserve">='size', </w:t>
+      </w:r>
+      <w:proofErr w:type="spellStart"/>
+      <w:r>
+        <w:t>fill_value</w:t>
+      </w:r>
+      <w:proofErr w:type="spellEnd"/>
+      <w:r>
+        <w:t>=0)</w:t>
+      </w:r>
+    </w:p>
+    <w:p>
+      <w:proofErr w:type="spellStart"/>
+      <w:proofErr w:type="gramStart"/>
+      <w:r>
+        <w:t>sns.heatmap</w:t>
+      </w:r>
+      <w:proofErr w:type="spellEnd"/>
+      <w:proofErr w:type="gramEnd"/>
+      <w:r>
+        <w:t xml:space="preserve">(pivot, </w:t>
+      </w:r>
+      <w:proofErr w:type="spellStart"/>
+      <w:r>
+        <w:t>annot</w:t>
+      </w:r>
+      <w:proofErr w:type="spellEnd"/>
+      <w:r>
+        <w:t xml:space="preserve">=True, </w:t>
+      </w:r>
+      <w:proofErr w:type="spellStart"/>
+      <w:r>
+        <w:t>cmap</w:t>
+      </w:r>
+      <w:proofErr w:type="spellEnd"/>
+      <w:r>
+        <w:t>='</w:t>
+      </w:r>
+      <w:proofErr w:type="spellStart"/>
+      <w:r>
+        <w:t>YlGnBu</w:t>
+      </w:r>
+      <w:proofErr w:type="spellEnd"/>
+      <w:r>
+        <w:t>')</w:t>
+      </w:r>
+    </w:p>
+    <w:p>
+      <w:proofErr w:type="spellStart"/>
+      <w:proofErr w:type="gramStart"/>
+      <w:r>
+        <w:t>plt.show</w:t>
+      </w:r>
+      <w:proofErr w:type="spellEnd"/>
+      <w:proofErr w:type="gramEnd"/>
+      <w:r>
+        <w:t>()</w:t>
       </w:r>
     </w:p>
     <w:p>
@@ -6599,6 +8994,7 @@
           <w:sz w:val="23"/>
         </w:rPr>
       </w:pPr>
+      <w:proofErr w:type="gramStart"/>
       <w:r>
         <w:rPr>
           <w:rFonts w:ascii="Times New Roman" w:eastAsia="Times New Roman" w:hAnsi="Times New Roman" w:cs="Times New Roman"/>
@@ -6608,6 +9004,7 @@
         </w:rPr>
         <w:t>Output :</w:t>
       </w:r>
+      <w:proofErr w:type="gramEnd"/>
       <w:r>
         <w:rPr>
           <w:rFonts w:ascii="Times New Roman" w:eastAsia="Times New Roman" w:hAnsi="Times New Roman" w:cs="Times New Roman"/>
@@ -6727,8 +9124,21 @@
           <w:numId w:val="6"/>
         </w:numPr>
       </w:pPr>
-      <w:r>
-        <w:t>approx_cost(for two people)</w:t>
+      <w:proofErr w:type="spellStart"/>
+      <w:r>
+        <w:t>approx_</w:t>
+      </w:r>
+      <w:proofErr w:type="gramStart"/>
+      <w:r>
+        <w:t>cost</w:t>
+      </w:r>
+      <w:proofErr w:type="spellEnd"/>
+      <w:r>
+        <w:t>(</w:t>
+      </w:r>
+      <w:proofErr w:type="gramEnd"/>
+      <w:r>
+        <w:t>for two people)</w:t>
       </w:r>
     </w:p>
     <w:p>
@@ -6738,24 +9148,108 @@
           <w:numId w:val="6"/>
         </w:numPr>
       </w:pPr>
+      <w:proofErr w:type="spellStart"/>
       <w:r>
         <w:t>online_order</w:t>
       </w:r>
-    </w:p>
-    <w:p>
-      <w:r>
-        <w:t>df['online_order'] = df['online_order'].map({'Yes':1, 'No':0})</w:t>
+      <w:proofErr w:type="spellEnd"/>
+    </w:p>
+    <w:p>
+      <w:proofErr w:type="spellStart"/>
+      <w:r>
+        <w:t>df</w:t>
+      </w:r>
+      <w:proofErr w:type="spellEnd"/>
+      <w:r>
+        <w:t>['</w:t>
+      </w:r>
+      <w:proofErr w:type="spellStart"/>
+      <w:r>
+        <w:t>online_order</w:t>
+      </w:r>
+      <w:proofErr w:type="spellEnd"/>
+      <w:r>
+        <w:t xml:space="preserve">'] = </w:t>
+      </w:r>
+      <w:proofErr w:type="spellStart"/>
+      <w:r>
+        <w:t>df</w:t>
+      </w:r>
+      <w:proofErr w:type="spellEnd"/>
+      <w:r>
+        <w:t>['</w:t>
+      </w:r>
+      <w:proofErr w:type="spellStart"/>
+      <w:r>
+        <w:t>online_order</w:t>
+      </w:r>
+      <w:proofErr w:type="spellEnd"/>
+      <w:r>
+        <w:t>'</w:t>
+      </w:r>
+      <w:proofErr w:type="gramStart"/>
+      <w:r>
+        <w:t>].map</w:t>
+      </w:r>
+      <w:proofErr w:type="gramEnd"/>
+      <w:r>
+        <w:t>({'Yes':1, 'No':0})</w:t>
       </w:r>
     </w:p>
     <w:p/>
     <w:p>
       <w:r>
-        <w:t>X = df[['votes', 'approx_cost(for two people)', 'online_order']]</w:t>
-      </w:r>
-    </w:p>
-    <w:p>
-      <w:r>
-        <w:t>y = df['rate']</w:t>
+        <w:t xml:space="preserve">X = </w:t>
+      </w:r>
+      <w:proofErr w:type="spellStart"/>
+      <w:proofErr w:type="gramStart"/>
+      <w:r>
+        <w:t>df</w:t>
+      </w:r>
+      <w:proofErr w:type="spellEnd"/>
+      <w:r>
+        <w:t>[</w:t>
+      </w:r>
+      <w:proofErr w:type="gramEnd"/>
+      <w:r>
+        <w:t>['votes', '</w:t>
+      </w:r>
+      <w:proofErr w:type="spellStart"/>
+      <w:r>
+        <w:t>approx_</w:t>
+      </w:r>
+      <w:proofErr w:type="gramStart"/>
+      <w:r>
+        <w:t>cost</w:t>
+      </w:r>
+      <w:proofErr w:type="spellEnd"/>
+      <w:r>
+        <w:t>(</w:t>
+      </w:r>
+      <w:proofErr w:type="gramEnd"/>
+      <w:r>
+        <w:t>for two people)', '</w:t>
+      </w:r>
+      <w:proofErr w:type="spellStart"/>
+      <w:r>
+        <w:t>online_order</w:t>
+      </w:r>
+      <w:proofErr w:type="spellEnd"/>
+      <w:r>
+        <w:t>']]</w:t>
+      </w:r>
+    </w:p>
+    <w:p>
+      <w:r>
+        <w:t xml:space="preserve">y = </w:t>
+      </w:r>
+      <w:proofErr w:type="spellStart"/>
+      <w:r>
+        <w:t>df</w:t>
+      </w:r>
+      <w:proofErr w:type="spellEnd"/>
+      <w:r>
+        <w:t>['rate']</w:t>
       </w:r>
     </w:p>
     <w:p/>
@@ -6770,6 +9264,7 @@
           <w:sz w:val="23"/>
         </w:rPr>
       </w:pPr>
+      <w:proofErr w:type="gramStart"/>
       <w:r>
         <w:rPr>
           <w:rFonts w:ascii="Times New Roman" w:eastAsia="Times New Roman" w:hAnsi="Times New Roman" w:cs="Times New Roman"/>
@@ -6779,6 +9274,7 @@
         </w:rPr>
         <w:t>Output :</w:t>
       </w:r>
+      <w:proofErr w:type="gramEnd"/>
       <w:r>
         <w:rPr>
           <w:rFonts w:ascii="Times New Roman" w:eastAsia="Times New Roman" w:hAnsi="Times New Roman" w:cs="Times New Roman"/>
@@ -6808,16 +9304,103 @@
     </w:p>
     <w:p>
       <w:r>
-        <w:t>from sklearn.model_selection import train_test_split</w:t>
-      </w:r>
-    </w:p>
-    <w:p/>
-    <w:p>
-      <w:r>
-        <w:t>X_train, X_test, y_train, y_test = train_test_split(X, y, test_size=0.3, random_state=42)</w:t>
-      </w:r>
-    </w:p>
-    <w:p/>
+        <w:t xml:space="preserve">from </w:t>
+      </w:r>
+      <w:proofErr w:type="spellStart"/>
+      <w:proofErr w:type="gramStart"/>
+      <w:r>
+        <w:t>sklearn.model</w:t>
+      </w:r>
+      <w:proofErr w:type="gramEnd"/>
+      <w:r>
+        <w:t>_selection</w:t>
+      </w:r>
+      <w:proofErr w:type="spellEnd"/>
+      <w:r>
+        <w:t xml:space="preserve"> import </w:t>
+      </w:r>
+      <w:proofErr w:type="spellStart"/>
+      <w:r>
+        <w:t>train_test_split</w:t>
+      </w:r>
+      <w:proofErr w:type="spellEnd"/>
+    </w:p>
+    <w:p>
+      <w:proofErr w:type="spellStart"/>
+      <w:r>
+        <w:t>X_train</w:t>
+      </w:r>
+      <w:proofErr w:type="spellEnd"/>
+      <w:r>
+        <w:t xml:space="preserve">, </w:t>
+      </w:r>
+      <w:proofErr w:type="spellStart"/>
+      <w:r>
+        <w:t>X_test</w:t>
+      </w:r>
+      <w:proofErr w:type="spellEnd"/>
+      <w:r>
+        <w:t xml:space="preserve">, </w:t>
+      </w:r>
+      <w:proofErr w:type="spellStart"/>
+      <w:r>
+        <w:t>y_train</w:t>
+      </w:r>
+      <w:proofErr w:type="spellEnd"/>
+      <w:r>
+        <w:t xml:space="preserve">, </w:t>
+      </w:r>
+      <w:proofErr w:type="spellStart"/>
+      <w:r>
+        <w:t>y_test</w:t>
+      </w:r>
+      <w:proofErr w:type="spellEnd"/>
+      <w:r>
+        <w:t xml:space="preserve"> = </w:t>
+      </w:r>
+      <w:proofErr w:type="spellStart"/>
+      <w:r>
+        <w:t>train_test_</w:t>
+      </w:r>
+      <w:proofErr w:type="gramStart"/>
+      <w:r>
+        <w:t>split</w:t>
+      </w:r>
+      <w:proofErr w:type="spellEnd"/>
+      <w:r>
+        <w:t>(</w:t>
+      </w:r>
+      <w:proofErr w:type="gramEnd"/>
+      <w:r>
+        <w:t xml:space="preserve">X, y, </w:t>
+      </w:r>
+      <w:proofErr w:type="spellStart"/>
+      <w:r>
+        <w:t>test_size</w:t>
+      </w:r>
+      <w:proofErr w:type="spellEnd"/>
+      <w:r>
+        <w:t xml:space="preserve">=0.3, </w:t>
+      </w:r>
+      <w:proofErr w:type="spellStart"/>
+      <w:r>
+        <w:t>random_state</w:t>
+      </w:r>
+      <w:proofErr w:type="spellEnd"/>
+      <w:r>
+        <w:t>=42)</w:t>
+      </w:r>
+    </w:p>
+    <w:p>
+      <w:proofErr w:type="gramStart"/>
+      <w:r>
+        <w:t>Print(</w:t>
+      </w:r>
+      <w:proofErr w:type="gramEnd"/>
+      <w:r>
+        <w:t>“Train Test Split Successful”)</w:t>
+      </w:r>
+    </w:p>
     <w:p>
       <w:pPr>
         <w:spacing w:after="7" w:line="270" w:lineRule="auto"/>
@@ -6829,6 +9412,7 @@
           <w:sz w:val="23"/>
         </w:rPr>
       </w:pPr>
+      <w:proofErr w:type="gramStart"/>
       <w:r>
         <w:rPr>
           <w:rFonts w:ascii="Times New Roman" w:eastAsia="Times New Roman" w:hAnsi="Times New Roman" w:cs="Times New Roman"/>
@@ -6838,6 +9422,7 @@
         </w:rPr>
         <w:t>Output :</w:t>
       </w:r>
+      <w:proofErr w:type="gramEnd"/>
       <w:r>
         <w:rPr>
           <w:rFonts w:ascii="Times New Roman" w:eastAsia="Times New Roman" w:hAnsi="Times New Roman" w:cs="Times New Roman"/>
@@ -6848,44 +9433,6 @@
         <w:t>-</w:t>
       </w:r>
     </w:p>
-    <w:p/>
-    <w:p>
-      <w:pPr>
-        <w:rPr>
-          <w:b/>
-          <w:bCs/>
-        </w:rPr>
-      </w:pPr>
-      <w:r>
-        <w:rPr>
-          <w:b/>
-          <w:bCs/>
-        </w:rPr>
-        <w:t>11.3 Linear Regression Model</w:t>
-      </w:r>
-    </w:p>
-    <w:p>
-      <w:r>
-        <w:t>from sklearn.linear_model import LinearRegression</w:t>
-      </w:r>
-    </w:p>
-    <w:p/>
-    <w:p>
-      <w:r>
-        <w:t>model = LinearRegression()</w:t>
-      </w:r>
-    </w:p>
-    <w:p>
-      <w:r>
-        <w:t>model.fit(X_train, y_train)</w:t>
-      </w:r>
-    </w:p>
-    <w:p>
-      <w:r>
-        <w:t>y_pred = model.predict(X_test)</w:t>
-      </w:r>
-    </w:p>
-    <w:p/>
     <w:p>
       <w:pPr>
         <w:spacing w:after="7" w:line="270" w:lineRule="auto"/>
@@ -6897,6 +9444,138 @@
           <w:sz w:val="23"/>
         </w:rPr>
       </w:pPr>
+    </w:p>
+    <w:p>
+      <w:r>
+        <w:t>Train Test Split Successful</w:t>
+      </w:r>
+    </w:p>
+    <w:p>
+      <w:pPr>
+        <w:rPr>
+          <w:b/>
+          <w:bCs/>
+        </w:rPr>
+      </w:pPr>
+      <w:r>
+        <w:rPr>
+          <w:b/>
+          <w:bCs/>
+        </w:rPr>
+        <w:t>11.3 Linear Regression Model</w:t>
+      </w:r>
+    </w:p>
+    <w:p>
+      <w:r>
+        <w:t xml:space="preserve">from </w:t>
+      </w:r>
+      <w:proofErr w:type="spellStart"/>
+      <w:proofErr w:type="gramStart"/>
+      <w:r>
+        <w:t>sklearn.linear</w:t>
+      </w:r>
+      <w:proofErr w:type="gramEnd"/>
+      <w:r>
+        <w:t>_model</w:t>
+      </w:r>
+      <w:proofErr w:type="spellEnd"/>
+      <w:r>
+        <w:t xml:space="preserve"> import </w:t>
+      </w:r>
+      <w:proofErr w:type="spellStart"/>
+      <w:r>
+        <w:t>LinearRegression</w:t>
+      </w:r>
+      <w:proofErr w:type="spellEnd"/>
+    </w:p>
+    <w:p/>
+    <w:p>
+      <w:r>
+        <w:t xml:space="preserve">model = </w:t>
+      </w:r>
+      <w:proofErr w:type="spellStart"/>
+      <w:proofErr w:type="gramStart"/>
+      <w:r>
+        <w:t>LinearRegression</w:t>
+      </w:r>
+      <w:proofErr w:type="spellEnd"/>
+      <w:r>
+        <w:t>(</w:t>
+      </w:r>
+      <w:proofErr w:type="gramEnd"/>
+      <w:r>
+        <w:t>)</w:t>
+      </w:r>
+    </w:p>
+    <w:p>
+      <w:proofErr w:type="spellStart"/>
+      <w:proofErr w:type="gramStart"/>
+      <w:r>
+        <w:t>model.fit</w:t>
+      </w:r>
+      <w:proofErr w:type="spellEnd"/>
+      <w:r>
+        <w:t>(</w:t>
+      </w:r>
+      <w:proofErr w:type="spellStart"/>
+      <w:proofErr w:type="gramEnd"/>
+      <w:r>
+        <w:t>X_train</w:t>
+      </w:r>
+      <w:proofErr w:type="spellEnd"/>
+      <w:r>
+        <w:t xml:space="preserve">, </w:t>
+      </w:r>
+      <w:proofErr w:type="spellStart"/>
+      <w:r>
+        <w:t>y_train</w:t>
+      </w:r>
+      <w:proofErr w:type="spellEnd"/>
+      <w:r>
+        <w:t>)</w:t>
+      </w:r>
+    </w:p>
+    <w:p>
+      <w:proofErr w:type="spellStart"/>
+      <w:r>
+        <w:t>y_pred</w:t>
+      </w:r>
+      <w:proofErr w:type="spellEnd"/>
+      <w:r>
+        <w:t xml:space="preserve"> = </w:t>
+      </w:r>
+      <w:proofErr w:type="spellStart"/>
+      <w:proofErr w:type="gramStart"/>
+      <w:r>
+        <w:t>model.predict</w:t>
+      </w:r>
+      <w:proofErr w:type="spellEnd"/>
+      <w:proofErr w:type="gramEnd"/>
+      <w:r>
+        <w:t>(</w:t>
+      </w:r>
+      <w:proofErr w:type="spellStart"/>
+      <w:r>
+        <w:t>X_test</w:t>
+      </w:r>
+      <w:proofErr w:type="spellEnd"/>
+      <w:r>
+        <w:t>)</w:t>
+      </w:r>
+    </w:p>
+    <w:p/>
+    <w:p>
+      <w:pPr>
+        <w:spacing w:after="7" w:line="270" w:lineRule="auto"/>
+        <w:ind w:left="-5" w:right="515" w:hanging="10"/>
+        <w:rPr>
+          <w:rFonts w:ascii="Times New Roman" w:eastAsia="Times New Roman" w:hAnsi="Times New Roman" w:cs="Times New Roman"/>
+          <w:b/>
+          <w:bCs/>
+          <w:sz w:val="23"/>
+        </w:rPr>
+      </w:pPr>
+      <w:proofErr w:type="gramStart"/>
       <w:r>
         <w:rPr>
           <w:rFonts w:ascii="Times New Roman" w:eastAsia="Times New Roman" w:hAnsi="Times New Roman" w:cs="Times New Roman"/>
@@ -6906,6 +9585,7 @@
         </w:rPr>
         <w:t>Output :</w:t>
       </w:r>
+      <w:proofErr w:type="gramEnd"/>
       <w:r>
         <w:rPr>
           <w:rFonts w:ascii="Times New Roman" w:eastAsia="Times New Roman" w:hAnsi="Times New Roman" w:cs="Times New Roman"/>
@@ -6950,39 +9630,185 @@
     </w:p>
     <w:p>
       <w:r>
-        <w:t>from sklearn.metrics import mean_squared_error, mean_absolute_error, r2_score</w:t>
+        <w:t xml:space="preserve">from </w:t>
+      </w:r>
+      <w:proofErr w:type="spellStart"/>
+      <w:proofErr w:type="gramStart"/>
+      <w:r>
+        <w:t>sklearn.metrics</w:t>
+      </w:r>
+      <w:proofErr w:type="spellEnd"/>
+      <w:proofErr w:type="gramEnd"/>
+      <w:r>
+        <w:t xml:space="preserve"> import </w:t>
+      </w:r>
+      <w:proofErr w:type="spellStart"/>
+      <w:r>
+        <w:t>mean_squared_error</w:t>
+      </w:r>
+      <w:proofErr w:type="spellEnd"/>
+      <w:r>
+        <w:t xml:space="preserve">, </w:t>
+      </w:r>
+      <w:proofErr w:type="spellStart"/>
+      <w:r>
+        <w:t>mean_absolute_error</w:t>
+      </w:r>
+      <w:proofErr w:type="spellEnd"/>
+      <w:r>
+        <w:t>, r2_score</w:t>
       </w:r>
     </w:p>
     <w:p/>
     <w:p>
-      <w:r>
-        <w:t>mse = mean_squared_error(y_test, y_pred)</w:t>
-      </w:r>
-    </w:p>
-    <w:p>
-      <w:r>
-        <w:t>mae = mean_absolute_error(y_test, y_pred)</w:t>
-      </w:r>
-    </w:p>
-    <w:p>
-      <w:r>
-        <w:t>r2 = r2_score(y_test, y_pred)</w:t>
+      <w:proofErr w:type="spellStart"/>
+      <w:r>
+        <w:t>mse</w:t>
+      </w:r>
+      <w:proofErr w:type="spellEnd"/>
+      <w:r>
+        <w:t xml:space="preserve"> = </w:t>
+      </w:r>
+      <w:proofErr w:type="spellStart"/>
+      <w:r>
+        <w:t>mean_squared_</w:t>
+      </w:r>
+      <w:proofErr w:type="gramStart"/>
+      <w:r>
+        <w:t>error</w:t>
+      </w:r>
+      <w:proofErr w:type="spellEnd"/>
+      <w:r>
+        <w:t>(</w:t>
+      </w:r>
+      <w:proofErr w:type="spellStart"/>
+      <w:proofErr w:type="gramEnd"/>
+      <w:r>
+        <w:t>y_test</w:t>
+      </w:r>
+      <w:proofErr w:type="spellEnd"/>
+      <w:r>
+        <w:t xml:space="preserve">, </w:t>
+      </w:r>
+      <w:proofErr w:type="spellStart"/>
+      <w:r>
+        <w:t>y_pred</w:t>
+      </w:r>
+      <w:proofErr w:type="spellEnd"/>
+      <w:r>
+        <w:t>)</w:t>
+      </w:r>
+    </w:p>
+    <w:p>
+      <w:proofErr w:type="spellStart"/>
+      <w:r>
+        <w:t>mae</w:t>
+      </w:r>
+      <w:proofErr w:type="spellEnd"/>
+      <w:r>
+        <w:t xml:space="preserve"> = </w:t>
+      </w:r>
+      <w:proofErr w:type="spellStart"/>
+      <w:r>
+        <w:t>mean_absolute_</w:t>
+      </w:r>
+      <w:proofErr w:type="gramStart"/>
+      <w:r>
+        <w:t>error</w:t>
+      </w:r>
+      <w:proofErr w:type="spellEnd"/>
+      <w:r>
+        <w:t>(</w:t>
+      </w:r>
+      <w:proofErr w:type="spellStart"/>
+      <w:proofErr w:type="gramEnd"/>
+      <w:r>
+        <w:t>y_test</w:t>
+      </w:r>
+      <w:proofErr w:type="spellEnd"/>
+      <w:r>
+        <w:t xml:space="preserve">, </w:t>
+      </w:r>
+      <w:proofErr w:type="spellStart"/>
+      <w:r>
+        <w:t>y_pred</w:t>
+      </w:r>
+      <w:proofErr w:type="spellEnd"/>
+      <w:r>
+        <w:t>)</w:t>
+      </w:r>
+    </w:p>
+    <w:p>
+      <w:r>
+        <w:t>r2 = r2_</w:t>
+      </w:r>
+      <w:proofErr w:type="gramStart"/>
+      <w:r>
+        <w:t>score(</w:t>
+      </w:r>
+      <w:proofErr w:type="spellStart"/>
+      <w:proofErr w:type="gramEnd"/>
+      <w:r>
+        <w:t>y_test</w:t>
+      </w:r>
+      <w:proofErr w:type="spellEnd"/>
+      <w:r>
+        <w:t xml:space="preserve">, </w:t>
+      </w:r>
+      <w:proofErr w:type="spellStart"/>
+      <w:r>
+        <w:t>y_pred</w:t>
+      </w:r>
+      <w:proofErr w:type="spellEnd"/>
+      <w:r>
+        <w:t>)</w:t>
       </w:r>
     </w:p>
     <w:p/>
     <w:p>
-      <w:r>
-        <w:t>print("MSE:", mse)</w:t>
-      </w:r>
-    </w:p>
-    <w:p>
-      <w:r>
-        <w:t>print("MAE:", mae)</w:t>
-      </w:r>
-    </w:p>
-    <w:p>
-      <w:r>
-        <w:t>print("R2 Score:", r2)</w:t>
+      <w:proofErr w:type="gramStart"/>
+      <w:r>
+        <w:t>print(</w:t>
+      </w:r>
+      <w:proofErr w:type="gramEnd"/>
+      <w:r>
+        <w:t xml:space="preserve">"MSE:", </w:t>
+      </w:r>
+      <w:proofErr w:type="spellStart"/>
+      <w:r>
+        <w:t>mse</w:t>
+      </w:r>
+      <w:proofErr w:type="spellEnd"/>
+      <w:r>
+        <w:t>)</w:t>
+      </w:r>
+    </w:p>
+    <w:p>
+      <w:proofErr w:type="gramStart"/>
+      <w:r>
+        <w:t>print(</w:t>
+      </w:r>
+      <w:proofErr w:type="gramEnd"/>
+      <w:r>
+        <w:t xml:space="preserve">"MAE:", </w:t>
+      </w:r>
+      <w:proofErr w:type="spellStart"/>
+      <w:r>
+        <w:t>mae</w:t>
+      </w:r>
+      <w:proofErr w:type="spellEnd"/>
+      <w:r>
+        <w:t>)</w:t>
+      </w:r>
+    </w:p>
+    <w:p>
+      <w:proofErr w:type="gramStart"/>
+      <w:r>
+        <w:t>print(</w:t>
+      </w:r>
+      <w:proofErr w:type="gramEnd"/>
+      <w:r>
+        <w:t>"R2 Score:", r2)</w:t>
       </w:r>
     </w:p>
     <w:p/>
@@ -6997,6 +9823,7 @@
           <w:sz w:val="23"/>
         </w:rPr>
       </w:pPr>
+      <w:proofErr w:type="gramStart"/>
       <w:r>
         <w:rPr>
           <w:rFonts w:ascii="Times New Roman" w:eastAsia="Times New Roman" w:hAnsi="Times New Roman" w:cs="Times New Roman"/>
@@ -7006,6 +9833,7 @@
         </w:rPr>
         <w:t>Output :</w:t>
       </w:r>
+      <w:proofErr w:type="gramEnd"/>
       <w:r>
         <w:rPr>
           <w:rFonts w:ascii="Times New Roman" w:eastAsia="Times New Roman" w:hAnsi="Times New Roman" w:cs="Times New Roman"/>
@@ -7070,8 +9898,37 @@
       </w:r>
     </w:p>
     <w:p>
-      <w:r>
-        <w:t>df['rating_class'] = df['rate'].apply(lambda x: 1 if x &gt;= 4.0 else 0)</w:t>
+      <w:proofErr w:type="spellStart"/>
+      <w:r>
+        <w:t>df</w:t>
+      </w:r>
+      <w:proofErr w:type="spellEnd"/>
+      <w:r>
+        <w:t>['</w:t>
+      </w:r>
+      <w:proofErr w:type="spellStart"/>
+      <w:r>
+        <w:t>rating_class</w:t>
+      </w:r>
+      <w:proofErr w:type="spellEnd"/>
+      <w:r>
+        <w:t xml:space="preserve">'] = </w:t>
+      </w:r>
+      <w:proofErr w:type="spellStart"/>
+      <w:r>
+        <w:t>df</w:t>
+      </w:r>
+      <w:proofErr w:type="spellEnd"/>
+      <w:r>
+        <w:t>['rate'</w:t>
+      </w:r>
+      <w:proofErr w:type="gramStart"/>
+      <w:r>
+        <w:t>].apply</w:t>
+      </w:r>
+      <w:proofErr w:type="gramEnd"/>
+      <w:r>
+        <w:t>(lambda x: 1 if x &gt;= 4.0 else 0)</w:t>
       </w:r>
     </w:p>
     <w:p/>
@@ -7092,46 +9949,265 @@
     </w:p>
     <w:p>
       <w:r>
-        <w:t>from sklearn.linear_model import LogisticRegression</w:t>
-      </w:r>
-    </w:p>
-    <w:p>
-      <w:r>
-        <w:t>from sklearn.metrics import accuracy_score, confusion_matrix</w:t>
-      </w:r>
+        <w:t xml:space="preserve">from </w:t>
+      </w:r>
+      <w:proofErr w:type="spellStart"/>
+      <w:proofErr w:type="gramStart"/>
+      <w:r>
+        <w:t>sklearn.linear</w:t>
+      </w:r>
+      <w:proofErr w:type="gramEnd"/>
+      <w:r>
+        <w:t>_model</w:t>
+      </w:r>
+      <w:proofErr w:type="spellEnd"/>
+      <w:r>
+        <w:t xml:space="preserve"> import </w:t>
+      </w:r>
+      <w:proofErr w:type="spellStart"/>
+      <w:r>
+        <w:t>LogisticRegression</w:t>
+      </w:r>
+      <w:proofErr w:type="spellEnd"/>
+    </w:p>
+    <w:p>
+      <w:r>
+        <w:t xml:space="preserve">from </w:t>
+      </w:r>
+      <w:proofErr w:type="spellStart"/>
+      <w:proofErr w:type="gramStart"/>
+      <w:r>
+        <w:t>sklearn.metrics</w:t>
+      </w:r>
+      <w:proofErr w:type="spellEnd"/>
+      <w:proofErr w:type="gramEnd"/>
+      <w:r>
+        <w:t xml:space="preserve"> import </w:t>
+      </w:r>
+      <w:proofErr w:type="spellStart"/>
+      <w:r>
+        <w:t>accuracy_score</w:t>
+      </w:r>
+      <w:proofErr w:type="spellEnd"/>
+      <w:r>
+        <w:t xml:space="preserve">, </w:t>
+      </w:r>
+      <w:proofErr w:type="spellStart"/>
+      <w:r>
+        <w:t>confusion_matrix</w:t>
+      </w:r>
+      <w:proofErr w:type="spellEnd"/>
     </w:p>
     <w:p/>
     <w:p>
       <w:r>
-        <w:t>X = df[['votes', 'approx_cost(for two people)', 'online_order']]</w:t>
-      </w:r>
-    </w:p>
-    <w:p>
-      <w:r>
-        <w:t>y = df['rating_class']</w:t>
+        <w:t xml:space="preserve">X = </w:t>
+      </w:r>
+      <w:proofErr w:type="spellStart"/>
+      <w:proofErr w:type="gramStart"/>
+      <w:r>
+        <w:t>df</w:t>
+      </w:r>
+      <w:proofErr w:type="spellEnd"/>
+      <w:r>
+        <w:t>[</w:t>
+      </w:r>
+      <w:proofErr w:type="gramEnd"/>
+      <w:r>
+        <w:t>['votes', '</w:t>
+      </w:r>
+      <w:proofErr w:type="spellStart"/>
+      <w:r>
+        <w:t>approx_</w:t>
+      </w:r>
+      <w:proofErr w:type="gramStart"/>
+      <w:r>
+        <w:t>cost</w:t>
+      </w:r>
+      <w:proofErr w:type="spellEnd"/>
+      <w:r>
+        <w:t>(</w:t>
+      </w:r>
+      <w:proofErr w:type="gramEnd"/>
+      <w:r>
+        <w:t>for two people)', '</w:t>
+      </w:r>
+      <w:proofErr w:type="spellStart"/>
+      <w:r>
+        <w:t>online_order</w:t>
+      </w:r>
+      <w:proofErr w:type="spellEnd"/>
+      <w:r>
+        <w:t>']]</w:t>
+      </w:r>
+    </w:p>
+    <w:p>
+      <w:r>
+        <w:t xml:space="preserve">y = </w:t>
+      </w:r>
+      <w:proofErr w:type="spellStart"/>
+      <w:r>
+        <w:t>df</w:t>
+      </w:r>
+      <w:proofErr w:type="spellEnd"/>
+      <w:r>
+        <w:t>['</w:t>
+      </w:r>
+      <w:proofErr w:type="spellStart"/>
+      <w:r>
+        <w:t>rating_class</w:t>
+      </w:r>
+      <w:proofErr w:type="spellEnd"/>
+      <w:r>
+        <w:t>']</w:t>
       </w:r>
     </w:p>
     <w:p/>
     <w:p>
-      <w:r>
-        <w:t>X_train, X_test, y_train, y_test = train_test_split(X, y, test_size=0.3, random_state=42)</w:t>
+      <w:proofErr w:type="spellStart"/>
+      <w:r>
+        <w:t>X_train</w:t>
+      </w:r>
+      <w:proofErr w:type="spellEnd"/>
+      <w:r>
+        <w:t xml:space="preserve">, </w:t>
+      </w:r>
+      <w:proofErr w:type="spellStart"/>
+      <w:r>
+        <w:t>X_test</w:t>
+      </w:r>
+      <w:proofErr w:type="spellEnd"/>
+      <w:r>
+        <w:t xml:space="preserve">, </w:t>
+      </w:r>
+      <w:proofErr w:type="spellStart"/>
+      <w:r>
+        <w:t>y_train</w:t>
+      </w:r>
+      <w:proofErr w:type="spellEnd"/>
+      <w:r>
+        <w:t xml:space="preserve">, </w:t>
+      </w:r>
+      <w:proofErr w:type="spellStart"/>
+      <w:r>
+        <w:t>y_test</w:t>
+      </w:r>
+      <w:proofErr w:type="spellEnd"/>
+      <w:r>
+        <w:t xml:space="preserve"> = </w:t>
+      </w:r>
+      <w:proofErr w:type="spellStart"/>
+      <w:r>
+        <w:t>train_test_</w:t>
+      </w:r>
+      <w:proofErr w:type="gramStart"/>
+      <w:r>
+        <w:t>split</w:t>
+      </w:r>
+      <w:proofErr w:type="spellEnd"/>
+      <w:r>
+        <w:t>(</w:t>
+      </w:r>
+      <w:proofErr w:type="gramEnd"/>
+      <w:r>
+        <w:t xml:space="preserve">X, y, </w:t>
+      </w:r>
+      <w:proofErr w:type="spellStart"/>
+      <w:r>
+        <w:t>test_size</w:t>
+      </w:r>
+      <w:proofErr w:type="spellEnd"/>
+      <w:r>
+        <w:t xml:space="preserve">=0.3, </w:t>
+      </w:r>
+      <w:proofErr w:type="spellStart"/>
+      <w:r>
+        <w:t>random_state</w:t>
+      </w:r>
+      <w:proofErr w:type="spellEnd"/>
+      <w:r>
+        <w:t>=42)</w:t>
       </w:r>
     </w:p>
     <w:p/>
     <w:p>
-      <w:r>
-        <w:t>clf = LogisticRegression()</w:t>
-      </w:r>
-    </w:p>
-    <w:p>
-      <w:r>
-        <w:t>clf.fit(X_train, y_train)</w:t>
+      <w:proofErr w:type="spellStart"/>
+      <w:r>
+        <w:t>clf</w:t>
+      </w:r>
+      <w:proofErr w:type="spellEnd"/>
+      <w:r>
+        <w:t xml:space="preserve"> = </w:t>
+      </w:r>
+      <w:proofErr w:type="spellStart"/>
+      <w:proofErr w:type="gramStart"/>
+      <w:r>
+        <w:t>LogisticRegression</w:t>
+      </w:r>
+      <w:proofErr w:type="spellEnd"/>
+      <w:r>
+        <w:t>(</w:t>
+      </w:r>
+      <w:proofErr w:type="gramEnd"/>
+      <w:r>
+        <w:t>)</w:t>
+      </w:r>
+    </w:p>
+    <w:p>
+      <w:proofErr w:type="spellStart"/>
+      <w:proofErr w:type="gramStart"/>
+      <w:r>
+        <w:t>clf.fit</w:t>
+      </w:r>
+      <w:proofErr w:type="spellEnd"/>
+      <w:r>
+        <w:t>(</w:t>
+      </w:r>
+      <w:proofErr w:type="spellStart"/>
+      <w:proofErr w:type="gramEnd"/>
+      <w:r>
+        <w:t>X_train</w:t>
+      </w:r>
+      <w:proofErr w:type="spellEnd"/>
+      <w:r>
+        <w:t xml:space="preserve">, </w:t>
+      </w:r>
+      <w:proofErr w:type="spellStart"/>
+      <w:r>
+        <w:t>y_train</w:t>
+      </w:r>
+      <w:proofErr w:type="spellEnd"/>
+      <w:r>
+        <w:t>)</w:t>
       </w:r>
     </w:p>
     <w:p/>
     <w:p>
-      <w:r>
-        <w:t>y_pred = clf.predict(X_test)</w:t>
+      <w:proofErr w:type="spellStart"/>
+      <w:r>
+        <w:t>y_pred</w:t>
+      </w:r>
+      <w:proofErr w:type="spellEnd"/>
+      <w:r>
+        <w:t xml:space="preserve"> = </w:t>
+      </w:r>
+      <w:proofErr w:type="spellStart"/>
+      <w:proofErr w:type="gramStart"/>
+      <w:r>
+        <w:t>clf.predict</w:t>
+      </w:r>
+      <w:proofErr w:type="spellEnd"/>
+      <w:proofErr w:type="gramEnd"/>
+      <w:r>
+        <w:t>(</w:t>
+      </w:r>
+      <w:proofErr w:type="spellStart"/>
+      <w:r>
+        <w:t>X_test</w:t>
+      </w:r>
+      <w:proofErr w:type="spellEnd"/>
+      <w:r>
+        <w:t>)</w:t>
       </w:r>
     </w:p>
     <w:p/>
@@ -7146,6 +10222,7 @@
           <w:sz w:val="23"/>
         </w:rPr>
       </w:pPr>
+      <w:proofErr w:type="gramStart"/>
       <w:r>
         <w:rPr>
           <w:rFonts w:ascii="Times New Roman" w:eastAsia="Times New Roman" w:hAnsi="Times New Roman" w:cs="Times New Roman"/>
@@ -7155,6 +10232,7 @@
         </w:rPr>
         <w:t>Output :</w:t>
       </w:r>
+      <w:proofErr w:type="gramEnd"/>
       <w:r>
         <w:rPr>
           <w:rFonts w:ascii="Times New Roman" w:eastAsia="Times New Roman" w:hAnsi="Times New Roman" w:cs="Times New Roman"/>
@@ -7167,13 +10245,81 @@
     </w:p>
     <w:p/>
     <w:p>
-      <w:r>
-        <w:t>print("Accuracy:", accuracy_score(y_test, y_pred))</w:t>
-      </w:r>
-    </w:p>
-    <w:p>
-      <w:r>
-        <w:t>print("Confusion Matrix:\n", confusion_matrix(y_test, y_pred))</w:t>
+      <w:proofErr w:type="gramStart"/>
+      <w:r>
+        <w:t>print(</w:t>
+      </w:r>
+      <w:proofErr w:type="gramEnd"/>
+      <w:r>
+        <w:t xml:space="preserve">"Accuracy:", </w:t>
+      </w:r>
+      <w:proofErr w:type="spellStart"/>
+      <w:r>
+        <w:t>accuracy_</w:t>
+      </w:r>
+      <w:proofErr w:type="gramStart"/>
+      <w:r>
+        <w:t>score</w:t>
+      </w:r>
+      <w:proofErr w:type="spellEnd"/>
+      <w:r>
+        <w:t>(</w:t>
+      </w:r>
+      <w:proofErr w:type="spellStart"/>
+      <w:proofErr w:type="gramEnd"/>
+      <w:r>
+        <w:t>y_test</w:t>
+      </w:r>
+      <w:proofErr w:type="spellEnd"/>
+      <w:r>
+        <w:t xml:space="preserve">, </w:t>
+      </w:r>
+      <w:proofErr w:type="spellStart"/>
+      <w:r>
+        <w:t>y_pred</w:t>
+      </w:r>
+      <w:proofErr w:type="spellEnd"/>
+      <w:r>
+        <w:t>))</w:t>
+      </w:r>
+    </w:p>
+    <w:p>
+      <w:proofErr w:type="gramStart"/>
+      <w:r>
+        <w:t>print(</w:t>
+      </w:r>
+      <w:proofErr w:type="gramEnd"/>
+      <w:r>
+        <w:t xml:space="preserve">"Confusion Matrix:\n", </w:t>
+      </w:r>
+      <w:proofErr w:type="spellStart"/>
+      <w:r>
+        <w:t>confusion_</w:t>
+      </w:r>
+      <w:proofErr w:type="gramStart"/>
+      <w:r>
+        <w:t>matrix</w:t>
+      </w:r>
+      <w:proofErr w:type="spellEnd"/>
+      <w:r>
+        <w:t>(</w:t>
+      </w:r>
+      <w:proofErr w:type="spellStart"/>
+      <w:proofErr w:type="gramEnd"/>
+      <w:r>
+        <w:t>y_test</w:t>
+      </w:r>
+      <w:proofErr w:type="spellEnd"/>
+      <w:r>
+        <w:t xml:space="preserve">, </w:t>
+      </w:r>
+      <w:proofErr w:type="spellStart"/>
+      <w:r>
+        <w:t>y_pred</w:t>
+      </w:r>
+      <w:proofErr w:type="spellEnd"/>
+      <w:r>
+        <w:t>))</w:t>
       </w:r>
     </w:p>
     <w:p/>
@@ -7188,6 +10334,7 @@
           <w:sz w:val="23"/>
         </w:rPr>
       </w:pPr>
+      <w:proofErr w:type="gramStart"/>
       <w:r>
         <w:rPr>
           <w:rFonts w:ascii="Times New Roman" w:eastAsia="Times New Roman" w:hAnsi="Times New Roman" w:cs="Times New Roman"/>
@@ -7197,6 +10344,7 @@
         </w:rPr>
         <w:t>Output :</w:t>
       </w:r>
+      <w:proofErr w:type="gramEnd"/>
       <w:r>
         <w:rPr>
           <w:rFonts w:ascii="Times New Roman" w:eastAsia="Times New Roman" w:hAnsi="Times New Roman" w:cs="Times New Roman"/>
@@ -7323,12 +10471,21 @@
         <w:ind w:left="700" w:right="145" w:hanging="350"/>
         <w:jc w:val="both"/>
       </w:pPr>
+      <w:proofErr w:type="gramStart"/>
       <w:r>
         <w:rPr>
           <w:rFonts w:eastAsia="Times New Roman" w:cs="Times New Roman"/>
           <w:sz w:val="23"/>
         </w:rPr>
-        <w:t xml:space="preserve">The majority of the restaurants fall into the dining category. </w:t>
+        <w:t>The majority of</w:t>
+      </w:r>
+      <w:proofErr w:type="gramEnd"/>
+      <w:r>
+        <w:rPr>
+          <w:rFonts w:eastAsia="Times New Roman" w:cs="Times New Roman"/>
+          <w:sz w:val="23"/>
+        </w:rPr>
+        <w:t xml:space="preserve"> the restaurants fall into the dining category. </w:t>
       </w:r>
     </w:p>
     <w:p>
@@ -7395,12 +10552,21 @@
         <w:ind w:left="700" w:right="145" w:hanging="350"/>
         <w:jc w:val="both"/>
       </w:pPr>
+      <w:proofErr w:type="gramStart"/>
       <w:r>
         <w:rPr>
           <w:rFonts w:eastAsia="Times New Roman" w:cs="Times New Roman"/>
           <w:sz w:val="23"/>
         </w:rPr>
-        <w:t xml:space="preserve">The majority of restaurants received ratings ranging from 3.5 to 4. </w:t>
+        <w:t>The majority of</w:t>
+      </w:r>
+      <w:proofErr w:type="gramEnd"/>
+      <w:r>
+        <w:rPr>
+          <w:rFonts w:eastAsia="Times New Roman" w:cs="Times New Roman"/>
+          <w:sz w:val="23"/>
+        </w:rPr>
+        <w:t xml:space="preserve"> restaurants received ratings ranging from 3.5 to 4. </w:t>
       </w:r>
     </w:p>
     <w:p>
@@ -7413,12 +10579,21 @@
         <w:ind w:left="700" w:right="145" w:hanging="350"/>
         <w:jc w:val="both"/>
       </w:pPr>
+      <w:proofErr w:type="gramStart"/>
       <w:r>
         <w:rPr>
           <w:rFonts w:eastAsia="Times New Roman" w:cs="Times New Roman"/>
           <w:sz w:val="23"/>
         </w:rPr>
-        <w:t xml:space="preserve">The majority of couples prefer restaurants with an approximate cost of 300 rupees. </w:t>
+        <w:t>The majority of</w:t>
+      </w:r>
+      <w:proofErr w:type="gramEnd"/>
+      <w:r>
+        <w:rPr>
+          <w:rFonts w:eastAsia="Times New Roman" w:cs="Times New Roman"/>
+          <w:sz w:val="23"/>
+        </w:rPr>
+        <w:t xml:space="preserve"> couples prefer restaurants with an approximate cost of 300 rupees. </w:t>
       </w:r>
     </w:p>
     <w:p>
@@ -7554,8 +10729,13 @@
         </w:numPr>
         <w:spacing w:line="276" w:lineRule="auto"/>
       </w:pPr>
-      <w:r>
-        <w:t xml:space="preserve">Numpy </w:t>
+      <w:proofErr w:type="spellStart"/>
+      <w:r>
+        <w:t>Numpy</w:t>
+      </w:r>
+      <w:proofErr w:type="spellEnd"/>
+      <w:r>
+        <w:t xml:space="preserve"> </w:t>
       </w:r>
       <w:r>
         <w:t>D</w:t>
@@ -10277,6 +13457,7 @@
   <w:style w:type="character" w:default="1" w:styleId="DefaultParagraphFont">
     <w:name w:val="Default Paragraph Font"/>
     <w:uiPriority w:val="1"/>
+    <w:semiHidden/>
     <w:unhideWhenUsed/>
   </w:style>
   <w:style w:type="table" w:default="1" w:styleId="TableNormal">

--- a/3_Projects_Presentations/Final Project.docx
+++ b/3_Projects_Presentations/Final Project.docx
@@ -15,7 +15,7 @@
           <w:noProof/>
         </w:rPr>
         <w:drawing>
-          <wp:anchor distT="0" distB="0" distL="114300" distR="114300" simplePos="0" relativeHeight="251659264" behindDoc="0" locked="0" layoutInCell="1" allowOverlap="0" wp14:anchorId="43F5BD04" wp14:editId="08DD77D6">
+          <wp:anchor distT="0" distB="0" distL="114300" distR="114300" simplePos="0" relativeHeight="251659264" behindDoc="0" locked="0" layoutInCell="1" allowOverlap="0" wp14:anchorId="43F5BD04" wp14:editId="1FB30A8F">
             <wp:simplePos x="0" y="0"/>
             <wp:positionH relativeFrom="page">
               <wp:align>left</wp:align>
@@ -23,8 +23,8 @@
             <wp:positionV relativeFrom="page">
               <wp:align>top</wp:align>
             </wp:positionV>
-            <wp:extent cx="7543800" cy="2374392"/>
-            <wp:effectExtent l="0" t="0" r="0" b="6985"/>
+            <wp:extent cx="7543800" cy="2244513"/>
+            <wp:effectExtent l="0" t="0" r="0" b="3810"/>
             <wp:wrapTopAndBottom/>
             <wp:docPr id="14147" name="Picture 14147"/>
             <wp:cNvGraphicFramePr/>
@@ -36,7 +36,13 @@
                     <pic:cNvPicPr/>
                   </pic:nvPicPr>
                   <pic:blipFill>
-                    <a:blip r:embed="rId5"/>
+                    <a:blip r:embed="rId5">
+                      <a:extLst>
+                        <a:ext uri="{28A0092B-C50C-407E-A947-70E740481C1C}">
+                          <a14:useLocalDpi xmlns:a14="http://schemas.microsoft.com/office/drawing/2010/main" val="0"/>
+                        </a:ext>
+                      </a:extLst>
+                    </a:blip>
                     <a:stretch>
                       <a:fillRect/>
                     </a:stretch>
@@ -44,7 +50,7 @@
                   <pic:spPr>
                     <a:xfrm>
                       <a:off x="0" y="0"/>
-                      <a:ext cx="7543800" cy="2374392"/>
+                      <a:ext cx="7543800" cy="2244513"/>
                     </a:xfrm>
                     <a:prstGeom prst="rect">
                       <a:avLst/>
@@ -53,6 +59,9 @@
                 </pic:pic>
               </a:graphicData>
             </a:graphic>
+            <wp14:sizeRelV relativeFrom="margin">
+              <wp14:pctHeight>0</wp14:pctHeight>
+            </wp14:sizeRelV>
           </wp:anchor>
         </w:drawing>
       </w:r>
@@ -345,6 +354,13 @@
         </w:rPr>
         <w:t xml:space="preserve">Submitted by: </w:t>
       </w:r>
+      <w:r>
+        <w:rPr>
+          <w:rFonts w:ascii="Times New Roman" w:eastAsia="Times New Roman" w:hAnsi="Times New Roman" w:cs="Times New Roman"/>
+          <w:sz w:val="23"/>
+        </w:rPr>
+        <w:t>(Group No )</w:t>
+      </w:r>
     </w:p>
     <w:p>
       <w:pPr>
@@ -438,31 +454,13 @@
         <w:ind w:right="374"/>
         <w:jc w:val="right"/>
       </w:pPr>
-      <w:proofErr w:type="spellStart"/>
       <w:r>
         <w:rPr>
           <w:rFonts w:ascii="Calibri" w:eastAsia="Calibri" w:hAnsi="Calibri" w:cs="Calibri"/>
           <w:sz w:val="18"/>
         </w:rPr>
-        <w:t>Sutex</w:t>
-      </w:r>
-      <w:proofErr w:type="spellEnd"/>
-      <w:r>
-        <w:rPr>
-          <w:rFonts w:ascii="Calibri" w:eastAsia="Calibri" w:hAnsi="Calibri" w:cs="Calibri"/>
-          <w:sz w:val="18"/>
-        </w:rPr>
-        <w:t xml:space="preserve"> Bank College of Computer Applications and Science, </w:t>
-      </w:r>
-      <w:proofErr w:type="spellStart"/>
-      <w:r>
-        <w:rPr>
-          <w:rFonts w:ascii="Calibri" w:eastAsia="Calibri" w:hAnsi="Calibri" w:cs="Calibri"/>
-          <w:sz w:val="18"/>
-        </w:rPr>
-        <w:t>Amroli</w:t>
-      </w:r>
-      <w:proofErr w:type="spellEnd"/>
+        <w:t>Sutex Bank College of Computer Applications and Science, Amroli</w:t>
+      </w:r>
     </w:p>
     <w:p>
       <w:pPr>
@@ -2322,11 +2320,9 @@
             <w:hideMark/>
           </w:tcPr>
           <w:p>
-            <w:proofErr w:type="spellStart"/>
             <w:r>
               <w:t>online_order</w:t>
             </w:r>
-            <w:proofErr w:type="spellEnd"/>
           </w:p>
         </w:tc>
         <w:tc>
@@ -2353,11 +2349,9 @@
             <w:hideMark/>
           </w:tcPr>
           <w:p>
-            <w:proofErr w:type="spellStart"/>
             <w:r>
               <w:t>book_table</w:t>
             </w:r>
-            <w:proofErr w:type="spellEnd"/>
           </w:p>
         </w:tc>
         <w:tc>
@@ -2448,21 +2442,8 @@
             <w:hideMark/>
           </w:tcPr>
           <w:p>
-            <w:proofErr w:type="spellStart"/>
             <w:r>
-              <w:t>approx_</w:t>
-            </w:r>
-            <w:proofErr w:type="gramStart"/>
-            <w:r>
-              <w:t>cost</w:t>
-            </w:r>
-            <w:proofErr w:type="spellEnd"/>
-            <w:r>
-              <w:t>(</w:t>
-            </w:r>
-            <w:proofErr w:type="gramEnd"/>
-            <w:r>
-              <w:t>for two people)</w:t>
+              <w:t>approx_cost(for two people)</w:t>
             </w:r>
           </w:p>
         </w:tc>
@@ -2490,13 +2471,8 @@
             <w:hideMark/>
           </w:tcPr>
           <w:p>
-            <w:proofErr w:type="spellStart"/>
             <w:r>
-              <w:t>listed_in</w:t>
-            </w:r>
-            <w:proofErr w:type="spellEnd"/>
-            <w:r>
-              <w:t>(type)</w:t>
+              <w:t>listed_in(type)</w:t>
             </w:r>
           </w:p>
         </w:tc>
@@ -2605,39 +2581,7 @@
           <w:rFonts w:ascii="Times New Roman" w:eastAsia="Times New Roman" w:hAnsi="Times New Roman" w:cs="Times New Roman"/>
           <w:sz w:val="23"/>
         </w:rPr>
-        <w:t xml:space="preserve">Pandas is a fundamental, open-source Python library for data manipulation and analysis, providing fast, flexible, and expressive data structures like </w:t>
-      </w:r>
-      <w:proofErr w:type="spellStart"/>
-      <w:r>
-        <w:rPr>
-          <w:rFonts w:ascii="Times New Roman" w:eastAsia="Times New Roman" w:hAnsi="Times New Roman" w:cs="Times New Roman"/>
-          <w:sz w:val="23"/>
-        </w:rPr>
-        <w:t>DataFrames</w:t>
-      </w:r>
-      <w:proofErr w:type="spellEnd"/>
-      <w:r>
-        <w:rPr>
-          <w:rFonts w:ascii="Times New Roman" w:eastAsia="Times New Roman" w:hAnsi="Times New Roman" w:cs="Times New Roman"/>
-          <w:sz w:val="23"/>
-        </w:rPr>
-        <w:t xml:space="preserve"> (2D tables) and Series (1D arrays) to handle tabular data efficiently, making it ideal for cleaning, transforming, exploring, and </w:t>
-      </w:r>
-      <w:proofErr w:type="spellStart"/>
-      <w:r>
-        <w:rPr>
-          <w:rFonts w:ascii="Times New Roman" w:eastAsia="Times New Roman" w:hAnsi="Times New Roman" w:cs="Times New Roman"/>
-          <w:sz w:val="23"/>
-        </w:rPr>
-        <w:t>analyzing</w:t>
-      </w:r>
-      <w:proofErr w:type="spellEnd"/>
-      <w:r>
-        <w:rPr>
-          <w:rFonts w:ascii="Times New Roman" w:eastAsia="Times New Roman" w:hAnsi="Times New Roman" w:cs="Times New Roman"/>
-          <w:sz w:val="23"/>
-        </w:rPr>
-        <w:t xml:space="preserve"> large datasets in data science, machine learning, and analytics. It simplifies tasks like reading/writing files (CSV, Excel), handling missing data, filtering, grouping, merging, and performing statistical analysis, integrating seamlessly with other tools like NumPy and Matplotlib.</w:t>
+        <w:t>Pandas is a fundamental, open-source Python library for data manipulation and analysis, providing fast, flexible, and expressive data structures like DataFrames (2D tables) and Series (1D arrays) to handle tabular data efficiently, making it ideal for cleaning, transforming, exploring, and analyzing large datasets in data science, machine learning, and analytics. It simplifies tasks like reading/writing files (CSV, Excel), handling missing data, filtering, grouping, merging, and performing statistical analysis, integrating seamlessly with other tools like NumPy and Matplotlib.</w:t>
       </w:r>
     </w:p>
     <w:p>
@@ -2668,23 +2612,7 @@
           <w:rFonts w:ascii="Times New Roman" w:eastAsia="Times New Roman" w:hAnsi="Times New Roman" w:cs="Times New Roman"/>
           <w:sz w:val="23"/>
         </w:rPr>
-        <w:t xml:space="preserve">NumPy (Numerical Python) is a foundational Python library for data science, primarily used for its efficient multi-dimensional array object (the </w:t>
-      </w:r>
-      <w:proofErr w:type="spellStart"/>
-      <w:r>
-        <w:rPr>
-          <w:rFonts w:ascii="Times New Roman" w:eastAsia="Times New Roman" w:hAnsi="Times New Roman" w:cs="Times New Roman"/>
-          <w:sz w:val="23"/>
-        </w:rPr>
-        <w:t>ndarray</w:t>
-      </w:r>
-      <w:proofErr w:type="spellEnd"/>
-      <w:r>
-        <w:rPr>
-          <w:rFonts w:ascii="Times New Roman" w:eastAsia="Times New Roman" w:hAnsi="Times New Roman" w:cs="Times New Roman"/>
-          <w:sz w:val="23"/>
-        </w:rPr>
-        <w:t>) and high-performance mathematical functions. It is a core component of the Python data science ecosystem, serving as the backbone for other major libraries like Pandas, Matplotlib, and scikit-learn.</w:t>
+        <w:t>NumPy (Numerical Python) is a foundational Python library for data science, primarily used for its efficient multi-dimensional array object (the ndarray) and high-performance mathematical functions. It is a core component of the Python data science ecosystem, serving as the backbone for other major libraries like Pandas, Matplotlib, and scikit-learn.</w:t>
       </w:r>
     </w:p>
     <w:p>
@@ -2748,39 +2676,7 @@
           <w:rFonts w:ascii="Times New Roman" w:eastAsia="Times New Roman" w:hAnsi="Times New Roman" w:cs="Times New Roman"/>
           <w:sz w:val="23"/>
         </w:rPr>
-        <w:t xml:space="preserve">Seaborn is a powerful Python library for statistical data visualization, built on Matplotlib, that creates attractive, informative plots with minimal code, seamlessly integrating with pandas </w:t>
-      </w:r>
-      <w:proofErr w:type="spellStart"/>
-      <w:r>
-        <w:rPr>
-          <w:rFonts w:ascii="Times New Roman" w:eastAsia="Times New Roman" w:hAnsi="Times New Roman" w:cs="Times New Roman"/>
-          <w:sz w:val="23"/>
-        </w:rPr>
-        <w:t>DataFrames</w:t>
-      </w:r>
-      <w:proofErr w:type="spellEnd"/>
-      <w:r>
-        <w:rPr>
-          <w:rFonts w:ascii="Times New Roman" w:eastAsia="Times New Roman" w:hAnsi="Times New Roman" w:cs="Times New Roman"/>
-          <w:sz w:val="23"/>
-        </w:rPr>
-        <w:t xml:space="preserve"> to reveal trends, relationships, and patterns in data, making it essential for Exploratory Data Analysis (EDA). It offers high-level functions for complex plots (like distributions, regressions, heatmaps, violin plots) with beautiful default styles, </w:t>
-      </w:r>
-      <w:proofErr w:type="spellStart"/>
-      <w:r>
-        <w:rPr>
-          <w:rFonts w:ascii="Times New Roman" w:eastAsia="Times New Roman" w:hAnsi="Times New Roman" w:cs="Times New Roman"/>
-          <w:sz w:val="23"/>
-        </w:rPr>
-        <w:t>color</w:t>
-      </w:r>
-      <w:proofErr w:type="spellEnd"/>
-      <w:r>
-        <w:rPr>
-          <w:rFonts w:ascii="Times New Roman" w:eastAsia="Times New Roman" w:hAnsi="Times New Roman" w:cs="Times New Roman"/>
-          <w:sz w:val="23"/>
-        </w:rPr>
-        <w:t xml:space="preserve"> palettes, and themes, simplifying the process of understanding data structures and distributions.</w:t>
+        <w:t>Seaborn is a powerful Python library for statistical data visualization, built on Matplotlib, that creates attractive, informative plots with minimal code, seamlessly integrating with pandas DataFrames to reveal trends, relationships, and patterns in data, making it essential for Exploratory Data Analysis (EDA). It offers high-level functions for complex plots (like distributions, regressions, heatmaps, violin plots) with beautiful default styles, color palettes, and themes, simplifying the process of understanding data structures and distributions.</w:t>
       </w:r>
     </w:p>
     <w:p>
@@ -2811,23 +2707,7 @@
           <w:rFonts w:ascii="Times New Roman" w:eastAsia="Times New Roman" w:hAnsi="Times New Roman" w:cs="Times New Roman"/>
           <w:sz w:val="23"/>
         </w:rPr>
-        <w:t>Scikit-learn (</w:t>
-      </w:r>
-      <w:proofErr w:type="spellStart"/>
-      <w:r>
-        <w:rPr>
-          <w:rFonts w:ascii="Times New Roman" w:eastAsia="Times New Roman" w:hAnsi="Times New Roman" w:cs="Times New Roman"/>
-          <w:sz w:val="23"/>
-        </w:rPr>
-        <w:t>sklearn</w:t>
-      </w:r>
-      <w:proofErr w:type="spellEnd"/>
-      <w:r>
-        <w:rPr>
-          <w:rFonts w:ascii="Times New Roman" w:eastAsia="Times New Roman" w:hAnsi="Times New Roman" w:cs="Times New Roman"/>
-          <w:sz w:val="23"/>
-        </w:rPr>
-        <w:t>) is the most popular, open-source Python library for classical machine learning, providing simple and efficient tools for predictive data analysis. It is built on top of the scientific Python stack (NumPy, SciPy, Matplotlib) and is an essential tool for data scientists.</w:t>
+        <w:t>Scikit-learn (sklearn) is the most popular, open-source Python library for classical machine learning, providing simple and efficient tools for predictive data analysis. It is built on top of the scientific Python stack (NumPy, SciPy, Matplotlib) and is an essential tool for data scientists.</w:t>
       </w:r>
     </w:p>
     <w:p/>
@@ -2930,23 +2810,7 @@
           <w:rFonts w:ascii="Times New Roman" w:eastAsia="Times New Roman" w:hAnsi="Times New Roman" w:cs="Times New Roman"/>
           <w:sz w:val="23"/>
         </w:rPr>
-        <w:t xml:space="preserve">import </w:t>
-      </w:r>
-      <w:proofErr w:type="spellStart"/>
-      <w:r>
-        <w:rPr>
-          <w:rFonts w:ascii="Times New Roman" w:eastAsia="Times New Roman" w:hAnsi="Times New Roman" w:cs="Times New Roman"/>
-          <w:sz w:val="23"/>
-        </w:rPr>
-        <w:t>numpy</w:t>
-      </w:r>
-      <w:proofErr w:type="spellEnd"/>
-      <w:r>
-        <w:rPr>
-          <w:rFonts w:ascii="Times New Roman" w:eastAsia="Times New Roman" w:hAnsi="Times New Roman" w:cs="Times New Roman"/>
-          <w:sz w:val="23"/>
-        </w:rPr>
-        <w:t xml:space="preserve"> as np</w:t>
+        <w:t>import numpy as np</w:t>
       </w:r>
     </w:p>
     <w:p>
@@ -2963,35 +2827,8 @@
           <w:rFonts w:ascii="Times New Roman" w:eastAsia="Times New Roman" w:hAnsi="Times New Roman" w:cs="Times New Roman"/>
           <w:sz w:val="23"/>
         </w:rPr>
-        <w:t xml:space="preserve">import </w:t>
-      </w:r>
-      <w:proofErr w:type="spellStart"/>
-      <w:proofErr w:type="gramStart"/>
-      <w:r>
-        <w:rPr>
-          <w:rFonts w:ascii="Times New Roman" w:eastAsia="Times New Roman" w:hAnsi="Times New Roman" w:cs="Times New Roman"/>
-          <w:sz w:val="23"/>
-        </w:rPr>
-        <w:t>matplotlib.pyplot</w:t>
-      </w:r>
-      <w:proofErr w:type="spellEnd"/>
-      <w:proofErr w:type="gramEnd"/>
-      <w:r>
-        <w:rPr>
-          <w:rFonts w:ascii="Times New Roman" w:eastAsia="Times New Roman" w:hAnsi="Times New Roman" w:cs="Times New Roman"/>
-          <w:sz w:val="23"/>
-        </w:rPr>
-        <w:t xml:space="preserve"> as </w:t>
-      </w:r>
-      <w:proofErr w:type="spellStart"/>
-      <w:r>
-        <w:rPr>
-          <w:rFonts w:ascii="Times New Roman" w:eastAsia="Times New Roman" w:hAnsi="Times New Roman" w:cs="Times New Roman"/>
-          <w:sz w:val="23"/>
-        </w:rPr>
-        <w:t>plt</w:t>
-      </w:r>
-      <w:proofErr w:type="spellEnd"/>
+        <w:t>import matplotlib.pyplot as plt</w:t>
+      </w:r>
     </w:p>
     <w:p>
       <w:pPr>
@@ -3007,17 +2844,8 @@
           <w:rFonts w:ascii="Times New Roman" w:eastAsia="Times New Roman" w:hAnsi="Times New Roman" w:cs="Times New Roman"/>
           <w:sz w:val="23"/>
         </w:rPr>
-        <w:t xml:space="preserve">import seaborn as </w:t>
-      </w:r>
-      <w:proofErr w:type="spellStart"/>
-      <w:r>
-        <w:rPr>
-          <w:rFonts w:ascii="Times New Roman" w:eastAsia="Times New Roman" w:hAnsi="Times New Roman" w:cs="Times New Roman"/>
-          <w:sz w:val="23"/>
-        </w:rPr>
-        <w:t>sns</w:t>
-      </w:r>
-      <w:proofErr w:type="spellEnd"/>
+        <w:t>import seaborn as sns</w:t>
+      </w:r>
     </w:p>
     <w:p>
       <w:pPr>
@@ -3028,21 +2856,12 @@
           <w:sz w:val="23"/>
         </w:rPr>
       </w:pPr>
-      <w:proofErr w:type="gramStart"/>
-      <w:r>
-        <w:rPr>
-          <w:rFonts w:ascii="Times New Roman" w:eastAsia="Times New Roman" w:hAnsi="Times New Roman" w:cs="Times New Roman"/>
-          <w:sz w:val="23"/>
-        </w:rPr>
-        <w:t>print(</w:t>
-      </w:r>
-      <w:proofErr w:type="gramEnd"/>
-      <w:r>
-        <w:rPr>
-          <w:rFonts w:ascii="Times New Roman" w:eastAsia="Times New Roman" w:hAnsi="Times New Roman" w:cs="Times New Roman"/>
-          <w:sz w:val="23"/>
-        </w:rPr>
-        <w:t>"Libraries imported successfully.")</w:t>
+      <w:r>
+        <w:rPr>
+          <w:rFonts w:ascii="Times New Roman" w:eastAsia="Times New Roman" w:hAnsi="Times New Roman" w:cs="Times New Roman"/>
+          <w:sz w:val="23"/>
+        </w:rPr>
+        <w:t>print("Libraries imported successfully.")</w:t>
       </w:r>
     </w:p>
     <w:p>
@@ -3095,48 +2914,13 @@
           <w:sz w:val="23"/>
         </w:rPr>
       </w:pPr>
-      <w:proofErr w:type="spellStart"/>
-      <w:r>
-        <w:rPr>
-          <w:rFonts w:ascii="Times New Roman" w:eastAsia="Times New Roman" w:hAnsi="Times New Roman" w:cs="Times New Roman"/>
-          <w:sz w:val="23"/>
-        </w:rPr>
-        <w:t>df</w:t>
-      </w:r>
-      <w:proofErr w:type="spellEnd"/>
-      <w:r>
-        <w:rPr>
-          <w:rFonts w:ascii="Times New Roman" w:eastAsia="Times New Roman" w:hAnsi="Times New Roman" w:cs="Times New Roman"/>
-          <w:sz w:val="23"/>
-        </w:rPr>
-        <w:t xml:space="preserve"> = </w:t>
-      </w:r>
-      <w:proofErr w:type="spellStart"/>
-      <w:proofErr w:type="gramStart"/>
-      <w:r>
-        <w:rPr>
-          <w:rFonts w:ascii="Times New Roman" w:eastAsia="Times New Roman" w:hAnsi="Times New Roman" w:cs="Times New Roman"/>
-          <w:sz w:val="23"/>
-        </w:rPr>
-        <w:t>pd.read</w:t>
-      </w:r>
-      <w:proofErr w:type="gramEnd"/>
-      <w:r>
-        <w:rPr>
-          <w:rFonts w:ascii="Times New Roman" w:eastAsia="Times New Roman" w:hAnsi="Times New Roman" w:cs="Times New Roman"/>
-          <w:sz w:val="23"/>
-        </w:rPr>
-        <w:t>_csv</w:t>
-      </w:r>
-      <w:proofErr w:type="spellEnd"/>
-      <w:r>
-        <w:rPr>
-          <w:rFonts w:ascii="Times New Roman" w:eastAsia="Times New Roman" w:hAnsi="Times New Roman" w:cs="Times New Roman"/>
-          <w:sz w:val="23"/>
-        </w:rPr>
-        <w:t>(</w:t>
-      </w:r>
-      <w:proofErr w:type="spellStart"/>
+      <w:r>
+        <w:rPr>
+          <w:rFonts w:ascii="Times New Roman" w:eastAsia="Times New Roman" w:hAnsi="Times New Roman" w:cs="Times New Roman"/>
+          <w:sz w:val="23"/>
+        </w:rPr>
+        <w:t>df = pd.read_csv(</w:t>
+      </w:r>
       <w:r>
         <w:rPr>
           <w:rFonts w:ascii="Times New Roman" w:eastAsia="Times New Roman" w:hAnsi="Times New Roman" w:cs="Times New Roman"/>
@@ -3151,15 +2935,7 @@
           <w:rFonts w:ascii="Times New Roman" w:eastAsia="Times New Roman" w:hAnsi="Times New Roman" w:cs="Times New Roman"/>
           <w:sz w:val="23"/>
         </w:rPr>
-        <w:t>'dataset</w:t>
-      </w:r>
-      <w:proofErr w:type="spellEnd"/>
-      <w:r>
-        <w:rPr>
-          <w:rFonts w:ascii="Times New Roman" w:eastAsia="Times New Roman" w:hAnsi="Times New Roman" w:cs="Times New Roman"/>
-          <w:sz w:val="23"/>
-        </w:rPr>
-        <w:t>\zomato-data.csv')</w:t>
+        <w:t>'dataset\zomato-data.csv')</w:t>
       </w:r>
     </w:p>
     <w:p>
@@ -3171,21 +2947,12 @@
           <w:sz w:val="23"/>
         </w:rPr>
       </w:pPr>
-      <w:proofErr w:type="gramStart"/>
-      <w:r>
-        <w:rPr>
-          <w:rFonts w:ascii="Times New Roman" w:eastAsia="Times New Roman" w:hAnsi="Times New Roman" w:cs="Times New Roman"/>
-          <w:sz w:val="23"/>
-        </w:rPr>
-        <w:t>print(</w:t>
-      </w:r>
-      <w:proofErr w:type="gramEnd"/>
-      <w:r>
-        <w:rPr>
-          <w:rFonts w:ascii="Times New Roman" w:eastAsia="Times New Roman" w:hAnsi="Times New Roman" w:cs="Times New Roman"/>
-          <w:sz w:val="23"/>
-        </w:rPr>
-        <w:t>"Dataset loaded successfully.")</w:t>
+      <w:r>
+        <w:rPr>
+          <w:rFonts w:ascii="Times New Roman" w:eastAsia="Times New Roman" w:hAnsi="Times New Roman" w:cs="Times New Roman"/>
+          <w:sz w:val="23"/>
+        </w:rPr>
+        <w:t>print("Dataset loaded successfully.")</w:t>
       </w:r>
     </w:p>
     <w:p>
@@ -3197,21 +2964,12 @@
           <w:sz w:val="23"/>
         </w:rPr>
       </w:pPr>
-      <w:proofErr w:type="gramStart"/>
-      <w:r>
-        <w:rPr>
-          <w:rFonts w:ascii="Times New Roman" w:eastAsia="Times New Roman" w:hAnsi="Times New Roman" w:cs="Times New Roman"/>
-          <w:sz w:val="23"/>
-        </w:rPr>
-        <w:t>print(</w:t>
-      </w:r>
-      <w:proofErr w:type="gramEnd"/>
-      <w:r>
-        <w:rPr>
-          <w:rFonts w:ascii="Times New Roman" w:eastAsia="Times New Roman" w:hAnsi="Times New Roman" w:cs="Times New Roman"/>
-          <w:sz w:val="23"/>
-        </w:rPr>
-        <w:t>"Dataset Columns:")</w:t>
+      <w:r>
+        <w:rPr>
+          <w:rFonts w:ascii="Times New Roman" w:eastAsia="Times New Roman" w:hAnsi="Times New Roman" w:cs="Times New Roman"/>
+          <w:sz w:val="23"/>
+        </w:rPr>
+        <w:t>print("Dataset Columns:")</w:t>
       </w:r>
     </w:p>
     <w:p>
@@ -3228,25 +2986,7 @@
           <w:rFonts w:ascii="Times New Roman" w:eastAsia="Times New Roman" w:hAnsi="Times New Roman" w:cs="Times New Roman"/>
           <w:sz w:val="23"/>
         </w:rPr>
-        <w:t>print(</w:t>
-      </w:r>
-      <w:proofErr w:type="spellStart"/>
-      <w:proofErr w:type="gramStart"/>
-      <w:r>
-        <w:rPr>
-          <w:rFonts w:ascii="Times New Roman" w:eastAsia="Times New Roman" w:hAnsi="Times New Roman" w:cs="Times New Roman"/>
-          <w:sz w:val="23"/>
-        </w:rPr>
-        <w:t>df.columns</w:t>
-      </w:r>
-      <w:proofErr w:type="spellEnd"/>
-      <w:proofErr w:type="gramEnd"/>
-      <w:r>
-        <w:rPr>
-          <w:rFonts w:ascii="Times New Roman" w:eastAsia="Times New Roman" w:hAnsi="Times New Roman" w:cs="Times New Roman"/>
-          <w:sz w:val="23"/>
-        </w:rPr>
-        <w:t>)</w:t>
+        <w:t>print(df.columns)</w:t>
       </w:r>
     </w:p>
     <w:p>
@@ -3258,53 +2998,12 @@
           <w:sz w:val="23"/>
         </w:rPr>
       </w:pPr>
-      <w:proofErr w:type="spellStart"/>
-      <w:r>
-        <w:rPr>
-          <w:rFonts w:ascii="Times New Roman" w:eastAsia="Times New Roman" w:hAnsi="Times New Roman" w:cs="Times New Roman"/>
-          <w:sz w:val="23"/>
-        </w:rPr>
-        <w:t>pd.set_</w:t>
-      </w:r>
-      <w:proofErr w:type="gramStart"/>
-      <w:r>
-        <w:rPr>
-          <w:rFonts w:ascii="Times New Roman" w:eastAsia="Times New Roman" w:hAnsi="Times New Roman" w:cs="Times New Roman"/>
-          <w:sz w:val="23"/>
-        </w:rPr>
-        <w:t>option</w:t>
-      </w:r>
-      <w:proofErr w:type="spellEnd"/>
-      <w:r>
-        <w:rPr>
-          <w:rFonts w:ascii="Times New Roman" w:eastAsia="Times New Roman" w:hAnsi="Times New Roman" w:cs="Times New Roman"/>
-          <w:sz w:val="23"/>
-        </w:rPr>
-        <w:t>(</w:t>
-      </w:r>
-      <w:proofErr w:type="gramEnd"/>
-      <w:r>
-        <w:rPr>
-          <w:rFonts w:ascii="Times New Roman" w:eastAsia="Times New Roman" w:hAnsi="Times New Roman" w:cs="Times New Roman"/>
-          <w:sz w:val="23"/>
-        </w:rPr>
-        <w:t>'</w:t>
-      </w:r>
-      <w:proofErr w:type="spellStart"/>
-      <w:r>
-        <w:rPr>
-          <w:rFonts w:ascii="Times New Roman" w:eastAsia="Times New Roman" w:hAnsi="Times New Roman" w:cs="Times New Roman"/>
-          <w:sz w:val="23"/>
-        </w:rPr>
-        <w:t>display.max_columns</w:t>
-      </w:r>
-      <w:proofErr w:type="spellEnd"/>
-      <w:r>
-        <w:rPr>
-          <w:rFonts w:ascii="Times New Roman" w:eastAsia="Times New Roman" w:hAnsi="Times New Roman" w:cs="Times New Roman"/>
-          <w:sz w:val="23"/>
-        </w:rPr>
-        <w:t>', None)</w:t>
+      <w:r>
+        <w:rPr>
+          <w:rFonts w:ascii="Times New Roman" w:eastAsia="Times New Roman" w:hAnsi="Times New Roman" w:cs="Times New Roman"/>
+          <w:sz w:val="23"/>
+        </w:rPr>
+        <w:t>pd.set_option('display.max_columns', None)</w:t>
       </w:r>
     </w:p>
     <w:p>
@@ -3316,21 +3015,12 @@
           <w:sz w:val="23"/>
         </w:rPr>
       </w:pPr>
-      <w:proofErr w:type="gramStart"/>
-      <w:r>
-        <w:rPr>
-          <w:rFonts w:ascii="Times New Roman" w:eastAsia="Times New Roman" w:hAnsi="Times New Roman" w:cs="Times New Roman"/>
-          <w:sz w:val="23"/>
-        </w:rPr>
-        <w:t>print(</w:t>
-      </w:r>
-      <w:proofErr w:type="gramEnd"/>
-      <w:r>
-        <w:rPr>
-          <w:rFonts w:ascii="Times New Roman" w:eastAsia="Times New Roman" w:hAnsi="Times New Roman" w:cs="Times New Roman"/>
-          <w:sz w:val="23"/>
-        </w:rPr>
-        <w:t>"Sample Data:")</w:t>
+      <w:r>
+        <w:rPr>
+          <w:rFonts w:ascii="Times New Roman" w:eastAsia="Times New Roman" w:hAnsi="Times New Roman" w:cs="Times New Roman"/>
+          <w:sz w:val="23"/>
+        </w:rPr>
+        <w:t>print("Sample Data:")</w:t>
       </w:r>
     </w:p>
     <w:p>
@@ -3347,39 +3037,7 @@
           <w:rFonts w:ascii="Times New Roman" w:eastAsia="Times New Roman" w:hAnsi="Times New Roman" w:cs="Times New Roman"/>
           <w:sz w:val="23"/>
         </w:rPr>
-        <w:t>print(</w:t>
-      </w:r>
-      <w:proofErr w:type="spellStart"/>
-      <w:r>
-        <w:rPr>
-          <w:rFonts w:ascii="Times New Roman" w:eastAsia="Times New Roman" w:hAnsi="Times New Roman" w:cs="Times New Roman"/>
-          <w:sz w:val="23"/>
-        </w:rPr>
-        <w:t>df.</w:t>
-      </w:r>
-      <w:proofErr w:type="gramStart"/>
-      <w:r>
-        <w:rPr>
-          <w:rFonts w:ascii="Times New Roman" w:eastAsia="Times New Roman" w:hAnsi="Times New Roman" w:cs="Times New Roman"/>
-          <w:sz w:val="23"/>
-        </w:rPr>
-        <w:t>sample</w:t>
-      </w:r>
-      <w:proofErr w:type="spellEnd"/>
-      <w:r>
-        <w:rPr>
-          <w:rFonts w:ascii="Times New Roman" w:eastAsia="Times New Roman" w:hAnsi="Times New Roman" w:cs="Times New Roman"/>
-          <w:sz w:val="23"/>
-        </w:rPr>
-        <w:t>(</w:t>
-      </w:r>
-      <w:proofErr w:type="gramEnd"/>
-      <w:r>
-        <w:rPr>
-          <w:rFonts w:ascii="Times New Roman" w:eastAsia="Times New Roman" w:hAnsi="Times New Roman" w:cs="Times New Roman"/>
-          <w:sz w:val="23"/>
-        </w:rPr>
-        <w:t>5))</w:t>
+        <w:t>print(df.sample(5))</w:t>
       </w:r>
     </w:p>
     <w:p>
@@ -3403,7 +3061,6 @@
           <w:sz w:val="23"/>
         </w:rPr>
       </w:pPr>
-      <w:proofErr w:type="gramStart"/>
       <w:r>
         <w:rPr>
           <w:rFonts w:ascii="Times New Roman" w:eastAsia="Times New Roman" w:hAnsi="Times New Roman" w:cs="Times New Roman"/>
@@ -3413,7 +3070,6 @@
         </w:rPr>
         <w:t>Output :</w:t>
       </w:r>
-      <w:proofErr w:type="gramEnd"/>
       <w:r>
         <w:rPr>
           <w:rFonts w:ascii="Times New Roman" w:eastAsia="Times New Roman" w:hAnsi="Times New Roman" w:cs="Times New Roman"/>
@@ -3535,36 +3191,16 @@
           <w:bCs/>
           <w:sz w:val="23"/>
         </w:rPr>
-        <w:t xml:space="preserve"> </w:t>
-      </w:r>
-      <w:proofErr w:type="spellStart"/>
-      <w:r>
-        <w:rPr>
-          <w:rFonts w:ascii="Times New Roman" w:eastAsia="Times New Roman" w:hAnsi="Times New Roman" w:cs="Times New Roman"/>
-          <w:b/>
-          <w:bCs/>
-          <w:sz w:val="23"/>
-        </w:rPr>
-        <w:t>dat</w:t>
-      </w:r>
-      <w:r>
-        <w:rPr>
-          <w:rFonts w:ascii="Times New Roman" w:eastAsia="Times New Roman" w:hAnsi="Times New Roman" w:cs="Times New Roman"/>
-          <w:b/>
-          <w:bCs/>
-          <w:sz w:val="23"/>
-        </w:rPr>
-        <w:t>aframe</w:t>
-      </w:r>
-      <w:proofErr w:type="spellEnd"/>
-      <w:r>
-        <w:rPr>
-          <w:rFonts w:ascii="Times New Roman" w:eastAsia="Times New Roman" w:hAnsi="Times New Roman" w:cs="Times New Roman"/>
-          <w:b/>
-          <w:bCs/>
-          <w:sz w:val="23"/>
-        </w:rPr>
-        <w:t xml:space="preserve"> </w:t>
+        <w:t xml:space="preserve"> dat</w:t>
+      </w:r>
+      <w:r>
+        <w:rPr>
+          <w:rFonts w:ascii="Times New Roman" w:eastAsia="Times New Roman" w:hAnsi="Times New Roman" w:cs="Times New Roman"/>
+          <w:b/>
+          <w:bCs/>
+          <w:sz w:val="23"/>
+        </w:rPr>
+        <w:t xml:space="preserve">aframe </w:t>
       </w:r>
     </w:p>
     <w:p>
@@ -3582,25 +3218,7 @@
           <w:rFonts w:ascii="Times New Roman" w:eastAsia="Times New Roman" w:hAnsi="Times New Roman" w:cs="Times New Roman"/>
           <w:sz w:val="23"/>
         </w:rPr>
-        <w:t xml:space="preserve">*   Getting shape of data using </w:t>
-      </w:r>
-      <w:proofErr w:type="spellStart"/>
-      <w:proofErr w:type="gramStart"/>
-      <w:r>
-        <w:rPr>
-          <w:rFonts w:ascii="Times New Roman" w:eastAsia="Times New Roman" w:hAnsi="Times New Roman" w:cs="Times New Roman"/>
-          <w:sz w:val="23"/>
-        </w:rPr>
-        <w:t>df.shape</w:t>
-      </w:r>
-      <w:proofErr w:type="spellEnd"/>
-      <w:proofErr w:type="gramEnd"/>
-      <w:r>
-        <w:rPr>
-          <w:rFonts w:ascii="Times New Roman" w:eastAsia="Times New Roman" w:hAnsi="Times New Roman" w:cs="Times New Roman"/>
-          <w:sz w:val="23"/>
-        </w:rPr>
-        <w:t>()</w:t>
+        <w:t>*   Getting shape of data using df.shape()</w:t>
       </w:r>
     </w:p>
     <w:p>
@@ -3618,53 +3236,21 @@
           <w:rFonts w:ascii="Times New Roman" w:eastAsia="Times New Roman" w:hAnsi="Times New Roman" w:cs="Times New Roman"/>
           <w:sz w:val="23"/>
         </w:rPr>
-        <w:t xml:space="preserve">*   Getting summary of the </w:t>
-      </w:r>
-      <w:proofErr w:type="spellStart"/>
-      <w:r>
-        <w:rPr>
-          <w:rFonts w:ascii="Times New Roman" w:eastAsia="Times New Roman" w:hAnsi="Times New Roman" w:cs="Times New Roman"/>
-          <w:sz w:val="23"/>
-        </w:rPr>
-        <w:t>dataframe</w:t>
-      </w:r>
-      <w:proofErr w:type="spellEnd"/>
-      <w:r>
-        <w:rPr>
-          <w:rFonts w:ascii="Times New Roman" w:eastAsia="Times New Roman" w:hAnsi="Times New Roman" w:cs="Times New Roman"/>
-          <w:sz w:val="23"/>
-        </w:rPr>
-        <w:t xml:space="preserve"> using</w:t>
-      </w:r>
-      <w:r>
-        <w:rPr>
-          <w:rFonts w:ascii="Times New Roman" w:eastAsia="Times New Roman" w:hAnsi="Times New Roman" w:cs="Times New Roman"/>
-          <w:sz w:val="23"/>
-        </w:rPr>
-        <w:t xml:space="preserve"> </w:t>
-      </w:r>
-      <w:proofErr w:type="gramStart"/>
-      <w:r>
-        <w:rPr>
-          <w:rFonts w:ascii="Times New Roman" w:eastAsia="Times New Roman" w:hAnsi="Times New Roman" w:cs="Times New Roman"/>
-          <w:sz w:val="23"/>
-        </w:rPr>
-        <w:t>d</w:t>
-      </w:r>
-      <w:r>
-        <w:rPr>
-          <w:rFonts w:ascii="Times New Roman" w:eastAsia="Times New Roman" w:hAnsi="Times New Roman" w:cs="Times New Roman"/>
-          <w:sz w:val="23"/>
-        </w:rPr>
-        <w:t>f.info(</w:t>
-      </w:r>
-      <w:proofErr w:type="gramEnd"/>
-      <w:r>
-        <w:rPr>
-          <w:rFonts w:ascii="Times New Roman" w:eastAsia="Times New Roman" w:hAnsi="Times New Roman" w:cs="Times New Roman"/>
-          <w:sz w:val="23"/>
-        </w:rPr>
-        <w:t xml:space="preserve">) </w:t>
+        <w:t>*   Getting summary of the dataframe using</w:t>
+      </w:r>
+      <w:r>
+        <w:rPr>
+          <w:rFonts w:ascii="Times New Roman" w:eastAsia="Times New Roman" w:hAnsi="Times New Roman" w:cs="Times New Roman"/>
+          <w:sz w:val="23"/>
+        </w:rPr>
+        <w:t xml:space="preserve"> d</w:t>
+      </w:r>
+      <w:r>
+        <w:rPr>
+          <w:rFonts w:ascii="Times New Roman" w:eastAsia="Times New Roman" w:hAnsi="Times New Roman" w:cs="Times New Roman"/>
+          <w:sz w:val="23"/>
+        </w:rPr>
+        <w:t xml:space="preserve">f.info() </w:t>
       </w:r>
     </w:p>
     <w:p>
@@ -3698,54 +3284,13 @@
           <w:sz w:val="23"/>
         </w:rPr>
       </w:pPr>
-      <w:proofErr w:type="gramStart"/>
       <w:r>
         <w:rPr>
           <w:rFonts w:ascii="Times New Roman" w:eastAsia="Times New Roman" w:hAnsi="Times New Roman" w:cs="Times New Roman"/>
           <w:sz w:val="23"/>
         </w:rPr>
         <w:lastRenderedPageBreak/>
-        <w:t>print(</w:t>
-      </w:r>
-      <w:proofErr w:type="gramEnd"/>
-      <w:r>
-        <w:rPr>
-          <w:rFonts w:ascii="Times New Roman" w:eastAsia="Times New Roman" w:hAnsi="Times New Roman" w:cs="Times New Roman"/>
-          <w:sz w:val="23"/>
-        </w:rPr>
-        <w:t>"Shape of dataset:</w:t>
-      </w:r>
-      <w:proofErr w:type="gramStart"/>
-      <w:r>
-        <w:rPr>
-          <w:rFonts w:ascii="Times New Roman" w:eastAsia="Times New Roman" w:hAnsi="Times New Roman" w:cs="Times New Roman"/>
-          <w:sz w:val="23"/>
-        </w:rPr>
-        <w:t>",</w:t>
-      </w:r>
-      <w:proofErr w:type="spellStart"/>
-      <w:r>
-        <w:rPr>
-          <w:rFonts w:ascii="Times New Roman" w:eastAsia="Times New Roman" w:hAnsi="Times New Roman" w:cs="Times New Roman"/>
-          <w:sz w:val="23"/>
-        </w:rPr>
-        <w:t>df</w:t>
-      </w:r>
-      <w:proofErr w:type="gramEnd"/>
-      <w:r>
-        <w:rPr>
-          <w:rFonts w:ascii="Times New Roman" w:eastAsia="Times New Roman" w:hAnsi="Times New Roman" w:cs="Times New Roman"/>
-          <w:sz w:val="23"/>
-        </w:rPr>
-        <w:t>.shape</w:t>
-      </w:r>
-      <w:proofErr w:type="spellEnd"/>
-      <w:r>
-        <w:rPr>
-          <w:rFonts w:ascii="Times New Roman" w:eastAsia="Times New Roman" w:hAnsi="Times New Roman" w:cs="Times New Roman"/>
-          <w:sz w:val="23"/>
-        </w:rPr>
-        <w:t>)</w:t>
+        <w:t>print("Shape of dataset:",df.shape)</w:t>
       </w:r>
     </w:p>
     <w:p>
@@ -3757,21 +3302,12 @@
           <w:sz w:val="23"/>
         </w:rPr>
       </w:pPr>
-      <w:proofErr w:type="gramStart"/>
-      <w:r>
-        <w:rPr>
-          <w:rFonts w:ascii="Times New Roman" w:eastAsia="Times New Roman" w:hAnsi="Times New Roman" w:cs="Times New Roman"/>
-          <w:sz w:val="23"/>
-        </w:rPr>
-        <w:t>print(</w:t>
-      </w:r>
-      <w:proofErr w:type="gramEnd"/>
-      <w:r>
-        <w:rPr>
-          <w:rFonts w:ascii="Times New Roman" w:eastAsia="Times New Roman" w:hAnsi="Times New Roman" w:cs="Times New Roman"/>
-          <w:sz w:val="23"/>
-        </w:rPr>
-        <w:t>"----------Dataset summary------------------")</w:t>
+      <w:r>
+        <w:rPr>
+          <w:rFonts w:ascii="Times New Roman" w:eastAsia="Times New Roman" w:hAnsi="Times New Roman" w:cs="Times New Roman"/>
+          <w:sz w:val="23"/>
+        </w:rPr>
+        <w:t>print("----------Dataset summary------------------")</w:t>
       </w:r>
     </w:p>
     <w:p>
@@ -3783,21 +3319,12 @@
           <w:sz w:val="23"/>
         </w:rPr>
       </w:pPr>
-      <w:proofErr w:type="gramStart"/>
-      <w:r>
-        <w:rPr>
-          <w:rFonts w:ascii="Times New Roman" w:eastAsia="Times New Roman" w:hAnsi="Times New Roman" w:cs="Times New Roman"/>
-          <w:sz w:val="23"/>
-        </w:rPr>
-        <w:t>df.info(</w:t>
-      </w:r>
-      <w:proofErr w:type="gramEnd"/>
-      <w:r>
-        <w:rPr>
-          <w:rFonts w:ascii="Times New Roman" w:eastAsia="Times New Roman" w:hAnsi="Times New Roman" w:cs="Times New Roman"/>
-          <w:sz w:val="23"/>
-        </w:rPr>
-        <w:t>)</w:t>
+      <w:r>
+        <w:rPr>
+          <w:rFonts w:ascii="Times New Roman" w:eastAsia="Times New Roman" w:hAnsi="Times New Roman" w:cs="Times New Roman"/>
+          <w:sz w:val="23"/>
+        </w:rPr>
+        <w:t>df.info()</w:t>
       </w:r>
     </w:p>
     <w:p>
@@ -3823,7 +3350,6 @@
           <w:sz w:val="23"/>
         </w:rPr>
       </w:pPr>
-      <w:proofErr w:type="gramStart"/>
       <w:r>
         <w:rPr>
           <w:rFonts w:ascii="Times New Roman" w:eastAsia="Times New Roman" w:hAnsi="Times New Roman" w:cs="Times New Roman"/>
@@ -3833,7 +3359,6 @@
         </w:rPr>
         <w:t>Output :</w:t>
       </w:r>
-      <w:proofErr w:type="gramEnd"/>
       <w:r>
         <w:rPr>
           <w:rFonts w:ascii="Times New Roman" w:eastAsia="Times New Roman" w:hAnsi="Times New Roman" w:cs="Times New Roman"/>
@@ -3979,23 +3504,7 @@
           <w:rFonts w:ascii="Times New Roman" w:eastAsia="Times New Roman" w:hAnsi="Times New Roman" w:cs="Times New Roman"/>
           <w:sz w:val="23"/>
         </w:rPr>
-        <w:t>With our dataset we have used histogram with “</w:t>
-      </w:r>
-      <w:proofErr w:type="spellStart"/>
-      <w:r>
-        <w:rPr>
-          <w:rFonts w:ascii="Times New Roman" w:eastAsia="Times New Roman" w:hAnsi="Times New Roman" w:cs="Times New Roman"/>
-          <w:sz w:val="23"/>
-        </w:rPr>
-        <w:t>kde</w:t>
-      </w:r>
-      <w:proofErr w:type="spellEnd"/>
-      <w:r>
-        <w:rPr>
-          <w:rFonts w:ascii="Times New Roman" w:eastAsia="Times New Roman" w:hAnsi="Times New Roman" w:cs="Times New Roman"/>
-          <w:sz w:val="23"/>
-        </w:rPr>
-        <w:t xml:space="preserve">=True” to understand the distribution and spread of data in column “rate” (user ratings).  </w:t>
+        <w:t xml:space="preserve">With our dataset we have used histogram with “kde=True” to understand the distribution and spread of data in column “rate” (user ratings).  </w:t>
       </w:r>
     </w:p>
     <w:p>
@@ -4018,28 +3527,8 @@
         <w:spacing w:after="7" w:line="270" w:lineRule="auto"/>
         <w:ind w:left="-5" w:right="515" w:hanging="10"/>
       </w:pPr>
-      <w:proofErr w:type="spellStart"/>
-      <w:proofErr w:type="gramStart"/>
-      <w:r>
-        <w:t>plt.figure</w:t>
-      </w:r>
-      <w:proofErr w:type="spellEnd"/>
-      <w:proofErr w:type="gramEnd"/>
-      <w:r>
-        <w:t>(</w:t>
-      </w:r>
-      <w:proofErr w:type="spellStart"/>
-      <w:r>
-        <w:t>figsize</w:t>
-      </w:r>
-      <w:proofErr w:type="spellEnd"/>
-      <w:proofErr w:type="gramStart"/>
-      <w:r>
-        <w:t>=(</w:t>
-      </w:r>
-      <w:proofErr w:type="gramEnd"/>
-      <w:r>
-        <w:t>12, 5))</w:t>
+      <w:r>
+        <w:t>plt.figure(figsize=(12, 5))</w:t>
       </w:r>
     </w:p>
     <w:p>
@@ -4047,31 +3536,8 @@
         <w:spacing w:after="7" w:line="270" w:lineRule="auto"/>
         <w:ind w:left="-5" w:right="515" w:hanging="10"/>
       </w:pPr>
-      <w:proofErr w:type="spellStart"/>
-      <w:proofErr w:type="gramStart"/>
-      <w:r>
-        <w:t>sns.histplot</w:t>
-      </w:r>
-      <w:proofErr w:type="spellEnd"/>
-      <w:proofErr w:type="gramEnd"/>
-      <w:r>
-        <w:t>(</w:t>
-      </w:r>
-      <w:proofErr w:type="spellStart"/>
-      <w:r>
-        <w:t>df</w:t>
-      </w:r>
-      <w:proofErr w:type="spellEnd"/>
-      <w:r>
-        <w:t xml:space="preserve">['rate'], bins=10, </w:t>
-      </w:r>
-      <w:proofErr w:type="spellStart"/>
-      <w:r>
-        <w:t>kde</w:t>
-      </w:r>
-      <w:proofErr w:type="spellEnd"/>
-      <w:r>
-        <w:t>=True)</w:t>
+      <w:r>
+        <w:t>sns.histplot(df['rate'], bins=10, kde=True)</w:t>
       </w:r>
     </w:p>
     <w:p>
@@ -4079,15 +3545,8 @@
         <w:spacing w:after="7" w:line="270" w:lineRule="auto"/>
         <w:ind w:left="-5" w:right="515" w:hanging="10"/>
       </w:pPr>
-      <w:proofErr w:type="spellStart"/>
-      <w:proofErr w:type="gramStart"/>
-      <w:r>
-        <w:t>plt.title</w:t>
-      </w:r>
-      <w:proofErr w:type="spellEnd"/>
-      <w:proofErr w:type="gramEnd"/>
-      <w:r>
-        <w:t>("Distribution and Spread of Restaurant Ratings")</w:t>
+      <w:r>
+        <w:t>plt.title("Distribution and Spread of Restaurant Ratings")</w:t>
       </w:r>
     </w:p>
     <w:p>
@@ -4095,15 +3554,8 @@
         <w:spacing w:after="7" w:line="270" w:lineRule="auto"/>
         <w:ind w:left="-5" w:right="515" w:hanging="10"/>
       </w:pPr>
-      <w:proofErr w:type="spellStart"/>
-      <w:proofErr w:type="gramStart"/>
-      <w:r>
-        <w:t>plt.show</w:t>
-      </w:r>
-      <w:proofErr w:type="spellEnd"/>
-      <w:proofErr w:type="gramEnd"/>
-      <w:r>
-        <w:t>()</w:t>
+      <w:r>
+        <w:t>plt.show()</w:t>
       </w:r>
     </w:p>
     <w:p>
@@ -4123,7 +3575,6 @@
           <w:sz w:val="23"/>
         </w:rPr>
       </w:pPr>
-      <w:proofErr w:type="gramStart"/>
       <w:r>
         <w:rPr>
           <w:rFonts w:ascii="Times New Roman" w:eastAsia="Times New Roman" w:hAnsi="Times New Roman" w:cs="Times New Roman"/>
@@ -4133,7 +3584,6 @@
         </w:rPr>
         <w:t>Output :</w:t>
       </w:r>
-      <w:proofErr w:type="gramEnd"/>
       <w:r>
         <w:rPr>
           <w:rFonts w:ascii="Times New Roman" w:eastAsia="Times New Roman" w:hAnsi="Times New Roman" w:cs="Times New Roman"/>
@@ -4201,55 +3651,13 @@
       </w:r>
     </w:p>
     <w:p>
-      <w:proofErr w:type="spellStart"/>
-      <w:r>
-        <w:t>df</w:t>
-      </w:r>
-      <w:proofErr w:type="spellEnd"/>
-      <w:r>
-        <w:t>['rate</w:t>
-      </w:r>
-      <w:proofErr w:type="gramStart"/>
-      <w:r>
-        <w:t>']=</w:t>
-      </w:r>
-      <w:proofErr w:type="spellStart"/>
-      <w:proofErr w:type="gramEnd"/>
-      <w:r>
-        <w:t>df</w:t>
-      </w:r>
-      <w:proofErr w:type="spellEnd"/>
-      <w:r>
-        <w:t>['rate'</w:t>
-      </w:r>
-      <w:proofErr w:type="gramStart"/>
-      <w:r>
-        <w:t>].apply</w:t>
-      </w:r>
-      <w:proofErr w:type="gramEnd"/>
-      <w:r>
-        <w:t>(</w:t>
-      </w:r>
-      <w:proofErr w:type="spellStart"/>
-      <w:r>
-        <w:t>handleRate</w:t>
-      </w:r>
-      <w:proofErr w:type="spellEnd"/>
-      <w:r>
-        <w:t>):</w:t>
-      </w:r>
-    </w:p>
-    <w:p>
-      <w:r>
-        <w:t xml:space="preserve">Applies the </w:t>
-      </w:r>
-      <w:proofErr w:type="spellStart"/>
-      <w:r>
-        <w:t>handleRate</w:t>
-      </w:r>
-      <w:proofErr w:type="spellEnd"/>
-      <w:r>
-        <w:t xml:space="preserve"> function to clean and convert each rating value in the</w:t>
+      <w:r>
+        <w:t>df['rate']=df['rate'].apply(handleRate):</w:t>
+      </w:r>
+    </w:p>
+    <w:p>
+      <w:r>
+        <w:t>Applies the handleRate function to clean and convert each rating value in the</w:t>
       </w:r>
       <w:r>
         <w:t xml:space="preserve"> </w:t>
@@ -4267,47 +3675,18 @@
         <w:t>def</w:t>
       </w:r>
       <w:r>
-        <w:t xml:space="preserve"> </w:t>
-      </w:r>
-      <w:proofErr w:type="spellStart"/>
-      <w:r>
-        <w:t>handleRate</w:t>
-      </w:r>
-      <w:proofErr w:type="spellEnd"/>
-      <w:r>
-        <w:t>(value):</w:t>
-      </w:r>
-    </w:p>
-    <w:p>
-      <w:r>
-        <w:t>    value=str(value</w:t>
-      </w:r>
-      <w:proofErr w:type="gramStart"/>
-      <w:r>
-        <w:t>).split</w:t>
-      </w:r>
-      <w:proofErr w:type="gramEnd"/>
-      <w:r>
-        <w:t>('/')</w:t>
-      </w:r>
-    </w:p>
-    <w:p>
-      <w:r>
-        <w:t>    value=</w:t>
-      </w:r>
-      <w:proofErr w:type="gramStart"/>
-      <w:r>
-        <w:t>value[</w:t>
-      </w:r>
-      <w:proofErr w:type="gramEnd"/>
-      <w:r>
-        <w:t>0</w:t>
-      </w:r>
-      <w:proofErr w:type="gramStart"/>
-      <w:r>
-        <w:t>];</w:t>
-      </w:r>
-      <w:proofErr w:type="gramEnd"/>
+        <w:t xml:space="preserve"> handleRate(value):</w:t>
+      </w:r>
+    </w:p>
+    <w:p>
+      <w:r>
+        <w:t>    value=str(value).split('/')</w:t>
+      </w:r>
+    </w:p>
+    <w:p>
+      <w:r>
+        <w:t>    value=value[0];</w:t>
+      </w:r>
     </w:p>
     <w:p>
       <w:r>
@@ -4315,81 +3694,18 @@
       </w:r>
     </w:p>
     <w:p>
-      <w:proofErr w:type="spellStart"/>
-      <w:r>
-        <w:t>df</w:t>
-      </w:r>
-      <w:proofErr w:type="spellEnd"/>
-      <w:r>
-        <w:t>['rate</w:t>
-      </w:r>
-      <w:proofErr w:type="gramStart"/>
-      <w:r>
-        <w:t>']=</w:t>
-      </w:r>
-      <w:proofErr w:type="spellStart"/>
-      <w:proofErr w:type="gramEnd"/>
-      <w:r>
-        <w:t>df</w:t>
-      </w:r>
-      <w:proofErr w:type="spellEnd"/>
-      <w:r>
-        <w:t>['rate'</w:t>
-      </w:r>
-      <w:proofErr w:type="gramStart"/>
-      <w:r>
-        <w:t>].apply</w:t>
-      </w:r>
-      <w:proofErr w:type="gramEnd"/>
-      <w:r>
-        <w:t>(</w:t>
-      </w:r>
-      <w:proofErr w:type="spellStart"/>
-      <w:r>
-        <w:t>handleRate</w:t>
-      </w:r>
-      <w:proofErr w:type="spellEnd"/>
-      <w:r>
-        <w:t>)</w:t>
-      </w:r>
-    </w:p>
-    <w:p>
-      <w:proofErr w:type="gramStart"/>
-      <w:r>
-        <w:t>print(</w:t>
-      </w:r>
-      <w:proofErr w:type="gramEnd"/>
-      <w:r>
-        <w:t>"----------After cleaning rate column, printing top few records")</w:t>
-      </w:r>
-    </w:p>
-    <w:p>
-      <w:r>
-        <w:t>print(</w:t>
-      </w:r>
-      <w:proofErr w:type="spellStart"/>
-      <w:r>
-        <w:t>df</w:t>
-      </w:r>
-      <w:proofErr w:type="spellEnd"/>
-      <w:r>
-        <w:t>[['</w:t>
-      </w:r>
-      <w:proofErr w:type="spellStart"/>
-      <w:r>
-        <w:t>name','rate</w:t>
-      </w:r>
-      <w:proofErr w:type="spellEnd"/>
-      <w:r>
-        <w:t>']</w:t>
-      </w:r>
-      <w:proofErr w:type="gramStart"/>
-      <w:r>
-        <w:t>].head</w:t>
-      </w:r>
-      <w:proofErr w:type="gramEnd"/>
-      <w:r>
-        <w:t>())</w:t>
+      <w:r>
+        <w:t>df['rate']=df['rate'].apply(handleRate)</w:t>
+      </w:r>
+    </w:p>
+    <w:p>
+      <w:r>
+        <w:t>print("----------After cleaning rate column, printing top few records")</w:t>
+      </w:r>
+    </w:p>
+    <w:p>
+      <w:r>
+        <w:t>print(df[['name','rate']].head())</w:t>
       </w:r>
     </w:p>
     <w:p>
@@ -4439,7 +3755,6 @@
           <w:sz w:val="23"/>
         </w:rPr>
       </w:pPr>
-      <w:proofErr w:type="gramStart"/>
       <w:r>
         <w:rPr>
           <w:rFonts w:ascii="Times New Roman" w:eastAsia="Times New Roman" w:hAnsi="Times New Roman" w:cs="Times New Roman"/>
@@ -4450,7 +3765,6 @@
         <w:lastRenderedPageBreak/>
         <w:t>Output :</w:t>
       </w:r>
-      <w:proofErr w:type="gramEnd"/>
       <w:r>
         <w:rPr>
           <w:rFonts w:ascii="Times New Roman" w:eastAsia="Times New Roman" w:hAnsi="Times New Roman" w:cs="Times New Roman"/>
@@ -4527,80 +3841,23 @@
     </w:p>
     <w:p/>
     <w:p>
-      <w:proofErr w:type="spellStart"/>
-      <w:proofErr w:type="gramStart"/>
-      <w:r>
-        <w:t>plt.figure</w:t>
-      </w:r>
-      <w:proofErr w:type="spellEnd"/>
-      <w:proofErr w:type="gramEnd"/>
-      <w:r>
-        <w:t>(</w:t>
-      </w:r>
-      <w:proofErr w:type="spellStart"/>
-      <w:r>
-        <w:t>figsize</w:t>
-      </w:r>
-      <w:proofErr w:type="spellEnd"/>
-      <w:proofErr w:type="gramStart"/>
-      <w:r>
-        <w:t>=(</w:t>
-      </w:r>
-      <w:proofErr w:type="gramEnd"/>
-      <w:r>
-        <w:t>8, 5))</w:t>
-      </w:r>
-    </w:p>
-    <w:p>
-      <w:proofErr w:type="spellStart"/>
-      <w:proofErr w:type="gramStart"/>
-      <w:r>
-        <w:t>sns.histplot</w:t>
-      </w:r>
-      <w:proofErr w:type="spellEnd"/>
-      <w:proofErr w:type="gramEnd"/>
-      <w:r>
-        <w:t>(</w:t>
-      </w:r>
-      <w:proofErr w:type="spellStart"/>
-      <w:r>
-        <w:t>df</w:t>
-      </w:r>
-      <w:proofErr w:type="spellEnd"/>
-      <w:r>
-        <w:t xml:space="preserve">['rate'], bins=11, </w:t>
-      </w:r>
-      <w:proofErr w:type="spellStart"/>
-      <w:r>
-        <w:t>kde</w:t>
-      </w:r>
-      <w:proofErr w:type="spellEnd"/>
-      <w:r>
-        <w:t>=True)</w:t>
-      </w:r>
-    </w:p>
-    <w:p>
-      <w:proofErr w:type="spellStart"/>
-      <w:proofErr w:type="gramStart"/>
-      <w:r>
-        <w:t>plt.title</w:t>
-      </w:r>
-      <w:proofErr w:type="spellEnd"/>
-      <w:proofErr w:type="gramEnd"/>
-      <w:r>
-        <w:t>("Distribution and Spread of Restaurant Ratings")</w:t>
-      </w:r>
-    </w:p>
-    <w:p>
-      <w:proofErr w:type="spellStart"/>
-      <w:proofErr w:type="gramStart"/>
-      <w:r>
-        <w:t>plt.show</w:t>
-      </w:r>
-      <w:proofErr w:type="spellEnd"/>
-      <w:proofErr w:type="gramEnd"/>
-      <w:r>
-        <w:t>()</w:t>
+      <w:r>
+        <w:t>plt.figure(figsize=(8, 5))</w:t>
+      </w:r>
+    </w:p>
+    <w:p>
+      <w:r>
+        <w:t>sns.histplot(df['rate'], bins=11, kde=True)</w:t>
+      </w:r>
+    </w:p>
+    <w:p>
+      <w:r>
+        <w:t>plt.title("Distribution and Spread of Restaurant Ratings")</w:t>
+      </w:r>
+    </w:p>
+    <w:p>
+      <w:r>
+        <w:t>plt.show()</w:t>
       </w:r>
     </w:p>
     <w:p>
@@ -4614,7 +3871,6 @@
           <w:sz w:val="23"/>
         </w:rPr>
       </w:pPr>
-      <w:proofErr w:type="gramStart"/>
       <w:r>
         <w:rPr>
           <w:rFonts w:ascii="Times New Roman" w:eastAsia="Times New Roman" w:hAnsi="Times New Roman" w:cs="Times New Roman"/>
@@ -4624,7 +3880,6 @@
         </w:rPr>
         <w:t>Output :</w:t>
       </w:r>
-      <w:proofErr w:type="gramEnd"/>
       <w:r>
         <w:rPr>
           <w:rFonts w:ascii="Times New Roman" w:eastAsia="Times New Roman" w:hAnsi="Times New Roman" w:cs="Times New Roman"/>
@@ -4713,28 +3968,8 @@
         <w:spacing w:after="7" w:line="270" w:lineRule="auto"/>
         <w:ind w:left="-5" w:right="515" w:hanging="10"/>
       </w:pPr>
-      <w:proofErr w:type="spellStart"/>
-      <w:proofErr w:type="gramStart"/>
-      <w:r>
-        <w:t>plt.figure</w:t>
-      </w:r>
-      <w:proofErr w:type="spellEnd"/>
-      <w:proofErr w:type="gramEnd"/>
-      <w:r>
-        <w:t>(</w:t>
-      </w:r>
-      <w:proofErr w:type="spellStart"/>
-      <w:r>
-        <w:t>figsize</w:t>
-      </w:r>
-      <w:proofErr w:type="spellEnd"/>
-      <w:proofErr w:type="gramStart"/>
-      <w:r>
-        <w:t>=(</w:t>
-      </w:r>
-      <w:proofErr w:type="gramEnd"/>
-      <w:r>
-        <w:t>8, 5))</w:t>
+      <w:r>
+        <w:t>plt.figure(figsize=(8, 5))</w:t>
       </w:r>
     </w:p>
     <w:p>
@@ -4742,55 +3977,8 @@
         <w:spacing w:after="7" w:line="270" w:lineRule="auto"/>
         <w:ind w:left="-5" w:right="515" w:hanging="10"/>
       </w:pPr>
-      <w:proofErr w:type="spellStart"/>
-      <w:proofErr w:type="gramStart"/>
-      <w:r>
-        <w:t>sns.boxplot</w:t>
-      </w:r>
-      <w:proofErr w:type="spellEnd"/>
-      <w:proofErr w:type="gramEnd"/>
-      <w:r>
-        <w:t>(x='</w:t>
-      </w:r>
-      <w:proofErr w:type="spellStart"/>
-      <w:r>
-        <w:t>online_order</w:t>
-      </w:r>
-      <w:proofErr w:type="spellEnd"/>
-      <w:r>
-        <w:t>', y='</w:t>
-      </w:r>
-      <w:proofErr w:type="spellStart"/>
-      <w:r>
-        <w:t>approx_</w:t>
-      </w:r>
-      <w:proofErr w:type="gramStart"/>
-      <w:r>
-        <w:t>cost</w:t>
-      </w:r>
-      <w:proofErr w:type="spellEnd"/>
-      <w:r>
-        <w:t>(</w:t>
-      </w:r>
-      <w:proofErr w:type="gramEnd"/>
-      <w:r>
-        <w:t>for two people)</w:t>
-      </w:r>
-      <w:proofErr w:type="gramStart"/>
-      <w:r>
-        <w:t>',data</w:t>
-      </w:r>
-      <w:proofErr w:type="gramEnd"/>
-      <w:r>
-        <w:t>=</w:t>
-      </w:r>
-      <w:proofErr w:type="spellStart"/>
-      <w:r>
-        <w:t>df</w:t>
-      </w:r>
-      <w:proofErr w:type="spellEnd"/>
-      <w:r>
-        <w:t>)</w:t>
+      <w:r>
+        <w:t>sns.boxplot(x='online_order', y='approx_cost(for two people)',data=df)</w:t>
       </w:r>
     </w:p>
     <w:p>
@@ -4798,16 +3986,9 @@
         <w:spacing w:after="7" w:line="270" w:lineRule="auto"/>
         <w:ind w:left="-5" w:right="515" w:hanging="10"/>
       </w:pPr>
-      <w:proofErr w:type="spellStart"/>
-      <w:proofErr w:type="gramStart"/>
       <w:r>
         <w:lastRenderedPageBreak/>
-        <w:t>plt.title</w:t>
-      </w:r>
-      <w:proofErr w:type="spellEnd"/>
-      <w:proofErr w:type="gramEnd"/>
-      <w:r>
-        <w:t>("Cost Spread by Online Order Availability")</w:t>
+        <w:t>plt.title("Cost Spread by Online Order Availability")</w:t>
       </w:r>
     </w:p>
     <w:p>
@@ -4815,15 +3996,8 @@
         <w:spacing w:after="7" w:line="270" w:lineRule="auto"/>
         <w:ind w:left="-5" w:right="515" w:hanging="10"/>
       </w:pPr>
-      <w:proofErr w:type="spellStart"/>
-      <w:proofErr w:type="gramStart"/>
-      <w:r>
-        <w:t>plt.show</w:t>
-      </w:r>
-      <w:proofErr w:type="spellEnd"/>
-      <w:proofErr w:type="gramEnd"/>
-      <w:r>
-        <w:t xml:space="preserve">() </w:t>
+      <w:r>
+        <w:t xml:space="preserve">plt.show() </w:t>
       </w:r>
     </w:p>
     <w:p>
@@ -4846,7 +4020,6 @@
           <w:sz w:val="23"/>
         </w:rPr>
       </w:pPr>
-      <w:proofErr w:type="gramStart"/>
       <w:r>
         <w:rPr>
           <w:rFonts w:ascii="Times New Roman" w:eastAsia="Times New Roman" w:hAnsi="Times New Roman" w:cs="Times New Roman"/>
@@ -4856,7 +4029,6 @@
         </w:rPr>
         <w:t>Output :</w:t>
       </w:r>
-      <w:proofErr w:type="gramEnd"/>
       <w:r>
         <w:rPr>
           <w:rFonts w:ascii="Times New Roman" w:eastAsia="Times New Roman" w:hAnsi="Times New Roman" w:cs="Times New Roman"/>
@@ -4981,37 +4153,12 @@
         <w:ind w:left="-5" w:right="145" w:hanging="10"/>
         <w:jc w:val="both"/>
       </w:pPr>
-      <w:proofErr w:type="gramStart"/>
-      <w:r>
-        <w:rPr>
-          <w:rFonts w:ascii="Times New Roman" w:eastAsia="Times New Roman" w:hAnsi="Times New Roman" w:cs="Times New Roman"/>
-          <w:sz w:val="23"/>
-        </w:rPr>
-        <w:t>df.info(</w:t>
-      </w:r>
-      <w:proofErr w:type="gramEnd"/>
-      <w:r>
-        <w:rPr>
-          <w:rFonts w:ascii="Times New Roman" w:eastAsia="Times New Roman" w:hAnsi="Times New Roman" w:cs="Times New Roman"/>
-          <w:sz w:val="23"/>
-        </w:rPr>
-        <w:t xml:space="preserve">): Provides a concise structural summary of the </w:t>
-      </w:r>
-      <w:proofErr w:type="spellStart"/>
-      <w:r>
-        <w:rPr>
-          <w:rFonts w:ascii="Times New Roman" w:eastAsia="Times New Roman" w:hAnsi="Times New Roman" w:cs="Times New Roman"/>
-          <w:sz w:val="23"/>
-        </w:rPr>
-        <w:t>DataFrame</w:t>
-      </w:r>
-      <w:proofErr w:type="spellEnd"/>
-      <w:r>
-        <w:rPr>
-          <w:rFonts w:ascii="Times New Roman" w:eastAsia="Times New Roman" w:hAnsi="Times New Roman" w:cs="Times New Roman"/>
-          <w:sz w:val="23"/>
-        </w:rPr>
-        <w:t xml:space="preserve">. It provides following information about dataset:  </w:t>
+      <w:r>
+        <w:rPr>
+          <w:rFonts w:ascii="Times New Roman" w:eastAsia="Times New Roman" w:hAnsi="Times New Roman" w:cs="Times New Roman"/>
+          <w:sz w:val="23"/>
+        </w:rPr>
+        <w:t xml:space="preserve">df.info(): Provides a concise structural summary of the DataFrame. It provides following information about dataset:  </w:t>
       </w:r>
     </w:p>
     <w:p>
@@ -5030,25 +4177,7 @@
           <w:color w:val="0A0A0A"/>
           <w:sz w:val="23"/>
         </w:rPr>
-        <w:t>Data Types (</w:t>
-      </w:r>
-      <w:proofErr w:type="spellStart"/>
-      <w:r>
-        <w:rPr>
-          <w:rFonts w:ascii="Times New Roman" w:eastAsia="Times New Roman" w:hAnsi="Times New Roman" w:cs="Times New Roman"/>
-          <w:color w:val="0A0A0A"/>
-          <w:sz w:val="23"/>
-        </w:rPr>
-        <w:t>Dtypes</w:t>
-      </w:r>
-      <w:proofErr w:type="spellEnd"/>
-      <w:r>
-        <w:rPr>
-          <w:rFonts w:ascii="Times New Roman" w:eastAsia="Times New Roman" w:hAnsi="Times New Roman" w:cs="Times New Roman"/>
-          <w:color w:val="0A0A0A"/>
-          <w:sz w:val="23"/>
-        </w:rPr>
-        <w:t xml:space="preserve">),  </w:t>
+        <w:t xml:space="preserve">Data Types (Dtypes),  </w:t>
       </w:r>
     </w:p>
     <w:p>
@@ -5086,33 +4215,15 @@
           <w:color w:val="0A0A0A"/>
           <w:sz w:val="23"/>
         </w:rPr>
-        <w:t xml:space="preserve">Column </w:t>
-      </w:r>
-      <w:proofErr w:type="gramStart"/>
+        <w:t xml:space="preserve">Column Names,  </w:t>
+      </w:r>
       <w:r>
         <w:rPr>
           <w:rFonts w:ascii="Times New Roman" w:eastAsia="Times New Roman" w:hAnsi="Times New Roman" w:cs="Times New Roman"/>
           <w:color w:val="0A0A0A"/>
           <w:sz w:val="23"/>
         </w:rPr>
-        <w:t xml:space="preserve">Names,  </w:t>
-      </w:r>
-      <w:r>
-        <w:rPr>
-          <w:rFonts w:ascii="Times New Roman" w:eastAsia="Times New Roman" w:hAnsi="Times New Roman" w:cs="Times New Roman"/>
-          <w:color w:val="0A0A0A"/>
-          <w:sz w:val="23"/>
-        </w:rPr>
-        <w:t></w:t>
-      </w:r>
-      <w:proofErr w:type="gramEnd"/>
-      <w:r>
-        <w:rPr>
-          <w:rFonts w:ascii="Times New Roman" w:eastAsia="Times New Roman" w:hAnsi="Times New Roman" w:cs="Times New Roman"/>
-          <w:color w:val="0A0A0A"/>
-          <w:sz w:val="23"/>
-        </w:rPr>
-        <w:t xml:space="preserve"> Memory Usage,  </w:t>
+        <w:t xml:space="preserve"> Memory Usage,  </w:t>
       </w:r>
     </w:p>
     <w:p>
@@ -5150,23 +4261,12 @@
         <w:ind w:right="145"/>
         <w:jc w:val="both"/>
       </w:pPr>
-      <w:proofErr w:type="spellStart"/>
-      <w:proofErr w:type="gramStart"/>
-      <w:r>
-        <w:rPr>
-          <w:rFonts w:ascii="Times New Roman" w:eastAsia="Times New Roman" w:hAnsi="Times New Roman" w:cs="Times New Roman"/>
-          <w:sz w:val="23"/>
-        </w:rPr>
-        <w:t>df.describe</w:t>
-      </w:r>
-      <w:proofErr w:type="spellEnd"/>
-      <w:proofErr w:type="gramEnd"/>
-      <w:r>
-        <w:rPr>
-          <w:rFonts w:ascii="Times New Roman" w:eastAsia="Times New Roman" w:hAnsi="Times New Roman" w:cs="Times New Roman"/>
-          <w:sz w:val="23"/>
-        </w:rPr>
-        <w:t xml:space="preserve">(): Offers a statistical summary of the numerical data.  </w:t>
+      <w:r>
+        <w:rPr>
+          <w:rFonts w:ascii="Times New Roman" w:eastAsia="Times New Roman" w:hAnsi="Times New Roman" w:cs="Times New Roman"/>
+          <w:sz w:val="23"/>
+        </w:rPr>
+        <w:t xml:space="preserve">df.describe(): Offers a statistical summary of the numerical data.  </w:t>
       </w:r>
     </w:p>
     <w:p>
@@ -5284,15 +4384,7 @@
         <w:ind w:left="-5" w:right="515" w:hanging="10"/>
       </w:pPr>
       <w:r>
-        <w:t xml:space="preserve">def </w:t>
-      </w:r>
-      <w:proofErr w:type="spellStart"/>
-      <w:r>
-        <w:t>amroli_auto</w:t>
-      </w:r>
-      <w:proofErr w:type="spellEnd"/>
-      <w:r>
-        <w:t>(data):</w:t>
+        <w:t>def amroli_auto(data):</w:t>
       </w:r>
     </w:p>
     <w:p>
@@ -5301,15 +4393,7 @@
         <w:ind w:left="-5" w:right="515" w:hanging="10"/>
       </w:pPr>
       <w:r>
-        <w:t xml:space="preserve">    </w:t>
-      </w:r>
-      <w:proofErr w:type="gramStart"/>
-      <w:r>
-        <w:t>print(</w:t>
-      </w:r>
-      <w:proofErr w:type="gramEnd"/>
-      <w:r>
-        <w:t>"Dataset Info:")</w:t>
+        <w:t xml:space="preserve">    print("Dataset Info:")</w:t>
       </w:r>
     </w:p>
     <w:p>
@@ -5318,15 +4402,7 @@
         <w:ind w:left="-5" w:right="515" w:hanging="10"/>
       </w:pPr>
       <w:r>
-        <w:t xml:space="preserve">    print(</w:t>
-      </w:r>
-      <w:proofErr w:type="gramStart"/>
-      <w:r>
-        <w:t>data.info(</w:t>
-      </w:r>
-      <w:proofErr w:type="gramEnd"/>
-      <w:r>
-        <w:t>))</w:t>
+        <w:t xml:space="preserve">    print(data.info())</w:t>
       </w:r>
     </w:p>
     <w:p>
@@ -5335,23 +4411,7 @@
         <w:ind w:left="-5" w:right="515" w:hanging="10"/>
       </w:pPr>
       <w:r>
-        <w:t xml:space="preserve">    </w:t>
-      </w:r>
-      <w:proofErr w:type="gramStart"/>
-      <w:r>
-        <w:t>print(</w:t>
-      </w:r>
-      <w:proofErr w:type="gramEnd"/>
-      <w:r>
-        <w:t>"\</w:t>
-      </w:r>
-      <w:proofErr w:type="spellStart"/>
-      <w:r>
-        <w:t>nDataset</w:t>
-      </w:r>
-      <w:proofErr w:type="spellEnd"/>
-      <w:r>
-        <w:t xml:space="preserve"> Description:")</w:t>
+        <w:t xml:space="preserve">    print("\nDataset Description:")</w:t>
       </w:r>
     </w:p>
     <w:p>
@@ -5360,17 +4420,7 @@
         <w:ind w:left="-5" w:right="515" w:hanging="10"/>
       </w:pPr>
       <w:r>
-        <w:t xml:space="preserve">    print(</w:t>
-      </w:r>
-      <w:proofErr w:type="spellStart"/>
-      <w:proofErr w:type="gramStart"/>
-      <w:r>
-        <w:t>data.describe</w:t>
-      </w:r>
-      <w:proofErr w:type="spellEnd"/>
-      <w:proofErr w:type="gramEnd"/>
-      <w:r>
-        <w:t>())</w:t>
+        <w:t xml:space="preserve">    print(data.describe())</w:t>
       </w:r>
     </w:p>
     <w:p>
@@ -5379,23 +4429,7 @@
         <w:ind w:left="-5" w:right="515" w:hanging="10"/>
       </w:pPr>
       <w:r>
-        <w:t xml:space="preserve">    </w:t>
-      </w:r>
-      <w:proofErr w:type="gramStart"/>
-      <w:r>
-        <w:t>print(</w:t>
-      </w:r>
-      <w:proofErr w:type="gramEnd"/>
-      <w:r>
-        <w:t>"\</w:t>
-      </w:r>
-      <w:proofErr w:type="spellStart"/>
-      <w:r>
-        <w:t>nMissing</w:t>
-      </w:r>
-      <w:proofErr w:type="spellEnd"/>
-      <w:r>
-        <w:t xml:space="preserve"> Values:")</w:t>
+        <w:t xml:space="preserve">    print("\nMissing Values:")</w:t>
       </w:r>
     </w:p>
     <w:p>
@@ -5404,25 +4438,7 @@
         <w:ind w:left="-5" w:right="515" w:hanging="10"/>
       </w:pPr>
       <w:r>
-        <w:t xml:space="preserve">    print(</w:t>
-      </w:r>
-      <w:proofErr w:type="spellStart"/>
-      <w:proofErr w:type="gramStart"/>
-      <w:r>
-        <w:t>data.isnull</w:t>
-      </w:r>
-      <w:proofErr w:type="spellEnd"/>
-      <w:proofErr w:type="gramEnd"/>
-      <w:r>
-        <w:t>(</w:t>
-      </w:r>
-      <w:proofErr w:type="gramStart"/>
-      <w:r>
-        <w:t>).sum</w:t>
-      </w:r>
-      <w:proofErr w:type="gramEnd"/>
-      <w:r>
-        <w:t>())</w:t>
+        <w:t xml:space="preserve">    print(data.isnull().sum())</w:t>
       </w:r>
     </w:p>
     <w:p>
@@ -5436,21 +4452,8 @@
         <w:spacing w:after="7" w:line="270" w:lineRule="auto"/>
         <w:ind w:left="-5" w:right="515" w:hanging="10"/>
       </w:pPr>
-      <w:proofErr w:type="spellStart"/>
-      <w:r>
-        <w:t>amroli_auto</w:t>
-      </w:r>
-      <w:proofErr w:type="spellEnd"/>
-      <w:r>
-        <w:t>(</w:t>
-      </w:r>
-      <w:proofErr w:type="spellStart"/>
-      <w:r>
-        <w:t>df</w:t>
-      </w:r>
-      <w:proofErr w:type="spellEnd"/>
-      <w:r>
-        <w:t>)</w:t>
+      <w:r>
+        <w:t>amroli_auto(df)</w:t>
       </w:r>
     </w:p>
     <w:p>
@@ -5464,7 +4467,6 @@
           <w:sz w:val="23"/>
         </w:rPr>
       </w:pPr>
-      <w:proofErr w:type="gramStart"/>
       <w:r>
         <w:rPr>
           <w:rFonts w:ascii="Times New Roman" w:eastAsia="Times New Roman" w:hAnsi="Times New Roman" w:cs="Times New Roman"/>
@@ -5474,7 +4476,6 @@
         </w:rPr>
         <w:t>Output :</w:t>
       </w:r>
-      <w:proofErr w:type="gramEnd"/>
       <w:r>
         <w:rPr>
           <w:rFonts w:ascii="Times New Roman" w:eastAsia="Times New Roman" w:hAnsi="Times New Roman" w:cs="Times New Roman"/>
@@ -5668,55 +4669,7 @@
           <w:rFonts w:ascii="Times New Roman" w:eastAsia="Times New Roman" w:hAnsi="Times New Roman" w:cs="Times New Roman"/>
           <w:sz w:val="23"/>
         </w:rPr>
-        <w:t xml:space="preserve">Before moving </w:t>
-      </w:r>
-      <w:proofErr w:type="gramStart"/>
-      <w:r>
-        <w:rPr>
-          <w:rFonts w:ascii="Times New Roman" w:eastAsia="Times New Roman" w:hAnsi="Times New Roman" w:cs="Times New Roman"/>
-          <w:sz w:val="23"/>
-        </w:rPr>
-        <w:t>further</w:t>
-      </w:r>
-      <w:proofErr w:type="gramEnd"/>
-      <w:r>
-        <w:rPr>
-          <w:rFonts w:ascii="Times New Roman" w:eastAsia="Times New Roman" w:hAnsi="Times New Roman" w:cs="Times New Roman"/>
-          <w:sz w:val="23"/>
-        </w:rPr>
-        <w:t xml:space="preserve"> we need to clean and process the data. In this dataset the “rate” column contains data in string format having values like “&lt;rating&gt; / 5“. Here </w:t>
-      </w:r>
-      <w:proofErr w:type="gramStart"/>
-      <w:r>
-        <w:rPr>
-          <w:rFonts w:ascii="Times New Roman" w:eastAsia="Times New Roman" w:hAnsi="Times New Roman" w:cs="Times New Roman"/>
-          <w:sz w:val="23"/>
-        </w:rPr>
-        <w:t>“ /</w:t>
-      </w:r>
-      <w:proofErr w:type="gramEnd"/>
-      <w:r>
-        <w:rPr>
-          <w:rFonts w:ascii="Times New Roman" w:eastAsia="Times New Roman" w:hAnsi="Times New Roman" w:cs="Times New Roman"/>
-          <w:sz w:val="23"/>
-        </w:rPr>
-        <w:t xml:space="preserve">5” is unwanted string (noise in data), which needs to be removed. And then the rating </w:t>
-      </w:r>
-      <w:proofErr w:type="gramStart"/>
-      <w:r>
-        <w:rPr>
-          <w:rFonts w:ascii="Times New Roman" w:eastAsia="Times New Roman" w:hAnsi="Times New Roman" w:cs="Times New Roman"/>
-          <w:sz w:val="23"/>
-        </w:rPr>
-        <w:t>has to</w:t>
-      </w:r>
-      <w:proofErr w:type="gramEnd"/>
-      <w:r>
-        <w:rPr>
-          <w:rFonts w:ascii="Times New Roman" w:eastAsia="Times New Roman" w:hAnsi="Times New Roman" w:cs="Times New Roman"/>
-          <w:sz w:val="23"/>
-        </w:rPr>
-        <w:t xml:space="preserve"> be transformed into float data type so that the rating data can be used for analysis. Convert the rate column to a float by removing denominator characters.</w:t>
+        <w:t>Before moving further we need to clean and process the data. In this dataset the “rate” column contains data in string format having values like “&lt;rating&gt; / 5“. Here “ /5” is unwanted string (noise in data), which needs to be removed. And then the rating has to be transformed into float data type so that the rating data can be used for analysis. Convert the rate column to a float by removing denominator characters.</w:t>
       </w:r>
     </w:p>
     <w:p>
@@ -5737,47 +4690,18 @@
         <w:t>def</w:t>
       </w:r>
       <w:r>
-        <w:t xml:space="preserve"> </w:t>
-      </w:r>
-      <w:proofErr w:type="spellStart"/>
-      <w:r>
-        <w:t>handleRate</w:t>
-      </w:r>
-      <w:proofErr w:type="spellEnd"/>
-      <w:r>
-        <w:t>(value):</w:t>
-      </w:r>
-    </w:p>
-    <w:p>
-      <w:r>
-        <w:t>    value=str(value</w:t>
-      </w:r>
-      <w:proofErr w:type="gramStart"/>
-      <w:r>
-        <w:t>).split</w:t>
-      </w:r>
-      <w:proofErr w:type="gramEnd"/>
-      <w:r>
-        <w:t>('/')</w:t>
-      </w:r>
-    </w:p>
-    <w:p>
-      <w:r>
-        <w:t>    value=</w:t>
-      </w:r>
-      <w:proofErr w:type="gramStart"/>
-      <w:r>
-        <w:t>value[</w:t>
-      </w:r>
-      <w:proofErr w:type="gramEnd"/>
-      <w:r>
-        <w:t>0</w:t>
-      </w:r>
-      <w:proofErr w:type="gramStart"/>
-      <w:r>
-        <w:t>];</w:t>
-      </w:r>
-      <w:proofErr w:type="gramEnd"/>
+        <w:t xml:space="preserve"> handleRate(value):</w:t>
+      </w:r>
+    </w:p>
+    <w:p>
+      <w:r>
+        <w:t>    value=str(value).split('/')</w:t>
+      </w:r>
+    </w:p>
+    <w:p>
+      <w:r>
+        <w:t>    value=value[0];</w:t>
+      </w:r>
     </w:p>
     <w:p>
       <w:r>
@@ -5785,81 +4709,18 @@
       </w:r>
     </w:p>
     <w:p>
-      <w:proofErr w:type="spellStart"/>
-      <w:r>
-        <w:t>df</w:t>
-      </w:r>
-      <w:proofErr w:type="spellEnd"/>
-      <w:r>
-        <w:t>['rate</w:t>
-      </w:r>
-      <w:proofErr w:type="gramStart"/>
-      <w:r>
-        <w:t>']=</w:t>
-      </w:r>
-      <w:proofErr w:type="spellStart"/>
-      <w:proofErr w:type="gramEnd"/>
-      <w:r>
-        <w:t>df</w:t>
-      </w:r>
-      <w:proofErr w:type="spellEnd"/>
-      <w:r>
-        <w:t>['rate'</w:t>
-      </w:r>
-      <w:proofErr w:type="gramStart"/>
-      <w:r>
-        <w:t>].apply</w:t>
-      </w:r>
-      <w:proofErr w:type="gramEnd"/>
-      <w:r>
-        <w:t>(</w:t>
-      </w:r>
-      <w:proofErr w:type="spellStart"/>
-      <w:r>
-        <w:t>handleRate</w:t>
-      </w:r>
-      <w:proofErr w:type="spellEnd"/>
-      <w:r>
-        <w:t>)</w:t>
-      </w:r>
-    </w:p>
-    <w:p>
-      <w:proofErr w:type="gramStart"/>
-      <w:r>
-        <w:t>print(</w:t>
-      </w:r>
-      <w:proofErr w:type="gramEnd"/>
-      <w:r>
-        <w:t>"----------After cleaning rate column, printing top records")</w:t>
-      </w:r>
-    </w:p>
-    <w:p>
-      <w:r>
-        <w:t>print(</w:t>
-      </w:r>
-      <w:proofErr w:type="spellStart"/>
-      <w:r>
-        <w:t>df</w:t>
-      </w:r>
-      <w:proofErr w:type="spellEnd"/>
-      <w:r>
-        <w:t>[['</w:t>
-      </w:r>
-      <w:proofErr w:type="spellStart"/>
-      <w:r>
-        <w:t>name','rate</w:t>
-      </w:r>
-      <w:proofErr w:type="spellEnd"/>
-      <w:r>
-        <w:t>']</w:t>
-      </w:r>
-      <w:proofErr w:type="gramStart"/>
-      <w:r>
-        <w:t>].head</w:t>
-      </w:r>
-      <w:proofErr w:type="gramEnd"/>
-      <w:r>
-        <w:t xml:space="preserve">()) </w:t>
+      <w:r>
+        <w:t>df['rate']=df['rate'].apply(handleRate)</w:t>
+      </w:r>
+    </w:p>
+    <w:p>
+      <w:r>
+        <w:t>print("----------After cleaning rate column, printing top records")</w:t>
+      </w:r>
+    </w:p>
+    <w:p>
+      <w:r>
+        <w:t xml:space="preserve">print(df[['name','rate']].head()) </w:t>
       </w:r>
     </w:p>
     <w:p>
@@ -5873,7 +4734,6 @@
           <w:sz w:val="23"/>
         </w:rPr>
       </w:pPr>
-      <w:proofErr w:type="gramStart"/>
       <w:r>
         <w:rPr>
           <w:rFonts w:ascii="Times New Roman" w:eastAsia="Times New Roman" w:hAnsi="Times New Roman" w:cs="Times New Roman"/>
@@ -5883,7 +4743,6 @@
         </w:rPr>
         <w:t>Output :</w:t>
       </w:r>
-      <w:proofErr w:type="gramEnd"/>
       <w:r>
         <w:rPr>
           <w:rFonts w:ascii="Times New Roman" w:eastAsia="Times New Roman" w:hAnsi="Times New Roman" w:cs="Times New Roman"/>
@@ -5993,70 +4852,27 @@
           <w:sz w:val="23"/>
         </w:rPr>
       </w:pPr>
-      <w:proofErr w:type="gramStart"/>
-      <w:r>
-        <w:rPr>
-          <w:rFonts w:ascii="Times New Roman" w:eastAsia="Times New Roman" w:hAnsi="Times New Roman" w:cs="Times New Roman"/>
-          <w:sz w:val="23"/>
-        </w:rPr>
-        <w:t>print(</w:t>
-      </w:r>
-      <w:proofErr w:type="gramEnd"/>
-      <w:r>
-        <w:rPr>
-          <w:rFonts w:ascii="Times New Roman" w:eastAsia="Times New Roman" w:hAnsi="Times New Roman" w:cs="Times New Roman"/>
-          <w:sz w:val="23"/>
-        </w:rPr>
-        <w:t>"---------Checking for missing or null values")</w:t>
-      </w:r>
-    </w:p>
-    <w:p>
-      <w:pPr>
-        <w:rPr>
-          <w:rFonts w:ascii="Times New Roman" w:eastAsia="Times New Roman" w:hAnsi="Times New Roman" w:cs="Times New Roman"/>
-          <w:sz w:val="23"/>
-        </w:rPr>
-      </w:pPr>
-      <w:r>
-        <w:rPr>
-          <w:rFonts w:ascii="Times New Roman" w:eastAsia="Times New Roman" w:hAnsi="Times New Roman" w:cs="Times New Roman"/>
-          <w:sz w:val="23"/>
-        </w:rPr>
-        <w:t>print(</w:t>
-      </w:r>
-      <w:proofErr w:type="spellStart"/>
-      <w:proofErr w:type="gramStart"/>
-      <w:r>
-        <w:rPr>
-          <w:rFonts w:ascii="Times New Roman" w:eastAsia="Times New Roman" w:hAnsi="Times New Roman" w:cs="Times New Roman"/>
-          <w:sz w:val="23"/>
-        </w:rPr>
-        <w:t>df.isnull</w:t>
-      </w:r>
-      <w:proofErr w:type="spellEnd"/>
-      <w:proofErr w:type="gramEnd"/>
-      <w:r>
-        <w:rPr>
-          <w:rFonts w:ascii="Times New Roman" w:eastAsia="Times New Roman" w:hAnsi="Times New Roman" w:cs="Times New Roman"/>
-          <w:sz w:val="23"/>
-        </w:rPr>
-        <w:t>(</w:t>
-      </w:r>
-      <w:proofErr w:type="gramStart"/>
-      <w:r>
-        <w:rPr>
-          <w:rFonts w:ascii="Times New Roman" w:eastAsia="Times New Roman" w:hAnsi="Times New Roman" w:cs="Times New Roman"/>
-          <w:sz w:val="23"/>
-        </w:rPr>
-        <w:t>).sum</w:t>
-      </w:r>
-      <w:proofErr w:type="gramEnd"/>
-      <w:r>
-        <w:rPr>
-          <w:rFonts w:ascii="Times New Roman" w:eastAsia="Times New Roman" w:hAnsi="Times New Roman" w:cs="Times New Roman"/>
-          <w:sz w:val="23"/>
-        </w:rPr>
-        <w:t>())</w:t>
+      <w:r>
+        <w:rPr>
+          <w:rFonts w:ascii="Times New Roman" w:eastAsia="Times New Roman" w:hAnsi="Times New Roman" w:cs="Times New Roman"/>
+          <w:sz w:val="23"/>
+        </w:rPr>
+        <w:t>print("---------Checking for missing or null values")</w:t>
+      </w:r>
+    </w:p>
+    <w:p>
+      <w:pPr>
+        <w:rPr>
+          <w:rFonts w:ascii="Times New Roman" w:eastAsia="Times New Roman" w:hAnsi="Times New Roman" w:cs="Times New Roman"/>
+          <w:sz w:val="23"/>
+        </w:rPr>
+      </w:pPr>
+      <w:r>
+        <w:rPr>
+          <w:rFonts w:ascii="Times New Roman" w:eastAsia="Times New Roman" w:hAnsi="Times New Roman" w:cs="Times New Roman"/>
+          <w:sz w:val="23"/>
+        </w:rPr>
+        <w:t>print(df.isnull().sum())</w:t>
       </w:r>
     </w:p>
     <w:p>
@@ -6068,7 +4884,6 @@
           <w:sz w:val="23"/>
         </w:rPr>
       </w:pPr>
-      <w:proofErr w:type="gramStart"/>
       <w:r>
         <w:rPr>
           <w:rFonts w:ascii="Times New Roman" w:eastAsia="Times New Roman" w:hAnsi="Times New Roman" w:cs="Times New Roman"/>
@@ -6078,7 +4893,6 @@
         </w:rPr>
         <w:t>Output :</w:t>
       </w:r>
-      <w:proofErr w:type="gramEnd"/>
       <w:r>
         <w:rPr>
           <w:rFonts w:ascii="Times New Roman" w:eastAsia="Times New Roman" w:hAnsi="Times New Roman" w:cs="Times New Roman"/>
@@ -6157,94 +4971,22 @@
           <w:rFonts w:ascii="Times New Roman" w:eastAsia="Times New Roman" w:hAnsi="Times New Roman" w:cs="Times New Roman"/>
           <w:sz w:val="23"/>
         </w:rPr>
-        <w:t>There are a few missing values found in “votes” (number of votes for restaurant) and “</w:t>
-      </w:r>
-      <w:proofErr w:type="spellStart"/>
-      <w:r>
-        <w:rPr>
-          <w:rFonts w:ascii="Times New Roman" w:eastAsia="Times New Roman" w:hAnsi="Times New Roman" w:cs="Times New Roman"/>
-          <w:sz w:val="23"/>
-        </w:rPr>
-        <w:t>approx_cost</w:t>
-      </w:r>
-      <w:proofErr w:type="spellEnd"/>
-      <w:r>
-        <w:rPr>
-          <w:rFonts w:ascii="Times New Roman" w:eastAsia="Times New Roman" w:hAnsi="Times New Roman" w:cs="Times New Roman"/>
-          <w:sz w:val="23"/>
-        </w:rPr>
-        <w:t xml:space="preserve"> (for two people)” columns. We have filled up missing values using mean values.</w:t>
-      </w:r>
-    </w:p>
-    <w:p>
-      <w:proofErr w:type="spellStart"/>
-      <w:proofErr w:type="gramStart"/>
-      <w:r>
-        <w:t>df.fillna</w:t>
-      </w:r>
-      <w:proofErr w:type="spellEnd"/>
-      <w:proofErr w:type="gramEnd"/>
-      <w:r>
-        <w:t>(</w:t>
-      </w:r>
-      <w:proofErr w:type="spellStart"/>
-      <w:proofErr w:type="gramStart"/>
-      <w:r>
-        <w:t>df.mean</w:t>
-      </w:r>
-      <w:proofErr w:type="spellEnd"/>
-      <w:proofErr w:type="gramEnd"/>
-      <w:r>
-        <w:t>(</w:t>
-      </w:r>
-      <w:proofErr w:type="spellStart"/>
-      <w:r>
-        <w:t>numeric_only</w:t>
-      </w:r>
-      <w:proofErr w:type="spellEnd"/>
-      <w:r>
-        <w:t xml:space="preserve">=True), </w:t>
-      </w:r>
-      <w:proofErr w:type="spellStart"/>
-      <w:r>
-        <w:t>inplace</w:t>
-      </w:r>
-      <w:proofErr w:type="spellEnd"/>
-      <w:r>
-        <w:t>=True)</w:t>
-      </w:r>
-    </w:p>
-    <w:p>
-      <w:proofErr w:type="gramStart"/>
-      <w:r>
-        <w:t>print(</w:t>
-      </w:r>
-      <w:proofErr w:type="gramEnd"/>
-      <w:r>
-        <w:t>"displaying null value count after handling missing data with mean value")</w:t>
-      </w:r>
-    </w:p>
-    <w:p>
-      <w:r>
-        <w:t>print(</w:t>
-      </w:r>
-      <w:proofErr w:type="spellStart"/>
-      <w:proofErr w:type="gramStart"/>
-      <w:r>
-        <w:t>df.isnull</w:t>
-      </w:r>
-      <w:proofErr w:type="spellEnd"/>
-      <w:proofErr w:type="gramEnd"/>
-      <w:r>
-        <w:t>(</w:t>
-      </w:r>
-      <w:proofErr w:type="gramStart"/>
-      <w:r>
-        <w:t>).sum</w:t>
-      </w:r>
-      <w:proofErr w:type="gramEnd"/>
-      <w:r>
-        <w:t>())</w:t>
+        <w:t>There are a few missing values found in “votes” (number of votes for restaurant) and “approx_cost (for two people)” columns. We have filled up missing values using mean values.</w:t>
+      </w:r>
+    </w:p>
+    <w:p>
+      <w:r>
+        <w:t>df.fillna(df.mean(numeric_only=True), inplace=True)</w:t>
+      </w:r>
+    </w:p>
+    <w:p>
+      <w:r>
+        <w:t>print("displaying null value count after handling missing data with mean value")</w:t>
+      </w:r>
+    </w:p>
+    <w:p>
+      <w:r>
+        <w:t>print(df.isnull().sum())</w:t>
       </w:r>
     </w:p>
     <w:p>
@@ -6258,7 +5000,6 @@
           <w:sz w:val="23"/>
         </w:rPr>
       </w:pPr>
-      <w:proofErr w:type="gramStart"/>
       <w:r>
         <w:rPr>
           <w:rFonts w:ascii="Times New Roman" w:eastAsia="Times New Roman" w:hAnsi="Times New Roman" w:cs="Times New Roman"/>
@@ -6268,7 +5009,6 @@
         </w:rPr>
         <w:t>Output :</w:t>
       </w:r>
-      <w:proofErr w:type="gramEnd"/>
       <w:r>
         <w:rPr>
           <w:rFonts w:ascii="Times New Roman" w:eastAsia="Times New Roman" w:hAnsi="Times New Roman" w:cs="Times New Roman"/>
@@ -6469,73 +5209,7 @@
           <w:rFonts w:ascii="Times New Roman" w:eastAsia="Times New Roman" w:hAnsi="Times New Roman" w:cs="Times New Roman"/>
           <w:sz w:val="23"/>
         </w:rPr>
-        <w:t xml:space="preserve">We are using </w:t>
-      </w:r>
-      <w:proofErr w:type="spellStart"/>
-      <w:proofErr w:type="gramStart"/>
-      <w:r>
-        <w:rPr>
-          <w:rFonts w:ascii="Times New Roman" w:eastAsia="Times New Roman" w:hAnsi="Times New Roman" w:cs="Times New Roman"/>
-          <w:sz w:val="23"/>
-        </w:rPr>
-        <w:t>countplot</w:t>
-      </w:r>
-      <w:proofErr w:type="spellEnd"/>
-      <w:r>
-        <w:rPr>
-          <w:rFonts w:ascii="Times New Roman" w:eastAsia="Times New Roman" w:hAnsi="Times New Roman" w:cs="Times New Roman"/>
-          <w:sz w:val="23"/>
-        </w:rPr>
-        <w:t>(</w:t>
-      </w:r>
-      <w:proofErr w:type="gramEnd"/>
-      <w:r>
-        <w:rPr>
-          <w:rFonts w:ascii="Times New Roman" w:eastAsia="Times New Roman" w:hAnsi="Times New Roman" w:cs="Times New Roman"/>
-          <w:sz w:val="23"/>
-        </w:rPr>
-        <w:t xml:space="preserve">) for this purpose. </w:t>
-      </w:r>
-      <w:proofErr w:type="spellStart"/>
-      <w:proofErr w:type="gramStart"/>
-      <w:r>
-        <w:rPr>
-          <w:rFonts w:ascii="Times New Roman" w:eastAsia="Times New Roman" w:hAnsi="Times New Roman" w:cs="Times New Roman"/>
-          <w:sz w:val="23"/>
-        </w:rPr>
-        <w:t>countplot</w:t>
-      </w:r>
-      <w:proofErr w:type="spellEnd"/>
-      <w:r>
-        <w:rPr>
-          <w:rFonts w:ascii="Times New Roman" w:eastAsia="Times New Roman" w:hAnsi="Times New Roman" w:cs="Times New Roman"/>
-          <w:sz w:val="23"/>
-        </w:rPr>
-        <w:t>(</w:t>
-      </w:r>
-      <w:proofErr w:type="gramEnd"/>
-      <w:r>
-        <w:rPr>
-          <w:rFonts w:ascii="Times New Roman" w:eastAsia="Times New Roman" w:hAnsi="Times New Roman" w:cs="Times New Roman"/>
-          <w:sz w:val="23"/>
-        </w:rPr>
-        <w:t xml:space="preserve">) using Seaborn is commonly used in EDA to visualize categorical data. A </w:t>
-      </w:r>
-      <w:proofErr w:type="spellStart"/>
-      <w:r>
-        <w:rPr>
-          <w:rFonts w:ascii="Times New Roman" w:eastAsia="Times New Roman" w:hAnsi="Times New Roman" w:cs="Times New Roman"/>
-          <w:sz w:val="23"/>
-        </w:rPr>
-        <w:t>countplot</w:t>
-      </w:r>
-      <w:proofErr w:type="spellEnd"/>
-      <w:r>
-        <w:rPr>
-          <w:rFonts w:ascii="Times New Roman" w:eastAsia="Times New Roman" w:hAnsi="Times New Roman" w:cs="Times New Roman"/>
-          <w:sz w:val="23"/>
-        </w:rPr>
-        <w:t xml:space="preserve"> shows the count (frequency) of each unique category in a categorical variable using bars.</w:t>
+        <w:t>We are using countplot() for this purpose. countplot() using Seaborn is commonly used in EDA to visualize categorical data. A countplot shows the count (frequency) of each unique category in a categorical variable using bars.</w:t>
       </w:r>
     </w:p>
     <w:p>
@@ -6566,55 +5240,12 @@
           <w:sz w:val="23"/>
         </w:rPr>
       </w:pPr>
-      <w:proofErr w:type="spellStart"/>
-      <w:proofErr w:type="gramStart"/>
-      <w:r>
-        <w:rPr>
-          <w:rFonts w:ascii="Times New Roman" w:eastAsia="Times New Roman" w:hAnsi="Times New Roman" w:cs="Times New Roman"/>
-          <w:sz w:val="23"/>
-        </w:rPr>
-        <w:t>sns.countplot</w:t>
-      </w:r>
-      <w:proofErr w:type="spellEnd"/>
-      <w:proofErr w:type="gramEnd"/>
-      <w:r>
-        <w:rPr>
-          <w:rFonts w:ascii="Times New Roman" w:eastAsia="Times New Roman" w:hAnsi="Times New Roman" w:cs="Times New Roman"/>
-          <w:sz w:val="23"/>
-        </w:rPr>
-        <w:t>(x=</w:t>
-      </w:r>
-      <w:proofErr w:type="spellStart"/>
-      <w:r>
-        <w:rPr>
-          <w:rFonts w:ascii="Times New Roman" w:eastAsia="Times New Roman" w:hAnsi="Times New Roman" w:cs="Times New Roman"/>
-          <w:sz w:val="23"/>
-        </w:rPr>
-        <w:t>dataframe</w:t>
-      </w:r>
-      <w:proofErr w:type="spellEnd"/>
-      <w:r>
-        <w:rPr>
-          <w:rFonts w:ascii="Times New Roman" w:eastAsia="Times New Roman" w:hAnsi="Times New Roman" w:cs="Times New Roman"/>
-          <w:sz w:val="23"/>
-        </w:rPr>
-        <w:t>['</w:t>
-      </w:r>
-      <w:proofErr w:type="spellStart"/>
-      <w:r>
-        <w:rPr>
-          <w:rFonts w:ascii="Times New Roman" w:eastAsia="Times New Roman" w:hAnsi="Times New Roman" w:cs="Times New Roman"/>
-          <w:sz w:val="23"/>
-        </w:rPr>
-        <w:t>listed_in</w:t>
-      </w:r>
-      <w:proofErr w:type="spellEnd"/>
-      <w:r>
-        <w:rPr>
-          <w:rFonts w:ascii="Times New Roman" w:eastAsia="Times New Roman" w:hAnsi="Times New Roman" w:cs="Times New Roman"/>
-          <w:sz w:val="23"/>
-        </w:rPr>
-        <w:t>(type)'])</w:t>
+      <w:r>
+        <w:rPr>
+          <w:rFonts w:ascii="Times New Roman" w:eastAsia="Times New Roman" w:hAnsi="Times New Roman" w:cs="Times New Roman"/>
+          <w:sz w:val="23"/>
+        </w:rPr>
+        <w:t>sns.countplot(x=dataframe['listed_in(type)'])</w:t>
       </w:r>
     </w:p>
     <w:p>
@@ -6626,23 +5257,12 @@
           <w:sz w:val="23"/>
         </w:rPr>
       </w:pPr>
-      <w:proofErr w:type="spellStart"/>
-      <w:proofErr w:type="gramStart"/>
-      <w:r>
-        <w:rPr>
-          <w:rFonts w:ascii="Times New Roman" w:eastAsia="Times New Roman" w:hAnsi="Times New Roman" w:cs="Times New Roman"/>
-          <w:sz w:val="23"/>
-        </w:rPr>
-        <w:t>plt.title</w:t>
-      </w:r>
-      <w:proofErr w:type="spellEnd"/>
-      <w:proofErr w:type="gramEnd"/>
-      <w:r>
-        <w:rPr>
-          <w:rFonts w:ascii="Times New Roman" w:eastAsia="Times New Roman" w:hAnsi="Times New Roman" w:cs="Times New Roman"/>
-          <w:sz w:val="23"/>
-        </w:rPr>
-        <w:t>("Count of Restaurants")</w:t>
+      <w:r>
+        <w:rPr>
+          <w:rFonts w:ascii="Times New Roman" w:eastAsia="Times New Roman" w:hAnsi="Times New Roman" w:cs="Times New Roman"/>
+          <w:sz w:val="23"/>
+        </w:rPr>
+        <w:t>plt.title("Count of Restaurants")</w:t>
       </w:r>
     </w:p>
     <w:p>
@@ -6654,23 +5274,12 @@
           <w:sz w:val="23"/>
         </w:rPr>
       </w:pPr>
-      <w:proofErr w:type="spellStart"/>
-      <w:proofErr w:type="gramStart"/>
-      <w:r>
-        <w:rPr>
-          <w:rFonts w:ascii="Times New Roman" w:eastAsia="Times New Roman" w:hAnsi="Times New Roman" w:cs="Times New Roman"/>
-          <w:sz w:val="23"/>
-        </w:rPr>
-        <w:t>plt.xlabel</w:t>
-      </w:r>
-      <w:proofErr w:type="spellEnd"/>
-      <w:proofErr w:type="gramEnd"/>
-      <w:r>
-        <w:rPr>
-          <w:rFonts w:ascii="Times New Roman" w:eastAsia="Times New Roman" w:hAnsi="Times New Roman" w:cs="Times New Roman"/>
-          <w:sz w:val="23"/>
-        </w:rPr>
-        <w:t>("Type of restaurant")</w:t>
+      <w:r>
+        <w:rPr>
+          <w:rFonts w:ascii="Times New Roman" w:eastAsia="Times New Roman" w:hAnsi="Times New Roman" w:cs="Times New Roman"/>
+          <w:sz w:val="23"/>
+        </w:rPr>
+        <w:t>plt.xlabel("Type of restaurant")</w:t>
       </w:r>
     </w:p>
     <w:p>
@@ -6682,23 +5291,12 @@
           <w:sz w:val="23"/>
         </w:rPr>
       </w:pPr>
-      <w:proofErr w:type="spellStart"/>
-      <w:proofErr w:type="gramStart"/>
-      <w:r>
-        <w:rPr>
-          <w:rFonts w:ascii="Times New Roman" w:eastAsia="Times New Roman" w:hAnsi="Times New Roman" w:cs="Times New Roman"/>
-          <w:sz w:val="23"/>
-        </w:rPr>
-        <w:t>plt.show</w:t>
-      </w:r>
-      <w:proofErr w:type="spellEnd"/>
-      <w:proofErr w:type="gramEnd"/>
-      <w:r>
-        <w:rPr>
-          <w:rFonts w:ascii="Times New Roman" w:eastAsia="Times New Roman" w:hAnsi="Times New Roman" w:cs="Times New Roman"/>
-          <w:sz w:val="23"/>
-        </w:rPr>
-        <w:t>()</w:t>
+      <w:r>
+        <w:rPr>
+          <w:rFonts w:ascii="Times New Roman" w:eastAsia="Times New Roman" w:hAnsi="Times New Roman" w:cs="Times New Roman"/>
+          <w:sz w:val="23"/>
+        </w:rPr>
+        <w:t>plt.show()</w:t>
       </w:r>
     </w:p>
     <w:p>
@@ -6712,7 +5310,6 @@
           <w:sz w:val="23"/>
         </w:rPr>
       </w:pPr>
-      <w:proofErr w:type="gramStart"/>
       <w:r>
         <w:rPr>
           <w:rFonts w:ascii="Times New Roman" w:eastAsia="Times New Roman" w:hAnsi="Times New Roman" w:cs="Times New Roman"/>
@@ -6722,7 +5319,6 @@
         </w:rPr>
         <w:t>Output :</w:t>
       </w:r>
-      <w:proofErr w:type="gramEnd"/>
       <w:r>
         <w:rPr>
           <w:rFonts w:ascii="Times New Roman" w:eastAsia="Times New Roman" w:hAnsi="Times New Roman" w:cs="Times New Roman"/>
@@ -6856,53 +5452,12 @@
           <w:sz w:val="23"/>
         </w:rPr>
       </w:pPr>
-      <w:proofErr w:type="spellStart"/>
-      <w:r>
-        <w:rPr>
-          <w:rFonts w:ascii="Times New Roman" w:eastAsia="Times New Roman" w:hAnsi="Times New Roman" w:cs="Times New Roman"/>
-          <w:sz w:val="23"/>
-        </w:rPr>
-        <w:t>max_votes</w:t>
-      </w:r>
-      <w:proofErr w:type="spellEnd"/>
-      <w:r>
-        <w:rPr>
-          <w:rFonts w:ascii="Times New Roman" w:eastAsia="Times New Roman" w:hAnsi="Times New Roman" w:cs="Times New Roman"/>
-          <w:sz w:val="23"/>
-        </w:rPr>
-        <w:t xml:space="preserve"> = </w:t>
-      </w:r>
-      <w:proofErr w:type="spellStart"/>
-      <w:r>
-        <w:rPr>
-          <w:rFonts w:ascii="Times New Roman" w:eastAsia="Times New Roman" w:hAnsi="Times New Roman" w:cs="Times New Roman"/>
-          <w:sz w:val="23"/>
-        </w:rPr>
-        <w:t>df</w:t>
-      </w:r>
-      <w:proofErr w:type="spellEnd"/>
-      <w:r>
-        <w:rPr>
-          <w:rFonts w:ascii="Times New Roman" w:eastAsia="Times New Roman" w:hAnsi="Times New Roman" w:cs="Times New Roman"/>
-          <w:sz w:val="23"/>
-        </w:rPr>
-        <w:t>['votes'].</w:t>
-      </w:r>
-      <w:proofErr w:type="gramStart"/>
-      <w:r>
-        <w:rPr>
-          <w:rFonts w:ascii="Times New Roman" w:eastAsia="Times New Roman" w:hAnsi="Times New Roman" w:cs="Times New Roman"/>
-          <w:sz w:val="23"/>
-        </w:rPr>
-        <w:t>max(</w:t>
-      </w:r>
-      <w:proofErr w:type="gramEnd"/>
-      <w:r>
-        <w:rPr>
-          <w:rFonts w:ascii="Times New Roman" w:eastAsia="Times New Roman" w:hAnsi="Times New Roman" w:cs="Times New Roman"/>
-          <w:sz w:val="23"/>
-        </w:rPr>
-        <w:t>)</w:t>
+      <w:r>
+        <w:rPr>
+          <w:rFonts w:ascii="Times New Roman" w:eastAsia="Times New Roman" w:hAnsi="Times New Roman" w:cs="Times New Roman"/>
+          <w:sz w:val="23"/>
+        </w:rPr>
+        <w:t>max_votes = df['votes'].max()</w:t>
       </w:r>
     </w:p>
     <w:p>
@@ -6913,69 +5468,12 @@
           <w:sz w:val="23"/>
         </w:rPr>
       </w:pPr>
-      <w:proofErr w:type="spellStart"/>
-      <w:r>
-        <w:rPr>
-          <w:rFonts w:ascii="Times New Roman" w:eastAsia="Times New Roman" w:hAnsi="Times New Roman" w:cs="Times New Roman"/>
-          <w:sz w:val="23"/>
-        </w:rPr>
-        <w:t>restaurant_with_max_votes</w:t>
-      </w:r>
-      <w:proofErr w:type="spellEnd"/>
-      <w:r>
-        <w:rPr>
-          <w:rFonts w:ascii="Times New Roman" w:eastAsia="Times New Roman" w:hAnsi="Times New Roman" w:cs="Times New Roman"/>
-          <w:sz w:val="23"/>
-        </w:rPr>
-        <w:t xml:space="preserve"> = </w:t>
-      </w:r>
-      <w:proofErr w:type="spellStart"/>
-      <w:r>
-        <w:rPr>
-          <w:rFonts w:ascii="Times New Roman" w:eastAsia="Times New Roman" w:hAnsi="Times New Roman" w:cs="Times New Roman"/>
-          <w:sz w:val="23"/>
-        </w:rPr>
-        <w:t>df.loc</w:t>
-      </w:r>
-      <w:proofErr w:type="spellEnd"/>
-      <w:r>
-        <w:rPr>
-          <w:rFonts w:ascii="Times New Roman" w:eastAsia="Times New Roman" w:hAnsi="Times New Roman" w:cs="Times New Roman"/>
-          <w:sz w:val="23"/>
-        </w:rPr>
-        <w:t>[</w:t>
-      </w:r>
-      <w:proofErr w:type="spellStart"/>
-      <w:r>
-        <w:rPr>
-          <w:rFonts w:ascii="Times New Roman" w:eastAsia="Times New Roman" w:hAnsi="Times New Roman" w:cs="Times New Roman"/>
-          <w:sz w:val="23"/>
-        </w:rPr>
-        <w:t>df</w:t>
-      </w:r>
-      <w:proofErr w:type="spellEnd"/>
-      <w:r>
-        <w:rPr>
-          <w:rFonts w:ascii="Times New Roman" w:eastAsia="Times New Roman" w:hAnsi="Times New Roman" w:cs="Times New Roman"/>
-          <w:sz w:val="23"/>
-        </w:rPr>
-        <w:t>['votes'] ==</w:t>
-      </w:r>
-      <w:proofErr w:type="spellStart"/>
-      <w:r>
-        <w:rPr>
-          <w:rFonts w:ascii="Times New Roman" w:eastAsia="Times New Roman" w:hAnsi="Times New Roman" w:cs="Times New Roman"/>
-          <w:sz w:val="23"/>
-        </w:rPr>
-        <w:t>max_votes</w:t>
-      </w:r>
-      <w:proofErr w:type="spellEnd"/>
-      <w:r>
-        <w:rPr>
-          <w:rFonts w:ascii="Times New Roman" w:eastAsia="Times New Roman" w:hAnsi="Times New Roman" w:cs="Times New Roman"/>
-          <w:sz w:val="23"/>
-        </w:rPr>
-        <w:t>, 'name']</w:t>
+      <w:r>
+        <w:rPr>
+          <w:rFonts w:ascii="Times New Roman" w:eastAsia="Times New Roman" w:hAnsi="Times New Roman" w:cs="Times New Roman"/>
+          <w:sz w:val="23"/>
+        </w:rPr>
+        <w:t>restaurant_with_max_votes = df.loc[df['votes'] ==max_votes, 'name']</w:t>
       </w:r>
     </w:p>
     <w:p>
@@ -7008,23 +5506,7 @@
           <w:rFonts w:ascii="Times New Roman" w:eastAsia="Times New Roman" w:hAnsi="Times New Roman" w:cs="Times New Roman"/>
           <w:sz w:val="23"/>
         </w:rPr>
-        <w:t>print(</w:t>
-      </w:r>
-      <w:proofErr w:type="spellStart"/>
-      <w:r>
-        <w:rPr>
-          <w:rFonts w:ascii="Times New Roman" w:eastAsia="Times New Roman" w:hAnsi="Times New Roman" w:cs="Times New Roman"/>
-          <w:sz w:val="23"/>
-        </w:rPr>
-        <w:t>restaurant_with_max_votes</w:t>
-      </w:r>
-      <w:proofErr w:type="spellEnd"/>
-      <w:r>
-        <w:rPr>
-          <w:rFonts w:ascii="Times New Roman" w:eastAsia="Times New Roman" w:hAnsi="Times New Roman" w:cs="Times New Roman"/>
-          <w:sz w:val="23"/>
-        </w:rPr>
-        <w:t>)</w:t>
+        <w:t>print(restaurant_with_max_votes)</w:t>
       </w:r>
     </w:p>
     <w:p>
@@ -7047,7 +5529,6 @@
           <w:sz w:val="23"/>
         </w:rPr>
       </w:pPr>
-      <w:proofErr w:type="gramStart"/>
       <w:r>
         <w:rPr>
           <w:rFonts w:ascii="Times New Roman" w:eastAsia="Times New Roman" w:hAnsi="Times New Roman" w:cs="Times New Roman"/>
@@ -7057,7 +5538,6 @@
         </w:rPr>
         <w:t>Output :</w:t>
       </w:r>
-      <w:proofErr w:type="gramEnd"/>
       <w:r>
         <w:rPr>
           <w:rFonts w:ascii="Times New Roman" w:eastAsia="Times New Roman" w:hAnsi="Times New Roman" w:cs="Times New Roman"/>
@@ -7168,43 +5648,13 @@
       </w:r>
     </w:p>
     <w:p>
-      <w:proofErr w:type="spellStart"/>
-      <w:proofErr w:type="gramStart"/>
-      <w:r>
-        <w:t>sns.countplot</w:t>
-      </w:r>
-      <w:proofErr w:type="spellEnd"/>
-      <w:proofErr w:type="gramEnd"/>
-      <w:r>
-        <w:t>(x=</w:t>
-      </w:r>
-      <w:proofErr w:type="spellStart"/>
-      <w:r>
-        <w:t>df</w:t>
-      </w:r>
-      <w:proofErr w:type="spellEnd"/>
-      <w:r>
-        <w:t>['</w:t>
-      </w:r>
-      <w:proofErr w:type="spellStart"/>
-      <w:r>
-        <w:t>online_order</w:t>
-      </w:r>
-      <w:proofErr w:type="spellEnd"/>
-      <w:r>
-        <w:t>'])</w:t>
-      </w:r>
-    </w:p>
-    <w:p>
-      <w:proofErr w:type="spellStart"/>
-      <w:proofErr w:type="gramStart"/>
-      <w:r>
-        <w:t>plt.show</w:t>
-      </w:r>
-      <w:proofErr w:type="spellEnd"/>
-      <w:proofErr w:type="gramEnd"/>
-      <w:r>
-        <w:t>()</w:t>
+      <w:r>
+        <w:t>sns.countplot(x=df['online_order'])</w:t>
+      </w:r>
+    </w:p>
+    <w:p>
+      <w:r>
+        <w:t>plt.show()</w:t>
       </w:r>
     </w:p>
     <w:p>
@@ -7218,7 +5668,6 @@
           <w:sz w:val="23"/>
         </w:rPr>
       </w:pPr>
-      <w:proofErr w:type="gramStart"/>
       <w:r>
         <w:rPr>
           <w:rFonts w:ascii="Times New Roman" w:eastAsia="Times New Roman" w:hAnsi="Times New Roman" w:cs="Times New Roman"/>
@@ -7228,7 +5677,6 @@
         </w:rPr>
         <w:t>Output :</w:t>
       </w:r>
-      <w:proofErr w:type="gramEnd"/>
       <w:r>
         <w:rPr>
           <w:rFonts w:ascii="Times New Roman" w:eastAsia="Times New Roman" w:hAnsi="Times New Roman" w:cs="Times New Roman"/>
@@ -7320,31 +5768,13 @@
           <w:sz w:val="23"/>
         </w:rPr>
       </w:pPr>
-      <w:proofErr w:type="spellStart"/>
-      <w:r>
-        <w:rPr>
-          <w:rFonts w:ascii="Times New Roman" w:eastAsia="Times New Roman" w:hAnsi="Times New Roman" w:cs="Times New Roman"/>
-          <w:sz w:val="23"/>
-        </w:rPr>
-        <w:t>Analyze</w:t>
-      </w:r>
-      <w:proofErr w:type="spellEnd"/>
-      <w:r>
-        <w:rPr>
-          <w:rFonts w:ascii="Times New Roman" w:eastAsia="Times New Roman" w:hAnsi="Times New Roman" w:cs="Times New Roman"/>
-          <w:sz w:val="23"/>
-        </w:rPr>
-        <w:t xml:space="preserve"> customer ratings </w:t>
-      </w:r>
-      <w:proofErr w:type="spellStart"/>
-      <w:r>
-        <w:rPr>
-          <w:rFonts w:ascii="Times New Roman" w:eastAsia="Times New Roman" w:hAnsi="Times New Roman" w:cs="Times New Roman"/>
-          <w:sz w:val="23"/>
-        </w:rPr>
-        <w:t>Ratings</w:t>
-      </w:r>
-      <w:proofErr w:type="spellEnd"/>
+      <w:r>
+        <w:rPr>
+          <w:rFonts w:ascii="Times New Roman" w:eastAsia="Times New Roman" w:hAnsi="Times New Roman" w:cs="Times New Roman"/>
+          <w:sz w:val="23"/>
+        </w:rPr>
+        <w:t>Analyze customer ratings Ratings</w:t>
+      </w:r>
     </w:p>
     <w:p>
       <w:pPr>
@@ -7356,64 +5786,16 @@
           <w:i/>
           <w:iCs/>
         </w:rPr>
-        <w:t xml:space="preserve"># </w:t>
-      </w:r>
-      <w:proofErr w:type="spellStart"/>
-      <w:r>
-        <w:rPr>
-          <w:i/>
-          <w:iCs/>
-        </w:rPr>
-        <w:t>Analyze</w:t>
-      </w:r>
-      <w:proofErr w:type="spellEnd"/>
-      <w:r>
-        <w:rPr>
-          <w:i/>
-          <w:iCs/>
-        </w:rPr>
-        <w:t xml:space="preserve"> customer ratings </w:t>
-      </w:r>
-      <w:proofErr w:type="spellStart"/>
-      <w:r>
-        <w:rPr>
-          <w:i/>
-          <w:iCs/>
-        </w:rPr>
-        <w:t>Ratings</w:t>
-      </w:r>
-      <w:proofErr w:type="spellEnd"/>
+        <w:t># Analyze customer ratings Ratings</w:t>
+      </w:r>
     </w:p>
     <w:p>
       <w:pPr>
         <w:spacing w:after="7" w:line="270" w:lineRule="auto"/>
         <w:ind w:left="-5" w:right="3614" w:hanging="10"/>
       </w:pPr>
-      <w:proofErr w:type="spellStart"/>
-      <w:proofErr w:type="gramStart"/>
-      <w:r>
-        <w:t>plt.hist</w:t>
-      </w:r>
-      <w:proofErr w:type="spellEnd"/>
-      <w:proofErr w:type="gramEnd"/>
-      <w:r>
-        <w:t>(</w:t>
-      </w:r>
-      <w:proofErr w:type="spellStart"/>
-      <w:r>
-        <w:t>df</w:t>
-      </w:r>
-      <w:proofErr w:type="spellEnd"/>
-      <w:r>
-        <w:t>['rate'</w:t>
-      </w:r>
-      <w:proofErr w:type="gramStart"/>
-      <w:r>
-        <w:t>],bins</w:t>
-      </w:r>
-      <w:proofErr w:type="gramEnd"/>
-      <w:r>
-        <w:t>=5)</w:t>
+      <w:r>
+        <w:t>plt.hist(df['rate'],bins=5)</w:t>
       </w:r>
     </w:p>
     <w:p>
@@ -7421,15 +5803,8 @@
         <w:spacing w:after="7" w:line="270" w:lineRule="auto"/>
         <w:ind w:left="-5" w:right="3614" w:hanging="10"/>
       </w:pPr>
-      <w:proofErr w:type="spellStart"/>
-      <w:proofErr w:type="gramStart"/>
-      <w:r>
-        <w:t>plt.title</w:t>
-      </w:r>
-      <w:proofErr w:type="spellEnd"/>
-      <w:proofErr w:type="gramEnd"/>
-      <w:r>
-        <w:t>('Ratings Distribution')</w:t>
+      <w:r>
+        <w:t>plt.title('Ratings Distribution')</w:t>
       </w:r>
     </w:p>
     <w:p>
@@ -7437,16 +5812,9 @@
         <w:spacing w:after="7" w:line="270" w:lineRule="auto"/>
         <w:ind w:left="-5" w:right="3614" w:hanging="10"/>
       </w:pPr>
-      <w:proofErr w:type="spellStart"/>
-      <w:proofErr w:type="gramStart"/>
       <w:r>
         <w:lastRenderedPageBreak/>
-        <w:t>plt.show</w:t>
-      </w:r>
-      <w:proofErr w:type="spellEnd"/>
-      <w:proofErr w:type="gramEnd"/>
-      <w:r>
-        <w:t>()</w:t>
+        <w:t>plt.show()</w:t>
       </w:r>
     </w:p>
     <w:p>
@@ -7460,7 +5828,6 @@
           <w:sz w:val="23"/>
         </w:rPr>
       </w:pPr>
-      <w:proofErr w:type="gramStart"/>
       <w:r>
         <w:rPr>
           <w:rFonts w:ascii="Times New Roman" w:eastAsia="Times New Roman" w:hAnsi="Times New Roman" w:cs="Times New Roman"/>
@@ -7470,7 +5837,6 @@
         </w:rPr>
         <w:t>Output :</w:t>
       </w:r>
-      <w:proofErr w:type="gramEnd"/>
       <w:r>
         <w:rPr>
           <w:rFonts w:ascii="Times New Roman" w:eastAsia="Times New Roman" w:hAnsi="Times New Roman" w:cs="Times New Roman"/>
@@ -7551,23 +5917,7 @@
           <w:rFonts w:ascii="Times New Roman" w:eastAsia="Times New Roman" w:hAnsi="Times New Roman" w:cs="Times New Roman"/>
           <w:sz w:val="23"/>
         </w:rPr>
-        <w:t xml:space="preserve">Conclusion: </w:t>
-      </w:r>
-      <w:proofErr w:type="gramStart"/>
-      <w:r>
-        <w:rPr>
-          <w:rFonts w:ascii="Times New Roman" w:eastAsia="Times New Roman" w:hAnsi="Times New Roman" w:cs="Times New Roman"/>
-          <w:sz w:val="23"/>
-        </w:rPr>
-        <w:t>The majority of</w:t>
-      </w:r>
-      <w:proofErr w:type="gramEnd"/>
-      <w:r>
-        <w:rPr>
-          <w:rFonts w:ascii="Times New Roman" w:eastAsia="Times New Roman" w:hAnsi="Times New Roman" w:cs="Times New Roman"/>
-          <w:sz w:val="23"/>
-        </w:rPr>
-        <w:t xml:space="preserve"> restaurants received ratings ranging from 3.5 to 4.</w:t>
+        <w:t>Conclusion: The majority of restaurants received ratings ranging from 3.5 to 4.</w:t>
       </w:r>
     </w:p>
     <w:p>
@@ -7619,196 +5969,52 @@
           <w:iCs/>
           <w:sz w:val="23"/>
         </w:rPr>
-        <w:t xml:space="preserve"># Analysing </w:t>
-      </w:r>
-      <w:proofErr w:type="spellStart"/>
-      <w:r>
-        <w:rPr>
-          <w:rFonts w:ascii="Times New Roman" w:eastAsia="Times New Roman" w:hAnsi="Times New Roman" w:cs="Times New Roman"/>
-          <w:i/>
-          <w:iCs/>
-          <w:sz w:val="23"/>
-        </w:rPr>
-        <w:t>approx_</w:t>
-      </w:r>
-      <w:proofErr w:type="gramStart"/>
-      <w:r>
-        <w:rPr>
-          <w:rFonts w:ascii="Times New Roman" w:eastAsia="Times New Roman" w:hAnsi="Times New Roman" w:cs="Times New Roman"/>
-          <w:i/>
-          <w:iCs/>
-          <w:sz w:val="23"/>
-        </w:rPr>
-        <w:t>cost</w:t>
-      </w:r>
-      <w:proofErr w:type="spellEnd"/>
-      <w:r>
-        <w:rPr>
-          <w:rFonts w:ascii="Times New Roman" w:eastAsia="Times New Roman" w:hAnsi="Times New Roman" w:cs="Times New Roman"/>
-          <w:i/>
-          <w:iCs/>
-          <w:sz w:val="23"/>
-        </w:rPr>
-        <w:t>(</w:t>
-      </w:r>
-      <w:proofErr w:type="gramEnd"/>
-      <w:r>
-        <w:rPr>
-          <w:rFonts w:ascii="Times New Roman" w:eastAsia="Times New Roman" w:hAnsi="Times New Roman" w:cs="Times New Roman"/>
-          <w:i/>
-          <w:iCs/>
-          <w:sz w:val="23"/>
-        </w:rPr>
-        <w:t>for two people) column to find the preferred price range</w:t>
-      </w:r>
-    </w:p>
-    <w:p>
-      <w:pPr>
-        <w:rPr>
-          <w:rFonts w:ascii="Times New Roman" w:eastAsia="Times New Roman" w:hAnsi="Times New Roman" w:cs="Times New Roman"/>
-          <w:sz w:val="23"/>
-        </w:rPr>
-      </w:pPr>
-      <w:proofErr w:type="spellStart"/>
-      <w:r>
-        <w:rPr>
-          <w:rFonts w:ascii="Times New Roman" w:eastAsia="Times New Roman" w:hAnsi="Times New Roman" w:cs="Times New Roman"/>
-          <w:sz w:val="23"/>
-        </w:rPr>
-        <w:t>couple_data</w:t>
-      </w:r>
-      <w:proofErr w:type="spellEnd"/>
-      <w:r>
-        <w:rPr>
-          <w:rFonts w:ascii="Times New Roman" w:eastAsia="Times New Roman" w:hAnsi="Times New Roman" w:cs="Times New Roman"/>
-          <w:sz w:val="23"/>
-        </w:rPr>
-        <w:t>=</w:t>
-      </w:r>
-      <w:proofErr w:type="spellStart"/>
-      <w:proofErr w:type="gramStart"/>
-      <w:r>
-        <w:rPr>
-          <w:rFonts w:ascii="Times New Roman" w:eastAsia="Times New Roman" w:hAnsi="Times New Roman" w:cs="Times New Roman"/>
-          <w:sz w:val="23"/>
-        </w:rPr>
-        <w:t>df</w:t>
-      </w:r>
-      <w:proofErr w:type="spellEnd"/>
-      <w:r>
-        <w:rPr>
-          <w:rFonts w:ascii="Times New Roman" w:eastAsia="Times New Roman" w:hAnsi="Times New Roman" w:cs="Times New Roman"/>
-          <w:sz w:val="23"/>
-        </w:rPr>
-        <w:t>[</w:t>
-      </w:r>
-      <w:proofErr w:type="gramEnd"/>
-      <w:r>
-        <w:rPr>
-          <w:rFonts w:ascii="Times New Roman" w:eastAsia="Times New Roman" w:hAnsi="Times New Roman" w:cs="Times New Roman"/>
-          <w:sz w:val="23"/>
-        </w:rPr>
-        <w:t>'</w:t>
-      </w:r>
-      <w:proofErr w:type="spellStart"/>
-      <w:r>
-        <w:rPr>
-          <w:rFonts w:ascii="Times New Roman" w:eastAsia="Times New Roman" w:hAnsi="Times New Roman" w:cs="Times New Roman"/>
-          <w:sz w:val="23"/>
-        </w:rPr>
-        <w:t>approx_</w:t>
-      </w:r>
-      <w:proofErr w:type="gramStart"/>
-      <w:r>
-        <w:rPr>
-          <w:rFonts w:ascii="Times New Roman" w:eastAsia="Times New Roman" w:hAnsi="Times New Roman" w:cs="Times New Roman"/>
-          <w:sz w:val="23"/>
-        </w:rPr>
-        <w:t>cost</w:t>
-      </w:r>
-      <w:proofErr w:type="spellEnd"/>
-      <w:r>
-        <w:rPr>
-          <w:rFonts w:ascii="Times New Roman" w:eastAsia="Times New Roman" w:hAnsi="Times New Roman" w:cs="Times New Roman"/>
-          <w:sz w:val="23"/>
-        </w:rPr>
-        <w:t>(</w:t>
-      </w:r>
-      <w:proofErr w:type="gramEnd"/>
-      <w:r>
-        <w:rPr>
-          <w:rFonts w:ascii="Times New Roman" w:eastAsia="Times New Roman" w:hAnsi="Times New Roman" w:cs="Times New Roman"/>
-          <w:sz w:val="23"/>
-        </w:rPr>
-        <w:t>for two people)']</w:t>
-      </w:r>
-    </w:p>
-    <w:p>
-      <w:pPr>
-        <w:rPr>
-          <w:rFonts w:ascii="Times New Roman" w:eastAsia="Times New Roman" w:hAnsi="Times New Roman" w:cs="Times New Roman"/>
-          <w:sz w:val="23"/>
-        </w:rPr>
-      </w:pPr>
-      <w:proofErr w:type="spellStart"/>
-      <w:proofErr w:type="gramStart"/>
-      <w:r>
-        <w:rPr>
-          <w:rFonts w:ascii="Times New Roman" w:eastAsia="Times New Roman" w:hAnsi="Times New Roman" w:cs="Times New Roman"/>
-          <w:sz w:val="23"/>
-        </w:rPr>
-        <w:t>sns.countplot</w:t>
-      </w:r>
-      <w:proofErr w:type="spellEnd"/>
-      <w:proofErr w:type="gramEnd"/>
-      <w:r>
-        <w:rPr>
-          <w:rFonts w:ascii="Times New Roman" w:eastAsia="Times New Roman" w:hAnsi="Times New Roman" w:cs="Times New Roman"/>
-          <w:sz w:val="23"/>
-        </w:rPr>
-        <w:t>(x=</w:t>
-      </w:r>
-      <w:proofErr w:type="spellStart"/>
-      <w:r>
-        <w:rPr>
-          <w:rFonts w:ascii="Times New Roman" w:eastAsia="Times New Roman" w:hAnsi="Times New Roman" w:cs="Times New Roman"/>
-          <w:sz w:val="23"/>
-        </w:rPr>
-        <w:t>couple_data</w:t>
-      </w:r>
-      <w:proofErr w:type="spellEnd"/>
-      <w:r>
-        <w:rPr>
-          <w:rFonts w:ascii="Times New Roman" w:eastAsia="Times New Roman" w:hAnsi="Times New Roman" w:cs="Times New Roman"/>
-          <w:sz w:val="23"/>
-        </w:rPr>
-        <w:t>)</w:t>
-      </w:r>
-    </w:p>
-    <w:p>
-      <w:pPr>
-        <w:rPr>
-          <w:rFonts w:ascii="Times New Roman" w:eastAsia="Times New Roman" w:hAnsi="Times New Roman" w:cs="Times New Roman"/>
-          <w:sz w:val="23"/>
-        </w:rPr>
-      </w:pPr>
-      <w:proofErr w:type="spellStart"/>
-      <w:proofErr w:type="gramStart"/>
-      <w:r>
-        <w:rPr>
-          <w:rFonts w:ascii="Times New Roman" w:eastAsia="Times New Roman" w:hAnsi="Times New Roman" w:cs="Times New Roman"/>
-          <w:sz w:val="23"/>
-        </w:rPr>
-        <w:t>plt.show</w:t>
-      </w:r>
-      <w:proofErr w:type="spellEnd"/>
-      <w:proofErr w:type="gramEnd"/>
-      <w:r>
-        <w:rPr>
-          <w:rFonts w:ascii="Times New Roman" w:eastAsia="Times New Roman" w:hAnsi="Times New Roman" w:cs="Times New Roman"/>
-          <w:sz w:val="23"/>
-        </w:rPr>
-        <w:t>()</w:t>
+        <w:t># Analysing approx_cost(for two people) column to find the preferred price range</w:t>
+      </w:r>
+    </w:p>
+    <w:p>
+      <w:pPr>
+        <w:rPr>
+          <w:rFonts w:ascii="Times New Roman" w:eastAsia="Times New Roman" w:hAnsi="Times New Roman" w:cs="Times New Roman"/>
+          <w:sz w:val="23"/>
+        </w:rPr>
+      </w:pPr>
+      <w:r>
+        <w:rPr>
+          <w:rFonts w:ascii="Times New Roman" w:eastAsia="Times New Roman" w:hAnsi="Times New Roman" w:cs="Times New Roman"/>
+          <w:sz w:val="23"/>
+        </w:rPr>
+        <w:t>couple_data=df['approx_cost(for two people)']</w:t>
+      </w:r>
+    </w:p>
+    <w:p>
+      <w:pPr>
+        <w:rPr>
+          <w:rFonts w:ascii="Times New Roman" w:eastAsia="Times New Roman" w:hAnsi="Times New Roman" w:cs="Times New Roman"/>
+          <w:sz w:val="23"/>
+        </w:rPr>
+      </w:pPr>
+      <w:r>
+        <w:rPr>
+          <w:rFonts w:ascii="Times New Roman" w:eastAsia="Times New Roman" w:hAnsi="Times New Roman" w:cs="Times New Roman"/>
+          <w:sz w:val="23"/>
+        </w:rPr>
+        <w:t>sns.countplot(x=couple_data)</w:t>
+      </w:r>
+    </w:p>
+    <w:p>
+      <w:pPr>
+        <w:rPr>
+          <w:rFonts w:ascii="Times New Roman" w:eastAsia="Times New Roman" w:hAnsi="Times New Roman" w:cs="Times New Roman"/>
+          <w:sz w:val="23"/>
+        </w:rPr>
+      </w:pPr>
+      <w:r>
+        <w:rPr>
+          <w:rFonts w:ascii="Times New Roman" w:eastAsia="Times New Roman" w:hAnsi="Times New Roman" w:cs="Times New Roman"/>
+          <w:sz w:val="23"/>
+        </w:rPr>
+        <w:t>plt.show()</w:t>
       </w:r>
     </w:p>
     <w:p>
@@ -7830,7 +6036,6 @@
           <w:sz w:val="23"/>
         </w:rPr>
       </w:pPr>
-      <w:proofErr w:type="gramStart"/>
       <w:r>
         <w:rPr>
           <w:rFonts w:ascii="Times New Roman" w:eastAsia="Times New Roman" w:hAnsi="Times New Roman" w:cs="Times New Roman"/>
@@ -7841,7 +6046,6 @@
         <w:lastRenderedPageBreak/>
         <w:t>Output :</w:t>
       </w:r>
-      <w:proofErr w:type="gramEnd"/>
       <w:r>
         <w:rPr>
           <w:rFonts w:ascii="Times New Roman" w:eastAsia="Times New Roman" w:hAnsi="Times New Roman" w:cs="Times New Roman"/>
@@ -7916,23 +6120,7 @@
           <w:rFonts w:ascii="Times New Roman" w:eastAsia="Times New Roman" w:hAnsi="Times New Roman" w:cs="Times New Roman"/>
           <w:sz w:val="23"/>
         </w:rPr>
-        <w:t xml:space="preserve">Conclusion: </w:t>
-      </w:r>
-      <w:proofErr w:type="gramStart"/>
-      <w:r>
-        <w:rPr>
-          <w:rFonts w:ascii="Times New Roman" w:eastAsia="Times New Roman" w:hAnsi="Times New Roman" w:cs="Times New Roman"/>
-          <w:sz w:val="23"/>
-        </w:rPr>
-        <w:t>The majority of</w:t>
-      </w:r>
-      <w:proofErr w:type="gramEnd"/>
-      <w:r>
-        <w:rPr>
-          <w:rFonts w:ascii="Times New Roman" w:eastAsia="Times New Roman" w:hAnsi="Times New Roman" w:cs="Times New Roman"/>
-          <w:sz w:val="23"/>
-        </w:rPr>
-        <w:t xml:space="preserve"> couples prefer restaurants with an approximate cost of 300 rupees.</w:t>
+        <w:t>Conclusion: The majority of couples prefer restaurants with an approximate cost of 300 rupees.</w:t>
       </w:r>
       <w:r>
         <w:rPr>
@@ -7979,46 +6167,12 @@
         <w:ind w:left="-5" w:right="145" w:hanging="10"/>
         <w:jc w:val="both"/>
       </w:pPr>
-      <w:proofErr w:type="gramStart"/>
-      <w:r>
-        <w:rPr>
-          <w:rFonts w:ascii="Times New Roman" w:eastAsia="Times New Roman" w:hAnsi="Times New Roman" w:cs="Times New Roman"/>
-          <w:sz w:val="23"/>
-        </w:rPr>
-        <w:t>First</w:t>
-      </w:r>
-      <w:proofErr w:type="gramEnd"/>
-      <w:r>
-        <w:rPr>
-          <w:rFonts w:ascii="Times New Roman" w:eastAsia="Times New Roman" w:hAnsi="Times New Roman" w:cs="Times New Roman"/>
-          <w:sz w:val="23"/>
-        </w:rPr>
-        <w:t xml:space="preserve"> we are using </w:t>
-      </w:r>
-      <w:proofErr w:type="spellStart"/>
-      <w:proofErr w:type="gramStart"/>
-      <w:r>
-        <w:rPr>
-          <w:rFonts w:ascii="Times New Roman" w:eastAsia="Times New Roman" w:hAnsi="Times New Roman" w:cs="Times New Roman"/>
-          <w:sz w:val="23"/>
-        </w:rPr>
-        <w:t>grouby</w:t>
-      </w:r>
-      <w:proofErr w:type="spellEnd"/>
-      <w:r>
-        <w:rPr>
-          <w:rFonts w:ascii="Times New Roman" w:eastAsia="Times New Roman" w:hAnsi="Times New Roman" w:cs="Times New Roman"/>
-          <w:sz w:val="23"/>
-        </w:rPr>
-        <w:t>(</w:t>
-      </w:r>
-      <w:proofErr w:type="gramEnd"/>
-      <w:r>
-        <w:rPr>
-          <w:rFonts w:ascii="Times New Roman" w:eastAsia="Times New Roman" w:hAnsi="Times New Roman" w:cs="Times New Roman"/>
-          <w:sz w:val="23"/>
-        </w:rPr>
-        <w:t xml:space="preserve">) function to find restaurant category wise total user votes data. And then we are using line chart to represent this data visually.   </w:t>
+      <w:r>
+        <w:rPr>
+          <w:rFonts w:ascii="Times New Roman" w:eastAsia="Times New Roman" w:hAnsi="Times New Roman" w:cs="Times New Roman"/>
+          <w:sz w:val="23"/>
+        </w:rPr>
+        <w:t xml:space="preserve">First we are using grouby() function to find restaurant category wise total user votes data. And then we are using line chart to represent this data visually.   </w:t>
       </w:r>
     </w:p>
     <w:p>
@@ -8031,68 +6185,27 @@
       </w:r>
     </w:p>
     <w:p>
-      <w:proofErr w:type="spellStart"/>
+      <w:r>
+        <w:t>votes_by_type = df.groupby('listed_in(type)')['votes'].sum()</w:t>
+      </w:r>
+    </w:p>
+    <w:p>
+      <w:pPr>
+        <w:rPr>
+          <w:rFonts w:ascii="Times New Roman" w:eastAsia="Times New Roman" w:hAnsi="Times New Roman" w:cs="Times New Roman"/>
+          <w:sz w:val="23"/>
+        </w:rPr>
+      </w:pPr>
+      <w:r>
+        <w:rPr>
+          <w:rFonts w:ascii="Times New Roman" w:eastAsia="Times New Roman" w:hAnsi="Times New Roman" w:cs="Times New Roman"/>
+          <w:sz w:val="23"/>
+        </w:rPr>
+        <w:t>print(</w:t>
+      </w:r>
       <w:r>
         <w:t>votes_by_type</w:t>
       </w:r>
-      <w:proofErr w:type="spellEnd"/>
-      <w:r>
-        <w:t xml:space="preserve"> = </w:t>
-      </w:r>
-      <w:proofErr w:type="spellStart"/>
-      <w:proofErr w:type="gramStart"/>
-      <w:r>
-        <w:t>df.groupby</w:t>
-      </w:r>
-      <w:proofErr w:type="spellEnd"/>
-      <w:proofErr w:type="gramEnd"/>
-      <w:r>
-        <w:t>('</w:t>
-      </w:r>
-      <w:proofErr w:type="spellStart"/>
-      <w:r>
-        <w:t>listed_in</w:t>
-      </w:r>
-      <w:proofErr w:type="spellEnd"/>
-      <w:r>
-        <w:t>(type)</w:t>
-      </w:r>
-      <w:proofErr w:type="gramStart"/>
-      <w:r>
-        <w:t>')[</w:t>
-      </w:r>
-      <w:proofErr w:type="gramEnd"/>
-      <w:r>
-        <w:t>'votes'</w:t>
-      </w:r>
-      <w:proofErr w:type="gramStart"/>
-      <w:r>
-        <w:t>].sum</w:t>
-      </w:r>
-      <w:proofErr w:type="gramEnd"/>
-      <w:r>
-        <w:t>()</w:t>
-      </w:r>
-    </w:p>
-    <w:p>
-      <w:pPr>
-        <w:rPr>
-          <w:rFonts w:ascii="Times New Roman" w:eastAsia="Times New Roman" w:hAnsi="Times New Roman" w:cs="Times New Roman"/>
-          <w:sz w:val="23"/>
-        </w:rPr>
-      </w:pPr>
-      <w:r>
-        <w:rPr>
-          <w:rFonts w:ascii="Times New Roman" w:eastAsia="Times New Roman" w:hAnsi="Times New Roman" w:cs="Times New Roman"/>
-          <w:sz w:val="23"/>
-        </w:rPr>
-        <w:t>print(</w:t>
-      </w:r>
-      <w:proofErr w:type="spellStart"/>
-      <w:r>
-        <w:t>votes_by_type</w:t>
-      </w:r>
-      <w:proofErr w:type="spellEnd"/>
       <w:r>
         <w:rPr>
           <w:rFonts w:ascii="Times New Roman" w:eastAsia="Times New Roman" w:hAnsi="Times New Roman" w:cs="Times New Roman"/>
@@ -8115,41 +6228,7 @@
           <w:rFonts w:ascii="Times New Roman" w:eastAsia="Times New Roman" w:hAnsi="Times New Roman" w:cs="Times New Roman"/>
           <w:sz w:val="23"/>
         </w:rPr>
-        <w:t xml:space="preserve">result = </w:t>
-      </w:r>
-      <w:proofErr w:type="spellStart"/>
-      <w:proofErr w:type="gramStart"/>
-      <w:r>
-        <w:rPr>
-          <w:rFonts w:ascii="Times New Roman" w:eastAsia="Times New Roman" w:hAnsi="Times New Roman" w:cs="Times New Roman"/>
-          <w:sz w:val="23"/>
-        </w:rPr>
-        <w:t>pd.DataFrame</w:t>
-      </w:r>
-      <w:proofErr w:type="spellEnd"/>
-      <w:proofErr w:type="gramEnd"/>
-      <w:r>
-        <w:rPr>
-          <w:rFonts w:ascii="Times New Roman" w:eastAsia="Times New Roman" w:hAnsi="Times New Roman" w:cs="Times New Roman"/>
-          <w:sz w:val="23"/>
-        </w:rPr>
-        <w:t xml:space="preserve">({'votes': </w:t>
-      </w:r>
-      <w:proofErr w:type="spellStart"/>
-      <w:r>
-        <w:rPr>
-          <w:rFonts w:ascii="Times New Roman" w:eastAsia="Times New Roman" w:hAnsi="Times New Roman" w:cs="Times New Roman"/>
-          <w:sz w:val="23"/>
-        </w:rPr>
-        <w:t>grouped_data</w:t>
-      </w:r>
-      <w:proofErr w:type="spellEnd"/>
-      <w:r>
-        <w:rPr>
-          <w:rFonts w:ascii="Times New Roman" w:eastAsia="Times New Roman" w:hAnsi="Times New Roman" w:cs="Times New Roman"/>
-          <w:sz w:val="23"/>
-        </w:rPr>
-        <w:t xml:space="preserve">}) </w:t>
+        <w:t xml:space="preserve">result = pd.DataFrame({'votes': grouped_data}) </w:t>
       </w:r>
     </w:p>
     <w:p>
@@ -8177,7 +6256,6 @@
           <w:sz w:val="23"/>
         </w:rPr>
       </w:pPr>
-      <w:proofErr w:type="gramStart"/>
       <w:r>
         <w:rPr>
           <w:rFonts w:ascii="Times New Roman" w:eastAsia="Times New Roman" w:hAnsi="Times New Roman" w:cs="Times New Roman"/>
@@ -8187,7 +6265,6 @@
         </w:rPr>
         <w:t>Output :</w:t>
       </w:r>
-      <w:proofErr w:type="gramEnd"/>
       <w:r>
         <w:rPr>
           <w:rFonts w:ascii="Times New Roman" w:eastAsia="Times New Roman" w:hAnsi="Times New Roman" w:cs="Times New Roman"/>
@@ -8200,42 +6277,18 @@
     </w:p>
     <w:p/>
     <w:p>
-      <w:proofErr w:type="spellStart"/>
-      <w:r>
-        <w:t>votes_by_</w:t>
-      </w:r>
-      <w:proofErr w:type="gramStart"/>
-      <w:r>
-        <w:t>type.plot</w:t>
-      </w:r>
-      <w:proofErr w:type="spellEnd"/>
-      <w:proofErr w:type="gramEnd"/>
-      <w:r>
-        <w:t>(kind='line', marker='o')</w:t>
-      </w:r>
-    </w:p>
-    <w:p>
-      <w:proofErr w:type="spellStart"/>
-      <w:proofErr w:type="gramStart"/>
-      <w:r>
-        <w:t>plt.title</w:t>
-      </w:r>
-      <w:proofErr w:type="spellEnd"/>
-      <w:proofErr w:type="gramEnd"/>
-      <w:r>
-        <w:t>("Votes by Restaurant Type")</w:t>
-      </w:r>
-    </w:p>
-    <w:p>
-      <w:proofErr w:type="spellStart"/>
-      <w:proofErr w:type="gramStart"/>
-      <w:r>
-        <w:t>plt.show</w:t>
-      </w:r>
-      <w:proofErr w:type="spellEnd"/>
-      <w:proofErr w:type="gramEnd"/>
-      <w:r>
-        <w:t>()</w:t>
+      <w:r>
+        <w:t>votes_by_type.plot(kind='line', marker='o')</w:t>
+      </w:r>
+    </w:p>
+    <w:p>
+      <w:r>
+        <w:t>plt.title("Votes by Restaurant Type")</w:t>
+      </w:r>
+    </w:p>
+    <w:p>
+      <w:r>
+        <w:t>plt.show()</w:t>
       </w:r>
     </w:p>
     <w:p>
@@ -8249,7 +6302,6 @@
           <w:sz w:val="23"/>
         </w:rPr>
       </w:pPr>
-      <w:proofErr w:type="gramStart"/>
       <w:r>
         <w:rPr>
           <w:rFonts w:ascii="Times New Roman" w:eastAsia="Times New Roman" w:hAnsi="Times New Roman" w:cs="Times New Roman"/>
@@ -8259,7 +6311,6 @@
         </w:rPr>
         <w:t>Output :</w:t>
       </w:r>
-      <w:proofErr w:type="gramEnd"/>
       <w:r>
         <w:rPr>
           <w:rFonts w:ascii="Times New Roman" w:eastAsia="Times New Roman" w:hAnsi="Times New Roman" w:cs="Times New Roman"/>
@@ -8332,39 +6383,12 @@
           <w:sz w:val="23"/>
         </w:rPr>
       </w:pPr>
-      <w:proofErr w:type="spellStart"/>
-      <w:proofErr w:type="gramStart"/>
-      <w:r>
-        <w:rPr>
-          <w:rFonts w:ascii="Times New Roman" w:eastAsia="Times New Roman" w:hAnsi="Times New Roman" w:cs="Times New Roman"/>
-          <w:sz w:val="23"/>
-        </w:rPr>
-        <w:t>plt.figure</w:t>
-      </w:r>
-      <w:proofErr w:type="spellEnd"/>
-      <w:proofErr w:type="gramEnd"/>
-      <w:r>
-        <w:rPr>
-          <w:rFonts w:ascii="Times New Roman" w:eastAsia="Times New Roman" w:hAnsi="Times New Roman" w:cs="Times New Roman"/>
-          <w:sz w:val="23"/>
-        </w:rPr>
-        <w:t>(</w:t>
-      </w:r>
-      <w:proofErr w:type="spellStart"/>
-      <w:r>
-        <w:rPr>
-          <w:rFonts w:ascii="Times New Roman" w:eastAsia="Times New Roman" w:hAnsi="Times New Roman" w:cs="Times New Roman"/>
-          <w:sz w:val="23"/>
-        </w:rPr>
-        <w:t>figsize</w:t>
-      </w:r>
-      <w:proofErr w:type="spellEnd"/>
-      <w:r>
-        <w:rPr>
-          <w:rFonts w:ascii="Times New Roman" w:eastAsia="Times New Roman" w:hAnsi="Times New Roman" w:cs="Times New Roman"/>
-          <w:sz w:val="23"/>
-        </w:rPr>
-        <w:t xml:space="preserve"> = (6,6)) </w:t>
+      <w:r>
+        <w:rPr>
+          <w:rFonts w:ascii="Times New Roman" w:eastAsia="Times New Roman" w:hAnsi="Times New Roman" w:cs="Times New Roman"/>
+          <w:sz w:val="23"/>
+        </w:rPr>
+        <w:t xml:space="preserve">plt.figure(figsize = (6,6)) </w:t>
       </w:r>
     </w:p>
     <w:p>
@@ -8376,55 +6400,12 @@
           <w:sz w:val="23"/>
         </w:rPr>
       </w:pPr>
-      <w:proofErr w:type="spellStart"/>
-      <w:proofErr w:type="gramStart"/>
-      <w:r>
-        <w:rPr>
-          <w:rFonts w:ascii="Times New Roman" w:eastAsia="Times New Roman" w:hAnsi="Times New Roman" w:cs="Times New Roman"/>
-          <w:sz w:val="23"/>
-        </w:rPr>
-        <w:t>sns.boxplot</w:t>
-      </w:r>
-      <w:proofErr w:type="spellEnd"/>
-      <w:proofErr w:type="gramEnd"/>
-      <w:r>
-        <w:rPr>
-          <w:rFonts w:ascii="Times New Roman" w:eastAsia="Times New Roman" w:hAnsi="Times New Roman" w:cs="Times New Roman"/>
-          <w:sz w:val="23"/>
-        </w:rPr>
-        <w:t>(x = '</w:t>
-      </w:r>
-      <w:proofErr w:type="spellStart"/>
-      <w:r>
-        <w:rPr>
-          <w:rFonts w:ascii="Times New Roman" w:eastAsia="Times New Roman" w:hAnsi="Times New Roman" w:cs="Times New Roman"/>
-          <w:sz w:val="23"/>
-        </w:rPr>
-        <w:t>online_order</w:t>
-      </w:r>
-      <w:proofErr w:type="spellEnd"/>
-      <w:r>
-        <w:rPr>
-          <w:rFonts w:ascii="Times New Roman" w:eastAsia="Times New Roman" w:hAnsi="Times New Roman" w:cs="Times New Roman"/>
-          <w:sz w:val="23"/>
-        </w:rPr>
-        <w:t xml:space="preserve">', y = 'rate', data = </w:t>
-      </w:r>
-      <w:proofErr w:type="spellStart"/>
-      <w:r>
-        <w:rPr>
-          <w:rFonts w:ascii="Times New Roman" w:eastAsia="Times New Roman" w:hAnsi="Times New Roman" w:cs="Times New Roman"/>
-          <w:sz w:val="23"/>
-        </w:rPr>
-        <w:t>dataframe</w:t>
-      </w:r>
-      <w:proofErr w:type="spellEnd"/>
-      <w:r>
-        <w:rPr>
-          <w:rFonts w:ascii="Times New Roman" w:eastAsia="Times New Roman" w:hAnsi="Times New Roman" w:cs="Times New Roman"/>
-          <w:sz w:val="23"/>
-        </w:rPr>
-        <w:t xml:space="preserve">) </w:t>
+      <w:r>
+        <w:rPr>
+          <w:rFonts w:ascii="Times New Roman" w:eastAsia="Times New Roman" w:hAnsi="Times New Roman" w:cs="Times New Roman"/>
+          <w:sz w:val="23"/>
+        </w:rPr>
+        <w:t xml:space="preserve">sns.boxplot(x = 'online_order', y = 'rate', data = dataframe) </w:t>
       </w:r>
     </w:p>
     <w:p>
@@ -8432,23 +6413,12 @@
         <w:spacing w:after="7" w:line="270" w:lineRule="auto"/>
         <w:ind w:left="-5" w:right="1431" w:hanging="10"/>
       </w:pPr>
-      <w:proofErr w:type="spellStart"/>
-      <w:proofErr w:type="gramStart"/>
-      <w:r>
-        <w:rPr>
-          <w:rFonts w:ascii="Times New Roman" w:eastAsia="Times New Roman" w:hAnsi="Times New Roman" w:cs="Times New Roman"/>
-          <w:sz w:val="23"/>
-        </w:rPr>
-        <w:t>plt.show</w:t>
-      </w:r>
-      <w:proofErr w:type="spellEnd"/>
-      <w:proofErr w:type="gramEnd"/>
-      <w:r>
-        <w:rPr>
-          <w:rFonts w:ascii="Times New Roman" w:eastAsia="Times New Roman" w:hAnsi="Times New Roman" w:cs="Times New Roman"/>
-          <w:sz w:val="23"/>
-        </w:rPr>
-        <w:t xml:space="preserve">() </w:t>
+      <w:r>
+        <w:rPr>
+          <w:rFonts w:ascii="Times New Roman" w:eastAsia="Times New Roman" w:hAnsi="Times New Roman" w:cs="Times New Roman"/>
+          <w:sz w:val="23"/>
+        </w:rPr>
+        <w:t xml:space="preserve">plt.show() </w:t>
       </w:r>
     </w:p>
     <w:p>
@@ -8470,7 +6440,6 @@
           <w:sz w:val="23"/>
         </w:rPr>
       </w:pPr>
-      <w:proofErr w:type="gramStart"/>
       <w:r>
         <w:rPr>
           <w:rFonts w:ascii="Times New Roman" w:eastAsia="Times New Roman" w:hAnsi="Times New Roman" w:cs="Times New Roman"/>
@@ -8480,7 +6449,6 @@
         </w:rPr>
         <w:t>Output :</w:t>
       </w:r>
-      <w:proofErr w:type="gramEnd"/>
       <w:r>
         <w:rPr>
           <w:rFonts w:ascii="Times New Roman" w:eastAsia="Times New Roman" w:hAnsi="Times New Roman" w:cs="Times New Roman"/>
@@ -8588,261 +6556,12 @@
           <w:sz w:val="23"/>
         </w:rPr>
       </w:pPr>
-      <w:proofErr w:type="spellStart"/>
-      <w:r>
-        <w:rPr>
-          <w:rFonts w:ascii="Times New Roman" w:eastAsia="Times New Roman" w:hAnsi="Times New Roman" w:cs="Times New Roman"/>
-          <w:sz w:val="23"/>
-        </w:rPr>
-        <w:t>pivot_table</w:t>
-      </w:r>
-      <w:proofErr w:type="spellEnd"/>
-      <w:r>
-        <w:rPr>
-          <w:rFonts w:ascii="Times New Roman" w:eastAsia="Times New Roman" w:hAnsi="Times New Roman" w:cs="Times New Roman"/>
-          <w:sz w:val="23"/>
-        </w:rPr>
-        <w:t xml:space="preserve"> = </w:t>
-      </w:r>
-      <w:proofErr w:type="spellStart"/>
-      <w:r>
-        <w:rPr>
-          <w:rFonts w:ascii="Times New Roman" w:eastAsia="Times New Roman" w:hAnsi="Times New Roman" w:cs="Times New Roman"/>
-          <w:sz w:val="23"/>
-        </w:rPr>
-        <w:t>dataframe.pivot_table</w:t>
-      </w:r>
-      <w:proofErr w:type="spellEnd"/>
-      <w:r>
-        <w:rPr>
-          <w:rFonts w:ascii="Times New Roman" w:eastAsia="Times New Roman" w:hAnsi="Times New Roman" w:cs="Times New Roman"/>
-          <w:sz w:val="23"/>
-        </w:rPr>
-        <w:t>(index='</w:t>
-      </w:r>
-      <w:proofErr w:type="spellStart"/>
-      <w:r>
-        <w:rPr>
-          <w:rFonts w:ascii="Times New Roman" w:eastAsia="Times New Roman" w:hAnsi="Times New Roman" w:cs="Times New Roman"/>
-          <w:sz w:val="23"/>
-        </w:rPr>
-        <w:t>listed_in</w:t>
-      </w:r>
-      <w:proofErr w:type="spellEnd"/>
-      <w:r>
-        <w:rPr>
-          <w:rFonts w:ascii="Times New Roman" w:eastAsia="Times New Roman" w:hAnsi="Times New Roman" w:cs="Times New Roman"/>
-          <w:sz w:val="23"/>
-        </w:rPr>
-        <w:t>(type)', columns='</w:t>
-      </w:r>
-      <w:proofErr w:type="spellStart"/>
-      <w:r>
-        <w:rPr>
-          <w:rFonts w:ascii="Times New Roman" w:eastAsia="Times New Roman" w:hAnsi="Times New Roman" w:cs="Times New Roman"/>
-          <w:sz w:val="23"/>
-        </w:rPr>
-        <w:t>online_order</w:t>
-      </w:r>
-      <w:proofErr w:type="spellEnd"/>
-      <w:r>
-        <w:rPr>
-          <w:rFonts w:ascii="Times New Roman" w:eastAsia="Times New Roman" w:hAnsi="Times New Roman" w:cs="Times New Roman"/>
-          <w:sz w:val="23"/>
-        </w:rPr>
-        <w:t xml:space="preserve">', </w:t>
-      </w:r>
-      <w:proofErr w:type="spellStart"/>
-      <w:r>
-        <w:rPr>
-          <w:rFonts w:ascii="Times New Roman" w:eastAsia="Times New Roman" w:hAnsi="Times New Roman" w:cs="Times New Roman"/>
-          <w:sz w:val="23"/>
-        </w:rPr>
-        <w:t>aggfunc</w:t>
-      </w:r>
-      <w:proofErr w:type="spellEnd"/>
-      <w:r>
-        <w:rPr>
-          <w:rFonts w:ascii="Times New Roman" w:eastAsia="Times New Roman" w:hAnsi="Times New Roman" w:cs="Times New Roman"/>
-          <w:sz w:val="23"/>
-        </w:rPr>
-        <w:t xml:space="preserve">='size', </w:t>
-      </w:r>
-      <w:proofErr w:type="spellStart"/>
-      <w:r>
-        <w:rPr>
-          <w:rFonts w:ascii="Times New Roman" w:eastAsia="Times New Roman" w:hAnsi="Times New Roman" w:cs="Times New Roman"/>
-          <w:sz w:val="23"/>
-        </w:rPr>
-        <w:t>fill_value</w:t>
-      </w:r>
-      <w:proofErr w:type="spellEnd"/>
-      <w:r>
-        <w:rPr>
-          <w:rFonts w:ascii="Times New Roman" w:eastAsia="Times New Roman" w:hAnsi="Times New Roman" w:cs="Times New Roman"/>
-          <w:sz w:val="23"/>
-        </w:rPr>
-        <w:t xml:space="preserve">=0) </w:t>
-      </w:r>
-      <w:proofErr w:type="spellStart"/>
-      <w:r>
-        <w:rPr>
-          <w:rFonts w:ascii="Times New Roman" w:eastAsia="Times New Roman" w:hAnsi="Times New Roman" w:cs="Times New Roman"/>
-          <w:sz w:val="23"/>
-        </w:rPr>
-        <w:t>sns.heatmap</w:t>
-      </w:r>
-      <w:proofErr w:type="spellEnd"/>
-      <w:r>
-        <w:rPr>
-          <w:rFonts w:ascii="Times New Roman" w:eastAsia="Times New Roman" w:hAnsi="Times New Roman" w:cs="Times New Roman"/>
-          <w:sz w:val="23"/>
-        </w:rPr>
-        <w:t>(</w:t>
-      </w:r>
-      <w:proofErr w:type="spellStart"/>
-      <w:r>
-        <w:rPr>
-          <w:rFonts w:ascii="Times New Roman" w:eastAsia="Times New Roman" w:hAnsi="Times New Roman" w:cs="Times New Roman"/>
-          <w:sz w:val="23"/>
-        </w:rPr>
-        <w:t>pivot_table</w:t>
-      </w:r>
-      <w:proofErr w:type="spellEnd"/>
-      <w:r>
-        <w:rPr>
-          <w:rFonts w:ascii="Times New Roman" w:eastAsia="Times New Roman" w:hAnsi="Times New Roman" w:cs="Times New Roman"/>
-          <w:sz w:val="23"/>
-        </w:rPr>
-        <w:t xml:space="preserve">, </w:t>
-      </w:r>
-      <w:proofErr w:type="spellStart"/>
-      <w:r>
-        <w:rPr>
-          <w:rFonts w:ascii="Times New Roman" w:eastAsia="Times New Roman" w:hAnsi="Times New Roman" w:cs="Times New Roman"/>
-          <w:sz w:val="23"/>
-        </w:rPr>
-        <w:t>annot</w:t>
-      </w:r>
-      <w:proofErr w:type="spellEnd"/>
-      <w:r>
-        <w:rPr>
-          <w:rFonts w:ascii="Times New Roman" w:eastAsia="Times New Roman" w:hAnsi="Times New Roman" w:cs="Times New Roman"/>
-          <w:sz w:val="23"/>
-        </w:rPr>
-        <w:t xml:space="preserve">=True, </w:t>
-      </w:r>
-      <w:proofErr w:type="spellStart"/>
-      <w:r>
-        <w:rPr>
-          <w:rFonts w:ascii="Times New Roman" w:eastAsia="Times New Roman" w:hAnsi="Times New Roman" w:cs="Times New Roman"/>
-          <w:sz w:val="23"/>
-        </w:rPr>
-        <w:t>cmap</w:t>
-      </w:r>
-      <w:proofErr w:type="spellEnd"/>
-      <w:r>
-        <w:rPr>
-          <w:rFonts w:ascii="Times New Roman" w:eastAsia="Times New Roman" w:hAnsi="Times New Roman" w:cs="Times New Roman"/>
-          <w:sz w:val="23"/>
-        </w:rPr>
-        <w:t>='</w:t>
-      </w:r>
-      <w:proofErr w:type="spellStart"/>
-      <w:r>
-        <w:rPr>
-          <w:rFonts w:ascii="Times New Roman" w:eastAsia="Times New Roman" w:hAnsi="Times New Roman" w:cs="Times New Roman"/>
-          <w:sz w:val="23"/>
-        </w:rPr>
-        <w:t>YlGnBu</w:t>
-      </w:r>
-      <w:proofErr w:type="spellEnd"/>
-      <w:r>
-        <w:rPr>
-          <w:rFonts w:ascii="Times New Roman" w:eastAsia="Times New Roman" w:hAnsi="Times New Roman" w:cs="Times New Roman"/>
-          <w:sz w:val="23"/>
-        </w:rPr>
-        <w:t xml:space="preserve">', </w:t>
-      </w:r>
-      <w:proofErr w:type="spellStart"/>
-      <w:r>
-        <w:rPr>
-          <w:rFonts w:ascii="Times New Roman" w:eastAsia="Times New Roman" w:hAnsi="Times New Roman" w:cs="Times New Roman"/>
-          <w:sz w:val="23"/>
-        </w:rPr>
-        <w:t>fmt</w:t>
-      </w:r>
-      <w:proofErr w:type="spellEnd"/>
-      <w:r>
-        <w:rPr>
-          <w:rFonts w:ascii="Times New Roman" w:eastAsia="Times New Roman" w:hAnsi="Times New Roman" w:cs="Times New Roman"/>
-          <w:sz w:val="23"/>
-        </w:rPr>
-        <w:t xml:space="preserve">='d') </w:t>
-      </w:r>
-      <w:proofErr w:type="spellStart"/>
-      <w:r>
-        <w:rPr>
-          <w:rFonts w:ascii="Times New Roman" w:eastAsia="Times New Roman" w:hAnsi="Times New Roman" w:cs="Times New Roman"/>
-          <w:sz w:val="23"/>
-        </w:rPr>
-        <w:t>plt.title</w:t>
-      </w:r>
-      <w:proofErr w:type="spellEnd"/>
-      <w:r>
-        <w:rPr>
-          <w:rFonts w:ascii="Times New Roman" w:eastAsia="Times New Roman" w:hAnsi="Times New Roman" w:cs="Times New Roman"/>
-          <w:sz w:val="23"/>
-        </w:rPr>
-        <w:t xml:space="preserve">('Heatmap') </w:t>
-      </w:r>
-      <w:proofErr w:type="spellStart"/>
-      <w:r>
-        <w:rPr>
-          <w:rFonts w:ascii="Times New Roman" w:eastAsia="Times New Roman" w:hAnsi="Times New Roman" w:cs="Times New Roman"/>
-          <w:sz w:val="23"/>
-        </w:rPr>
-        <w:t>plt.xlabel</w:t>
-      </w:r>
-      <w:proofErr w:type="spellEnd"/>
-      <w:r>
-        <w:rPr>
-          <w:rFonts w:ascii="Times New Roman" w:eastAsia="Times New Roman" w:hAnsi="Times New Roman" w:cs="Times New Roman"/>
-          <w:sz w:val="23"/>
-        </w:rPr>
-        <w:t xml:space="preserve">('Online Order') </w:t>
-      </w:r>
-      <w:proofErr w:type="spellStart"/>
-      <w:r>
-        <w:rPr>
-          <w:rFonts w:ascii="Times New Roman" w:eastAsia="Times New Roman" w:hAnsi="Times New Roman" w:cs="Times New Roman"/>
-          <w:sz w:val="23"/>
-        </w:rPr>
-        <w:t>plt.ylabel</w:t>
-      </w:r>
-      <w:proofErr w:type="spellEnd"/>
-      <w:r>
-        <w:rPr>
-          <w:rFonts w:ascii="Times New Roman" w:eastAsia="Times New Roman" w:hAnsi="Times New Roman" w:cs="Times New Roman"/>
-          <w:sz w:val="23"/>
-        </w:rPr>
-        <w:t xml:space="preserve">('Listed In (Type)') </w:t>
-      </w:r>
-      <w:proofErr w:type="spellStart"/>
-      <w:r>
-        <w:rPr>
-          <w:rFonts w:ascii="Times New Roman" w:eastAsia="Times New Roman" w:hAnsi="Times New Roman" w:cs="Times New Roman"/>
-          <w:sz w:val="23"/>
-        </w:rPr>
-        <w:t>plt.show</w:t>
-      </w:r>
-      <w:proofErr w:type="spellEnd"/>
-      <w:r>
-        <w:rPr>
-          <w:rFonts w:ascii="Times New Roman" w:eastAsia="Times New Roman" w:hAnsi="Times New Roman" w:cs="Times New Roman"/>
-          <w:sz w:val="23"/>
-        </w:rPr>
-        <w:t>()</w:t>
+      <w:r>
+        <w:rPr>
+          <w:rFonts w:ascii="Times New Roman" w:eastAsia="Times New Roman" w:hAnsi="Times New Roman" w:cs="Times New Roman"/>
+          <w:sz w:val="23"/>
+        </w:rPr>
+        <w:t>pivot_table = dataframe.pivot_table(index='listed_in(type)', columns='online_order', aggfunc='size', fill_value=0) sns.heatmap(pivot_table, annot=True, cmap='YlGnBu', fmt='d') plt.title('Heatmap') plt.xlabel('Online Order') plt.ylabel('Listed In (Type)') plt.show()</w:t>
       </w:r>
     </w:p>
     <w:p>
@@ -8856,7 +6575,6 @@
           <w:sz w:val="23"/>
         </w:rPr>
       </w:pPr>
-      <w:proofErr w:type="gramStart"/>
       <w:r>
         <w:rPr>
           <w:rFonts w:ascii="Times New Roman" w:eastAsia="Times New Roman" w:hAnsi="Times New Roman" w:cs="Times New Roman"/>
@@ -8866,7 +6584,6 @@
         </w:rPr>
         <w:t>Output :</w:t>
       </w:r>
-      <w:proofErr w:type="gramEnd"/>
       <w:r>
         <w:rPr>
           <w:rFonts w:ascii="Times New Roman" w:eastAsia="Times New Roman" w:hAnsi="Times New Roman" w:cs="Times New Roman"/>
@@ -8887,100 +6604,17 @@
     </w:p>
     <w:p>
       <w:r>
-        <w:t xml:space="preserve">pivot = </w:t>
-      </w:r>
-      <w:proofErr w:type="spellStart"/>
-      <w:proofErr w:type="gramStart"/>
-      <w:r>
-        <w:t>df.pivot</w:t>
-      </w:r>
-      <w:proofErr w:type="gramEnd"/>
-      <w:r>
-        <w:t>_table</w:t>
-      </w:r>
-      <w:proofErr w:type="spellEnd"/>
-      <w:r>
-        <w:t>(index='</w:t>
-      </w:r>
-      <w:proofErr w:type="spellStart"/>
-      <w:r>
-        <w:t>listed_in</w:t>
-      </w:r>
-      <w:proofErr w:type="spellEnd"/>
-      <w:r>
-        <w:t>(type)', columns='</w:t>
-      </w:r>
-      <w:proofErr w:type="spellStart"/>
-      <w:r>
-        <w:t>online_order</w:t>
-      </w:r>
-      <w:proofErr w:type="spellEnd"/>
-      <w:r>
-        <w:t xml:space="preserve">', </w:t>
-      </w:r>
-      <w:proofErr w:type="spellStart"/>
-      <w:r>
-        <w:t>aggfunc</w:t>
-      </w:r>
-      <w:proofErr w:type="spellEnd"/>
-      <w:r>
-        <w:t xml:space="preserve">='size', </w:t>
-      </w:r>
-      <w:proofErr w:type="spellStart"/>
-      <w:r>
-        <w:t>fill_value</w:t>
-      </w:r>
-      <w:proofErr w:type="spellEnd"/>
-      <w:r>
-        <w:t>=0)</w:t>
-      </w:r>
-    </w:p>
-    <w:p>
-      <w:proofErr w:type="spellStart"/>
-      <w:proofErr w:type="gramStart"/>
-      <w:r>
-        <w:t>sns.heatmap</w:t>
-      </w:r>
-      <w:proofErr w:type="spellEnd"/>
-      <w:proofErr w:type="gramEnd"/>
-      <w:r>
-        <w:t xml:space="preserve">(pivot, </w:t>
-      </w:r>
-      <w:proofErr w:type="spellStart"/>
-      <w:r>
-        <w:t>annot</w:t>
-      </w:r>
-      <w:proofErr w:type="spellEnd"/>
-      <w:r>
-        <w:t xml:space="preserve">=True, </w:t>
-      </w:r>
-      <w:proofErr w:type="spellStart"/>
-      <w:r>
-        <w:t>cmap</w:t>
-      </w:r>
-      <w:proofErr w:type="spellEnd"/>
-      <w:r>
-        <w:t>='</w:t>
-      </w:r>
-      <w:proofErr w:type="spellStart"/>
-      <w:r>
-        <w:t>YlGnBu</w:t>
-      </w:r>
-      <w:proofErr w:type="spellEnd"/>
-      <w:r>
-        <w:t>')</w:t>
-      </w:r>
-    </w:p>
-    <w:p>
-      <w:proofErr w:type="spellStart"/>
-      <w:proofErr w:type="gramStart"/>
-      <w:r>
-        <w:t>plt.show</w:t>
-      </w:r>
-      <w:proofErr w:type="spellEnd"/>
-      <w:proofErr w:type="gramEnd"/>
-      <w:r>
-        <w:t>()</w:t>
+        <w:t>pivot = df.pivot_table(index='listed_in(type)', columns='online_order', aggfunc='size', fill_value=0)</w:t>
+      </w:r>
+    </w:p>
+    <w:p>
+      <w:r>
+        <w:t>sns.heatmap(pivot, annot=True, cmap='YlGnBu')</w:t>
+      </w:r>
+    </w:p>
+    <w:p>
+      <w:r>
+        <w:t>plt.show()</w:t>
       </w:r>
     </w:p>
     <w:p>
@@ -8994,7 +6628,6 @@
           <w:sz w:val="23"/>
         </w:rPr>
       </w:pPr>
-      <w:proofErr w:type="gramStart"/>
       <w:r>
         <w:rPr>
           <w:rFonts w:ascii="Times New Roman" w:eastAsia="Times New Roman" w:hAnsi="Times New Roman" w:cs="Times New Roman"/>
@@ -9004,7 +6637,6 @@
         </w:rPr>
         <w:t>Output :</w:t>
       </w:r>
-      <w:proofErr w:type="gramEnd"/>
       <w:r>
         <w:rPr>
           <w:rFonts w:ascii="Times New Roman" w:eastAsia="Times New Roman" w:hAnsi="Times New Roman" w:cs="Times New Roman"/>
@@ -9124,21 +6756,8 @@
           <w:numId w:val="6"/>
         </w:numPr>
       </w:pPr>
-      <w:proofErr w:type="spellStart"/>
-      <w:r>
-        <w:t>approx_</w:t>
-      </w:r>
-      <w:proofErr w:type="gramStart"/>
-      <w:r>
-        <w:t>cost</w:t>
-      </w:r>
-      <w:proofErr w:type="spellEnd"/>
-      <w:r>
-        <w:t>(</w:t>
-      </w:r>
-      <w:proofErr w:type="gramEnd"/>
-      <w:r>
-        <w:t>for two people)</w:t>
+      <w:r>
+        <w:t>approx_cost(for two people)</w:t>
       </w:r>
     </w:p>
     <w:p>
@@ -9148,108 +6767,24 @@
           <w:numId w:val="6"/>
         </w:numPr>
       </w:pPr>
-      <w:proofErr w:type="spellStart"/>
       <w:r>
         <w:t>online_order</w:t>
       </w:r>
-      <w:proofErr w:type="spellEnd"/>
-    </w:p>
-    <w:p>
-      <w:proofErr w:type="spellStart"/>
-      <w:r>
-        <w:t>df</w:t>
-      </w:r>
-      <w:proofErr w:type="spellEnd"/>
-      <w:r>
-        <w:t>['</w:t>
-      </w:r>
-      <w:proofErr w:type="spellStart"/>
-      <w:r>
-        <w:t>online_order</w:t>
-      </w:r>
-      <w:proofErr w:type="spellEnd"/>
-      <w:r>
-        <w:t xml:space="preserve">'] = </w:t>
-      </w:r>
-      <w:proofErr w:type="spellStart"/>
-      <w:r>
-        <w:t>df</w:t>
-      </w:r>
-      <w:proofErr w:type="spellEnd"/>
-      <w:r>
-        <w:t>['</w:t>
-      </w:r>
-      <w:proofErr w:type="spellStart"/>
-      <w:r>
-        <w:t>online_order</w:t>
-      </w:r>
-      <w:proofErr w:type="spellEnd"/>
-      <w:r>
-        <w:t>'</w:t>
-      </w:r>
-      <w:proofErr w:type="gramStart"/>
-      <w:r>
-        <w:t>].map</w:t>
-      </w:r>
-      <w:proofErr w:type="gramEnd"/>
-      <w:r>
-        <w:t>({'Yes':1, 'No':0})</w:t>
+    </w:p>
+    <w:p>
+      <w:r>
+        <w:t>df['online_order'] = df['online_order'].map({'Yes':1, 'No':0})</w:t>
       </w:r>
     </w:p>
     <w:p/>
     <w:p>
       <w:r>
-        <w:t xml:space="preserve">X = </w:t>
-      </w:r>
-      <w:proofErr w:type="spellStart"/>
-      <w:proofErr w:type="gramStart"/>
-      <w:r>
-        <w:t>df</w:t>
-      </w:r>
-      <w:proofErr w:type="spellEnd"/>
-      <w:r>
-        <w:t>[</w:t>
-      </w:r>
-      <w:proofErr w:type="gramEnd"/>
-      <w:r>
-        <w:t>['votes', '</w:t>
-      </w:r>
-      <w:proofErr w:type="spellStart"/>
-      <w:r>
-        <w:t>approx_</w:t>
-      </w:r>
-      <w:proofErr w:type="gramStart"/>
-      <w:r>
-        <w:t>cost</w:t>
-      </w:r>
-      <w:proofErr w:type="spellEnd"/>
-      <w:r>
-        <w:t>(</w:t>
-      </w:r>
-      <w:proofErr w:type="gramEnd"/>
-      <w:r>
-        <w:t>for two people)', '</w:t>
-      </w:r>
-      <w:proofErr w:type="spellStart"/>
-      <w:r>
-        <w:t>online_order</w:t>
-      </w:r>
-      <w:proofErr w:type="spellEnd"/>
-      <w:r>
-        <w:t>']]</w:t>
-      </w:r>
-    </w:p>
-    <w:p>
-      <w:r>
-        <w:t xml:space="preserve">y = </w:t>
-      </w:r>
-      <w:proofErr w:type="spellStart"/>
-      <w:r>
-        <w:t>df</w:t>
-      </w:r>
-      <w:proofErr w:type="spellEnd"/>
-      <w:r>
-        <w:t>['rate']</w:t>
+        <w:t>X = df[['votes', 'approx_cost(for two people)', 'online_order']]</w:t>
+      </w:r>
+    </w:p>
+    <w:p>
+      <w:r>
+        <w:t>y = df['rate']</w:t>
       </w:r>
     </w:p>
     <w:p/>
@@ -9264,7 +6799,6 @@
           <w:sz w:val="23"/>
         </w:rPr>
       </w:pPr>
-      <w:proofErr w:type="gramStart"/>
       <w:r>
         <w:rPr>
           <w:rFonts w:ascii="Times New Roman" w:eastAsia="Times New Roman" w:hAnsi="Times New Roman" w:cs="Times New Roman"/>
@@ -9274,7 +6808,6 @@
         </w:rPr>
         <w:t>Output :</w:t>
       </w:r>
-      <w:proofErr w:type="gramEnd"/>
       <w:r>
         <w:rPr>
           <w:rFonts w:ascii="Times New Roman" w:eastAsia="Times New Roman" w:hAnsi="Times New Roman" w:cs="Times New Roman"/>
@@ -9304,101 +6837,17 @@
     </w:p>
     <w:p>
       <w:r>
-        <w:t xml:space="preserve">from </w:t>
-      </w:r>
-      <w:proofErr w:type="spellStart"/>
-      <w:proofErr w:type="gramStart"/>
-      <w:r>
-        <w:t>sklearn.model</w:t>
-      </w:r>
-      <w:proofErr w:type="gramEnd"/>
-      <w:r>
-        <w:t>_selection</w:t>
-      </w:r>
-      <w:proofErr w:type="spellEnd"/>
-      <w:r>
-        <w:t xml:space="preserve"> import </w:t>
-      </w:r>
-      <w:proofErr w:type="spellStart"/>
-      <w:r>
-        <w:t>train_test_split</w:t>
-      </w:r>
-      <w:proofErr w:type="spellEnd"/>
-    </w:p>
-    <w:p>
-      <w:proofErr w:type="spellStart"/>
-      <w:r>
-        <w:t>X_train</w:t>
-      </w:r>
-      <w:proofErr w:type="spellEnd"/>
-      <w:r>
-        <w:t xml:space="preserve">, </w:t>
-      </w:r>
-      <w:proofErr w:type="spellStart"/>
-      <w:r>
-        <w:t>X_test</w:t>
-      </w:r>
-      <w:proofErr w:type="spellEnd"/>
-      <w:r>
-        <w:t xml:space="preserve">, </w:t>
-      </w:r>
-      <w:proofErr w:type="spellStart"/>
-      <w:r>
-        <w:t>y_train</w:t>
-      </w:r>
-      <w:proofErr w:type="spellEnd"/>
-      <w:r>
-        <w:t xml:space="preserve">, </w:t>
-      </w:r>
-      <w:proofErr w:type="spellStart"/>
-      <w:r>
-        <w:t>y_test</w:t>
-      </w:r>
-      <w:proofErr w:type="spellEnd"/>
-      <w:r>
-        <w:t xml:space="preserve"> = </w:t>
-      </w:r>
-      <w:proofErr w:type="spellStart"/>
-      <w:r>
-        <w:t>train_test_</w:t>
-      </w:r>
-      <w:proofErr w:type="gramStart"/>
-      <w:r>
-        <w:t>split</w:t>
-      </w:r>
-      <w:proofErr w:type="spellEnd"/>
-      <w:r>
-        <w:t>(</w:t>
-      </w:r>
-      <w:proofErr w:type="gramEnd"/>
-      <w:r>
-        <w:t xml:space="preserve">X, y, </w:t>
-      </w:r>
-      <w:proofErr w:type="spellStart"/>
-      <w:r>
-        <w:t>test_size</w:t>
-      </w:r>
-      <w:proofErr w:type="spellEnd"/>
-      <w:r>
-        <w:t xml:space="preserve">=0.3, </w:t>
-      </w:r>
-      <w:proofErr w:type="spellStart"/>
-      <w:r>
-        <w:t>random_state</w:t>
-      </w:r>
-      <w:proofErr w:type="spellEnd"/>
-      <w:r>
-        <w:t>=42)</w:t>
-      </w:r>
-    </w:p>
-    <w:p>
-      <w:proofErr w:type="gramStart"/>
-      <w:r>
-        <w:t>Print(</w:t>
-      </w:r>
-      <w:proofErr w:type="gramEnd"/>
-      <w:r>
-        <w:t>“Train Test Split Successful”)</w:t>
+        <w:t>from sklearn.model_selection import train_test_split</w:t>
+      </w:r>
+    </w:p>
+    <w:p>
+      <w:r>
+        <w:t>X_train, X_test, y_train, y_test = train_test_split(X, y, test_size=0.3, random_state=42)</w:t>
+      </w:r>
+    </w:p>
+    <w:p>
+      <w:r>
+        <w:t>Print(“Train Test Split Successful”)</w:t>
       </w:r>
     </w:p>
     <w:p>
@@ -9412,7 +6861,6 @@
           <w:sz w:val="23"/>
         </w:rPr>
       </w:pPr>
-      <w:proofErr w:type="gramStart"/>
       <w:r>
         <w:rPr>
           <w:rFonts w:ascii="Times New Roman" w:eastAsia="Times New Roman" w:hAnsi="Times New Roman" w:cs="Times New Roman"/>
@@ -9422,7 +6870,6 @@
         </w:rPr>
         <w:t>Output :</w:t>
       </w:r>
-      <w:proofErr w:type="gramEnd"/>
       <w:r>
         <w:rPr>
           <w:rFonts w:ascii="Times New Roman" w:eastAsia="Times New Roman" w:hAnsi="Times New Roman" w:cs="Times New Roman"/>
@@ -9467,100 +6914,23 @@
     </w:p>
     <w:p>
       <w:r>
-        <w:t xml:space="preserve">from </w:t>
-      </w:r>
-      <w:proofErr w:type="spellStart"/>
-      <w:proofErr w:type="gramStart"/>
-      <w:r>
-        <w:t>sklearn.linear</w:t>
-      </w:r>
-      <w:proofErr w:type="gramEnd"/>
-      <w:r>
-        <w:t>_model</w:t>
-      </w:r>
-      <w:proofErr w:type="spellEnd"/>
-      <w:r>
-        <w:t xml:space="preserve"> import </w:t>
-      </w:r>
-      <w:proofErr w:type="spellStart"/>
-      <w:r>
-        <w:t>LinearRegression</w:t>
-      </w:r>
-      <w:proofErr w:type="spellEnd"/>
+        <w:t>from sklearn.linear_model import LinearRegression</w:t>
+      </w:r>
     </w:p>
     <w:p/>
     <w:p>
       <w:r>
-        <w:t xml:space="preserve">model = </w:t>
-      </w:r>
-      <w:proofErr w:type="spellStart"/>
-      <w:proofErr w:type="gramStart"/>
-      <w:r>
-        <w:t>LinearRegression</w:t>
-      </w:r>
-      <w:proofErr w:type="spellEnd"/>
-      <w:r>
-        <w:t>(</w:t>
-      </w:r>
-      <w:proofErr w:type="gramEnd"/>
-      <w:r>
-        <w:t>)</w:t>
-      </w:r>
-    </w:p>
-    <w:p>
-      <w:proofErr w:type="spellStart"/>
-      <w:proofErr w:type="gramStart"/>
-      <w:r>
-        <w:t>model.fit</w:t>
-      </w:r>
-      <w:proofErr w:type="spellEnd"/>
-      <w:r>
-        <w:t>(</w:t>
-      </w:r>
-      <w:proofErr w:type="spellStart"/>
-      <w:proofErr w:type="gramEnd"/>
-      <w:r>
-        <w:t>X_train</w:t>
-      </w:r>
-      <w:proofErr w:type="spellEnd"/>
-      <w:r>
-        <w:t xml:space="preserve">, </w:t>
-      </w:r>
-      <w:proofErr w:type="spellStart"/>
-      <w:r>
-        <w:t>y_train</w:t>
-      </w:r>
-      <w:proofErr w:type="spellEnd"/>
-      <w:r>
-        <w:t>)</w:t>
-      </w:r>
-    </w:p>
-    <w:p>
-      <w:proofErr w:type="spellStart"/>
-      <w:r>
-        <w:t>y_pred</w:t>
-      </w:r>
-      <w:proofErr w:type="spellEnd"/>
-      <w:r>
-        <w:t xml:space="preserve"> = </w:t>
-      </w:r>
-      <w:proofErr w:type="spellStart"/>
-      <w:proofErr w:type="gramStart"/>
-      <w:r>
-        <w:t>model.predict</w:t>
-      </w:r>
-      <w:proofErr w:type="spellEnd"/>
-      <w:proofErr w:type="gramEnd"/>
-      <w:r>
-        <w:t>(</w:t>
-      </w:r>
-      <w:proofErr w:type="spellStart"/>
-      <w:r>
-        <w:t>X_test</w:t>
-      </w:r>
-      <w:proofErr w:type="spellEnd"/>
-      <w:r>
-        <w:t>)</w:t>
+        <w:t>model = LinearRegression()</w:t>
+      </w:r>
+    </w:p>
+    <w:p>
+      <w:r>
+        <w:t>model.fit(X_train, y_train)</w:t>
+      </w:r>
+    </w:p>
+    <w:p>
+      <w:r>
+        <w:t>y_pred = model.predict(X_test)</w:t>
       </w:r>
     </w:p>
     <w:p/>
@@ -9575,7 +6945,6 @@
           <w:sz w:val="23"/>
         </w:rPr>
       </w:pPr>
-      <w:proofErr w:type="gramStart"/>
       <w:r>
         <w:rPr>
           <w:rFonts w:ascii="Times New Roman" w:eastAsia="Times New Roman" w:hAnsi="Times New Roman" w:cs="Times New Roman"/>
@@ -9585,7 +6954,6 @@
         </w:rPr>
         <w:t>Output :</w:t>
       </w:r>
-      <w:proofErr w:type="gramEnd"/>
       <w:r>
         <w:rPr>
           <w:rFonts w:ascii="Times New Roman" w:eastAsia="Times New Roman" w:hAnsi="Times New Roman" w:cs="Times New Roman"/>
@@ -9630,185 +6998,39 @@
     </w:p>
     <w:p>
       <w:r>
-        <w:t xml:space="preserve">from </w:t>
-      </w:r>
-      <w:proofErr w:type="spellStart"/>
-      <w:proofErr w:type="gramStart"/>
-      <w:r>
-        <w:t>sklearn.metrics</w:t>
-      </w:r>
-      <w:proofErr w:type="spellEnd"/>
-      <w:proofErr w:type="gramEnd"/>
-      <w:r>
-        <w:t xml:space="preserve"> import </w:t>
-      </w:r>
-      <w:proofErr w:type="spellStart"/>
-      <w:r>
-        <w:t>mean_squared_error</w:t>
-      </w:r>
-      <w:proofErr w:type="spellEnd"/>
-      <w:r>
-        <w:t xml:space="preserve">, </w:t>
-      </w:r>
-      <w:proofErr w:type="spellStart"/>
-      <w:r>
-        <w:t>mean_absolute_error</w:t>
-      </w:r>
-      <w:proofErr w:type="spellEnd"/>
-      <w:r>
-        <w:t>, r2_score</w:t>
+        <w:t>from sklearn.metrics import mean_squared_error, mean_absolute_error, r2_score</w:t>
       </w:r>
     </w:p>
     <w:p/>
     <w:p>
-      <w:proofErr w:type="spellStart"/>
-      <w:r>
-        <w:t>mse</w:t>
-      </w:r>
-      <w:proofErr w:type="spellEnd"/>
-      <w:r>
-        <w:t xml:space="preserve"> = </w:t>
-      </w:r>
-      <w:proofErr w:type="spellStart"/>
-      <w:r>
-        <w:t>mean_squared_</w:t>
-      </w:r>
-      <w:proofErr w:type="gramStart"/>
-      <w:r>
-        <w:t>error</w:t>
-      </w:r>
-      <w:proofErr w:type="spellEnd"/>
-      <w:r>
-        <w:t>(</w:t>
-      </w:r>
-      <w:proofErr w:type="spellStart"/>
-      <w:proofErr w:type="gramEnd"/>
-      <w:r>
-        <w:t>y_test</w:t>
-      </w:r>
-      <w:proofErr w:type="spellEnd"/>
-      <w:r>
-        <w:t xml:space="preserve">, </w:t>
-      </w:r>
-      <w:proofErr w:type="spellStart"/>
-      <w:r>
-        <w:t>y_pred</w:t>
-      </w:r>
-      <w:proofErr w:type="spellEnd"/>
-      <w:r>
-        <w:t>)</w:t>
-      </w:r>
-    </w:p>
-    <w:p>
-      <w:proofErr w:type="spellStart"/>
-      <w:r>
-        <w:t>mae</w:t>
-      </w:r>
-      <w:proofErr w:type="spellEnd"/>
-      <w:r>
-        <w:t xml:space="preserve"> = </w:t>
-      </w:r>
-      <w:proofErr w:type="spellStart"/>
-      <w:r>
-        <w:t>mean_absolute_</w:t>
-      </w:r>
-      <w:proofErr w:type="gramStart"/>
-      <w:r>
-        <w:t>error</w:t>
-      </w:r>
-      <w:proofErr w:type="spellEnd"/>
-      <w:r>
-        <w:t>(</w:t>
-      </w:r>
-      <w:proofErr w:type="spellStart"/>
-      <w:proofErr w:type="gramEnd"/>
-      <w:r>
-        <w:t>y_test</w:t>
-      </w:r>
-      <w:proofErr w:type="spellEnd"/>
-      <w:r>
-        <w:t xml:space="preserve">, </w:t>
-      </w:r>
-      <w:proofErr w:type="spellStart"/>
-      <w:r>
-        <w:t>y_pred</w:t>
-      </w:r>
-      <w:proofErr w:type="spellEnd"/>
-      <w:r>
-        <w:t>)</w:t>
-      </w:r>
-    </w:p>
-    <w:p>
-      <w:r>
-        <w:t>r2 = r2_</w:t>
-      </w:r>
-      <w:proofErr w:type="gramStart"/>
-      <w:r>
-        <w:t>score(</w:t>
-      </w:r>
-      <w:proofErr w:type="spellStart"/>
-      <w:proofErr w:type="gramEnd"/>
-      <w:r>
-        <w:t>y_test</w:t>
-      </w:r>
-      <w:proofErr w:type="spellEnd"/>
-      <w:r>
-        <w:t xml:space="preserve">, </w:t>
-      </w:r>
-      <w:proofErr w:type="spellStart"/>
-      <w:r>
-        <w:t>y_pred</w:t>
-      </w:r>
-      <w:proofErr w:type="spellEnd"/>
-      <w:r>
-        <w:t>)</w:t>
+      <w:r>
+        <w:t>mse = mean_squared_error(y_test, y_pred)</w:t>
+      </w:r>
+    </w:p>
+    <w:p>
+      <w:r>
+        <w:t>mae = mean_absolute_error(y_test, y_pred)</w:t>
+      </w:r>
+    </w:p>
+    <w:p>
+      <w:r>
+        <w:t>r2 = r2_score(y_test, y_pred)</w:t>
       </w:r>
     </w:p>
     <w:p/>
     <w:p>
-      <w:proofErr w:type="gramStart"/>
-      <w:r>
-        <w:t>print(</w:t>
-      </w:r>
-      <w:proofErr w:type="gramEnd"/>
-      <w:r>
-        <w:t xml:space="preserve">"MSE:", </w:t>
-      </w:r>
-      <w:proofErr w:type="spellStart"/>
-      <w:r>
-        <w:t>mse</w:t>
-      </w:r>
-      <w:proofErr w:type="spellEnd"/>
-      <w:r>
-        <w:t>)</w:t>
-      </w:r>
-    </w:p>
-    <w:p>
-      <w:proofErr w:type="gramStart"/>
-      <w:r>
-        <w:t>print(</w:t>
-      </w:r>
-      <w:proofErr w:type="gramEnd"/>
-      <w:r>
-        <w:t xml:space="preserve">"MAE:", </w:t>
-      </w:r>
-      <w:proofErr w:type="spellStart"/>
-      <w:r>
-        <w:t>mae</w:t>
-      </w:r>
-      <w:proofErr w:type="spellEnd"/>
-      <w:r>
-        <w:t>)</w:t>
-      </w:r>
-    </w:p>
-    <w:p>
-      <w:proofErr w:type="gramStart"/>
-      <w:r>
-        <w:t>print(</w:t>
-      </w:r>
-      <w:proofErr w:type="gramEnd"/>
-      <w:r>
-        <w:t>"R2 Score:", r2)</w:t>
+      <w:r>
+        <w:t>print("MSE:", mse)</w:t>
+      </w:r>
+    </w:p>
+    <w:p>
+      <w:r>
+        <w:t>print("MAE:", mae)</w:t>
+      </w:r>
+    </w:p>
+    <w:p>
+      <w:r>
+        <w:t>print("R2 Score:", r2)</w:t>
       </w:r>
     </w:p>
     <w:p/>
@@ -9823,7 +7045,6 @@
           <w:sz w:val="23"/>
         </w:rPr>
       </w:pPr>
-      <w:proofErr w:type="gramStart"/>
       <w:r>
         <w:rPr>
           <w:rFonts w:ascii="Times New Roman" w:eastAsia="Times New Roman" w:hAnsi="Times New Roman" w:cs="Times New Roman"/>
@@ -9833,7 +7054,6 @@
         </w:rPr>
         <w:t>Output :</w:t>
       </w:r>
-      <w:proofErr w:type="gramEnd"/>
       <w:r>
         <w:rPr>
           <w:rFonts w:ascii="Times New Roman" w:eastAsia="Times New Roman" w:hAnsi="Times New Roman" w:cs="Times New Roman"/>
@@ -9898,37 +7118,8 @@
       </w:r>
     </w:p>
     <w:p>
-      <w:proofErr w:type="spellStart"/>
-      <w:r>
-        <w:t>df</w:t>
-      </w:r>
-      <w:proofErr w:type="spellEnd"/>
-      <w:r>
-        <w:t>['</w:t>
-      </w:r>
-      <w:proofErr w:type="spellStart"/>
-      <w:r>
-        <w:t>rating_class</w:t>
-      </w:r>
-      <w:proofErr w:type="spellEnd"/>
-      <w:r>
-        <w:t xml:space="preserve">'] = </w:t>
-      </w:r>
-      <w:proofErr w:type="spellStart"/>
-      <w:r>
-        <w:t>df</w:t>
-      </w:r>
-      <w:proofErr w:type="spellEnd"/>
-      <w:r>
-        <w:t>['rate'</w:t>
-      </w:r>
-      <w:proofErr w:type="gramStart"/>
-      <w:r>
-        <w:t>].apply</w:t>
-      </w:r>
-      <w:proofErr w:type="gramEnd"/>
-      <w:r>
-        <w:t>(lambda x: 1 if x &gt;= 4.0 else 0)</w:t>
+      <w:r>
+        <w:t>df['rating_class'] = df['rate'].apply(lambda x: 1 if x &gt;= 4.0 else 0)</w:t>
       </w:r>
     </w:p>
     <w:p/>
@@ -9949,265 +7140,46 @@
     </w:p>
     <w:p>
       <w:r>
-        <w:t xml:space="preserve">from </w:t>
-      </w:r>
-      <w:proofErr w:type="spellStart"/>
-      <w:proofErr w:type="gramStart"/>
-      <w:r>
-        <w:t>sklearn.linear</w:t>
-      </w:r>
-      <w:proofErr w:type="gramEnd"/>
-      <w:r>
-        <w:t>_model</w:t>
-      </w:r>
-      <w:proofErr w:type="spellEnd"/>
-      <w:r>
-        <w:t xml:space="preserve"> import </w:t>
-      </w:r>
-      <w:proofErr w:type="spellStart"/>
-      <w:r>
-        <w:t>LogisticRegression</w:t>
-      </w:r>
-      <w:proofErr w:type="spellEnd"/>
-    </w:p>
-    <w:p>
-      <w:r>
-        <w:t xml:space="preserve">from </w:t>
-      </w:r>
-      <w:proofErr w:type="spellStart"/>
-      <w:proofErr w:type="gramStart"/>
-      <w:r>
-        <w:t>sklearn.metrics</w:t>
-      </w:r>
-      <w:proofErr w:type="spellEnd"/>
-      <w:proofErr w:type="gramEnd"/>
-      <w:r>
-        <w:t xml:space="preserve"> import </w:t>
-      </w:r>
-      <w:proofErr w:type="spellStart"/>
-      <w:r>
-        <w:t>accuracy_score</w:t>
-      </w:r>
-      <w:proofErr w:type="spellEnd"/>
-      <w:r>
-        <w:t xml:space="preserve">, </w:t>
-      </w:r>
-      <w:proofErr w:type="spellStart"/>
-      <w:r>
-        <w:t>confusion_matrix</w:t>
-      </w:r>
-      <w:proofErr w:type="spellEnd"/>
+        <w:t>from sklearn.linear_model import LogisticRegression</w:t>
+      </w:r>
+    </w:p>
+    <w:p>
+      <w:r>
+        <w:t>from sklearn.metrics import accuracy_score, confusion_matrix</w:t>
+      </w:r>
     </w:p>
     <w:p/>
     <w:p>
       <w:r>
-        <w:t xml:space="preserve">X = </w:t>
-      </w:r>
-      <w:proofErr w:type="spellStart"/>
-      <w:proofErr w:type="gramStart"/>
-      <w:r>
-        <w:t>df</w:t>
-      </w:r>
-      <w:proofErr w:type="spellEnd"/>
-      <w:r>
-        <w:t>[</w:t>
-      </w:r>
-      <w:proofErr w:type="gramEnd"/>
-      <w:r>
-        <w:t>['votes', '</w:t>
-      </w:r>
-      <w:proofErr w:type="spellStart"/>
-      <w:r>
-        <w:t>approx_</w:t>
-      </w:r>
-      <w:proofErr w:type="gramStart"/>
-      <w:r>
-        <w:t>cost</w:t>
-      </w:r>
-      <w:proofErr w:type="spellEnd"/>
-      <w:r>
-        <w:t>(</w:t>
-      </w:r>
-      <w:proofErr w:type="gramEnd"/>
-      <w:r>
-        <w:t>for two people)', '</w:t>
-      </w:r>
-      <w:proofErr w:type="spellStart"/>
-      <w:r>
-        <w:t>online_order</w:t>
-      </w:r>
-      <w:proofErr w:type="spellEnd"/>
-      <w:r>
-        <w:t>']]</w:t>
-      </w:r>
-    </w:p>
-    <w:p>
-      <w:r>
-        <w:t xml:space="preserve">y = </w:t>
-      </w:r>
-      <w:proofErr w:type="spellStart"/>
-      <w:r>
-        <w:t>df</w:t>
-      </w:r>
-      <w:proofErr w:type="spellEnd"/>
-      <w:r>
-        <w:t>['</w:t>
-      </w:r>
-      <w:proofErr w:type="spellStart"/>
-      <w:r>
-        <w:t>rating_class</w:t>
-      </w:r>
-      <w:proofErr w:type="spellEnd"/>
-      <w:r>
-        <w:t>']</w:t>
+        <w:t>X = df[['votes', 'approx_cost(for two people)', 'online_order']]</w:t>
+      </w:r>
+    </w:p>
+    <w:p>
+      <w:r>
+        <w:t>y = df['rating_class']</w:t>
       </w:r>
     </w:p>
     <w:p/>
     <w:p>
-      <w:proofErr w:type="spellStart"/>
-      <w:r>
-        <w:t>X_train</w:t>
-      </w:r>
-      <w:proofErr w:type="spellEnd"/>
-      <w:r>
-        <w:t xml:space="preserve">, </w:t>
-      </w:r>
-      <w:proofErr w:type="spellStart"/>
-      <w:r>
-        <w:t>X_test</w:t>
-      </w:r>
-      <w:proofErr w:type="spellEnd"/>
-      <w:r>
-        <w:t xml:space="preserve">, </w:t>
-      </w:r>
-      <w:proofErr w:type="spellStart"/>
-      <w:r>
-        <w:t>y_train</w:t>
-      </w:r>
-      <w:proofErr w:type="spellEnd"/>
-      <w:r>
-        <w:t xml:space="preserve">, </w:t>
-      </w:r>
-      <w:proofErr w:type="spellStart"/>
-      <w:r>
-        <w:t>y_test</w:t>
-      </w:r>
-      <w:proofErr w:type="spellEnd"/>
-      <w:r>
-        <w:t xml:space="preserve"> = </w:t>
-      </w:r>
-      <w:proofErr w:type="spellStart"/>
-      <w:r>
-        <w:t>train_test_</w:t>
-      </w:r>
-      <w:proofErr w:type="gramStart"/>
-      <w:r>
-        <w:t>split</w:t>
-      </w:r>
-      <w:proofErr w:type="spellEnd"/>
-      <w:r>
-        <w:t>(</w:t>
-      </w:r>
-      <w:proofErr w:type="gramEnd"/>
-      <w:r>
-        <w:t xml:space="preserve">X, y, </w:t>
-      </w:r>
-      <w:proofErr w:type="spellStart"/>
-      <w:r>
-        <w:t>test_size</w:t>
-      </w:r>
-      <w:proofErr w:type="spellEnd"/>
-      <w:r>
-        <w:t xml:space="preserve">=0.3, </w:t>
-      </w:r>
-      <w:proofErr w:type="spellStart"/>
-      <w:r>
-        <w:t>random_state</w:t>
-      </w:r>
-      <w:proofErr w:type="spellEnd"/>
-      <w:r>
-        <w:t>=42)</w:t>
+      <w:r>
+        <w:t>X_train, X_test, y_train, y_test = train_test_split(X, y, test_size=0.3, random_state=42)</w:t>
       </w:r>
     </w:p>
     <w:p/>
     <w:p>
-      <w:proofErr w:type="spellStart"/>
-      <w:r>
-        <w:t>clf</w:t>
-      </w:r>
-      <w:proofErr w:type="spellEnd"/>
-      <w:r>
-        <w:t xml:space="preserve"> = </w:t>
-      </w:r>
-      <w:proofErr w:type="spellStart"/>
-      <w:proofErr w:type="gramStart"/>
-      <w:r>
-        <w:t>LogisticRegression</w:t>
-      </w:r>
-      <w:proofErr w:type="spellEnd"/>
-      <w:r>
-        <w:t>(</w:t>
-      </w:r>
-      <w:proofErr w:type="gramEnd"/>
-      <w:r>
-        <w:t>)</w:t>
-      </w:r>
-    </w:p>
-    <w:p>
-      <w:proofErr w:type="spellStart"/>
-      <w:proofErr w:type="gramStart"/>
-      <w:r>
-        <w:t>clf.fit</w:t>
-      </w:r>
-      <w:proofErr w:type="spellEnd"/>
-      <w:r>
-        <w:t>(</w:t>
-      </w:r>
-      <w:proofErr w:type="spellStart"/>
-      <w:proofErr w:type="gramEnd"/>
-      <w:r>
-        <w:t>X_train</w:t>
-      </w:r>
-      <w:proofErr w:type="spellEnd"/>
-      <w:r>
-        <w:t xml:space="preserve">, </w:t>
-      </w:r>
-      <w:proofErr w:type="spellStart"/>
-      <w:r>
-        <w:t>y_train</w:t>
-      </w:r>
-      <w:proofErr w:type="spellEnd"/>
-      <w:r>
-        <w:t>)</w:t>
+      <w:r>
+        <w:t>clf = LogisticRegression()</w:t>
+      </w:r>
+    </w:p>
+    <w:p>
+      <w:r>
+        <w:t>clf.fit(X_train, y_train)</w:t>
       </w:r>
     </w:p>
     <w:p/>
     <w:p>
-      <w:proofErr w:type="spellStart"/>
-      <w:r>
-        <w:t>y_pred</w:t>
-      </w:r>
-      <w:proofErr w:type="spellEnd"/>
-      <w:r>
-        <w:t xml:space="preserve"> = </w:t>
-      </w:r>
-      <w:proofErr w:type="spellStart"/>
-      <w:proofErr w:type="gramStart"/>
-      <w:r>
-        <w:t>clf.predict</w:t>
-      </w:r>
-      <w:proofErr w:type="spellEnd"/>
-      <w:proofErr w:type="gramEnd"/>
-      <w:r>
-        <w:t>(</w:t>
-      </w:r>
-      <w:proofErr w:type="spellStart"/>
-      <w:r>
-        <w:t>X_test</w:t>
-      </w:r>
-      <w:proofErr w:type="spellEnd"/>
-      <w:r>
-        <w:t>)</w:t>
+      <w:r>
+        <w:t>y_pred = clf.predict(X_test)</w:t>
       </w:r>
     </w:p>
     <w:p/>
@@ -10222,7 +7194,6 @@
           <w:sz w:val="23"/>
         </w:rPr>
       </w:pPr>
-      <w:proofErr w:type="gramStart"/>
       <w:r>
         <w:rPr>
           <w:rFonts w:ascii="Times New Roman" w:eastAsia="Times New Roman" w:hAnsi="Times New Roman" w:cs="Times New Roman"/>
@@ -10232,7 +7203,6 @@
         </w:rPr>
         <w:t>Output :</w:t>
       </w:r>
-      <w:proofErr w:type="gramEnd"/>
       <w:r>
         <w:rPr>
           <w:rFonts w:ascii="Times New Roman" w:eastAsia="Times New Roman" w:hAnsi="Times New Roman" w:cs="Times New Roman"/>
@@ -10245,81 +7215,13 @@
     </w:p>
     <w:p/>
     <w:p>
-      <w:proofErr w:type="gramStart"/>
-      <w:r>
-        <w:t>print(</w:t>
-      </w:r>
-      <w:proofErr w:type="gramEnd"/>
-      <w:r>
-        <w:t xml:space="preserve">"Accuracy:", </w:t>
-      </w:r>
-      <w:proofErr w:type="spellStart"/>
-      <w:r>
-        <w:t>accuracy_</w:t>
-      </w:r>
-      <w:proofErr w:type="gramStart"/>
-      <w:r>
-        <w:t>score</w:t>
-      </w:r>
-      <w:proofErr w:type="spellEnd"/>
-      <w:r>
-        <w:t>(</w:t>
-      </w:r>
-      <w:proofErr w:type="spellStart"/>
-      <w:proofErr w:type="gramEnd"/>
-      <w:r>
-        <w:t>y_test</w:t>
-      </w:r>
-      <w:proofErr w:type="spellEnd"/>
-      <w:r>
-        <w:t xml:space="preserve">, </w:t>
-      </w:r>
-      <w:proofErr w:type="spellStart"/>
-      <w:r>
-        <w:t>y_pred</w:t>
-      </w:r>
-      <w:proofErr w:type="spellEnd"/>
-      <w:r>
-        <w:t>))</w:t>
-      </w:r>
-    </w:p>
-    <w:p>
-      <w:proofErr w:type="gramStart"/>
-      <w:r>
-        <w:t>print(</w:t>
-      </w:r>
-      <w:proofErr w:type="gramEnd"/>
-      <w:r>
-        <w:t xml:space="preserve">"Confusion Matrix:\n", </w:t>
-      </w:r>
-      <w:proofErr w:type="spellStart"/>
-      <w:r>
-        <w:t>confusion_</w:t>
-      </w:r>
-      <w:proofErr w:type="gramStart"/>
-      <w:r>
-        <w:t>matrix</w:t>
-      </w:r>
-      <w:proofErr w:type="spellEnd"/>
-      <w:r>
-        <w:t>(</w:t>
-      </w:r>
-      <w:proofErr w:type="spellStart"/>
-      <w:proofErr w:type="gramEnd"/>
-      <w:r>
-        <w:t>y_test</w:t>
-      </w:r>
-      <w:proofErr w:type="spellEnd"/>
-      <w:r>
-        <w:t xml:space="preserve">, </w:t>
-      </w:r>
-      <w:proofErr w:type="spellStart"/>
-      <w:r>
-        <w:t>y_pred</w:t>
-      </w:r>
-      <w:proofErr w:type="spellEnd"/>
-      <w:r>
-        <w:t>))</w:t>
+      <w:r>
+        <w:t>print("Accuracy:", accuracy_score(y_test, y_pred))</w:t>
+      </w:r>
+    </w:p>
+    <w:p>
+      <w:r>
+        <w:t>print("Confusion Matrix:\n", confusion_matrix(y_test, y_pred))</w:t>
       </w:r>
     </w:p>
     <w:p/>
@@ -10334,7 +7236,6 @@
           <w:sz w:val="23"/>
         </w:rPr>
       </w:pPr>
-      <w:proofErr w:type="gramStart"/>
       <w:r>
         <w:rPr>
           <w:rFonts w:ascii="Times New Roman" w:eastAsia="Times New Roman" w:hAnsi="Times New Roman" w:cs="Times New Roman"/>
@@ -10344,7 +7245,6 @@
         </w:rPr>
         <w:t>Output :</w:t>
       </w:r>
-      <w:proofErr w:type="gramEnd"/>
       <w:r>
         <w:rPr>
           <w:rFonts w:ascii="Times New Roman" w:eastAsia="Times New Roman" w:hAnsi="Times New Roman" w:cs="Times New Roman"/>
@@ -10471,21 +7371,12 @@
         <w:ind w:left="700" w:right="145" w:hanging="350"/>
         <w:jc w:val="both"/>
       </w:pPr>
-      <w:proofErr w:type="gramStart"/>
       <w:r>
         <w:rPr>
           <w:rFonts w:eastAsia="Times New Roman" w:cs="Times New Roman"/>
           <w:sz w:val="23"/>
         </w:rPr>
-        <w:t>The majority of</w:t>
-      </w:r>
-      <w:proofErr w:type="gramEnd"/>
-      <w:r>
-        <w:rPr>
-          <w:rFonts w:eastAsia="Times New Roman" w:cs="Times New Roman"/>
-          <w:sz w:val="23"/>
-        </w:rPr>
-        <w:t xml:space="preserve"> the restaurants fall into the dining category. </w:t>
+        <w:t xml:space="preserve">The majority of the restaurants fall into the dining category. </w:t>
       </w:r>
     </w:p>
     <w:p>
@@ -10552,21 +7443,12 @@
         <w:ind w:left="700" w:right="145" w:hanging="350"/>
         <w:jc w:val="both"/>
       </w:pPr>
-      <w:proofErr w:type="gramStart"/>
       <w:r>
         <w:rPr>
           <w:rFonts w:eastAsia="Times New Roman" w:cs="Times New Roman"/>
           <w:sz w:val="23"/>
         </w:rPr>
-        <w:t>The majority of</w:t>
-      </w:r>
-      <w:proofErr w:type="gramEnd"/>
-      <w:r>
-        <w:rPr>
-          <w:rFonts w:eastAsia="Times New Roman" w:cs="Times New Roman"/>
-          <w:sz w:val="23"/>
-        </w:rPr>
-        <w:t xml:space="preserve"> restaurants received ratings ranging from 3.5 to 4. </w:t>
+        <w:t xml:space="preserve">The majority of restaurants received ratings ranging from 3.5 to 4. </w:t>
       </w:r>
     </w:p>
     <w:p>
@@ -10579,21 +7461,12 @@
         <w:ind w:left="700" w:right="145" w:hanging="350"/>
         <w:jc w:val="both"/>
       </w:pPr>
-      <w:proofErr w:type="gramStart"/>
       <w:r>
         <w:rPr>
           <w:rFonts w:eastAsia="Times New Roman" w:cs="Times New Roman"/>
           <w:sz w:val="23"/>
         </w:rPr>
-        <w:t>The majority of</w:t>
-      </w:r>
-      <w:proofErr w:type="gramEnd"/>
-      <w:r>
-        <w:rPr>
-          <w:rFonts w:eastAsia="Times New Roman" w:cs="Times New Roman"/>
-          <w:sz w:val="23"/>
-        </w:rPr>
-        <w:t xml:space="preserve"> couples prefer restaurants with an approximate cost of 300 rupees. </w:t>
+        <w:t xml:space="preserve">The majority of couples prefer restaurants with an approximate cost of 300 rupees. </w:t>
       </w:r>
     </w:p>
     <w:p>
@@ -10729,13 +7602,8 @@
         </w:numPr>
         <w:spacing w:line="276" w:lineRule="auto"/>
       </w:pPr>
-      <w:proofErr w:type="spellStart"/>
-      <w:r>
-        <w:t>Numpy</w:t>
-      </w:r>
-      <w:proofErr w:type="spellEnd"/>
-      <w:r>
-        <w:t xml:space="preserve"> </w:t>
+      <w:r>
+        <w:t xml:space="preserve">Numpy </w:t>
       </w:r>
       <w:r>
         <w:t>D</w:t>
